--- a/Магистерская/Новая магистерская.docx
+++ b/Магистерская/Новая магистерская.docx
@@ -5,7 +5,6 @@
     <w:p>
       <w:pPr>
         <w:pStyle w:val="1"/>
-        <w:spacing w:before="0" w:after="0" w:line="240" w:lineRule="auto"/>
         <w:jc w:val="center"/>
         <w:rPr>
           <w:rFonts w:ascii="Times New Roman" w:hAnsi="Times New Roman" w:cs="Times New Roman"/>
@@ -18,6 +17,8 @@
       </w:pPr>
       <w:bookmarkStart w:id="0" w:name="_Toc217673708"/>
       <w:bookmarkStart w:id="1" w:name="_Toc227501237"/>
+      <w:bookmarkStart w:id="2" w:name="_Toc227490682"/>
+      <w:bookmarkStart w:id="3" w:name="_Toc217673707"/>
       <w:r>
         <w:rPr>
           <w:rFonts w:ascii="Times New Roman" w:hAnsi="Times New Roman" w:cs="Times New Roman"/>
@@ -27,17 +28,1188 @@
           <w:sz w:val="28"/>
           <w:szCs w:val="28"/>
         </w:rPr>
-        <w:t xml:space="preserve">2 </w:t>
-      </w:r>
-      <w:r>
-        <w:rPr>
-          <w:rFonts w:ascii="Times New Roman" w:hAnsi="Times New Roman" w:cs="Times New Roman"/>
+        <w:t>1 ОБЩАЯ ХАРАКТЕРИСТИКА РАБОТЫ</w:t>
+      </w:r>
+      <w:bookmarkEnd w:id="2"/>
+      <w:bookmarkEnd w:id="3"/>
+    </w:p>
+    <w:p>
+      <w:pPr>
+        <w:spacing w:after="0" w:line="240" w:lineRule="auto"/>
+        <w:ind w:firstLine="708"/>
+        <w:jc w:val="both"/>
+        <w:rPr>
+          <w:rFonts w:ascii="Times New Roman" w:hAnsi="Times New Roman" w:cs="Times New Roman"/>
+        </w:rPr>
+      </w:pPr>
+      <w:bookmarkStart w:id="4" w:name="_Hlk218683689"/>
+      <w:r>
+        <w:rPr>
+          <w:rFonts w:ascii="Times New Roman" w:hAnsi="Times New Roman" w:cs="Times New Roman"/>
+          <w:b/>
+          <w:bCs/>
+        </w:rPr>
+        <w:t>Актуальность темы исследования.</w:t>
+      </w:r>
+      <w:r>
+        <w:rPr>
+          <w:rFonts w:ascii="Times New Roman" w:hAnsi="Times New Roman" w:cs="Times New Roman"/>
+        </w:rPr>
+        <w:t xml:space="preserve"> </w:t>
+      </w:r>
+    </w:p>
+    <w:p>
+      <w:pPr>
+        <w:spacing w:after="0" w:line="240" w:lineRule="auto"/>
+        <w:ind w:firstLine="708"/>
+        <w:jc w:val="both"/>
+        <w:rPr>
+          <w:rFonts w:ascii="Times New Roman" w:hAnsi="Times New Roman" w:cs="Times New Roman"/>
+        </w:rPr>
+      </w:pPr>
+    </w:p>
+    <w:p>
+      <w:pPr>
+        <w:spacing w:after="0" w:line="240" w:lineRule="auto"/>
+        <w:ind w:firstLine="708"/>
+        <w:jc w:val="both"/>
+        <w:rPr>
+          <w:rFonts w:ascii="Times New Roman" w:hAnsi="Times New Roman" w:cs="Times New Roman"/>
+        </w:rPr>
+      </w:pPr>
+      <w:r>
+        <w:rPr>
+          <w:rFonts w:ascii="Times New Roman" w:hAnsi="Times New Roman" w:cs="Times New Roman"/>
+        </w:rPr>
+        <w:t xml:space="preserve">В современном мире, который всё более подвержен глобализации, остро стоит вопрос о коммуникации и логистике между государствами, граждане которых путешествуют по всему миру. Применение информационных систем в отрасли туризма значительно повышает качество отдыха людей и значительно упрощает процесс организации туризма как отрасли, поэтому данная задача остается широко востребованной на данный </w:t>
+      </w:r>
+      <w:proofErr w:type="gramStart"/>
+      <w:r>
+        <w:rPr>
+          <w:rFonts w:ascii="Times New Roman" w:hAnsi="Times New Roman" w:cs="Times New Roman"/>
+        </w:rPr>
+        <w:t>момент Так</w:t>
+      </w:r>
+      <w:proofErr w:type="gramEnd"/>
+      <w:r>
+        <w:rPr>
+          <w:rFonts w:ascii="Times New Roman" w:hAnsi="Times New Roman" w:cs="Times New Roman"/>
+        </w:rPr>
+        <w:t xml:space="preserve"> объём мирового туристского потока на первую половину 2025 года год составляет около 690 млн прибытий, что на 5% больше, чем за аналогичный период 2024 года [1].</w:t>
+      </w:r>
+    </w:p>
+    <w:p>
+      <w:pPr>
+        <w:spacing w:after="0" w:line="240" w:lineRule="auto"/>
+        <w:ind w:firstLine="708"/>
+        <w:jc w:val="both"/>
+        <w:rPr>
+          <w:rFonts w:ascii="Times New Roman" w:hAnsi="Times New Roman" w:cs="Times New Roman"/>
+        </w:rPr>
+      </w:pPr>
+      <w:r>
+        <w:rPr>
+          <w:rFonts w:ascii="Times New Roman" w:hAnsi="Times New Roman" w:cs="Times New Roman"/>
+        </w:rPr>
+        <w:t xml:space="preserve">Согласно Федеральной программе «Национальные проекты. Туризм и гостеприимство» планируется повышение роли туристической отрасли в экономике страны. Так в соответствии с указом Президента РФ и расчётами Министерства экономического развития к 2030 году планируется увеличение числа туристических поездок до 140 </w:t>
+      </w:r>
+      <w:proofErr w:type="gramStart"/>
+      <w:r>
+        <w:rPr>
+          <w:rFonts w:ascii="Times New Roman" w:hAnsi="Times New Roman" w:cs="Times New Roman"/>
+        </w:rPr>
+        <w:t>млн[</w:t>
+      </w:r>
+      <w:proofErr w:type="gramEnd"/>
+      <w:r>
+        <w:rPr>
+          <w:rFonts w:ascii="Times New Roman" w:hAnsi="Times New Roman" w:cs="Times New Roman"/>
+        </w:rPr>
+        <w:t xml:space="preserve">2], а также довести объём экспорта туристских услуг до $10,75 млрд [3]. На данный момент средний прирост туристского потока в РФ, начиная с 2021 года, составляет в среднем 10-15% в год. Так же наблюдается устойчивый интерес к РФ, как к месту проведения отдыха, среди граждан других государств [4]. </w:t>
+      </w:r>
+    </w:p>
+    <w:p>
+      <w:pPr>
+        <w:spacing w:after="0" w:line="240" w:lineRule="auto"/>
+        <w:ind w:firstLine="708"/>
+        <w:jc w:val="both"/>
+        <w:rPr>
+          <w:rFonts w:ascii="Times New Roman" w:hAnsi="Times New Roman" w:cs="Times New Roman"/>
+        </w:rPr>
+      </w:pPr>
+      <w:r>
+        <w:rPr>
+          <w:rFonts w:ascii="Times New Roman" w:hAnsi="Times New Roman" w:cs="Times New Roman"/>
+        </w:rPr>
+        <w:t xml:space="preserve">Разработка информационной системы в области туризма сопряжена с многими факторами, в первую очередь связанными с высокой нагрузкой и многофункциональностью, поэтому оптимальным паттерном является </w:t>
+      </w:r>
+      <w:proofErr w:type="spellStart"/>
+      <w:r>
+        <w:rPr>
+          <w:rFonts w:ascii="Times New Roman" w:hAnsi="Times New Roman" w:cs="Times New Roman"/>
+        </w:rPr>
+        <w:t>микросервисная</w:t>
+      </w:r>
+      <w:proofErr w:type="spellEnd"/>
+      <w:r>
+        <w:rPr>
+          <w:rFonts w:ascii="Times New Roman" w:hAnsi="Times New Roman" w:cs="Times New Roman"/>
+        </w:rPr>
+        <w:t xml:space="preserve"> архитектура. Однако в текущих условиях сбой в отдельных сервисах информационной системы может стоить десятки миллионов рублей в </w:t>
+      </w:r>
+      <w:proofErr w:type="gramStart"/>
+      <w:r>
+        <w:rPr>
+          <w:rFonts w:ascii="Times New Roman" w:hAnsi="Times New Roman" w:cs="Times New Roman"/>
+        </w:rPr>
+        <w:t>час.[</w:t>
+      </w:r>
+      <w:proofErr w:type="gramEnd"/>
+      <w:r>
+        <w:rPr>
+          <w:rFonts w:ascii="Times New Roman" w:hAnsi="Times New Roman" w:cs="Times New Roman"/>
+        </w:rPr>
+        <w:t>5]</w:t>
+      </w:r>
+    </w:p>
+    <w:p>
+      <w:pPr>
+        <w:spacing w:after="0" w:line="240" w:lineRule="auto"/>
+        <w:ind w:firstLine="708"/>
+        <w:jc w:val="both"/>
+        <w:rPr>
+          <w:rFonts w:ascii="Times New Roman" w:hAnsi="Times New Roman" w:cs="Times New Roman"/>
+          <w:lang w:val="en-US"/>
+        </w:rPr>
+      </w:pPr>
+      <w:r>
+        <w:rPr>
+          <w:rFonts w:ascii="Times New Roman" w:hAnsi="Times New Roman" w:cs="Times New Roman"/>
+        </w:rPr>
+        <w:t>Резюмируя, актуальность исследования, определяется:</w:t>
+      </w:r>
+    </w:p>
+    <w:p>
+      <w:pPr>
+        <w:pStyle w:val="a3"/>
+        <w:numPr>
+          <w:ilvl w:val="0"/>
+          <w:numId w:val="17"/>
+        </w:numPr>
+        <w:spacing w:after="0" w:line="240" w:lineRule="auto"/>
+        <w:jc w:val="both"/>
+        <w:rPr>
+          <w:rFonts w:ascii="Times New Roman" w:hAnsi="Times New Roman" w:cs="Times New Roman"/>
+        </w:rPr>
+      </w:pPr>
+      <w:r>
+        <w:rPr>
+          <w:rFonts w:ascii="Times New Roman" w:hAnsi="Times New Roman" w:cs="Times New Roman"/>
+        </w:rPr>
+        <w:t>Увеличивающимся туристским потоком в мире и в России.</w:t>
+      </w:r>
+    </w:p>
+    <w:p>
+      <w:pPr>
+        <w:pStyle w:val="a3"/>
+        <w:numPr>
+          <w:ilvl w:val="0"/>
+          <w:numId w:val="17"/>
+        </w:numPr>
+        <w:spacing w:after="0" w:line="240" w:lineRule="auto"/>
+        <w:jc w:val="both"/>
+        <w:rPr>
+          <w:rFonts w:ascii="Times New Roman" w:hAnsi="Times New Roman" w:cs="Times New Roman"/>
+        </w:rPr>
+      </w:pPr>
+      <w:r>
+        <w:rPr>
+          <w:rFonts w:ascii="Times New Roman" w:hAnsi="Times New Roman" w:cs="Times New Roman"/>
+        </w:rPr>
+        <w:t xml:space="preserve">Потребностью в надёжном подходе к разработке высоконагруженной </w:t>
+      </w:r>
+      <w:proofErr w:type="spellStart"/>
+      <w:r>
+        <w:rPr>
+          <w:rFonts w:ascii="Times New Roman" w:hAnsi="Times New Roman" w:cs="Times New Roman"/>
+        </w:rPr>
+        <w:t>микросервисной</w:t>
+      </w:r>
+      <w:proofErr w:type="spellEnd"/>
+      <w:r>
+        <w:rPr>
+          <w:rFonts w:ascii="Times New Roman" w:hAnsi="Times New Roman" w:cs="Times New Roman"/>
+        </w:rPr>
+        <w:t xml:space="preserve"> системы в области туризма.</w:t>
+      </w:r>
+    </w:p>
+    <w:p>
+      <w:pPr>
+        <w:spacing w:after="0" w:line="240" w:lineRule="auto"/>
+        <w:ind w:firstLine="708"/>
+        <w:jc w:val="both"/>
+        <w:rPr>
+          <w:rFonts w:ascii="Times New Roman" w:hAnsi="Times New Roman" w:cs="Times New Roman"/>
+        </w:rPr>
+      </w:pPr>
+      <w:r>
+        <w:rPr>
+          <w:rFonts w:ascii="Times New Roman" w:hAnsi="Times New Roman" w:cs="Times New Roman"/>
+          <w:b/>
+          <w:bCs/>
+        </w:rPr>
+        <w:t>Степень разработанность темы.</w:t>
+      </w:r>
+      <w:r>
+        <w:rPr>
+          <w:rFonts w:ascii="Times New Roman" w:hAnsi="Times New Roman" w:cs="Times New Roman"/>
+        </w:rPr>
+        <w:t xml:space="preserve"> В отечественной и зарубежной науке широко представлены вопросы выбора архитектуры информационной системы, в том числе и </w:t>
+      </w:r>
+      <w:proofErr w:type="spellStart"/>
+      <w:r>
+        <w:rPr>
+          <w:rFonts w:ascii="Times New Roman" w:hAnsi="Times New Roman" w:cs="Times New Roman"/>
+        </w:rPr>
+        <w:t>микросервисного</w:t>
+      </w:r>
+      <w:proofErr w:type="spellEnd"/>
+      <w:r>
+        <w:rPr>
+          <w:rFonts w:ascii="Times New Roman" w:hAnsi="Times New Roman" w:cs="Times New Roman"/>
+        </w:rPr>
+        <w:t xml:space="preserve"> паттерна. Основное внимание уделяется анализу отказоустойчивости и производительности высокопроизводительных систем. Крупнейшими мировыми трудами в этой области являются работы С. </w:t>
+      </w:r>
+      <w:proofErr w:type="spellStart"/>
+      <w:r>
+        <w:rPr>
+          <w:rFonts w:ascii="Times New Roman" w:hAnsi="Times New Roman" w:cs="Times New Roman"/>
+        </w:rPr>
+        <w:t>Ньюмена</w:t>
+      </w:r>
+      <w:proofErr w:type="spellEnd"/>
+      <w:r>
+        <w:rPr>
+          <w:rFonts w:ascii="Times New Roman" w:hAnsi="Times New Roman" w:cs="Times New Roman"/>
+        </w:rPr>
+        <w:t xml:space="preserve"> «Создание </w:t>
+      </w:r>
+      <w:proofErr w:type="spellStart"/>
+      <w:proofErr w:type="gramStart"/>
+      <w:r>
+        <w:rPr>
+          <w:rFonts w:ascii="Times New Roman" w:hAnsi="Times New Roman" w:cs="Times New Roman"/>
+        </w:rPr>
+        <w:t>микросервисов</w:t>
+      </w:r>
+      <w:proofErr w:type="spellEnd"/>
+      <w:r>
+        <w:rPr>
+          <w:rFonts w:ascii="Times New Roman" w:hAnsi="Times New Roman" w:cs="Times New Roman"/>
+        </w:rPr>
+        <w:t>»[</w:t>
+      </w:r>
+      <w:proofErr w:type="gramEnd"/>
+      <w:r>
+        <w:rPr>
+          <w:rFonts w:ascii="Times New Roman" w:hAnsi="Times New Roman" w:cs="Times New Roman"/>
+        </w:rPr>
+        <w:t>6] и «</w:t>
+      </w:r>
+      <w:proofErr w:type="spellStart"/>
+      <w:r>
+        <w:rPr>
+          <w:rFonts w:ascii="Times New Roman" w:hAnsi="Times New Roman" w:cs="Times New Roman"/>
+        </w:rPr>
+        <w:t>Микросервисы</w:t>
+      </w:r>
+      <w:proofErr w:type="spellEnd"/>
+      <w:r>
+        <w:rPr>
+          <w:rFonts w:ascii="Times New Roman" w:hAnsi="Times New Roman" w:cs="Times New Roman"/>
+        </w:rPr>
+        <w:t>. Паттерны разработки и рефакторинга» К. Ричардсона [7].</w:t>
+      </w:r>
+    </w:p>
+    <w:p>
+      <w:pPr>
+        <w:spacing w:after="0" w:line="240" w:lineRule="auto"/>
+        <w:ind w:firstLine="708"/>
+        <w:jc w:val="both"/>
+        <w:rPr>
+          <w:rFonts w:ascii="Times New Roman" w:hAnsi="Times New Roman" w:cs="Times New Roman"/>
+        </w:rPr>
+      </w:pPr>
+      <w:r>
+        <w:rPr>
+          <w:rFonts w:ascii="Times New Roman" w:hAnsi="Times New Roman" w:cs="Times New Roman"/>
+        </w:rPr>
+        <w:t xml:space="preserve">Анализу производительности и эффективности информационных систем на основе </w:t>
+      </w:r>
+      <w:proofErr w:type="spellStart"/>
+      <w:r>
+        <w:rPr>
+          <w:rFonts w:ascii="Times New Roman" w:hAnsi="Times New Roman" w:cs="Times New Roman"/>
+        </w:rPr>
+        <w:t>микросервиного</w:t>
+      </w:r>
+      <w:proofErr w:type="spellEnd"/>
+      <w:r>
+        <w:rPr>
+          <w:rFonts w:ascii="Times New Roman" w:hAnsi="Times New Roman" w:cs="Times New Roman"/>
+        </w:rPr>
+        <w:t xml:space="preserve"> паттерна посвящены статьи, написанные Васильевым Н.В. [8], </w:t>
+      </w:r>
+      <w:bookmarkStart w:id="5" w:name="_Hlk217691043"/>
+      <w:r>
+        <w:rPr>
+          <w:rFonts w:ascii="Times New Roman" w:hAnsi="Times New Roman" w:cs="Times New Roman"/>
+        </w:rPr>
+        <w:t xml:space="preserve">Голиковым В.А., </w:t>
+      </w:r>
+      <w:proofErr w:type="spellStart"/>
+      <w:r>
+        <w:rPr>
+          <w:rFonts w:ascii="Times New Roman" w:hAnsi="Times New Roman" w:cs="Times New Roman"/>
+        </w:rPr>
+        <w:t>Янаевой</w:t>
+      </w:r>
+      <w:proofErr w:type="spellEnd"/>
+      <w:r>
+        <w:rPr>
+          <w:rFonts w:ascii="Times New Roman" w:hAnsi="Times New Roman" w:cs="Times New Roman"/>
+        </w:rPr>
+        <w:t xml:space="preserve"> М.В., Рудником Н.Т</w:t>
+      </w:r>
+      <w:bookmarkEnd w:id="5"/>
+      <w:r>
+        <w:rPr>
+          <w:rFonts w:ascii="Times New Roman" w:hAnsi="Times New Roman" w:cs="Times New Roman"/>
+        </w:rPr>
+        <w:t xml:space="preserve">. </w:t>
+      </w:r>
+      <w:r>
+        <w:rPr>
+          <w:rFonts w:ascii="Times New Roman" w:hAnsi="Times New Roman" w:cs="Times New Roman"/>
+          <w:color w:val="000000" w:themeColor="text1"/>
+        </w:rPr>
+        <w:t xml:space="preserve">[9]. </w:t>
+      </w:r>
+    </w:p>
+    <w:p>
+      <w:pPr>
+        <w:spacing w:after="0" w:line="240" w:lineRule="auto"/>
+        <w:ind w:firstLine="708"/>
+        <w:jc w:val="both"/>
+        <w:rPr>
+          <w:rFonts w:ascii="Times New Roman" w:hAnsi="Times New Roman" w:cs="Times New Roman"/>
+        </w:rPr>
+      </w:pPr>
+      <w:r>
+        <w:rPr>
+          <w:rFonts w:ascii="Times New Roman" w:hAnsi="Times New Roman" w:cs="Times New Roman"/>
+        </w:rPr>
+        <w:t xml:space="preserve">В настоящее время проблемами </w:t>
+      </w:r>
+      <w:proofErr w:type="spellStart"/>
+      <w:r>
+        <w:rPr>
+          <w:rFonts w:ascii="Times New Roman" w:hAnsi="Times New Roman" w:cs="Times New Roman"/>
+        </w:rPr>
+        <w:t>микросервисного</w:t>
+      </w:r>
+      <w:proofErr w:type="spellEnd"/>
+      <w:r>
+        <w:rPr>
+          <w:rFonts w:ascii="Times New Roman" w:hAnsi="Times New Roman" w:cs="Times New Roman"/>
+        </w:rPr>
+        <w:t xml:space="preserve"> паттерна в широком ключе занимаются различные крупные международные компании и корпорации, которые постоянно совершенствуют паттерны и возможности данного архитектурного подхода.</w:t>
+      </w:r>
+    </w:p>
+    <w:p>
+      <w:pPr>
+        <w:spacing w:after="0" w:line="240" w:lineRule="auto"/>
+        <w:ind w:firstLine="708"/>
+        <w:jc w:val="both"/>
+        <w:rPr>
+          <w:rFonts w:ascii="Times New Roman" w:hAnsi="Times New Roman" w:cs="Times New Roman"/>
+        </w:rPr>
+      </w:pPr>
+      <w:r>
+        <w:rPr>
+          <w:rFonts w:ascii="Times New Roman" w:hAnsi="Times New Roman" w:cs="Times New Roman"/>
+          <w:b/>
+          <w:bCs/>
+        </w:rPr>
+        <w:t>Объектом исследования</w:t>
+      </w:r>
+      <w:r>
+        <w:rPr>
+          <w:rFonts w:ascii="Times New Roman" w:hAnsi="Times New Roman" w:cs="Times New Roman"/>
+        </w:rPr>
+        <w:t xml:space="preserve"> является процесс балансировки в </w:t>
+      </w:r>
+      <w:proofErr w:type="spellStart"/>
+      <w:r>
+        <w:rPr>
+          <w:rFonts w:ascii="Times New Roman" w:hAnsi="Times New Roman" w:cs="Times New Roman"/>
+        </w:rPr>
+        <w:t>микросервисной</w:t>
+      </w:r>
+      <w:proofErr w:type="spellEnd"/>
+      <w:r>
+        <w:rPr>
+          <w:rFonts w:ascii="Times New Roman" w:hAnsi="Times New Roman" w:cs="Times New Roman"/>
+        </w:rPr>
+        <w:t xml:space="preserve"> архитектуре клиент-серверного приложения.</w:t>
+      </w:r>
+    </w:p>
+    <w:p>
+      <w:pPr>
+        <w:spacing w:after="0" w:line="240" w:lineRule="auto"/>
+        <w:ind w:firstLine="708"/>
+        <w:jc w:val="both"/>
+        <w:rPr>
+          <w:rFonts w:ascii="Times New Roman" w:hAnsi="Times New Roman" w:cs="Times New Roman"/>
+        </w:rPr>
+      </w:pPr>
+      <w:r>
+        <w:rPr>
+          <w:rFonts w:ascii="Times New Roman" w:hAnsi="Times New Roman" w:cs="Times New Roman"/>
+          <w:b/>
+          <w:bCs/>
+        </w:rPr>
+        <w:t>Предметом исследования</w:t>
+      </w:r>
+      <w:r>
+        <w:rPr>
+          <w:rFonts w:ascii="Times New Roman" w:hAnsi="Times New Roman" w:cs="Times New Roman"/>
+        </w:rPr>
+        <w:t xml:space="preserve"> алгоритмы балансировки нагрузки между подами </w:t>
+      </w:r>
+      <w:proofErr w:type="spellStart"/>
+      <w:r>
+        <w:rPr>
+          <w:rFonts w:ascii="Times New Roman" w:hAnsi="Times New Roman" w:cs="Times New Roman"/>
+        </w:rPr>
+        <w:t>микросеврисов</w:t>
+      </w:r>
+      <w:proofErr w:type="spellEnd"/>
+      <w:r>
+        <w:rPr>
+          <w:rFonts w:ascii="Times New Roman" w:hAnsi="Times New Roman" w:cs="Times New Roman"/>
+        </w:rPr>
+        <w:t>.</w:t>
+      </w:r>
+    </w:p>
+    <w:p>
+      <w:pPr>
+        <w:spacing w:after="0" w:line="240" w:lineRule="auto"/>
+        <w:ind w:firstLine="708"/>
+        <w:jc w:val="both"/>
+        <w:rPr>
+          <w:rFonts w:ascii="Times New Roman" w:hAnsi="Times New Roman" w:cs="Times New Roman"/>
+        </w:rPr>
+      </w:pPr>
+      <w:r>
+        <w:rPr>
+          <w:rFonts w:ascii="Times New Roman" w:hAnsi="Times New Roman" w:cs="Times New Roman"/>
+          <w:b/>
+          <w:bCs/>
+        </w:rPr>
+        <w:t>Цель диссертационной работы</w:t>
+      </w:r>
+      <w:r>
+        <w:rPr>
+          <w:rFonts w:ascii="Times New Roman" w:hAnsi="Times New Roman" w:cs="Times New Roman"/>
+        </w:rPr>
+        <w:t xml:space="preserve"> – повышение эффективности процесса балансировки нагрузки и распределения ресурсов </w:t>
+      </w:r>
+      <w:proofErr w:type="spellStart"/>
+      <w:r>
+        <w:rPr>
+          <w:rFonts w:ascii="Times New Roman" w:hAnsi="Times New Roman" w:cs="Times New Roman"/>
+        </w:rPr>
+        <w:t>микросервисного</w:t>
+      </w:r>
+      <w:proofErr w:type="spellEnd"/>
+      <w:r>
+        <w:rPr>
+          <w:rFonts w:ascii="Times New Roman" w:hAnsi="Times New Roman" w:cs="Times New Roman"/>
+        </w:rPr>
+        <w:t xml:space="preserve"> паттерна на основе вновь разработанного программно-алгоритмического обеспечения. Для достижения поставленной цели требуется решение следующих </w:t>
+      </w:r>
+      <w:r>
+        <w:rPr>
+          <w:rFonts w:ascii="Times New Roman" w:hAnsi="Times New Roman" w:cs="Times New Roman"/>
+          <w:b/>
+          <w:bCs/>
+        </w:rPr>
+        <w:t>задач</w:t>
+      </w:r>
+      <w:r>
+        <w:rPr>
+          <w:rFonts w:ascii="Times New Roman" w:hAnsi="Times New Roman" w:cs="Times New Roman"/>
+        </w:rPr>
+        <w:t>:</w:t>
+      </w:r>
+    </w:p>
+    <w:p>
+      <w:pPr>
+        <w:pStyle w:val="a3"/>
+        <w:numPr>
+          <w:ilvl w:val="0"/>
+          <w:numId w:val="18"/>
+        </w:numPr>
+        <w:spacing w:after="0" w:line="240" w:lineRule="auto"/>
+        <w:jc w:val="both"/>
+        <w:rPr>
+          <w:rFonts w:ascii="Times New Roman" w:hAnsi="Times New Roman" w:cs="Times New Roman"/>
+        </w:rPr>
+      </w:pPr>
+      <w:r>
+        <w:rPr>
+          <w:rFonts w:ascii="Times New Roman" w:hAnsi="Times New Roman" w:cs="Times New Roman"/>
+        </w:rPr>
+        <w:t xml:space="preserve">Провести анализа алгоритмов и инструментов балансировки и выявление специфических требований к </w:t>
+      </w:r>
+      <w:proofErr w:type="spellStart"/>
+      <w:r>
+        <w:rPr>
+          <w:rFonts w:ascii="Times New Roman" w:hAnsi="Times New Roman" w:cs="Times New Roman"/>
+        </w:rPr>
+        <w:t>микросервисным</w:t>
+      </w:r>
+      <w:proofErr w:type="spellEnd"/>
+      <w:r>
+        <w:rPr>
+          <w:rFonts w:ascii="Times New Roman" w:hAnsi="Times New Roman" w:cs="Times New Roman"/>
+        </w:rPr>
+        <w:t xml:space="preserve"> информационным системам в </w:t>
+      </w:r>
+      <w:r>
+        <w:rPr>
+          <w:rFonts w:ascii="Times New Roman" w:hAnsi="Times New Roman" w:cs="Times New Roman"/>
+        </w:rPr>
+        <w:lastRenderedPageBreak/>
+        <w:t>сфере туризма. Исследовать архитектурных подходов к построению информационной системы, систематизировать их достоинства, недостатки и области применения.</w:t>
+      </w:r>
+    </w:p>
+    <w:p>
+      <w:pPr>
+        <w:pStyle w:val="a3"/>
+        <w:numPr>
+          <w:ilvl w:val="0"/>
+          <w:numId w:val="18"/>
+        </w:numPr>
+        <w:spacing w:after="0" w:line="240" w:lineRule="auto"/>
+        <w:jc w:val="both"/>
+        <w:rPr>
+          <w:rFonts w:ascii="Times New Roman" w:hAnsi="Times New Roman" w:cs="Times New Roman"/>
+        </w:rPr>
+      </w:pPr>
+      <w:r>
+        <w:rPr>
+          <w:rFonts w:ascii="Times New Roman" w:hAnsi="Times New Roman" w:cs="Times New Roman"/>
+        </w:rPr>
+        <w:t xml:space="preserve">Формализовать процесс балансировки нагрузки и распределения ресурсов </w:t>
+      </w:r>
+      <w:proofErr w:type="spellStart"/>
+      <w:r>
+        <w:rPr>
+          <w:rFonts w:ascii="Times New Roman" w:hAnsi="Times New Roman" w:cs="Times New Roman"/>
+        </w:rPr>
+        <w:t>микросервисного</w:t>
+      </w:r>
+      <w:proofErr w:type="spellEnd"/>
+      <w:r>
+        <w:rPr>
+          <w:rFonts w:ascii="Times New Roman" w:hAnsi="Times New Roman" w:cs="Times New Roman"/>
+        </w:rPr>
+        <w:t xml:space="preserve"> паттерна.</w:t>
+      </w:r>
+    </w:p>
+    <w:p>
+      <w:pPr>
+        <w:pStyle w:val="a3"/>
+        <w:numPr>
+          <w:ilvl w:val="0"/>
+          <w:numId w:val="18"/>
+        </w:numPr>
+        <w:spacing w:after="0" w:line="240" w:lineRule="auto"/>
+        <w:jc w:val="both"/>
+        <w:rPr>
+          <w:rFonts w:ascii="Times New Roman" w:hAnsi="Times New Roman" w:cs="Times New Roman"/>
+        </w:rPr>
+      </w:pPr>
+      <w:r>
+        <w:rPr>
+          <w:rFonts w:ascii="Times New Roman" w:hAnsi="Times New Roman" w:cs="Times New Roman"/>
+        </w:rPr>
+        <w:t xml:space="preserve">Разработать методику балансировки </w:t>
+      </w:r>
+      <w:proofErr w:type="spellStart"/>
+      <w:r>
+        <w:rPr>
+          <w:rFonts w:ascii="Times New Roman" w:hAnsi="Times New Roman" w:cs="Times New Roman"/>
+        </w:rPr>
+        <w:t>микросервисной</w:t>
+      </w:r>
+      <w:proofErr w:type="spellEnd"/>
+      <w:r>
+        <w:rPr>
+          <w:rFonts w:ascii="Times New Roman" w:hAnsi="Times New Roman" w:cs="Times New Roman"/>
+        </w:rPr>
+        <w:t xml:space="preserve"> архитектуры информационной системы на основе анализа ключевых параметров проекта.</w:t>
+      </w:r>
+    </w:p>
+    <w:p>
+      <w:pPr>
+        <w:pStyle w:val="a3"/>
+        <w:numPr>
+          <w:ilvl w:val="0"/>
+          <w:numId w:val="18"/>
+        </w:numPr>
+        <w:spacing w:after="0" w:line="240" w:lineRule="auto"/>
+        <w:jc w:val="both"/>
+        <w:rPr>
+          <w:rFonts w:ascii="Times New Roman" w:hAnsi="Times New Roman" w:cs="Times New Roman"/>
+        </w:rPr>
+      </w:pPr>
+      <w:r>
+        <w:rPr>
+          <w:rFonts w:ascii="Times New Roman" w:hAnsi="Times New Roman" w:cs="Times New Roman"/>
+        </w:rPr>
+        <w:t xml:space="preserve">Спроектировать архитектурную модель информационной системы в сфере туризма на основе </w:t>
+      </w:r>
+      <w:proofErr w:type="spellStart"/>
+      <w:r>
+        <w:rPr>
+          <w:rFonts w:ascii="Times New Roman" w:hAnsi="Times New Roman" w:cs="Times New Roman"/>
+        </w:rPr>
+        <w:t>микросервисного</w:t>
+      </w:r>
+      <w:proofErr w:type="spellEnd"/>
+      <w:r>
+        <w:rPr>
+          <w:rFonts w:ascii="Times New Roman" w:hAnsi="Times New Roman" w:cs="Times New Roman"/>
+        </w:rPr>
+        <w:t xml:space="preserve"> подхода.</w:t>
+      </w:r>
+    </w:p>
+    <w:p>
+      <w:pPr>
+        <w:pStyle w:val="a3"/>
+        <w:numPr>
+          <w:ilvl w:val="0"/>
+          <w:numId w:val="18"/>
+        </w:numPr>
+        <w:spacing w:after="0" w:line="240" w:lineRule="auto"/>
+        <w:jc w:val="both"/>
+        <w:rPr>
+          <w:rFonts w:ascii="Times New Roman" w:hAnsi="Times New Roman" w:cs="Times New Roman"/>
+        </w:rPr>
+      </w:pPr>
+      <w:r>
+        <w:rPr>
+          <w:rFonts w:ascii="Times New Roman" w:hAnsi="Times New Roman" w:cs="Times New Roman"/>
+        </w:rPr>
+        <w:t>Реализовать модель, методику в виде алгоритмического и программного обеспечения.</w:t>
+      </w:r>
+    </w:p>
+    <w:p>
+      <w:pPr>
+        <w:spacing w:after="0"/>
+        <w:ind w:left="708"/>
+        <w:jc w:val="both"/>
+        <w:rPr>
+          <w:rFonts w:ascii="Times New Roman" w:hAnsi="Times New Roman" w:cs="Times New Roman"/>
+        </w:rPr>
+      </w:pPr>
+      <w:r>
+        <w:rPr>
+          <w:rFonts w:ascii="Times New Roman" w:hAnsi="Times New Roman" w:cs="Times New Roman"/>
+          <w:b/>
+          <w:bCs/>
+        </w:rPr>
+        <w:t>Научная новизна исследования</w:t>
+      </w:r>
+      <w:r>
+        <w:rPr>
+          <w:rFonts w:ascii="Times New Roman" w:hAnsi="Times New Roman" w:cs="Times New Roman"/>
+        </w:rPr>
+        <w:t xml:space="preserve"> заключается в следующем:</w:t>
+      </w:r>
+    </w:p>
+    <w:p>
+      <w:pPr>
+        <w:pStyle w:val="a3"/>
+        <w:numPr>
+          <w:ilvl w:val="0"/>
+          <w:numId w:val="19"/>
+        </w:numPr>
+        <w:spacing w:after="0" w:line="240" w:lineRule="auto"/>
+        <w:jc w:val="both"/>
+        <w:rPr>
+          <w:rFonts w:ascii="Times New Roman" w:hAnsi="Times New Roman" w:cs="Times New Roman"/>
+        </w:rPr>
+      </w:pPr>
+      <w:r>
+        <w:rPr>
+          <w:rFonts w:ascii="Times New Roman" w:hAnsi="Times New Roman" w:cs="Times New Roman"/>
+        </w:rPr>
+        <w:t xml:space="preserve">Разработана методика </w:t>
+      </w:r>
+      <w:r>
+        <w:rPr>
+          <w:rFonts w:ascii="Times New Roman" w:hAnsi="Times New Roman" w:cs="Times New Roman"/>
+        </w:rPr>
+        <w:t xml:space="preserve">оценки эффективности информационной системы на основе </w:t>
+      </w:r>
+      <w:proofErr w:type="spellStart"/>
+      <w:r>
+        <w:rPr>
+          <w:rFonts w:ascii="Times New Roman" w:hAnsi="Times New Roman" w:cs="Times New Roman"/>
+        </w:rPr>
+        <w:t>микросервисного</w:t>
+      </w:r>
+      <w:proofErr w:type="spellEnd"/>
+      <w:r>
+        <w:rPr>
+          <w:rFonts w:ascii="Times New Roman" w:hAnsi="Times New Roman" w:cs="Times New Roman"/>
+        </w:rPr>
+        <w:t xml:space="preserve"> паттерна</w:t>
+      </w:r>
+      <w:r>
+        <w:rPr>
+          <w:rFonts w:ascii="Times New Roman" w:hAnsi="Times New Roman" w:cs="Times New Roman"/>
+        </w:rPr>
+        <w:t>, основанная на многокритериальном анализе</w:t>
+      </w:r>
+      <w:r>
+        <w:rPr>
+          <w:rFonts w:ascii="Times New Roman" w:hAnsi="Times New Roman" w:cs="Times New Roman"/>
+        </w:rPr>
+        <w:t xml:space="preserve"> характеристик сервера и </w:t>
+      </w:r>
+      <w:r>
+        <w:rPr>
+          <w:rFonts w:ascii="Times New Roman" w:hAnsi="Times New Roman" w:cs="Times New Roman"/>
+        </w:rPr>
+        <w:t xml:space="preserve">специфических </w:t>
+      </w:r>
+      <w:r>
+        <w:rPr>
+          <w:rFonts w:ascii="Times New Roman" w:hAnsi="Times New Roman" w:cs="Times New Roman"/>
+        </w:rPr>
+        <w:t>особенностей</w:t>
+      </w:r>
+      <w:r>
+        <w:rPr>
+          <w:rFonts w:ascii="Times New Roman" w:hAnsi="Times New Roman" w:cs="Times New Roman"/>
+        </w:rPr>
+        <w:t xml:space="preserve"> </w:t>
+      </w:r>
+      <w:r>
+        <w:rPr>
+          <w:rFonts w:ascii="Times New Roman" w:hAnsi="Times New Roman" w:cs="Times New Roman"/>
+        </w:rPr>
+        <w:t>программного продукта</w:t>
+      </w:r>
+      <w:r>
+        <w:rPr>
+          <w:rFonts w:ascii="Times New Roman" w:hAnsi="Times New Roman" w:cs="Times New Roman"/>
+        </w:rPr>
+        <w:t>, позволяющая учитывать неявные закономерности между требованиями к информационной системе и её реализацией.</w:t>
+      </w:r>
+    </w:p>
+    <w:p>
+      <w:pPr>
+        <w:pStyle w:val="a3"/>
+        <w:numPr>
+          <w:ilvl w:val="0"/>
+          <w:numId w:val="19"/>
+        </w:numPr>
+        <w:spacing w:after="0" w:line="240" w:lineRule="auto"/>
+        <w:jc w:val="both"/>
+        <w:rPr>
+          <w:rFonts w:ascii="Times New Roman" w:hAnsi="Times New Roman" w:cs="Times New Roman"/>
+        </w:rPr>
+      </w:pPr>
+      <w:r>
+        <w:rPr>
+          <w:rFonts w:ascii="Times New Roman" w:hAnsi="Times New Roman" w:cs="Times New Roman"/>
+        </w:rPr>
+        <w:t>Создан алгоритм балансировки и распределения ресурсов, отличающийся возможностью оценки информационной системы с точки зрения эффективности.</w:t>
+      </w:r>
+    </w:p>
+    <w:p>
+      <w:pPr>
+        <w:spacing w:after="0" w:line="240" w:lineRule="auto"/>
+        <w:ind w:firstLine="708"/>
+        <w:jc w:val="both"/>
+        <w:rPr>
+          <w:rFonts w:ascii="Times New Roman" w:hAnsi="Times New Roman" w:cs="Times New Roman"/>
+          <w:b/>
+          <w:bCs/>
+        </w:rPr>
+      </w:pPr>
+      <w:r>
+        <w:rPr>
+          <w:rFonts w:ascii="Times New Roman" w:hAnsi="Times New Roman" w:cs="Times New Roman"/>
+          <w:b/>
+          <w:bCs/>
+        </w:rPr>
+        <w:t xml:space="preserve">Теоретическая значимость работы – </w:t>
+      </w:r>
+      <w:r>
+        <w:rPr>
+          <w:rFonts w:ascii="Times New Roman" w:hAnsi="Times New Roman" w:cs="Times New Roman"/>
+        </w:rPr>
+        <w:t xml:space="preserve">созданы теоретические положения по решению задач балансировки и распределения ресурсов информационной системы на основе </w:t>
+      </w:r>
+      <w:proofErr w:type="spellStart"/>
+      <w:r>
+        <w:rPr>
+          <w:rFonts w:ascii="Times New Roman" w:hAnsi="Times New Roman" w:cs="Times New Roman"/>
+        </w:rPr>
+        <w:t>микросервисного</w:t>
+      </w:r>
+      <w:proofErr w:type="spellEnd"/>
+      <w:r>
+        <w:rPr>
+          <w:rFonts w:ascii="Times New Roman" w:hAnsi="Times New Roman" w:cs="Times New Roman"/>
+        </w:rPr>
+        <w:t xml:space="preserve"> паттерна, позволяющие учитывать такие свойства, как отказоустойчивость, среднее время отклика, масштабируемость, эффективность использования инфраструктуры</w:t>
+      </w:r>
+      <w:r>
+        <w:rPr>
+          <w:rFonts w:ascii="Times New Roman" w:hAnsi="Times New Roman" w:cs="Times New Roman"/>
+        </w:rPr>
+        <w:t xml:space="preserve">, а также оценка эффективности </w:t>
+      </w:r>
+      <w:proofErr w:type="spellStart"/>
+      <w:r>
+        <w:rPr>
+          <w:rFonts w:ascii="Times New Roman" w:hAnsi="Times New Roman" w:cs="Times New Roman"/>
+        </w:rPr>
+        <w:t>микросервисного</w:t>
+      </w:r>
+      <w:proofErr w:type="spellEnd"/>
+      <w:r>
+        <w:rPr>
+          <w:rFonts w:ascii="Times New Roman" w:hAnsi="Times New Roman" w:cs="Times New Roman"/>
+        </w:rPr>
+        <w:t xml:space="preserve"> паттерна.</w:t>
+      </w:r>
+      <w:r>
+        <w:rPr>
+          <w:rFonts w:ascii="Times New Roman" w:hAnsi="Times New Roman" w:cs="Times New Roman"/>
+          <w:b/>
+          <w:bCs/>
+        </w:rPr>
+        <w:t xml:space="preserve"> </w:t>
+      </w:r>
+    </w:p>
+    <w:p>
+      <w:pPr>
+        <w:spacing w:after="0" w:line="240" w:lineRule="auto"/>
+        <w:ind w:firstLine="708"/>
+        <w:jc w:val="both"/>
+        <w:rPr>
+          <w:rFonts w:ascii="Times New Roman" w:hAnsi="Times New Roman" w:cs="Times New Roman"/>
+        </w:rPr>
+      </w:pPr>
+      <w:r>
+        <w:rPr>
+          <w:rFonts w:ascii="Times New Roman" w:hAnsi="Times New Roman" w:cs="Times New Roman"/>
+          <w:b/>
+          <w:bCs/>
+        </w:rPr>
+        <w:t>Практическая значимость работы</w:t>
+      </w:r>
+      <w:r>
+        <w:rPr>
+          <w:rFonts w:ascii="Times New Roman" w:hAnsi="Times New Roman" w:cs="Times New Roman"/>
+        </w:rPr>
+        <w:t xml:space="preserve">. Разработано алгоритмическое и программное обеспечение </w:t>
+      </w:r>
+      <w:r>
+        <w:rPr>
+          <w:rFonts w:ascii="Times New Roman" w:eastAsia="Calibri" w:hAnsi="Times New Roman" w:cs="Times New Roman"/>
+          <w:bCs/>
+          <w:kern w:val="0"/>
+          <w:lang w:eastAsia="ru-RU"/>
+          <w14:ligatures w14:val="none"/>
+        </w:rPr>
+        <w:t xml:space="preserve">информационной системы для анализа эффективности архитектурных решений на основе </w:t>
+      </w:r>
+      <w:proofErr w:type="spellStart"/>
+      <w:r>
+        <w:rPr>
+          <w:rFonts w:ascii="Times New Roman" w:eastAsia="Calibri" w:hAnsi="Times New Roman" w:cs="Times New Roman"/>
+          <w:bCs/>
+          <w:kern w:val="0"/>
+          <w:lang w:eastAsia="ru-RU"/>
+          <w14:ligatures w14:val="none"/>
+        </w:rPr>
+        <w:t>микросервисного</w:t>
+      </w:r>
+      <w:proofErr w:type="spellEnd"/>
+      <w:r>
+        <w:rPr>
+          <w:rFonts w:ascii="Times New Roman" w:eastAsia="Calibri" w:hAnsi="Times New Roman" w:cs="Times New Roman"/>
+          <w:bCs/>
+          <w:kern w:val="0"/>
+          <w:lang w:eastAsia="ru-RU"/>
+          <w14:ligatures w14:val="none"/>
+        </w:rPr>
+        <w:t xml:space="preserve"> паттерна</w:t>
+      </w:r>
+      <w:r>
+        <w:rPr>
+          <w:rFonts w:ascii="Times New Roman" w:hAnsi="Times New Roman" w:cs="Times New Roman"/>
+        </w:rPr>
+        <w:t>. Программное обеспечение будет зарегистрировано в Федеральной службе по интеллектуальной собственности и может быть использовано как в частных, так и в государственных учреждениях. Результаты диссертации будут использоваться в Астраханском государственном университете при подготовке научных и инженерных кадров.</w:t>
+      </w:r>
+    </w:p>
+    <w:p>
+      <w:pPr>
+        <w:spacing w:after="0" w:line="240" w:lineRule="auto"/>
+        <w:ind w:firstLine="708"/>
+        <w:jc w:val="both"/>
+        <w:rPr>
+          <w:rFonts w:ascii="Times New Roman" w:hAnsi="Times New Roman" w:cs="Times New Roman"/>
+        </w:rPr>
+      </w:pPr>
+      <w:r>
+        <w:rPr>
+          <w:rFonts w:ascii="Times New Roman" w:hAnsi="Times New Roman" w:cs="Times New Roman"/>
+          <w:b/>
+          <w:bCs/>
+        </w:rPr>
+        <w:t>Методы исследования.</w:t>
+      </w:r>
+      <w:r>
+        <w:rPr>
+          <w:rFonts w:ascii="Times New Roman" w:hAnsi="Times New Roman" w:cs="Times New Roman"/>
+        </w:rPr>
+        <w:t xml:space="preserve"> Для решения вышеуказанных задач используются методы теории вероятности</w:t>
+      </w:r>
+      <w:r>
+        <w:rPr>
+          <w:rFonts w:ascii="Times New Roman" w:hAnsi="Times New Roman" w:cs="Times New Roman"/>
+        </w:rPr>
+        <w:t>,</w:t>
+      </w:r>
+      <w:r>
+        <w:rPr>
+          <w:rFonts w:ascii="Times New Roman" w:hAnsi="Times New Roman" w:cs="Times New Roman"/>
+        </w:rPr>
+        <w:t xml:space="preserve"> мат. </w:t>
+      </w:r>
+      <w:r>
+        <w:rPr>
+          <w:rFonts w:ascii="Times New Roman" w:hAnsi="Times New Roman" w:cs="Times New Roman"/>
+        </w:rPr>
+        <w:t>С</w:t>
+      </w:r>
+      <w:r>
+        <w:rPr>
+          <w:rFonts w:ascii="Times New Roman" w:hAnsi="Times New Roman" w:cs="Times New Roman"/>
+        </w:rPr>
+        <w:t>татистики</w:t>
+      </w:r>
+      <w:r>
+        <w:rPr>
+          <w:rFonts w:ascii="Times New Roman" w:hAnsi="Times New Roman" w:cs="Times New Roman"/>
+        </w:rPr>
+        <w:t xml:space="preserve"> и линейной алгебры</w:t>
+      </w:r>
+      <w:r>
+        <w:rPr>
+          <w:rFonts w:ascii="Times New Roman" w:hAnsi="Times New Roman" w:cs="Times New Roman"/>
+        </w:rPr>
+        <w:t>, системный анализ, методы структурной разработки алгоритмов, объектно-ориентированного и процедурного построения программ и др.</w:t>
+      </w:r>
+    </w:p>
+    <w:p>
+      <w:pPr>
+        <w:spacing w:after="0" w:line="240" w:lineRule="auto"/>
+        <w:ind w:firstLine="708"/>
+        <w:jc w:val="both"/>
+        <w:rPr>
+          <w:rFonts w:ascii="Times New Roman" w:hAnsi="Times New Roman" w:cs="Times New Roman"/>
+          <w:b/>
+          <w:bCs/>
+        </w:rPr>
+      </w:pPr>
+      <w:r>
+        <w:rPr>
+          <w:rFonts w:ascii="Times New Roman" w:hAnsi="Times New Roman" w:cs="Times New Roman"/>
+          <w:b/>
+          <w:bCs/>
+        </w:rPr>
+        <w:t>Основные положения, выносимые на защиту:</w:t>
+      </w:r>
+    </w:p>
+    <w:p>
+      <w:pPr>
+        <w:pStyle w:val="a3"/>
+        <w:numPr>
+          <w:ilvl w:val="0"/>
+          <w:numId w:val="20"/>
+        </w:numPr>
+        <w:spacing w:after="0" w:line="240" w:lineRule="auto"/>
+        <w:jc w:val="both"/>
+        <w:rPr>
+          <w:rFonts w:ascii="Times New Roman" w:hAnsi="Times New Roman" w:cs="Times New Roman"/>
+        </w:rPr>
+      </w:pPr>
+      <w:r>
+        <w:rPr>
+          <w:rFonts w:ascii="Times New Roman" w:hAnsi="Times New Roman" w:cs="Times New Roman"/>
+        </w:rPr>
+        <w:t xml:space="preserve">Методика </w:t>
+      </w:r>
+      <w:r>
+        <w:rPr>
+          <w:rFonts w:ascii="Times New Roman" w:hAnsi="Times New Roman" w:cs="Times New Roman"/>
+        </w:rPr>
+        <w:t xml:space="preserve">оценки эффективности </w:t>
+      </w:r>
+      <w:proofErr w:type="spellStart"/>
+      <w:r>
+        <w:rPr>
+          <w:rFonts w:ascii="Times New Roman" w:hAnsi="Times New Roman" w:cs="Times New Roman"/>
+        </w:rPr>
+        <w:t>микросервисного</w:t>
+      </w:r>
+      <w:proofErr w:type="spellEnd"/>
+      <w:r>
+        <w:rPr>
+          <w:rFonts w:ascii="Times New Roman" w:hAnsi="Times New Roman" w:cs="Times New Roman"/>
+        </w:rPr>
+        <w:t xml:space="preserve"> </w:t>
+      </w:r>
+      <w:r>
+        <w:rPr>
+          <w:rFonts w:ascii="Times New Roman" w:hAnsi="Times New Roman" w:cs="Times New Roman"/>
+        </w:rPr>
+        <w:t>паттерна для высоконагруженных информационных систем.</w:t>
+      </w:r>
+    </w:p>
+    <w:p>
+      <w:pPr>
+        <w:pStyle w:val="a3"/>
+        <w:numPr>
+          <w:ilvl w:val="0"/>
+          <w:numId w:val="20"/>
+        </w:numPr>
+        <w:spacing w:after="0" w:line="240" w:lineRule="auto"/>
+        <w:jc w:val="both"/>
+        <w:rPr>
+          <w:rFonts w:ascii="Times New Roman" w:hAnsi="Times New Roman" w:cs="Times New Roman"/>
+        </w:rPr>
+      </w:pPr>
+      <w:r>
+        <w:rPr>
+          <w:rFonts w:ascii="Times New Roman" w:hAnsi="Times New Roman" w:cs="Times New Roman"/>
+        </w:rPr>
+        <w:t>Алгоритм балансировки и распределения ресурсов на основе разработанной методики.</w:t>
+      </w:r>
+    </w:p>
+    <w:p>
+      <w:pPr>
+        <w:spacing w:line="259" w:lineRule="auto"/>
+        <w:rPr>
+          <w:rFonts w:ascii="Times New Roman" w:eastAsiaTheme="majorEastAsia" w:hAnsi="Times New Roman" w:cs="Times New Roman"/>
           <w:b/>
           <w:bCs/>
           <w:color w:val="000000" w:themeColor="text1"/>
           <w:sz w:val="28"/>
           <w:szCs w:val="28"/>
         </w:rPr>
+      </w:pPr>
+      <w:r>
+        <w:rPr>
+          <w:rFonts w:ascii="Times New Roman" w:hAnsi="Times New Roman" w:cs="Times New Roman"/>
+          <w:b/>
+          <w:bCs/>
+          <w:kern w:val="0"/>
+          <w14:ligatures w14:val="none"/>
+        </w:rPr>
+        <w:t>Степень достоверности и апробация результатов</w:t>
+      </w:r>
+      <w:r>
+        <w:rPr>
+          <w:rFonts w:ascii="Times New Roman" w:hAnsi="Times New Roman" w:cs="Times New Roman"/>
+          <w:kern w:val="0"/>
+          <w14:ligatures w14:val="none"/>
+        </w:rPr>
+        <w:t>. Основные положения и результаты диссертационной работы докладывались и обсуждались на научных и научно-практических конференциях. Достоверность экспериментальных данных обеспечивается результатов работы подтверждается программной реализацией и внедрением системы.</w:t>
+      </w:r>
+      <w:bookmarkEnd w:id="4"/>
+    </w:p>
+    <w:p>
+      <w:pPr>
+        <w:spacing w:line="259" w:lineRule="auto"/>
+        <w:rPr>
+          <w:rFonts w:ascii="Times New Roman" w:eastAsiaTheme="majorEastAsia" w:hAnsi="Times New Roman" w:cs="Times New Roman"/>
+          <w:b/>
+          <w:bCs/>
+          <w:color w:val="000000" w:themeColor="text1"/>
+          <w:sz w:val="28"/>
+          <w:szCs w:val="28"/>
+        </w:rPr>
+      </w:pPr>
+      <w:r>
+        <w:rPr>
+          <w:rFonts w:ascii="Times New Roman" w:hAnsi="Times New Roman" w:cs="Times New Roman"/>
+          <w:b/>
+          <w:bCs/>
+          <w:color w:val="000000" w:themeColor="text1"/>
+          <w:sz w:val="28"/>
+          <w:szCs w:val="28"/>
+        </w:rPr>
+        <w:br w:type="page"/>
+      </w:r>
+    </w:p>
+    <w:p>
+      <w:pPr>
+        <w:pStyle w:val="1"/>
+        <w:spacing w:before="0" w:after="0" w:line="240" w:lineRule="auto"/>
+        <w:jc w:val="center"/>
+        <w:rPr>
+          <w:rFonts w:ascii="Times New Roman" w:hAnsi="Times New Roman" w:cs="Times New Roman"/>
+          <w:b/>
+          <w:bCs/>
+          <w:color w:val="000000" w:themeColor="text1"/>
+          <w:sz w:val="28"/>
+          <w:szCs w:val="28"/>
+        </w:rPr>
+      </w:pPr>
+      <w:r>
+        <w:rPr>
+          <w:rFonts w:ascii="Times New Roman" w:hAnsi="Times New Roman" w:cs="Times New Roman"/>
+          <w:b/>
+          <w:bCs/>
+          <w:color w:val="000000" w:themeColor="text1"/>
+          <w:sz w:val="28"/>
+          <w:szCs w:val="28"/>
+        </w:rPr>
+        <w:lastRenderedPageBreak/>
+        <w:t xml:space="preserve">2 </w:t>
+      </w:r>
+      <w:r>
+        <w:rPr>
+          <w:rFonts w:ascii="Times New Roman" w:hAnsi="Times New Roman" w:cs="Times New Roman"/>
+          <w:b/>
+          <w:bCs/>
+          <w:color w:val="000000" w:themeColor="text1"/>
+          <w:sz w:val="28"/>
+          <w:szCs w:val="28"/>
+        </w:rPr>
         <w:t>ОБЗОР ИЗВЕСТНЫХ МЕТОДОВ И СРЕДСТВ РЕШЕНИЯ ПРОБЛЕМЫ</w:t>
       </w:r>
       <w:bookmarkEnd w:id="0"/>
@@ -57,7 +1229,7 @@
           <w:szCs w:val="28"/>
         </w:rPr>
       </w:pPr>
-      <w:bookmarkStart w:id="2" w:name="_Toc227501238"/>
+      <w:bookmarkStart w:id="6" w:name="_Toc227501238"/>
       <w:r>
         <w:rPr>
           <w:rFonts w:ascii="Times New Roman" w:hAnsi="Times New Roman" w:cs="Times New Roman"/>
@@ -80,7 +1252,7 @@
         </w:rPr>
         <w:t>Краткое описание предметной области</w:t>
       </w:r>
-      <w:bookmarkEnd w:id="2"/>
+      <w:bookmarkEnd w:id="6"/>
       <w:r>
         <w:rPr>
           <w:rFonts w:ascii="Times New Roman" w:hAnsi="Times New Roman" w:cs="Times New Roman"/>
@@ -356,9 +1528,9 @@
           <w:szCs w:val="28"/>
         </w:rPr>
         <w:drawing>
-          <wp:inline distT="0" distB="0" distL="0" distR="0" wp14:anchorId="4A010A8B" wp14:editId="24FE428D">
-            <wp:extent cx="4503372" cy="2637749"/>
-            <wp:effectExtent l="19050" t="19050" r="12065" b="10795"/>
+          <wp:inline distT="0" distB="0" distL="0" distR="0" wp14:anchorId="4A010A8B" wp14:editId="05687CB9">
+            <wp:extent cx="5378657" cy="3150428"/>
+            <wp:effectExtent l="19050" t="19050" r="12700" b="12065"/>
             <wp:docPr id="2" name="Рисунок 2" descr="Микросервисная архитектура: принципы построения и примеры использования"/>
             <wp:cNvGraphicFramePr>
               <a:graphicFrameLocks xmlns:a="http://schemas.openxmlformats.org/drawingml/2006/main" noChangeAspect="1"/>
@@ -373,7 +1545,7 @@
                     </pic:cNvPicPr>
                   </pic:nvPicPr>
                   <pic:blipFill>
-                    <a:blip r:embed="rId5" cstate="print">
+                    <a:blip r:embed="rId7" cstate="print">
                       <a:extLst>
                         <a:ext uri="{28A0092B-C50C-407E-A947-70E740481C1C}">
                           <a14:useLocalDpi xmlns:a14="http://schemas.microsoft.com/office/drawing/2010/main" val="0"/>
@@ -388,7 +1560,7 @@
                   <pic:spPr bwMode="auto">
                     <a:xfrm>
                       <a:off x="0" y="0"/>
-                      <a:ext cx="4553499" cy="2667110"/>
+                      <a:ext cx="5470431" cy="3204182"/>
                     </a:xfrm>
                     <a:prstGeom prst="rect">
                       <a:avLst/>
@@ -470,6 +1642,7 @@
           <w:sz w:val="28"/>
           <w:szCs w:val="28"/>
         </w:rPr>
+        <w:lastRenderedPageBreak/>
         <w:t xml:space="preserve">У </w:t>
       </w:r>
       <w:proofErr w:type="spellStart"/>
@@ -512,7 +1685,6 @@
           <w:sz w:val="28"/>
           <w:szCs w:val="28"/>
         </w:rPr>
-        <w:lastRenderedPageBreak/>
         <w:t>С точки зрения ресурсов процесс масштабирования стал гораздо эффективнее: каждая служба по мере нагрузки на её функционал могла масштабироваться независимо от других компонентов приложения.</w:t>
       </w:r>
     </w:p>
@@ -893,6 +2065,7 @@
           <w:szCs w:val="28"/>
         </w:rPr>
       </w:pPr>
+      <w:bookmarkStart w:id="7" w:name="_GoBack"/>
       <w:proofErr w:type="spellStart"/>
       <w:r>
         <w:rPr>
@@ -928,7 +2101,16 @@
           <w:sz w:val="28"/>
           <w:szCs w:val="28"/>
         </w:rPr>
-        <w:t>. Команды разработчиков должны уметь принимать больше ответственности при создании, тестировании и развертывании приложений, к тому же для этого требуется высокий уровень автоматизации. </w:t>
+        <w:t xml:space="preserve">. </w:t>
+      </w:r>
+      <w:bookmarkEnd w:id="7"/>
+      <w:r>
+        <w:rPr>
+          <w:rFonts w:ascii="Times New Roman" w:hAnsi="Times New Roman" w:cs="Times New Roman"/>
+          <w:sz w:val="28"/>
+          <w:szCs w:val="28"/>
+        </w:rPr>
+        <w:t>Команды разработчиков должны уметь принимать больше ответственности при создании, тестировании и развертывании приложений, к тому же для этого требуется высокий уровень автоматизации. </w:t>
       </w:r>
     </w:p>
     <w:p>
@@ -1126,7 +2308,7 @@
         </w:rPr>
         <w:t xml:space="preserve">Перечень критических технологий Российской Федерации - один из основных инструментов государственной политики Российской Федерации в области развития отечественной науки и технологий. Его формирование предусмотрено «Основами политики Российской Федерации в области развития науки и технологий на период до 2010 года и дальнейшую перспективу», утверждёнными </w:t>
       </w:r>
-      <w:bookmarkStart w:id="3" w:name="_Hlk217691222"/>
+      <w:bookmarkStart w:id="8" w:name="_Hlk217691222"/>
       <w:r>
         <w:rPr>
           <w:rFonts w:ascii="Times New Roman" w:hAnsi="Times New Roman" w:cs="Times New Roman"/>
@@ -1136,7 +2318,7 @@
         </w:rPr>
         <w:t>Указом Президента Российской Федерации от 30 марта 2002 года № Пр-576</w:t>
       </w:r>
-      <w:bookmarkEnd w:id="3"/>
+      <w:bookmarkEnd w:id="8"/>
       <w:r>
         <w:rPr>
           <w:rFonts w:ascii="Times New Roman" w:hAnsi="Times New Roman" w:cs="Times New Roman"/>
@@ -1168,7 +2350,7 @@
         </w:rPr>
         <w:t xml:space="preserve">Перечень критических технологий Российской Федерации утверждается в соответствии с </w:t>
       </w:r>
-      <w:bookmarkStart w:id="4" w:name="_Hlk217691274"/>
+      <w:bookmarkStart w:id="9" w:name="_Hlk217691274"/>
       <w:r>
         <w:rPr>
           <w:rFonts w:ascii="Times New Roman" w:hAnsi="Times New Roman" w:cs="Times New Roman"/>
@@ -1178,7 +2360,7 @@
         </w:rPr>
         <w:t xml:space="preserve">поручением Президента Российской Федерации от </w:t>
       </w:r>
-      <w:bookmarkEnd w:id="4"/>
+      <w:bookmarkEnd w:id="9"/>
       <w:r>
         <w:rPr>
           <w:rFonts w:ascii="Times New Roman" w:hAnsi="Times New Roman" w:cs="Times New Roman"/>
@@ -1206,7 +2388,7 @@
         </w:rPr>
         <w:t xml:space="preserve">] </w:t>
       </w:r>
-      <w:bookmarkStart w:id="5" w:name="_Hlk217691300"/>
+      <w:bookmarkStart w:id="10" w:name="_Hlk217691300"/>
       <w:r>
         <w:rPr>
           <w:rFonts w:ascii="Times New Roman" w:hAnsi="Times New Roman" w:cs="Times New Roman"/>
@@ -1216,7 +2398,7 @@
         </w:rPr>
         <w:t xml:space="preserve">о корректировке приоритетных направлений развития науки, технологий и техники в Российской Федерации </w:t>
       </w:r>
-      <w:bookmarkEnd w:id="5"/>
+      <w:bookmarkEnd w:id="10"/>
       <w:r>
         <w:rPr>
           <w:rFonts w:ascii="Times New Roman" w:hAnsi="Times New Roman" w:cs="Times New Roman"/>
@@ -1371,9 +2553,9 @@
           <w:lang w:val="en-US"/>
         </w:rPr>
         <w:drawing>
-          <wp:inline distT="0" distB="0" distL="0" distR="0" wp14:anchorId="4EB8DE7B" wp14:editId="253BFEDC">
-            <wp:extent cx="4828996" cy="1543936"/>
-            <wp:effectExtent l="19050" t="19050" r="10160" b="18415"/>
+          <wp:inline distT="0" distB="0" distL="0" distR="0" wp14:anchorId="4EB8DE7B" wp14:editId="4BE21B19">
+            <wp:extent cx="5839138" cy="1866900"/>
+            <wp:effectExtent l="19050" t="19050" r="28575" b="19050"/>
             <wp:docPr id="5" name="Рисунок 5"/>
             <wp:cNvGraphicFramePr>
               <a:graphicFrameLocks xmlns:a="http://schemas.openxmlformats.org/drawingml/2006/main" noChangeAspect="1"/>
@@ -1386,7 +2568,7 @@
                     <pic:cNvPicPr/>
                   </pic:nvPicPr>
                   <pic:blipFill>
-                    <a:blip r:embed="rId6"/>
+                    <a:blip r:embed="rId8"/>
                     <a:stretch>
                       <a:fillRect/>
                     </a:stretch>
@@ -1394,7 +2576,7 @@
                   <pic:spPr>
                     <a:xfrm>
                       <a:off x="0" y="0"/>
-                      <a:ext cx="4870758" cy="1557288"/>
+                      <a:ext cx="5905656" cy="1888167"/>
                     </a:xfrm>
                     <a:prstGeom prst="rect">
                       <a:avLst/>
@@ -1426,7 +2608,7 @@
           <w:szCs w:val="28"/>
         </w:rPr>
       </w:pPr>
-      <w:bookmarkStart w:id="6" w:name="_Hlk217688651"/>
+      <w:bookmarkStart w:id="11" w:name="_Hlk217688651"/>
       <w:r>
         <w:rPr>
           <w:rFonts w:ascii="Times New Roman" w:hAnsi="Times New Roman" w:cs="Times New Roman"/>
@@ -1439,7 +2621,7 @@
         <w:t>Рисунок 2.1 – Динамика туристского потока РФ</w:t>
       </w:r>
     </w:p>
-    <w:bookmarkEnd w:id="6"/>
+    <w:bookmarkEnd w:id="11"/>
     <w:p>
       <w:pPr>
         <w:spacing w:after="0" w:line="360" w:lineRule="auto"/>
@@ -1578,7 +2760,7 @@
           <w:szCs w:val="28"/>
         </w:rPr>
       </w:pPr>
-      <w:bookmarkStart w:id="7" w:name="_Toc227501239"/>
+      <w:bookmarkStart w:id="12" w:name="_Toc227501239"/>
       <w:r>
         <w:rPr>
           <w:rFonts w:ascii="Times New Roman" w:hAnsi="Times New Roman" w:cs="Times New Roman"/>
@@ -1590,7 +2772,7 @@
         </w:rPr>
         <w:t>2.2. Анализ релевантных международных стандартов по теме исследования.</w:t>
       </w:r>
-      <w:bookmarkEnd w:id="7"/>
+      <w:bookmarkEnd w:id="12"/>
     </w:p>
     <w:p>
       <w:pPr>
@@ -1612,7 +2794,7 @@
         </w:rPr>
         <w:t xml:space="preserve">Прямых стандартов, описывающих требования к архитектуре информационных систем нет, однако есть несколько ключевых стандартов, которые создают фундамент и концептуальную основу. Одним из них является </w:t>
       </w:r>
-      <w:bookmarkStart w:id="8" w:name="_Hlk217691982"/>
+      <w:bookmarkStart w:id="13" w:name="_Hlk217691982"/>
       <w:r>
         <w:rPr>
           <w:rFonts w:ascii="Times New Roman" w:hAnsi="Times New Roman" w:cs="Times New Roman"/>
@@ -1621,7 +2803,7 @@
         </w:rPr>
         <w:t>ISO/IEC/IEEE 42010:2011</w:t>
       </w:r>
-      <w:bookmarkEnd w:id="8"/>
+      <w:bookmarkEnd w:id="13"/>
       <w:r>
         <w:rPr>
           <w:rFonts w:ascii="Times New Roman" w:hAnsi="Times New Roman" w:cs="Times New Roman"/>
@@ -1630,7 +2812,7 @@
         </w:rPr>
         <w:t xml:space="preserve">, в Российской классификации </w:t>
       </w:r>
-      <w:bookmarkStart w:id="9" w:name="_Hlk217691988"/>
+      <w:bookmarkStart w:id="14" w:name="_Hlk217691988"/>
       <w:r>
         <w:rPr>
           <w:rFonts w:ascii="Times New Roman" w:hAnsi="Times New Roman" w:cs="Times New Roman"/>
@@ -1639,8 +2821,8 @@
         </w:rPr>
         <w:t xml:space="preserve">ГОСТ Р 57100-2016 </w:t>
       </w:r>
-      <w:bookmarkStart w:id="10" w:name="_Hlk217691995"/>
-      <w:bookmarkEnd w:id="9"/>
+      <w:bookmarkStart w:id="15" w:name="_Hlk217691995"/>
+      <w:bookmarkEnd w:id="14"/>
       <w:r>
         <w:rPr>
           <w:rFonts w:ascii="Times New Roman" w:hAnsi="Times New Roman" w:cs="Times New Roman"/>
@@ -1675,7 +2857,7 @@
         </w:rPr>
         <w:t xml:space="preserve">]. </w:t>
       </w:r>
-      <w:bookmarkEnd w:id="10"/>
+      <w:bookmarkEnd w:id="15"/>
       <w:r>
         <w:rPr>
           <w:rFonts w:ascii="Times New Roman" w:hAnsi="Times New Roman" w:cs="Times New Roman"/>
@@ -1732,7 +2914,7 @@
         </w:rPr>
         <w:t xml:space="preserve">оценку информационной системы как конечного продукта является </w:t>
       </w:r>
-      <w:bookmarkStart w:id="11" w:name="_Hlk217692024"/>
+      <w:bookmarkStart w:id="16" w:name="_Hlk217692024"/>
       <w:r>
         <w:rPr>
           <w:rFonts w:ascii="Times New Roman" w:hAnsi="Times New Roman" w:cs="Times New Roman"/>
@@ -1741,7 +2923,7 @@
         </w:rPr>
         <w:t>ISO/IEC 25010:2011</w:t>
       </w:r>
-      <w:bookmarkEnd w:id="11"/>
+      <w:bookmarkEnd w:id="16"/>
       <w:r>
         <w:rPr>
           <w:rFonts w:ascii="Times New Roman" w:hAnsi="Times New Roman" w:cs="Times New Roman"/>
@@ -1750,7 +2932,7 @@
         </w:rPr>
         <w:t xml:space="preserve">, в Российской классификации </w:t>
       </w:r>
-      <w:bookmarkStart w:id="12" w:name="_Hlk217692035"/>
+      <w:bookmarkStart w:id="17" w:name="_Hlk217692035"/>
       <w:r>
         <w:rPr>
           <w:rFonts w:ascii="Times New Roman" w:hAnsi="Times New Roman" w:cs="Times New Roman"/>
@@ -1759,8 +2941,8 @@
         </w:rPr>
         <w:t xml:space="preserve">ГОСТ Р ИСО/МЭК 25010—2015 </w:t>
       </w:r>
-      <w:bookmarkStart w:id="13" w:name="_Hlk217692047"/>
-      <w:bookmarkEnd w:id="12"/>
+      <w:bookmarkStart w:id="18" w:name="_Hlk217692047"/>
+      <w:bookmarkEnd w:id="17"/>
       <w:r>
         <w:rPr>
           <w:rFonts w:ascii="Times New Roman" w:hAnsi="Times New Roman" w:cs="Times New Roman"/>
@@ -1778,7 +2960,7 @@
         </w:rPr>
         <w:t>продукта»</w:t>
       </w:r>
-      <w:bookmarkEnd w:id="13"/>
+      <w:bookmarkEnd w:id="18"/>
       <w:r>
         <w:rPr>
           <w:rFonts w:ascii="Times New Roman" w:hAnsi="Times New Roman" w:cs="Times New Roman"/>
@@ -2217,7 +3399,39 @@
           <w:sz w:val="28"/>
           <w:szCs w:val="28"/>
         </w:rPr>
-        <w:t>Каждое сообщение является запросом или откликом. Клиент создаёт запросные сообщения, указывающие его намерения, и маршрутизирует эти сообщения в направлении идентифицированного сервера-источника. Сервер прослушивает запросы, анализирует каждое принятое сообщение, интерпретирует семантику сообщения применительно к указанному целевому ресурсу и отвечает на запрос одним или несколькими сообщениями с откликами. Клиент проверяет полученные отклики на предмет соответствия его намерениям, определяя дальнейшие действия на основе полученного кода статуса и содержимого.</w:t>
+        <w:t>Каждое сообщение является запросом или откликом. Клиент создаёт запросные сообщения, указывающие его намерения, и маршрутизирует эти сообщения в направлении идентифицированного сервера-источника. Сервер прослушивает запросы, анализирует каждое принятое сообщение, интерпретирует семантику сообщения применительно к указанному целевому ресурсу и отвечает на запрос одним или несколькими сообщениями с откликами</w:t>
+      </w:r>
+      <w:r>
+        <w:rPr>
+          <w:rFonts w:ascii="Times New Roman" w:hAnsi="Times New Roman" w:cs="Times New Roman"/>
+          <w:sz w:val="28"/>
+          <w:szCs w:val="28"/>
+        </w:rPr>
+        <w:t xml:space="preserve"> </w:t>
+      </w:r>
+      <w:r>
+        <w:rPr>
+          <w:rFonts w:ascii="Times New Roman" w:hAnsi="Times New Roman" w:cs="Times New Roman"/>
+          <w:sz w:val="28"/>
+          <w:szCs w:val="28"/>
+        </w:rPr>
+        <w:t>(на рис 2.2 представлена схема обмена запросов/ответов между клиентом и сервером</w:t>
+      </w:r>
+      <w:r>
+        <w:rPr>
+          <w:rFonts w:ascii="Times New Roman" w:hAnsi="Times New Roman" w:cs="Times New Roman"/>
+          <w:sz w:val="28"/>
+          <w:szCs w:val="28"/>
+        </w:rPr>
+        <w:t>)</w:t>
+      </w:r>
+      <w:r>
+        <w:rPr>
+          <w:rFonts w:ascii="Times New Roman" w:hAnsi="Times New Roman" w:cs="Times New Roman"/>
+          <w:sz w:val="28"/>
+          <w:szCs w:val="28"/>
+        </w:rPr>
+        <w:t xml:space="preserve">. </w:t>
       </w:r>
     </w:p>
     <w:p>
@@ -2233,10 +3447,156 @@
       </w:pPr>
       <w:r>
         <w:rPr>
-          <w:rFonts w:ascii="Times New Roman" w:hAnsi="Times New Roman" w:cs="Times New Roman"/>
-          <w:sz w:val="28"/>
-          <w:szCs w:val="28"/>
-        </w:rPr>
+          <w:noProof/>
+        </w:rPr>
+        <w:drawing>
+          <wp:inline distT="0" distB="0" distL="0" distR="0" wp14:anchorId="1BFE5EB8" wp14:editId="4F0BB25A">
+            <wp:extent cx="5511911" cy="1988288"/>
+            <wp:effectExtent l="0" t="0" r="0" b="0"/>
+            <wp:docPr id="8" name="Рисунок 8" descr="Протокол HTTP / Хабр"/>
+            <wp:cNvGraphicFramePr>
+              <a:graphicFrameLocks xmlns:a="http://schemas.openxmlformats.org/drawingml/2006/main" noChangeAspect="1"/>
+            </wp:cNvGraphicFramePr>
+            <a:graphic xmlns:a="http://schemas.openxmlformats.org/drawingml/2006/main">
+              <a:graphicData uri="http://schemas.openxmlformats.org/drawingml/2006/picture">
+                <pic:pic xmlns:pic="http://schemas.openxmlformats.org/drawingml/2006/picture">
+                  <pic:nvPicPr>
+                    <pic:cNvPr id="0" name="Picture 8" descr="Протокол HTTP / Хабр"/>
+                    <pic:cNvPicPr>
+                      <a:picLocks noChangeAspect="1" noChangeArrowheads="1"/>
+                    </pic:cNvPicPr>
+                  </pic:nvPicPr>
+                  <pic:blipFill>
+                    <a:blip r:embed="rId9">
+                      <a:extLst>
+                        <a:ext uri="{28A0092B-C50C-407E-A947-70E740481C1C}">
+                          <a14:useLocalDpi xmlns:a14="http://schemas.microsoft.com/office/drawing/2010/main" val="0"/>
+                        </a:ext>
+                      </a:extLst>
+                    </a:blip>
+                    <a:srcRect/>
+                    <a:stretch>
+                      <a:fillRect/>
+                    </a:stretch>
+                  </pic:blipFill>
+                  <pic:spPr bwMode="auto">
+                    <a:xfrm>
+                      <a:off x="0" y="0"/>
+                      <a:ext cx="5564316" cy="2007192"/>
+                    </a:xfrm>
+                    <a:prstGeom prst="rect">
+                      <a:avLst/>
+                    </a:prstGeom>
+                    <a:noFill/>
+                    <a:ln>
+                      <a:noFill/>
+                    </a:ln>
+                  </pic:spPr>
+                </pic:pic>
+              </a:graphicData>
+            </a:graphic>
+          </wp:inline>
+        </w:drawing>
+      </w:r>
+    </w:p>
+    <w:p>
+      <w:pPr>
+        <w:pStyle w:val="a4"/>
+        <w:spacing w:after="120" w:line="360" w:lineRule="auto"/>
+        <w:jc w:val="center"/>
+        <w:rPr>
+          <w:rFonts w:ascii="Times New Roman" w:hAnsi="Times New Roman" w:cs="Times New Roman"/>
+          <w:i w:val="0"/>
+          <w:iCs w:val="0"/>
+          <w:color w:val="000000" w:themeColor="text1"/>
+          <w:sz w:val="28"/>
+          <w:szCs w:val="28"/>
+        </w:rPr>
+      </w:pPr>
+      <w:r>
+        <w:rPr>
+          <w:rFonts w:ascii="Times New Roman" w:hAnsi="Times New Roman" w:cs="Times New Roman"/>
+          <w:i w:val="0"/>
+          <w:iCs w:val="0"/>
+          <w:color w:val="000000" w:themeColor="text1"/>
+          <w:sz w:val="28"/>
+          <w:szCs w:val="28"/>
+        </w:rPr>
+        <w:t>Рисунок 2.</w:t>
+      </w:r>
+      <w:r>
+        <w:rPr>
+          <w:rFonts w:ascii="Times New Roman" w:hAnsi="Times New Roman" w:cs="Times New Roman"/>
+          <w:i w:val="0"/>
+          <w:iCs w:val="0"/>
+          <w:color w:val="000000" w:themeColor="text1"/>
+          <w:sz w:val="28"/>
+          <w:szCs w:val="28"/>
+        </w:rPr>
+        <w:t>2</w:t>
+      </w:r>
+      <w:r>
+        <w:rPr>
+          <w:rFonts w:ascii="Times New Roman" w:hAnsi="Times New Roman" w:cs="Times New Roman"/>
+          <w:i w:val="0"/>
+          <w:iCs w:val="0"/>
+          <w:color w:val="000000" w:themeColor="text1"/>
+          <w:sz w:val="28"/>
+          <w:szCs w:val="28"/>
+        </w:rPr>
+        <w:t xml:space="preserve"> – Схема работы протокола </w:t>
+      </w:r>
+      <w:r>
+        <w:rPr>
+          <w:rFonts w:ascii="Times New Roman" w:hAnsi="Times New Roman" w:cs="Times New Roman"/>
+          <w:i w:val="0"/>
+          <w:iCs w:val="0"/>
+          <w:color w:val="000000" w:themeColor="text1"/>
+          <w:sz w:val="28"/>
+          <w:szCs w:val="28"/>
+          <w:lang w:val="en-US"/>
+        </w:rPr>
+        <w:t>HTTP</w:t>
+      </w:r>
+    </w:p>
+    <w:p>
+      <w:pPr>
+        <w:spacing w:after="0" w:line="360" w:lineRule="auto"/>
+        <w:ind w:firstLine="708"/>
+        <w:jc w:val="both"/>
+        <w:rPr>
+          <w:rFonts w:ascii="Times New Roman" w:hAnsi="Times New Roman" w:cs="Times New Roman"/>
+          <w:sz w:val="28"/>
+          <w:szCs w:val="28"/>
+        </w:rPr>
+      </w:pPr>
+      <w:r>
+        <w:rPr>
+          <w:rFonts w:ascii="Times New Roman" w:hAnsi="Times New Roman" w:cs="Times New Roman"/>
+          <w:sz w:val="28"/>
+          <w:szCs w:val="28"/>
+        </w:rPr>
+        <w:t>Клиент проверяет полученные отклики на предмет соответствия его намерениям, определяя дальнейшие действия на основе полученного кода статуса и содержимого.</w:t>
+      </w:r>
+    </w:p>
+    <w:p>
+      <w:pPr>
+        <w:spacing w:after="0" w:line="360" w:lineRule="auto"/>
+        <w:ind w:firstLine="708"/>
+        <w:jc w:val="both"/>
+        <w:rPr>
+          <w:rFonts w:ascii="Times New Roman" w:hAnsi="Times New Roman" w:cs="Times New Roman"/>
+          <w:sz w:val="28"/>
+          <w:szCs w:val="28"/>
+        </w:rPr>
+      </w:pPr>
+      <w:r>
+        <w:rPr>
+          <w:rFonts w:ascii="Times New Roman" w:hAnsi="Times New Roman" w:cs="Times New Roman"/>
+          <w:sz w:val="28"/>
+          <w:szCs w:val="28"/>
+        </w:rPr>
+        <w:lastRenderedPageBreak/>
         <w:t xml:space="preserve">Стандарт ISO/IEC 19464 регламентирует существование протокола </w:t>
       </w:r>
       <w:r>
@@ -2280,9 +3640,154 @@
           <w:sz w:val="28"/>
           <w:szCs w:val="28"/>
         </w:rPr>
-        <w:t>]. Основная идея состоит в том, что отдельные подсистемы могут обмениваться произвольным образом сообщениями через AMQP-брокер, который осуществляет маршрутизацию, возможно гарантирует доставку, распределение потоков данных, подписку на нужные типы сообщений.</w:t>
-      </w:r>
-      <w:bookmarkStart w:id="14" w:name="_Hlk217591944"/>
+        <w:t>]</w:t>
+      </w:r>
+      <w:r>
+        <w:rPr>
+          <w:rFonts w:ascii="Times New Roman" w:hAnsi="Times New Roman" w:cs="Times New Roman"/>
+          <w:sz w:val="28"/>
+          <w:szCs w:val="28"/>
+        </w:rPr>
+        <w:t>, на рис 2.5 представлена схема обмена информацией с помощью данного протокола</w:t>
+      </w:r>
+      <w:r>
+        <w:rPr>
+          <w:rFonts w:ascii="Times New Roman" w:hAnsi="Times New Roman" w:cs="Times New Roman"/>
+          <w:sz w:val="28"/>
+          <w:szCs w:val="28"/>
+        </w:rPr>
+        <w:t>.</w:t>
+      </w:r>
+    </w:p>
+    <w:p>
+      <w:pPr>
+        <w:keepNext/>
+        <w:spacing w:after="0" w:line="360" w:lineRule="auto"/>
+        <w:jc w:val="both"/>
+      </w:pPr>
+      <w:r>
+        <w:rPr>
+          <w:noProof/>
+        </w:rPr>
+        <w:drawing>
+          <wp:inline distT="0" distB="0" distL="0" distR="0" wp14:anchorId="2FD99D0F" wp14:editId="5584A6D4">
+            <wp:extent cx="5848350" cy="3569141"/>
+            <wp:effectExtent l="0" t="0" r="0" b="0"/>
+            <wp:docPr id="3" name="Рисунок 3" descr="https://habrastorage.org/r/w1560/getpro/habr/post_images/1e8/006/fbb/1e8006fbb2212da5d284f246fa0f64bc.png"/>
+            <wp:cNvGraphicFramePr>
+              <a:graphicFrameLocks xmlns:a="http://schemas.openxmlformats.org/drawingml/2006/main" noChangeAspect="1"/>
+            </wp:cNvGraphicFramePr>
+            <a:graphic xmlns:a="http://schemas.openxmlformats.org/drawingml/2006/main">
+              <a:graphicData uri="http://schemas.openxmlformats.org/drawingml/2006/picture">
+                <pic:pic xmlns:pic="http://schemas.openxmlformats.org/drawingml/2006/picture">
+                  <pic:nvPicPr>
+                    <pic:cNvPr id="0" name="Picture 1" descr="https://habrastorage.org/r/w1560/getpro/habr/post_images/1e8/006/fbb/1e8006fbb2212da5d284f246fa0f64bc.png"/>
+                    <pic:cNvPicPr>
+                      <a:picLocks noChangeAspect="1" noChangeArrowheads="1"/>
+                    </pic:cNvPicPr>
+                  </pic:nvPicPr>
+                  <pic:blipFill>
+                    <a:blip r:embed="rId10">
+                      <a:extLst>
+                        <a:ext uri="{28A0092B-C50C-407E-A947-70E740481C1C}">
+                          <a14:useLocalDpi xmlns:a14="http://schemas.microsoft.com/office/drawing/2010/main" val="0"/>
+                        </a:ext>
+                      </a:extLst>
+                    </a:blip>
+                    <a:srcRect/>
+                    <a:stretch>
+                      <a:fillRect/>
+                    </a:stretch>
+                  </pic:blipFill>
+                  <pic:spPr bwMode="auto">
+                    <a:xfrm>
+                      <a:off x="0" y="0"/>
+                      <a:ext cx="5892025" cy="3595795"/>
+                    </a:xfrm>
+                    <a:prstGeom prst="rect">
+                      <a:avLst/>
+                    </a:prstGeom>
+                    <a:noFill/>
+                    <a:ln>
+                      <a:noFill/>
+                    </a:ln>
+                  </pic:spPr>
+                </pic:pic>
+              </a:graphicData>
+            </a:graphic>
+          </wp:inline>
+        </w:drawing>
+      </w:r>
+    </w:p>
+    <w:p>
+      <w:pPr>
+        <w:pStyle w:val="a4"/>
+        <w:spacing w:after="120" w:line="360" w:lineRule="auto"/>
+        <w:jc w:val="center"/>
+        <w:rPr>
+          <w:rFonts w:ascii="Times New Roman" w:hAnsi="Times New Roman" w:cs="Times New Roman"/>
+          <w:i w:val="0"/>
+          <w:iCs w:val="0"/>
+          <w:color w:val="000000" w:themeColor="text1"/>
+          <w:sz w:val="28"/>
+          <w:szCs w:val="28"/>
+        </w:rPr>
+      </w:pPr>
+      <w:r>
+        <w:rPr>
+          <w:rFonts w:ascii="Times New Roman" w:hAnsi="Times New Roman" w:cs="Times New Roman"/>
+          <w:i w:val="0"/>
+          <w:iCs w:val="0"/>
+          <w:color w:val="000000" w:themeColor="text1"/>
+          <w:sz w:val="28"/>
+          <w:szCs w:val="28"/>
+        </w:rPr>
+        <w:t>Рисунок 2.</w:t>
+      </w:r>
+      <w:r>
+        <w:rPr>
+          <w:rFonts w:ascii="Times New Roman" w:hAnsi="Times New Roman" w:cs="Times New Roman"/>
+          <w:i w:val="0"/>
+          <w:iCs w:val="0"/>
+          <w:color w:val="000000" w:themeColor="text1"/>
+          <w:sz w:val="28"/>
+          <w:szCs w:val="28"/>
+        </w:rPr>
+        <w:t xml:space="preserve">5 – Схема работы протокола </w:t>
+      </w:r>
+      <w:r>
+        <w:rPr>
+          <w:rFonts w:ascii="Times New Roman" w:hAnsi="Times New Roman" w:cs="Times New Roman"/>
+          <w:i w:val="0"/>
+          <w:iCs w:val="0"/>
+          <w:color w:val="000000" w:themeColor="text1"/>
+          <w:sz w:val="28"/>
+          <w:szCs w:val="28"/>
+          <w:lang w:val="en-US"/>
+        </w:rPr>
+        <w:t>AMPQ</w:t>
+      </w:r>
+    </w:p>
+    <w:p>
+      <w:pPr>
+        <w:spacing w:after="0" w:line="360" w:lineRule="auto"/>
+        <w:ind w:firstLine="708"/>
+        <w:jc w:val="both"/>
+        <w:rPr>
+          <w:rFonts w:ascii="Times New Roman" w:hAnsi="Times New Roman" w:cs="Times New Roman"/>
+          <w:sz w:val="28"/>
+          <w:szCs w:val="28"/>
+        </w:rPr>
+      </w:pPr>
+      <w:r>
+        <w:rPr>
+          <w:rFonts w:ascii="Times New Roman" w:hAnsi="Times New Roman" w:cs="Times New Roman"/>
+          <w:sz w:val="28"/>
+          <w:szCs w:val="28"/>
+        </w:rPr>
+        <w:t>Основная идея состоит в том, что отдельные подсистемы могут обмениваться произвольным образом сообщениями через AMQP-брокер, который осуществляет маршрутизацию, возможно гарантирует доставку, распределение потоков данных, подписку на нужные типы сообщений.</w:t>
+      </w:r>
+      <w:bookmarkStart w:id="19" w:name="_Hlk217591944"/>
       <w:r>
         <w:rPr>
           <w:rFonts w:ascii="Times New Roman" w:hAnsi="Times New Roman" w:cs="Times New Roman"/>
@@ -2355,7 +3860,6 @@
           <w:sz w:val="28"/>
           <w:szCs w:val="28"/>
         </w:rPr>
-        <w:lastRenderedPageBreak/>
         <w:t>Обменник(</w:t>
       </w:r>
       <w:proofErr w:type="spellStart"/>
@@ -2398,6 +3902,7 @@
           <w:sz w:val="28"/>
           <w:szCs w:val="28"/>
         </w:rPr>
+        <w:lastRenderedPageBreak/>
         <w:t>Очередь(</w:t>
       </w:r>
       <w:proofErr w:type="spellStart"/>
@@ -2542,7 +4047,7 @@
           <w:sz w:val="28"/>
           <w:szCs w:val="28"/>
         </w:rPr>
-        <w:t xml:space="preserve">) будет готов. Если отсутствует Потребитель, то очередь может вернуть сообщение Источник через AMQP (опять же, если Источник попросил об </w:t>
+        <w:t xml:space="preserve">) будет готов. Если отсутствует Потребитель, то очередь может вернуть сообщение Источник через AMQP (опять же, если Источник попросил об этом). Когда очередь сообщений может доставить сообщение Потребитель, она удаляет сообщение из своего внутреннего хранилища. Это может произойти сразу же или после того, как Потребитель признает, что он успешно выполнил свою работу, обработал сообщение. Потребитель сам выбирает, как </w:t>
       </w:r>
       <w:r>
         <w:rPr>
@@ -2551,7 +4056,7 @@
           <w:szCs w:val="28"/>
         </w:rPr>
         <w:lastRenderedPageBreak/>
-        <w:t>этом). Когда очередь сообщений может доставить сообщение Потребитель, она удаляет сообщение из своего внутреннего хранилища. Это может произойти сразу же или после того, как Потребитель признает, что он успешно выполнил свою работу, обработал сообщение. Потребитель сам выбирает, как и когда сообщения будут «подтверждены». Потребитель также может отклонить сообщение (отрицательное подтверждение). Сообщения Источника и подтверждения Потребителя сгруппированы в транзакции. Когда приложение играет обе роли, что часто бывает, он выполняет смешанную работу: отправляет сообщения и отправляет подтверждения, а затем фиксация или откат транзакции. Доставка сообщений от сервера к Потребителю не является транзакционной.</w:t>
+        <w:t>и когда сообщения будут «подтверждены». Потребитель также может отклонить сообщение (отрицательное подтверждение). Сообщения Источника и подтверждения Потребителя сгруппированы в транзакции. Когда приложение играет обе роли, что часто бывает, он выполняет смешанную работу: отправляет сообщения и отправляет подтверждения, а затем фиксация или откат транзакции. Доставка сообщений от сервера к Потребителю не является транзакционной.</w:t>
       </w:r>
     </w:p>
     <w:p>
@@ -2584,7 +4089,7 @@
         </w:rPr>
         <w:t xml:space="preserve"> </w:t>
       </w:r>
-      <w:bookmarkStart w:id="15" w:name="_Toc227501240"/>
+      <w:bookmarkStart w:id="20" w:name="_Toc227501240"/>
       <w:r>
         <w:rPr>
           <w:rFonts w:ascii="Times New Roman" w:hAnsi="Times New Roman" w:cs="Times New Roman"/>
@@ -2596,7 +4101,7 @@
         </w:rPr>
         <w:t>Сравнение и оценка методологических, технологических, алгоритмических и программных решений по теме исследования</w:t>
       </w:r>
-      <w:bookmarkEnd w:id="15"/>
+      <w:bookmarkEnd w:id="20"/>
     </w:p>
     <w:p>
       <w:pPr>
@@ -2620,7 +4125,7 @@
           <w:szCs w:val="28"/>
         </w:rPr>
       </w:pPr>
-      <w:bookmarkStart w:id="16" w:name="_Toc227501241"/>
+      <w:bookmarkStart w:id="21" w:name="_Toc227501241"/>
       <w:r>
         <w:rPr>
           <w:rFonts w:ascii="Times New Roman" w:hAnsi="Times New Roman" w:cs="Times New Roman"/>
@@ -2654,7 +4159,7 @@
         </w:rPr>
         <w:t xml:space="preserve"> задачи балансировки и распределения</w:t>
       </w:r>
-      <w:bookmarkEnd w:id="16"/>
+      <w:bookmarkEnd w:id="21"/>
     </w:p>
     <w:p>
       <w:pPr>
@@ -2767,7 +4272,148 @@
           <w:sz w:val="28"/>
           <w:szCs w:val="28"/>
         </w:rPr>
-        <w:t xml:space="preserve"> ограничивают ресурсы, доступные контейнеру — CPU, память, дисковый ввод-вывод, предотвращая монополизацию ресурсов одним контейнером и обеспечивая стабильную работу всей системы. </w:t>
+        <w:t xml:space="preserve"> ограничивают ресурсы, доступные контейнеру — CPU, память, дисковый ввод-вывод, предотвращая монополизацию ресурсов одним контейнером и обеспечивая стабильную работу всей системы.</w:t>
+      </w:r>
+      <w:r>
+        <w:rPr>
+          <w:rFonts w:ascii="Times New Roman" w:hAnsi="Times New Roman" w:cs="Times New Roman"/>
+          <w:sz w:val="28"/>
+          <w:szCs w:val="28"/>
+        </w:rPr>
+        <w:t xml:space="preserve"> На рисунке 2.4 представлена схема работы контейнера на некотором хосте. </w:t>
+      </w:r>
+    </w:p>
+    <w:p>
+      <w:pPr>
+        <w:spacing w:after="0" w:line="360" w:lineRule="auto"/>
+        <w:jc w:val="both"/>
+        <w:rPr>
+          <w:rFonts w:ascii="Times New Roman" w:hAnsi="Times New Roman" w:cs="Times New Roman"/>
+          <w:sz w:val="28"/>
+          <w:szCs w:val="28"/>
+        </w:rPr>
+      </w:pPr>
+      <w:r>
+        <w:rPr>
+          <w:noProof/>
+        </w:rPr>
+        <w:lastRenderedPageBreak/>
+        <w:drawing>
+          <wp:inline distT="0" distB="0" distL="0" distR="0" wp14:anchorId="7E5ED7D3" wp14:editId="6BD01813">
+            <wp:extent cx="5975350" cy="5194792"/>
+            <wp:effectExtent l="0" t="0" r="6350" b="6350"/>
+            <wp:docPr id="14" name="Рисунок 14" descr="Docker: что это такое и как использовать контейнеры"/>
+            <wp:cNvGraphicFramePr>
+              <a:graphicFrameLocks xmlns:a="http://schemas.openxmlformats.org/drawingml/2006/main" noChangeAspect="1"/>
+            </wp:cNvGraphicFramePr>
+            <a:graphic xmlns:a="http://schemas.openxmlformats.org/drawingml/2006/main">
+              <a:graphicData uri="http://schemas.openxmlformats.org/drawingml/2006/picture">
+                <pic:pic xmlns:pic="http://schemas.openxmlformats.org/drawingml/2006/picture">
+                  <pic:nvPicPr>
+                    <pic:cNvPr id="0" name="Picture 14" descr="Docker: что это такое и как использовать контейнеры"/>
+                    <pic:cNvPicPr>
+                      <a:picLocks noChangeAspect="1" noChangeArrowheads="1"/>
+                    </pic:cNvPicPr>
+                  </pic:nvPicPr>
+                  <pic:blipFill>
+                    <a:blip r:embed="rId11" cstate="print">
+                      <a:extLst>
+                        <a:ext uri="{28A0092B-C50C-407E-A947-70E740481C1C}">
+                          <a14:useLocalDpi xmlns:a14="http://schemas.microsoft.com/office/drawing/2010/main" val="0"/>
+                        </a:ext>
+                      </a:extLst>
+                    </a:blip>
+                    <a:srcRect/>
+                    <a:stretch>
+                      <a:fillRect/>
+                    </a:stretch>
+                  </pic:blipFill>
+                  <pic:spPr bwMode="auto">
+                    <a:xfrm>
+                      <a:off x="0" y="0"/>
+                      <a:ext cx="5985312" cy="5203452"/>
+                    </a:xfrm>
+                    <a:prstGeom prst="rect">
+                      <a:avLst/>
+                    </a:prstGeom>
+                    <a:noFill/>
+                    <a:ln>
+                      <a:noFill/>
+                    </a:ln>
+                  </pic:spPr>
+                </pic:pic>
+              </a:graphicData>
+            </a:graphic>
+          </wp:inline>
+        </w:drawing>
+      </w:r>
+    </w:p>
+    <w:p>
+      <w:pPr>
+        <w:pStyle w:val="a4"/>
+        <w:spacing w:after="120" w:line="360" w:lineRule="auto"/>
+        <w:jc w:val="center"/>
+        <w:rPr>
+          <w:rFonts w:ascii="Times New Roman" w:hAnsi="Times New Roman" w:cs="Times New Roman"/>
+          <w:sz w:val="28"/>
+          <w:szCs w:val="28"/>
+        </w:rPr>
+      </w:pPr>
+      <w:r>
+        <w:rPr>
+          <w:rFonts w:ascii="Times New Roman" w:hAnsi="Times New Roman" w:cs="Times New Roman"/>
+          <w:i w:val="0"/>
+          <w:iCs w:val="0"/>
+          <w:color w:val="000000" w:themeColor="text1"/>
+          <w:sz w:val="28"/>
+          <w:szCs w:val="28"/>
+        </w:rPr>
+        <w:t>Рисунок 2.</w:t>
+      </w:r>
+      <w:r>
+        <w:rPr>
+          <w:rFonts w:ascii="Times New Roman" w:hAnsi="Times New Roman" w:cs="Times New Roman"/>
+          <w:i w:val="0"/>
+          <w:iCs w:val="0"/>
+          <w:color w:val="000000" w:themeColor="text1"/>
+          <w:sz w:val="28"/>
+          <w:szCs w:val="28"/>
+        </w:rPr>
+        <w:t xml:space="preserve">5 – Схема работы </w:t>
+      </w:r>
+      <w:r>
+        <w:rPr>
+          <w:rFonts w:ascii="Times New Roman" w:hAnsi="Times New Roman" w:cs="Times New Roman"/>
+          <w:i w:val="0"/>
+          <w:iCs w:val="0"/>
+          <w:color w:val="000000" w:themeColor="text1"/>
+          <w:sz w:val="28"/>
+          <w:szCs w:val="28"/>
+          <w:lang w:val="en-US"/>
+        </w:rPr>
+        <w:t>docker</w:t>
+      </w:r>
+      <w:r>
+        <w:rPr>
+          <w:rFonts w:ascii="Times New Roman" w:hAnsi="Times New Roman" w:cs="Times New Roman"/>
+          <w:i w:val="0"/>
+          <w:iCs w:val="0"/>
+          <w:color w:val="000000" w:themeColor="text1"/>
+          <w:sz w:val="28"/>
+          <w:szCs w:val="28"/>
+        </w:rPr>
+        <w:t>-</w:t>
+      </w:r>
+      <w:r>
+        <w:rPr>
+          <w:rFonts w:ascii="Times New Roman" w:hAnsi="Times New Roman" w:cs="Times New Roman"/>
+          <w:i w:val="0"/>
+          <w:iCs w:val="0"/>
+          <w:color w:val="000000" w:themeColor="text1"/>
+          <w:sz w:val="28"/>
+          <w:szCs w:val="28"/>
+        </w:rPr>
+        <w:t>контейнера.</w:t>
       </w:r>
     </w:p>
     <w:p>
@@ -2781,15 +4427,14 @@
           <w:szCs w:val="28"/>
         </w:rPr>
       </w:pPr>
-      <w:bookmarkStart w:id="17" w:name="_Hlk217695803"/>
-      <w:proofErr w:type="spellStart"/>
-      <w:r>
-        <w:rPr>
-          <w:rFonts w:ascii="Times New Roman" w:hAnsi="Times New Roman" w:cs="Times New Roman"/>
-          <w:sz w:val="28"/>
-          <w:szCs w:val="28"/>
-        </w:rPr>
-        <w:lastRenderedPageBreak/>
+      <w:bookmarkStart w:id="22" w:name="_Hlk217695803"/>
+      <w:proofErr w:type="spellStart"/>
+      <w:r>
+        <w:rPr>
+          <w:rFonts w:ascii="Times New Roman" w:hAnsi="Times New Roman" w:cs="Times New Roman"/>
+          <w:sz w:val="28"/>
+          <w:szCs w:val="28"/>
+        </w:rPr>
         <w:t>Docker</w:t>
       </w:r>
       <w:proofErr w:type="spellEnd"/>
@@ -2971,6 +4616,7 @@
           <w:sz w:val="28"/>
           <w:szCs w:val="28"/>
         </w:rPr>
+        <w:lastRenderedPageBreak/>
         <w:t xml:space="preserve">Программное обеспечение функционирует в среде </w:t>
       </w:r>
       <w:proofErr w:type="spellStart"/>
@@ -3301,8 +4947,333 @@
           <w:sz w:val="28"/>
           <w:szCs w:val="28"/>
         </w:rPr>
-        <w:t xml:space="preserve">). Серия команд позволяет осуществлять мониторинг </w:t>
-      </w:r>
+        <w:t>). Серия команд позволяет осуществлять мониторинг запущенных процессов (</w:t>
+      </w:r>
+      <w:proofErr w:type="spellStart"/>
+      <w:r>
+        <w:rPr>
+          <w:rFonts w:ascii="Times New Roman" w:hAnsi="Times New Roman" w:cs="Times New Roman"/>
+          <w:sz w:val="28"/>
+          <w:szCs w:val="28"/>
+        </w:rPr>
+        <w:t>docker</w:t>
+      </w:r>
+      <w:proofErr w:type="spellEnd"/>
+      <w:r>
+        <w:rPr>
+          <w:rFonts w:ascii="Times New Roman" w:hAnsi="Times New Roman" w:cs="Times New Roman"/>
+          <w:sz w:val="28"/>
+          <w:szCs w:val="28"/>
+        </w:rPr>
+        <w:t xml:space="preserve"> </w:t>
+      </w:r>
+      <w:proofErr w:type="spellStart"/>
+      <w:r>
+        <w:rPr>
+          <w:rFonts w:ascii="Times New Roman" w:hAnsi="Times New Roman" w:cs="Times New Roman"/>
+          <w:sz w:val="28"/>
+          <w:szCs w:val="28"/>
+        </w:rPr>
+        <w:t>ps</w:t>
+      </w:r>
+      <w:proofErr w:type="spellEnd"/>
+      <w:r>
+        <w:rPr>
+          <w:rFonts w:ascii="Times New Roman" w:hAnsi="Times New Roman" w:cs="Times New Roman"/>
+          <w:sz w:val="28"/>
+          <w:szCs w:val="28"/>
+        </w:rPr>
+        <w:t xml:space="preserve"> по аналогии с </w:t>
+      </w:r>
+      <w:proofErr w:type="spellStart"/>
+      <w:r>
+        <w:rPr>
+          <w:rFonts w:ascii="Times New Roman" w:hAnsi="Times New Roman" w:cs="Times New Roman"/>
+          <w:sz w:val="28"/>
+          <w:szCs w:val="28"/>
+        </w:rPr>
+        <w:t>ps</w:t>
+      </w:r>
+      <w:proofErr w:type="spellEnd"/>
+      <w:r>
+        <w:rPr>
+          <w:rFonts w:ascii="Times New Roman" w:hAnsi="Times New Roman" w:cs="Times New Roman"/>
+          <w:sz w:val="28"/>
+          <w:szCs w:val="28"/>
+        </w:rPr>
+        <w:t xml:space="preserve"> в </w:t>
+      </w:r>
+      <w:proofErr w:type="spellStart"/>
+      <w:r>
+        <w:rPr>
+          <w:rFonts w:ascii="Times New Roman" w:hAnsi="Times New Roman" w:cs="Times New Roman"/>
+          <w:sz w:val="28"/>
+          <w:szCs w:val="28"/>
+        </w:rPr>
+        <w:t>Unix</w:t>
+      </w:r>
+      <w:proofErr w:type="spellEnd"/>
+      <w:r>
+        <w:rPr>
+          <w:rFonts w:ascii="Times New Roman" w:hAnsi="Times New Roman" w:cs="Times New Roman"/>
+          <w:sz w:val="28"/>
+          <w:szCs w:val="28"/>
+        </w:rPr>
+        <w:t xml:space="preserve">-системах, </w:t>
+      </w:r>
+      <w:proofErr w:type="spellStart"/>
+      <w:r>
+        <w:rPr>
+          <w:rFonts w:ascii="Times New Roman" w:hAnsi="Times New Roman" w:cs="Times New Roman"/>
+          <w:sz w:val="28"/>
+          <w:szCs w:val="28"/>
+        </w:rPr>
+        <w:t>docker</w:t>
+      </w:r>
+      <w:proofErr w:type="spellEnd"/>
+      <w:r>
+        <w:rPr>
+          <w:rFonts w:ascii="Times New Roman" w:hAnsi="Times New Roman" w:cs="Times New Roman"/>
+          <w:sz w:val="28"/>
+          <w:szCs w:val="28"/>
+        </w:rPr>
+        <w:t xml:space="preserve"> </w:t>
+      </w:r>
+      <w:proofErr w:type="spellStart"/>
+      <w:r>
+        <w:rPr>
+          <w:rFonts w:ascii="Times New Roman" w:hAnsi="Times New Roman" w:cs="Times New Roman"/>
+          <w:sz w:val="28"/>
+          <w:szCs w:val="28"/>
+        </w:rPr>
+        <w:t>top</w:t>
+      </w:r>
+      <w:proofErr w:type="spellEnd"/>
+      <w:r>
+        <w:rPr>
+          <w:rFonts w:ascii="Times New Roman" w:hAnsi="Times New Roman" w:cs="Times New Roman"/>
+          <w:sz w:val="28"/>
+          <w:szCs w:val="28"/>
+        </w:rPr>
+        <w:t xml:space="preserve"> по аналогии с </w:t>
+      </w:r>
+      <w:proofErr w:type="spellStart"/>
+      <w:r>
+        <w:rPr>
+          <w:rFonts w:ascii="Times New Roman" w:hAnsi="Times New Roman" w:cs="Times New Roman"/>
+          <w:sz w:val="28"/>
+          <w:szCs w:val="28"/>
+        </w:rPr>
+        <w:t>top</w:t>
+      </w:r>
+      <w:proofErr w:type="spellEnd"/>
+      <w:r>
+        <w:rPr>
+          <w:rFonts w:ascii="Times New Roman" w:hAnsi="Times New Roman" w:cs="Times New Roman"/>
+          <w:sz w:val="28"/>
+          <w:szCs w:val="28"/>
+        </w:rPr>
+        <w:t xml:space="preserve"> и другие). Новые образы возможно создавать из специального сценарного файла (</w:t>
+      </w:r>
+      <w:proofErr w:type="spellStart"/>
+      <w:r>
+        <w:rPr>
+          <w:rFonts w:ascii="Times New Roman" w:hAnsi="Times New Roman" w:cs="Times New Roman"/>
+          <w:sz w:val="28"/>
+          <w:szCs w:val="28"/>
+        </w:rPr>
+        <w:t>docker</w:t>
+      </w:r>
+      <w:proofErr w:type="spellEnd"/>
+      <w:r>
+        <w:rPr>
+          <w:rFonts w:ascii="Times New Roman" w:hAnsi="Times New Roman" w:cs="Times New Roman"/>
+          <w:sz w:val="28"/>
+          <w:szCs w:val="28"/>
+        </w:rPr>
+        <w:t xml:space="preserve"> </w:t>
+      </w:r>
+      <w:proofErr w:type="spellStart"/>
+      <w:r>
+        <w:rPr>
+          <w:rFonts w:ascii="Times New Roman" w:hAnsi="Times New Roman" w:cs="Times New Roman"/>
+          <w:sz w:val="28"/>
+          <w:szCs w:val="28"/>
+        </w:rPr>
+        <w:t>build</w:t>
+      </w:r>
+      <w:proofErr w:type="spellEnd"/>
+      <w:r>
+        <w:rPr>
+          <w:rFonts w:ascii="Times New Roman" w:hAnsi="Times New Roman" w:cs="Times New Roman"/>
+          <w:sz w:val="28"/>
+          <w:szCs w:val="28"/>
+        </w:rPr>
+        <w:t xml:space="preserve">, файл сценария носит название </w:t>
+      </w:r>
+      <w:proofErr w:type="spellStart"/>
+      <w:r>
+        <w:rPr>
+          <w:rFonts w:ascii="Times New Roman" w:hAnsi="Times New Roman" w:cs="Times New Roman"/>
+          <w:sz w:val="28"/>
+          <w:szCs w:val="28"/>
+        </w:rPr>
+        <w:t>Dockerfile</w:t>
+      </w:r>
+      <w:proofErr w:type="spellEnd"/>
+      <w:r>
+        <w:rPr>
+          <w:rFonts w:ascii="Times New Roman" w:hAnsi="Times New Roman" w:cs="Times New Roman"/>
+          <w:sz w:val="28"/>
+          <w:szCs w:val="28"/>
+        </w:rPr>
+        <w:t>), возможно записать все изменения, сделанные в контейнере, в новый образ (</w:t>
+      </w:r>
+      <w:proofErr w:type="spellStart"/>
+      <w:r>
+        <w:rPr>
+          <w:rFonts w:ascii="Times New Roman" w:hAnsi="Times New Roman" w:cs="Times New Roman"/>
+          <w:sz w:val="28"/>
+          <w:szCs w:val="28"/>
+        </w:rPr>
+        <w:t>docker</w:t>
+      </w:r>
+      <w:proofErr w:type="spellEnd"/>
+      <w:r>
+        <w:rPr>
+          <w:rFonts w:ascii="Times New Roman" w:hAnsi="Times New Roman" w:cs="Times New Roman"/>
+          <w:sz w:val="28"/>
+          <w:szCs w:val="28"/>
+        </w:rPr>
+        <w:t xml:space="preserve"> </w:t>
+      </w:r>
+      <w:proofErr w:type="spellStart"/>
+      <w:r>
+        <w:rPr>
+          <w:rFonts w:ascii="Times New Roman" w:hAnsi="Times New Roman" w:cs="Times New Roman"/>
+          <w:sz w:val="28"/>
+          <w:szCs w:val="28"/>
+        </w:rPr>
+        <w:t>commit</w:t>
+      </w:r>
+      <w:proofErr w:type="spellEnd"/>
+      <w:r>
+        <w:rPr>
+          <w:rFonts w:ascii="Times New Roman" w:hAnsi="Times New Roman" w:cs="Times New Roman"/>
+          <w:sz w:val="28"/>
+          <w:szCs w:val="28"/>
+        </w:rPr>
+        <w:t xml:space="preserve">). Все команды могут работать как с </w:t>
+      </w:r>
+      <w:proofErr w:type="spellStart"/>
+      <w:r>
+        <w:rPr>
+          <w:rFonts w:ascii="Times New Roman" w:hAnsi="Times New Roman" w:cs="Times New Roman"/>
+          <w:sz w:val="28"/>
+          <w:szCs w:val="28"/>
+        </w:rPr>
+        <w:t>docker</w:t>
+      </w:r>
+      <w:proofErr w:type="spellEnd"/>
+      <w:r>
+        <w:rPr>
+          <w:rFonts w:ascii="Times New Roman" w:hAnsi="Times New Roman" w:cs="Times New Roman"/>
+          <w:sz w:val="28"/>
+          <w:szCs w:val="28"/>
+        </w:rPr>
+        <w:t xml:space="preserve">-демоном локальной системы, так и с любым сервером </w:t>
+      </w:r>
+      <w:proofErr w:type="spellStart"/>
+      <w:r>
+        <w:rPr>
+          <w:rFonts w:ascii="Times New Roman" w:hAnsi="Times New Roman" w:cs="Times New Roman"/>
+          <w:sz w:val="28"/>
+          <w:szCs w:val="28"/>
+        </w:rPr>
+        <w:t>Docker</w:t>
+      </w:r>
+      <w:proofErr w:type="spellEnd"/>
+      <w:r>
+        <w:rPr>
+          <w:rFonts w:ascii="Times New Roman" w:hAnsi="Times New Roman" w:cs="Times New Roman"/>
+          <w:sz w:val="28"/>
+          <w:szCs w:val="28"/>
+        </w:rPr>
+        <w:t xml:space="preserve">, доступным по сети. Кроме того, в интерфейсе командной строки встроены возможности по взаимодействию с публичным репозиторием </w:t>
+      </w:r>
+      <w:proofErr w:type="spellStart"/>
+      <w:r>
+        <w:rPr>
+          <w:rFonts w:ascii="Times New Roman" w:hAnsi="Times New Roman" w:cs="Times New Roman"/>
+          <w:sz w:val="28"/>
+          <w:szCs w:val="28"/>
+        </w:rPr>
+        <w:t>Docker</w:t>
+      </w:r>
+      <w:proofErr w:type="spellEnd"/>
+      <w:r>
+        <w:rPr>
+          <w:rFonts w:ascii="Times New Roman" w:hAnsi="Times New Roman" w:cs="Times New Roman"/>
+          <w:sz w:val="28"/>
+          <w:szCs w:val="28"/>
+        </w:rPr>
+        <w:t xml:space="preserve"> </w:t>
+      </w:r>
+      <w:proofErr w:type="spellStart"/>
+      <w:r>
+        <w:rPr>
+          <w:rFonts w:ascii="Times New Roman" w:hAnsi="Times New Roman" w:cs="Times New Roman"/>
+          <w:sz w:val="28"/>
+          <w:szCs w:val="28"/>
+        </w:rPr>
+        <w:t>Hub</w:t>
+      </w:r>
+      <w:proofErr w:type="spellEnd"/>
+      <w:r>
+        <w:rPr>
+          <w:rFonts w:ascii="Times New Roman" w:hAnsi="Times New Roman" w:cs="Times New Roman"/>
+          <w:sz w:val="28"/>
+          <w:szCs w:val="28"/>
+        </w:rPr>
+        <w:t xml:space="preserve">, в котором размещены предварительно собранные образы приложений, например, команда </w:t>
+      </w:r>
+      <w:proofErr w:type="spellStart"/>
+      <w:r>
+        <w:rPr>
+          <w:rFonts w:ascii="Times New Roman" w:hAnsi="Times New Roman" w:cs="Times New Roman"/>
+          <w:sz w:val="28"/>
+          <w:szCs w:val="28"/>
+        </w:rPr>
+        <w:t>docker</w:t>
+      </w:r>
+      <w:proofErr w:type="spellEnd"/>
+      <w:r>
+        <w:rPr>
+          <w:rFonts w:ascii="Times New Roman" w:hAnsi="Times New Roman" w:cs="Times New Roman"/>
+          <w:sz w:val="28"/>
+          <w:szCs w:val="28"/>
+        </w:rPr>
+        <w:t xml:space="preserve"> </w:t>
+      </w:r>
+      <w:proofErr w:type="spellStart"/>
+      <w:r>
+        <w:rPr>
+          <w:rFonts w:ascii="Times New Roman" w:hAnsi="Times New Roman" w:cs="Times New Roman"/>
+          <w:sz w:val="28"/>
+          <w:szCs w:val="28"/>
+        </w:rPr>
+        <w:t>search</w:t>
+      </w:r>
+      <w:proofErr w:type="spellEnd"/>
+      <w:r>
+        <w:rPr>
+          <w:rFonts w:ascii="Times New Roman" w:hAnsi="Times New Roman" w:cs="Times New Roman"/>
+          <w:sz w:val="28"/>
+          <w:szCs w:val="28"/>
+        </w:rPr>
+        <w:t xml:space="preserve"> позволяет осуществить поиск среди размещённых в нём </w:t>
+      </w:r>
+      <w:proofErr w:type="gramStart"/>
       <w:r>
         <w:rPr>
           <w:rFonts w:ascii="Times New Roman" w:hAnsi="Times New Roman" w:cs="Times New Roman"/>
@@ -3310,339 +5281,6 @@
           <w:szCs w:val="28"/>
         </w:rPr>
         <w:lastRenderedPageBreak/>
-        <w:t>запущенных процессов (</w:t>
-      </w:r>
-      <w:proofErr w:type="spellStart"/>
-      <w:r>
-        <w:rPr>
-          <w:rFonts w:ascii="Times New Roman" w:hAnsi="Times New Roman" w:cs="Times New Roman"/>
-          <w:sz w:val="28"/>
-          <w:szCs w:val="28"/>
-        </w:rPr>
-        <w:t>docker</w:t>
-      </w:r>
-      <w:proofErr w:type="spellEnd"/>
-      <w:r>
-        <w:rPr>
-          <w:rFonts w:ascii="Times New Roman" w:hAnsi="Times New Roman" w:cs="Times New Roman"/>
-          <w:sz w:val="28"/>
-          <w:szCs w:val="28"/>
-        </w:rPr>
-        <w:t xml:space="preserve"> </w:t>
-      </w:r>
-      <w:proofErr w:type="spellStart"/>
-      <w:r>
-        <w:rPr>
-          <w:rFonts w:ascii="Times New Roman" w:hAnsi="Times New Roman" w:cs="Times New Roman"/>
-          <w:sz w:val="28"/>
-          <w:szCs w:val="28"/>
-        </w:rPr>
-        <w:t>ps</w:t>
-      </w:r>
-      <w:proofErr w:type="spellEnd"/>
-      <w:r>
-        <w:rPr>
-          <w:rFonts w:ascii="Times New Roman" w:hAnsi="Times New Roman" w:cs="Times New Roman"/>
-          <w:sz w:val="28"/>
-          <w:szCs w:val="28"/>
-        </w:rPr>
-        <w:t xml:space="preserve"> по аналогии с </w:t>
-      </w:r>
-      <w:proofErr w:type="spellStart"/>
-      <w:r>
-        <w:rPr>
-          <w:rFonts w:ascii="Times New Roman" w:hAnsi="Times New Roman" w:cs="Times New Roman"/>
-          <w:sz w:val="28"/>
-          <w:szCs w:val="28"/>
-        </w:rPr>
-        <w:t>ps</w:t>
-      </w:r>
-      <w:proofErr w:type="spellEnd"/>
-      <w:r>
-        <w:rPr>
-          <w:rFonts w:ascii="Times New Roman" w:hAnsi="Times New Roman" w:cs="Times New Roman"/>
-          <w:sz w:val="28"/>
-          <w:szCs w:val="28"/>
-        </w:rPr>
-        <w:t xml:space="preserve"> в </w:t>
-      </w:r>
-      <w:proofErr w:type="spellStart"/>
-      <w:r>
-        <w:rPr>
-          <w:rFonts w:ascii="Times New Roman" w:hAnsi="Times New Roman" w:cs="Times New Roman"/>
-          <w:sz w:val="28"/>
-          <w:szCs w:val="28"/>
-        </w:rPr>
-        <w:t>Unix</w:t>
-      </w:r>
-      <w:proofErr w:type="spellEnd"/>
-      <w:r>
-        <w:rPr>
-          <w:rFonts w:ascii="Times New Roman" w:hAnsi="Times New Roman" w:cs="Times New Roman"/>
-          <w:sz w:val="28"/>
-          <w:szCs w:val="28"/>
-        </w:rPr>
-        <w:t xml:space="preserve">-системах, </w:t>
-      </w:r>
-      <w:proofErr w:type="spellStart"/>
-      <w:r>
-        <w:rPr>
-          <w:rFonts w:ascii="Times New Roman" w:hAnsi="Times New Roman" w:cs="Times New Roman"/>
-          <w:sz w:val="28"/>
-          <w:szCs w:val="28"/>
-        </w:rPr>
-        <w:t>docker</w:t>
-      </w:r>
-      <w:proofErr w:type="spellEnd"/>
-      <w:r>
-        <w:rPr>
-          <w:rFonts w:ascii="Times New Roman" w:hAnsi="Times New Roman" w:cs="Times New Roman"/>
-          <w:sz w:val="28"/>
-          <w:szCs w:val="28"/>
-        </w:rPr>
-        <w:t xml:space="preserve"> </w:t>
-      </w:r>
-      <w:proofErr w:type="spellStart"/>
-      <w:r>
-        <w:rPr>
-          <w:rFonts w:ascii="Times New Roman" w:hAnsi="Times New Roman" w:cs="Times New Roman"/>
-          <w:sz w:val="28"/>
-          <w:szCs w:val="28"/>
-        </w:rPr>
-        <w:t>top</w:t>
-      </w:r>
-      <w:proofErr w:type="spellEnd"/>
-      <w:r>
-        <w:rPr>
-          <w:rFonts w:ascii="Times New Roman" w:hAnsi="Times New Roman" w:cs="Times New Roman"/>
-          <w:sz w:val="28"/>
-          <w:szCs w:val="28"/>
-        </w:rPr>
-        <w:t xml:space="preserve"> по аналогии с </w:t>
-      </w:r>
-      <w:proofErr w:type="spellStart"/>
-      <w:r>
-        <w:rPr>
-          <w:rFonts w:ascii="Times New Roman" w:hAnsi="Times New Roman" w:cs="Times New Roman"/>
-          <w:sz w:val="28"/>
-          <w:szCs w:val="28"/>
-        </w:rPr>
-        <w:t>top</w:t>
-      </w:r>
-      <w:proofErr w:type="spellEnd"/>
-      <w:r>
-        <w:rPr>
-          <w:rFonts w:ascii="Times New Roman" w:hAnsi="Times New Roman" w:cs="Times New Roman"/>
-          <w:sz w:val="28"/>
-          <w:szCs w:val="28"/>
-        </w:rPr>
-        <w:t xml:space="preserve"> и другие). Новые образы возможно создавать из специального сценарного файла (</w:t>
-      </w:r>
-      <w:proofErr w:type="spellStart"/>
-      <w:r>
-        <w:rPr>
-          <w:rFonts w:ascii="Times New Roman" w:hAnsi="Times New Roman" w:cs="Times New Roman"/>
-          <w:sz w:val="28"/>
-          <w:szCs w:val="28"/>
-        </w:rPr>
-        <w:t>docker</w:t>
-      </w:r>
-      <w:proofErr w:type="spellEnd"/>
-      <w:r>
-        <w:rPr>
-          <w:rFonts w:ascii="Times New Roman" w:hAnsi="Times New Roman" w:cs="Times New Roman"/>
-          <w:sz w:val="28"/>
-          <w:szCs w:val="28"/>
-        </w:rPr>
-        <w:t xml:space="preserve"> </w:t>
-      </w:r>
-      <w:proofErr w:type="spellStart"/>
-      <w:r>
-        <w:rPr>
-          <w:rFonts w:ascii="Times New Roman" w:hAnsi="Times New Roman" w:cs="Times New Roman"/>
-          <w:sz w:val="28"/>
-          <w:szCs w:val="28"/>
-        </w:rPr>
-        <w:t>build</w:t>
-      </w:r>
-      <w:proofErr w:type="spellEnd"/>
-      <w:r>
-        <w:rPr>
-          <w:rFonts w:ascii="Times New Roman" w:hAnsi="Times New Roman" w:cs="Times New Roman"/>
-          <w:sz w:val="28"/>
-          <w:szCs w:val="28"/>
-        </w:rPr>
-        <w:t xml:space="preserve">, файл сценария носит название </w:t>
-      </w:r>
-      <w:proofErr w:type="spellStart"/>
-      <w:r>
-        <w:rPr>
-          <w:rFonts w:ascii="Times New Roman" w:hAnsi="Times New Roman" w:cs="Times New Roman"/>
-          <w:sz w:val="28"/>
-          <w:szCs w:val="28"/>
-        </w:rPr>
-        <w:t>Dockerfile</w:t>
-      </w:r>
-      <w:proofErr w:type="spellEnd"/>
-      <w:r>
-        <w:rPr>
-          <w:rFonts w:ascii="Times New Roman" w:hAnsi="Times New Roman" w:cs="Times New Roman"/>
-          <w:sz w:val="28"/>
-          <w:szCs w:val="28"/>
-        </w:rPr>
-        <w:t>), возможно записать все изменения, сделанные в контейнере, в новый образ (</w:t>
-      </w:r>
-      <w:proofErr w:type="spellStart"/>
-      <w:r>
-        <w:rPr>
-          <w:rFonts w:ascii="Times New Roman" w:hAnsi="Times New Roman" w:cs="Times New Roman"/>
-          <w:sz w:val="28"/>
-          <w:szCs w:val="28"/>
-        </w:rPr>
-        <w:t>docker</w:t>
-      </w:r>
-      <w:proofErr w:type="spellEnd"/>
-      <w:r>
-        <w:rPr>
-          <w:rFonts w:ascii="Times New Roman" w:hAnsi="Times New Roman" w:cs="Times New Roman"/>
-          <w:sz w:val="28"/>
-          <w:szCs w:val="28"/>
-        </w:rPr>
-        <w:t xml:space="preserve"> </w:t>
-      </w:r>
-      <w:proofErr w:type="spellStart"/>
-      <w:r>
-        <w:rPr>
-          <w:rFonts w:ascii="Times New Roman" w:hAnsi="Times New Roman" w:cs="Times New Roman"/>
-          <w:sz w:val="28"/>
-          <w:szCs w:val="28"/>
-        </w:rPr>
-        <w:t>commit</w:t>
-      </w:r>
-      <w:proofErr w:type="spellEnd"/>
-      <w:r>
-        <w:rPr>
-          <w:rFonts w:ascii="Times New Roman" w:hAnsi="Times New Roman" w:cs="Times New Roman"/>
-          <w:sz w:val="28"/>
-          <w:szCs w:val="28"/>
-        </w:rPr>
-        <w:t xml:space="preserve">). Все команды могут работать как с </w:t>
-      </w:r>
-      <w:proofErr w:type="spellStart"/>
-      <w:r>
-        <w:rPr>
-          <w:rFonts w:ascii="Times New Roman" w:hAnsi="Times New Roman" w:cs="Times New Roman"/>
-          <w:sz w:val="28"/>
-          <w:szCs w:val="28"/>
-        </w:rPr>
-        <w:t>docker</w:t>
-      </w:r>
-      <w:proofErr w:type="spellEnd"/>
-      <w:r>
-        <w:rPr>
-          <w:rFonts w:ascii="Times New Roman" w:hAnsi="Times New Roman" w:cs="Times New Roman"/>
-          <w:sz w:val="28"/>
-          <w:szCs w:val="28"/>
-        </w:rPr>
-        <w:t xml:space="preserve">-демоном локальной системы, так и с любым сервером </w:t>
-      </w:r>
-      <w:proofErr w:type="spellStart"/>
-      <w:r>
-        <w:rPr>
-          <w:rFonts w:ascii="Times New Roman" w:hAnsi="Times New Roman" w:cs="Times New Roman"/>
-          <w:sz w:val="28"/>
-          <w:szCs w:val="28"/>
-        </w:rPr>
-        <w:t>Docker</w:t>
-      </w:r>
-      <w:proofErr w:type="spellEnd"/>
-      <w:r>
-        <w:rPr>
-          <w:rFonts w:ascii="Times New Roman" w:hAnsi="Times New Roman" w:cs="Times New Roman"/>
-          <w:sz w:val="28"/>
-          <w:szCs w:val="28"/>
-        </w:rPr>
-        <w:t xml:space="preserve">, доступным по сети. Кроме того, в интерфейсе командной строки встроены возможности по взаимодействию с публичным репозиторием </w:t>
-      </w:r>
-      <w:proofErr w:type="spellStart"/>
-      <w:r>
-        <w:rPr>
-          <w:rFonts w:ascii="Times New Roman" w:hAnsi="Times New Roman" w:cs="Times New Roman"/>
-          <w:sz w:val="28"/>
-          <w:szCs w:val="28"/>
-        </w:rPr>
-        <w:t>Docker</w:t>
-      </w:r>
-      <w:proofErr w:type="spellEnd"/>
-      <w:r>
-        <w:rPr>
-          <w:rFonts w:ascii="Times New Roman" w:hAnsi="Times New Roman" w:cs="Times New Roman"/>
-          <w:sz w:val="28"/>
-          <w:szCs w:val="28"/>
-        </w:rPr>
-        <w:t xml:space="preserve"> </w:t>
-      </w:r>
-      <w:proofErr w:type="spellStart"/>
-      <w:r>
-        <w:rPr>
-          <w:rFonts w:ascii="Times New Roman" w:hAnsi="Times New Roman" w:cs="Times New Roman"/>
-          <w:sz w:val="28"/>
-          <w:szCs w:val="28"/>
-        </w:rPr>
-        <w:t>Hub</w:t>
-      </w:r>
-      <w:proofErr w:type="spellEnd"/>
-      <w:r>
-        <w:rPr>
-          <w:rFonts w:ascii="Times New Roman" w:hAnsi="Times New Roman" w:cs="Times New Roman"/>
-          <w:sz w:val="28"/>
-          <w:szCs w:val="28"/>
-        </w:rPr>
-        <w:t xml:space="preserve">, в котором размещены предварительно собранные образы приложений, например, команда </w:t>
-      </w:r>
-      <w:proofErr w:type="spellStart"/>
-      <w:r>
-        <w:rPr>
-          <w:rFonts w:ascii="Times New Roman" w:hAnsi="Times New Roman" w:cs="Times New Roman"/>
-          <w:sz w:val="28"/>
-          <w:szCs w:val="28"/>
-        </w:rPr>
-        <w:t>docker</w:t>
-      </w:r>
-      <w:proofErr w:type="spellEnd"/>
-      <w:r>
-        <w:rPr>
-          <w:rFonts w:ascii="Times New Roman" w:hAnsi="Times New Roman" w:cs="Times New Roman"/>
-          <w:sz w:val="28"/>
-          <w:szCs w:val="28"/>
-        </w:rPr>
-        <w:t xml:space="preserve"> </w:t>
-      </w:r>
-      <w:proofErr w:type="spellStart"/>
-      <w:r>
-        <w:rPr>
-          <w:rFonts w:ascii="Times New Roman" w:hAnsi="Times New Roman" w:cs="Times New Roman"/>
-          <w:sz w:val="28"/>
-          <w:szCs w:val="28"/>
-        </w:rPr>
-        <w:t>search</w:t>
-      </w:r>
-      <w:proofErr w:type="spellEnd"/>
-      <w:r>
-        <w:rPr>
-          <w:rFonts w:ascii="Times New Roman" w:hAnsi="Times New Roman" w:cs="Times New Roman"/>
-          <w:sz w:val="28"/>
-          <w:szCs w:val="28"/>
-        </w:rPr>
-        <w:t xml:space="preserve"> позволяет осуществить поиск среди размещённых в нём </w:t>
-      </w:r>
-      <w:proofErr w:type="gramStart"/>
-      <w:r>
-        <w:rPr>
-          <w:rFonts w:ascii="Times New Roman" w:hAnsi="Times New Roman" w:cs="Times New Roman"/>
-          <w:sz w:val="28"/>
-          <w:szCs w:val="28"/>
-        </w:rPr>
         <w:t>образов[</w:t>
       </w:r>
       <w:proofErr w:type="gramEnd"/>
@@ -4035,7 +5673,7 @@
         <w:t xml:space="preserve"> не получил такой широкой популярности, он остается жизнеспособным вариантом для тех, у кого в приоритете безопасность и простота.</w:t>
       </w:r>
     </w:p>
-    <w:bookmarkEnd w:id="17"/>
+    <w:bookmarkEnd w:id="22"/>
     <w:p>
       <w:pPr>
         <w:spacing w:after="0" w:line="360" w:lineRule="auto"/>
@@ -4107,16 +5745,7 @@
           <w:sz w:val="28"/>
           <w:szCs w:val="28"/>
         </w:rPr>
-        <w:t xml:space="preserve"> фундаментальная, наименьшая и самая простая </w:t>
-      </w:r>
-      <w:r>
-        <w:rPr>
-          <w:rFonts w:ascii="Times New Roman" w:hAnsi="Times New Roman" w:cs="Times New Roman"/>
-          <w:sz w:val="28"/>
-          <w:szCs w:val="28"/>
-        </w:rPr>
-        <w:lastRenderedPageBreak/>
-        <w:t>единица развертывания оркестратора, которая состоит из одного или нескольких контейнеров. Реплика – это идентичная копия пода.</w:t>
+        <w:t xml:space="preserve"> фундаментальная, наименьшая и самая простая единица развертывания оркестратора, которая состоит из одного или нескольких контейнеров. Реплика – это идентичная копия пода.</w:t>
       </w:r>
     </w:p>
     <w:p>
@@ -4130,7 +5759,7 @@
           <w:szCs w:val="28"/>
         </w:rPr>
       </w:pPr>
-      <w:bookmarkStart w:id="18" w:name="_Hlk217695817"/>
+      <w:bookmarkStart w:id="23" w:name="_Hlk217695817"/>
       <w:r>
         <w:rPr>
           <w:rFonts w:ascii="Times New Roman" w:hAnsi="Times New Roman" w:cs="Times New Roman"/>
@@ -4228,6 +5857,7 @@
           <w:sz w:val="28"/>
           <w:szCs w:val="28"/>
         </w:rPr>
+        <w:lastRenderedPageBreak/>
         <w:drawing>
           <wp:inline distT="0" distB="0" distL="0" distR="0" wp14:anchorId="494BDCB6" wp14:editId="7E5F0283">
             <wp:extent cx="5948688" cy="4245158"/>
@@ -4246,7 +5876,7 @@
                     </pic:cNvPicPr>
                   </pic:nvPicPr>
                   <pic:blipFill>
-                    <a:blip r:embed="rId7">
+                    <a:blip r:embed="rId12">
                       <a:extLst>
                         <a:ext uri="{28A0092B-C50C-407E-A947-70E740481C1C}">
                           <a14:useLocalDpi xmlns:a14="http://schemas.microsoft.com/office/drawing/2010/main" val="0"/>
@@ -4361,16 +5991,7 @@
           <w:sz w:val="28"/>
           <w:szCs w:val="28"/>
         </w:rPr>
-        <w:t xml:space="preserve"> </w:t>
-      </w:r>
-      <w:r>
-        <w:rPr>
-          <w:rFonts w:ascii="Times New Roman" w:hAnsi="Times New Roman" w:cs="Times New Roman"/>
-          <w:sz w:val="28"/>
-          <w:szCs w:val="28"/>
-        </w:rPr>
-        <w:lastRenderedPageBreak/>
-        <w:t xml:space="preserve">автоматизирует. Вместе с тем, одним из основных недостатков этой системы </w:t>
+        <w:t xml:space="preserve"> автоматизирует. Вместе с тем, одним из основных недостатков этой системы </w:t>
       </w:r>
       <w:proofErr w:type="spellStart"/>
       <w:r>
@@ -4677,7 +6298,16 @@
           <w:sz w:val="28"/>
           <w:szCs w:val="28"/>
         </w:rPr>
-        <w:t xml:space="preserve"> предлагает более мощные возможности для управления контейнерами, такие как автоматическое масштабирование и управление состоянием приложений, что делает его подходящим для крупных и сложных проектов. В то же время, </w:t>
+        <w:t xml:space="preserve"> предлагает более мощные возможности для </w:t>
+      </w:r>
+      <w:r>
+        <w:rPr>
+          <w:rFonts w:ascii="Times New Roman" w:hAnsi="Times New Roman" w:cs="Times New Roman"/>
+          <w:sz w:val="28"/>
+          <w:szCs w:val="28"/>
+        </w:rPr>
+        <w:lastRenderedPageBreak/>
+        <w:t xml:space="preserve">управления контейнерами, такие как автоматическое масштабирование и управление состоянием приложений, что делает его подходящим для крупных и сложных проектов. В то же время, </w:t>
       </w:r>
       <w:proofErr w:type="spellStart"/>
       <w:r>
@@ -4715,7 +6345,7 @@
         </w:rPr>
         <w:t xml:space="preserve"> проще в использовании и настройке, что делает его идеальным выбором для небольших команд и проектов, где не требуется сложная инфраструктура.</w:t>
       </w:r>
-      <w:bookmarkEnd w:id="14"/>
+      <w:bookmarkEnd w:id="19"/>
     </w:p>
     <w:p>
       <w:pPr>
@@ -4979,16 +6609,7 @@
           <w:sz w:val="28"/>
           <w:szCs w:val="28"/>
         </w:rPr>
-        <w:t xml:space="preserve">, что позволяет создавать комплексные решения для управления инфраструктурой. Благодаря этим </w:t>
-      </w:r>
-      <w:r>
-        <w:rPr>
-          <w:rFonts w:ascii="Times New Roman" w:hAnsi="Times New Roman" w:cs="Times New Roman"/>
-          <w:sz w:val="28"/>
-          <w:szCs w:val="28"/>
-        </w:rPr>
-        <w:lastRenderedPageBreak/>
-        <w:t xml:space="preserve">интеграциям, </w:t>
+        <w:t xml:space="preserve">, что позволяет создавать комплексные решения для управления инфраструктурой. Благодаря этим интеграциям, </w:t>
       </w:r>
       <w:proofErr w:type="spellStart"/>
       <w:r>
@@ -5067,7 +6688,7 @@
           <w:szCs w:val="28"/>
         </w:rPr>
       </w:pPr>
-      <w:bookmarkStart w:id="19" w:name="_Toc227501242"/>
+      <w:bookmarkStart w:id="24" w:name="_Toc227501242"/>
       <w:r>
         <w:rPr>
           <w:rFonts w:ascii="Times New Roman" w:hAnsi="Times New Roman" w:cs="Times New Roman"/>
@@ -5079,9 +6700,9 @@
         </w:rPr>
         <w:t>Алгоритмы балансировки и распределения</w:t>
       </w:r>
-      <w:bookmarkEnd w:id="19"/>
-    </w:p>
-    <w:bookmarkEnd w:id="18"/>
+      <w:bookmarkEnd w:id="24"/>
+    </w:p>
+    <w:bookmarkEnd w:id="23"/>
     <w:p>
       <w:pPr>
         <w:spacing w:after="0" w:line="360" w:lineRule="auto"/>
@@ -5101,6 +6722,189 @@
         </w:rPr>
         <w:t>В основе программных решений задачи балансировки лежат алгоритмы распределения, которые определяют стратегию отдачи нагрузки на контейнеры/поды.</w:t>
       </w:r>
+      <w:r>
+        <w:rPr>
+          <w:rFonts w:ascii="Times New Roman" w:hAnsi="Times New Roman" w:cs="Times New Roman"/>
+          <w:sz w:val="28"/>
+          <w:szCs w:val="28"/>
+        </w:rPr>
+        <w:t xml:space="preserve"> </w:t>
+      </w:r>
+      <w:r>
+        <w:rPr>
+          <w:rFonts w:ascii="Times New Roman" w:hAnsi="Times New Roman" w:cs="Times New Roman"/>
+          <w:sz w:val="28"/>
+          <w:szCs w:val="28"/>
+        </w:rPr>
+        <w:t>На рисунке 2.4 представлен</w:t>
+      </w:r>
+      <w:r>
+        <w:rPr>
+          <w:rFonts w:ascii="Times New Roman" w:hAnsi="Times New Roman" w:cs="Times New Roman"/>
+          <w:sz w:val="28"/>
+          <w:szCs w:val="28"/>
+        </w:rPr>
+        <w:t xml:space="preserve">а условная схема взаимодействия распределённой системы с использованием </w:t>
+      </w:r>
+      <w:proofErr w:type="spellStart"/>
+      <w:r>
+        <w:rPr>
+          <w:rFonts w:ascii="Times New Roman" w:hAnsi="Times New Roman" w:cs="Times New Roman"/>
+          <w:sz w:val="28"/>
+          <w:szCs w:val="28"/>
+        </w:rPr>
+        <w:t>балансировщика</w:t>
+      </w:r>
+      <w:proofErr w:type="spellEnd"/>
+      <w:r>
+        <w:rPr>
+          <w:rFonts w:ascii="Times New Roman" w:hAnsi="Times New Roman" w:cs="Times New Roman"/>
+          <w:sz w:val="28"/>
+          <w:szCs w:val="28"/>
+        </w:rPr>
+        <w:t xml:space="preserve"> нагрузки.</w:t>
+      </w:r>
+    </w:p>
+    <w:p>
+      <w:pPr>
+        <w:spacing w:after="0" w:line="360" w:lineRule="auto"/>
+        <w:jc w:val="both"/>
+        <w:rPr>
+          <w:rFonts w:ascii="Times New Roman" w:hAnsi="Times New Roman" w:cs="Times New Roman"/>
+          <w:sz w:val="28"/>
+          <w:szCs w:val="28"/>
+        </w:rPr>
+      </w:pPr>
+      <w:r>
+        <w:rPr>
+          <w:noProof/>
+        </w:rPr>
+        <w:lastRenderedPageBreak/>
+        <w:drawing>
+          <wp:inline distT="0" distB="0" distL="0" distR="0" wp14:anchorId="5F3C8F4C" wp14:editId="1493D4AE">
+            <wp:extent cx="5869172" cy="3355066"/>
+            <wp:effectExtent l="0" t="0" r="0" b="0"/>
+            <wp:docPr id="9" name="Рисунок 9" descr="Балансировщик нагрузки серверов | Load Balancer | Cloud4Y"/>
+            <wp:cNvGraphicFramePr>
+              <a:graphicFrameLocks xmlns:a="http://schemas.openxmlformats.org/drawingml/2006/main" noChangeAspect="1"/>
+            </wp:cNvGraphicFramePr>
+            <a:graphic xmlns:a="http://schemas.openxmlformats.org/drawingml/2006/main">
+              <a:graphicData uri="http://schemas.openxmlformats.org/drawingml/2006/picture">
+                <pic:pic xmlns:pic="http://schemas.openxmlformats.org/drawingml/2006/picture">
+                  <pic:nvPicPr>
+                    <pic:cNvPr id="0" name="Picture 10" descr="Балансировщик нагрузки серверов | Load Balancer | Cloud4Y"/>
+                    <pic:cNvPicPr>
+                      <a:picLocks noChangeAspect="1" noChangeArrowheads="1"/>
+                    </pic:cNvPicPr>
+                  </pic:nvPicPr>
+                  <pic:blipFill>
+                    <a:blip r:embed="rId13">
+                      <a:extLst>
+                        <a:ext uri="{28A0092B-C50C-407E-A947-70E740481C1C}">
+                          <a14:useLocalDpi xmlns:a14="http://schemas.microsoft.com/office/drawing/2010/main" val="0"/>
+                        </a:ext>
+                      </a:extLst>
+                    </a:blip>
+                    <a:srcRect/>
+                    <a:stretch>
+                      <a:fillRect/>
+                    </a:stretch>
+                  </pic:blipFill>
+                  <pic:spPr bwMode="auto">
+                    <a:xfrm>
+                      <a:off x="0" y="0"/>
+                      <a:ext cx="5905958" cy="3376094"/>
+                    </a:xfrm>
+                    <a:prstGeom prst="rect">
+                      <a:avLst/>
+                    </a:prstGeom>
+                    <a:noFill/>
+                    <a:ln>
+                      <a:noFill/>
+                    </a:ln>
+                  </pic:spPr>
+                </pic:pic>
+              </a:graphicData>
+            </a:graphic>
+          </wp:inline>
+        </w:drawing>
+      </w:r>
+    </w:p>
+    <w:p>
+      <w:pPr>
+        <w:spacing w:before="120" w:after="120" w:line="360" w:lineRule="auto"/>
+        <w:jc w:val="center"/>
+        <w:rPr>
+          <w:rFonts w:ascii="Times New Roman" w:hAnsi="Times New Roman" w:cs="Times New Roman"/>
+          <w:sz w:val="28"/>
+          <w:szCs w:val="28"/>
+        </w:rPr>
+      </w:pPr>
+      <w:r>
+        <w:rPr>
+          <w:rFonts w:ascii="Times New Roman" w:hAnsi="Times New Roman" w:cs="Times New Roman"/>
+          <w:color w:val="000000" w:themeColor="text1"/>
+          <w:sz w:val="28"/>
+          <w:szCs w:val="28"/>
+        </w:rPr>
+        <w:t>Рисунок 2.</w:t>
+      </w:r>
+      <w:r>
+        <w:rPr>
+          <w:rFonts w:ascii="Times New Roman" w:hAnsi="Times New Roman" w:cs="Times New Roman"/>
+          <w:color w:val="000000" w:themeColor="text1"/>
+          <w:sz w:val="28"/>
+          <w:szCs w:val="28"/>
+        </w:rPr>
+        <w:t>4</w:t>
+      </w:r>
+      <w:r>
+        <w:rPr>
+          <w:rFonts w:ascii="Times New Roman" w:hAnsi="Times New Roman" w:cs="Times New Roman"/>
+          <w:color w:val="000000" w:themeColor="text1"/>
+          <w:sz w:val="28"/>
+          <w:szCs w:val="28"/>
+        </w:rPr>
+        <w:t xml:space="preserve"> </w:t>
+      </w:r>
+      <w:r>
+        <w:rPr>
+          <w:rFonts w:ascii="Times New Roman" w:hAnsi="Times New Roman" w:cs="Times New Roman"/>
+          <w:color w:val="000000" w:themeColor="text1"/>
+          <w:sz w:val="28"/>
+          <w:szCs w:val="28"/>
+        </w:rPr>
+        <w:t xml:space="preserve">– </w:t>
+      </w:r>
+      <w:r>
+        <w:rPr>
+          <w:rFonts w:ascii="Times New Roman" w:hAnsi="Times New Roman" w:cs="Times New Roman"/>
+          <w:color w:val="000000" w:themeColor="text1"/>
+          <w:sz w:val="28"/>
+          <w:szCs w:val="28"/>
+        </w:rPr>
+        <w:t xml:space="preserve">Распределённая система с </w:t>
+      </w:r>
+      <w:proofErr w:type="spellStart"/>
+      <w:r>
+        <w:rPr>
+          <w:rFonts w:ascii="Times New Roman" w:hAnsi="Times New Roman" w:cs="Times New Roman"/>
+          <w:color w:val="000000" w:themeColor="text1"/>
+          <w:sz w:val="28"/>
+          <w:szCs w:val="28"/>
+        </w:rPr>
+        <w:t>балансировщиком</w:t>
+      </w:r>
+      <w:proofErr w:type="spellEnd"/>
+      <w:r>
+        <w:rPr>
+          <w:rFonts w:ascii="Times New Roman" w:hAnsi="Times New Roman" w:cs="Times New Roman"/>
+          <w:color w:val="000000" w:themeColor="text1"/>
+          <w:sz w:val="28"/>
+          <w:szCs w:val="28"/>
+        </w:rPr>
+        <w:t xml:space="preserve"> нагрузки</w:t>
+      </w:r>
     </w:p>
     <w:p>
       <w:pPr>
@@ -5413,7 +7217,16 @@
           <w:sz w:val="28"/>
           <w:szCs w:val="28"/>
         </w:rPr>
-        <w:t xml:space="preserve">), и по достижении последнего объекта следующая задача будет также назначена первому объекту. Решение задач может быть дополнительно разбито на кванты времени, причем для продолжения решения во времени нумерация объектов (и, соответственно, назначенные задачи) сдвигается по кругу на 1, то есть задача первого объекта отдается второму, второго — третьему, и т. д., а первый объект получает задачу последнего, либо освобождается для приёма новой задачи. </w:t>
+        <w:t xml:space="preserve">), и по достижении последнего объекта следующая задача будет также назначена первому объекту. Решение задач может быть дополнительно разбито на кванты времени, причем для продолжения решения во времени нумерация объектов (и, соответственно, назначенные задачи) сдвигается по кругу на 1, то </w:t>
+      </w:r>
+      <w:r>
+        <w:rPr>
+          <w:rFonts w:ascii="Times New Roman" w:hAnsi="Times New Roman" w:cs="Times New Roman"/>
+          <w:sz w:val="28"/>
+          <w:szCs w:val="28"/>
+        </w:rPr>
+        <w:lastRenderedPageBreak/>
+        <w:t xml:space="preserve">есть задача первого объекта отдается второму, второго — третьему, и т. д., а первый объект получает задачу последнего, либо освобождается для приёма новой задачи. </w:t>
       </w:r>
       <w:proofErr w:type="spellStart"/>
       <w:r>
@@ -5471,7 +7284,6 @@
           <w:sz w:val="28"/>
           <w:szCs w:val="28"/>
         </w:rPr>
-        <w:lastRenderedPageBreak/>
         <w:drawing>
           <wp:inline distT="0" distB="0" distL="0" distR="0" wp14:anchorId="1DF057F9" wp14:editId="286BB304">
             <wp:extent cx="5189855" cy="3112804"/>
@@ -5488,7 +7300,7 @@
                     <pic:cNvPicPr/>
                   </pic:nvPicPr>
                   <pic:blipFill>
-                    <a:blip r:embed="rId8"/>
+                    <a:blip r:embed="rId14"/>
                     <a:stretch>
                       <a:fillRect/>
                     </a:stretch>
@@ -5816,6 +7628,7 @@
           <w:sz w:val="28"/>
           <w:szCs w:val="28"/>
         </w:rPr>
+        <w:lastRenderedPageBreak/>
         <w:t>Счетчик активных соединений обновляется.</w:t>
       </w:r>
     </w:p>
@@ -5836,7 +7649,6 @@
           <w:sz w:val="28"/>
           <w:szCs w:val="28"/>
         </w:rPr>
-        <w:lastRenderedPageBreak/>
         <w:drawing>
           <wp:inline distT="0" distB="0" distL="0" distR="0" wp14:anchorId="46BF65D6" wp14:editId="37B2A43A">
             <wp:extent cx="5848310" cy="2861953"/>
@@ -5855,7 +7667,7 @@
                     </pic:cNvPicPr>
                   </pic:nvPicPr>
                   <pic:blipFill>
-                    <a:blip r:embed="rId9">
+                    <a:blip r:embed="rId15">
                       <a:extLst>
                         <a:ext uri="{28A0092B-C50C-407E-A947-70E740481C1C}">
                           <a14:useLocalDpi xmlns:a14="http://schemas.microsoft.com/office/drawing/2010/main" val="0"/>
@@ -6722,7 +8534,7 @@
           <w:szCs w:val="28"/>
         </w:rPr>
       </w:pPr>
-      <w:bookmarkStart w:id="20" w:name="_Toc227501243"/>
+      <w:bookmarkStart w:id="25" w:name="_Toc227501243"/>
       <w:r>
         <w:rPr>
           <w:rFonts w:ascii="Times New Roman" w:hAnsi="Times New Roman" w:cs="Times New Roman"/>
@@ -6734,7 +8546,7 @@
         </w:rPr>
         <w:t>Основные положения нагрузочного тестирования</w:t>
       </w:r>
-      <w:bookmarkEnd w:id="20"/>
+      <w:bookmarkEnd w:id="25"/>
     </w:p>
     <w:p>
       <w:pPr>
@@ -6857,17 +8669,7 @@
           <w:sz w:val="28"/>
           <w:szCs w:val="28"/>
         </w:rPr>
-        <w:t>) оценивает производительность системы под определенной нагрузкой. Цель теста — проверить, как приложение или сервер реагируют на большое количество запросов, обрабатывают данные и поддерживают стабильну</w:t>
-      </w:r>
-      <w:bookmarkStart w:id="21" w:name="_GoBack"/>
-      <w:bookmarkEnd w:id="21"/>
-      <w:r>
-        <w:rPr>
-          <w:rFonts w:ascii="Times New Roman" w:hAnsi="Times New Roman" w:cs="Times New Roman"/>
-          <w:sz w:val="28"/>
-          <w:szCs w:val="28"/>
-        </w:rPr>
-        <w:t>ю работу. Результаты тестирования помогают разработчикам и администраторам выявить слабые места продукта и оптимизировать его до запуска.</w:t>
+        <w:t>) оценивает производительность системы под определенной нагрузкой. Цель теста — проверить, как приложение или сервер реагируют на большое количество запросов, обрабатывают данные и поддерживают стабильную работу. Результаты тестирования помогают разработчикам и администраторам выявить слабые места продукта и оптимизировать его до запуска.</w:t>
       </w:r>
     </w:p>
     <w:p>
@@ -7353,7 +9155,7 @@
                     </pic:cNvPicPr>
                   </pic:nvPicPr>
                   <pic:blipFill>
-                    <a:blip r:embed="rId10">
+                    <a:blip r:embed="rId16">
                       <a:extLst>
                         <a:ext uri="{28A0092B-C50C-407E-A947-70E740481C1C}">
                           <a14:useLocalDpi xmlns:a14="http://schemas.microsoft.com/office/drawing/2010/main" val="0"/>
@@ -7462,7 +9264,7 @@
                     </pic:cNvPicPr>
                   </pic:nvPicPr>
                   <pic:blipFill>
-                    <a:blip r:embed="rId11">
+                    <a:blip r:embed="rId17">
                       <a:extLst>
                         <a:ext uri="{28A0092B-C50C-407E-A947-70E740481C1C}">
                           <a14:useLocalDpi xmlns:a14="http://schemas.microsoft.com/office/drawing/2010/main" val="0"/>
@@ -7751,7 +9553,7 @@
                     </pic:cNvPicPr>
                   </pic:nvPicPr>
                   <pic:blipFill>
-                    <a:blip r:embed="rId12">
+                    <a:blip r:embed="rId18">
                       <a:extLst>
                         <a:ext uri="{28A0092B-C50C-407E-A947-70E740481C1C}">
                           <a14:useLocalDpi xmlns:a14="http://schemas.microsoft.com/office/drawing/2010/main" val="0"/>
@@ -7903,7 +9705,7 @@
           <w:szCs w:val="28"/>
         </w:rPr>
       </w:pPr>
-      <w:bookmarkStart w:id="22" w:name="_Toc227501244"/>
+      <w:bookmarkStart w:id="26" w:name="_Toc227501244"/>
       <w:r>
         <w:rPr>
           <w:rFonts w:ascii="Times New Roman" w:hAnsi="Times New Roman" w:cs="Times New Roman"/>
@@ -7916,7 +9718,7 @@
         <w:lastRenderedPageBreak/>
         <w:t>Инструменты нагрузочного тестирования</w:t>
       </w:r>
-      <w:bookmarkEnd w:id="22"/>
+      <w:bookmarkEnd w:id="26"/>
     </w:p>
     <w:p>
       <w:pPr>
@@ -8367,6 +10169,230 @@
           <w:szCs w:val="28"/>
         </w:rPr>
         <w:t xml:space="preserve"> для работы с таким сертификатом в автоматическое написание скриптов не будут попадать лишние данные о защите сайта, что существенно улучшит работу скрипта. Скрипты, созданные данным модулем, имеют гибкую структуру, которую можно настраивать в зависимости от требований к тесту.</w:t>
+      </w:r>
+    </w:p>
+    <w:p>
+      <w:pPr>
+        <w:spacing w:after="0" w:line="360" w:lineRule="auto"/>
+        <w:ind w:firstLine="708"/>
+        <w:jc w:val="both"/>
+        <w:rPr>
+          <w:rFonts w:ascii="Times New Roman" w:hAnsi="Times New Roman" w:cs="Times New Roman"/>
+          <w:sz w:val="28"/>
+          <w:szCs w:val="28"/>
+        </w:rPr>
+      </w:pPr>
+      <w:r>
+        <w:rPr>
+          <w:rFonts w:ascii="Times New Roman" w:hAnsi="Times New Roman" w:cs="Times New Roman"/>
+          <w:sz w:val="28"/>
+          <w:szCs w:val="28"/>
+        </w:rPr>
+        <w:t xml:space="preserve">Наиболее простым в использовании и интерпретации результатов является </w:t>
+      </w:r>
+      <w:r>
+        <w:rPr>
+          <w:rFonts w:ascii="Times New Roman" w:hAnsi="Times New Roman" w:cs="Times New Roman"/>
+          <w:sz w:val="28"/>
+          <w:szCs w:val="28"/>
+          <w:lang w:val="en-US"/>
+        </w:rPr>
+        <w:t>Artillery</w:t>
+      </w:r>
+      <w:r>
+        <w:rPr>
+          <w:rFonts w:ascii="Times New Roman" w:hAnsi="Times New Roman" w:cs="Times New Roman"/>
+          <w:sz w:val="28"/>
+          <w:szCs w:val="28"/>
+        </w:rPr>
+        <w:t xml:space="preserve">. </w:t>
+      </w:r>
+      <w:r>
+        <w:rPr>
+          <w:rFonts w:ascii="Times New Roman" w:hAnsi="Times New Roman" w:cs="Times New Roman"/>
+          <w:sz w:val="28"/>
+          <w:szCs w:val="28"/>
+          <w:lang w:val="en-US"/>
+        </w:rPr>
+        <w:t>Artillery</w:t>
+      </w:r>
+      <w:r>
+        <w:rPr>
+          <w:rFonts w:ascii="Times New Roman" w:hAnsi="Times New Roman" w:cs="Times New Roman"/>
+          <w:sz w:val="28"/>
+          <w:szCs w:val="28"/>
+        </w:rPr>
+        <w:t xml:space="preserve"> - современный мощный инструмент с открытым исходным кодом для нагрузочного тестирования (</w:t>
+      </w:r>
+      <w:proofErr w:type="spellStart"/>
+      <w:r>
+        <w:rPr>
+          <w:rFonts w:ascii="Times New Roman" w:hAnsi="Times New Roman" w:cs="Times New Roman"/>
+          <w:sz w:val="28"/>
+          <w:szCs w:val="28"/>
+        </w:rPr>
+        <w:t>load</w:t>
+      </w:r>
+      <w:proofErr w:type="spellEnd"/>
+      <w:r>
+        <w:rPr>
+          <w:rFonts w:ascii="Times New Roman" w:hAnsi="Times New Roman" w:cs="Times New Roman"/>
+          <w:sz w:val="28"/>
+          <w:szCs w:val="28"/>
+        </w:rPr>
+        <w:t xml:space="preserve"> </w:t>
+      </w:r>
+      <w:proofErr w:type="spellStart"/>
+      <w:r>
+        <w:rPr>
+          <w:rFonts w:ascii="Times New Roman" w:hAnsi="Times New Roman" w:cs="Times New Roman"/>
+          <w:sz w:val="28"/>
+          <w:szCs w:val="28"/>
+        </w:rPr>
+        <w:t>testing</w:t>
+      </w:r>
+      <w:proofErr w:type="spellEnd"/>
+      <w:r>
+        <w:rPr>
+          <w:rFonts w:ascii="Times New Roman" w:hAnsi="Times New Roman" w:cs="Times New Roman"/>
+          <w:sz w:val="28"/>
+          <w:szCs w:val="28"/>
+        </w:rPr>
+        <w:t>) и проверки производительности веб-приложений и API.</w:t>
+      </w:r>
+      <w:r>
+        <w:rPr>
+          <w:rFonts w:ascii="Times New Roman" w:hAnsi="Times New Roman" w:cs="Times New Roman"/>
+          <w:sz w:val="28"/>
+          <w:szCs w:val="28"/>
+        </w:rPr>
+        <w:t xml:space="preserve"> Этот </w:t>
+      </w:r>
+      <w:r>
+        <w:rPr>
+          <w:rFonts w:ascii="Times New Roman" w:hAnsi="Times New Roman" w:cs="Times New Roman"/>
+          <w:sz w:val="28"/>
+          <w:szCs w:val="28"/>
+        </w:rPr>
+        <w:t xml:space="preserve">продукт выделяется простотой установки и запуска, а также хорошей оптимизацией, что особо важно для нагрузочного тестирования. </w:t>
+      </w:r>
+      <w:r>
+        <w:rPr>
+          <w:rFonts w:ascii="Times New Roman" w:hAnsi="Times New Roman" w:cs="Times New Roman"/>
+          <w:sz w:val="28"/>
+          <w:szCs w:val="28"/>
+        </w:rPr>
+        <w:t xml:space="preserve">Отображать подробные показатели производительности: время отклика/задержки, количество запросов в секунду, пропускную способность. Все метрики доступны в виде текстового или структурированного JSON, и </w:t>
+      </w:r>
+      <w:proofErr w:type="spellStart"/>
+      <w:r>
+        <w:rPr>
+          <w:rFonts w:ascii="Times New Roman" w:hAnsi="Times New Roman" w:cs="Times New Roman"/>
+          <w:sz w:val="28"/>
+          <w:szCs w:val="28"/>
+        </w:rPr>
+        <w:t>Artillery</w:t>
+      </w:r>
+      <w:proofErr w:type="spellEnd"/>
+      <w:r>
+        <w:rPr>
+          <w:rFonts w:ascii="Times New Roman" w:hAnsi="Times New Roman" w:cs="Times New Roman"/>
+          <w:sz w:val="28"/>
+          <w:szCs w:val="28"/>
+        </w:rPr>
+        <w:t xml:space="preserve"> может отправить их во внешнюю систему мониторинга, такую ​​как </w:t>
+      </w:r>
+      <w:proofErr w:type="spellStart"/>
+      <w:r>
+        <w:rPr>
+          <w:rFonts w:ascii="Times New Roman" w:hAnsi="Times New Roman" w:cs="Times New Roman"/>
+          <w:sz w:val="28"/>
+          <w:szCs w:val="28"/>
+        </w:rPr>
+        <w:t>Datadog</w:t>
+      </w:r>
+      <w:proofErr w:type="spellEnd"/>
+      <w:r>
+        <w:rPr>
+          <w:rFonts w:ascii="Times New Roman" w:hAnsi="Times New Roman" w:cs="Times New Roman"/>
+          <w:sz w:val="28"/>
+          <w:szCs w:val="28"/>
+        </w:rPr>
+        <w:t xml:space="preserve">, </w:t>
+      </w:r>
+      <w:proofErr w:type="spellStart"/>
+      <w:r>
+        <w:rPr>
+          <w:rFonts w:ascii="Times New Roman" w:hAnsi="Times New Roman" w:cs="Times New Roman"/>
+          <w:sz w:val="28"/>
+          <w:szCs w:val="28"/>
+        </w:rPr>
+        <w:t>Librato</w:t>
+      </w:r>
+      <w:proofErr w:type="spellEnd"/>
+      <w:r>
+        <w:rPr>
+          <w:rFonts w:ascii="Times New Roman" w:hAnsi="Times New Roman" w:cs="Times New Roman"/>
+          <w:sz w:val="28"/>
+          <w:szCs w:val="28"/>
+        </w:rPr>
+        <w:t xml:space="preserve"> или </w:t>
+      </w:r>
+      <w:proofErr w:type="spellStart"/>
+      <w:r>
+        <w:rPr>
+          <w:rFonts w:ascii="Times New Roman" w:hAnsi="Times New Roman" w:cs="Times New Roman"/>
+          <w:sz w:val="28"/>
+          <w:szCs w:val="28"/>
+        </w:rPr>
+        <w:t>Influx</w:t>
+      </w:r>
+      <w:proofErr w:type="spellEnd"/>
+      <w:r>
+        <w:rPr>
+          <w:rFonts w:ascii="Times New Roman" w:hAnsi="Times New Roman" w:cs="Times New Roman"/>
+          <w:sz w:val="28"/>
+          <w:szCs w:val="28"/>
+        </w:rPr>
+        <w:t>.</w:t>
+      </w:r>
+    </w:p>
+    <w:p>
+      <w:pPr>
+        <w:spacing w:after="0" w:line="360" w:lineRule="auto"/>
+        <w:ind w:firstLine="708"/>
+        <w:jc w:val="both"/>
+        <w:rPr>
+          <w:rFonts w:ascii="Times New Roman" w:hAnsi="Times New Roman" w:cs="Times New Roman"/>
+          <w:sz w:val="28"/>
+          <w:szCs w:val="28"/>
+        </w:rPr>
+      </w:pPr>
+      <w:r>
+        <w:rPr>
+          <w:rFonts w:ascii="Times New Roman" w:hAnsi="Times New Roman" w:cs="Times New Roman"/>
+          <w:sz w:val="28"/>
+          <w:szCs w:val="28"/>
+        </w:rPr>
+        <w:t xml:space="preserve">Есть масса других вещей, которые может выполнять </w:t>
+      </w:r>
+      <w:proofErr w:type="spellStart"/>
+      <w:r>
+        <w:rPr>
+          <w:rFonts w:ascii="Times New Roman" w:hAnsi="Times New Roman" w:cs="Times New Roman"/>
+          <w:sz w:val="28"/>
+          <w:szCs w:val="28"/>
+        </w:rPr>
+        <w:t>Artillery</w:t>
+      </w:r>
+      <w:proofErr w:type="spellEnd"/>
+      <w:r>
+        <w:rPr>
+          <w:rFonts w:ascii="Times New Roman" w:hAnsi="Times New Roman" w:cs="Times New Roman"/>
+          <w:sz w:val="28"/>
+          <w:szCs w:val="28"/>
+        </w:rPr>
+        <w:t>, включая более сложные пользовательские сценарии, выполнение крупномасштабных нагрузочных тестов, добавление синтетического трафика в производство для поддержания запаса безопасности от скачков трафика и т. д.</w:t>
       </w:r>
     </w:p>
     <w:p>
@@ -8399,11 +10425,14 @@
           <w:sz w:val="28"/>
           <w:szCs w:val="28"/>
         </w:rPr>
-        <w:t>Существующие методы оценки ИС</w:t>
-      </w:r>
-    </w:p>
-    <w:p>
-      <w:pPr>
+        <w:t>Методики получения комплексной оценки эффективности ИС</w:t>
+      </w:r>
+    </w:p>
+    <w:p>
+      <w:pPr>
+        <w:tabs>
+          <w:tab w:val="left" w:pos="2865"/>
+        </w:tabs>
         <w:spacing w:after="0" w:line="360" w:lineRule="auto"/>
         <w:ind w:firstLine="708"/>
         <w:jc w:val="both"/>
@@ -8413,6 +10442,958 @@
           <w:szCs w:val="28"/>
         </w:rPr>
       </w:pPr>
+      <w:r>
+        <w:rPr>
+          <w:rFonts w:ascii="Times New Roman" w:hAnsi="Times New Roman" w:cs="Times New Roman"/>
+          <w:sz w:val="28"/>
+          <w:szCs w:val="28"/>
+        </w:rPr>
+        <w:t xml:space="preserve">В рамках </w:t>
+      </w:r>
+      <w:r>
+        <w:rPr>
+          <w:rFonts w:ascii="Times New Roman" w:hAnsi="Times New Roman" w:cs="Times New Roman"/>
+          <w:sz w:val="28"/>
+          <w:szCs w:val="28"/>
+        </w:rPr>
+        <w:t xml:space="preserve">внедрения и эксплуатации информационных систем крайне важно оценить качество проделанной работы, насколько эффективно система способна работать под определённой нагрузкой как в режиме простой, так и в час-пик. Получение оценки эффективности в будущем позволяют найти </w:t>
+      </w:r>
+      <w:r>
+        <w:rPr>
+          <w:rFonts w:ascii="Times New Roman" w:hAnsi="Times New Roman" w:cs="Times New Roman"/>
+          <w:sz w:val="28"/>
+          <w:szCs w:val="28"/>
+        </w:rPr>
+        <w:lastRenderedPageBreak/>
+        <w:t>проблемные места, а также спрогнозировать потенциально опасные для самой системы инциденты.</w:t>
+      </w:r>
+    </w:p>
+    <w:p>
+      <w:pPr>
+        <w:tabs>
+          <w:tab w:val="left" w:pos="2865"/>
+        </w:tabs>
+        <w:spacing w:after="0" w:line="360" w:lineRule="auto"/>
+        <w:ind w:firstLine="708"/>
+        <w:jc w:val="both"/>
+        <w:rPr>
+          <w:rFonts w:ascii="Times New Roman" w:hAnsi="Times New Roman" w:cs="Times New Roman"/>
+          <w:bCs/>
+          <w:sz w:val="28"/>
+          <w:szCs w:val="28"/>
+        </w:rPr>
+      </w:pPr>
+      <w:r>
+        <w:rPr>
+          <w:rFonts w:ascii="Times New Roman" w:hAnsi="Times New Roman" w:cs="Times New Roman"/>
+          <w:sz w:val="28"/>
+          <w:szCs w:val="28"/>
+        </w:rPr>
+        <w:t>Модель</w:t>
+      </w:r>
+      <w:r>
+        <w:rPr>
+          <w:rFonts w:ascii="Times New Roman" w:hAnsi="Times New Roman" w:cs="Times New Roman"/>
+          <w:sz w:val="28"/>
+          <w:szCs w:val="28"/>
+        </w:rPr>
+        <w:t xml:space="preserve"> </w:t>
+      </w:r>
+      <w:proofErr w:type="spellStart"/>
+      <w:r>
+        <w:rPr>
+          <w:rFonts w:ascii="Times New Roman" w:hAnsi="Times New Roman" w:cs="Times New Roman"/>
+          <w:bCs/>
+          <w:sz w:val="28"/>
+          <w:szCs w:val="28"/>
+          <w:lang w:val="en-US"/>
+        </w:rPr>
+        <w:t>DeLone</w:t>
+      </w:r>
+      <w:proofErr w:type="spellEnd"/>
+      <w:r>
+        <w:rPr>
+          <w:rFonts w:ascii="Times New Roman" w:hAnsi="Times New Roman" w:cs="Times New Roman"/>
+          <w:bCs/>
+          <w:sz w:val="28"/>
+          <w:szCs w:val="28"/>
+        </w:rPr>
+        <w:t xml:space="preserve"> &amp; </w:t>
+      </w:r>
+      <w:r>
+        <w:rPr>
+          <w:rFonts w:ascii="Times New Roman" w:hAnsi="Times New Roman" w:cs="Times New Roman"/>
+          <w:bCs/>
+          <w:sz w:val="28"/>
+          <w:szCs w:val="28"/>
+          <w:lang w:val="en-US"/>
+        </w:rPr>
+        <w:t>McLean</w:t>
+      </w:r>
+      <w:r>
+        <w:rPr>
+          <w:rFonts w:ascii="Times New Roman" w:hAnsi="Times New Roman" w:cs="Times New Roman"/>
+          <w:bCs/>
+          <w:sz w:val="28"/>
+          <w:szCs w:val="28"/>
+        </w:rPr>
+        <w:t xml:space="preserve"> (</w:t>
+      </w:r>
+      <w:r>
+        <w:rPr>
+          <w:rFonts w:ascii="Times New Roman" w:hAnsi="Times New Roman" w:cs="Times New Roman"/>
+          <w:bCs/>
+          <w:sz w:val="28"/>
+          <w:szCs w:val="28"/>
+          <w:lang w:val="en-US"/>
+        </w:rPr>
+        <w:t>D</w:t>
+      </w:r>
+      <w:r>
+        <w:rPr>
+          <w:rFonts w:ascii="Times New Roman" w:hAnsi="Times New Roman" w:cs="Times New Roman"/>
+          <w:bCs/>
+          <w:sz w:val="28"/>
+          <w:szCs w:val="28"/>
+        </w:rPr>
+        <w:t>&amp;</w:t>
+      </w:r>
+      <w:r>
+        <w:rPr>
+          <w:rFonts w:ascii="Times New Roman" w:hAnsi="Times New Roman" w:cs="Times New Roman"/>
+          <w:bCs/>
+          <w:sz w:val="28"/>
+          <w:szCs w:val="28"/>
+          <w:lang w:val="en-US"/>
+        </w:rPr>
+        <w:t>M</w:t>
+      </w:r>
+      <w:r>
+        <w:rPr>
+          <w:rFonts w:ascii="Times New Roman" w:hAnsi="Times New Roman" w:cs="Times New Roman"/>
+          <w:bCs/>
+          <w:sz w:val="28"/>
+          <w:szCs w:val="28"/>
+        </w:rPr>
+        <w:t xml:space="preserve"> </w:t>
+      </w:r>
+      <w:r>
+        <w:rPr>
+          <w:rFonts w:ascii="Times New Roman" w:hAnsi="Times New Roman" w:cs="Times New Roman"/>
+          <w:bCs/>
+          <w:sz w:val="28"/>
+          <w:szCs w:val="28"/>
+          <w:lang w:val="en-US"/>
+        </w:rPr>
+        <w:t>IS</w:t>
+      </w:r>
+      <w:r>
+        <w:rPr>
+          <w:rFonts w:ascii="Times New Roman" w:hAnsi="Times New Roman" w:cs="Times New Roman"/>
+          <w:bCs/>
+          <w:sz w:val="28"/>
+          <w:szCs w:val="28"/>
+        </w:rPr>
+        <w:t xml:space="preserve"> </w:t>
+      </w:r>
+      <w:r>
+        <w:rPr>
+          <w:rFonts w:ascii="Times New Roman" w:hAnsi="Times New Roman" w:cs="Times New Roman"/>
+          <w:bCs/>
+          <w:sz w:val="28"/>
+          <w:szCs w:val="28"/>
+          <w:lang w:val="en-US"/>
+        </w:rPr>
+        <w:t>Success</w:t>
+      </w:r>
+      <w:r>
+        <w:rPr>
+          <w:rFonts w:ascii="Times New Roman" w:hAnsi="Times New Roman" w:cs="Times New Roman"/>
+          <w:bCs/>
+          <w:sz w:val="28"/>
+          <w:szCs w:val="28"/>
+        </w:rPr>
+        <w:t xml:space="preserve"> </w:t>
+      </w:r>
+      <w:r>
+        <w:rPr>
+          <w:rFonts w:ascii="Times New Roman" w:hAnsi="Times New Roman" w:cs="Times New Roman"/>
+          <w:bCs/>
+          <w:sz w:val="28"/>
+          <w:szCs w:val="28"/>
+          <w:lang w:val="en-US"/>
+        </w:rPr>
+        <w:t>Model</w:t>
+      </w:r>
+      <w:r>
+        <w:rPr>
+          <w:rFonts w:ascii="Times New Roman" w:hAnsi="Times New Roman" w:cs="Times New Roman"/>
+          <w:bCs/>
+          <w:sz w:val="28"/>
+          <w:szCs w:val="28"/>
+        </w:rPr>
+        <w:t xml:space="preserve">) </w:t>
+      </w:r>
+      <w:r>
+        <w:rPr>
+          <w:rFonts w:ascii="Times New Roman" w:hAnsi="Times New Roman" w:cs="Times New Roman"/>
+          <w:bCs/>
+          <w:sz w:val="28"/>
+          <w:szCs w:val="28"/>
+        </w:rPr>
+        <w:t>позволяет</w:t>
+      </w:r>
+      <w:r>
+        <w:rPr>
+          <w:rFonts w:ascii="Times New Roman" w:hAnsi="Times New Roman" w:cs="Times New Roman"/>
+          <w:bCs/>
+          <w:sz w:val="28"/>
+          <w:szCs w:val="28"/>
+        </w:rPr>
+        <w:t xml:space="preserve"> </w:t>
+      </w:r>
+      <w:r>
+        <w:rPr>
+          <w:rFonts w:ascii="Times New Roman" w:hAnsi="Times New Roman" w:cs="Times New Roman"/>
+          <w:bCs/>
+          <w:sz w:val="28"/>
+          <w:szCs w:val="28"/>
+        </w:rPr>
+        <w:t>оценить</w:t>
+      </w:r>
+      <w:r>
+        <w:rPr>
+          <w:rFonts w:ascii="Times New Roman" w:hAnsi="Times New Roman" w:cs="Times New Roman"/>
+          <w:bCs/>
+          <w:sz w:val="28"/>
+          <w:szCs w:val="28"/>
+        </w:rPr>
+        <w:t xml:space="preserve"> </w:t>
+      </w:r>
+      <w:r>
+        <w:rPr>
+          <w:rFonts w:ascii="Times New Roman" w:hAnsi="Times New Roman" w:cs="Times New Roman"/>
+          <w:bCs/>
+          <w:sz w:val="28"/>
+          <w:szCs w:val="28"/>
+        </w:rPr>
+        <w:t xml:space="preserve">успешность информационной системы с точки зрения пользователя. В основе методики </w:t>
+      </w:r>
+      <w:r>
+        <w:rPr>
+          <w:rFonts w:ascii="Times New Roman" w:hAnsi="Times New Roman" w:cs="Times New Roman"/>
+          <w:bCs/>
+          <w:sz w:val="28"/>
+          <w:szCs w:val="28"/>
+        </w:rPr>
+        <w:t xml:space="preserve">лежит представление системы с точки зрения единого целого: недостаточно, чтобы программа была </w:t>
+      </w:r>
+      <w:r>
+        <w:rPr>
+          <w:rFonts w:ascii="Times New Roman" w:hAnsi="Times New Roman" w:cs="Times New Roman"/>
+          <w:bCs/>
+          <w:sz w:val="28"/>
+          <w:szCs w:val="28"/>
+        </w:rPr>
+        <w:t xml:space="preserve">быстрой и технически надёжной </w:t>
+      </w:r>
+      <w:r>
+        <w:rPr>
+          <w:rFonts w:ascii="Times New Roman" w:hAnsi="Times New Roman" w:cs="Times New Roman"/>
+          <w:bCs/>
+          <w:sz w:val="28"/>
+          <w:szCs w:val="28"/>
+        </w:rPr>
+        <w:t xml:space="preserve">- </w:t>
+      </w:r>
+      <w:r>
+        <w:rPr>
+          <w:rFonts w:ascii="Times New Roman" w:hAnsi="Times New Roman" w:cs="Times New Roman"/>
+          <w:bCs/>
+          <w:sz w:val="28"/>
+          <w:szCs w:val="28"/>
+        </w:rPr>
+        <w:t>важно, чтобы она предоставляла качественную информацию, использовалась людьми и в итоге давала пользу организации.</w:t>
+      </w:r>
+      <w:r>
+        <w:rPr>
+          <w:rFonts w:ascii="Times New Roman" w:hAnsi="Times New Roman" w:cs="Times New Roman"/>
+          <w:bCs/>
+          <w:sz w:val="28"/>
+          <w:szCs w:val="28"/>
+        </w:rPr>
+        <w:t xml:space="preserve"> В рамках оценки проводится измерения по следующим метрикам:</w:t>
+      </w:r>
+    </w:p>
+    <w:p>
+      <w:pPr>
+        <w:pStyle w:val="a3"/>
+        <w:numPr>
+          <w:ilvl w:val="0"/>
+          <w:numId w:val="14"/>
+        </w:numPr>
+        <w:tabs>
+          <w:tab w:val="left" w:pos="2865"/>
+        </w:tabs>
+        <w:spacing w:after="0" w:line="360" w:lineRule="auto"/>
+        <w:jc w:val="both"/>
+        <w:rPr>
+          <w:rFonts w:ascii="Times New Roman" w:hAnsi="Times New Roman" w:cs="Times New Roman"/>
+          <w:bCs/>
+          <w:sz w:val="28"/>
+          <w:szCs w:val="28"/>
+        </w:rPr>
+      </w:pPr>
+      <w:r>
+        <w:rPr>
+          <w:rFonts w:ascii="Times New Roman" w:hAnsi="Times New Roman" w:cs="Times New Roman"/>
+          <w:bCs/>
+          <w:sz w:val="28"/>
+          <w:szCs w:val="28"/>
+        </w:rPr>
+        <w:t>Качество системы.</w:t>
+      </w:r>
+    </w:p>
+    <w:p>
+      <w:pPr>
+        <w:pStyle w:val="a3"/>
+        <w:numPr>
+          <w:ilvl w:val="0"/>
+          <w:numId w:val="14"/>
+        </w:numPr>
+        <w:tabs>
+          <w:tab w:val="left" w:pos="2865"/>
+        </w:tabs>
+        <w:spacing w:after="0" w:line="360" w:lineRule="auto"/>
+        <w:jc w:val="both"/>
+        <w:rPr>
+          <w:rFonts w:ascii="Times New Roman" w:hAnsi="Times New Roman" w:cs="Times New Roman"/>
+          <w:bCs/>
+          <w:sz w:val="28"/>
+          <w:szCs w:val="28"/>
+        </w:rPr>
+      </w:pPr>
+      <w:r>
+        <w:rPr>
+          <w:rFonts w:ascii="Times New Roman" w:hAnsi="Times New Roman" w:cs="Times New Roman"/>
+          <w:bCs/>
+          <w:sz w:val="28"/>
+          <w:szCs w:val="28"/>
+        </w:rPr>
+        <w:t>Качество информации.</w:t>
+      </w:r>
+    </w:p>
+    <w:p>
+      <w:pPr>
+        <w:pStyle w:val="a3"/>
+        <w:numPr>
+          <w:ilvl w:val="0"/>
+          <w:numId w:val="14"/>
+        </w:numPr>
+        <w:tabs>
+          <w:tab w:val="left" w:pos="2865"/>
+        </w:tabs>
+        <w:spacing w:after="0" w:line="360" w:lineRule="auto"/>
+        <w:jc w:val="both"/>
+        <w:rPr>
+          <w:rFonts w:ascii="Times New Roman" w:hAnsi="Times New Roman" w:cs="Times New Roman"/>
+          <w:bCs/>
+          <w:sz w:val="28"/>
+          <w:szCs w:val="28"/>
+        </w:rPr>
+      </w:pPr>
+      <w:r>
+        <w:rPr>
+          <w:rFonts w:ascii="Times New Roman" w:hAnsi="Times New Roman" w:cs="Times New Roman"/>
+          <w:bCs/>
+          <w:sz w:val="28"/>
+          <w:szCs w:val="28"/>
+        </w:rPr>
+        <w:t>Использование.</w:t>
+      </w:r>
+    </w:p>
+    <w:p>
+      <w:pPr>
+        <w:pStyle w:val="a3"/>
+        <w:numPr>
+          <w:ilvl w:val="0"/>
+          <w:numId w:val="14"/>
+        </w:numPr>
+        <w:tabs>
+          <w:tab w:val="left" w:pos="2865"/>
+        </w:tabs>
+        <w:spacing w:after="0" w:line="360" w:lineRule="auto"/>
+        <w:jc w:val="both"/>
+        <w:rPr>
+          <w:rFonts w:ascii="Times New Roman" w:hAnsi="Times New Roman" w:cs="Times New Roman"/>
+          <w:bCs/>
+          <w:sz w:val="28"/>
+          <w:szCs w:val="28"/>
+        </w:rPr>
+      </w:pPr>
+      <w:r>
+        <w:rPr>
+          <w:rFonts w:ascii="Times New Roman" w:hAnsi="Times New Roman" w:cs="Times New Roman"/>
+          <w:bCs/>
+          <w:sz w:val="28"/>
+          <w:szCs w:val="28"/>
+        </w:rPr>
+        <w:t>Удовлетворённость.</w:t>
+      </w:r>
+    </w:p>
+    <w:p>
+      <w:pPr>
+        <w:pStyle w:val="a3"/>
+        <w:numPr>
+          <w:ilvl w:val="0"/>
+          <w:numId w:val="14"/>
+        </w:numPr>
+        <w:tabs>
+          <w:tab w:val="left" w:pos="2865"/>
+        </w:tabs>
+        <w:spacing w:after="0" w:line="360" w:lineRule="auto"/>
+        <w:jc w:val="both"/>
+        <w:rPr>
+          <w:rFonts w:ascii="Times New Roman" w:hAnsi="Times New Roman" w:cs="Times New Roman"/>
+          <w:bCs/>
+          <w:sz w:val="28"/>
+          <w:szCs w:val="28"/>
+        </w:rPr>
+      </w:pPr>
+      <w:r>
+        <w:rPr>
+          <w:rFonts w:ascii="Times New Roman" w:hAnsi="Times New Roman" w:cs="Times New Roman"/>
+          <w:bCs/>
+          <w:sz w:val="28"/>
+          <w:szCs w:val="28"/>
+        </w:rPr>
+        <w:t>Воздействие на пользователя.</w:t>
+      </w:r>
+    </w:p>
+    <w:p>
+      <w:pPr>
+        <w:pStyle w:val="a3"/>
+        <w:numPr>
+          <w:ilvl w:val="0"/>
+          <w:numId w:val="14"/>
+        </w:numPr>
+        <w:tabs>
+          <w:tab w:val="left" w:pos="2865"/>
+        </w:tabs>
+        <w:spacing w:after="0" w:line="360" w:lineRule="auto"/>
+        <w:jc w:val="both"/>
+        <w:rPr>
+          <w:rFonts w:ascii="Times New Roman" w:hAnsi="Times New Roman" w:cs="Times New Roman"/>
+          <w:bCs/>
+          <w:sz w:val="28"/>
+          <w:szCs w:val="28"/>
+        </w:rPr>
+      </w:pPr>
+      <w:r>
+        <w:rPr>
+          <w:rFonts w:ascii="Times New Roman" w:hAnsi="Times New Roman" w:cs="Times New Roman"/>
+          <w:bCs/>
+          <w:sz w:val="28"/>
+          <w:szCs w:val="28"/>
+        </w:rPr>
+        <w:t>Воздействие на организацию.</w:t>
+      </w:r>
+    </w:p>
+    <w:p>
+      <w:pPr>
+        <w:tabs>
+          <w:tab w:val="left" w:pos="2865"/>
+        </w:tabs>
+        <w:spacing w:after="0" w:line="360" w:lineRule="auto"/>
+        <w:ind w:firstLine="708"/>
+        <w:jc w:val="both"/>
+        <w:rPr>
+          <w:rFonts w:ascii="Times New Roman" w:hAnsi="Times New Roman" w:cs="Times New Roman"/>
+          <w:bCs/>
+          <w:sz w:val="28"/>
+          <w:szCs w:val="28"/>
+        </w:rPr>
+      </w:pPr>
+      <w:r>
+        <w:rPr>
+          <w:rFonts w:ascii="Times New Roman" w:hAnsi="Times New Roman" w:cs="Times New Roman"/>
+          <w:bCs/>
+          <w:sz w:val="28"/>
+          <w:szCs w:val="28"/>
+        </w:rPr>
+        <w:t xml:space="preserve">Под качеством системы подразумеваются характеристики самой информационной системы (скорость работы, надёжность, время отклика и т.д.). Под качеством информации подразумевается информация, производимая системой (её точность, актуальность и т.д.). </w:t>
+      </w:r>
+      <w:proofErr w:type="gramStart"/>
+      <w:r>
+        <w:rPr>
+          <w:rFonts w:ascii="Times New Roman" w:hAnsi="Times New Roman" w:cs="Times New Roman"/>
+          <w:bCs/>
+          <w:sz w:val="28"/>
+          <w:szCs w:val="28"/>
+        </w:rPr>
+        <w:t>Выше перечисленные</w:t>
+      </w:r>
+      <w:proofErr w:type="gramEnd"/>
+      <w:r>
+        <w:rPr>
+          <w:rFonts w:ascii="Times New Roman" w:hAnsi="Times New Roman" w:cs="Times New Roman"/>
+          <w:bCs/>
+          <w:sz w:val="28"/>
+          <w:szCs w:val="28"/>
+        </w:rPr>
+        <w:t xml:space="preserve"> показатели взаимосвязаны и взаимозависимы, однако методика </w:t>
+      </w:r>
+      <w:proofErr w:type="spellStart"/>
+      <w:r>
+        <w:rPr>
+          <w:rFonts w:ascii="Times New Roman" w:hAnsi="Times New Roman" w:cs="Times New Roman"/>
+          <w:bCs/>
+          <w:sz w:val="28"/>
+          <w:szCs w:val="28"/>
+          <w:lang w:val="en-US"/>
+        </w:rPr>
+        <w:t>DeLone</w:t>
+      </w:r>
+      <w:proofErr w:type="spellEnd"/>
+      <w:r>
+        <w:rPr>
+          <w:rFonts w:ascii="Times New Roman" w:hAnsi="Times New Roman" w:cs="Times New Roman"/>
+          <w:bCs/>
+          <w:sz w:val="28"/>
+          <w:szCs w:val="28"/>
+        </w:rPr>
+        <w:t xml:space="preserve"> &amp; </w:t>
+      </w:r>
+      <w:r>
+        <w:rPr>
+          <w:rFonts w:ascii="Times New Roman" w:hAnsi="Times New Roman" w:cs="Times New Roman"/>
+          <w:bCs/>
+          <w:sz w:val="28"/>
+          <w:szCs w:val="28"/>
+          <w:lang w:val="en-US"/>
+        </w:rPr>
+        <w:t>McLean</w:t>
+      </w:r>
+      <w:r>
+        <w:rPr>
+          <w:rFonts w:ascii="Times New Roman" w:hAnsi="Times New Roman" w:cs="Times New Roman"/>
+          <w:bCs/>
+          <w:sz w:val="28"/>
+          <w:szCs w:val="28"/>
+        </w:rPr>
+        <w:t xml:space="preserve"> предлагает лишь концептуальную модель, а конкретные критерии должны подбираться в зави</w:t>
+      </w:r>
+      <w:r>
+        <w:rPr>
+          <w:rFonts w:ascii="Times New Roman" w:hAnsi="Times New Roman" w:cs="Times New Roman"/>
+          <w:bCs/>
+          <w:sz w:val="28"/>
+          <w:szCs w:val="28"/>
+        </w:rPr>
+        <w:t>симости от типа информационной системы, её целей и контекста. Таким образом данная методика не позволяет дать единую комплексную оценку эффективности системе.</w:t>
+      </w:r>
+      <w:r>
+        <w:rPr>
+          <w:rFonts w:ascii="Times New Roman" w:hAnsi="Times New Roman" w:cs="Times New Roman"/>
+          <w:bCs/>
+          <w:sz w:val="28"/>
+          <w:szCs w:val="28"/>
+        </w:rPr>
+        <w:t xml:space="preserve"> </w:t>
+      </w:r>
+    </w:p>
+    <w:p>
+      <w:pPr>
+        <w:tabs>
+          <w:tab w:val="left" w:pos="2865"/>
+        </w:tabs>
+        <w:spacing w:after="0" w:line="360" w:lineRule="auto"/>
+        <w:ind w:firstLine="708"/>
+        <w:jc w:val="both"/>
+        <w:rPr>
+          <w:rFonts w:ascii="Times New Roman" w:hAnsi="Times New Roman" w:cs="Times New Roman"/>
+          <w:bCs/>
+          <w:sz w:val="28"/>
+          <w:szCs w:val="28"/>
+        </w:rPr>
+      </w:pPr>
+      <w:r>
+        <w:rPr>
+          <w:rFonts w:ascii="Times New Roman" w:hAnsi="Times New Roman" w:cs="Times New Roman"/>
+          <w:bCs/>
+          <w:sz w:val="28"/>
+          <w:szCs w:val="28"/>
+        </w:rPr>
+        <w:t xml:space="preserve">В основе оценивания эффективности информационной системы можно использовать ранее описанный стандарт </w:t>
+      </w:r>
+      <w:r>
+        <w:rPr>
+          <w:rFonts w:ascii="Times New Roman" w:hAnsi="Times New Roman" w:cs="Times New Roman"/>
+          <w:sz w:val="28"/>
+          <w:szCs w:val="28"/>
+        </w:rPr>
+        <w:t>ISO/IEC 25010:2011</w:t>
+      </w:r>
+      <w:r>
+        <w:rPr>
+          <w:rFonts w:ascii="Times New Roman" w:hAnsi="Times New Roman" w:cs="Times New Roman"/>
+          <w:sz w:val="28"/>
+          <w:szCs w:val="28"/>
+        </w:rPr>
+        <w:t>, так как в нём подробно описаны функциональные критерии программного продукта</w:t>
+      </w:r>
+      <w:r>
+        <w:rPr>
+          <w:rFonts w:ascii="Times New Roman" w:hAnsi="Times New Roman" w:cs="Times New Roman"/>
+          <w:sz w:val="28"/>
+          <w:szCs w:val="28"/>
+        </w:rPr>
+        <w:t xml:space="preserve">, </w:t>
+      </w:r>
+      <w:proofErr w:type="gramStart"/>
+      <w:r>
+        <w:rPr>
+          <w:rFonts w:ascii="Times New Roman" w:hAnsi="Times New Roman" w:cs="Times New Roman"/>
+          <w:sz w:val="28"/>
+          <w:szCs w:val="28"/>
+        </w:rPr>
+        <w:t>однако</w:t>
+      </w:r>
+      <w:proofErr w:type="gramEnd"/>
+      <w:r>
+        <w:rPr>
+          <w:rFonts w:ascii="Times New Roman" w:hAnsi="Times New Roman" w:cs="Times New Roman"/>
+          <w:sz w:val="28"/>
+          <w:szCs w:val="28"/>
+        </w:rPr>
+        <w:t xml:space="preserve"> </w:t>
+      </w:r>
+      <w:r>
+        <w:rPr>
+          <w:rFonts w:ascii="Times New Roman" w:hAnsi="Times New Roman" w:cs="Times New Roman"/>
+          <w:sz w:val="28"/>
+          <w:szCs w:val="28"/>
+        </w:rPr>
+        <w:t xml:space="preserve">как и в модели </w:t>
+      </w:r>
+      <w:proofErr w:type="spellStart"/>
+      <w:r>
+        <w:rPr>
+          <w:rFonts w:ascii="Times New Roman" w:hAnsi="Times New Roman" w:cs="Times New Roman"/>
+          <w:bCs/>
+          <w:sz w:val="28"/>
+          <w:szCs w:val="28"/>
+          <w:lang w:val="en-US"/>
+        </w:rPr>
+        <w:t>DeLone</w:t>
+      </w:r>
+      <w:proofErr w:type="spellEnd"/>
+      <w:r>
+        <w:rPr>
+          <w:rFonts w:ascii="Times New Roman" w:hAnsi="Times New Roman" w:cs="Times New Roman"/>
+          <w:bCs/>
+          <w:sz w:val="28"/>
+          <w:szCs w:val="28"/>
+        </w:rPr>
+        <w:t xml:space="preserve"> &amp; </w:t>
+      </w:r>
+      <w:r>
+        <w:rPr>
+          <w:rFonts w:ascii="Times New Roman" w:hAnsi="Times New Roman" w:cs="Times New Roman"/>
+          <w:bCs/>
+          <w:sz w:val="28"/>
+          <w:szCs w:val="28"/>
+          <w:lang w:val="en-US"/>
+        </w:rPr>
+        <w:t>McLean</w:t>
+      </w:r>
+      <w:r>
+        <w:rPr>
+          <w:rFonts w:ascii="Times New Roman" w:hAnsi="Times New Roman" w:cs="Times New Roman"/>
+          <w:bCs/>
+          <w:sz w:val="28"/>
+          <w:szCs w:val="28"/>
+        </w:rPr>
+        <w:t>, данный стандарт не может дать комплексную оценку информационной системе.</w:t>
+      </w:r>
+      <w:r>
+        <w:rPr>
+          <w:rFonts w:ascii="Times New Roman" w:hAnsi="Times New Roman" w:cs="Times New Roman"/>
+          <w:bCs/>
+          <w:sz w:val="28"/>
+          <w:szCs w:val="28"/>
+        </w:rPr>
+        <w:t xml:space="preserve"> Также по ней невозможно </w:t>
+      </w:r>
+      <w:r>
+        <w:rPr>
+          <w:rFonts w:ascii="Times New Roman" w:hAnsi="Times New Roman" w:cs="Times New Roman"/>
+          <w:bCs/>
+          <w:sz w:val="28"/>
+          <w:szCs w:val="28"/>
+        </w:rPr>
+        <w:lastRenderedPageBreak/>
+        <w:t>однозначно определить, какая из двух и более реализаций информационной системы является наиболее эффективной</w:t>
+      </w:r>
+    </w:p>
+    <w:p>
+      <w:pPr>
+        <w:tabs>
+          <w:tab w:val="left" w:pos="2865"/>
+        </w:tabs>
+        <w:spacing w:after="0" w:line="360" w:lineRule="auto"/>
+        <w:ind w:firstLine="708"/>
+        <w:jc w:val="both"/>
+        <w:rPr>
+          <w:rFonts w:ascii="Times New Roman" w:hAnsi="Times New Roman" w:cs="Times New Roman"/>
+          <w:bCs/>
+          <w:sz w:val="28"/>
+          <w:szCs w:val="28"/>
+        </w:rPr>
+      </w:pPr>
+      <w:r>
+        <w:rPr>
+          <w:rFonts w:ascii="Times New Roman" w:hAnsi="Times New Roman" w:cs="Times New Roman"/>
+          <w:bCs/>
+          <w:sz w:val="28"/>
+          <w:szCs w:val="28"/>
+          <w:lang w:val="en-US"/>
+        </w:rPr>
+        <w:t>SERVQUAL</w:t>
+      </w:r>
+      <w:r>
+        <w:rPr>
+          <w:rFonts w:ascii="Times New Roman" w:hAnsi="Times New Roman" w:cs="Times New Roman"/>
+          <w:bCs/>
+          <w:sz w:val="28"/>
+          <w:szCs w:val="28"/>
+        </w:rPr>
+        <w:t xml:space="preserve"> – </w:t>
+      </w:r>
+      <w:r>
+        <w:rPr>
+          <w:rFonts w:ascii="Times New Roman" w:hAnsi="Times New Roman" w:cs="Times New Roman"/>
+          <w:bCs/>
+          <w:sz w:val="28"/>
+          <w:szCs w:val="28"/>
+        </w:rPr>
+        <w:t>это методика оценки, основанная на измерении разрыва между ожидаемыми (идеальными) и его реальными показателями. Классическая модель предполагает оценку по пяти измерениям:</w:t>
+      </w:r>
+    </w:p>
+    <w:p>
+      <w:pPr>
+        <w:pStyle w:val="a3"/>
+        <w:numPr>
+          <w:ilvl w:val="0"/>
+          <w:numId w:val="15"/>
+        </w:numPr>
+        <w:tabs>
+          <w:tab w:val="left" w:pos="2865"/>
+        </w:tabs>
+        <w:spacing w:after="0" w:line="360" w:lineRule="auto"/>
+        <w:jc w:val="both"/>
+        <w:rPr>
+          <w:rFonts w:ascii="Times New Roman" w:hAnsi="Times New Roman" w:cs="Times New Roman"/>
+          <w:bCs/>
+          <w:sz w:val="28"/>
+          <w:szCs w:val="28"/>
+        </w:rPr>
+      </w:pPr>
+      <w:r>
+        <w:rPr>
+          <w:rFonts w:ascii="Times New Roman" w:hAnsi="Times New Roman" w:cs="Times New Roman"/>
+          <w:bCs/>
+          <w:sz w:val="28"/>
+          <w:szCs w:val="28"/>
+        </w:rPr>
+        <w:t>Надёжность</w:t>
+      </w:r>
+      <w:r>
+        <w:rPr>
+          <w:rFonts w:ascii="Times New Roman" w:hAnsi="Times New Roman" w:cs="Times New Roman"/>
+          <w:bCs/>
+          <w:sz w:val="28"/>
+          <w:szCs w:val="28"/>
+        </w:rPr>
+        <w:t>.</w:t>
+      </w:r>
+    </w:p>
+    <w:p>
+      <w:pPr>
+        <w:pStyle w:val="a3"/>
+        <w:numPr>
+          <w:ilvl w:val="0"/>
+          <w:numId w:val="15"/>
+        </w:numPr>
+        <w:tabs>
+          <w:tab w:val="left" w:pos="2865"/>
+        </w:tabs>
+        <w:spacing w:after="0" w:line="360" w:lineRule="auto"/>
+        <w:jc w:val="both"/>
+        <w:rPr>
+          <w:rFonts w:ascii="Times New Roman" w:hAnsi="Times New Roman" w:cs="Times New Roman"/>
+          <w:bCs/>
+          <w:sz w:val="28"/>
+          <w:szCs w:val="28"/>
+        </w:rPr>
+      </w:pPr>
+      <w:r>
+        <w:rPr>
+          <w:rFonts w:ascii="Times New Roman" w:hAnsi="Times New Roman" w:cs="Times New Roman"/>
+          <w:bCs/>
+          <w:sz w:val="28"/>
+          <w:szCs w:val="28"/>
+        </w:rPr>
+        <w:t>Отзывчивость</w:t>
+      </w:r>
+      <w:r>
+        <w:rPr>
+          <w:rFonts w:ascii="Times New Roman" w:hAnsi="Times New Roman" w:cs="Times New Roman"/>
+          <w:bCs/>
+          <w:sz w:val="28"/>
+          <w:szCs w:val="28"/>
+        </w:rPr>
+        <w:t>.</w:t>
+      </w:r>
+    </w:p>
+    <w:p>
+      <w:pPr>
+        <w:pStyle w:val="a3"/>
+        <w:numPr>
+          <w:ilvl w:val="0"/>
+          <w:numId w:val="15"/>
+        </w:numPr>
+        <w:tabs>
+          <w:tab w:val="left" w:pos="2865"/>
+        </w:tabs>
+        <w:spacing w:after="0" w:line="360" w:lineRule="auto"/>
+        <w:jc w:val="both"/>
+        <w:rPr>
+          <w:rFonts w:ascii="Times New Roman" w:hAnsi="Times New Roman" w:cs="Times New Roman"/>
+          <w:bCs/>
+          <w:sz w:val="28"/>
+          <w:szCs w:val="28"/>
+        </w:rPr>
+      </w:pPr>
+      <w:r>
+        <w:rPr>
+          <w:rFonts w:ascii="Times New Roman" w:hAnsi="Times New Roman" w:cs="Times New Roman"/>
+          <w:bCs/>
+          <w:sz w:val="28"/>
+          <w:szCs w:val="28"/>
+        </w:rPr>
+        <w:t>Уверенность</w:t>
+      </w:r>
+      <w:r>
+        <w:rPr>
+          <w:rFonts w:ascii="Times New Roman" w:hAnsi="Times New Roman" w:cs="Times New Roman"/>
+          <w:bCs/>
+          <w:sz w:val="28"/>
+          <w:szCs w:val="28"/>
+        </w:rPr>
+        <w:t>.</w:t>
+      </w:r>
+    </w:p>
+    <w:p>
+      <w:pPr>
+        <w:pStyle w:val="a3"/>
+        <w:numPr>
+          <w:ilvl w:val="0"/>
+          <w:numId w:val="15"/>
+        </w:numPr>
+        <w:tabs>
+          <w:tab w:val="left" w:pos="2865"/>
+        </w:tabs>
+        <w:spacing w:after="0" w:line="360" w:lineRule="auto"/>
+        <w:jc w:val="both"/>
+        <w:rPr>
+          <w:rFonts w:ascii="Times New Roman" w:hAnsi="Times New Roman" w:cs="Times New Roman"/>
+          <w:bCs/>
+          <w:sz w:val="28"/>
+          <w:szCs w:val="28"/>
+        </w:rPr>
+      </w:pPr>
+      <w:r>
+        <w:rPr>
+          <w:rFonts w:ascii="Times New Roman" w:hAnsi="Times New Roman" w:cs="Times New Roman"/>
+          <w:bCs/>
+          <w:sz w:val="28"/>
+          <w:szCs w:val="28"/>
+        </w:rPr>
+        <w:t>Эмпатия</w:t>
+      </w:r>
+      <w:r>
+        <w:rPr>
+          <w:rFonts w:ascii="Times New Roman" w:hAnsi="Times New Roman" w:cs="Times New Roman"/>
+          <w:bCs/>
+          <w:sz w:val="28"/>
+          <w:szCs w:val="28"/>
+        </w:rPr>
+        <w:t>.</w:t>
+      </w:r>
+    </w:p>
+    <w:p>
+      <w:pPr>
+        <w:pStyle w:val="a3"/>
+        <w:numPr>
+          <w:ilvl w:val="0"/>
+          <w:numId w:val="15"/>
+        </w:numPr>
+        <w:tabs>
+          <w:tab w:val="left" w:pos="2865"/>
+        </w:tabs>
+        <w:spacing w:after="0" w:line="360" w:lineRule="auto"/>
+        <w:jc w:val="both"/>
+        <w:rPr>
+          <w:rFonts w:ascii="Times New Roman" w:hAnsi="Times New Roman" w:cs="Times New Roman"/>
+          <w:bCs/>
+          <w:sz w:val="28"/>
+          <w:szCs w:val="28"/>
+        </w:rPr>
+      </w:pPr>
+      <w:r>
+        <w:rPr>
+          <w:rFonts w:ascii="Times New Roman" w:hAnsi="Times New Roman" w:cs="Times New Roman"/>
+          <w:bCs/>
+          <w:sz w:val="28"/>
+          <w:szCs w:val="28"/>
+        </w:rPr>
+        <w:t>Осязаемость</w:t>
+      </w:r>
+      <w:r>
+        <w:rPr>
+          <w:rFonts w:ascii="Times New Roman" w:hAnsi="Times New Roman" w:cs="Times New Roman"/>
+          <w:bCs/>
+          <w:sz w:val="28"/>
+          <w:szCs w:val="28"/>
+        </w:rPr>
+        <w:t>.</w:t>
+      </w:r>
+    </w:p>
+    <w:p>
+      <w:pPr>
+        <w:tabs>
+          <w:tab w:val="left" w:pos="2865"/>
+        </w:tabs>
+        <w:spacing w:after="0" w:line="360" w:lineRule="auto"/>
+        <w:ind w:firstLine="708"/>
+        <w:jc w:val="both"/>
+        <w:rPr>
+          <w:rFonts w:ascii="Times New Roman" w:hAnsi="Times New Roman" w:cs="Times New Roman"/>
+          <w:bCs/>
+          <w:sz w:val="28"/>
+          <w:szCs w:val="28"/>
+        </w:rPr>
+      </w:pPr>
+      <w:r>
+        <w:rPr>
+          <w:rFonts w:ascii="Times New Roman" w:hAnsi="Times New Roman" w:cs="Times New Roman"/>
+          <w:bCs/>
+          <w:sz w:val="28"/>
+          <w:szCs w:val="28"/>
+        </w:rPr>
+        <w:t>Однако у данной методики есть ограничение – низкая предсказательная валидность у оценки, т.е. данную модель крайне сложно использовать для предсказания возможных узких мест.</w:t>
+      </w:r>
     </w:p>
     <w:p>
       <w:pPr>
@@ -8433,7 +11414,7 @@
           <w:lang w:eastAsia="ru-RU"/>
         </w:rPr>
       </w:pPr>
-      <w:bookmarkStart w:id="23" w:name="_Toc227501245"/>
+      <w:bookmarkStart w:id="27" w:name="_Toc227501245"/>
       <w:r>
         <w:rPr>
           <w:rFonts w:ascii="Times New Roman" w:eastAsia="Times New Roman" w:hAnsi="Times New Roman" w:cs="Times New Roman"/>
@@ -8446,7 +11427,7 @@
         </w:rPr>
         <w:t>Постановка задачи исследования</w:t>
       </w:r>
-      <w:bookmarkEnd w:id="23"/>
+      <w:bookmarkEnd w:id="27"/>
       <w:r>
         <w:rPr>
           <w:rFonts w:ascii="Times New Roman" w:hAnsi="Times New Roman" w:cs="Times New Roman"/>
@@ -8512,7 +11493,81 @@
           <w:sz w:val="28"/>
           <w:szCs w:val="28"/>
         </w:rPr>
-        <w:t>К тому же прямой комплексной оценки архитектуры не существует. Сложно однозначно сказать, выдержит ли наш система нагрузку в час-пик, когда она испытывает наибольшую нагрузку, а также провести масштабирование/</w:t>
+        <w:t>К тому же</w:t>
+      </w:r>
+      <w:r>
+        <w:rPr>
+          <w:rFonts w:ascii="Times New Roman" w:hAnsi="Times New Roman" w:cs="Times New Roman"/>
+          <w:sz w:val="28"/>
+          <w:szCs w:val="28"/>
+        </w:rPr>
+        <w:t xml:space="preserve"> анализ методик оценки эффективности информационных систем показал, что</w:t>
+      </w:r>
+      <w:r>
+        <w:rPr>
+          <w:rFonts w:ascii="Times New Roman" w:hAnsi="Times New Roman" w:cs="Times New Roman"/>
+          <w:sz w:val="28"/>
+          <w:szCs w:val="28"/>
+        </w:rPr>
+        <w:t xml:space="preserve"> прямой комплексной оценки </w:t>
+      </w:r>
+      <w:proofErr w:type="spellStart"/>
+      <w:r>
+        <w:rPr>
+          <w:rFonts w:ascii="Times New Roman" w:hAnsi="Times New Roman" w:cs="Times New Roman"/>
+          <w:sz w:val="28"/>
+          <w:szCs w:val="28"/>
+        </w:rPr>
+        <w:t>микросервисной</w:t>
+      </w:r>
+      <w:proofErr w:type="spellEnd"/>
+      <w:r>
+        <w:rPr>
+          <w:rFonts w:ascii="Times New Roman" w:hAnsi="Times New Roman" w:cs="Times New Roman"/>
+          <w:sz w:val="28"/>
+          <w:szCs w:val="28"/>
+        </w:rPr>
+        <w:t xml:space="preserve"> архитектуры</w:t>
+      </w:r>
+      <w:r>
+        <w:rPr>
+          <w:rFonts w:ascii="Times New Roman" w:hAnsi="Times New Roman" w:cs="Times New Roman"/>
+          <w:sz w:val="28"/>
+          <w:szCs w:val="28"/>
+        </w:rPr>
+        <w:t xml:space="preserve"> не существует. </w:t>
+      </w:r>
+      <w:r>
+        <w:rPr>
+          <w:rFonts w:ascii="Times New Roman" w:hAnsi="Times New Roman" w:cs="Times New Roman"/>
+          <w:sz w:val="28"/>
+          <w:szCs w:val="28"/>
+        </w:rPr>
+        <w:t>Невозможно</w:t>
+      </w:r>
+      <w:r>
+        <w:rPr>
+          <w:rFonts w:ascii="Times New Roman" w:hAnsi="Times New Roman" w:cs="Times New Roman"/>
+          <w:sz w:val="28"/>
+          <w:szCs w:val="28"/>
+        </w:rPr>
+        <w:t xml:space="preserve"> однозначно</w:t>
+      </w:r>
+      <w:r>
+        <w:rPr>
+          <w:rFonts w:ascii="Times New Roman" w:hAnsi="Times New Roman" w:cs="Times New Roman"/>
+          <w:sz w:val="28"/>
+          <w:szCs w:val="28"/>
+        </w:rPr>
+        <w:t xml:space="preserve"> определить, какая из программных реализаций предметной области является оптимальной. С точки зрения прогнозирования, с</w:t>
+      </w:r>
+      <w:r>
+        <w:rPr>
+          <w:rFonts w:ascii="Times New Roman" w:hAnsi="Times New Roman" w:cs="Times New Roman"/>
+          <w:sz w:val="28"/>
+          <w:szCs w:val="28"/>
+        </w:rPr>
+        <w:t>ложно однозначно сказать, выдержит ли система нагрузку в час-пик, когда она испытывает наибольшую нагрузку, а также провести масштабирование/</w:t>
       </w:r>
       <w:proofErr w:type="spellStart"/>
       <w:r>
@@ -8568,7 +11623,24 @@
           <w:sz w:val="28"/>
           <w:szCs w:val="28"/>
         </w:rPr>
-        <w:t xml:space="preserve">Существующие в настоящее время подходы к балансировки информационной системы на основе </w:t>
+        <w:lastRenderedPageBreak/>
+        <w:t>Существующие в настоящее время подходы к балансировк</w:t>
+      </w:r>
+      <w:r>
+        <w:rPr>
+          <w:rFonts w:ascii="Times New Roman" w:hAnsi="Times New Roman" w:cs="Times New Roman"/>
+          <w:sz w:val="28"/>
+          <w:szCs w:val="28"/>
+        </w:rPr>
+        <w:t>е</w:t>
+      </w:r>
+      <w:r>
+        <w:rPr>
+          <w:rFonts w:ascii="Times New Roman" w:hAnsi="Times New Roman" w:cs="Times New Roman"/>
+          <w:sz w:val="28"/>
+          <w:szCs w:val="28"/>
+        </w:rPr>
+        <w:t xml:space="preserve"> информационной системы на основе </w:t>
       </w:r>
       <w:proofErr w:type="spellStart"/>
       <w:r>
@@ -8586,16 +11658,7 @@
           <w:sz w:val="28"/>
           <w:szCs w:val="28"/>
         </w:rPr>
-        <w:t xml:space="preserve"> паттерна далеки от совершенства, они не оптимизируют работу информационной системы по соотношению «ресурсы-качество», не обладают методологическим единством, а также характеризуются появлением новых идей и технологий, нуждающихся </w:t>
-      </w:r>
-      <w:r>
-        <w:rPr>
-          <w:rFonts w:ascii="Times New Roman" w:hAnsi="Times New Roman" w:cs="Times New Roman"/>
-          <w:sz w:val="28"/>
-          <w:szCs w:val="28"/>
-        </w:rPr>
-        <w:lastRenderedPageBreak/>
-        <w:t xml:space="preserve">в обобщении и развитии, и не учитывают специфику высоконагруженной с точки зрения запросов пользователей туристической отрасли. В данных обстоятельствах становятся необходимым постановка и решение актуальной научной задачи - выявление неявных закономерностей и определение оптимальной архитектуры </w:t>
+        <w:t xml:space="preserve"> паттерна далеки от совершенства, они не оптимизируют работу информационной системы по соотношению «ресурсы-качество», не обладают методологическим единством, а также характеризуются появлением новых идей и технологий, нуждающихся в обобщении и развитии, и не учитывают специфику высоконагруженной с точки зрения запросов пользователей. В данных обстоятельствах становятся необходимым постановка и решение актуальной научной задачи - выявление неявных закономерностей и определение оптимальной архитектуры </w:t>
       </w:r>
       <w:proofErr w:type="spellStart"/>
       <w:r>
@@ -8613,7 +11676,23 @@
           <w:sz w:val="28"/>
           <w:szCs w:val="28"/>
         </w:rPr>
-        <w:t xml:space="preserve"> приложения, которые повысят эффективность информационных систем.</w:t>
+        <w:t xml:space="preserve"> приложения, которые повысят эффективность информационных систем</w:t>
+      </w:r>
+      <w:r>
+        <w:rPr>
+          <w:rFonts w:ascii="Times New Roman" w:hAnsi="Times New Roman" w:cs="Times New Roman"/>
+          <w:sz w:val="28"/>
+          <w:szCs w:val="28"/>
+        </w:rPr>
+        <w:t>, а также создание методики комплексного оценивания информационных систем</w:t>
+      </w:r>
+      <w:r>
+        <w:rPr>
+          <w:rFonts w:ascii="Times New Roman" w:hAnsi="Times New Roman" w:cs="Times New Roman"/>
+          <w:sz w:val="28"/>
+          <w:szCs w:val="28"/>
+        </w:rPr>
+        <w:t>.</w:t>
       </w:r>
     </w:p>
     <w:p>
@@ -8643,7 +11722,39 @@
           <w:sz w:val="28"/>
           <w:szCs w:val="28"/>
         </w:rPr>
-        <w:t>– исследование методов, которые помогут повысить эффективность информационных систем в сфере туризма по таким критериям, как производительность, так и отказоустойчивость.</w:t>
+        <w:t xml:space="preserve">– исследование методов, которые помогут </w:t>
+      </w:r>
+      <w:r>
+        <w:rPr>
+          <w:rFonts w:ascii="Times New Roman" w:hAnsi="Times New Roman" w:cs="Times New Roman"/>
+          <w:sz w:val="28"/>
+          <w:szCs w:val="28"/>
+        </w:rPr>
+        <w:t xml:space="preserve">получить оценку эффективности информационных систем, а также </w:t>
+      </w:r>
+      <w:r>
+        <w:rPr>
+          <w:rFonts w:ascii="Times New Roman" w:hAnsi="Times New Roman" w:cs="Times New Roman"/>
+          <w:sz w:val="28"/>
+          <w:szCs w:val="28"/>
+        </w:rPr>
+        <w:t>повысить</w:t>
+      </w:r>
+      <w:r>
+        <w:rPr>
+          <w:rFonts w:ascii="Times New Roman" w:hAnsi="Times New Roman" w:cs="Times New Roman"/>
+          <w:sz w:val="28"/>
+          <w:szCs w:val="28"/>
+        </w:rPr>
+        <w:t xml:space="preserve"> их</w:t>
+      </w:r>
+      <w:r>
+        <w:rPr>
+          <w:rFonts w:ascii="Times New Roman" w:hAnsi="Times New Roman" w:cs="Times New Roman"/>
+          <w:sz w:val="28"/>
+          <w:szCs w:val="28"/>
+        </w:rPr>
+        <w:t xml:space="preserve"> эффективность по таким критериям, как производительность, так и отказоустойчивость.</w:t>
       </w:r>
     </w:p>
     <w:p>
@@ -8705,7 +11816,23 @@
           <w:sz w:val="28"/>
           <w:szCs w:val="28"/>
         </w:rPr>
-        <w:t>Проведение анализа предметной области и выявление специфических требований к информационным системам в сфере туризма.</w:t>
+        <w:t>Проведение анализа предметной области и выявление специфических требований к информационным</w:t>
+      </w:r>
+      <w:r>
+        <w:rPr>
+          <w:rFonts w:ascii="Times New Roman" w:hAnsi="Times New Roman" w:cs="Times New Roman"/>
+          <w:sz w:val="28"/>
+          <w:szCs w:val="28"/>
+        </w:rPr>
+        <w:t xml:space="preserve"> системам</w:t>
+      </w:r>
+      <w:r>
+        <w:rPr>
+          <w:rFonts w:ascii="Times New Roman" w:hAnsi="Times New Roman" w:cs="Times New Roman"/>
+          <w:sz w:val="28"/>
+          <w:szCs w:val="28"/>
+        </w:rPr>
+        <w:t>.</w:t>
       </w:r>
     </w:p>
     <w:p>
@@ -8796,24 +11923,6 @@
           <w:szCs w:val="28"/>
         </w:rPr>
         <w:t xml:space="preserve"> подхода.</w:t>
-      </w:r>
-    </w:p>
-    <w:p>
-      <w:pPr>
-        <w:rPr>
-          <w:rFonts w:ascii="Times New Roman" w:hAnsi="Times New Roman" w:cs="Times New Roman"/>
-          <w:color w:val="000000" w:themeColor="text1"/>
-          <w:sz w:val="28"/>
-          <w:szCs w:val="28"/>
-        </w:rPr>
-      </w:pPr>
-      <w:r>
-        <w:rPr>
-          <w:rFonts w:ascii="Times New Roman" w:hAnsi="Times New Roman" w:cs="Times New Roman"/>
-          <w:sz w:val="28"/>
-          <w:szCs w:val="28"/>
-        </w:rPr>
-        <w:br w:type="page"/>
       </w:r>
     </w:p>
     <w:p/>
@@ -8825,6 +11934,56 @@
     </w:sectPr>
   </w:body>
 </w:document>
+</file>
+
+<file path=word/endnotes.xml><?xml version="1.0" encoding="utf-8"?>
+<w:endnotes xmlns:wpc="http://schemas.microsoft.com/office/word/2010/wordprocessingCanvas" xmlns:cx="http://schemas.microsoft.com/office/drawing/2014/chartex" xmlns:cx1="http://schemas.microsoft.com/office/drawing/2015/9/8/chartex" xmlns:cx2="http://schemas.microsoft.com/office/drawing/2015/10/21/chartex" xmlns:cx3="http://schemas.microsoft.com/office/drawing/2016/5/9/chartex" xmlns:cx4="http://schemas.microsoft.com/office/drawing/2016/5/10/chartex" xmlns:cx5="http://schemas.microsoft.com/office/drawing/2016/5/11/chartex" xmlns:cx6="http://schemas.microsoft.com/office/drawing/2016/5/12/chartex" xmlns:cx7="http://schemas.microsoft.com/office/drawing/2016/5/13/chartex" xmlns:cx8="http://schemas.microsoft.com/office/drawing/2016/5/14/chartex" xmlns:mc="http://schemas.openxmlformats.org/markup-compatibility/2006" xmlns:aink="http://schemas.microsoft.com/office/drawing/2016/ink" xmlns:am3d="http://schemas.microsoft.com/office/drawing/2017/model3d" xmlns:o="urn:schemas-microsoft-com:office:office" xmlns:r="http://schemas.openxmlformats.org/officeDocument/2006/relationships" xmlns:m="http://schemas.openxmlformats.org/officeDocument/2006/math" xmlns:v="urn:schemas-microsoft-com:vml" xmlns:wp14="http://schemas.microsoft.com/office/word/2010/wordprocessingDrawing" xmlns:wp="http://schemas.openxmlformats.org/drawingml/2006/wordprocessingDrawing" xmlns:w10="urn:schemas-microsoft-com:office:word" xmlns:w="http://schemas.openxmlformats.org/wordprocessingml/2006/main" xmlns:w14="http://schemas.microsoft.com/office/word/2010/wordml" xmlns:w15="http://schemas.microsoft.com/office/word/2012/wordml" xmlns:w16cid="http://schemas.microsoft.com/office/word/2016/wordml/cid" xmlns:w16se="http://schemas.microsoft.com/office/word/2015/wordml/symex" xmlns:wpg="http://schemas.microsoft.com/office/word/2010/wordprocessingGroup" xmlns:wpi="http://schemas.microsoft.com/office/word/2010/wordprocessingInk" xmlns:wne="http://schemas.microsoft.com/office/word/2006/wordml" xmlns:wps="http://schemas.microsoft.com/office/word/2010/wordprocessingShape" mc:Ignorable="w14 w15 w16se w16cid wp14">
+  <w:endnote w:type="separator" w:id="-1">
+    <w:p>
+      <w:pPr>
+        <w:spacing w:after="0" w:line="240" w:lineRule="auto"/>
+      </w:pPr>
+      <w:r>
+        <w:separator/>
+      </w:r>
+    </w:p>
+  </w:endnote>
+  <w:endnote w:type="continuationSeparator" w:id="0">
+    <w:p>
+      <w:pPr>
+        <w:spacing w:after="0" w:line="240" w:lineRule="auto"/>
+      </w:pPr>
+      <w:r>
+        <w:continuationSeparator/>
+      </w:r>
+    </w:p>
+  </w:endnote>
+</w:endnotes>
+</file>
+
+<file path=word/footnotes.xml><?xml version="1.0" encoding="utf-8"?>
+<w:footnotes xmlns:wpc="http://schemas.microsoft.com/office/word/2010/wordprocessingCanvas" xmlns:cx="http://schemas.microsoft.com/office/drawing/2014/chartex" xmlns:cx1="http://schemas.microsoft.com/office/drawing/2015/9/8/chartex" xmlns:cx2="http://schemas.microsoft.com/office/drawing/2015/10/21/chartex" xmlns:cx3="http://schemas.microsoft.com/office/drawing/2016/5/9/chartex" xmlns:cx4="http://schemas.microsoft.com/office/drawing/2016/5/10/chartex" xmlns:cx5="http://schemas.microsoft.com/office/drawing/2016/5/11/chartex" xmlns:cx6="http://schemas.microsoft.com/office/drawing/2016/5/12/chartex" xmlns:cx7="http://schemas.microsoft.com/office/drawing/2016/5/13/chartex" xmlns:cx8="http://schemas.microsoft.com/office/drawing/2016/5/14/chartex" xmlns:mc="http://schemas.openxmlformats.org/markup-compatibility/2006" xmlns:aink="http://schemas.microsoft.com/office/drawing/2016/ink" xmlns:am3d="http://schemas.microsoft.com/office/drawing/2017/model3d" xmlns:o="urn:schemas-microsoft-com:office:office" xmlns:r="http://schemas.openxmlformats.org/officeDocument/2006/relationships" xmlns:m="http://schemas.openxmlformats.org/officeDocument/2006/math" xmlns:v="urn:schemas-microsoft-com:vml" xmlns:wp14="http://schemas.microsoft.com/office/word/2010/wordprocessingDrawing" xmlns:wp="http://schemas.openxmlformats.org/drawingml/2006/wordprocessingDrawing" xmlns:w10="urn:schemas-microsoft-com:office:word" xmlns:w="http://schemas.openxmlformats.org/wordprocessingml/2006/main" xmlns:w14="http://schemas.microsoft.com/office/word/2010/wordml" xmlns:w15="http://schemas.microsoft.com/office/word/2012/wordml" xmlns:w16cid="http://schemas.microsoft.com/office/word/2016/wordml/cid" xmlns:w16se="http://schemas.microsoft.com/office/word/2015/wordml/symex" xmlns:wpg="http://schemas.microsoft.com/office/word/2010/wordprocessingGroup" xmlns:wpi="http://schemas.microsoft.com/office/word/2010/wordprocessingInk" xmlns:wne="http://schemas.microsoft.com/office/word/2006/wordml" xmlns:wps="http://schemas.microsoft.com/office/word/2010/wordprocessingShape" mc:Ignorable="w14 w15 w16se w16cid wp14">
+  <w:footnote w:type="separator" w:id="-1">
+    <w:p>
+      <w:pPr>
+        <w:spacing w:after="0" w:line="240" w:lineRule="auto"/>
+      </w:pPr>
+      <w:r>
+        <w:separator/>
+      </w:r>
+    </w:p>
+  </w:footnote>
+  <w:footnote w:type="continuationSeparator" w:id="0">
+    <w:p>
+      <w:pPr>
+        <w:spacing w:after="0" w:line="240" w:lineRule="auto"/>
+      </w:pPr>
+      <w:r>
+        <w:continuationSeparator/>
+      </w:r>
+    </w:p>
+  </w:footnote>
+</w:footnotes>
 </file>
 
 <file path=word/numbering.xml><?xml version="1.0" encoding="utf-8"?>
@@ -9056,6 +12215,119 @@
     </w:lvl>
   </w:abstractNum>
   <w:abstractNum w:abstractNumId="2" w15:restartNumberingAfterBreak="0">
+    <w:nsid w:val="0F84712C"/>
+    <w:multiLevelType w:val="hybridMultilevel"/>
+    <w:tmpl w:val="104475D6"/>
+    <w:lvl w:ilvl="0" w:tplc="04190001">
+      <w:start w:val="1"/>
+      <w:numFmt w:val="bullet"/>
+      <w:lvlText w:val=""/>
+      <w:lvlJc w:val="left"/>
+      <w:pPr>
+        <w:ind w:left="1068" w:hanging="360"/>
+      </w:pPr>
+      <w:rPr>
+        <w:rFonts w:ascii="Symbol" w:hAnsi="Symbol" w:hint="default"/>
+      </w:rPr>
+    </w:lvl>
+    <w:lvl w:ilvl="1" w:tplc="04190003">
+      <w:start w:val="1"/>
+      <w:numFmt w:val="bullet"/>
+      <w:lvlText w:val="o"/>
+      <w:lvlJc w:val="left"/>
+      <w:pPr>
+        <w:ind w:left="1788" w:hanging="360"/>
+      </w:pPr>
+      <w:rPr>
+        <w:rFonts w:ascii="Courier New" w:hAnsi="Courier New" w:cs="Courier New" w:hint="default"/>
+      </w:rPr>
+    </w:lvl>
+    <w:lvl w:ilvl="2" w:tplc="04190005">
+      <w:start w:val="1"/>
+      <w:numFmt w:val="bullet"/>
+      <w:lvlText w:val=""/>
+      <w:lvlJc w:val="left"/>
+      <w:pPr>
+        <w:ind w:left="2508" w:hanging="360"/>
+      </w:pPr>
+      <w:rPr>
+        <w:rFonts w:ascii="Wingdings" w:hAnsi="Wingdings" w:hint="default"/>
+      </w:rPr>
+    </w:lvl>
+    <w:lvl w:ilvl="3" w:tplc="04190001">
+      <w:start w:val="1"/>
+      <w:numFmt w:val="bullet"/>
+      <w:lvlText w:val=""/>
+      <w:lvlJc w:val="left"/>
+      <w:pPr>
+        <w:ind w:left="3228" w:hanging="360"/>
+      </w:pPr>
+      <w:rPr>
+        <w:rFonts w:ascii="Symbol" w:hAnsi="Symbol" w:hint="default"/>
+      </w:rPr>
+    </w:lvl>
+    <w:lvl w:ilvl="4" w:tplc="04190003">
+      <w:start w:val="1"/>
+      <w:numFmt w:val="bullet"/>
+      <w:lvlText w:val="o"/>
+      <w:lvlJc w:val="left"/>
+      <w:pPr>
+        <w:ind w:left="3948" w:hanging="360"/>
+      </w:pPr>
+      <w:rPr>
+        <w:rFonts w:ascii="Courier New" w:hAnsi="Courier New" w:cs="Courier New" w:hint="default"/>
+      </w:rPr>
+    </w:lvl>
+    <w:lvl w:ilvl="5" w:tplc="04190005">
+      <w:start w:val="1"/>
+      <w:numFmt w:val="bullet"/>
+      <w:lvlText w:val=""/>
+      <w:lvlJc w:val="left"/>
+      <w:pPr>
+        <w:ind w:left="4668" w:hanging="360"/>
+      </w:pPr>
+      <w:rPr>
+        <w:rFonts w:ascii="Wingdings" w:hAnsi="Wingdings" w:hint="default"/>
+      </w:rPr>
+    </w:lvl>
+    <w:lvl w:ilvl="6" w:tplc="04190001">
+      <w:start w:val="1"/>
+      <w:numFmt w:val="bullet"/>
+      <w:lvlText w:val=""/>
+      <w:lvlJc w:val="left"/>
+      <w:pPr>
+        <w:ind w:left="5388" w:hanging="360"/>
+      </w:pPr>
+      <w:rPr>
+        <w:rFonts w:ascii="Symbol" w:hAnsi="Symbol" w:hint="default"/>
+      </w:rPr>
+    </w:lvl>
+    <w:lvl w:ilvl="7" w:tplc="04190003">
+      <w:start w:val="1"/>
+      <w:numFmt w:val="bullet"/>
+      <w:lvlText w:val="o"/>
+      <w:lvlJc w:val="left"/>
+      <w:pPr>
+        <w:ind w:left="6108" w:hanging="360"/>
+      </w:pPr>
+      <w:rPr>
+        <w:rFonts w:ascii="Courier New" w:hAnsi="Courier New" w:cs="Courier New" w:hint="default"/>
+      </w:rPr>
+    </w:lvl>
+    <w:lvl w:ilvl="8" w:tplc="04190005">
+      <w:start w:val="1"/>
+      <w:numFmt w:val="bullet"/>
+      <w:lvlText w:val=""/>
+      <w:lvlJc w:val="left"/>
+      <w:pPr>
+        <w:ind w:left="6828" w:hanging="360"/>
+      </w:pPr>
+      <w:rPr>
+        <w:rFonts w:ascii="Wingdings" w:hAnsi="Wingdings" w:hint="default"/>
+      </w:rPr>
+    </w:lvl>
+  </w:abstractNum>
+  <w:abstractNum w:abstractNumId="3" w15:restartNumberingAfterBreak="0">
     <w:nsid w:val="145254CB"/>
     <w:multiLevelType w:val="hybridMultilevel"/>
     <w:tmpl w:val="679C612C"/>
@@ -9168,7 +12440,120 @@
       </w:rPr>
     </w:lvl>
   </w:abstractNum>
-  <w:abstractNum w:abstractNumId="3" w15:restartNumberingAfterBreak="0">
+  <w:abstractNum w:abstractNumId="4" w15:restartNumberingAfterBreak="0">
+    <w:nsid w:val="1C8F4BFE"/>
+    <w:multiLevelType w:val="hybridMultilevel"/>
+    <w:tmpl w:val="052CDD70"/>
+    <w:lvl w:ilvl="0" w:tplc="04190001">
+      <w:start w:val="1"/>
+      <w:numFmt w:val="bullet"/>
+      <w:lvlText w:val=""/>
+      <w:lvlJc w:val="left"/>
+      <w:pPr>
+        <w:ind w:left="1068" w:hanging="360"/>
+      </w:pPr>
+      <w:rPr>
+        <w:rFonts w:ascii="Symbol" w:hAnsi="Symbol" w:hint="default"/>
+      </w:rPr>
+    </w:lvl>
+    <w:lvl w:ilvl="1" w:tplc="04190003">
+      <w:start w:val="1"/>
+      <w:numFmt w:val="bullet"/>
+      <w:lvlText w:val="o"/>
+      <w:lvlJc w:val="left"/>
+      <w:pPr>
+        <w:ind w:left="1788" w:hanging="360"/>
+      </w:pPr>
+      <w:rPr>
+        <w:rFonts w:ascii="Courier New" w:hAnsi="Courier New" w:cs="Courier New" w:hint="default"/>
+      </w:rPr>
+    </w:lvl>
+    <w:lvl w:ilvl="2" w:tplc="04190005">
+      <w:start w:val="1"/>
+      <w:numFmt w:val="bullet"/>
+      <w:lvlText w:val=""/>
+      <w:lvlJc w:val="left"/>
+      <w:pPr>
+        <w:ind w:left="2508" w:hanging="360"/>
+      </w:pPr>
+      <w:rPr>
+        <w:rFonts w:ascii="Wingdings" w:hAnsi="Wingdings" w:hint="default"/>
+      </w:rPr>
+    </w:lvl>
+    <w:lvl w:ilvl="3" w:tplc="04190001">
+      <w:start w:val="1"/>
+      <w:numFmt w:val="bullet"/>
+      <w:lvlText w:val=""/>
+      <w:lvlJc w:val="left"/>
+      <w:pPr>
+        <w:ind w:left="3228" w:hanging="360"/>
+      </w:pPr>
+      <w:rPr>
+        <w:rFonts w:ascii="Symbol" w:hAnsi="Symbol" w:hint="default"/>
+      </w:rPr>
+    </w:lvl>
+    <w:lvl w:ilvl="4" w:tplc="04190003">
+      <w:start w:val="1"/>
+      <w:numFmt w:val="bullet"/>
+      <w:lvlText w:val="o"/>
+      <w:lvlJc w:val="left"/>
+      <w:pPr>
+        <w:ind w:left="3948" w:hanging="360"/>
+      </w:pPr>
+      <w:rPr>
+        <w:rFonts w:ascii="Courier New" w:hAnsi="Courier New" w:cs="Courier New" w:hint="default"/>
+      </w:rPr>
+    </w:lvl>
+    <w:lvl w:ilvl="5" w:tplc="04190005">
+      <w:start w:val="1"/>
+      <w:numFmt w:val="bullet"/>
+      <w:lvlText w:val=""/>
+      <w:lvlJc w:val="left"/>
+      <w:pPr>
+        <w:ind w:left="4668" w:hanging="360"/>
+      </w:pPr>
+      <w:rPr>
+        <w:rFonts w:ascii="Wingdings" w:hAnsi="Wingdings" w:hint="default"/>
+      </w:rPr>
+    </w:lvl>
+    <w:lvl w:ilvl="6" w:tplc="04190001">
+      <w:start w:val="1"/>
+      <w:numFmt w:val="bullet"/>
+      <w:lvlText w:val=""/>
+      <w:lvlJc w:val="left"/>
+      <w:pPr>
+        <w:ind w:left="5388" w:hanging="360"/>
+      </w:pPr>
+      <w:rPr>
+        <w:rFonts w:ascii="Symbol" w:hAnsi="Symbol" w:hint="default"/>
+      </w:rPr>
+    </w:lvl>
+    <w:lvl w:ilvl="7" w:tplc="04190003">
+      <w:start w:val="1"/>
+      <w:numFmt w:val="bullet"/>
+      <w:lvlText w:val="o"/>
+      <w:lvlJc w:val="left"/>
+      <w:pPr>
+        <w:ind w:left="6108" w:hanging="360"/>
+      </w:pPr>
+      <w:rPr>
+        <w:rFonts w:ascii="Courier New" w:hAnsi="Courier New" w:cs="Courier New" w:hint="default"/>
+      </w:rPr>
+    </w:lvl>
+    <w:lvl w:ilvl="8" w:tplc="04190005">
+      <w:start w:val="1"/>
+      <w:numFmt w:val="bullet"/>
+      <w:lvlText w:val=""/>
+      <w:lvlJc w:val="left"/>
+      <w:pPr>
+        <w:ind w:left="6828" w:hanging="360"/>
+      </w:pPr>
+      <w:rPr>
+        <w:rFonts w:ascii="Wingdings" w:hAnsi="Wingdings" w:hint="default"/>
+      </w:rPr>
+    </w:lvl>
+  </w:abstractNum>
+  <w:abstractNum w:abstractNumId="5" w15:restartNumberingAfterBreak="0">
     <w:nsid w:val="1F6802CD"/>
     <w:multiLevelType w:val="hybridMultilevel"/>
     <w:tmpl w:val="57F2601A"/>
@@ -9281,7 +12666,233 @@
       </w:rPr>
     </w:lvl>
   </w:abstractNum>
-  <w:abstractNum w:abstractNumId="4" w15:restartNumberingAfterBreak="0">
+  <w:abstractNum w:abstractNumId="6" w15:restartNumberingAfterBreak="0">
+    <w:nsid w:val="23291C0A"/>
+    <w:multiLevelType w:val="hybridMultilevel"/>
+    <w:tmpl w:val="CB283A50"/>
+    <w:lvl w:ilvl="0" w:tplc="04190001">
+      <w:start w:val="1"/>
+      <w:numFmt w:val="bullet"/>
+      <w:lvlText w:val=""/>
+      <w:lvlJc w:val="left"/>
+      <w:pPr>
+        <w:ind w:left="1428" w:hanging="360"/>
+      </w:pPr>
+      <w:rPr>
+        <w:rFonts w:ascii="Symbol" w:hAnsi="Symbol" w:hint="default"/>
+      </w:rPr>
+    </w:lvl>
+    <w:lvl w:ilvl="1" w:tplc="04190003" w:tentative="1">
+      <w:start w:val="1"/>
+      <w:numFmt w:val="bullet"/>
+      <w:lvlText w:val="o"/>
+      <w:lvlJc w:val="left"/>
+      <w:pPr>
+        <w:ind w:left="2148" w:hanging="360"/>
+      </w:pPr>
+      <w:rPr>
+        <w:rFonts w:ascii="Courier New" w:hAnsi="Courier New" w:cs="Courier New" w:hint="default"/>
+      </w:rPr>
+    </w:lvl>
+    <w:lvl w:ilvl="2" w:tplc="04190005" w:tentative="1">
+      <w:start w:val="1"/>
+      <w:numFmt w:val="bullet"/>
+      <w:lvlText w:val=""/>
+      <w:lvlJc w:val="left"/>
+      <w:pPr>
+        <w:ind w:left="2868" w:hanging="360"/>
+      </w:pPr>
+      <w:rPr>
+        <w:rFonts w:ascii="Wingdings" w:hAnsi="Wingdings" w:hint="default"/>
+      </w:rPr>
+    </w:lvl>
+    <w:lvl w:ilvl="3" w:tplc="04190001" w:tentative="1">
+      <w:start w:val="1"/>
+      <w:numFmt w:val="bullet"/>
+      <w:lvlText w:val=""/>
+      <w:lvlJc w:val="left"/>
+      <w:pPr>
+        <w:ind w:left="3588" w:hanging="360"/>
+      </w:pPr>
+      <w:rPr>
+        <w:rFonts w:ascii="Symbol" w:hAnsi="Symbol" w:hint="default"/>
+      </w:rPr>
+    </w:lvl>
+    <w:lvl w:ilvl="4" w:tplc="04190003" w:tentative="1">
+      <w:start w:val="1"/>
+      <w:numFmt w:val="bullet"/>
+      <w:lvlText w:val="o"/>
+      <w:lvlJc w:val="left"/>
+      <w:pPr>
+        <w:ind w:left="4308" w:hanging="360"/>
+      </w:pPr>
+      <w:rPr>
+        <w:rFonts w:ascii="Courier New" w:hAnsi="Courier New" w:cs="Courier New" w:hint="default"/>
+      </w:rPr>
+    </w:lvl>
+    <w:lvl w:ilvl="5" w:tplc="04190005" w:tentative="1">
+      <w:start w:val="1"/>
+      <w:numFmt w:val="bullet"/>
+      <w:lvlText w:val=""/>
+      <w:lvlJc w:val="left"/>
+      <w:pPr>
+        <w:ind w:left="5028" w:hanging="360"/>
+      </w:pPr>
+      <w:rPr>
+        <w:rFonts w:ascii="Wingdings" w:hAnsi="Wingdings" w:hint="default"/>
+      </w:rPr>
+    </w:lvl>
+    <w:lvl w:ilvl="6" w:tplc="04190001" w:tentative="1">
+      <w:start w:val="1"/>
+      <w:numFmt w:val="bullet"/>
+      <w:lvlText w:val=""/>
+      <w:lvlJc w:val="left"/>
+      <w:pPr>
+        <w:ind w:left="5748" w:hanging="360"/>
+      </w:pPr>
+      <w:rPr>
+        <w:rFonts w:ascii="Symbol" w:hAnsi="Symbol" w:hint="default"/>
+      </w:rPr>
+    </w:lvl>
+    <w:lvl w:ilvl="7" w:tplc="04190003" w:tentative="1">
+      <w:start w:val="1"/>
+      <w:numFmt w:val="bullet"/>
+      <w:lvlText w:val="o"/>
+      <w:lvlJc w:val="left"/>
+      <w:pPr>
+        <w:ind w:left="6468" w:hanging="360"/>
+      </w:pPr>
+      <w:rPr>
+        <w:rFonts w:ascii="Courier New" w:hAnsi="Courier New" w:cs="Courier New" w:hint="default"/>
+      </w:rPr>
+    </w:lvl>
+    <w:lvl w:ilvl="8" w:tplc="04190005" w:tentative="1">
+      <w:start w:val="1"/>
+      <w:numFmt w:val="bullet"/>
+      <w:lvlText w:val=""/>
+      <w:lvlJc w:val="left"/>
+      <w:pPr>
+        <w:ind w:left="7188" w:hanging="360"/>
+      </w:pPr>
+      <w:rPr>
+        <w:rFonts w:ascii="Wingdings" w:hAnsi="Wingdings" w:hint="default"/>
+      </w:rPr>
+    </w:lvl>
+  </w:abstractNum>
+  <w:abstractNum w:abstractNumId="7" w15:restartNumberingAfterBreak="0">
+    <w:nsid w:val="28074260"/>
+    <w:multiLevelType w:val="multilevel"/>
+    <w:tmpl w:val="5FE4013C"/>
+    <w:lvl w:ilvl="0">
+      <w:start w:val="1"/>
+      <w:numFmt w:val="decimal"/>
+      <w:lvlText w:val="%1."/>
+      <w:lvlJc w:val="left"/>
+      <w:pPr>
+        <w:tabs>
+          <w:tab w:val="num" w:pos="720"/>
+        </w:tabs>
+        <w:ind w:left="720" w:hanging="360"/>
+      </w:pPr>
+    </w:lvl>
+    <w:lvl w:ilvl="1" w:tentative="1">
+      <w:start w:val="1"/>
+      <w:numFmt w:val="decimal"/>
+      <w:lvlText w:val="%2."/>
+      <w:lvlJc w:val="left"/>
+      <w:pPr>
+        <w:tabs>
+          <w:tab w:val="num" w:pos="1440"/>
+        </w:tabs>
+        <w:ind w:left="1440" w:hanging="360"/>
+      </w:pPr>
+    </w:lvl>
+    <w:lvl w:ilvl="2" w:tentative="1">
+      <w:start w:val="1"/>
+      <w:numFmt w:val="decimal"/>
+      <w:lvlText w:val="%3."/>
+      <w:lvlJc w:val="left"/>
+      <w:pPr>
+        <w:tabs>
+          <w:tab w:val="num" w:pos="2160"/>
+        </w:tabs>
+        <w:ind w:left="2160" w:hanging="360"/>
+      </w:pPr>
+    </w:lvl>
+    <w:lvl w:ilvl="3" w:tentative="1">
+      <w:start w:val="1"/>
+      <w:numFmt w:val="decimal"/>
+      <w:lvlText w:val="%4."/>
+      <w:lvlJc w:val="left"/>
+      <w:pPr>
+        <w:tabs>
+          <w:tab w:val="num" w:pos="2880"/>
+        </w:tabs>
+        <w:ind w:left="2880" w:hanging="360"/>
+      </w:pPr>
+    </w:lvl>
+    <w:lvl w:ilvl="4" w:tentative="1">
+      <w:start w:val="1"/>
+      <w:numFmt w:val="decimal"/>
+      <w:lvlText w:val="%5."/>
+      <w:lvlJc w:val="left"/>
+      <w:pPr>
+        <w:tabs>
+          <w:tab w:val="num" w:pos="3600"/>
+        </w:tabs>
+        <w:ind w:left="3600" w:hanging="360"/>
+      </w:pPr>
+    </w:lvl>
+    <w:lvl w:ilvl="5" w:tentative="1">
+      <w:start w:val="1"/>
+      <w:numFmt w:val="decimal"/>
+      <w:lvlText w:val="%6."/>
+      <w:lvlJc w:val="left"/>
+      <w:pPr>
+        <w:tabs>
+          <w:tab w:val="num" w:pos="4320"/>
+        </w:tabs>
+        <w:ind w:left="4320" w:hanging="360"/>
+      </w:pPr>
+    </w:lvl>
+    <w:lvl w:ilvl="6" w:tentative="1">
+      <w:start w:val="1"/>
+      <w:numFmt w:val="decimal"/>
+      <w:lvlText w:val="%7."/>
+      <w:lvlJc w:val="left"/>
+      <w:pPr>
+        <w:tabs>
+          <w:tab w:val="num" w:pos="5040"/>
+        </w:tabs>
+        <w:ind w:left="5040" w:hanging="360"/>
+      </w:pPr>
+    </w:lvl>
+    <w:lvl w:ilvl="7" w:tentative="1">
+      <w:start w:val="1"/>
+      <w:numFmt w:val="decimal"/>
+      <w:lvlText w:val="%8."/>
+      <w:lvlJc w:val="left"/>
+      <w:pPr>
+        <w:tabs>
+          <w:tab w:val="num" w:pos="5760"/>
+        </w:tabs>
+        <w:ind w:left="5760" w:hanging="360"/>
+      </w:pPr>
+    </w:lvl>
+    <w:lvl w:ilvl="8" w:tentative="1">
+      <w:start w:val="1"/>
+      <w:numFmt w:val="decimal"/>
+      <w:lvlText w:val="%9."/>
+      <w:lvlJc w:val="left"/>
+      <w:pPr>
+        <w:tabs>
+          <w:tab w:val="num" w:pos="6480"/>
+        </w:tabs>
+        <w:ind w:left="6480" w:hanging="360"/>
+      </w:pPr>
+    </w:lvl>
+  </w:abstractNum>
+  <w:abstractNum w:abstractNumId="8" w15:restartNumberingAfterBreak="0">
     <w:nsid w:val="33A45FF4"/>
     <w:multiLevelType w:val="multilevel"/>
     <w:tmpl w:val="E54084EA"/>
@@ -9394,7 +13005,238 @@
       </w:rPr>
     </w:lvl>
   </w:abstractNum>
-  <w:abstractNum w:abstractNumId="5" w15:restartNumberingAfterBreak="0">
+  <w:abstractNum w:abstractNumId="9" w15:restartNumberingAfterBreak="0">
+    <w:nsid w:val="3B072C9B"/>
+    <w:multiLevelType w:val="hybridMultilevel"/>
+    <w:tmpl w:val="C7FC8152"/>
+    <w:lvl w:ilvl="0" w:tplc="04190001">
+      <w:start w:val="1"/>
+      <w:numFmt w:val="bullet"/>
+      <w:lvlText w:val=""/>
+      <w:lvlJc w:val="left"/>
+      <w:pPr>
+        <w:ind w:left="1068" w:hanging="360"/>
+      </w:pPr>
+      <w:rPr>
+        <w:rFonts w:ascii="Symbol" w:hAnsi="Symbol" w:hint="default"/>
+      </w:rPr>
+    </w:lvl>
+    <w:lvl w:ilvl="1" w:tplc="04190003" w:tentative="1">
+      <w:start w:val="1"/>
+      <w:numFmt w:val="bullet"/>
+      <w:lvlText w:val="o"/>
+      <w:lvlJc w:val="left"/>
+      <w:pPr>
+        <w:ind w:left="1788" w:hanging="360"/>
+      </w:pPr>
+      <w:rPr>
+        <w:rFonts w:ascii="Courier New" w:hAnsi="Courier New" w:cs="Courier New" w:hint="default"/>
+      </w:rPr>
+    </w:lvl>
+    <w:lvl w:ilvl="2" w:tplc="04190005" w:tentative="1">
+      <w:start w:val="1"/>
+      <w:numFmt w:val="bullet"/>
+      <w:lvlText w:val=""/>
+      <w:lvlJc w:val="left"/>
+      <w:pPr>
+        <w:ind w:left="2508" w:hanging="360"/>
+      </w:pPr>
+      <w:rPr>
+        <w:rFonts w:ascii="Wingdings" w:hAnsi="Wingdings" w:hint="default"/>
+      </w:rPr>
+    </w:lvl>
+    <w:lvl w:ilvl="3" w:tplc="04190001" w:tentative="1">
+      <w:start w:val="1"/>
+      <w:numFmt w:val="bullet"/>
+      <w:lvlText w:val=""/>
+      <w:lvlJc w:val="left"/>
+      <w:pPr>
+        <w:ind w:left="3228" w:hanging="360"/>
+      </w:pPr>
+      <w:rPr>
+        <w:rFonts w:ascii="Symbol" w:hAnsi="Symbol" w:hint="default"/>
+      </w:rPr>
+    </w:lvl>
+    <w:lvl w:ilvl="4" w:tplc="04190003" w:tentative="1">
+      <w:start w:val="1"/>
+      <w:numFmt w:val="bullet"/>
+      <w:lvlText w:val="o"/>
+      <w:lvlJc w:val="left"/>
+      <w:pPr>
+        <w:ind w:left="3948" w:hanging="360"/>
+      </w:pPr>
+      <w:rPr>
+        <w:rFonts w:ascii="Courier New" w:hAnsi="Courier New" w:cs="Courier New" w:hint="default"/>
+      </w:rPr>
+    </w:lvl>
+    <w:lvl w:ilvl="5" w:tplc="04190005" w:tentative="1">
+      <w:start w:val="1"/>
+      <w:numFmt w:val="bullet"/>
+      <w:lvlText w:val=""/>
+      <w:lvlJc w:val="left"/>
+      <w:pPr>
+        <w:ind w:left="4668" w:hanging="360"/>
+      </w:pPr>
+      <w:rPr>
+        <w:rFonts w:ascii="Wingdings" w:hAnsi="Wingdings" w:hint="default"/>
+      </w:rPr>
+    </w:lvl>
+    <w:lvl w:ilvl="6" w:tplc="04190001" w:tentative="1">
+      <w:start w:val="1"/>
+      <w:numFmt w:val="bullet"/>
+      <w:lvlText w:val=""/>
+      <w:lvlJc w:val="left"/>
+      <w:pPr>
+        <w:ind w:left="5388" w:hanging="360"/>
+      </w:pPr>
+      <w:rPr>
+        <w:rFonts w:ascii="Symbol" w:hAnsi="Symbol" w:hint="default"/>
+      </w:rPr>
+    </w:lvl>
+    <w:lvl w:ilvl="7" w:tplc="04190003" w:tentative="1">
+      <w:start w:val="1"/>
+      <w:numFmt w:val="bullet"/>
+      <w:lvlText w:val="o"/>
+      <w:lvlJc w:val="left"/>
+      <w:pPr>
+        <w:ind w:left="6108" w:hanging="360"/>
+      </w:pPr>
+      <w:rPr>
+        <w:rFonts w:ascii="Courier New" w:hAnsi="Courier New" w:cs="Courier New" w:hint="default"/>
+      </w:rPr>
+    </w:lvl>
+    <w:lvl w:ilvl="8" w:tplc="04190005" w:tentative="1">
+      <w:start w:val="1"/>
+      <w:numFmt w:val="bullet"/>
+      <w:lvlText w:val=""/>
+      <w:lvlJc w:val="left"/>
+      <w:pPr>
+        <w:ind w:left="6828" w:hanging="360"/>
+      </w:pPr>
+      <w:rPr>
+        <w:rFonts w:ascii="Wingdings" w:hAnsi="Wingdings" w:hint="default"/>
+      </w:rPr>
+    </w:lvl>
+  </w:abstractNum>
+  <w:abstractNum w:abstractNumId="10" w15:restartNumberingAfterBreak="0">
+    <w:nsid w:val="3CC33434"/>
+    <w:multiLevelType w:val="multilevel"/>
+    <w:tmpl w:val="5F5A85FC"/>
+    <w:lvl w:ilvl="0">
+      <w:start w:val="1"/>
+      <w:numFmt w:val="decimal"/>
+      <w:lvlText w:val="%1."/>
+      <w:lvlJc w:val="left"/>
+      <w:pPr>
+        <w:ind w:left="1068" w:hanging="360"/>
+      </w:pPr>
+    </w:lvl>
+    <w:lvl w:ilvl="1">
+      <w:start w:val="2"/>
+      <w:numFmt w:val="decimal"/>
+      <w:isLgl/>
+      <w:lvlText w:val="%1.%2"/>
+      <w:lvlJc w:val="left"/>
+      <w:pPr>
+        <w:ind w:left="1068" w:hanging="360"/>
+      </w:pPr>
+      <w:rPr>
+        <w:b/>
+      </w:rPr>
+    </w:lvl>
+    <w:lvl w:ilvl="2">
+      <w:start w:val="1"/>
+      <w:numFmt w:val="decimal"/>
+      <w:isLgl/>
+      <w:lvlText w:val="%1.%2.%3"/>
+      <w:lvlJc w:val="left"/>
+      <w:pPr>
+        <w:ind w:left="1428" w:hanging="720"/>
+      </w:pPr>
+      <w:rPr>
+        <w:b/>
+      </w:rPr>
+    </w:lvl>
+    <w:lvl w:ilvl="3">
+      <w:start w:val="1"/>
+      <w:numFmt w:val="decimal"/>
+      <w:isLgl/>
+      <w:lvlText w:val="%1.%2.%3.%4"/>
+      <w:lvlJc w:val="left"/>
+      <w:pPr>
+        <w:ind w:left="1428" w:hanging="720"/>
+      </w:pPr>
+      <w:rPr>
+        <w:b/>
+      </w:rPr>
+    </w:lvl>
+    <w:lvl w:ilvl="4">
+      <w:start w:val="1"/>
+      <w:numFmt w:val="decimal"/>
+      <w:isLgl/>
+      <w:lvlText w:val="%1.%2.%3.%4.%5"/>
+      <w:lvlJc w:val="left"/>
+      <w:pPr>
+        <w:ind w:left="1788" w:hanging="1080"/>
+      </w:pPr>
+      <w:rPr>
+        <w:b/>
+      </w:rPr>
+    </w:lvl>
+    <w:lvl w:ilvl="5">
+      <w:start w:val="1"/>
+      <w:numFmt w:val="decimal"/>
+      <w:isLgl/>
+      <w:lvlText w:val="%1.%2.%3.%4.%5.%6"/>
+      <w:lvlJc w:val="left"/>
+      <w:pPr>
+        <w:ind w:left="1788" w:hanging="1080"/>
+      </w:pPr>
+      <w:rPr>
+        <w:b/>
+      </w:rPr>
+    </w:lvl>
+    <w:lvl w:ilvl="6">
+      <w:start w:val="1"/>
+      <w:numFmt w:val="decimal"/>
+      <w:isLgl/>
+      <w:lvlText w:val="%1.%2.%3.%4.%5.%6.%7"/>
+      <w:lvlJc w:val="left"/>
+      <w:pPr>
+        <w:ind w:left="2148" w:hanging="1440"/>
+      </w:pPr>
+      <w:rPr>
+        <w:b/>
+      </w:rPr>
+    </w:lvl>
+    <w:lvl w:ilvl="7">
+      <w:start w:val="1"/>
+      <w:numFmt w:val="decimal"/>
+      <w:isLgl/>
+      <w:lvlText w:val="%1.%2.%3.%4.%5.%6.%7.%8"/>
+      <w:lvlJc w:val="left"/>
+      <w:pPr>
+        <w:ind w:left="2148" w:hanging="1440"/>
+      </w:pPr>
+      <w:rPr>
+        <w:b/>
+      </w:rPr>
+    </w:lvl>
+    <w:lvl w:ilvl="8">
+      <w:start w:val="1"/>
+      <w:numFmt w:val="decimal"/>
+      <w:isLgl/>
+      <w:lvlText w:val="%1.%2.%3.%4.%5.%6.%7.%8.%9"/>
+      <w:lvlJc w:val="left"/>
+      <w:pPr>
+        <w:ind w:left="2508" w:hanging="1800"/>
+      </w:pPr>
+      <w:rPr>
+        <w:b/>
+      </w:rPr>
+    </w:lvl>
+  </w:abstractNum>
+  <w:abstractNum w:abstractNumId="11" w15:restartNumberingAfterBreak="0">
     <w:nsid w:val="48D00E2D"/>
     <w:multiLevelType w:val="multilevel"/>
     <w:tmpl w:val="1C02D0DC"/>
@@ -9507,7 +13349,7 @@
       </w:pPr>
     </w:lvl>
   </w:abstractNum>
-  <w:abstractNum w:abstractNumId="6" w15:restartNumberingAfterBreak="0">
+  <w:abstractNum w:abstractNumId="12" w15:restartNumberingAfterBreak="0">
     <w:nsid w:val="4E4A3231"/>
     <w:multiLevelType w:val="hybridMultilevel"/>
     <w:tmpl w:val="71704886"/>
@@ -9620,7 +13462,120 @@
       </w:rPr>
     </w:lvl>
   </w:abstractNum>
-  <w:abstractNum w:abstractNumId="7" w15:restartNumberingAfterBreak="0">
+  <w:abstractNum w:abstractNumId="13" w15:restartNumberingAfterBreak="0">
+    <w:nsid w:val="527F08F3"/>
+    <w:multiLevelType w:val="hybridMultilevel"/>
+    <w:tmpl w:val="E4482A60"/>
+    <w:lvl w:ilvl="0" w:tplc="04190001">
+      <w:start w:val="1"/>
+      <w:numFmt w:val="bullet"/>
+      <w:lvlText w:val=""/>
+      <w:lvlJc w:val="left"/>
+      <w:pPr>
+        <w:ind w:left="1068" w:hanging="360"/>
+      </w:pPr>
+      <w:rPr>
+        <w:rFonts w:ascii="Symbol" w:hAnsi="Symbol" w:hint="default"/>
+      </w:rPr>
+    </w:lvl>
+    <w:lvl w:ilvl="1" w:tplc="04190003" w:tentative="1">
+      <w:start w:val="1"/>
+      <w:numFmt w:val="bullet"/>
+      <w:lvlText w:val="o"/>
+      <w:lvlJc w:val="left"/>
+      <w:pPr>
+        <w:ind w:left="1788" w:hanging="360"/>
+      </w:pPr>
+      <w:rPr>
+        <w:rFonts w:ascii="Courier New" w:hAnsi="Courier New" w:cs="Courier New" w:hint="default"/>
+      </w:rPr>
+    </w:lvl>
+    <w:lvl w:ilvl="2" w:tplc="04190005" w:tentative="1">
+      <w:start w:val="1"/>
+      <w:numFmt w:val="bullet"/>
+      <w:lvlText w:val=""/>
+      <w:lvlJc w:val="left"/>
+      <w:pPr>
+        <w:ind w:left="2508" w:hanging="360"/>
+      </w:pPr>
+      <w:rPr>
+        <w:rFonts w:ascii="Wingdings" w:hAnsi="Wingdings" w:hint="default"/>
+      </w:rPr>
+    </w:lvl>
+    <w:lvl w:ilvl="3" w:tplc="04190001" w:tentative="1">
+      <w:start w:val="1"/>
+      <w:numFmt w:val="bullet"/>
+      <w:lvlText w:val=""/>
+      <w:lvlJc w:val="left"/>
+      <w:pPr>
+        <w:ind w:left="3228" w:hanging="360"/>
+      </w:pPr>
+      <w:rPr>
+        <w:rFonts w:ascii="Symbol" w:hAnsi="Symbol" w:hint="default"/>
+      </w:rPr>
+    </w:lvl>
+    <w:lvl w:ilvl="4" w:tplc="04190003" w:tentative="1">
+      <w:start w:val="1"/>
+      <w:numFmt w:val="bullet"/>
+      <w:lvlText w:val="o"/>
+      <w:lvlJc w:val="left"/>
+      <w:pPr>
+        <w:ind w:left="3948" w:hanging="360"/>
+      </w:pPr>
+      <w:rPr>
+        <w:rFonts w:ascii="Courier New" w:hAnsi="Courier New" w:cs="Courier New" w:hint="default"/>
+      </w:rPr>
+    </w:lvl>
+    <w:lvl w:ilvl="5" w:tplc="04190005" w:tentative="1">
+      <w:start w:val="1"/>
+      <w:numFmt w:val="bullet"/>
+      <w:lvlText w:val=""/>
+      <w:lvlJc w:val="left"/>
+      <w:pPr>
+        <w:ind w:left="4668" w:hanging="360"/>
+      </w:pPr>
+      <w:rPr>
+        <w:rFonts w:ascii="Wingdings" w:hAnsi="Wingdings" w:hint="default"/>
+      </w:rPr>
+    </w:lvl>
+    <w:lvl w:ilvl="6" w:tplc="04190001" w:tentative="1">
+      <w:start w:val="1"/>
+      <w:numFmt w:val="bullet"/>
+      <w:lvlText w:val=""/>
+      <w:lvlJc w:val="left"/>
+      <w:pPr>
+        <w:ind w:left="5388" w:hanging="360"/>
+      </w:pPr>
+      <w:rPr>
+        <w:rFonts w:ascii="Symbol" w:hAnsi="Symbol" w:hint="default"/>
+      </w:rPr>
+    </w:lvl>
+    <w:lvl w:ilvl="7" w:tplc="04190003" w:tentative="1">
+      <w:start w:val="1"/>
+      <w:numFmt w:val="bullet"/>
+      <w:lvlText w:val="o"/>
+      <w:lvlJc w:val="left"/>
+      <w:pPr>
+        <w:ind w:left="6108" w:hanging="360"/>
+      </w:pPr>
+      <w:rPr>
+        <w:rFonts w:ascii="Courier New" w:hAnsi="Courier New" w:cs="Courier New" w:hint="default"/>
+      </w:rPr>
+    </w:lvl>
+    <w:lvl w:ilvl="8" w:tplc="04190005" w:tentative="1">
+      <w:start w:val="1"/>
+      <w:numFmt w:val="bullet"/>
+      <w:lvlText w:val=""/>
+      <w:lvlJc w:val="left"/>
+      <w:pPr>
+        <w:ind w:left="6828" w:hanging="360"/>
+      </w:pPr>
+      <w:rPr>
+        <w:rFonts w:ascii="Wingdings" w:hAnsi="Wingdings" w:hint="default"/>
+      </w:rPr>
+    </w:lvl>
+  </w:abstractNum>
+  <w:abstractNum w:abstractNumId="14" w15:restartNumberingAfterBreak="0">
     <w:nsid w:val="5EE40B43"/>
     <w:multiLevelType w:val="hybridMultilevel"/>
     <w:tmpl w:val="763C7714"/>
@@ -9733,7 +13688,7 @@
       </w:rPr>
     </w:lvl>
   </w:abstractNum>
-  <w:abstractNum w:abstractNumId="8" w15:restartNumberingAfterBreak="0">
+  <w:abstractNum w:abstractNumId="15" w15:restartNumberingAfterBreak="0">
     <w:nsid w:val="5FD37D74"/>
     <w:multiLevelType w:val="multilevel"/>
     <w:tmpl w:val="6DD641DC"/>
@@ -9853,7 +13808,7 @@
       </w:rPr>
     </w:lvl>
   </w:abstractNum>
-  <w:abstractNum w:abstractNumId="9" w15:restartNumberingAfterBreak="0">
+  <w:abstractNum w:abstractNumId="16" w15:restartNumberingAfterBreak="0">
     <w:nsid w:val="6220247F"/>
     <w:multiLevelType w:val="hybridMultilevel"/>
     <w:tmpl w:val="9C808948"/>
@@ -9966,7 +13921,7 @@
       </w:rPr>
     </w:lvl>
   </w:abstractNum>
-  <w:abstractNum w:abstractNumId="10" w15:restartNumberingAfterBreak="0">
+  <w:abstractNum w:abstractNumId="17" w15:restartNumberingAfterBreak="0">
     <w:nsid w:val="6E823D9C"/>
     <w:multiLevelType w:val="hybridMultilevel"/>
     <w:tmpl w:val="941A4640"/>
@@ -10079,7 +14034,7 @@
       </w:rPr>
     </w:lvl>
   </w:abstractNum>
-  <w:abstractNum w:abstractNumId="11" w15:restartNumberingAfterBreak="0">
+  <w:abstractNum w:abstractNumId="18" w15:restartNumberingAfterBreak="0">
     <w:nsid w:val="74BD5205"/>
     <w:multiLevelType w:val="hybridMultilevel"/>
     <w:tmpl w:val="9DF2BF18"/>
@@ -10193,40 +14148,118 @@
     </w:lvl>
   </w:abstractNum>
   <w:num w:numId="1">
-    <w:abstractNumId w:val="7"/>
+    <w:abstractNumId w:val="14"/>
   </w:num>
   <w:num w:numId="2">
-    <w:abstractNumId w:val="10"/>
+    <w:abstractNumId w:val="17"/>
   </w:num>
   <w:num w:numId="3">
-    <w:abstractNumId w:val="3"/>
+    <w:abstractNumId w:val="5"/>
   </w:num>
   <w:num w:numId="4">
-    <w:abstractNumId w:val="11"/>
+    <w:abstractNumId w:val="18"/>
   </w:num>
   <w:num w:numId="5">
-    <w:abstractNumId w:val="9"/>
+    <w:abstractNumId w:val="16"/>
   </w:num>
   <w:num w:numId="6">
     <w:abstractNumId w:val="1"/>
   </w:num>
   <w:num w:numId="7">
-    <w:abstractNumId w:val="8"/>
+    <w:abstractNumId w:val="15"/>
   </w:num>
   <w:num w:numId="8">
-    <w:abstractNumId w:val="5"/>
+    <w:abstractNumId w:val="11"/>
   </w:num>
   <w:num w:numId="9">
-    <w:abstractNumId w:val="6"/>
+    <w:abstractNumId w:val="12"/>
   </w:num>
   <w:num w:numId="10">
-    <w:abstractNumId w:val="2"/>
+    <w:abstractNumId w:val="3"/>
   </w:num>
   <w:num w:numId="11">
-    <w:abstractNumId w:val="4"/>
+    <w:abstractNumId w:val="8"/>
   </w:num>
   <w:num w:numId="12">
     <w:abstractNumId w:val="0"/>
+  </w:num>
+  <w:num w:numId="13">
+    <w:abstractNumId w:val="13"/>
+  </w:num>
+  <w:num w:numId="14">
+    <w:abstractNumId w:val="6"/>
+  </w:num>
+  <w:num w:numId="15">
+    <w:abstractNumId w:val="9"/>
+  </w:num>
+  <w:num w:numId="16">
+    <w:abstractNumId w:val="7"/>
+  </w:num>
+  <w:num w:numId="17">
+    <w:abstractNumId w:val="2"/>
+    <w:lvlOverride w:ilvl="0"/>
+    <w:lvlOverride w:ilvl="1"/>
+    <w:lvlOverride w:ilvl="2"/>
+    <w:lvlOverride w:ilvl="3"/>
+    <w:lvlOverride w:ilvl="4"/>
+    <w:lvlOverride w:ilvl="5"/>
+    <w:lvlOverride w:ilvl="6"/>
+    <w:lvlOverride w:ilvl="7"/>
+    <w:lvlOverride w:ilvl="8"/>
+  </w:num>
+  <w:num w:numId="18">
+    <w:abstractNumId w:val="14"/>
+    <w:lvlOverride w:ilvl="0"/>
+    <w:lvlOverride w:ilvl="1"/>
+    <w:lvlOverride w:ilvl="2"/>
+    <w:lvlOverride w:ilvl="3"/>
+    <w:lvlOverride w:ilvl="4"/>
+    <w:lvlOverride w:ilvl="5"/>
+    <w:lvlOverride w:ilvl="6"/>
+    <w:lvlOverride w:ilvl="7"/>
+    <w:lvlOverride w:ilvl="8"/>
+  </w:num>
+  <w:num w:numId="19">
+    <w:abstractNumId w:val="10"/>
+    <w:lvlOverride w:ilvl="0">
+      <w:startOverride w:val="1"/>
+    </w:lvlOverride>
+    <w:lvlOverride w:ilvl="1">
+      <w:startOverride w:val="2"/>
+    </w:lvlOverride>
+    <w:lvlOverride w:ilvl="2">
+      <w:startOverride w:val="1"/>
+    </w:lvlOverride>
+    <w:lvlOverride w:ilvl="3">
+      <w:startOverride w:val="1"/>
+    </w:lvlOverride>
+    <w:lvlOverride w:ilvl="4">
+      <w:startOverride w:val="1"/>
+    </w:lvlOverride>
+    <w:lvlOverride w:ilvl="5">
+      <w:startOverride w:val="1"/>
+    </w:lvlOverride>
+    <w:lvlOverride w:ilvl="6">
+      <w:startOverride w:val="1"/>
+    </w:lvlOverride>
+    <w:lvlOverride w:ilvl="7">
+      <w:startOverride w:val="1"/>
+    </w:lvlOverride>
+    <w:lvlOverride w:ilvl="8">
+      <w:startOverride w:val="1"/>
+    </w:lvlOverride>
+  </w:num>
+  <w:num w:numId="20">
+    <w:abstractNumId w:val="4"/>
+    <w:lvlOverride w:ilvl="0"/>
+    <w:lvlOverride w:ilvl="1"/>
+    <w:lvlOverride w:ilvl="2"/>
+    <w:lvlOverride w:ilvl="3"/>
+    <w:lvlOverride w:ilvl="4"/>
+    <w:lvlOverride w:ilvl="5"/>
+    <w:lvlOverride w:ilvl="6"/>
+    <w:lvlOverride w:ilvl="7"/>
+    <w:lvlOverride w:ilvl="8"/>
   </w:num>
 </w:numbering>
 </file>
@@ -10628,7 +14661,7 @@
   <w:style w:type="paragraph" w:default="1" w:styleId="a">
     <w:name w:val="Normal"/>
     <w:qFormat/>
-    <w:rsid w:val="004C3E50"/>
+    <w:rsid w:val="00A862B2"/>
     <w:pPr>
       <w:spacing w:line="278" w:lineRule="auto"/>
     </w:pPr>
@@ -10685,6 +14718,7 @@
   <w:style w:type="character" w:default="1" w:styleId="a0">
     <w:name w:val="Default Paragraph Font"/>
     <w:uiPriority w:val="1"/>
+    <w:semiHidden/>
     <w:unhideWhenUsed/>
   </w:style>
   <w:style w:type="table" w:default="1" w:styleId="a1">
@@ -10766,6 +14800,62 @@
       <w:color w:val="44546A" w:themeColor="text2"/>
       <w:sz w:val="18"/>
       <w:szCs w:val="18"/>
+    </w:rPr>
+  </w:style>
+  <w:style w:type="paragraph" w:styleId="a5">
+    <w:name w:val="header"/>
+    <w:basedOn w:val="a"/>
+    <w:link w:val="a6"/>
+    <w:uiPriority w:val="99"/>
+    <w:unhideWhenUsed/>
+    <w:rsid w:val="00FC37E4"/>
+    <w:pPr>
+      <w:tabs>
+        <w:tab w:val="center" w:pos="4677"/>
+        <w:tab w:val="right" w:pos="9355"/>
+      </w:tabs>
+      <w:spacing w:after="0" w:line="240" w:lineRule="auto"/>
+    </w:pPr>
+  </w:style>
+  <w:style w:type="character" w:customStyle="1" w:styleId="a6">
+    <w:name w:val="Верхний колонтитул Знак"/>
+    <w:basedOn w:val="a0"/>
+    <w:link w:val="a5"/>
+    <w:uiPriority w:val="99"/>
+    <w:rsid w:val="00FC37E4"/>
+    <w:rPr>
+      <w:kern w:val="2"/>
+      <w:sz w:val="24"/>
+      <w:szCs w:val="24"/>
+      <w14:ligatures w14:val="standardContextual"/>
+    </w:rPr>
+  </w:style>
+  <w:style w:type="paragraph" w:styleId="a7">
+    <w:name w:val="footer"/>
+    <w:basedOn w:val="a"/>
+    <w:link w:val="a8"/>
+    <w:uiPriority w:val="99"/>
+    <w:unhideWhenUsed/>
+    <w:rsid w:val="00FC37E4"/>
+    <w:pPr>
+      <w:tabs>
+        <w:tab w:val="center" w:pos="4677"/>
+        <w:tab w:val="right" w:pos="9355"/>
+      </w:tabs>
+      <w:spacing w:after="0" w:line="240" w:lineRule="auto"/>
+    </w:pPr>
+  </w:style>
+  <w:style w:type="character" w:customStyle="1" w:styleId="a8">
+    <w:name w:val="Нижний колонтитул Знак"/>
+    <w:basedOn w:val="a0"/>
+    <w:link w:val="a7"/>
+    <w:uiPriority w:val="99"/>
+    <w:rsid w:val="00FC37E4"/>
+    <w:rPr>
+      <w:kern w:val="2"/>
+      <w:sz w:val="24"/>
+      <w:szCs w:val="24"/>
+      <w14:ligatures w14:val="standardContextual"/>
     </w:rPr>
   </w:style>
 </w:styles>

--- a/Магистерская/Новая магистерская.docx
+++ b/Магистерская/Новая магистерская.docx
@@ -15,10 +15,10 @@
           <w:szCs w:val="28"/>
         </w:rPr>
       </w:pPr>
-      <w:bookmarkStart w:id="0" w:name="_Toc217673708"/>
-      <w:bookmarkStart w:id="1" w:name="_Toc227501237"/>
-      <w:bookmarkStart w:id="2" w:name="_Toc227490682"/>
-      <w:bookmarkStart w:id="3" w:name="_Toc217673707"/>
+      <w:bookmarkStart w:id="0" w:name="_Toc227490682"/>
+      <w:bookmarkStart w:id="1" w:name="_Toc217673707"/>
+      <w:bookmarkStart w:id="2" w:name="_Toc217673708"/>
+      <w:bookmarkStart w:id="3" w:name="_Toc227501237"/>
       <w:r>
         <w:rPr>
           <w:rFonts w:ascii="Times New Roman" w:hAnsi="Times New Roman" w:cs="Times New Roman"/>
@@ -30,8 +30,8 @@
         </w:rPr>
         <w:t>1 ОБЩАЯ ХАРАКТЕРИСТИКА РАБОТЫ</w:t>
       </w:r>
-      <w:bookmarkEnd w:id="2"/>
-      <w:bookmarkEnd w:id="3"/>
+      <w:bookmarkEnd w:id="0"/>
+      <w:bookmarkEnd w:id="1"/>
     </w:p>
     <w:p>
       <w:pPr>
@@ -57,6 +57,68 @@
         </w:rPr>
         <w:t xml:space="preserve"> </w:t>
       </w:r>
+      <w:r>
+        <w:rPr>
+          <w:rFonts w:ascii="Times New Roman" w:hAnsi="Times New Roman" w:cs="Times New Roman"/>
+        </w:rPr>
+        <w:t>В современном мире, который всё более подвержен глобализации, остро стоит вопрос о коммуникации</w:t>
+      </w:r>
+      <w:r>
+        <w:rPr>
+          <w:rFonts w:ascii="Times New Roman" w:hAnsi="Times New Roman" w:cs="Times New Roman"/>
+        </w:rPr>
+        <w:t>,</w:t>
+      </w:r>
+      <w:r>
+        <w:rPr>
+          <w:rFonts w:ascii="Times New Roman" w:hAnsi="Times New Roman" w:cs="Times New Roman"/>
+        </w:rPr>
+        <w:t xml:space="preserve"> логистике между государствами</w:t>
+      </w:r>
+      <w:r>
+        <w:rPr>
+          <w:rFonts w:ascii="Times New Roman" w:hAnsi="Times New Roman" w:cs="Times New Roman"/>
+        </w:rPr>
+        <w:t xml:space="preserve"> и обмене информации. Применение информационных систем на основе </w:t>
+      </w:r>
+      <w:proofErr w:type="spellStart"/>
+      <w:r>
+        <w:rPr>
+          <w:rFonts w:ascii="Times New Roman" w:hAnsi="Times New Roman" w:cs="Times New Roman"/>
+        </w:rPr>
+        <w:t>микросервисного</w:t>
+      </w:r>
+      <w:proofErr w:type="spellEnd"/>
+      <w:r>
+        <w:rPr>
+          <w:rFonts w:ascii="Times New Roman" w:hAnsi="Times New Roman" w:cs="Times New Roman"/>
+        </w:rPr>
+        <w:t xml:space="preserve"> паттерна</w:t>
+      </w:r>
+      <w:r>
+        <w:rPr>
+          <w:rFonts w:ascii="Times New Roman" w:hAnsi="Times New Roman" w:cs="Times New Roman"/>
+        </w:rPr>
+        <w:t xml:space="preserve"> в</w:t>
+      </w:r>
+      <w:r>
+        <w:rPr>
+          <w:rFonts w:ascii="Times New Roman" w:hAnsi="Times New Roman" w:cs="Times New Roman"/>
+        </w:rPr>
+        <w:t xml:space="preserve"> сфере туризма обусловлено тем, что </w:t>
+      </w:r>
+      <w:r>
+        <w:rPr>
+          <w:rFonts w:ascii="Times New Roman" w:hAnsi="Times New Roman" w:cs="Times New Roman"/>
+        </w:rPr>
+        <w:t xml:space="preserve">данный тип архитектуры </w:t>
+      </w:r>
+      <w:r>
+        <w:rPr>
+          <w:rFonts w:ascii="Times New Roman" w:hAnsi="Times New Roman" w:cs="Times New Roman"/>
+        </w:rPr>
+        <w:t>хорошо подходит для тех предметных областей, в которых возможно чёткое модульное разделение логики.</w:t>
+      </w:r>
     </w:p>
     <w:p>
       <w:pPr>
@@ -67,6 +129,66 @@
           <w:rFonts w:ascii="Times New Roman" w:hAnsi="Times New Roman" w:cs="Times New Roman"/>
         </w:rPr>
       </w:pPr>
+      <w:r>
+        <w:rPr>
+          <w:rFonts w:ascii="Times New Roman" w:hAnsi="Times New Roman" w:cs="Times New Roman"/>
+        </w:rPr>
+        <w:t>И</w:t>
+      </w:r>
+      <w:r>
+        <w:rPr>
+          <w:rFonts w:ascii="Times New Roman" w:hAnsi="Times New Roman" w:cs="Times New Roman"/>
+        </w:rPr>
+        <w:t>нформационны</w:t>
+      </w:r>
+      <w:r>
+        <w:rPr>
+          <w:rFonts w:ascii="Times New Roman" w:hAnsi="Times New Roman" w:cs="Times New Roman"/>
+        </w:rPr>
+        <w:t>е</w:t>
+      </w:r>
+      <w:r>
+        <w:rPr>
+          <w:rFonts w:ascii="Times New Roman" w:hAnsi="Times New Roman" w:cs="Times New Roman"/>
+        </w:rPr>
+        <w:t xml:space="preserve"> систем</w:t>
+      </w:r>
+      <w:r>
+        <w:rPr>
+          <w:rFonts w:ascii="Times New Roman" w:hAnsi="Times New Roman" w:cs="Times New Roman"/>
+        </w:rPr>
+        <w:t>ы</w:t>
+      </w:r>
+      <w:r>
+        <w:rPr>
+          <w:rFonts w:ascii="Times New Roman" w:hAnsi="Times New Roman" w:cs="Times New Roman"/>
+        </w:rPr>
+        <w:t xml:space="preserve"> в отрасли туризма значительно повыша</w:t>
+      </w:r>
+      <w:r>
+        <w:rPr>
+          <w:rFonts w:ascii="Times New Roman" w:hAnsi="Times New Roman" w:cs="Times New Roman"/>
+        </w:rPr>
+        <w:t>ю</w:t>
+      </w:r>
+      <w:r>
+        <w:rPr>
+          <w:rFonts w:ascii="Times New Roman" w:hAnsi="Times New Roman" w:cs="Times New Roman"/>
+        </w:rPr>
+        <w:t>т качество отдыха людей и значительно упрощает процесс организации туризма как отрасли, поэтому данная задача остается широко востребованной на данный момент</w:t>
+      </w:r>
+      <w:r>
+        <w:rPr>
+          <w:rFonts w:ascii="Times New Roman" w:hAnsi="Times New Roman" w:cs="Times New Roman"/>
+        </w:rPr>
+        <w:t xml:space="preserve">. </w:t>
+      </w:r>
+      <w:r>
+        <w:rPr>
+          <w:rFonts w:ascii="Times New Roman" w:hAnsi="Times New Roman" w:cs="Times New Roman"/>
+        </w:rPr>
+        <w:t>Так объём мирового туристского потока на первую половину 2025 года год составляет около 690 млн прибытий, что на 5% больше, чем за аналогичный период 2024 года [1].</w:t>
+      </w:r>
     </w:p>
     <w:p>
       <w:pPr>
@@ -81,21 +203,21 @@
         <w:rPr>
           <w:rFonts w:ascii="Times New Roman" w:hAnsi="Times New Roman" w:cs="Times New Roman"/>
         </w:rPr>
-        <w:t xml:space="preserve">В современном мире, который всё более подвержен глобализации, остро стоит вопрос о коммуникации и логистике между государствами, граждане которых путешествуют по всему миру. Применение информационных систем в отрасли туризма значительно повышает качество отдыха людей и значительно упрощает процесс организации туризма как отрасли, поэтому данная задача остается широко востребованной на данный </w:t>
+        <w:t xml:space="preserve">Согласно Федеральной программе «Национальные проекты. Туризм и гостеприимство» планируется повышение роли туристической отрасли в экономике страны. Так в соответствии с указом Президента РФ и расчётами Министерства экономического развития к 2030 году планируется увеличение числа туристических поездок до 140 </w:t>
       </w:r>
       <w:proofErr w:type="gramStart"/>
       <w:r>
         <w:rPr>
           <w:rFonts w:ascii="Times New Roman" w:hAnsi="Times New Roman" w:cs="Times New Roman"/>
         </w:rPr>
-        <w:t>момент Так</w:t>
+        <w:t>млн[</w:t>
       </w:r>
       <w:proofErr w:type="gramEnd"/>
       <w:r>
         <w:rPr>
           <w:rFonts w:ascii="Times New Roman" w:hAnsi="Times New Roman" w:cs="Times New Roman"/>
         </w:rPr>
-        <w:t xml:space="preserve"> объём мирового туристского потока на первую половину 2025 года год составляет около 690 млн прибытий, что на 5% больше, чем за аналогичный период 2024 года [1].</w:t>
+        <w:t xml:space="preserve">2], а также довести объём экспорта туристских услуг до $10,75 млрд [3]. На данный момент средний прирост туристского потока в РФ, начиная с 2021 года, составляет в среднем 10-15% в год. Так же наблюдается устойчивый интерес к РФ, как к месту проведения отдыха, среди граждан других государств [4]. </w:t>
       </w:r>
     </w:p>
     <w:p>
@@ -111,65 +233,27 @@
         <w:rPr>
           <w:rFonts w:ascii="Times New Roman" w:hAnsi="Times New Roman" w:cs="Times New Roman"/>
         </w:rPr>
-        <w:t xml:space="preserve">Согласно Федеральной программе «Национальные проекты. Туризм и гостеприимство» планируется повышение роли туристической отрасли в экономике страны. Так в соответствии с указом Президента РФ и расчётами Министерства экономического развития к 2030 году планируется увеличение числа туристических поездок до 140 </w:t>
+        <w:t xml:space="preserve">Разработка информационной системы в области туризма сопряжена с многими факторами, в первую очередь связанными с высокой нагрузкой и многофункциональностью. Однако в текущих условиях сбой в отдельных сервисах информационной системы может стоить десятки миллионов рублей в </w:t>
       </w:r>
       <w:proofErr w:type="gramStart"/>
       <w:r>
         <w:rPr>
           <w:rFonts w:ascii="Times New Roman" w:hAnsi="Times New Roman" w:cs="Times New Roman"/>
         </w:rPr>
-        <w:t>млн[</w:t>
+        <w:t>час[</w:t>
       </w:r>
       <w:proofErr w:type="gramEnd"/>
       <w:r>
         <w:rPr>
           <w:rFonts w:ascii="Times New Roman" w:hAnsi="Times New Roman" w:cs="Times New Roman"/>
         </w:rPr>
-        <w:t xml:space="preserve">2], а также довести объём экспорта туристских услуг до $10,75 млрд [3]. На данный момент средний прирост туристского потока в РФ, начиная с 2021 года, составляет в среднем 10-15% в год. Так же наблюдается устойчивый интерес к РФ, как к месту проведения отдыха, среди граждан других государств [4]. </w:t>
-      </w:r>
-    </w:p>
-    <w:p>
-      <w:pPr>
-        <w:spacing w:after="0" w:line="240" w:lineRule="auto"/>
-        <w:ind w:firstLine="708"/>
-        <w:jc w:val="both"/>
-        <w:rPr>
-          <w:rFonts w:ascii="Times New Roman" w:hAnsi="Times New Roman" w:cs="Times New Roman"/>
-        </w:rPr>
-      </w:pPr>
-      <w:r>
-        <w:rPr>
-          <w:rFonts w:ascii="Times New Roman" w:hAnsi="Times New Roman" w:cs="Times New Roman"/>
-        </w:rPr>
-        <w:t xml:space="preserve">Разработка информационной системы в области туризма сопряжена с многими факторами, в первую очередь связанными с высокой нагрузкой и многофункциональностью, поэтому оптимальным паттерном является </w:t>
-      </w:r>
-      <w:proofErr w:type="spellStart"/>
-      <w:r>
-        <w:rPr>
-          <w:rFonts w:ascii="Times New Roman" w:hAnsi="Times New Roman" w:cs="Times New Roman"/>
-        </w:rPr>
-        <w:t>микросервисная</w:t>
-      </w:r>
-      <w:proofErr w:type="spellEnd"/>
-      <w:r>
-        <w:rPr>
-          <w:rFonts w:ascii="Times New Roman" w:hAnsi="Times New Roman" w:cs="Times New Roman"/>
-        </w:rPr>
-        <w:t xml:space="preserve"> архитектура. Однако в текущих условиях сбой в отдельных сервисах информационной системы может стоить десятки миллионов рублей в </w:t>
-      </w:r>
-      <w:proofErr w:type="gramStart"/>
-      <w:r>
-        <w:rPr>
-          <w:rFonts w:ascii="Times New Roman" w:hAnsi="Times New Roman" w:cs="Times New Roman"/>
-        </w:rPr>
-        <w:t>час.[</w:t>
-      </w:r>
-      <w:proofErr w:type="gramEnd"/>
-      <w:r>
-        <w:rPr>
-          <w:rFonts w:ascii="Times New Roman" w:hAnsi="Times New Roman" w:cs="Times New Roman"/>
-        </w:rPr>
         <w:t>5]</w:t>
+      </w:r>
+      <w:r>
+        <w:rPr>
+          <w:rFonts w:ascii="Times New Roman" w:hAnsi="Times New Roman" w:cs="Times New Roman"/>
+        </w:rPr>
+        <w:t>.</w:t>
       </w:r>
     </w:p>
     <w:p>
@@ -206,7 +290,19 @@
         <w:rPr>
           <w:rFonts w:ascii="Times New Roman" w:hAnsi="Times New Roman" w:cs="Times New Roman"/>
         </w:rPr>
-        <w:t>Увеличивающимся туристским потоком в мире и в России.</w:t>
+        <w:t>Увеличивающимся</w:t>
+      </w:r>
+      <w:r>
+        <w:rPr>
+          <w:rFonts w:ascii="Times New Roman" w:hAnsi="Times New Roman" w:cs="Times New Roman"/>
+        </w:rPr>
+        <w:t xml:space="preserve"> объёмом информации и</w:t>
+      </w:r>
+      <w:r>
+        <w:rPr>
+          <w:rFonts w:ascii="Times New Roman" w:hAnsi="Times New Roman" w:cs="Times New Roman"/>
+        </w:rPr>
+        <w:t xml:space="preserve"> туристским потоком в мире и в России.</w:t>
       </w:r>
     </w:p>
     <w:p>
@@ -264,21 +360,27 @@
         <w:rPr>
           <w:rFonts w:ascii="Times New Roman" w:hAnsi="Times New Roman" w:cs="Times New Roman"/>
         </w:rPr>
-        <w:t xml:space="preserve"> В отечественной и зарубежной науке широко представлены вопросы выбора архитектуры информационной системы, в том числе и </w:t>
-      </w:r>
-      <w:proofErr w:type="spellStart"/>
-      <w:r>
-        <w:rPr>
-          <w:rFonts w:ascii="Times New Roman" w:hAnsi="Times New Roman" w:cs="Times New Roman"/>
-        </w:rPr>
-        <w:t>микросервисного</w:t>
-      </w:r>
-      <w:proofErr w:type="spellEnd"/>
-      <w:r>
-        <w:rPr>
-          <w:rFonts w:ascii="Times New Roman" w:hAnsi="Times New Roman" w:cs="Times New Roman"/>
-        </w:rPr>
-        <w:t xml:space="preserve"> паттерна. Основное внимание уделяется анализу отказоустойчивости и производительности высокопроизводительных систем. Крупнейшими мировыми трудами в этой области являются работы С. </w:t>
+        <w:t xml:space="preserve"> В отечественной и зарубежной науке широко представлены вопросы </w:t>
+      </w:r>
+      <w:r>
+        <w:rPr>
+          <w:rFonts w:ascii="Times New Roman" w:hAnsi="Times New Roman" w:cs="Times New Roman"/>
+        </w:rPr>
+        <w:t xml:space="preserve">эффективности </w:t>
+      </w:r>
+      <w:proofErr w:type="spellStart"/>
+      <w:r>
+        <w:rPr>
+          <w:rFonts w:ascii="Times New Roman" w:hAnsi="Times New Roman" w:cs="Times New Roman"/>
+        </w:rPr>
+        <w:t>микросервисной</w:t>
+      </w:r>
+      <w:proofErr w:type="spellEnd"/>
+      <w:r>
+        <w:rPr>
+          <w:rFonts w:ascii="Times New Roman" w:hAnsi="Times New Roman" w:cs="Times New Roman"/>
+        </w:rPr>
+        <w:t xml:space="preserve"> информационной системы. Основное внимание уделяется анализу отказоустойчивости и производительности высокопроизводительных систем. Крупнейшими мировыми трудами в этой области являются работы С. </w:t>
       </w:r>
       <w:proofErr w:type="spellStart"/>
       <w:r>
@@ -338,6 +440,8 @@
         <w:jc w:val="both"/>
         <w:rPr>
           <w:rFonts w:ascii="Times New Roman" w:hAnsi="Times New Roman" w:cs="Times New Roman"/>
+          <w:color w:val="000000" w:themeColor="text1"/>
+          <w:lang w:val="en-US"/>
         </w:rPr>
       </w:pPr>
       <w:r>
@@ -393,7 +497,7 @@
           <w:rFonts w:ascii="Times New Roman" w:hAnsi="Times New Roman" w:cs="Times New Roman"/>
           <w:color w:val="000000" w:themeColor="text1"/>
         </w:rPr>
-        <w:t xml:space="preserve">[9]. </w:t>
+        <w:t>[9].</w:t>
       </w:r>
     </w:p>
     <w:p>
@@ -409,21 +513,143 @@
         <w:rPr>
           <w:rFonts w:ascii="Times New Roman" w:hAnsi="Times New Roman" w:cs="Times New Roman"/>
         </w:rPr>
-        <w:t xml:space="preserve">В настоящее время проблемами </w:t>
-      </w:r>
-      <w:proofErr w:type="spellStart"/>
-      <w:r>
-        <w:rPr>
-          <w:rFonts w:ascii="Times New Roman" w:hAnsi="Times New Roman" w:cs="Times New Roman"/>
-        </w:rPr>
-        <w:t>микросервисного</w:t>
-      </w:r>
-      <w:proofErr w:type="spellEnd"/>
-      <w:r>
-        <w:rPr>
-          <w:rFonts w:ascii="Times New Roman" w:hAnsi="Times New Roman" w:cs="Times New Roman"/>
-        </w:rPr>
-        <w:t xml:space="preserve"> паттерна в широком ключе занимаются различные крупные международные компании и корпорации, которые постоянно совершенствуют паттерны и возможности данного архитектурного подхода.</w:t>
+        <w:t>Оценке эффективности информационных систем посвящены работы отечест</w:t>
+      </w:r>
+      <w:r>
+        <w:rPr>
+          <w:rFonts w:ascii="Times New Roman" w:hAnsi="Times New Roman" w:cs="Times New Roman"/>
+        </w:rPr>
+        <w:t>в</w:t>
+      </w:r>
+      <w:r>
+        <w:rPr>
+          <w:rFonts w:ascii="Times New Roman" w:hAnsi="Times New Roman" w:cs="Times New Roman"/>
+        </w:rPr>
+        <w:t>енных учёных</w:t>
+      </w:r>
+      <w:r>
+        <w:rPr>
+          <w:rFonts w:ascii="Times New Roman" w:hAnsi="Times New Roman" w:cs="Times New Roman"/>
+        </w:rPr>
+        <w:t xml:space="preserve">: Истомина </w:t>
+      </w:r>
+      <w:proofErr w:type="gramStart"/>
+      <w:r>
+        <w:rPr>
+          <w:rFonts w:ascii="Times New Roman" w:hAnsi="Times New Roman" w:cs="Times New Roman"/>
+        </w:rPr>
+        <w:t>Е.В.</w:t>
+      </w:r>
+      <w:r>
+        <w:rPr>
+          <w:rFonts w:ascii="Times New Roman" w:hAnsi="Times New Roman" w:cs="Times New Roman"/>
+        </w:rPr>
+        <w:t>[</w:t>
+      </w:r>
+      <w:proofErr w:type="gramEnd"/>
+      <w:r>
+        <w:rPr>
+          <w:rFonts w:ascii="Times New Roman" w:hAnsi="Times New Roman" w:cs="Times New Roman"/>
+        </w:rPr>
+        <w:t xml:space="preserve">10], </w:t>
+      </w:r>
+      <w:r>
+        <w:rPr>
+          <w:rFonts w:ascii="Times New Roman" w:hAnsi="Times New Roman" w:cs="Times New Roman"/>
+        </w:rPr>
+        <w:t xml:space="preserve">Голиков В.А., </w:t>
+      </w:r>
+      <w:proofErr w:type="spellStart"/>
+      <w:r>
+        <w:rPr>
+          <w:rFonts w:ascii="Times New Roman" w:hAnsi="Times New Roman" w:cs="Times New Roman"/>
+        </w:rPr>
+        <w:t>Янаева</w:t>
+      </w:r>
+      <w:proofErr w:type="spellEnd"/>
+      <w:r>
+        <w:rPr>
+          <w:rFonts w:ascii="Times New Roman" w:hAnsi="Times New Roman" w:cs="Times New Roman"/>
+        </w:rPr>
+        <w:t xml:space="preserve"> М.В., Рудник Н.Т.</w:t>
+      </w:r>
+      <w:r>
+        <w:rPr>
+          <w:rFonts w:ascii="Times New Roman" w:hAnsi="Times New Roman" w:cs="Times New Roman"/>
+        </w:rPr>
+        <w:t>[11]</w:t>
+      </w:r>
+      <w:r>
+        <w:rPr>
+          <w:rFonts w:ascii="Times New Roman" w:hAnsi="Times New Roman" w:cs="Times New Roman"/>
+        </w:rPr>
+        <w:t>.</w:t>
+      </w:r>
+      <w:r>
+        <w:rPr>
+          <w:rFonts w:ascii="Times New Roman" w:hAnsi="Times New Roman" w:cs="Times New Roman"/>
+        </w:rPr>
+        <w:t xml:space="preserve"> Также методики оценивания эффективности информационных систем нашли отражения в статьях зарубежных учёных Ананда </w:t>
+      </w:r>
+      <w:proofErr w:type="spellStart"/>
+      <w:proofErr w:type="gramStart"/>
+      <w:r>
+        <w:rPr>
+          <w:rFonts w:ascii="Times New Roman" w:hAnsi="Times New Roman" w:cs="Times New Roman"/>
+        </w:rPr>
+        <w:t>Джеяраджа</w:t>
+      </w:r>
+      <w:proofErr w:type="spellEnd"/>
+      <w:r>
+        <w:rPr>
+          <w:rFonts w:ascii="Times New Roman" w:hAnsi="Times New Roman" w:cs="Times New Roman"/>
+        </w:rPr>
+        <w:t>[</w:t>
+      </w:r>
+      <w:proofErr w:type="gramEnd"/>
+      <w:r>
+        <w:rPr>
+          <w:rFonts w:ascii="Times New Roman" w:hAnsi="Times New Roman" w:cs="Times New Roman"/>
+        </w:rPr>
+        <w:t>12]</w:t>
+      </w:r>
+      <w:r>
+        <w:rPr>
+          <w:rFonts w:ascii="Times New Roman" w:hAnsi="Times New Roman" w:cs="Times New Roman"/>
+        </w:rPr>
+        <w:t xml:space="preserve">, </w:t>
+      </w:r>
+      <w:r>
+        <w:rPr>
+          <w:rFonts w:ascii="Times New Roman" w:hAnsi="Times New Roman" w:cs="Times New Roman"/>
+        </w:rPr>
+        <w:t xml:space="preserve">Дж. </w:t>
+      </w:r>
+      <w:proofErr w:type="spellStart"/>
+      <w:r>
+        <w:rPr>
+          <w:rFonts w:ascii="Times New Roman" w:hAnsi="Times New Roman" w:cs="Times New Roman"/>
+        </w:rPr>
+        <w:t>Чанга</w:t>
+      </w:r>
+      <w:proofErr w:type="spellEnd"/>
+      <w:r>
+        <w:rPr>
+          <w:rFonts w:ascii="Times New Roman" w:hAnsi="Times New Roman" w:cs="Times New Roman"/>
+        </w:rPr>
+        <w:t xml:space="preserve"> и В. Р. Кинга</w:t>
+      </w:r>
+      <w:r>
+        <w:rPr>
+          <w:rFonts w:ascii="Times New Roman" w:hAnsi="Times New Roman" w:cs="Times New Roman"/>
+        </w:rPr>
+        <w:t>[</w:t>
+      </w:r>
+      <w:r>
+        <w:rPr>
+          <w:rFonts w:ascii="Times New Roman" w:hAnsi="Times New Roman" w:cs="Times New Roman"/>
+        </w:rPr>
+        <w:t>13].</w:t>
       </w:r>
     </w:p>
     <w:p>
@@ -438,16 +664,144 @@
       <w:r>
         <w:rPr>
           <w:rFonts w:ascii="Times New Roman" w:hAnsi="Times New Roman" w:cs="Times New Roman"/>
+        </w:rPr>
+        <w:t xml:space="preserve">В настоящее время проблемами </w:t>
+      </w:r>
+      <w:r>
+        <w:rPr>
+          <w:rFonts w:ascii="Times New Roman" w:hAnsi="Times New Roman" w:cs="Times New Roman"/>
+        </w:rPr>
+        <w:t xml:space="preserve">эффективности </w:t>
+      </w:r>
+      <w:proofErr w:type="spellStart"/>
+      <w:r>
+        <w:rPr>
+          <w:rFonts w:ascii="Times New Roman" w:hAnsi="Times New Roman" w:cs="Times New Roman"/>
+        </w:rPr>
+        <w:t>микросервисного</w:t>
+      </w:r>
+      <w:proofErr w:type="spellEnd"/>
+      <w:r>
+        <w:rPr>
+          <w:rFonts w:ascii="Times New Roman" w:hAnsi="Times New Roman" w:cs="Times New Roman"/>
+        </w:rPr>
+        <w:t xml:space="preserve"> паттерна в широком ключе занимаются различные крупные международные компании и корпорации, которые постоянно совершенствуют паттерны и возможности данного архитектурного подхода.</w:t>
+      </w:r>
+    </w:p>
+    <w:p>
+      <w:pPr>
+        <w:spacing w:after="0" w:line="240" w:lineRule="auto"/>
+        <w:ind w:firstLine="708"/>
+        <w:jc w:val="both"/>
+        <w:rPr>
+          <w:rFonts w:ascii="Times New Roman" w:hAnsi="Times New Roman" w:cs="Times New Roman"/>
+        </w:rPr>
+      </w:pPr>
+      <w:r>
+        <w:rPr>
+          <w:rFonts w:ascii="Times New Roman" w:hAnsi="Times New Roman" w:cs="Times New Roman"/>
           <w:b/>
           <w:bCs/>
         </w:rPr>
-        <w:t>Объектом исследования</w:t>
-      </w:r>
-      <w:r>
-        <w:rPr>
-          <w:rFonts w:ascii="Times New Roman" w:hAnsi="Times New Roman" w:cs="Times New Roman"/>
-        </w:rPr>
-        <w:t xml:space="preserve"> является процесс балансировки в </w:t>
+        <w:t>Объект</w:t>
+      </w:r>
+      <w:r>
+        <w:rPr>
+          <w:rFonts w:ascii="Times New Roman" w:hAnsi="Times New Roman" w:cs="Times New Roman"/>
+          <w:b/>
+          <w:bCs/>
+        </w:rPr>
+        <w:t>а</w:t>
+      </w:r>
+      <w:r>
+        <w:rPr>
+          <w:rFonts w:ascii="Times New Roman" w:hAnsi="Times New Roman" w:cs="Times New Roman"/>
+          <w:b/>
+          <w:bCs/>
+        </w:rPr>
+        <w:t>м</w:t>
+      </w:r>
+      <w:r>
+        <w:rPr>
+          <w:rFonts w:ascii="Times New Roman" w:hAnsi="Times New Roman" w:cs="Times New Roman"/>
+          <w:b/>
+          <w:bCs/>
+        </w:rPr>
+        <w:t>и</w:t>
+      </w:r>
+      <w:r>
+        <w:rPr>
+          <w:rFonts w:ascii="Times New Roman" w:hAnsi="Times New Roman" w:cs="Times New Roman"/>
+          <w:b/>
+          <w:bCs/>
+        </w:rPr>
+        <w:t xml:space="preserve"> исследования</w:t>
+      </w:r>
+      <w:r>
+        <w:rPr>
+          <w:rFonts w:ascii="Times New Roman" w:hAnsi="Times New Roman" w:cs="Times New Roman"/>
+        </w:rPr>
+        <w:t xml:space="preserve"> явля</w:t>
+      </w:r>
+      <w:r>
+        <w:rPr>
+          <w:rFonts w:ascii="Times New Roman" w:hAnsi="Times New Roman" w:cs="Times New Roman"/>
+        </w:rPr>
+        <w:t>ю</w:t>
+      </w:r>
+      <w:r>
+        <w:rPr>
+          <w:rFonts w:ascii="Times New Roman" w:hAnsi="Times New Roman" w:cs="Times New Roman"/>
+        </w:rPr>
+        <w:t>тся процесс</w:t>
+      </w:r>
+      <w:r>
+        <w:rPr>
+          <w:rFonts w:ascii="Times New Roman" w:hAnsi="Times New Roman" w:cs="Times New Roman"/>
+        </w:rPr>
+        <w:t>ы</w:t>
+      </w:r>
+      <w:r>
+        <w:rPr>
+          <w:rFonts w:ascii="Times New Roman" w:hAnsi="Times New Roman" w:cs="Times New Roman"/>
+        </w:rPr>
+        <w:t xml:space="preserve"> оценивания</w:t>
+      </w:r>
+      <w:r>
+        <w:rPr>
+          <w:rFonts w:ascii="Times New Roman" w:hAnsi="Times New Roman" w:cs="Times New Roman"/>
+        </w:rPr>
+        <w:t xml:space="preserve"> эффективности</w:t>
+      </w:r>
+      <w:r>
+        <w:rPr>
+          <w:rFonts w:ascii="Times New Roman" w:hAnsi="Times New Roman" w:cs="Times New Roman"/>
+        </w:rPr>
+        <w:t xml:space="preserve"> и</w:t>
+      </w:r>
+      <w:r>
+        <w:rPr>
+          <w:rFonts w:ascii="Times New Roman" w:hAnsi="Times New Roman" w:cs="Times New Roman"/>
+        </w:rPr>
+        <w:t xml:space="preserve"> балансировки</w:t>
+      </w:r>
+      <w:r>
+        <w:rPr>
+          <w:rFonts w:ascii="Times New Roman" w:hAnsi="Times New Roman" w:cs="Times New Roman"/>
+        </w:rPr>
+        <w:t xml:space="preserve"> </w:t>
+      </w:r>
+      <w:r>
+        <w:rPr>
+          <w:rFonts w:ascii="Times New Roman" w:hAnsi="Times New Roman" w:cs="Times New Roman"/>
+        </w:rPr>
+        <w:t>нагрузки</w:t>
+      </w:r>
+      <w:r>
+        <w:rPr>
+          <w:rFonts w:ascii="Times New Roman" w:hAnsi="Times New Roman" w:cs="Times New Roman"/>
+        </w:rPr>
+        <w:t xml:space="preserve"> в </w:t>
       </w:r>
       <w:proofErr w:type="spellStart"/>
       <w:r>
@@ -479,22 +833,74 @@
           <w:b/>
           <w:bCs/>
         </w:rPr>
-        <w:t>Предметом исследования</w:t>
-      </w:r>
-      <w:r>
-        <w:rPr>
-          <w:rFonts w:ascii="Times New Roman" w:hAnsi="Times New Roman" w:cs="Times New Roman"/>
-        </w:rPr>
-        <w:t xml:space="preserve"> алгоритмы балансировки нагрузки между подами </w:t>
-      </w:r>
-      <w:proofErr w:type="spellStart"/>
-      <w:r>
-        <w:rPr>
-          <w:rFonts w:ascii="Times New Roman" w:hAnsi="Times New Roman" w:cs="Times New Roman"/>
-        </w:rPr>
-        <w:t>микросеврисов</w:t>
-      </w:r>
-      <w:proofErr w:type="spellEnd"/>
+        <w:lastRenderedPageBreak/>
+        <w:t>Предмет</w:t>
+      </w:r>
+      <w:r>
+        <w:rPr>
+          <w:rFonts w:ascii="Times New Roman" w:hAnsi="Times New Roman" w:cs="Times New Roman"/>
+          <w:b/>
+          <w:bCs/>
+        </w:rPr>
+        <w:t>а</w:t>
+      </w:r>
+      <w:r>
+        <w:rPr>
+          <w:rFonts w:ascii="Times New Roman" w:hAnsi="Times New Roman" w:cs="Times New Roman"/>
+          <w:b/>
+          <w:bCs/>
+        </w:rPr>
+        <w:t>м</w:t>
+      </w:r>
+      <w:r>
+        <w:rPr>
+          <w:rFonts w:ascii="Times New Roman" w:hAnsi="Times New Roman" w:cs="Times New Roman"/>
+          <w:b/>
+          <w:bCs/>
+        </w:rPr>
+        <w:t>и</w:t>
+      </w:r>
+      <w:r>
+        <w:rPr>
+          <w:rFonts w:ascii="Times New Roman" w:hAnsi="Times New Roman" w:cs="Times New Roman"/>
+          <w:b/>
+          <w:bCs/>
+        </w:rPr>
+        <w:t xml:space="preserve"> исследования</w:t>
+      </w:r>
+      <w:r>
+        <w:rPr>
+          <w:rFonts w:ascii="Times New Roman" w:hAnsi="Times New Roman" w:cs="Times New Roman"/>
+          <w:b/>
+          <w:bCs/>
+        </w:rPr>
+        <w:t xml:space="preserve"> </w:t>
+      </w:r>
+      <w:r>
+        <w:rPr>
+          <w:rFonts w:ascii="Times New Roman" w:hAnsi="Times New Roman" w:cs="Times New Roman"/>
+          <w:bCs/>
+        </w:rPr>
+        <w:t>являются</w:t>
+      </w:r>
+      <w:r>
+        <w:rPr>
+          <w:rFonts w:ascii="Times New Roman" w:hAnsi="Times New Roman" w:cs="Times New Roman"/>
+        </w:rPr>
+        <w:t xml:space="preserve"> алгоритмы балансировки нагрузки </w:t>
+      </w:r>
+      <w:r>
+        <w:rPr>
+          <w:rFonts w:ascii="Times New Roman" w:hAnsi="Times New Roman" w:cs="Times New Roman"/>
+        </w:rPr>
+        <w:t xml:space="preserve">в распределённой информационной системе, а также </w:t>
+      </w:r>
+      <w:r>
+        <w:rPr>
+          <w:rFonts w:ascii="Times New Roman" w:hAnsi="Times New Roman" w:cs="Times New Roman"/>
+        </w:rPr>
+        <w:t>методики оценивания её эффективности</w:t>
+      </w:r>
       <w:r>
         <w:rPr>
           <w:rFonts w:ascii="Times New Roman" w:hAnsi="Times New Roman" w:cs="Times New Roman"/>
@@ -571,7 +977,7 @@
         <w:rPr>
           <w:rFonts w:ascii="Times New Roman" w:hAnsi="Times New Roman" w:cs="Times New Roman"/>
         </w:rPr>
-        <w:t xml:space="preserve">Провести анализа алгоритмов и инструментов балансировки и выявление специфических требований к </w:t>
+        <w:t xml:space="preserve">Провести анализ алгоритмов и инструментов балансировки и выявление специфических требований к </w:t>
       </w:r>
       <w:proofErr w:type="spellStart"/>
       <w:r>
@@ -585,14 +991,7 @@
         <w:rPr>
           <w:rFonts w:ascii="Times New Roman" w:hAnsi="Times New Roman" w:cs="Times New Roman"/>
         </w:rPr>
-        <w:t xml:space="preserve"> информационным системам в </w:t>
-      </w:r>
-      <w:r>
-        <w:rPr>
-          <w:rFonts w:ascii="Times New Roman" w:hAnsi="Times New Roman" w:cs="Times New Roman"/>
-        </w:rPr>
-        <w:lastRenderedPageBreak/>
-        <w:t>сфере туризма. Исследовать архитектурных подходов к построению информационной системы, систематизировать их достоинства, недостатки и области применения.</w:t>
+        <w:t xml:space="preserve"> информационным системам.</w:t>
       </w:r>
     </w:p>
     <w:p>
@@ -612,7 +1011,13 @@
         <w:rPr>
           <w:rFonts w:ascii="Times New Roman" w:hAnsi="Times New Roman" w:cs="Times New Roman"/>
         </w:rPr>
-        <w:t xml:space="preserve">Формализовать процесс балансировки нагрузки и распределения ресурсов </w:t>
+        <w:t>Формализовать процесс бала</w:t>
+      </w:r>
+      <w:r>
+        <w:rPr>
+          <w:rFonts w:ascii="Times New Roman" w:hAnsi="Times New Roman" w:cs="Times New Roman"/>
+        </w:rPr>
+        <w:t xml:space="preserve">нсировки нагрузки и распределения ресурсов </w:t>
       </w:r>
       <w:proofErr w:type="spellStart"/>
       <w:r>
@@ -646,21 +1051,39 @@
         <w:rPr>
           <w:rFonts w:ascii="Times New Roman" w:hAnsi="Times New Roman" w:cs="Times New Roman"/>
         </w:rPr>
-        <w:t xml:space="preserve">Разработать методику балансировки </w:t>
-      </w:r>
-      <w:proofErr w:type="spellStart"/>
-      <w:r>
-        <w:rPr>
-          <w:rFonts w:ascii="Times New Roman" w:hAnsi="Times New Roman" w:cs="Times New Roman"/>
-        </w:rPr>
-        <w:t>микросервисной</w:t>
-      </w:r>
-      <w:proofErr w:type="spellEnd"/>
-      <w:r>
-        <w:rPr>
-          <w:rFonts w:ascii="Times New Roman" w:hAnsi="Times New Roman" w:cs="Times New Roman"/>
-        </w:rPr>
-        <w:t xml:space="preserve"> архитектуры информационной системы на основе анализа ключевых параметров проекта.</w:t>
+        <w:t xml:space="preserve">Формализовать </w:t>
+      </w:r>
+      <w:r>
+        <w:rPr>
+          <w:rFonts w:ascii="Times New Roman" w:hAnsi="Times New Roman" w:cs="Times New Roman"/>
+        </w:rPr>
+        <w:t xml:space="preserve">процесс комплексного оценивания эффективности информационной системе на основе </w:t>
+      </w:r>
+      <w:proofErr w:type="spellStart"/>
+      <w:r>
+        <w:rPr>
+          <w:rFonts w:ascii="Times New Roman" w:hAnsi="Times New Roman" w:cs="Times New Roman"/>
+        </w:rPr>
+        <w:t>микросервисного</w:t>
+      </w:r>
+      <w:proofErr w:type="spellEnd"/>
+      <w:r>
+        <w:rPr>
+          <w:rFonts w:ascii="Times New Roman" w:hAnsi="Times New Roman" w:cs="Times New Roman"/>
+        </w:rPr>
+        <w:t xml:space="preserve"> паттер</w:t>
+      </w:r>
+      <w:r>
+        <w:rPr>
+          <w:rFonts w:ascii="Times New Roman" w:hAnsi="Times New Roman" w:cs="Times New Roman"/>
+        </w:rPr>
+        <w:t>н</w:t>
+      </w:r>
+      <w:r>
+        <w:rPr>
+          <w:rFonts w:ascii="Times New Roman" w:hAnsi="Times New Roman" w:cs="Times New Roman"/>
+        </w:rPr>
+        <w:t>а.</w:t>
       </w:r>
     </w:p>
     <w:p>
@@ -680,21 +1103,21 @@
         <w:rPr>
           <w:rFonts w:ascii="Times New Roman" w:hAnsi="Times New Roman" w:cs="Times New Roman"/>
         </w:rPr>
-        <w:t xml:space="preserve">Спроектировать архитектурную модель информационной системы в сфере туризма на основе </w:t>
-      </w:r>
-      <w:proofErr w:type="spellStart"/>
-      <w:r>
-        <w:rPr>
-          <w:rFonts w:ascii="Times New Roman" w:hAnsi="Times New Roman" w:cs="Times New Roman"/>
-        </w:rPr>
-        <w:t>микросервисного</w:t>
-      </w:r>
-      <w:proofErr w:type="spellEnd"/>
-      <w:r>
-        <w:rPr>
-          <w:rFonts w:ascii="Times New Roman" w:hAnsi="Times New Roman" w:cs="Times New Roman"/>
-        </w:rPr>
-        <w:t xml:space="preserve"> подхода.</w:t>
+        <w:t xml:space="preserve">Разработать методику балансировки </w:t>
+      </w:r>
+      <w:proofErr w:type="spellStart"/>
+      <w:r>
+        <w:rPr>
+          <w:rFonts w:ascii="Times New Roman" w:hAnsi="Times New Roman" w:cs="Times New Roman"/>
+        </w:rPr>
+        <w:t>микросервисной</w:t>
+      </w:r>
+      <w:proofErr w:type="spellEnd"/>
+      <w:r>
+        <w:rPr>
+          <w:rFonts w:ascii="Times New Roman" w:hAnsi="Times New Roman" w:cs="Times New Roman"/>
+        </w:rPr>
+        <w:t xml:space="preserve"> архитектуры информационной системы на основе анализа ключевых параметров проекта.</w:t>
       </w:r>
     </w:p>
     <w:p>
@@ -714,6 +1137,40 @@
         <w:rPr>
           <w:rFonts w:ascii="Times New Roman" w:hAnsi="Times New Roman" w:cs="Times New Roman"/>
         </w:rPr>
+        <w:t xml:space="preserve">Разработать методику комплексного оценивания эффективности </w:t>
+      </w:r>
+      <w:proofErr w:type="spellStart"/>
+      <w:r>
+        <w:rPr>
+          <w:rFonts w:ascii="Times New Roman" w:hAnsi="Times New Roman" w:cs="Times New Roman"/>
+        </w:rPr>
+        <w:t>микросервисного</w:t>
+      </w:r>
+      <w:proofErr w:type="spellEnd"/>
+      <w:r>
+        <w:rPr>
+          <w:rFonts w:ascii="Times New Roman" w:hAnsi="Times New Roman" w:cs="Times New Roman"/>
+        </w:rPr>
+        <w:t xml:space="preserve"> паттерна.</w:t>
+      </w:r>
+    </w:p>
+    <w:p>
+      <w:pPr>
+        <w:pStyle w:val="a3"/>
+        <w:numPr>
+          <w:ilvl w:val="0"/>
+          <w:numId w:val="18"/>
+        </w:numPr>
+        <w:spacing w:after="0" w:line="240" w:lineRule="auto"/>
+        <w:jc w:val="both"/>
+        <w:rPr>
+          <w:rFonts w:ascii="Times New Roman" w:hAnsi="Times New Roman" w:cs="Times New Roman"/>
+        </w:rPr>
+      </w:pPr>
+      <w:r>
+        <w:rPr>
+          <w:rFonts w:ascii="Times New Roman" w:hAnsi="Times New Roman" w:cs="Times New Roman"/>
+        </w:rPr>
         <w:t>Реализовать модель, методику в виде алгоритмического и программного обеспечения.</w:t>
       </w:r>
     </w:p>
@@ -866,7 +1323,25 @@
         <w:rPr>
           <w:rFonts w:ascii="Times New Roman" w:hAnsi="Times New Roman" w:cs="Times New Roman"/>
         </w:rPr>
-        <w:t xml:space="preserve">созданы теоретические положения по решению задач балансировки и распределения ресурсов информационной системы на основе </w:t>
+        <w:t xml:space="preserve">созданы теоретические положения по </w:t>
+      </w:r>
+      <w:r>
+        <w:rPr>
+          <w:rFonts w:ascii="Times New Roman" w:hAnsi="Times New Roman" w:cs="Times New Roman"/>
+        </w:rPr>
+        <w:t>оценк</w:t>
+      </w:r>
+      <w:r>
+        <w:rPr>
+          <w:rFonts w:ascii="Times New Roman" w:hAnsi="Times New Roman" w:cs="Times New Roman"/>
+        </w:rPr>
+        <w:t xml:space="preserve">е </w:t>
+      </w:r>
+      <w:r>
+        <w:rPr>
+          <w:rFonts w:ascii="Times New Roman" w:hAnsi="Times New Roman" w:cs="Times New Roman"/>
+        </w:rPr>
+        <w:t xml:space="preserve">эффективности </w:t>
       </w:r>
       <w:proofErr w:type="spellStart"/>
       <w:r>
@@ -880,27 +1355,51 @@
         <w:rPr>
           <w:rFonts w:ascii="Times New Roman" w:hAnsi="Times New Roman" w:cs="Times New Roman"/>
         </w:rPr>
+        <w:t xml:space="preserve"> паттерна</w:t>
+      </w:r>
+      <w:r>
+        <w:rPr>
+          <w:rFonts w:ascii="Times New Roman" w:hAnsi="Times New Roman" w:cs="Times New Roman"/>
+        </w:rPr>
+        <w:t>, а также</w:t>
+      </w:r>
+      <w:r>
+        <w:rPr>
+          <w:rFonts w:ascii="Times New Roman" w:hAnsi="Times New Roman" w:cs="Times New Roman"/>
+        </w:rPr>
+        <w:t xml:space="preserve"> по</w:t>
+      </w:r>
+      <w:r>
+        <w:rPr>
+          <w:rFonts w:ascii="Times New Roman" w:hAnsi="Times New Roman" w:cs="Times New Roman"/>
+        </w:rPr>
+        <w:t xml:space="preserve"> </w:t>
+      </w:r>
+      <w:r>
+        <w:rPr>
+          <w:rFonts w:ascii="Times New Roman" w:hAnsi="Times New Roman" w:cs="Times New Roman"/>
+        </w:rPr>
+        <w:t xml:space="preserve">решению задач балансировки и распределения ресурсов информационной системы на основе </w:t>
+      </w:r>
+      <w:proofErr w:type="spellStart"/>
+      <w:r>
+        <w:rPr>
+          <w:rFonts w:ascii="Times New Roman" w:hAnsi="Times New Roman" w:cs="Times New Roman"/>
+        </w:rPr>
+        <w:t>микросервисного</w:t>
+      </w:r>
+      <w:proofErr w:type="spellEnd"/>
+      <w:r>
+        <w:rPr>
+          <w:rFonts w:ascii="Times New Roman" w:hAnsi="Times New Roman" w:cs="Times New Roman"/>
+        </w:rPr>
         <w:t xml:space="preserve"> паттерна, позволяющие учитывать такие свойства, как отказоустойчивость, среднее время отклика, масштабируемость, эффективность использования инфраструктуры</w:t>
       </w:r>
       <w:r>
         <w:rPr>
           <w:rFonts w:ascii="Times New Roman" w:hAnsi="Times New Roman" w:cs="Times New Roman"/>
         </w:rPr>
-        <w:t xml:space="preserve">, а также оценка эффективности </w:t>
-      </w:r>
-      <w:proofErr w:type="spellStart"/>
-      <w:r>
-        <w:rPr>
-          <w:rFonts w:ascii="Times New Roman" w:hAnsi="Times New Roman" w:cs="Times New Roman"/>
-        </w:rPr>
-        <w:t>микросервисного</w:t>
-      </w:r>
-      <w:proofErr w:type="spellEnd"/>
-      <w:r>
-        <w:rPr>
-          <w:rFonts w:ascii="Times New Roman" w:hAnsi="Times New Roman" w:cs="Times New Roman"/>
-        </w:rPr>
-        <w:t xml:space="preserve"> паттерна.</w:t>
+        <w:t>.</w:t>
       </w:r>
       <w:r>
         <w:rPr>
@@ -1012,7 +1511,7 @@
         <w:rPr>
           <w:rFonts w:ascii="Times New Roman" w:hAnsi="Times New Roman" w:cs="Times New Roman"/>
         </w:rPr>
-        <w:t>С</w:t>
+        <w:t>с</w:t>
       </w:r>
       <w:r>
         <w:rPr>
@@ -1070,13 +1569,25 @@
         <w:rPr>
           <w:rFonts w:ascii="Times New Roman" w:hAnsi="Times New Roman" w:cs="Times New Roman"/>
         </w:rPr>
-        <w:t xml:space="preserve">Методика </w:t>
-      </w:r>
-      <w:r>
-        <w:rPr>
-          <w:rFonts w:ascii="Times New Roman" w:hAnsi="Times New Roman" w:cs="Times New Roman"/>
-        </w:rPr>
-        <w:t xml:space="preserve">оценки эффективности </w:t>
+        <w:t>О</w:t>
+      </w:r>
+      <w:r>
+        <w:rPr>
+          <w:rFonts w:ascii="Times New Roman" w:hAnsi="Times New Roman" w:cs="Times New Roman"/>
+        </w:rPr>
+        <w:t>ценк</w:t>
+      </w:r>
+      <w:r>
+        <w:rPr>
+          <w:rFonts w:ascii="Times New Roman" w:hAnsi="Times New Roman" w:cs="Times New Roman"/>
+        </w:rPr>
+        <w:t>а</w:t>
+      </w:r>
+      <w:r>
+        <w:rPr>
+          <w:rFonts w:ascii="Times New Roman" w:hAnsi="Times New Roman" w:cs="Times New Roman"/>
+        </w:rPr>
+        <w:t xml:space="preserve"> эффективности </w:t>
       </w:r>
       <w:proofErr w:type="spellStart"/>
       <w:r>
@@ -1096,7 +1607,19 @@
         <w:rPr>
           <w:rFonts w:ascii="Times New Roman" w:hAnsi="Times New Roman" w:cs="Times New Roman"/>
         </w:rPr>
-        <w:t>паттерна для высоконагруженных информационных систем.</w:t>
+        <w:t>паттерна для высоконагруженных информационных систем</w:t>
+      </w:r>
+      <w:r>
+        <w:rPr>
+          <w:rFonts w:ascii="Times New Roman" w:hAnsi="Times New Roman" w:cs="Times New Roman"/>
+        </w:rPr>
+        <w:t xml:space="preserve">е </w:t>
+      </w:r>
+      <w:r>
+        <w:rPr>
+          <w:rFonts w:ascii="Times New Roman" w:hAnsi="Times New Roman" w:cs="Times New Roman"/>
+        </w:rPr>
+        <w:t>на основе разработанной методики.</w:t>
       </w:r>
     </w:p>
     <w:p>
@@ -1122,6 +1645,8 @@
     <w:p>
       <w:pPr>
         <w:spacing w:line="259" w:lineRule="auto"/>
+        <w:ind w:firstLine="708"/>
+        <w:jc w:val="both"/>
         <w:rPr>
           <w:rFonts w:ascii="Times New Roman" w:eastAsiaTheme="majorEastAsia" w:hAnsi="Times New Roman" w:cs="Times New Roman"/>
           <w:b/>
@@ -1147,7 +1672,16 @@
           <w:kern w:val="0"/>
           <w14:ligatures w14:val="none"/>
         </w:rPr>
-        <w:t>. Основные положения и результаты диссертационной работы докладывались и обсуждались на научных и научно-практических конференциях. Достоверность экспериментальных данных обеспечивается результатов работы подтверждается программной реализацией и внедрением системы.</w:t>
+        <w:t>. Основные положения и результаты диссертационной работы докладывались и обсуждались на научных и научно-</w:t>
+      </w:r>
+      <w:r>
+        <w:rPr>
+          <w:rFonts w:ascii="Times New Roman" w:hAnsi="Times New Roman" w:cs="Times New Roman"/>
+          <w:kern w:val="0"/>
+          <w14:ligatures w14:val="none"/>
+        </w:rPr>
+        <w:lastRenderedPageBreak/>
+        <w:t>практических конференциях. Достоверность экспериментальных данных обеспечивается результатов работы подтверждается программной реализацией и внедрением системы.</w:t>
       </w:r>
       <w:bookmarkEnd w:id="4"/>
     </w:p>
@@ -1174,6 +1708,8 @@
         </w:rPr>
         <w:br w:type="page"/>
       </w:r>
+      <w:bookmarkStart w:id="6" w:name="_GoBack"/>
+      <w:bookmarkEnd w:id="6"/>
     </w:p>
     <w:p>
       <w:pPr>
@@ -1212,8 +1748,8 @@
         </w:rPr>
         <w:t>ОБЗОР ИЗВЕСТНЫХ МЕТОДОВ И СРЕДСТВ РЕШЕНИЯ ПРОБЛЕМЫ</w:t>
       </w:r>
-      <w:bookmarkEnd w:id="0"/>
-      <w:bookmarkEnd w:id="1"/>
+      <w:bookmarkEnd w:id="2"/>
+      <w:bookmarkEnd w:id="3"/>
     </w:p>
     <w:p>
       <w:pPr>
@@ -1229,7 +1765,7 @@
           <w:szCs w:val="28"/>
         </w:rPr>
       </w:pPr>
-      <w:bookmarkStart w:id="6" w:name="_Toc227501238"/>
+      <w:bookmarkStart w:id="7" w:name="_Toc227501238"/>
       <w:r>
         <w:rPr>
           <w:rFonts w:ascii="Times New Roman" w:hAnsi="Times New Roman" w:cs="Times New Roman"/>
@@ -1252,7 +1788,7 @@
         </w:rPr>
         <w:t>Краткое описание предметной области</w:t>
       </w:r>
-      <w:bookmarkEnd w:id="6"/>
+      <w:bookmarkEnd w:id="7"/>
       <w:r>
         <w:rPr>
           <w:rFonts w:ascii="Times New Roman" w:hAnsi="Times New Roman" w:cs="Times New Roman"/>
@@ -1313,7 +1849,7 @@
           <w:sz w:val="28"/>
           <w:szCs w:val="28"/>
         </w:rPr>
-        <w:t xml:space="preserve"> паттерна</w:t>
+        <w:t xml:space="preserve"> </w:t>
       </w:r>
       <w:r>
         <w:rPr>
@@ -1322,7 +1858,7 @@
           <w:sz w:val="28"/>
           <w:szCs w:val="28"/>
         </w:rPr>
-        <w:t xml:space="preserve"> решал насущные проблемы своего времени – и зачастую порождал новые.</w:t>
+        <w:t>решал насущные проблемы своего времени – и зачастую порождал новые.</w:t>
       </w:r>
     </w:p>
     <w:p>
@@ -1438,16 +1974,14 @@
         </w:rPr>
         <w:t xml:space="preserve"> можно разработать, тестировать, </w:t>
       </w:r>
-      <w:proofErr w:type="spellStart"/>
-      <w:r>
-        <w:rPr>
-          <w:rFonts w:ascii="Times New Roman" w:hAnsi="Times New Roman" w:cs="Times New Roman"/>
-          <w:sz w:val="28"/>
-          <w:szCs w:val="28"/>
-        </w:rPr>
-        <w:t>задеплоить</w:t>
-      </w:r>
-      <w:proofErr w:type="spellEnd"/>
+      <w:r>
+        <w:rPr>
+          <w:rFonts w:ascii="Times New Roman" w:hAnsi="Times New Roman" w:cs="Times New Roman"/>
+          <w:sz w:val="28"/>
+          <w:szCs w:val="28"/>
+        </w:rPr>
+        <w:t>внедрить</w:t>
+      </w:r>
       <w:r>
         <w:rPr>
           <w:rFonts w:ascii="Times New Roman" w:hAnsi="Times New Roman" w:cs="Times New Roman"/>
@@ -1489,7 +2023,23 @@
           <w:sz w:val="28"/>
           <w:szCs w:val="28"/>
         </w:rPr>
-        <w:t xml:space="preserve">-культура. На рисунке 2.3 представлена сравнительная диаграмма работы монолитного и </w:t>
+        <w:t>-культура. На рисунке 2.</w:t>
+      </w:r>
+      <w:r>
+        <w:rPr>
+          <w:rFonts w:ascii="Times New Roman" w:hAnsi="Times New Roman" w:cs="Times New Roman"/>
+          <w:sz w:val="28"/>
+          <w:szCs w:val="28"/>
+        </w:rPr>
+        <w:t>1</w:t>
+      </w:r>
+      <w:r>
+        <w:rPr>
+          <w:rFonts w:ascii="Times New Roman" w:hAnsi="Times New Roman" w:cs="Times New Roman"/>
+          <w:sz w:val="28"/>
+          <w:szCs w:val="28"/>
+        </w:rPr>
+        <w:t xml:space="preserve"> представлена сравнительная диаграмма работы монолитного и </w:t>
       </w:r>
       <w:proofErr w:type="spellStart"/>
       <w:r>
@@ -1528,9 +2078,9 @@
           <w:szCs w:val="28"/>
         </w:rPr>
         <w:drawing>
-          <wp:inline distT="0" distB="0" distL="0" distR="0" wp14:anchorId="4A010A8B" wp14:editId="05687CB9">
-            <wp:extent cx="5378657" cy="3150428"/>
-            <wp:effectExtent l="19050" t="19050" r="12700" b="12065"/>
+          <wp:inline distT="0" distB="0" distL="0" distR="0" wp14:anchorId="4A010A8B" wp14:editId="0CC14FA5">
+            <wp:extent cx="5334000" cy="3124271"/>
+            <wp:effectExtent l="19050" t="19050" r="19050" b="19050"/>
             <wp:docPr id="2" name="Рисунок 2" descr="Микросервисная архитектура: принципы построения и примеры использования"/>
             <wp:cNvGraphicFramePr>
               <a:graphicFrameLocks xmlns:a="http://schemas.openxmlformats.org/drawingml/2006/main" noChangeAspect="1"/>
@@ -1560,7 +2110,7 @@
                   <pic:spPr bwMode="auto">
                     <a:xfrm>
                       <a:off x="0" y="0"/>
-                      <a:ext cx="5470431" cy="3204182"/>
+                      <a:ext cx="5448003" cy="3191046"/>
                     </a:xfrm>
                     <a:prstGeom prst="rect">
                       <a:avLst/>
@@ -1568,7 +2118,7 @@
                     <a:noFill/>
                     <a:ln>
                       <a:solidFill>
-                        <a:schemeClr val="accent1"/>
+                        <a:schemeClr val="tx1"/>
                       </a:solidFill>
                     </a:ln>
                   </pic:spPr>
@@ -1596,7 +2146,25 @@
           <w:sz w:val="28"/>
           <w:szCs w:val="28"/>
         </w:rPr>
-        <w:t xml:space="preserve">Рисунок 2.3 – Сравнительная диаграмма </w:t>
+        <w:t>Рисунок 2.</w:t>
+      </w:r>
+      <w:r>
+        <w:rPr>
+          <w:rFonts w:ascii="Times New Roman" w:hAnsi="Times New Roman" w:cs="Times New Roman"/>
+          <w:color w:val="000000" w:themeColor="text1"/>
+          <w:sz w:val="28"/>
+          <w:szCs w:val="28"/>
+        </w:rPr>
+        <w:t>1</w:t>
+      </w:r>
+      <w:r>
+        <w:rPr>
+          <w:rFonts w:ascii="Times New Roman" w:hAnsi="Times New Roman" w:cs="Times New Roman"/>
+          <w:color w:val="000000" w:themeColor="text1"/>
+          <w:sz w:val="28"/>
+          <w:szCs w:val="28"/>
+        </w:rPr>
+        <w:t xml:space="preserve"> – Сравнительная диаграмма </w:t>
       </w:r>
       <w:r>
         <w:rPr>
@@ -1685,7 +2253,23 @@
           <w:sz w:val="28"/>
           <w:szCs w:val="28"/>
         </w:rPr>
-        <w:t>С точки зрения ресурсов процесс масштабирования стал гораздо эффективнее: каждая служба по мере нагрузки на её функционал могла масштабироваться независимо от других компонентов приложения.</w:t>
+        <w:t xml:space="preserve">С точки зрения ресурсов процесс масштабирования стал гораздо эффективнее: каждая служба по мере нагрузки на её функционал </w:t>
+      </w:r>
+      <w:r>
+        <w:rPr>
+          <w:rFonts w:ascii="Times New Roman" w:hAnsi="Times New Roman" w:cs="Times New Roman"/>
+          <w:sz w:val="28"/>
+          <w:szCs w:val="28"/>
+        </w:rPr>
+        <w:t>может</w:t>
+      </w:r>
+      <w:r>
+        <w:rPr>
+          <w:rFonts w:ascii="Times New Roman" w:hAnsi="Times New Roman" w:cs="Times New Roman"/>
+          <w:sz w:val="28"/>
+          <w:szCs w:val="28"/>
+        </w:rPr>
+        <w:t xml:space="preserve"> масштабироваться независимо от других компонентов приложения.</w:t>
       </w:r>
     </w:p>
     <w:p>
@@ -1709,18 +2293,16 @@
           <w:sz w:val="28"/>
           <w:szCs w:val="28"/>
         </w:rPr>
-        <w:t xml:space="preserve">У команд разработчиков ускорился цикл разработки: Небольшие кодовые базы проще менять, протестировать и выкатить в </w:t>
-      </w:r>
-      <w:proofErr w:type="spellStart"/>
-      <w:r>
-        <w:rPr>
-          <w:rFonts w:ascii="Times New Roman" w:hAnsi="Times New Roman" w:cs="Times New Roman"/>
-          <w:sz w:val="28"/>
-          <w:szCs w:val="28"/>
-        </w:rPr>
-        <w:t>продакшен</w:t>
-      </w:r>
-      <w:proofErr w:type="spellEnd"/>
+        <w:t xml:space="preserve">У команд разработчиков ускорился цикл разработки: Небольшие кодовые базы проще менять, протестировать и </w:t>
+      </w:r>
+      <w:r>
+        <w:rPr>
+          <w:rFonts w:ascii="Times New Roman" w:hAnsi="Times New Roman" w:cs="Times New Roman"/>
+          <w:sz w:val="28"/>
+          <w:szCs w:val="28"/>
+        </w:rPr>
+        <w:t>внедрить</w:t>
+      </w:r>
       <w:r>
         <w:rPr>
           <w:rFonts w:ascii="Times New Roman" w:hAnsi="Times New Roman" w:cs="Times New Roman"/>
@@ -1878,7 +2460,6 @@
       <w:r>
         <w:rPr>
           <w:rFonts w:ascii="Times New Roman" w:hAnsi="Times New Roman" w:cs="Times New Roman"/>
-          <w:b/>
           <w:bCs/>
           <w:sz w:val="28"/>
           <w:szCs w:val="28"/>
@@ -1896,7 +2477,6 @@
       <w:r>
         <w:rPr>
           <w:rFonts w:ascii="Times New Roman" w:hAnsi="Times New Roman" w:cs="Times New Roman"/>
-          <w:b/>
           <w:bCs/>
           <w:sz w:val="28"/>
           <w:szCs w:val="28"/>
@@ -1914,7 +2494,6 @@
       <w:r>
         <w:rPr>
           <w:rFonts w:ascii="Times New Roman" w:hAnsi="Times New Roman" w:cs="Times New Roman"/>
-          <w:b/>
           <w:bCs/>
           <w:sz w:val="28"/>
           <w:szCs w:val="28"/>
@@ -2011,7 +2590,23 @@
           <w:sz w:val="28"/>
           <w:szCs w:val="28"/>
         </w:rPr>
-        <w:t xml:space="preserve">В монолите все часто крутилось вокруг одной базы с транзакциями. В </w:t>
+        <w:t>В монолит</w:t>
+      </w:r>
+      <w:r>
+        <w:rPr>
+          <w:rFonts w:ascii="Times New Roman" w:hAnsi="Times New Roman" w:cs="Times New Roman"/>
+          <w:sz w:val="28"/>
+          <w:szCs w:val="28"/>
+        </w:rPr>
+        <w:t>ной архитектуре</w:t>
+      </w:r>
+      <w:r>
+        <w:rPr>
+          <w:rFonts w:ascii="Times New Roman" w:hAnsi="Times New Roman" w:cs="Times New Roman"/>
+          <w:sz w:val="28"/>
+          <w:szCs w:val="28"/>
+        </w:rPr>
+        <w:t xml:space="preserve"> все часто крутилось вокруг одной базы с транзакциями. В </w:t>
       </w:r>
       <w:proofErr w:type="spellStart"/>
       <w:r>
@@ -2034,7 +2629,6 @@
       <w:r>
         <w:rPr>
           <w:rFonts w:ascii="Times New Roman" w:hAnsi="Times New Roman" w:cs="Times New Roman"/>
-          <w:b/>
           <w:bCs/>
           <w:sz w:val="28"/>
           <w:szCs w:val="28"/>
@@ -2065,7 +2659,6 @@
           <w:szCs w:val="28"/>
         </w:rPr>
       </w:pPr>
-      <w:bookmarkStart w:id="7" w:name="_GoBack"/>
       <w:proofErr w:type="spellStart"/>
       <w:r>
         <w:rPr>
@@ -2088,7 +2681,6 @@
       <w:r>
         <w:rPr>
           <w:rFonts w:ascii="Times New Roman" w:hAnsi="Times New Roman" w:cs="Times New Roman"/>
-          <w:b/>
           <w:bCs/>
           <w:sz w:val="28"/>
           <w:szCs w:val="28"/>
@@ -2101,16 +2693,15 @@
           <w:sz w:val="28"/>
           <w:szCs w:val="28"/>
         </w:rPr>
-        <w:t xml:space="preserve">. </w:t>
-      </w:r>
-      <w:bookmarkEnd w:id="7"/>
-      <w:r>
-        <w:rPr>
-          <w:rFonts w:ascii="Times New Roman" w:hAnsi="Times New Roman" w:cs="Times New Roman"/>
-          <w:sz w:val="28"/>
-          <w:szCs w:val="28"/>
-        </w:rPr>
-        <w:t>Команды разработчиков должны уметь принимать больше ответственности при создании, тестировании и развертывании приложений, к тому же для этого требуется высокий уровень автоматизации. </w:t>
+        <w:t>. Команды разработчиков должны уметь принимать больше ответственности при создании, тестировании и развертывании приложений, к</w:t>
+      </w:r>
+      <w:r>
+        <w:rPr>
+          <w:rFonts w:ascii="Times New Roman" w:hAnsi="Times New Roman" w:cs="Times New Roman"/>
+          <w:sz w:val="28"/>
+          <w:szCs w:val="28"/>
+        </w:rPr>
+        <w:t xml:space="preserve"> тому же для этого требуется высокий уровень автоматизации. </w:t>
       </w:r>
     </w:p>
     <w:p>
@@ -2529,7 +3120,25 @@
           <w:sz w:val="28"/>
           <w:szCs w:val="28"/>
         </w:rPr>
-        <w:t>В Национальном проекте «Туризм и гостеприимство» планируется повышение роли туристической отрасли в экономике страны, путём увеличения общего количества туристского потока. В рамках данной федеральной программы определено развитие и обеспечение функционирования информационных систем, направленных на реализацию государственных услуг и функций в сфере туризма. На рисунке 2.1 изображена динамика туристского потока за последние годы.</w:t>
+        <w:t>В Национальном проекте «Туризм и гостеприимство» планируется повышение роли туристической отрасли в экономике страны, путём увеличения общего количества туристского потока. В рамках данной федеральной программы определено развитие и обеспечение функционирования информационных систем, направленных на реализацию государственных услуг и функций в сфере туризма. На рисунке 2.</w:t>
+      </w:r>
+      <w:r>
+        <w:rPr>
+          <w:rFonts w:ascii="Times New Roman" w:hAnsi="Times New Roman" w:cs="Times New Roman"/>
+          <w:color w:val="000000" w:themeColor="text1"/>
+          <w:sz w:val="28"/>
+          <w:szCs w:val="28"/>
+        </w:rPr>
+        <w:t xml:space="preserve">2 </w:t>
+      </w:r>
+      <w:r>
+        <w:rPr>
+          <w:rFonts w:ascii="Times New Roman" w:hAnsi="Times New Roman" w:cs="Times New Roman"/>
+          <w:color w:val="000000" w:themeColor="text1"/>
+          <w:sz w:val="28"/>
+          <w:szCs w:val="28"/>
+        </w:rPr>
+        <w:t>изображена динамика туристского потока за последние годы.</w:t>
       </w:r>
     </w:p>
     <w:p>
@@ -2553,7 +3162,7 @@
           <w:lang w:val="en-US"/>
         </w:rPr>
         <w:drawing>
-          <wp:inline distT="0" distB="0" distL="0" distR="0" wp14:anchorId="4EB8DE7B" wp14:editId="4BE21B19">
+          <wp:inline distT="0" distB="0" distL="0" distR="0" wp14:anchorId="4EB8DE7B" wp14:editId="187F7BDE">
             <wp:extent cx="5839138" cy="1866900"/>
             <wp:effectExtent l="19050" t="19050" r="28575" b="19050"/>
             <wp:docPr id="5" name="Рисунок 5"/>
@@ -2583,7 +3192,7 @@
                     </a:prstGeom>
                     <a:ln>
                       <a:solidFill>
-                        <a:schemeClr val="accent1"/>
+                        <a:schemeClr val="tx1"/>
                       </a:solidFill>
                     </a:ln>
                   </pic:spPr>
@@ -2618,7 +3227,29 @@
           <w:sz w:val="28"/>
           <w:szCs w:val="28"/>
         </w:rPr>
-        <w:t>Рисунок 2.1 – Динамика туристского потока РФ</w:t>
+        <w:t>Рисунок 2.</w:t>
+      </w:r>
+      <w:r>
+        <w:rPr>
+          <w:rFonts w:ascii="Times New Roman" w:hAnsi="Times New Roman" w:cs="Times New Roman"/>
+          <w:i w:val="0"/>
+          <w:iCs w:val="0"/>
+          <w:color w:val="000000" w:themeColor="text1"/>
+          <w:sz w:val="28"/>
+          <w:szCs w:val="28"/>
+        </w:rPr>
+        <w:t>2</w:t>
+      </w:r>
+      <w:r>
+        <w:rPr>
+          <w:rFonts w:ascii="Times New Roman" w:hAnsi="Times New Roman" w:cs="Times New Roman"/>
+          <w:i w:val="0"/>
+          <w:iCs w:val="0"/>
+          <w:color w:val="000000" w:themeColor="text1"/>
+          <w:sz w:val="28"/>
+          <w:szCs w:val="28"/>
+        </w:rPr>
+        <w:t xml:space="preserve"> – Динамика туристского потока РФ</w:t>
       </w:r>
     </w:p>
     <w:bookmarkEnd w:id="11"/>
@@ -3407,23 +4038,31 @@
           <w:sz w:val="28"/>
           <w:szCs w:val="28"/>
         </w:rPr>
-        <w:t xml:space="preserve"> </w:t>
-      </w:r>
-      <w:r>
-        <w:rPr>
-          <w:rFonts w:ascii="Times New Roman" w:hAnsi="Times New Roman" w:cs="Times New Roman"/>
-          <w:sz w:val="28"/>
-          <w:szCs w:val="28"/>
-        </w:rPr>
-        <w:t>(на рис 2.2 представлена схема обмена запросов/ответов между клиентом и сервером</w:t>
-      </w:r>
-      <w:r>
-        <w:rPr>
-          <w:rFonts w:ascii="Times New Roman" w:hAnsi="Times New Roman" w:cs="Times New Roman"/>
-          <w:sz w:val="28"/>
-          <w:szCs w:val="28"/>
-        </w:rPr>
-        <w:t>)</w:t>
+        <w:t>. Н</w:t>
+      </w:r>
+      <w:r>
+        <w:rPr>
+          <w:rFonts w:ascii="Times New Roman" w:hAnsi="Times New Roman" w:cs="Times New Roman"/>
+          <w:sz w:val="28"/>
+          <w:szCs w:val="28"/>
+        </w:rPr>
+        <w:t>а рис 2.</w:t>
+      </w:r>
+      <w:r>
+        <w:rPr>
+          <w:rFonts w:ascii="Times New Roman" w:hAnsi="Times New Roman" w:cs="Times New Roman"/>
+          <w:sz w:val="28"/>
+          <w:szCs w:val="28"/>
+        </w:rPr>
+        <w:t>3</w:t>
+      </w:r>
+      <w:r>
+        <w:rPr>
+          <w:rFonts w:ascii="Times New Roman" w:hAnsi="Times New Roman" w:cs="Times New Roman"/>
+          <w:sz w:val="28"/>
+          <w:szCs w:val="28"/>
+        </w:rPr>
+        <w:t xml:space="preserve"> представлена схема обмена запросов/ответов между клиентом и сервером</w:t>
       </w:r>
       <w:r>
         <w:rPr>
@@ -3437,7 +4076,6 @@
     <w:p>
       <w:pPr>
         <w:spacing w:after="0" w:line="360" w:lineRule="auto"/>
-        <w:ind w:firstLine="708"/>
         <w:jc w:val="both"/>
         <w:rPr>
           <w:rFonts w:ascii="Times New Roman" w:hAnsi="Times New Roman" w:cs="Times New Roman"/>
@@ -3450,9 +4088,9 @@
           <w:noProof/>
         </w:rPr>
         <w:drawing>
-          <wp:inline distT="0" distB="0" distL="0" distR="0" wp14:anchorId="1BFE5EB8" wp14:editId="4F0BB25A">
-            <wp:extent cx="5511911" cy="1988288"/>
-            <wp:effectExtent l="0" t="0" r="0" b="0"/>
+          <wp:inline distT="0" distB="0" distL="0" distR="0" wp14:anchorId="1BFE5EB8" wp14:editId="56CD2E8B">
+            <wp:extent cx="5941148" cy="2143125"/>
+            <wp:effectExtent l="19050" t="19050" r="21590" b="9525"/>
             <wp:docPr id="8" name="Рисунок 8" descr="Протокол HTTP / Хабр"/>
             <wp:cNvGraphicFramePr>
               <a:graphicFrameLocks xmlns:a="http://schemas.openxmlformats.org/drawingml/2006/main" noChangeAspect="1"/>
@@ -3482,14 +4120,16 @@
                   <pic:spPr bwMode="auto">
                     <a:xfrm>
                       <a:off x="0" y="0"/>
-                      <a:ext cx="5564316" cy="2007192"/>
+                      <a:ext cx="6009297" cy="2167708"/>
                     </a:xfrm>
                     <a:prstGeom prst="rect">
                       <a:avLst/>
                     </a:prstGeom>
                     <a:noFill/>
                     <a:ln>
-                      <a:noFill/>
+                      <a:solidFill>
+                        <a:schemeClr val="tx1"/>
+                      </a:solidFill>
                     </a:ln>
                   </pic:spPr>
                 </pic:pic>
@@ -3533,7 +4173,7 @@
           <w:sz w:val="28"/>
           <w:szCs w:val="28"/>
         </w:rPr>
-        <w:t>2</w:t>
+        <w:t>3</w:t>
       </w:r>
       <w:r>
         <w:rPr>
@@ -3648,7 +4288,47 @@
           <w:sz w:val="28"/>
           <w:szCs w:val="28"/>
         </w:rPr>
-        <w:t>, на рис 2.5 представлена схема обмена информацией с помощью данного протокола</w:t>
+        <w:t>. Н</w:t>
+      </w:r>
+      <w:r>
+        <w:rPr>
+          <w:rFonts w:ascii="Times New Roman" w:hAnsi="Times New Roman" w:cs="Times New Roman"/>
+          <w:sz w:val="28"/>
+          <w:szCs w:val="28"/>
+        </w:rPr>
+        <w:t>а рис</w:t>
+      </w:r>
+      <w:r>
+        <w:rPr>
+          <w:rFonts w:ascii="Times New Roman" w:hAnsi="Times New Roman" w:cs="Times New Roman"/>
+          <w:sz w:val="28"/>
+          <w:szCs w:val="28"/>
+        </w:rPr>
+        <w:t>унке</w:t>
+      </w:r>
+      <w:r>
+        <w:rPr>
+          <w:rFonts w:ascii="Times New Roman" w:hAnsi="Times New Roman" w:cs="Times New Roman"/>
+          <w:sz w:val="28"/>
+          <w:szCs w:val="28"/>
+        </w:rPr>
+        <w:t xml:space="preserve"> 2.</w:t>
+      </w:r>
+      <w:r>
+        <w:rPr>
+          <w:rFonts w:ascii="Times New Roman" w:hAnsi="Times New Roman" w:cs="Times New Roman"/>
+          <w:sz w:val="28"/>
+          <w:szCs w:val="28"/>
+        </w:rPr>
+        <w:t>4</w:t>
+      </w:r>
+      <w:r>
+        <w:rPr>
+          <w:rFonts w:ascii="Times New Roman" w:hAnsi="Times New Roman" w:cs="Times New Roman"/>
+          <w:sz w:val="28"/>
+          <w:szCs w:val="28"/>
+        </w:rPr>
+        <w:t xml:space="preserve"> представлена схема обмена информацией с помощью данного протокола</w:t>
       </w:r>
       <w:r>
         <w:rPr>
@@ -3670,9 +4350,9 @@
           <w:noProof/>
         </w:rPr>
         <w:drawing>
-          <wp:inline distT="0" distB="0" distL="0" distR="0" wp14:anchorId="2FD99D0F" wp14:editId="5584A6D4">
-            <wp:extent cx="5848350" cy="3569141"/>
-            <wp:effectExtent l="0" t="0" r="0" b="0"/>
+          <wp:inline distT="0" distB="0" distL="0" distR="0" wp14:anchorId="2FD99D0F" wp14:editId="6D3C637A">
+            <wp:extent cx="5884045" cy="3590925"/>
+            <wp:effectExtent l="19050" t="19050" r="21590" b="9525"/>
             <wp:docPr id="3" name="Рисунок 3" descr="https://habrastorage.org/r/w1560/getpro/habr/post_images/1e8/006/fbb/1e8006fbb2212da5d284f246fa0f64bc.png"/>
             <wp:cNvGraphicFramePr>
               <a:graphicFrameLocks xmlns:a="http://schemas.openxmlformats.org/drawingml/2006/main" noChangeAspect="1"/>
@@ -3702,14 +4382,16 @@
                   <pic:spPr bwMode="auto">
                     <a:xfrm>
                       <a:off x="0" y="0"/>
-                      <a:ext cx="5892025" cy="3595795"/>
+                      <a:ext cx="5939569" cy="3624810"/>
                     </a:xfrm>
                     <a:prstGeom prst="rect">
                       <a:avLst/>
                     </a:prstGeom>
                     <a:noFill/>
                     <a:ln>
-                      <a:noFill/>
+                      <a:solidFill>
+                        <a:schemeClr val="tx1"/>
+                      </a:solidFill>
                     </a:ln>
                   </pic:spPr>
                 </pic:pic>
@@ -3753,7 +4435,18 @@
           <w:sz w:val="28"/>
           <w:szCs w:val="28"/>
         </w:rPr>
-        <w:t xml:space="preserve">5 – Схема работы протокола </w:t>
+        <w:t>4</w:t>
+      </w:r>
+      <w:r>
+        <w:rPr>
+          <w:rFonts w:ascii="Times New Roman" w:hAnsi="Times New Roman" w:cs="Times New Roman"/>
+          <w:i w:val="0"/>
+          <w:iCs w:val="0"/>
+          <w:color w:val="000000" w:themeColor="text1"/>
+          <w:sz w:val="28"/>
+          <w:szCs w:val="28"/>
+        </w:rPr>
+        <w:t xml:space="preserve"> – Схема работы протокола </w:t>
       </w:r>
       <w:r>
         <w:rPr>
@@ -4280,7 +4973,23 @@
           <w:sz w:val="28"/>
           <w:szCs w:val="28"/>
         </w:rPr>
-        <w:t xml:space="preserve"> На рисунке 2.4 представлена схема работы контейнера на некотором хосте. </w:t>
+        <w:t xml:space="preserve"> На рисунке 2.</w:t>
+      </w:r>
+      <w:r>
+        <w:rPr>
+          <w:rFonts w:ascii="Times New Roman" w:hAnsi="Times New Roman" w:cs="Times New Roman"/>
+          <w:sz w:val="28"/>
+          <w:szCs w:val="28"/>
+        </w:rPr>
+        <w:t>5</w:t>
+      </w:r>
+      <w:r>
+        <w:rPr>
+          <w:rFonts w:ascii="Times New Roman" w:hAnsi="Times New Roman" w:cs="Times New Roman"/>
+          <w:sz w:val="28"/>
+          <w:szCs w:val="28"/>
+        </w:rPr>
+        <w:t xml:space="preserve"> представлена схема работы контейнера на некотором хосте. </w:t>
       </w:r>
     </w:p>
     <w:p>
@@ -4299,9 +5008,9 @@
         </w:rPr>
         <w:lastRenderedPageBreak/>
         <w:drawing>
-          <wp:inline distT="0" distB="0" distL="0" distR="0" wp14:anchorId="7E5ED7D3" wp14:editId="6BD01813">
+          <wp:inline distT="0" distB="0" distL="0" distR="0" wp14:anchorId="7E5ED7D3" wp14:editId="1B859F36">
             <wp:extent cx="5975350" cy="5194792"/>
-            <wp:effectExtent l="0" t="0" r="6350" b="6350"/>
+            <wp:effectExtent l="19050" t="19050" r="25400" b="25400"/>
             <wp:docPr id="14" name="Рисунок 14" descr="Docker: что это такое и как использовать контейнеры"/>
             <wp:cNvGraphicFramePr>
               <a:graphicFrameLocks xmlns:a="http://schemas.openxmlformats.org/drawingml/2006/main" noChangeAspect="1"/>
@@ -4338,7 +5047,9 @@
                     </a:prstGeom>
                     <a:noFill/>
                     <a:ln>
-                      <a:noFill/>
+                      <a:solidFill>
+                        <a:schemeClr val="tx1"/>
+                      </a:solidFill>
                     </a:ln>
                   </pic:spPr>
                 </pic:pic>
@@ -4391,7 +5102,7 @@
           <w:szCs w:val="28"/>
           <w:lang w:val="en-US"/>
         </w:rPr>
-        <w:t>docker</w:t>
+        <w:t>D</w:t>
       </w:r>
       <w:r>
         <w:rPr>
@@ -4401,8 +5112,9 @@
           <w:color w:val="000000" w:themeColor="text1"/>
           <w:sz w:val="28"/>
           <w:szCs w:val="28"/>
-        </w:rPr>
-        <w:t>-</w:t>
+          <w:lang w:val="en-US"/>
+        </w:rPr>
+        <w:t>ocker</w:t>
       </w:r>
       <w:r>
         <w:rPr>
@@ -4413,6 +5125,17 @@
           <w:sz w:val="28"/>
           <w:szCs w:val="28"/>
         </w:rPr>
+        <w:t>-</w:t>
+      </w:r>
+      <w:r>
+        <w:rPr>
+          <w:rFonts w:ascii="Times New Roman" w:hAnsi="Times New Roman" w:cs="Times New Roman"/>
+          <w:i w:val="0"/>
+          <w:iCs w:val="0"/>
+          <w:color w:val="000000" w:themeColor="text1"/>
+          <w:sz w:val="28"/>
+          <w:szCs w:val="28"/>
+        </w:rPr>
         <w:t>контейнера.</w:t>
       </w:r>
     </w:p>
@@ -5837,7 +6560,23 @@
           <w:sz w:val="28"/>
           <w:szCs w:val="28"/>
         </w:rPr>
-        <w:t xml:space="preserve"> справляется с этим автоматически, перезапуская, заменяя и уничтожая вышедшие из строя поды, которые не реагируют на проверку работоспособности (см. рис. 2.4).</w:t>
+        <w:t xml:space="preserve"> справляется с этим автоматически, перезапуская, заменяя и уничтожая вышедшие из строя поды, которые не реагируют на проверку работоспособности (см. рис. 2.</w:t>
+      </w:r>
+      <w:r>
+        <w:rPr>
+          <w:rFonts w:ascii="Times New Roman" w:hAnsi="Times New Roman" w:cs="Times New Roman"/>
+          <w:sz w:val="28"/>
+          <w:szCs w:val="28"/>
+        </w:rPr>
+        <w:t>6</w:t>
+      </w:r>
+      <w:r>
+        <w:rPr>
+          <w:rFonts w:ascii="Times New Roman" w:hAnsi="Times New Roman" w:cs="Times New Roman"/>
+          <w:sz w:val="28"/>
+          <w:szCs w:val="28"/>
+        </w:rPr>
+        <w:t>).</w:t>
       </w:r>
     </w:p>
     <w:p>
@@ -5859,9 +6598,9 @@
         </w:rPr>
         <w:lastRenderedPageBreak/>
         <w:drawing>
-          <wp:inline distT="0" distB="0" distL="0" distR="0" wp14:anchorId="494BDCB6" wp14:editId="7E5F0283">
-            <wp:extent cx="5948688" cy="4245158"/>
-            <wp:effectExtent l="0" t="0" r="0" b="3175"/>
+          <wp:inline distT="0" distB="0" distL="0" distR="0" wp14:anchorId="494BDCB6" wp14:editId="64B39AEF">
+            <wp:extent cx="5967482" cy="4258570"/>
+            <wp:effectExtent l="0" t="0" r="0" b="8890"/>
             <wp:docPr id="6" name="Рисунок 6" descr="K8s(Kubernetes)学习（一）：k8s概念及组件"/>
             <wp:cNvGraphicFramePr>
               <a:graphicFrameLocks xmlns:a="http://schemas.openxmlformats.org/drawingml/2006/main" noChangeAspect="1"/>
@@ -5891,7 +6630,7 @@
                   <pic:spPr bwMode="auto">
                     <a:xfrm>
                       <a:off x="0" y="0"/>
-                      <a:ext cx="5993499" cy="4277136"/>
+                      <a:ext cx="6037165" cy="4308297"/>
                     </a:xfrm>
                     <a:prstGeom prst="rect">
                       <a:avLst/>
@@ -5925,7 +6664,26 @@
           <w:sz w:val="28"/>
           <w:szCs w:val="28"/>
         </w:rPr>
-        <w:t xml:space="preserve">Рисунок 2.4 – Диаграмма работы </w:t>
+        <w:t>Рисунок 2.</w:t>
+      </w:r>
+      <w:r>
+        <w:rPr>
+          <w:rFonts w:ascii="Times New Roman" w:hAnsi="Times New Roman" w:cs="Times New Roman"/>
+          <w:color w:val="000000" w:themeColor="text1"/>
+          <w:sz w:val="28"/>
+          <w:szCs w:val="28"/>
+          <w:lang w:val="en-US"/>
+        </w:rPr>
+        <w:t>6</w:t>
+      </w:r>
+      <w:r>
+        <w:rPr>
+          <w:rFonts w:ascii="Times New Roman" w:hAnsi="Times New Roman" w:cs="Times New Roman"/>
+          <w:color w:val="000000" w:themeColor="text1"/>
+          <w:sz w:val="28"/>
+          <w:szCs w:val="28"/>
+        </w:rPr>
+        <w:t xml:space="preserve"> – Диаграмма работы </w:t>
       </w:r>
       <w:r>
         <w:rPr>
@@ -6736,7 +7494,23 @@
           <w:sz w:val="28"/>
           <w:szCs w:val="28"/>
         </w:rPr>
-        <w:t>На рисунке 2.4 представлен</w:t>
+        <w:t>На рисунке 2.</w:t>
+      </w:r>
+      <w:r>
+        <w:rPr>
+          <w:rFonts w:ascii="Times New Roman" w:hAnsi="Times New Roman" w:cs="Times New Roman"/>
+          <w:sz w:val="28"/>
+          <w:szCs w:val="28"/>
+        </w:rPr>
+        <w:t>7</w:t>
+      </w:r>
+      <w:r>
+        <w:rPr>
+          <w:rFonts w:ascii="Times New Roman" w:hAnsi="Times New Roman" w:cs="Times New Roman"/>
+          <w:sz w:val="28"/>
+          <w:szCs w:val="28"/>
+        </w:rPr>
+        <w:t xml:space="preserve"> представлен</w:t>
       </w:r>
       <w:r>
         <w:rPr>
@@ -6856,7 +7630,7 @@
           <w:sz w:val="28"/>
           <w:szCs w:val="28"/>
         </w:rPr>
-        <w:t>4</w:t>
+        <w:t>7</w:t>
       </w:r>
       <w:r>
         <w:rPr>
@@ -6957,6 +7731,14 @@
           <w:sz w:val="28"/>
           <w:szCs w:val="28"/>
         </w:rPr>
+        <w:t>, представленный на рисунке 2.8,</w:t>
+      </w:r>
+      <w:r>
+        <w:rPr>
+          <w:rFonts w:ascii="Times New Roman" w:hAnsi="Times New Roman" w:cs="Times New Roman"/>
+          <w:sz w:val="28"/>
+          <w:szCs w:val="28"/>
+        </w:rPr>
         <w:t xml:space="preserve"> является статическим алгоритмом распределения нагрузки, который базируется на простой идее, запросы от пользователей распределяются между компонентами системы (</w:t>
       </w:r>
       <w:proofErr w:type="spellStart"/>
@@ -7285,9 +8067,9 @@
           <w:szCs w:val="28"/>
         </w:rPr>
         <w:drawing>
-          <wp:inline distT="0" distB="0" distL="0" distR="0" wp14:anchorId="1DF057F9" wp14:editId="286BB304">
-            <wp:extent cx="5189855" cy="3112804"/>
-            <wp:effectExtent l="19050" t="19050" r="10795" b="11430"/>
+          <wp:inline distT="0" distB="0" distL="0" distR="0" wp14:anchorId="1DF057F9" wp14:editId="1C161F9D">
+            <wp:extent cx="5844082" cy="3505200"/>
+            <wp:effectExtent l="19050" t="19050" r="23495" b="19050"/>
             <wp:docPr id="1" name="Рисунок 1"/>
             <wp:cNvGraphicFramePr>
               <a:graphicFrameLocks xmlns:a="http://schemas.openxmlformats.org/drawingml/2006/main" noChangeAspect="1"/>
@@ -7308,14 +8090,14 @@
                   <pic:spPr>
                     <a:xfrm>
                       <a:off x="0" y="0"/>
-                      <a:ext cx="5251639" cy="3149861"/>
+                      <a:ext cx="5923333" cy="3552734"/>
                     </a:xfrm>
                     <a:prstGeom prst="rect">
                       <a:avLst/>
                     </a:prstGeom>
                     <a:ln>
                       <a:solidFill>
-                        <a:schemeClr val="accent1"/>
+                        <a:schemeClr val="tx1"/>
                       </a:solidFill>
                     </a:ln>
                   </pic:spPr>
@@ -7343,7 +8125,25 @@
           <w:sz w:val="28"/>
           <w:szCs w:val="28"/>
         </w:rPr>
-        <w:t xml:space="preserve">Рисунок 2.5 – Принцип работы алгоритма </w:t>
+        <w:t>Рисунок 2.</w:t>
+      </w:r>
+      <w:r>
+        <w:rPr>
+          <w:rFonts w:ascii="Times New Roman" w:hAnsi="Times New Roman" w:cs="Times New Roman"/>
+          <w:color w:val="000000" w:themeColor="text1"/>
+          <w:sz w:val="28"/>
+          <w:szCs w:val="28"/>
+        </w:rPr>
+        <w:t>8</w:t>
+      </w:r>
+      <w:r>
+        <w:rPr>
+          <w:rFonts w:ascii="Times New Roman" w:hAnsi="Times New Roman" w:cs="Times New Roman"/>
+          <w:color w:val="000000" w:themeColor="text1"/>
+          <w:sz w:val="28"/>
+          <w:szCs w:val="28"/>
+        </w:rPr>
+        <w:t xml:space="preserve"> – Принцип работы алгоритма </w:t>
       </w:r>
       <w:r>
         <w:rPr>
@@ -7580,7 +8380,23 @@
           <w:sz w:val="28"/>
           <w:szCs w:val="28"/>
         </w:rPr>
-        <w:t>см. рис 2.6).</w:t>
+        <w:t>см. рис 2.</w:t>
+      </w:r>
+      <w:r>
+        <w:rPr>
+          <w:rFonts w:ascii="Times New Roman" w:hAnsi="Times New Roman" w:cs="Times New Roman"/>
+          <w:sz w:val="28"/>
+          <w:szCs w:val="28"/>
+        </w:rPr>
+        <w:t>9</w:t>
+      </w:r>
+      <w:r>
+        <w:rPr>
+          <w:rFonts w:ascii="Times New Roman" w:hAnsi="Times New Roman" w:cs="Times New Roman"/>
+          <w:sz w:val="28"/>
+          <w:szCs w:val="28"/>
+        </w:rPr>
+        <w:t>).</w:t>
       </w:r>
     </w:p>
     <w:p>
@@ -7604,6 +8420,7 @@
           <w:sz w:val="28"/>
           <w:szCs w:val="28"/>
         </w:rPr>
+        <w:lastRenderedPageBreak/>
         <w:t>Запрос направляется к компоненту с наименьшим количеством активных соединений.</w:t>
       </w:r>
     </w:p>
@@ -7628,7 +8445,6 @@
           <w:sz w:val="28"/>
           <w:szCs w:val="28"/>
         </w:rPr>
-        <w:lastRenderedPageBreak/>
         <w:t>Счетчик активных соединений обновляется.</w:t>
       </w:r>
     </w:p>
@@ -7650,9 +8466,9 @@
           <w:szCs w:val="28"/>
         </w:rPr>
         <w:drawing>
-          <wp:inline distT="0" distB="0" distL="0" distR="0" wp14:anchorId="46BF65D6" wp14:editId="37B2A43A">
-            <wp:extent cx="5848310" cy="2861953"/>
-            <wp:effectExtent l="19050" t="19050" r="19685" b="14605"/>
+          <wp:inline distT="0" distB="0" distL="0" distR="0" wp14:anchorId="46BF65D6" wp14:editId="17085202">
+            <wp:extent cx="6053314" cy="2962275"/>
+            <wp:effectExtent l="19050" t="19050" r="24130" b="9525"/>
             <wp:docPr id="4" name="Рисунок 4"/>
             <wp:cNvGraphicFramePr>
               <a:graphicFrameLocks xmlns:a="http://schemas.openxmlformats.org/drawingml/2006/main" noChangeAspect="1"/>
@@ -7682,7 +8498,7 @@
                   <pic:spPr bwMode="auto">
                     <a:xfrm>
                       <a:off x="0" y="0"/>
-                      <a:ext cx="5864088" cy="2869674"/>
+                      <a:ext cx="6075384" cy="2973075"/>
                     </a:xfrm>
                     <a:prstGeom prst="rect">
                       <a:avLst/>
@@ -7690,7 +8506,7 @@
                     <a:noFill/>
                     <a:ln>
                       <a:solidFill>
-                        <a:schemeClr val="accent1"/>
+                        <a:schemeClr val="tx1"/>
                       </a:solidFill>
                     </a:ln>
                   </pic:spPr>
@@ -7718,7 +8534,25 @@
           <w:sz w:val="28"/>
           <w:szCs w:val="28"/>
         </w:rPr>
-        <w:t xml:space="preserve">Рисунок 2.6 – Принцип работы алгоритма </w:t>
+        <w:t>Рисунок 2.</w:t>
+      </w:r>
+      <w:r>
+        <w:rPr>
+          <w:rFonts w:ascii="Times New Roman" w:hAnsi="Times New Roman" w:cs="Times New Roman"/>
+          <w:color w:val="000000" w:themeColor="text1"/>
+          <w:sz w:val="28"/>
+          <w:szCs w:val="28"/>
+        </w:rPr>
+        <w:t>9</w:t>
+      </w:r>
+      <w:r>
+        <w:rPr>
+          <w:rFonts w:ascii="Times New Roman" w:hAnsi="Times New Roman" w:cs="Times New Roman"/>
+          <w:color w:val="000000" w:themeColor="text1"/>
+          <w:sz w:val="28"/>
+          <w:szCs w:val="28"/>
+        </w:rPr>
+        <w:t xml:space="preserve"> – Принцип работы алгоритма </w:t>
       </w:r>
       <w:proofErr w:type="spellStart"/>
       <w:r>
@@ -7882,6 +8716,7 @@
           <w:sz w:val="28"/>
           <w:szCs w:val="28"/>
         </w:rPr>
+        <w:lastRenderedPageBreak/>
         <w:t xml:space="preserve">Суть алгоритма IP </w:t>
       </w:r>
       <w:proofErr w:type="spellStart"/>
@@ -7900,16 +8735,7 @@
           <w:sz w:val="28"/>
           <w:szCs w:val="28"/>
         </w:rPr>
-        <w:t xml:space="preserve"> основана на IP-адресе клиента. Этот метод определяет компонент, на который следует направить запрос, исходя из IP-адреса пользователя. Таким образом, одному и тому же пользователю всегда </w:t>
-      </w:r>
-      <w:r>
-        <w:rPr>
-          <w:rFonts w:ascii="Times New Roman" w:hAnsi="Times New Roman" w:cs="Times New Roman"/>
-          <w:sz w:val="28"/>
-          <w:szCs w:val="28"/>
-        </w:rPr>
-        <w:lastRenderedPageBreak/>
-        <w:t>будет назначен один и тот же компонент, что позволяет сохранить состояние между запросами от одного и того же пользователя.</w:t>
+        <w:t> основана на IP-адресе клиента. Этот метод определяет компонент, на который следует направить запрос, исходя из IP-адреса пользователя. Таким образом, одному и тому же пользователю всегда будет назначен один и тот же компонент, что позволяет сохранить состояние между запросами от одного и того же пользователя.</w:t>
       </w:r>
     </w:p>
     <w:p>
@@ -8248,7 +9074,16 @@
           <w:sz w:val="28"/>
           <w:szCs w:val="28"/>
         </w:rPr>
-        <w:t xml:space="preserve"> и делается большая ставка на сохранение данных сессий. Например, в веб-приложениях с высокой нагрузкой, где пользовательская информация сохраняется локально в вычислительном кластере.</w:t>
+        <w:t xml:space="preserve"> и делается большая ставка на сохранение данных </w:t>
+      </w:r>
+      <w:r>
+        <w:rPr>
+          <w:rFonts w:ascii="Times New Roman" w:hAnsi="Times New Roman" w:cs="Times New Roman"/>
+          <w:sz w:val="28"/>
+          <w:szCs w:val="28"/>
+        </w:rPr>
+        <w:lastRenderedPageBreak/>
+        <w:t>сессий. Например, в веб-приложениях с высокой нагрузкой, где пользовательская информация сохраняется локально в вычислительном кластере.</w:t>
       </w:r>
     </w:p>
     <w:p>
@@ -8268,7 +9103,6 @@
           <w:sz w:val="28"/>
           <w:szCs w:val="28"/>
         </w:rPr>
-        <w:lastRenderedPageBreak/>
         <w:t>Алгоритм наименьшего времени отклика (</w:t>
       </w:r>
       <w:proofErr w:type="spellStart"/>
@@ -8415,7 +9249,7 @@
           <w:sz w:val="28"/>
           <w:szCs w:val="28"/>
         </w:rPr>
-        <w:t xml:space="preserve"> поступает команда, алгоритм случайным образом выбирает два пода из доступного пула. Затем проводится сравнение текущей нагрузки на двух выбранных узлах по количеству активных соединений или по текущей загруженности. Из двух выбранных подов запрос отправляется на тот, который менее загружен по выбранной характеристике в данный момент. В отличие от обычного случайного распределения, где запрос может попасть на перегруженный под, данный подход значительно повышает вероятность того, что задача будет перенаправлена на более «свободный» для этого узел в </w:t>
+        <w:t xml:space="preserve"> поступает команда, алгоритм случайным образом выбирает два пода из доступного пула. Затем проводится сравнение текущей нагрузки на двух выбранных узлах по количеству активных соединений или по текущей загруженности. Из двух выбранных подов запрос отправляется на тот, который менее загружен по выбранной характеристике в данный момент. В отличие от </w:t>
       </w:r>
       <w:r>
         <w:rPr>
@@ -8424,7 +9258,7 @@
           <w:szCs w:val="28"/>
         </w:rPr>
         <w:lastRenderedPageBreak/>
-        <w:t>данный момент времени. С точки зрения реализации алгоритм относительно прост и не требует сложных вычислений или мониторинга в режиме реального времени всех подов в кластере, как это требуется, например, в рассмотренном ранее алгоритме наименьшего времени отклика.</w:t>
+        <w:t>обычного случайного распределения, где запрос может попасть на перегруженный под, данный подход значительно повышает вероятность того, что задача будет перенаправлена на более «свободный» для этого узел в данный момент времени. С точки зрения реализации алгоритм относительно прост и не требует сложных вычислений или мониторинга в режиме реального времени всех подов в кластере, как это требуется, например, в рассмотренном ранее алгоритме наименьшего времени отклика.</w:t>
       </w:r>
     </w:p>
     <w:p>
@@ -8500,7 +9334,7 @@
           <w:sz w:val="28"/>
           <w:szCs w:val="28"/>
         </w:rPr>
-        <w:t xml:space="preserve">). Каждый новый запрос, поступающий в диспетчер очередей, добавляется в очередь. Затем, когда диспетчер очередей получает запрос на действие, он удаляет первое действие из очереди и отправляет его инициатору запроса. Если в очереди нет задач для выполнения, запрос от вычислительного узла буферизуется до тех пор, пока не станет доступна новая задача. Если новая задача поступает в диспетчер очереди, когда в очереди есть невыполненные задачи, первый такой запрос удаляется из очереди, и ему назначается новая задача. Когда загрузка процессора вычислительного узла падает ниже порогового значения, локальный диспетчер нагрузки отправляет запрос о новом действии в центральный диспетчер нагрузки. Центральный </w:t>
+        <w:t xml:space="preserve">). Каждый новый запрос, поступающий в диспетчер очередей, добавляется в очередь. Затем, когда диспетчер очередей получает запрос на действие, он удаляет первое действие из очереди и отправляет его инициатору запроса. Если в очереди нет задач для выполнения, запрос от вычислительного узла буферизуется до тех пор, пока не станет доступна новая задача. Если новая задача поступает в диспетчер очереди, когда в очереди есть невыполненные задачи, первый такой запрос удаляется из очереди, и ему </w:t>
       </w:r>
       <w:r>
         <w:rPr>
@@ -8509,7 +9343,7 @@
           <w:szCs w:val="28"/>
         </w:rPr>
         <w:lastRenderedPageBreak/>
-        <w:t>диспетчер нагрузки сразу отвечает на запрос, если в очереди запросов процесса обнаружено готовое действие, или ставит запрос в очередь до тех пор, пока не поступит новое действие.</w:t>
+        <w:t>назначается новая задача. Когда загрузка процессора вычислительного узла падает ниже порогового значения, локальный диспетчер нагрузки отправляет запрос о новом действии в центральный диспетчер нагрузки. Центральный диспетчер нагрузки сразу отвечает на запрос, если в очереди запросов процесса обнаружено готовое действие, или ставит запрос в очередь до тех пор, пока не поступит новое действие.</w:t>
       </w:r>
     </w:p>
     <w:p>
@@ -8707,7 +9541,16 @@
           <w:sz w:val="28"/>
           <w:szCs w:val="28"/>
         </w:rPr>
-        <w:t xml:space="preserve"> проверка того, корректно ли выполняет программа или приложение свои функции. Основными аспектами функционального тестирования являются либо основания на требованиях или основание на бизнес-процессах. Нефункциональное тестирование </w:t>
+        <w:t xml:space="preserve"> проверка того, корректно ли выполняет программа или приложение свои функции. Основными аспектами функционального тестирования являются либо основания на требованиях или </w:t>
+      </w:r>
+      <w:r>
+        <w:rPr>
+          <w:rFonts w:ascii="Times New Roman" w:hAnsi="Times New Roman" w:cs="Times New Roman"/>
+          <w:sz w:val="28"/>
+          <w:szCs w:val="28"/>
+        </w:rPr>
+        <w:lastRenderedPageBreak/>
+        <w:t xml:space="preserve">основание на бизнес-процессах. Нефункциональное тестирование </w:t>
       </w:r>
       <w:proofErr w:type="gramStart"/>
       <w:r>
@@ -8725,16 +9568,7 @@
           <w:sz w:val="28"/>
           <w:szCs w:val="28"/>
         </w:rPr>
-        <w:t xml:space="preserve"> тестирование, которое сосредотачивается на исследовании тех свойств приложения, которые не относятся к основным функциям: надёжность, </w:t>
-      </w:r>
-      <w:r>
-        <w:rPr>
-          <w:rFonts w:ascii="Times New Roman" w:hAnsi="Times New Roman" w:cs="Times New Roman"/>
-          <w:sz w:val="28"/>
-          <w:szCs w:val="28"/>
-        </w:rPr>
-        <w:lastRenderedPageBreak/>
-        <w:t>комфортность обслуживания, эффективность, совместимость, производительность, безопасность, удобство и мобильность.</w:t>
+        <w:t xml:space="preserve"> тестирование, которое сосредотачивается на исследовании тех свойств приложения, которые не относятся к основным функциям: надёжность, комфортность обслуживания, эффективность, совместимость, производительность, безопасность, удобство и мобильность.</w:t>
       </w:r>
     </w:p>
     <w:p>
@@ -8877,6 +9711,7 @@
           <w:sz w:val="28"/>
           <w:szCs w:val="28"/>
         </w:rPr>
+        <w:lastRenderedPageBreak/>
         <w:t>Ramp</w:t>
       </w:r>
       <w:proofErr w:type="spellEnd"/>
@@ -8922,16 +9757,7 @@
           <w:sz w:val="28"/>
           <w:szCs w:val="28"/>
         </w:rPr>
-        <w:t xml:space="preserve"> заключительная фаза нагрузочного теста, в течение которой нагрузка постепенно снижается с максимального уровня до нуля или </w:t>
-      </w:r>
-      <w:r>
-        <w:rPr>
-          <w:rFonts w:ascii="Times New Roman" w:hAnsi="Times New Roman" w:cs="Times New Roman"/>
-          <w:sz w:val="28"/>
-          <w:szCs w:val="28"/>
-        </w:rPr>
-        <w:lastRenderedPageBreak/>
-        <w:t>минимального порогового значения: в реальных условиях пользователи редко покидают сервис все одновременно - их активность уменьшается постепенно.</w:t>
+        <w:t xml:space="preserve"> заключительная фаза нагрузочного теста, в течение которой нагрузка постепенно снижается с максимального уровня до нуля или минимального порогового значения: в реальных условиях пользователи редко покидают сервис все одновременно - их активность уменьшается постепенно.</w:t>
       </w:r>
     </w:p>
     <w:p>
@@ -9113,7 +9939,23 @@
           <w:sz w:val="28"/>
           <w:szCs w:val="28"/>
         </w:rPr>
-        <w:t xml:space="preserve">) – это основной этап нагрузочного тестирования, в ходе которого система работает под постоянным, заранее заданным уровнем нагрузки. Именно этот период нагрузочного тестирования отражает реальную отказоустойчивость и способность справляться с ожидаемым потоком запросов в течение продолжительного времени. Продолжительность данной фазы составляет минимум 5 минут, но длительность может быть больше в зависимости от целей тестирования. На рисунке 2.7 представлен </w:t>
+        <w:t>) – это основной этап нагрузочного тестирования, в ходе которого система работает под постоянным, заранее заданным уровнем нагрузки. Именно этот период нагрузочного тестирования отражает реальную отказоустойчивость и способность справляться с ожидаемым потоком запросов в течение продолжительного времени. Продолжительность данной фазы составляет минимум 5 минут, но длительность может быть больше в зависимости от целей тестирования. На рисунке 2.</w:t>
+      </w:r>
+      <w:r>
+        <w:rPr>
+          <w:rFonts w:ascii="Times New Roman" w:hAnsi="Times New Roman" w:cs="Times New Roman"/>
+          <w:sz w:val="28"/>
+          <w:szCs w:val="28"/>
+        </w:rPr>
+        <w:t xml:space="preserve">10 </w:t>
+      </w:r>
+      <w:r>
+        <w:rPr>
+          <w:rFonts w:ascii="Times New Roman" w:hAnsi="Times New Roman" w:cs="Times New Roman"/>
+          <w:sz w:val="28"/>
+          <w:szCs w:val="28"/>
+        </w:rPr>
+        <w:t xml:space="preserve">представлен </w:t>
       </w:r>
       <w:r>
         <w:rPr>
@@ -9137,6 +9979,7 @@
         <w:rPr>
           <w:noProof/>
         </w:rPr>
+        <w:lastRenderedPageBreak/>
         <w:drawing>
           <wp:inline distT="0" distB="0" distL="0" distR="0" wp14:anchorId="5B53049C" wp14:editId="1AE4AFB6">
             <wp:extent cx="5921860" cy="3658076"/>
@@ -9206,8 +10049,25 @@
           <w:sz w:val="28"/>
           <w:szCs w:val="28"/>
         </w:rPr>
-        <w:lastRenderedPageBreak/>
-        <w:t>Рисунок 2.7 – График нагрузки во времени</w:t>
+        <w:t>Рисунок 2.</w:t>
+      </w:r>
+      <w:r>
+        <w:rPr>
+          <w:rFonts w:ascii="Times New Roman" w:hAnsi="Times New Roman" w:cs="Times New Roman"/>
+          <w:color w:val="000000" w:themeColor="text1"/>
+          <w:sz w:val="28"/>
+          <w:szCs w:val="28"/>
+        </w:rPr>
+        <w:t>10</w:t>
+      </w:r>
+      <w:r>
+        <w:rPr>
+          <w:rFonts w:ascii="Times New Roman" w:hAnsi="Times New Roman" w:cs="Times New Roman"/>
+          <w:color w:val="000000" w:themeColor="text1"/>
+          <w:sz w:val="28"/>
+          <w:szCs w:val="28"/>
+        </w:rPr>
+        <w:t xml:space="preserve"> – График нагрузки во времени</w:t>
       </w:r>
     </w:p>
     <w:p>
@@ -9227,7 +10087,23 @@
           <w:sz w:val="28"/>
           <w:szCs w:val="28"/>
         </w:rPr>
-        <w:t>Сервис всегда должен пройти этап прогрева: установление соединений, заполнение кэша, разогрев очередей, первичная инициализация базы данных. Если сразу начать собирать метрики после старта нагрузки, то в них попадут артефакты, связанные именно с этим прогревом, а не с реальной производительностью. (см. рис. 2.8).</w:t>
+        <w:t>Сервис всегда должен пройти этап прогрева: установление соединений, заполнение кэша, разогрев очередей, первичная инициализация базы данных. Если сразу начать собирать метрики после старта нагрузки, то в них попадут артефакты, связанные именно с этим прогревом, а не с реальной производительностью. (см. рис. 2.</w:t>
+      </w:r>
+      <w:r>
+        <w:rPr>
+          <w:rFonts w:ascii="Times New Roman" w:hAnsi="Times New Roman" w:cs="Times New Roman"/>
+          <w:sz w:val="28"/>
+          <w:szCs w:val="28"/>
+        </w:rPr>
+        <w:t>11</w:t>
+      </w:r>
+      <w:r>
+        <w:rPr>
+          <w:rFonts w:ascii="Times New Roman" w:hAnsi="Times New Roman" w:cs="Times New Roman"/>
+          <w:sz w:val="28"/>
+          <w:szCs w:val="28"/>
+        </w:rPr>
+        <w:t>).</w:t>
       </w:r>
     </w:p>
     <w:p>
@@ -9246,6 +10122,7 @@
           <w:sz w:val="28"/>
           <w:szCs w:val="28"/>
         </w:rPr>
+        <w:lastRenderedPageBreak/>
         <w:drawing>
           <wp:inline distT="0" distB="0" distL="0" distR="0" wp14:anchorId="5235A731" wp14:editId="6F5BE6FA">
             <wp:extent cx="5868670" cy="3688816"/>
@@ -9315,7 +10192,25 @@
           <w:sz w:val="28"/>
           <w:szCs w:val="28"/>
         </w:rPr>
-        <w:t>Рисунок 2.8 – График нагрузки во времени неправильного сценария тестирования</w:t>
+        <w:t>Рисунок 2.</w:t>
+      </w:r>
+      <w:r>
+        <w:rPr>
+          <w:rFonts w:ascii="Times New Roman" w:hAnsi="Times New Roman" w:cs="Times New Roman"/>
+          <w:color w:val="000000" w:themeColor="text1"/>
+          <w:sz w:val="28"/>
+          <w:szCs w:val="28"/>
+        </w:rPr>
+        <w:t>11</w:t>
+      </w:r>
+      <w:r>
+        <w:rPr>
+          <w:rFonts w:ascii="Times New Roman" w:hAnsi="Times New Roman" w:cs="Times New Roman"/>
+          <w:color w:val="000000" w:themeColor="text1"/>
+          <w:sz w:val="28"/>
+          <w:szCs w:val="28"/>
+        </w:rPr>
+        <w:t xml:space="preserve"> – График нагрузки во времени неправильного сценария тестирования</w:t>
       </w:r>
     </w:p>
     <w:p>
@@ -9489,52 +10384,60 @@
           <w:sz w:val="28"/>
           <w:szCs w:val="28"/>
         </w:rPr>
-        <w:t xml:space="preserve">. В результате такие усреднённые значения кажутся </w:t>
-      </w:r>
-      <w:r>
-        <w:rPr>
-          <w:rFonts w:ascii="Times New Roman" w:hAnsi="Times New Roman" w:cs="Times New Roman"/>
+        <w:t>. В результате такие усреднённые значения кажутся привлекательными, но на деле они не показывают настоящую устойчивость системы под постоянной нагрузкой. Это может привести к ложному ощущению стабильной работы сервиса, хотя на самом деле в стабильной фазе уже возникают задержки или </w:t>
+      </w:r>
+      <w:proofErr w:type="gramStart"/>
+      <w:r>
+        <w:rPr>
+          <w:rFonts w:ascii="Times New Roman" w:hAnsi="Times New Roman" w:cs="Times New Roman"/>
+          <w:sz w:val="28"/>
+          <w:szCs w:val="28"/>
+        </w:rPr>
+        <w:t>ошибки(</w:t>
+      </w:r>
+      <w:proofErr w:type="gramEnd"/>
+      <w:r>
+        <w:rPr>
+          <w:rFonts w:ascii="Times New Roman" w:hAnsi="Times New Roman" w:cs="Times New Roman"/>
+          <w:sz w:val="28"/>
+          <w:szCs w:val="28"/>
+        </w:rPr>
+        <w:t>см. рис. 2.</w:t>
+      </w:r>
+      <w:r>
+        <w:rPr>
+          <w:rFonts w:ascii="Times New Roman" w:hAnsi="Times New Roman" w:cs="Times New Roman"/>
+          <w:sz w:val="28"/>
+          <w:szCs w:val="28"/>
+        </w:rPr>
+        <w:t>12</w:t>
+      </w:r>
+      <w:r>
+        <w:rPr>
+          <w:rFonts w:ascii="Times New Roman" w:hAnsi="Times New Roman" w:cs="Times New Roman"/>
+          <w:sz w:val="28"/>
+          <w:szCs w:val="28"/>
+        </w:rPr>
+        <w:t>).</w:t>
+      </w:r>
+    </w:p>
+    <w:p>
+      <w:pPr>
+        <w:spacing w:after="0" w:line="360" w:lineRule="auto"/>
+        <w:jc w:val="both"/>
+        <w:rPr>
+          <w:rFonts w:ascii="Times New Roman" w:hAnsi="Times New Roman" w:cs="Times New Roman"/>
+          <w:sz w:val="28"/>
+          <w:szCs w:val="28"/>
+        </w:rPr>
+      </w:pPr>
+      <w:r>
+        <w:rPr>
+          <w:noProof/>
           <w:sz w:val="28"/>
           <w:szCs w:val="28"/>
         </w:rPr>
         <w:lastRenderedPageBreak/>
-        <w:t>привлекательными, но на деле они не показывают настоящую устойчивость системы под постоянной нагрузкой. Это может привести к ложному ощущению стабильной работы сервиса, хотя на самом деле в стабильной фазе уже возникают задержки или </w:t>
-      </w:r>
-      <w:proofErr w:type="gramStart"/>
-      <w:r>
-        <w:rPr>
-          <w:rFonts w:ascii="Times New Roman" w:hAnsi="Times New Roman" w:cs="Times New Roman"/>
-          <w:sz w:val="28"/>
-          <w:szCs w:val="28"/>
-        </w:rPr>
-        <w:t>ошибки(</w:t>
-      </w:r>
-      <w:proofErr w:type="gramEnd"/>
-      <w:r>
-        <w:rPr>
-          <w:rFonts w:ascii="Times New Roman" w:hAnsi="Times New Roman" w:cs="Times New Roman"/>
-          <w:sz w:val="28"/>
-          <w:szCs w:val="28"/>
-        </w:rPr>
-        <w:t>см. рис. 2.9).</w:t>
-      </w:r>
-    </w:p>
-    <w:p>
-      <w:pPr>
-        <w:spacing w:after="0" w:line="360" w:lineRule="auto"/>
-        <w:jc w:val="both"/>
-        <w:rPr>
-          <w:rFonts w:ascii="Times New Roman" w:hAnsi="Times New Roman" w:cs="Times New Roman"/>
-          <w:sz w:val="28"/>
-          <w:szCs w:val="28"/>
-        </w:rPr>
-      </w:pPr>
-      <w:r>
-        <w:rPr>
-          <w:noProof/>
-          <w:sz w:val="28"/>
-          <w:szCs w:val="28"/>
-        </w:rPr>
         <w:drawing>
           <wp:inline distT="0" distB="0" distL="0" distR="0" wp14:anchorId="33B8FF67" wp14:editId="5B2AF28D">
             <wp:extent cx="5921885" cy="3636335"/>
@@ -9604,7 +10507,25 @@
           <w:sz w:val="28"/>
           <w:szCs w:val="28"/>
         </w:rPr>
-        <w:t>Рисунок 2.9 – Некорректное сравнение метрик.</w:t>
+        <w:t>Рисунок 2.</w:t>
+      </w:r>
+      <w:r>
+        <w:rPr>
+          <w:rFonts w:ascii="Times New Roman" w:hAnsi="Times New Roman" w:cs="Times New Roman"/>
+          <w:color w:val="000000" w:themeColor="text1"/>
+          <w:sz w:val="28"/>
+          <w:szCs w:val="28"/>
+        </w:rPr>
+        <w:t>12</w:t>
+      </w:r>
+      <w:r>
+        <w:rPr>
+          <w:rFonts w:ascii="Times New Roman" w:hAnsi="Times New Roman" w:cs="Times New Roman"/>
+          <w:color w:val="000000" w:themeColor="text1"/>
+          <w:sz w:val="28"/>
+          <w:szCs w:val="28"/>
+        </w:rPr>
+        <w:t xml:space="preserve"> – Некорректное сравнение метрик.</w:t>
       </w:r>
     </w:p>
     <w:p>
@@ -9715,7 +10636,6 @@
           <w:sz w:val="28"/>
           <w:szCs w:val="28"/>
         </w:rPr>
-        <w:lastRenderedPageBreak/>
         <w:t>Инструменты нагрузочного тестирования</w:t>
       </w:r>
       <w:bookmarkEnd w:id="26"/>
@@ -9873,7 +10793,16 @@
           <w:sz w:val="28"/>
           <w:szCs w:val="28"/>
         </w:rPr>
-        <w:t>-приложений, в настоящее время он способен проводить нагрузочные тесты для JDBC-соединений, FTP, LDAP, SOAP, JMS, POP3, IMAP, HTTP и TCP. Интересна возможность создания большого количества запросов с помощью нескольких компьютеров при управлении этим процессом с одного из них. Архитектура, поддерживающая плагины сторонних разработчиков, позволяет дополнять инструмент новыми функциями.</w:t>
+        <w:t xml:space="preserve">-приложений, в настоящее </w:t>
+      </w:r>
+      <w:r>
+        <w:rPr>
+          <w:rFonts w:ascii="Times New Roman" w:hAnsi="Times New Roman" w:cs="Times New Roman"/>
+          <w:sz w:val="28"/>
+          <w:szCs w:val="28"/>
+        </w:rPr>
+        <w:lastRenderedPageBreak/>
+        <w:t>время он способен проводить нагрузочные тесты для JDBC-соединений, FTP, LDAP, SOAP, JMS, POP3, IMAP, HTTP и TCP. Интересна возможность создания большого количества запросов с помощью нескольких компьютеров при управлении этим процессом с одного из них. Архитектура, поддерживающая плагины сторонних разработчиков, позволяет дополнять инструмент новыми функциями.</w:t>
       </w:r>
     </w:p>
     <w:p>
@@ -10131,26 +11060,34 @@
           <w:sz w:val="28"/>
           <w:szCs w:val="28"/>
         </w:rPr>
+        <w:t xml:space="preserve">Также данный модуль имеет функции для настройки работы с параметрами защиты тестируемого приложения. Допустим, если трафик сайта защищён </w:t>
+      </w:r>
+      <w:proofErr w:type="spellStart"/>
+      <w:r>
+        <w:rPr>
+          <w:rFonts w:ascii="Times New Roman" w:hAnsi="Times New Roman" w:cs="Times New Roman"/>
+          <w:sz w:val="28"/>
+          <w:szCs w:val="28"/>
+        </w:rPr>
+        <w:t>недоверенным</w:t>
+      </w:r>
+      <w:proofErr w:type="spellEnd"/>
+      <w:r>
+        <w:rPr>
+          <w:rFonts w:ascii="Times New Roman" w:hAnsi="Times New Roman" w:cs="Times New Roman"/>
+          <w:sz w:val="28"/>
+          <w:szCs w:val="28"/>
+        </w:rPr>
+        <w:t xml:space="preserve"> сертификатом, то при входе на такой сайт защита будет выдавать предупреждение о том, что надёжность сайта подозрительна. </w:t>
+      </w:r>
+      <w:r>
+        <w:rPr>
+          <w:rFonts w:ascii="Times New Roman" w:hAnsi="Times New Roman" w:cs="Times New Roman"/>
+          <w:sz w:val="28"/>
+          <w:szCs w:val="28"/>
+        </w:rPr>
         <w:lastRenderedPageBreak/>
-        <w:t xml:space="preserve">Также данный модуль имеет функции для настройки работы с параметрами защиты тестируемого приложения. Допустим, если трафик сайта защищён </w:t>
-      </w:r>
-      <w:proofErr w:type="spellStart"/>
-      <w:r>
-        <w:rPr>
-          <w:rFonts w:ascii="Times New Roman" w:hAnsi="Times New Roman" w:cs="Times New Roman"/>
-          <w:sz w:val="28"/>
-          <w:szCs w:val="28"/>
-        </w:rPr>
-        <w:t>недоверенным</w:t>
-      </w:r>
-      <w:proofErr w:type="spellEnd"/>
-      <w:r>
-        <w:rPr>
-          <w:rFonts w:ascii="Times New Roman" w:hAnsi="Times New Roman" w:cs="Times New Roman"/>
-          <w:sz w:val="28"/>
-          <w:szCs w:val="28"/>
-        </w:rPr>
-        <w:t xml:space="preserve"> сертификатом, то при входе на такой сайт защита будет выдавать предупреждение о том, что надёжность сайта подозрительна. В результате настроек HP </w:t>
+        <w:t xml:space="preserve">В результате настроек HP </w:t>
       </w:r>
       <w:proofErr w:type="spellStart"/>
       <w:r>
@@ -10456,16 +11393,7 @@
           <w:sz w:val="28"/>
           <w:szCs w:val="28"/>
         </w:rPr>
-        <w:t xml:space="preserve">внедрения и эксплуатации информационных систем крайне важно оценить качество проделанной работы, насколько эффективно система способна работать под определённой нагрузкой как в режиме простой, так и в час-пик. Получение оценки эффективности в будущем позволяют найти </w:t>
-      </w:r>
-      <w:r>
-        <w:rPr>
-          <w:rFonts w:ascii="Times New Roman" w:hAnsi="Times New Roman" w:cs="Times New Roman"/>
-          <w:sz w:val="28"/>
-          <w:szCs w:val="28"/>
-        </w:rPr>
-        <w:lastRenderedPageBreak/>
-        <w:t>проблемные места, а также спрогнозировать потенциально опасные для самой системы инциденты.</w:t>
+        <w:t>внедрения и эксплуатации информационных систем крайне важно оценить качество проделанной работы, насколько эффективно система способна работать под определённой нагрузкой как в режиме простой, так и в час-пик. Получение оценки эффективности в будущем позволяют найти проблемные места, а также спрогнозировать потенциально опасные для самой системы инциденты.</w:t>
       </w:r>
     </w:p>
     <w:p>
@@ -10686,7 +11614,17 @@
           <w:sz w:val="28"/>
           <w:szCs w:val="28"/>
         </w:rPr>
-        <w:t xml:space="preserve">лежит представление системы с точки зрения единого целого: недостаточно, чтобы программа была </w:t>
+        <w:t xml:space="preserve">лежит представление системы с точки зрения единого целого: </w:t>
+      </w:r>
+      <w:r>
+        <w:rPr>
+          <w:rFonts w:ascii="Times New Roman" w:hAnsi="Times New Roman" w:cs="Times New Roman"/>
+          <w:bCs/>
+          <w:sz w:val="28"/>
+          <w:szCs w:val="28"/>
+        </w:rPr>
+        <w:lastRenderedPageBreak/>
+        <w:t xml:space="preserve">недостаточно, чтобы программа была </w:t>
       </w:r>
       <w:r>
         <w:rPr>
@@ -11123,17 +12061,7 @@
           <w:sz w:val="28"/>
           <w:szCs w:val="28"/>
         </w:rPr>
-        <w:t xml:space="preserve"> Также по ней невозможно </w:t>
-      </w:r>
-      <w:r>
-        <w:rPr>
-          <w:rFonts w:ascii="Times New Roman" w:hAnsi="Times New Roman" w:cs="Times New Roman"/>
-          <w:bCs/>
-          <w:sz w:val="28"/>
-          <w:szCs w:val="28"/>
-        </w:rPr>
-        <w:lastRenderedPageBreak/>
-        <w:t>однозначно определить, какая из двух и более реализаций информационной системы является наиболее эффективной</w:t>
+        <w:t xml:space="preserve"> Также по ней невозможно однозначно определить, какая из двух и более реализаций информационной системы является наиболее эффективной</w:t>
       </w:r>
     </w:p>
     <w:p>
@@ -11244,6 +12172,7 @@
           <w:sz w:val="28"/>
           <w:szCs w:val="28"/>
         </w:rPr>
+        <w:lastRenderedPageBreak/>
         <w:t>Отзывчивость</w:t>
       </w:r>
       <w:r>
@@ -11623,42 +12552,50 @@
           <w:sz w:val="28"/>
           <w:szCs w:val="28"/>
         </w:rPr>
+        <w:t>Существующие в настоящее время подходы к балансировк</w:t>
+      </w:r>
+      <w:r>
+        <w:rPr>
+          <w:rFonts w:ascii="Times New Roman" w:hAnsi="Times New Roman" w:cs="Times New Roman"/>
+          <w:sz w:val="28"/>
+          <w:szCs w:val="28"/>
+        </w:rPr>
+        <w:t>е</w:t>
+      </w:r>
+      <w:r>
+        <w:rPr>
+          <w:rFonts w:ascii="Times New Roman" w:hAnsi="Times New Roman" w:cs="Times New Roman"/>
+          <w:sz w:val="28"/>
+          <w:szCs w:val="28"/>
+        </w:rPr>
+        <w:t xml:space="preserve"> информационной системы на основе </w:t>
+      </w:r>
+      <w:proofErr w:type="spellStart"/>
+      <w:r>
+        <w:rPr>
+          <w:rFonts w:ascii="Times New Roman" w:hAnsi="Times New Roman" w:cs="Times New Roman"/>
+          <w:sz w:val="28"/>
+          <w:szCs w:val="28"/>
+        </w:rPr>
+        <w:t>микросервисного</w:t>
+      </w:r>
+      <w:proofErr w:type="spellEnd"/>
+      <w:r>
+        <w:rPr>
+          <w:rFonts w:ascii="Times New Roman" w:hAnsi="Times New Roman" w:cs="Times New Roman"/>
+          <w:sz w:val="28"/>
+          <w:szCs w:val="28"/>
+        </w:rPr>
+        <w:t xml:space="preserve"> паттерна далеки от совершенства, они не оптимизируют работу информационной системы по соотношению «ресурсы-качество», не обладают методологическим единством, а также характеризуются появлением новых идей и технологий, нуждающихся в обобщении и развитии, и не учитывают специфику высоконагруженной с </w:t>
+      </w:r>
+      <w:r>
+        <w:rPr>
+          <w:rFonts w:ascii="Times New Roman" w:hAnsi="Times New Roman" w:cs="Times New Roman"/>
+          <w:sz w:val="28"/>
+          <w:szCs w:val="28"/>
+        </w:rPr>
         <w:lastRenderedPageBreak/>
-        <w:t>Существующие в настоящее время подходы к балансировк</w:t>
-      </w:r>
-      <w:r>
-        <w:rPr>
-          <w:rFonts w:ascii="Times New Roman" w:hAnsi="Times New Roman" w:cs="Times New Roman"/>
-          <w:sz w:val="28"/>
-          <w:szCs w:val="28"/>
-        </w:rPr>
-        <w:t>е</w:t>
-      </w:r>
-      <w:r>
-        <w:rPr>
-          <w:rFonts w:ascii="Times New Roman" w:hAnsi="Times New Roman" w:cs="Times New Roman"/>
-          <w:sz w:val="28"/>
-          <w:szCs w:val="28"/>
-        </w:rPr>
-        <w:t xml:space="preserve"> информационной системы на основе </w:t>
-      </w:r>
-      <w:proofErr w:type="spellStart"/>
-      <w:r>
-        <w:rPr>
-          <w:rFonts w:ascii="Times New Roman" w:hAnsi="Times New Roman" w:cs="Times New Roman"/>
-          <w:sz w:val="28"/>
-          <w:szCs w:val="28"/>
-        </w:rPr>
-        <w:t>микросервисного</w:t>
-      </w:r>
-      <w:proofErr w:type="spellEnd"/>
-      <w:r>
-        <w:rPr>
-          <w:rFonts w:ascii="Times New Roman" w:hAnsi="Times New Roman" w:cs="Times New Roman"/>
-          <w:sz w:val="28"/>
-          <w:szCs w:val="28"/>
-        </w:rPr>
-        <w:t xml:space="preserve"> паттерна далеки от совершенства, они не оптимизируют работу информационной системы по соотношению «ресурсы-качество», не обладают методологическим единством, а также характеризуются появлением новых идей и технологий, нуждающихся в обобщении и развитии, и не учитывают специфику высоконагруженной с точки зрения запросов пользователей. В данных обстоятельствах становятся необходимым постановка и решение актуальной научной задачи - выявление неявных закономерностей и определение оптимальной архитектуры </w:t>
+        <w:t xml:space="preserve">точки зрения запросов пользователей. В данных обстоятельствах становятся необходимым постановка и решение актуальной научной задачи - выявление неявных закономерностей и определение оптимальной архитектуры </w:t>
       </w:r>
       <w:proofErr w:type="spellStart"/>
       <w:r>
@@ -14197,27 +15134,9 @@
   </w:num>
   <w:num w:numId="17">
     <w:abstractNumId w:val="2"/>
-    <w:lvlOverride w:ilvl="0"/>
-    <w:lvlOverride w:ilvl="1"/>
-    <w:lvlOverride w:ilvl="2"/>
-    <w:lvlOverride w:ilvl="3"/>
-    <w:lvlOverride w:ilvl="4"/>
-    <w:lvlOverride w:ilvl="5"/>
-    <w:lvlOverride w:ilvl="6"/>
-    <w:lvlOverride w:ilvl="7"/>
-    <w:lvlOverride w:ilvl="8"/>
   </w:num>
   <w:num w:numId="18">
     <w:abstractNumId w:val="14"/>
-    <w:lvlOverride w:ilvl="0"/>
-    <w:lvlOverride w:ilvl="1"/>
-    <w:lvlOverride w:ilvl="2"/>
-    <w:lvlOverride w:ilvl="3"/>
-    <w:lvlOverride w:ilvl="4"/>
-    <w:lvlOverride w:ilvl="5"/>
-    <w:lvlOverride w:ilvl="6"/>
-    <w:lvlOverride w:ilvl="7"/>
-    <w:lvlOverride w:ilvl="8"/>
   </w:num>
   <w:num w:numId="19">
     <w:abstractNumId w:val="10"/>
@@ -14251,15 +15170,6 @@
   </w:num>
   <w:num w:numId="20">
     <w:abstractNumId w:val="4"/>
-    <w:lvlOverride w:ilvl="0"/>
-    <w:lvlOverride w:ilvl="1"/>
-    <w:lvlOverride w:ilvl="2"/>
-    <w:lvlOverride w:ilvl="3"/>
-    <w:lvlOverride w:ilvl="4"/>
-    <w:lvlOverride w:ilvl="5"/>
-    <w:lvlOverride w:ilvl="6"/>
-    <w:lvlOverride w:ilvl="7"/>
-    <w:lvlOverride w:ilvl="8"/>
   </w:num>
 </w:numbering>
 </file>
@@ -14718,7 +15628,6 @@
   <w:style w:type="character" w:default="1" w:styleId="a0">
     <w:name w:val="Default Paragraph Font"/>
     <w:uiPriority w:val="1"/>
-    <w:semiHidden/>
     <w:unhideWhenUsed/>
   </w:style>
   <w:style w:type="table" w:default="1" w:styleId="a1">

--- a/Магистерская/Новая магистерская.docx
+++ b/Магистерская/Новая магистерская.docx
@@ -4,7 +4,7 @@
   <w:body>
     <w:p>
       <w:pPr>
-        <w:pStyle w:val="1"/>
+        <w:spacing w:line="360" w:lineRule="auto"/>
         <w:jc w:val="center"/>
         <w:rPr>
           <w:rFonts w:ascii="Times New Roman" w:hAnsi="Times New Roman" w:cs="Times New Roman"/>
@@ -15,10 +15,10 @@
           <w:szCs w:val="28"/>
         </w:rPr>
       </w:pPr>
-      <w:bookmarkStart w:id="0" w:name="_Toc227490682"/>
-      <w:bookmarkStart w:id="1" w:name="_Toc217673707"/>
-      <w:bookmarkStart w:id="2" w:name="_Toc217673708"/>
-      <w:bookmarkStart w:id="3" w:name="_Toc227501237"/>
+      <w:bookmarkStart w:id="0" w:name="_Toc217673708"/>
+      <w:bookmarkStart w:id="1" w:name="_Toc227501237"/>
+      <w:bookmarkStart w:id="2" w:name="_Toc227490682"/>
+      <w:bookmarkStart w:id="3" w:name="_Toc217673707"/>
       <w:r>
         <w:rPr>
           <w:rFonts w:ascii="Times New Roman" w:hAnsi="Times New Roman" w:cs="Times New Roman"/>
@@ -30,8 +30,8 @@
         </w:rPr>
         <w:t>1 ОБЩАЯ ХАРАКТЕРИСТИКА РАБОТЫ</w:t>
       </w:r>
-      <w:bookmarkEnd w:id="0"/>
-      <w:bookmarkEnd w:id="1"/>
+      <w:bookmarkEnd w:id="2"/>
+      <w:bookmarkEnd w:id="3"/>
     </w:p>
     <w:p>
       <w:pPr>
@@ -61,25 +61,7 @@
         <w:rPr>
           <w:rFonts w:ascii="Times New Roman" w:hAnsi="Times New Roman" w:cs="Times New Roman"/>
         </w:rPr>
-        <w:t>В современном мире, который всё более подвержен глобализации, остро стоит вопрос о коммуникации</w:t>
-      </w:r>
-      <w:r>
-        <w:rPr>
-          <w:rFonts w:ascii="Times New Roman" w:hAnsi="Times New Roman" w:cs="Times New Roman"/>
-        </w:rPr>
-        <w:t>,</w:t>
-      </w:r>
-      <w:r>
-        <w:rPr>
-          <w:rFonts w:ascii="Times New Roman" w:hAnsi="Times New Roman" w:cs="Times New Roman"/>
-        </w:rPr>
-        <w:t xml:space="preserve"> логистике между государствами</w:t>
-      </w:r>
-      <w:r>
-        <w:rPr>
-          <w:rFonts w:ascii="Times New Roman" w:hAnsi="Times New Roman" w:cs="Times New Roman"/>
-        </w:rPr>
-        <w:t xml:space="preserve"> и обмене информации. Применение информационных систем на основе </w:t>
+        <w:t xml:space="preserve">В современном мире, который всё более подвержен глобализации, остро стоит вопрос о коммуникации, логистике между государствами и обмене информации. Применение информационных систем на основе </w:t>
       </w:r>
       <w:proofErr w:type="spellStart"/>
       <w:r>
@@ -441,7 +423,6 @@
         <w:rPr>
           <w:rFonts w:ascii="Times New Roman" w:hAnsi="Times New Roman" w:cs="Times New Roman"/>
           <w:color w:val="000000" w:themeColor="text1"/>
-          <w:lang w:val="en-US"/>
         </w:rPr>
       </w:pPr>
       <w:r>
@@ -513,7 +494,31 @@
         <w:rPr>
           <w:rFonts w:ascii="Times New Roman" w:hAnsi="Times New Roman" w:cs="Times New Roman"/>
         </w:rPr>
-        <w:t>Оценке эффективности информационных систем посвящены работы отечест</w:t>
+        <w:t>Оценке эффективности информационных систем посвящен</w:t>
+      </w:r>
+      <w:r>
+        <w:rPr>
+          <w:rFonts w:ascii="Times New Roman" w:hAnsi="Times New Roman" w:cs="Times New Roman"/>
+        </w:rPr>
+        <w:t>а</w:t>
+      </w:r>
+      <w:r>
+        <w:rPr>
+          <w:rFonts w:ascii="Times New Roman" w:hAnsi="Times New Roman" w:cs="Times New Roman"/>
+        </w:rPr>
+        <w:t xml:space="preserve"> работ</w:t>
+      </w:r>
+      <w:r>
+        <w:rPr>
+          <w:rFonts w:ascii="Times New Roman" w:hAnsi="Times New Roman" w:cs="Times New Roman"/>
+        </w:rPr>
+        <w:t xml:space="preserve">а </w:t>
+      </w:r>
+      <w:r>
+        <w:rPr>
+          <w:rFonts w:ascii="Times New Roman" w:hAnsi="Times New Roman" w:cs="Times New Roman"/>
+        </w:rPr>
+        <w:t>отечест</w:t>
       </w:r>
       <w:r>
         <w:rPr>
@@ -525,13 +530,43 @@
         <w:rPr>
           <w:rFonts w:ascii="Times New Roman" w:hAnsi="Times New Roman" w:cs="Times New Roman"/>
         </w:rPr>
-        <w:t>енных учёных</w:t>
-      </w:r>
-      <w:r>
-        <w:rPr>
-          <w:rFonts w:ascii="Times New Roman" w:hAnsi="Times New Roman" w:cs="Times New Roman"/>
-        </w:rPr>
-        <w:t xml:space="preserve">: Истомина </w:t>
+        <w:t>енн</w:t>
+      </w:r>
+      <w:r>
+        <w:rPr>
+          <w:rFonts w:ascii="Times New Roman" w:hAnsi="Times New Roman" w:cs="Times New Roman"/>
+        </w:rPr>
+        <w:t>ого</w:t>
+      </w:r>
+      <w:r>
+        <w:rPr>
+          <w:rFonts w:ascii="Times New Roman" w:hAnsi="Times New Roman" w:cs="Times New Roman"/>
+        </w:rPr>
+        <w:t xml:space="preserve"> учён</w:t>
+      </w:r>
+      <w:r>
+        <w:rPr>
+          <w:rFonts w:ascii="Times New Roman" w:hAnsi="Times New Roman" w:cs="Times New Roman"/>
+        </w:rPr>
+        <w:t>ого</w:t>
+      </w:r>
+      <w:r>
+        <w:rPr>
+          <w:rFonts w:ascii="Times New Roman" w:hAnsi="Times New Roman" w:cs="Times New Roman"/>
+        </w:rPr>
+        <w:t xml:space="preserve"> Истомин</w:t>
+      </w:r>
+      <w:r>
+        <w:rPr>
+          <w:rFonts w:ascii="Times New Roman" w:hAnsi="Times New Roman" w:cs="Times New Roman"/>
+        </w:rPr>
+        <w:t>ы</w:t>
+      </w:r>
+      <w:r>
+        <w:rPr>
+          <w:rFonts w:ascii="Times New Roman" w:hAnsi="Times New Roman" w:cs="Times New Roman"/>
+        </w:rPr>
+        <w:t xml:space="preserve"> </w:t>
       </w:r>
       <w:proofErr w:type="gramStart"/>
       <w:r>
@@ -551,33 +586,7 @@
         <w:rPr>
           <w:rFonts w:ascii="Times New Roman" w:hAnsi="Times New Roman" w:cs="Times New Roman"/>
         </w:rPr>
-        <w:t xml:space="preserve">10], </w:t>
-      </w:r>
-      <w:r>
-        <w:rPr>
-          <w:rFonts w:ascii="Times New Roman" w:hAnsi="Times New Roman" w:cs="Times New Roman"/>
-        </w:rPr>
-        <w:t xml:space="preserve">Голиков В.А., </w:t>
-      </w:r>
-      <w:proofErr w:type="spellStart"/>
-      <w:r>
-        <w:rPr>
-          <w:rFonts w:ascii="Times New Roman" w:hAnsi="Times New Roman" w:cs="Times New Roman"/>
-        </w:rPr>
-        <w:t>Янаева</w:t>
-      </w:r>
-      <w:proofErr w:type="spellEnd"/>
-      <w:r>
-        <w:rPr>
-          <w:rFonts w:ascii="Times New Roman" w:hAnsi="Times New Roman" w:cs="Times New Roman"/>
-        </w:rPr>
-        <w:t xml:space="preserve"> М.В., Рудник Н.Т.</w:t>
-      </w:r>
-      <w:r>
-        <w:rPr>
-          <w:rFonts w:ascii="Times New Roman" w:hAnsi="Times New Roman" w:cs="Times New Roman"/>
-        </w:rPr>
-        <w:t>[11]</w:t>
+        <w:t>10]</w:t>
       </w:r>
       <w:r>
         <w:rPr>
@@ -589,7 +598,19 @@
         <w:rPr>
           <w:rFonts w:ascii="Times New Roman" w:hAnsi="Times New Roman" w:cs="Times New Roman"/>
         </w:rPr>
-        <w:t xml:space="preserve"> Также методики оценивания эффективности информационных систем нашли отражения в статьях зарубежных учёных Ананда </w:t>
+        <w:t xml:space="preserve"> Также методики оценивания эффективности информационных систем нашли отражения в статьях зарубежных учёных А</w:t>
+      </w:r>
+      <w:r>
+        <w:rPr>
+          <w:rFonts w:ascii="Times New Roman" w:hAnsi="Times New Roman" w:cs="Times New Roman"/>
+        </w:rPr>
+        <w:t>.</w:t>
+      </w:r>
+      <w:r>
+        <w:rPr>
+          <w:rFonts w:ascii="Times New Roman" w:hAnsi="Times New Roman" w:cs="Times New Roman"/>
+        </w:rPr>
+        <w:t xml:space="preserve"> </w:t>
       </w:r>
       <w:proofErr w:type="spellStart"/>
       <w:proofErr w:type="gramStart"/>
@@ -611,7 +632,19 @@
         <w:rPr>
           <w:rFonts w:ascii="Times New Roman" w:hAnsi="Times New Roman" w:cs="Times New Roman"/>
         </w:rPr>
-        <w:t>12]</w:t>
+        <w:t>1</w:t>
+      </w:r>
+      <w:r>
+        <w:rPr>
+          <w:rFonts w:ascii="Times New Roman" w:hAnsi="Times New Roman" w:cs="Times New Roman"/>
+        </w:rPr>
+        <w:t>1</w:t>
+      </w:r>
+      <w:r>
+        <w:rPr>
+          <w:rFonts w:ascii="Times New Roman" w:hAnsi="Times New Roman" w:cs="Times New Roman"/>
+        </w:rPr>
+        <w:t>]</w:t>
       </w:r>
       <w:r>
         <w:rPr>
@@ -649,7 +682,19 @@
         <w:rPr>
           <w:rFonts w:ascii="Times New Roman" w:hAnsi="Times New Roman" w:cs="Times New Roman"/>
         </w:rPr>
-        <w:t>13].</w:t>
+        <w:t>1</w:t>
+      </w:r>
+      <w:r>
+        <w:rPr>
+          <w:rFonts w:ascii="Times New Roman" w:hAnsi="Times New Roman" w:cs="Times New Roman"/>
+        </w:rPr>
+        <w:t>2</w:t>
+      </w:r>
+      <w:r>
+        <w:rPr>
+          <w:rFonts w:ascii="Times New Roman" w:hAnsi="Times New Roman" w:cs="Times New Roman"/>
+        </w:rPr>
+        <w:t>].</w:t>
       </w:r>
     </w:p>
     <w:p>
@@ -833,7 +878,6 @@
           <w:b/>
           <w:bCs/>
         </w:rPr>
-        <w:lastRenderedPageBreak/>
         <w:t>Предмет</w:t>
       </w:r>
       <w:r>
@@ -923,6 +967,7 @@
           <w:b/>
           <w:bCs/>
         </w:rPr>
+        <w:lastRenderedPageBreak/>
         <w:t>Цель диссертационной работы</w:t>
       </w:r>
       <w:r>
@@ -1329,19 +1374,7 @@
         <w:rPr>
           <w:rFonts w:ascii="Times New Roman" w:hAnsi="Times New Roman" w:cs="Times New Roman"/>
         </w:rPr>
-        <w:t>оценк</w:t>
-      </w:r>
-      <w:r>
-        <w:rPr>
-          <w:rFonts w:ascii="Times New Roman" w:hAnsi="Times New Roman" w:cs="Times New Roman"/>
-        </w:rPr>
-        <w:t xml:space="preserve">е </w:t>
-      </w:r>
-      <w:r>
-        <w:rPr>
-          <w:rFonts w:ascii="Times New Roman" w:hAnsi="Times New Roman" w:cs="Times New Roman"/>
-        </w:rPr>
-        <w:t xml:space="preserve">эффективности </w:t>
+        <w:t xml:space="preserve">оценке эффективности </w:t>
       </w:r>
       <w:proofErr w:type="spellStart"/>
       <w:r>
@@ -1355,13 +1388,7 @@
         <w:rPr>
           <w:rFonts w:ascii="Times New Roman" w:hAnsi="Times New Roman" w:cs="Times New Roman"/>
         </w:rPr>
-        <w:t xml:space="preserve"> паттерна</w:t>
-      </w:r>
-      <w:r>
-        <w:rPr>
-          <w:rFonts w:ascii="Times New Roman" w:hAnsi="Times New Roman" w:cs="Times New Roman"/>
-        </w:rPr>
-        <w:t>, а также</w:t>
+        <w:t xml:space="preserve"> паттерна, а также</w:t>
       </w:r>
       <w:r>
         <w:rPr>
@@ -1613,13 +1640,7 @@
         <w:rPr>
           <w:rFonts w:ascii="Times New Roman" w:hAnsi="Times New Roman" w:cs="Times New Roman"/>
         </w:rPr>
-        <w:t xml:space="preserve">е </w:t>
-      </w:r>
-      <w:r>
-        <w:rPr>
-          <w:rFonts w:ascii="Times New Roman" w:hAnsi="Times New Roman" w:cs="Times New Roman"/>
-        </w:rPr>
-        <w:t>на основе разработанной методики.</w:t>
+        <w:t>е на основе разработанной методики.</w:t>
       </w:r>
     </w:p>
     <w:p>
@@ -1672,16 +1693,7 @@
           <w:kern w:val="0"/>
           <w14:ligatures w14:val="none"/>
         </w:rPr>
-        <w:t>. Основные положения и результаты диссертационной работы докладывались и обсуждались на научных и научно-</w:t>
-      </w:r>
-      <w:r>
-        <w:rPr>
-          <w:rFonts w:ascii="Times New Roman" w:hAnsi="Times New Roman" w:cs="Times New Roman"/>
-          <w:kern w:val="0"/>
-          <w14:ligatures w14:val="none"/>
-        </w:rPr>
-        <w:lastRenderedPageBreak/>
-        <w:t>практических конференциях. Достоверность экспериментальных данных обеспечивается результатов работы подтверждается программной реализацией и внедрением системы.</w:t>
+        <w:t>. Основные положения и результаты диссертационной работы докладывались и обсуждались на научных и научно-практических конференциях. Достоверность экспериментальных данных обеспечивается результатов работы подтверждается программной реализацией и внедрением системы.</w:t>
       </w:r>
       <w:bookmarkEnd w:id="4"/>
     </w:p>
@@ -1708,8 +1720,6 @@
         </w:rPr>
         <w:br w:type="page"/>
       </w:r>
-      <w:bookmarkStart w:id="6" w:name="_GoBack"/>
-      <w:bookmarkEnd w:id="6"/>
     </w:p>
     <w:p>
       <w:pPr>
@@ -1748,8 +1758,8 @@
         </w:rPr>
         <w:t>ОБЗОР ИЗВЕСТНЫХ МЕТОДОВ И СРЕДСТВ РЕШЕНИЯ ПРОБЛЕМЫ</w:t>
       </w:r>
-      <w:bookmarkEnd w:id="2"/>
-      <w:bookmarkEnd w:id="3"/>
+      <w:bookmarkEnd w:id="0"/>
+      <w:bookmarkEnd w:id="1"/>
     </w:p>
     <w:p>
       <w:pPr>
@@ -1765,7 +1775,7 @@
           <w:szCs w:val="28"/>
         </w:rPr>
       </w:pPr>
-      <w:bookmarkStart w:id="7" w:name="_Toc227501238"/>
+      <w:bookmarkStart w:id="6" w:name="_Toc227501238"/>
       <w:r>
         <w:rPr>
           <w:rFonts w:ascii="Times New Roman" w:hAnsi="Times New Roman" w:cs="Times New Roman"/>
@@ -1788,7 +1798,7 @@
         </w:rPr>
         <w:t>Краткое описание предметной области</w:t>
       </w:r>
-      <w:bookmarkEnd w:id="7"/>
+      <w:bookmarkEnd w:id="6"/>
       <w:r>
         <w:rPr>
           <w:rFonts w:ascii="Times New Roman" w:hAnsi="Times New Roman" w:cs="Times New Roman"/>
@@ -2821,7 +2831,23 @@
           <w:sz w:val="28"/>
           <w:szCs w:val="28"/>
         </w:rPr>
-        <w:t xml:space="preserve">9]. К тому же прямой комплексной оценки </w:t>
+        <w:t>1</w:t>
+      </w:r>
+      <w:r>
+        <w:rPr>
+          <w:rFonts w:ascii="Times New Roman" w:hAnsi="Times New Roman" w:cs="Times New Roman"/>
+          <w:sz w:val="28"/>
+          <w:szCs w:val="28"/>
+        </w:rPr>
+        <w:t>3</w:t>
+      </w:r>
+      <w:r>
+        <w:rPr>
+          <w:rFonts w:ascii="Times New Roman" w:hAnsi="Times New Roman" w:cs="Times New Roman"/>
+          <w:sz w:val="28"/>
+          <w:szCs w:val="28"/>
+        </w:rPr>
+        <w:t xml:space="preserve">]. К тому же прямой комплексной оценки </w:t>
       </w:r>
       <w:proofErr w:type="spellStart"/>
       <w:r>
@@ -2899,7 +2925,7 @@
         </w:rPr>
         <w:t xml:space="preserve">Перечень критических технологий Российской Федерации - один из основных инструментов государственной политики Российской Федерации в области развития отечественной науки и технологий. Его формирование предусмотрено «Основами политики Российской Федерации в области развития науки и технологий на период до 2010 года и дальнейшую перспективу», утверждёнными </w:t>
       </w:r>
-      <w:bookmarkStart w:id="8" w:name="_Hlk217691222"/>
+      <w:bookmarkStart w:id="7" w:name="_Hlk217691222"/>
       <w:r>
         <w:rPr>
           <w:rFonts w:ascii="Times New Roman" w:hAnsi="Times New Roman" w:cs="Times New Roman"/>
@@ -2909,7 +2935,7 @@
         </w:rPr>
         <w:t>Указом Президента Российской Федерации от 30 марта 2002 года № Пр-576</w:t>
       </w:r>
-      <w:bookmarkEnd w:id="8"/>
+      <w:bookmarkEnd w:id="7"/>
       <w:r>
         <w:rPr>
           <w:rFonts w:ascii="Times New Roman" w:hAnsi="Times New Roman" w:cs="Times New Roman"/>
@@ -2917,7 +2943,25 @@
           <w:sz w:val="28"/>
           <w:szCs w:val="28"/>
         </w:rPr>
-        <w:t>[1].</w:t>
+        <w:t>[1</w:t>
+      </w:r>
+      <w:r>
+        <w:rPr>
+          <w:rFonts w:ascii="Times New Roman" w:hAnsi="Times New Roman" w:cs="Times New Roman"/>
+          <w:color w:val="000000" w:themeColor="text1"/>
+          <w:sz w:val="28"/>
+          <w:szCs w:val="28"/>
+        </w:rPr>
+        <w:t>4</w:t>
+      </w:r>
+      <w:r>
+        <w:rPr>
+          <w:rFonts w:ascii="Times New Roman" w:hAnsi="Times New Roman" w:cs="Times New Roman"/>
+          <w:color w:val="000000" w:themeColor="text1"/>
+          <w:sz w:val="28"/>
+          <w:szCs w:val="28"/>
+        </w:rPr>
+        <w:t>].</w:t>
       </w:r>
     </w:p>
     <w:p>
@@ -2941,7 +2985,7 @@
         </w:rPr>
         <w:t xml:space="preserve">Перечень критических технологий Российской Федерации утверждается в соответствии с </w:t>
       </w:r>
-      <w:bookmarkStart w:id="9" w:name="_Hlk217691274"/>
+      <w:bookmarkStart w:id="8" w:name="_Hlk217691274"/>
       <w:r>
         <w:rPr>
           <w:rFonts w:ascii="Times New Roman" w:hAnsi="Times New Roman" w:cs="Times New Roman"/>
@@ -2951,45 +2995,45 @@
         </w:rPr>
         <w:t xml:space="preserve">поручением Президента Российской Федерации от </w:t>
       </w:r>
+      <w:bookmarkEnd w:id="8"/>
+      <w:r>
+        <w:rPr>
+          <w:rFonts w:ascii="Times New Roman" w:hAnsi="Times New Roman" w:cs="Times New Roman"/>
+          <w:color w:val="000000" w:themeColor="text1"/>
+          <w:sz w:val="28"/>
+          <w:szCs w:val="28"/>
+        </w:rPr>
+        <w:t>21 мая 2006 года № Пр-842[</w:t>
+      </w:r>
+      <w:r>
+        <w:rPr>
+          <w:rFonts w:ascii="Times New Roman" w:hAnsi="Times New Roman" w:cs="Times New Roman"/>
+          <w:color w:val="000000" w:themeColor="text1"/>
+          <w:sz w:val="28"/>
+          <w:szCs w:val="28"/>
+        </w:rPr>
+        <w:t>15</w:t>
+      </w:r>
+      <w:r>
+        <w:rPr>
+          <w:rFonts w:ascii="Times New Roman" w:hAnsi="Times New Roman" w:cs="Times New Roman"/>
+          <w:color w:val="000000" w:themeColor="text1"/>
+          <w:sz w:val="28"/>
+          <w:szCs w:val="28"/>
+        </w:rPr>
+        <w:t xml:space="preserve">] </w:t>
+      </w:r>
+      <w:bookmarkStart w:id="9" w:name="_Hlk217691300"/>
+      <w:r>
+        <w:rPr>
+          <w:rFonts w:ascii="Times New Roman" w:hAnsi="Times New Roman" w:cs="Times New Roman"/>
+          <w:color w:val="000000" w:themeColor="text1"/>
+          <w:sz w:val="28"/>
+          <w:szCs w:val="28"/>
+        </w:rPr>
+        <w:t xml:space="preserve">о корректировке приоритетных направлений развития науки, технологий и техники в Российской Федерации </w:t>
+      </w:r>
       <w:bookmarkEnd w:id="9"/>
-      <w:r>
-        <w:rPr>
-          <w:rFonts w:ascii="Times New Roman" w:hAnsi="Times New Roman" w:cs="Times New Roman"/>
-          <w:color w:val="000000" w:themeColor="text1"/>
-          <w:sz w:val="28"/>
-          <w:szCs w:val="28"/>
-        </w:rPr>
-        <w:t>21 мая 2006 года № Пр-842[</w:t>
-      </w:r>
-      <w:r>
-        <w:rPr>
-          <w:rFonts w:ascii="Times New Roman" w:hAnsi="Times New Roman" w:cs="Times New Roman"/>
-          <w:color w:val="000000" w:themeColor="text1"/>
-          <w:sz w:val="28"/>
-          <w:szCs w:val="28"/>
-        </w:rPr>
-        <w:t>2</w:t>
-      </w:r>
-      <w:r>
-        <w:rPr>
-          <w:rFonts w:ascii="Times New Roman" w:hAnsi="Times New Roman" w:cs="Times New Roman"/>
-          <w:color w:val="000000" w:themeColor="text1"/>
-          <w:sz w:val="28"/>
-          <w:szCs w:val="28"/>
-        </w:rPr>
-        <w:t xml:space="preserve">] </w:t>
-      </w:r>
-      <w:bookmarkStart w:id="10" w:name="_Hlk217691300"/>
-      <w:r>
-        <w:rPr>
-          <w:rFonts w:ascii="Times New Roman" w:hAnsi="Times New Roman" w:cs="Times New Roman"/>
-          <w:color w:val="000000" w:themeColor="text1"/>
-          <w:sz w:val="28"/>
-          <w:szCs w:val="28"/>
-        </w:rPr>
-        <w:t xml:space="preserve">о корректировке приоритетных направлений развития науки, технологий и техники в Российской Федерации </w:t>
-      </w:r>
-      <w:bookmarkEnd w:id="10"/>
       <w:r>
         <w:rPr>
           <w:rFonts w:ascii="Times New Roman" w:hAnsi="Times New Roman" w:cs="Times New Roman"/>
@@ -3038,7 +3082,16 @@
           <w:sz w:val="28"/>
           <w:szCs w:val="28"/>
         </w:rPr>
-        <w:t>3]</w:t>
+        <w:t>16</w:t>
+      </w:r>
+      <w:r>
+        <w:rPr>
+          <w:rFonts w:ascii="Times New Roman" w:hAnsi="Times New Roman" w:cs="Times New Roman"/>
+          <w:color w:val="000000" w:themeColor="text1"/>
+          <w:sz w:val="28"/>
+          <w:szCs w:val="28"/>
+        </w:rPr>
+        <w:t>]</w:t>
       </w:r>
       <w:r>
         <w:rPr>
@@ -3161,6 +3214,7 @@
           <w:szCs w:val="28"/>
           <w:lang w:val="en-US"/>
         </w:rPr>
+        <w:lastRenderedPageBreak/>
         <w:drawing>
           <wp:inline distT="0" distB="0" distL="0" distR="0" wp14:anchorId="4EB8DE7B" wp14:editId="187F7BDE">
             <wp:extent cx="5839138" cy="1866900"/>
@@ -3217,7 +3271,7 @@
           <w:szCs w:val="28"/>
         </w:rPr>
       </w:pPr>
-      <w:bookmarkStart w:id="11" w:name="_Hlk217688651"/>
+      <w:bookmarkStart w:id="10" w:name="_Hlk217688651"/>
       <w:r>
         <w:rPr>
           <w:rFonts w:ascii="Times New Roman" w:hAnsi="Times New Roman" w:cs="Times New Roman"/>
@@ -3252,7 +3306,7 @@
         <w:t xml:space="preserve"> – Динамика туристского потока РФ</w:t>
       </w:r>
     </w:p>
-    <w:bookmarkEnd w:id="11"/>
+    <w:bookmarkEnd w:id="10"/>
     <w:p>
       <w:pPr>
         <w:spacing w:after="0" w:line="360" w:lineRule="auto"/>
@@ -3272,7 +3326,6 @@
           <w:sz w:val="28"/>
           <w:szCs w:val="28"/>
         </w:rPr>
-        <w:lastRenderedPageBreak/>
         <w:t>Туристическая отрасль отличается большим объемом обрабатываемой и хранимой информации. Современные информационные системы, которые предоставляют пользователю туристические услуги вынуждены обрабатывать сотни тысяч запросов в секунду [</w:t>
       </w:r>
       <w:r>
@@ -3282,7 +3335,16 @@
           <w:sz w:val="28"/>
           <w:szCs w:val="28"/>
         </w:rPr>
-        <w:t>4</w:t>
+        <w:t>1</w:t>
+      </w:r>
+      <w:r>
+        <w:rPr>
+          <w:rFonts w:ascii="Times New Roman" w:hAnsi="Times New Roman" w:cs="Times New Roman"/>
+          <w:color w:val="000000" w:themeColor="text1"/>
+          <w:sz w:val="28"/>
+          <w:szCs w:val="28"/>
+        </w:rPr>
+        <w:t>7</w:t>
       </w:r>
       <w:r>
         <w:rPr>
@@ -3391,7 +3453,7 @@
           <w:szCs w:val="28"/>
         </w:rPr>
       </w:pPr>
-      <w:bookmarkStart w:id="12" w:name="_Toc227501239"/>
+      <w:bookmarkStart w:id="11" w:name="_Toc227501239"/>
       <w:r>
         <w:rPr>
           <w:rFonts w:ascii="Times New Roman" w:hAnsi="Times New Roman" w:cs="Times New Roman"/>
@@ -3403,7 +3465,7 @@
         </w:rPr>
         <w:t>2.2. Анализ релевантных международных стандартов по теме исследования.</w:t>
       </w:r>
-      <w:bookmarkEnd w:id="12"/>
+      <w:bookmarkEnd w:id="11"/>
     </w:p>
     <w:p>
       <w:pPr>
@@ -3425,7 +3487,7 @@
         </w:rPr>
         <w:t xml:space="preserve">Прямых стандартов, описывающих требования к архитектуре информационных систем нет, однако есть несколько ключевых стандартов, которые создают фундамент и концептуальную основу. Одним из них является </w:t>
       </w:r>
-      <w:bookmarkStart w:id="13" w:name="_Hlk217691982"/>
+      <w:bookmarkStart w:id="12" w:name="_Hlk217691982"/>
       <w:r>
         <w:rPr>
           <w:rFonts w:ascii="Times New Roman" w:hAnsi="Times New Roman" w:cs="Times New Roman"/>
@@ -3434,6 +3496,41 @@
         </w:rPr>
         <w:t>ISO/IEC/IEEE 42010:2011</w:t>
       </w:r>
+      <w:bookmarkEnd w:id="12"/>
+      <w:r>
+        <w:rPr>
+          <w:rFonts w:ascii="Times New Roman" w:hAnsi="Times New Roman" w:cs="Times New Roman"/>
+          <w:sz w:val="28"/>
+          <w:szCs w:val="28"/>
+        </w:rPr>
+        <w:t xml:space="preserve">, в Российской классификации </w:t>
+      </w:r>
+      <w:bookmarkStart w:id="13" w:name="_Hlk217691988"/>
+      <w:r>
+        <w:rPr>
+          <w:rFonts w:ascii="Times New Roman" w:hAnsi="Times New Roman" w:cs="Times New Roman"/>
+          <w:sz w:val="28"/>
+          <w:szCs w:val="28"/>
+        </w:rPr>
+        <w:t>ГОСТ Р 57100-2016</w:t>
+      </w:r>
+      <w:r>
+        <w:rPr>
+          <w:rFonts w:ascii="Times New Roman" w:hAnsi="Times New Roman" w:cs="Times New Roman"/>
+          <w:sz w:val="28"/>
+          <w:szCs w:val="28"/>
+        </w:rPr>
+        <w:t>18</w:t>
+      </w:r>
+      <w:r>
+        <w:rPr>
+          <w:rFonts w:ascii="Times New Roman" w:hAnsi="Times New Roman" w:cs="Times New Roman"/>
+          <w:sz w:val="28"/>
+          <w:szCs w:val="28"/>
+        </w:rPr>
+        <w:t xml:space="preserve"> </w:t>
+      </w:r>
+      <w:bookmarkStart w:id="14" w:name="_Hlk217691995"/>
       <w:bookmarkEnd w:id="13"/>
       <w:r>
         <w:rPr>
@@ -3441,18 +3538,35 @@
           <w:sz w:val="28"/>
           <w:szCs w:val="28"/>
         </w:rPr>
-        <w:t xml:space="preserve">, в Российской классификации </w:t>
-      </w:r>
-      <w:bookmarkStart w:id="14" w:name="_Hlk217691988"/>
-      <w:r>
-        <w:rPr>
-          <w:rFonts w:ascii="Times New Roman" w:hAnsi="Times New Roman" w:cs="Times New Roman"/>
-          <w:sz w:val="28"/>
-          <w:szCs w:val="28"/>
-        </w:rPr>
-        <w:t xml:space="preserve">ГОСТ Р 57100-2016 </w:t>
-      </w:r>
-      <w:bookmarkStart w:id="15" w:name="_Hlk217691995"/>
+        <w:t xml:space="preserve">«Системная и программная инженерия. Описание </w:t>
+      </w:r>
+      <w:proofErr w:type="gramStart"/>
+      <w:r>
+        <w:rPr>
+          <w:rFonts w:ascii="Times New Roman" w:hAnsi="Times New Roman" w:cs="Times New Roman"/>
+          <w:sz w:val="28"/>
+          <w:szCs w:val="28"/>
+        </w:rPr>
+        <w:t>архитектуры»[</w:t>
+      </w:r>
+      <w:proofErr w:type="gramEnd"/>
+      <w:r>
+        <w:rPr>
+          <w:rFonts w:ascii="Times New Roman" w:hAnsi="Times New Roman" w:cs="Times New Roman"/>
+          <w:sz w:val="28"/>
+          <w:szCs w:val="28"/>
+          <w:lang w:val="en-US"/>
+        </w:rPr>
+        <w:t>18</w:t>
+      </w:r>
+      <w:r>
+        <w:rPr>
+          <w:rFonts w:ascii="Times New Roman" w:hAnsi="Times New Roman" w:cs="Times New Roman"/>
+          <w:sz w:val="28"/>
+          <w:szCs w:val="28"/>
+        </w:rPr>
+        <w:t xml:space="preserve">]. </w:t>
+      </w:r>
       <w:bookmarkEnd w:id="14"/>
       <w:r>
         <w:rPr>
@@ -3460,42 +3574,16 @@
           <w:sz w:val="28"/>
           <w:szCs w:val="28"/>
         </w:rPr>
-        <w:t xml:space="preserve">«Системная и программная инженерия. Описание </w:t>
-      </w:r>
-      <w:proofErr w:type="gramStart"/>
-      <w:r>
-        <w:rPr>
-          <w:rFonts w:ascii="Times New Roman" w:hAnsi="Times New Roman" w:cs="Times New Roman"/>
-          <w:sz w:val="28"/>
-          <w:szCs w:val="28"/>
-        </w:rPr>
-        <w:t>архитектуры»[</w:t>
-      </w:r>
-      <w:proofErr w:type="gramEnd"/>
-      <w:r>
-        <w:rPr>
-          <w:rFonts w:ascii="Times New Roman" w:hAnsi="Times New Roman" w:cs="Times New Roman"/>
-          <w:sz w:val="28"/>
-          <w:szCs w:val="28"/>
-        </w:rPr>
-        <w:t>6</w:t>
-      </w:r>
-      <w:r>
-        <w:rPr>
-          <w:rFonts w:ascii="Times New Roman" w:hAnsi="Times New Roman" w:cs="Times New Roman"/>
-          <w:sz w:val="28"/>
-          <w:szCs w:val="28"/>
-        </w:rPr>
-        <w:t xml:space="preserve">]. </w:t>
-      </w:r>
-      <w:bookmarkEnd w:id="15"/>
-      <w:r>
-        <w:rPr>
-          <w:rFonts w:ascii="Times New Roman" w:hAnsi="Times New Roman" w:cs="Times New Roman"/>
-          <w:sz w:val="28"/>
-          <w:szCs w:val="28"/>
-        </w:rPr>
-        <w:t xml:space="preserve">Данный стандарт определяет способ, с помощью которого осуществляются организация и выражение описания архитектуры. В нём определены условия для реализации желаемых свойств структур архитектуры и языков описания архитектуры в порядке целесообразной поддержки разработки и использования описаний архитектуры. В стандарте содержатся основы для сравнения и объединения структур архитектуры и языков описания </w:t>
+        <w:t xml:space="preserve">Данный стандарт определяет способ, с помощью которого осуществляются организация и выражение описания архитектуры. В нём определены условия для реализации желаемых свойств структур архитектуры и языков описания архитектуры в порядке целесообразной поддержки разработки и </w:t>
+      </w:r>
+      <w:r>
+        <w:rPr>
+          <w:rFonts w:ascii="Times New Roman" w:hAnsi="Times New Roman" w:cs="Times New Roman"/>
+          <w:sz w:val="28"/>
+          <w:szCs w:val="28"/>
+        </w:rPr>
+        <w:lastRenderedPageBreak/>
+        <w:t xml:space="preserve">использования описаний архитектуры. В стандарте содержатся основы для сравнения и объединения структур архитектуры и языков описания </w:t>
       </w:r>
       <w:r>
         <w:rPr>
@@ -3504,17 +3592,7 @@
           <w:sz w:val="28"/>
           <w:szCs w:val="28"/>
         </w:rPr>
-        <w:t xml:space="preserve">архитектуры путем обеспечения общей онтологии для определения их содержания. Данный документ используется для установления последовательной практики при разработке описаний архитектуры, ее структуры и языков описания архитектуры в пределах контекста жизненного цикла и его процессов, а также применяется для оценки соответствия описания </w:t>
-      </w:r>
-      <w:r>
-        <w:rPr>
-          <w:rFonts w:ascii="Times New Roman" w:hAnsi="Times New Roman" w:cs="Times New Roman"/>
-          <w:color w:val="000000" w:themeColor="text1"/>
-          <w:sz w:val="28"/>
-          <w:szCs w:val="28"/>
-        </w:rPr>
-        <w:lastRenderedPageBreak/>
-        <w:t>архитектуры, структуры архитектуры, языка описания архитектуры или точки зрения на архитектуру.</w:t>
+        <w:t>архитектуры путем обеспечения общей онтологии для определения их содержания. Данный документ используется для установления последовательной практики при разработке описаний архитектуры, ее структуры и языков описания архитектуры в пределах контекста жизненного цикла и его процессов, а также применяется для оценки соответствия описания архитектуры, структуры архитектуры, языка описания архитектуры или точки зрения на архитектуру.</w:t>
       </w:r>
     </w:p>
     <w:p>
@@ -3545,7 +3623,7 @@
         </w:rPr>
         <w:t xml:space="preserve">оценку информационной системы как конечного продукта является </w:t>
       </w:r>
-      <w:bookmarkStart w:id="16" w:name="_Hlk217692024"/>
+      <w:bookmarkStart w:id="15" w:name="_Hlk217692024"/>
       <w:r>
         <w:rPr>
           <w:rFonts w:ascii="Times New Roman" w:hAnsi="Times New Roman" w:cs="Times New Roman"/>
@@ -3554,6 +3632,25 @@
         </w:rPr>
         <w:t>ISO/IEC 25010:2011</w:t>
       </w:r>
+      <w:bookmarkEnd w:id="15"/>
+      <w:r>
+        <w:rPr>
+          <w:rFonts w:ascii="Times New Roman" w:hAnsi="Times New Roman" w:cs="Times New Roman"/>
+          <w:sz w:val="28"/>
+          <w:szCs w:val="28"/>
+        </w:rPr>
+        <w:t xml:space="preserve">, в Российской классификации </w:t>
+      </w:r>
+      <w:bookmarkStart w:id="16" w:name="_Hlk217692035"/>
+      <w:r>
+        <w:rPr>
+          <w:rFonts w:ascii="Times New Roman" w:hAnsi="Times New Roman" w:cs="Times New Roman"/>
+          <w:sz w:val="28"/>
+          <w:szCs w:val="28"/>
+        </w:rPr>
+        <w:t xml:space="preserve">ГОСТ Р ИСО/МЭК 25010—2015 </w:t>
+      </w:r>
+      <w:bookmarkStart w:id="17" w:name="_Hlk217692047"/>
       <w:bookmarkEnd w:id="16"/>
       <w:r>
         <w:rPr>
@@ -3561,18 +3658,17 @@
           <w:sz w:val="28"/>
           <w:szCs w:val="28"/>
         </w:rPr>
-        <w:t xml:space="preserve">, в Российской классификации </w:t>
-      </w:r>
-      <w:bookmarkStart w:id="17" w:name="_Hlk217692035"/>
-      <w:r>
-        <w:rPr>
-          <w:rFonts w:ascii="Times New Roman" w:hAnsi="Times New Roman" w:cs="Times New Roman"/>
-          <w:sz w:val="28"/>
-          <w:szCs w:val="28"/>
-        </w:rPr>
-        <w:t xml:space="preserve">ГОСТ Р ИСО/МЭК 25010—2015 </w:t>
-      </w:r>
-      <w:bookmarkStart w:id="18" w:name="_Hlk217692047"/>
+        <w:t xml:space="preserve">«Системная и программная инженерия. Требования и оценка качества систем и программного обеспечения. Модели качества систем и программного </w:t>
+      </w:r>
+      <w:proofErr w:type="gramStart"/>
+      <w:r>
+        <w:rPr>
+          <w:rFonts w:ascii="Times New Roman" w:hAnsi="Times New Roman" w:cs="Times New Roman"/>
+          <w:sz w:val="28"/>
+          <w:szCs w:val="28"/>
+        </w:rPr>
+        <w:t>продукта»</w:t>
+      </w:r>
       <w:bookmarkEnd w:id="17"/>
       <w:r>
         <w:rPr>
@@ -3580,24 +3676,6 @@
           <w:sz w:val="28"/>
           <w:szCs w:val="28"/>
         </w:rPr>
-        <w:t xml:space="preserve">«Системная и программная инженерия. Требования и оценка качества систем и программного обеспечения. Модели качества систем и программного </w:t>
-      </w:r>
-      <w:proofErr w:type="gramStart"/>
-      <w:r>
-        <w:rPr>
-          <w:rFonts w:ascii="Times New Roman" w:hAnsi="Times New Roman" w:cs="Times New Roman"/>
-          <w:sz w:val="28"/>
-          <w:szCs w:val="28"/>
-        </w:rPr>
-        <w:t>продукта»</w:t>
-      </w:r>
-      <w:bookmarkEnd w:id="18"/>
-      <w:r>
-        <w:rPr>
-          <w:rFonts w:ascii="Times New Roman" w:hAnsi="Times New Roman" w:cs="Times New Roman"/>
-          <w:sz w:val="28"/>
-          <w:szCs w:val="28"/>
-        </w:rPr>
         <w:t>[</w:t>
       </w:r>
       <w:proofErr w:type="gramEnd"/>
@@ -3606,8 +3684,9 @@
           <w:rFonts w:ascii="Times New Roman" w:hAnsi="Times New Roman" w:cs="Times New Roman"/>
           <w:sz w:val="28"/>
           <w:szCs w:val="28"/>
-        </w:rPr>
-        <w:t>7</w:t>
+          <w:lang w:val="en-US"/>
+        </w:rPr>
+        <w:t>19</w:t>
       </w:r>
       <w:r>
         <w:rPr>
@@ -3896,7 +3975,7 @@
           <w:sz w:val="28"/>
           <w:szCs w:val="28"/>
         </w:rPr>
-        <w:t>8</w:t>
+        <w:t>20</w:t>
       </w:r>
       <w:r>
         <w:rPr>
@@ -3922,7 +4001,16 @@
           <w:sz w:val="28"/>
           <w:szCs w:val="28"/>
         </w:rPr>
-        <w:t>, что обеспечивает гарантированную интерпретацию данных различными программными компонентами, написанными на любых языках программирования.</w:t>
+        <w:t xml:space="preserve">, что обеспечивает гарантированную </w:t>
+      </w:r>
+      <w:r>
+        <w:rPr>
+          <w:rFonts w:ascii="Times New Roman" w:hAnsi="Times New Roman" w:cs="Times New Roman"/>
+          <w:sz w:val="28"/>
+          <w:szCs w:val="28"/>
+        </w:rPr>
+        <w:lastRenderedPageBreak/>
+        <w:t>интерпретацию данных различными программными компонентами, написанными на любых языках программирования.</w:t>
       </w:r>
     </w:p>
     <w:p>
@@ -3977,16 +4065,7 @@
           <w:sz w:val="28"/>
           <w:szCs w:val="28"/>
         </w:rPr>
-        <w:t xml:space="preserve"> сообщения для обеспечения гибкого взаимодействия с сетевыми информационными </w:t>
-      </w:r>
-      <w:r>
-        <w:rPr>
-          <w:rFonts w:ascii="Times New Roman" w:hAnsi="Times New Roman" w:cs="Times New Roman"/>
-          <w:sz w:val="28"/>
-          <w:szCs w:val="28"/>
-        </w:rPr>
-        <w:lastRenderedPageBreak/>
-        <w:t xml:space="preserve">системами на основе </w:t>
+        <w:t xml:space="preserve"> сообщения для обеспечения гибкого взаимодействия с сетевыми информационными системами на основе </w:t>
       </w:r>
       <w:proofErr w:type="gramStart"/>
       <w:r>
@@ -4004,7 +4083,7 @@
           <w:sz w:val="28"/>
           <w:szCs w:val="28"/>
         </w:rPr>
-        <w:t>9</w:t>
+        <w:t>21</w:t>
       </w:r>
       <w:r>
         <w:rPr>
@@ -4087,6 +4166,7 @@
         <w:rPr>
           <w:noProof/>
         </w:rPr>
+        <w:lastRenderedPageBreak/>
         <w:drawing>
           <wp:inline distT="0" distB="0" distL="0" distR="0" wp14:anchorId="1BFE5EB8" wp14:editId="56CD2E8B">
             <wp:extent cx="5941148" cy="2143125"/>
@@ -4236,7 +4316,6 @@
           <w:sz w:val="28"/>
           <w:szCs w:val="28"/>
         </w:rPr>
-        <w:lastRenderedPageBreak/>
         <w:t xml:space="preserve">Стандарт ISO/IEC 19464 регламентирует существование протокола </w:t>
       </w:r>
       <w:r>
@@ -4272,7 +4351,7 @@
           <w:sz w:val="28"/>
           <w:szCs w:val="28"/>
         </w:rPr>
-        <w:t>10</w:t>
+        <w:t>22</w:t>
       </w:r>
       <w:r>
         <w:rPr>
@@ -4478,9 +4557,10 @@
           <w:sz w:val="28"/>
           <w:szCs w:val="28"/>
         </w:rPr>
+        <w:lastRenderedPageBreak/>
         <w:t>Основная идея состоит в том, что отдельные подсистемы могут обмениваться произвольным образом сообщениями через AMQP-брокер, который осуществляет маршрутизацию, возможно гарантирует доставку, распределение потоков данных, подписку на нужные типы сообщений.</w:t>
       </w:r>
-      <w:bookmarkStart w:id="19" w:name="_Hlk217591944"/>
+      <w:bookmarkStart w:id="18" w:name="_Hlk217591944"/>
       <w:r>
         <w:rPr>
           <w:rFonts w:ascii="Times New Roman" w:hAnsi="Times New Roman" w:cs="Times New Roman"/>
@@ -4595,7 +4675,6 @@
           <w:sz w:val="28"/>
           <w:szCs w:val="28"/>
         </w:rPr>
-        <w:lastRenderedPageBreak/>
         <w:t>Очередь(</w:t>
       </w:r>
       <w:proofErr w:type="spellStart"/>
@@ -4722,7 +4801,16 @@
           <w:sz w:val="28"/>
           <w:szCs w:val="28"/>
         </w:rPr>
-        <w:t>. Однако, когда сообщение направляется в несколько очередей сообщений, оно идентично в каждой очереди сообщений. Здесь нет уникального идентификатора, отличающего различные копии. Когда сообщение поступает в очередь сообщений, она немедленно пытается передать его потребителю через AMQP. Если это невозможно, то сообщение хранится в очереди сообщений (в памяти или на диске по просьбе Источник) и ждет, пока Потребитель(</w:t>
+        <w:t xml:space="preserve">. Однако, когда сообщение направляется в несколько </w:t>
+      </w:r>
+      <w:r>
+        <w:rPr>
+          <w:rFonts w:ascii="Times New Roman" w:hAnsi="Times New Roman" w:cs="Times New Roman"/>
+          <w:sz w:val="28"/>
+          <w:szCs w:val="28"/>
+        </w:rPr>
+        <w:lastRenderedPageBreak/>
+        <w:t>очередей сообщений, оно идентично в каждой очереди сообщений. Здесь нет уникального идентификатора, отличающего различные копии. Когда сообщение поступает в очередь сообщений, она немедленно пытается передать его потребителю через AMQP. Если это невозможно, то сообщение хранится в очереди сообщений (в памяти или на диске по просьбе Источник) и ждет, пока Потребитель(</w:t>
       </w:r>
       <w:proofErr w:type="spellStart"/>
       <w:r>
@@ -4740,16 +4828,7 @@
           <w:sz w:val="28"/>
           <w:szCs w:val="28"/>
         </w:rPr>
-        <w:t xml:space="preserve">) будет готов. Если отсутствует Потребитель, то очередь может вернуть сообщение Источник через AMQP (опять же, если Источник попросил об этом). Когда очередь сообщений может доставить сообщение Потребитель, она удаляет сообщение из своего внутреннего хранилища. Это может произойти сразу же или после того, как Потребитель признает, что он успешно выполнил свою работу, обработал сообщение. Потребитель сам выбирает, как </w:t>
-      </w:r>
-      <w:r>
-        <w:rPr>
-          <w:rFonts w:ascii="Times New Roman" w:hAnsi="Times New Roman" w:cs="Times New Roman"/>
-          <w:sz w:val="28"/>
-          <w:szCs w:val="28"/>
-        </w:rPr>
-        <w:lastRenderedPageBreak/>
-        <w:t>и когда сообщения будут «подтверждены». Потребитель также может отклонить сообщение (отрицательное подтверждение). Сообщения Источника и подтверждения Потребителя сгруппированы в транзакции. Когда приложение играет обе роли, что часто бывает, он выполняет смешанную работу: отправляет сообщения и отправляет подтверждения, а затем фиксация или откат транзакции. Доставка сообщений от сервера к Потребителю не является транзакционной.</w:t>
+        <w:t>) будет готов. Если отсутствует Потребитель, то очередь может вернуть сообщение Источник через AMQP (опять же, если Источник попросил об этом). Когда очередь сообщений может доставить сообщение Потребитель, она удаляет сообщение из своего внутреннего хранилища. Это может произойти сразу же или после того, как Потребитель признает, что он успешно выполнил свою работу, обработал сообщение. Потребитель сам выбирает, как и когда сообщения будут «подтверждены». Потребитель также может отклонить сообщение (отрицательное подтверждение). Сообщения Источника и подтверждения Потребителя сгруппированы в транзакции. Когда приложение играет обе роли, что часто бывает, он выполняет смешанную работу: отправляет сообщения и отправляет подтверждения, а затем фиксация или откат транзакции. Доставка сообщений от сервера к Потребителю не является транзакционной.</w:t>
       </w:r>
     </w:p>
     <w:p>
@@ -4782,7 +4861,7 @@
         </w:rPr>
         <w:t xml:space="preserve"> </w:t>
       </w:r>
-      <w:bookmarkStart w:id="20" w:name="_Toc227501240"/>
+      <w:bookmarkStart w:id="19" w:name="_Toc227501240"/>
       <w:r>
         <w:rPr>
           <w:rFonts w:ascii="Times New Roman" w:hAnsi="Times New Roman" w:cs="Times New Roman"/>
@@ -4794,7 +4873,7 @@
         </w:rPr>
         <w:t>Сравнение и оценка методологических, технологических, алгоритмических и программных решений по теме исследования</w:t>
       </w:r>
-      <w:bookmarkEnd w:id="20"/>
+      <w:bookmarkEnd w:id="19"/>
     </w:p>
     <w:p>
       <w:pPr>
@@ -4818,7 +4897,7 @@
           <w:szCs w:val="28"/>
         </w:rPr>
       </w:pPr>
-      <w:bookmarkStart w:id="21" w:name="_Toc227501241"/>
+      <w:bookmarkStart w:id="20" w:name="_Toc227501241"/>
       <w:r>
         <w:rPr>
           <w:rFonts w:ascii="Times New Roman" w:hAnsi="Times New Roman" w:cs="Times New Roman"/>
@@ -4852,7 +4931,7 @@
         </w:rPr>
         <w:t xml:space="preserve"> задачи балансировки и распределения</w:t>
       </w:r>
-      <w:bookmarkEnd w:id="21"/>
+      <w:bookmarkEnd w:id="20"/>
     </w:p>
     <w:p>
       <w:pPr>
@@ -4891,6 +4970,7 @@
           <w:sz w:val="28"/>
           <w:szCs w:val="28"/>
         </w:rPr>
+        <w:lastRenderedPageBreak/>
         <w:t>Контейнер — это изолированная среда выполнения для приложения. Она включает в себя все необходимое для запуска приложения — исполняемый код, библиотеки, системные инструменты, настройки и зависимости.</w:t>
       </w:r>
     </w:p>
@@ -5006,7 +5086,6 @@
         <w:rPr>
           <w:noProof/>
         </w:rPr>
-        <w:lastRenderedPageBreak/>
         <w:drawing>
           <wp:inline distT="0" distB="0" distL="0" distR="0" wp14:anchorId="7E5ED7D3" wp14:editId="1B859F36">
             <wp:extent cx="5975350" cy="5194792"/>
@@ -5150,14 +5229,15 @@
           <w:szCs w:val="28"/>
         </w:rPr>
       </w:pPr>
-      <w:bookmarkStart w:id="22" w:name="_Hlk217695803"/>
-      <w:proofErr w:type="spellStart"/>
-      <w:r>
-        <w:rPr>
-          <w:rFonts w:ascii="Times New Roman" w:hAnsi="Times New Roman" w:cs="Times New Roman"/>
-          <w:sz w:val="28"/>
-          <w:szCs w:val="28"/>
-        </w:rPr>
+      <w:bookmarkStart w:id="21" w:name="_Hlk217695803"/>
+      <w:proofErr w:type="spellStart"/>
+      <w:r>
+        <w:rPr>
+          <w:rFonts w:ascii="Times New Roman" w:hAnsi="Times New Roman" w:cs="Times New Roman"/>
+          <w:sz w:val="28"/>
+          <w:szCs w:val="28"/>
+        </w:rPr>
+        <w:lastRenderedPageBreak/>
         <w:t>Docker</w:t>
       </w:r>
       <w:proofErr w:type="spellEnd"/>
@@ -5203,7 +5283,7 @@
           <w:sz w:val="28"/>
           <w:szCs w:val="28"/>
         </w:rPr>
-        <w:t>11</w:t>
+        <w:t>23</w:t>
       </w:r>
       <w:r>
         <w:rPr>
@@ -5339,7 +5419,6 @@
           <w:sz w:val="28"/>
           <w:szCs w:val="28"/>
         </w:rPr>
-        <w:lastRenderedPageBreak/>
         <w:t xml:space="preserve">Программное обеспечение функционирует в среде </w:t>
       </w:r>
       <w:proofErr w:type="spellStart"/>
@@ -5670,7 +5749,16 @@
           <w:sz w:val="28"/>
           <w:szCs w:val="28"/>
         </w:rPr>
-        <w:t>). Серия команд позволяет осуществлять мониторинг запущенных процессов (</w:t>
+        <w:t xml:space="preserve">). Серия команд позволяет осуществлять мониторинг </w:t>
+      </w:r>
+      <w:r>
+        <w:rPr>
+          <w:rFonts w:ascii="Times New Roman" w:hAnsi="Times New Roman" w:cs="Times New Roman"/>
+          <w:sz w:val="28"/>
+          <w:szCs w:val="28"/>
+        </w:rPr>
+        <w:lastRenderedPageBreak/>
+        <w:t>запущенных процессов (</w:t>
       </w:r>
       <w:proofErr w:type="spellStart"/>
       <w:r>
@@ -6003,7 +6091,6 @@
           <w:sz w:val="28"/>
           <w:szCs w:val="28"/>
         </w:rPr>
-        <w:lastRenderedPageBreak/>
         <w:t>образов[</w:t>
       </w:r>
       <w:proofErr w:type="gramEnd"/>
@@ -6214,7 +6301,7 @@
           <w:sz w:val="28"/>
           <w:szCs w:val="28"/>
         </w:rPr>
-        <w:t>простоту.[</w:t>
+        <w:t>простоту[</w:t>
       </w:r>
       <w:proofErr w:type="gramEnd"/>
       <w:r>
@@ -6223,15 +6310,31 @@
           <w:sz w:val="28"/>
           <w:szCs w:val="28"/>
         </w:rPr>
-        <w:t>12</w:t>
-      </w:r>
-      <w:r>
-        <w:rPr>
-          <w:rFonts w:ascii="Times New Roman" w:hAnsi="Times New Roman" w:cs="Times New Roman"/>
-          <w:sz w:val="28"/>
-          <w:szCs w:val="28"/>
-        </w:rPr>
-        <w:t xml:space="preserve">] В отличие от </w:t>
+        <w:t>24</w:t>
+      </w:r>
+      <w:r>
+        <w:rPr>
+          <w:rFonts w:ascii="Times New Roman" w:hAnsi="Times New Roman" w:cs="Times New Roman"/>
+          <w:sz w:val="28"/>
+          <w:szCs w:val="28"/>
+        </w:rPr>
+        <w:t>]</w:t>
+      </w:r>
+      <w:r>
+        <w:rPr>
+          <w:rFonts w:ascii="Times New Roman" w:hAnsi="Times New Roman" w:cs="Times New Roman"/>
+          <w:sz w:val="28"/>
+          <w:szCs w:val="28"/>
+        </w:rPr>
+        <w:t>.</w:t>
+      </w:r>
+      <w:r>
+        <w:rPr>
+          <w:rFonts w:ascii="Times New Roman" w:hAnsi="Times New Roman" w:cs="Times New Roman"/>
+          <w:sz w:val="28"/>
+          <w:szCs w:val="28"/>
+        </w:rPr>
+        <w:t xml:space="preserve"> В отличие от </w:t>
       </w:r>
       <w:proofErr w:type="spellStart"/>
       <w:r>
@@ -6396,7 +6499,7 @@
         <w:t xml:space="preserve"> не получил такой широкой популярности, он остается жизнеспособным вариантом для тех, у кого в приоритете безопасность и простота.</w:t>
       </w:r>
     </w:p>
-    <w:bookmarkEnd w:id="22"/>
+    <w:bookmarkEnd w:id="21"/>
     <w:p>
       <w:pPr>
         <w:spacing w:after="0" w:line="360" w:lineRule="auto"/>
@@ -6468,7 +6571,16 @@
           <w:sz w:val="28"/>
           <w:szCs w:val="28"/>
         </w:rPr>
-        <w:t xml:space="preserve"> фундаментальная, наименьшая и самая простая единица развертывания оркестратора, которая состоит из одного или нескольких контейнеров. Реплика – это идентичная копия пода.</w:t>
+        <w:t xml:space="preserve"> фундаментальная, наименьшая и самая простая </w:t>
+      </w:r>
+      <w:r>
+        <w:rPr>
+          <w:rFonts w:ascii="Times New Roman" w:hAnsi="Times New Roman" w:cs="Times New Roman"/>
+          <w:sz w:val="28"/>
+          <w:szCs w:val="28"/>
+        </w:rPr>
+        <w:lastRenderedPageBreak/>
+        <w:t>единица развертывания оркестратора, которая состоит из одного или нескольких контейнеров. Реплика – это идентичная копия пода.</w:t>
       </w:r>
     </w:p>
     <w:p>
@@ -6482,7 +6594,7 @@
           <w:szCs w:val="28"/>
         </w:rPr>
       </w:pPr>
-      <w:bookmarkStart w:id="23" w:name="_Hlk217695817"/>
+      <w:bookmarkStart w:id="22" w:name="_Hlk217695817"/>
       <w:r>
         <w:rPr>
           <w:rFonts w:ascii="Times New Roman" w:hAnsi="Times New Roman" w:cs="Times New Roman"/>
@@ -6534,7 +6646,7 @@
           <w:sz w:val="28"/>
           <w:szCs w:val="28"/>
         </w:rPr>
-        <w:t>13</w:t>
+        <w:t>25</w:t>
       </w:r>
       <w:r>
         <w:rPr>
@@ -6596,7 +6708,6 @@
           <w:sz w:val="28"/>
           <w:szCs w:val="28"/>
         </w:rPr>
-        <w:lastRenderedPageBreak/>
         <w:drawing>
           <wp:inline distT="0" distB="0" distL="0" distR="0" wp14:anchorId="494BDCB6" wp14:editId="64B39AEF">
             <wp:extent cx="5967482" cy="4258570"/>
@@ -6672,7 +6783,6 @@
           <w:color w:val="000000" w:themeColor="text1"/>
           <w:sz w:val="28"/>
           <w:szCs w:val="28"/>
-          <w:lang w:val="en-US"/>
         </w:rPr>
         <w:t>6</w:t>
       </w:r>
@@ -6749,7 +6859,16 @@
           <w:sz w:val="28"/>
           <w:szCs w:val="28"/>
         </w:rPr>
-        <w:t xml:space="preserve"> автоматизирует. Вместе с тем, одним из основных недостатков этой системы </w:t>
+        <w:t xml:space="preserve"> </w:t>
+      </w:r>
+      <w:r>
+        <w:rPr>
+          <w:rFonts w:ascii="Times New Roman" w:hAnsi="Times New Roman" w:cs="Times New Roman"/>
+          <w:sz w:val="28"/>
+          <w:szCs w:val="28"/>
+        </w:rPr>
+        <w:lastRenderedPageBreak/>
+        <w:t xml:space="preserve">автоматизирует. Вместе с тем, одним из основных недостатков этой системы </w:t>
       </w:r>
       <w:proofErr w:type="spellStart"/>
       <w:r>
@@ -6884,7 +7003,7 @@
           <w:sz w:val="28"/>
           <w:szCs w:val="28"/>
         </w:rPr>
-        <w:t>14</w:t>
+        <w:t>26</w:t>
       </w:r>
       <w:r>
         <w:rPr>
@@ -7056,16 +7175,7 @@
           <w:sz w:val="28"/>
           <w:szCs w:val="28"/>
         </w:rPr>
-        <w:t xml:space="preserve"> предлагает более мощные возможности для </w:t>
-      </w:r>
-      <w:r>
-        <w:rPr>
-          <w:rFonts w:ascii="Times New Roman" w:hAnsi="Times New Roman" w:cs="Times New Roman"/>
-          <w:sz w:val="28"/>
-          <w:szCs w:val="28"/>
-        </w:rPr>
-        <w:lastRenderedPageBreak/>
-        <w:t xml:space="preserve">управления контейнерами, такие как автоматическое масштабирование и управление состоянием приложений, что делает его подходящим для крупных и сложных проектов. В то же время, </w:t>
+        <w:t xml:space="preserve"> предлагает более мощные возможности для управления контейнерами, такие как автоматическое масштабирование и управление состоянием приложений, что делает его подходящим для крупных и сложных проектов. В то же время, </w:t>
       </w:r>
       <w:proofErr w:type="spellStart"/>
       <w:r>
@@ -7103,7 +7213,7 @@
         </w:rPr>
         <w:t xml:space="preserve"> проще в использовании и настройке, что делает его идеальным выбором для небольших команд и проектов, где не требуется сложная инфраструктура.</w:t>
       </w:r>
-      <w:bookmarkEnd w:id="19"/>
+      <w:bookmarkEnd w:id="18"/>
     </w:p>
     <w:p>
       <w:pPr>
@@ -7167,7 +7277,7 @@
           <w:sz w:val="28"/>
           <w:szCs w:val="28"/>
         </w:rPr>
-        <w:t>15</w:t>
+        <w:t>27</w:t>
       </w:r>
       <w:r>
         <w:rPr>
@@ -7367,7 +7477,16 @@
           <w:sz w:val="28"/>
           <w:szCs w:val="28"/>
         </w:rPr>
-        <w:t xml:space="preserve">, что позволяет создавать комплексные решения для управления инфраструктурой. Благодаря этим интеграциям, </w:t>
+        <w:t xml:space="preserve">, что позволяет создавать комплексные решения для управления инфраструктурой. Благодаря этим </w:t>
+      </w:r>
+      <w:r>
+        <w:rPr>
+          <w:rFonts w:ascii="Times New Roman" w:hAnsi="Times New Roman" w:cs="Times New Roman"/>
+          <w:sz w:val="28"/>
+          <w:szCs w:val="28"/>
+        </w:rPr>
+        <w:lastRenderedPageBreak/>
+        <w:t xml:space="preserve">интеграциям, </w:t>
       </w:r>
       <w:proofErr w:type="spellStart"/>
       <w:r>
@@ -7446,7 +7565,7 @@
           <w:szCs w:val="28"/>
         </w:rPr>
       </w:pPr>
-      <w:bookmarkStart w:id="24" w:name="_Toc227501242"/>
+      <w:bookmarkStart w:id="23" w:name="_Toc227501242"/>
       <w:r>
         <w:rPr>
           <w:rFonts w:ascii="Times New Roman" w:hAnsi="Times New Roman" w:cs="Times New Roman"/>
@@ -7458,9 +7577,9 @@
         </w:rPr>
         <w:t>Алгоритмы балансировки и распределения</w:t>
       </w:r>
-      <w:bookmarkEnd w:id="24"/>
-    </w:p>
-    <w:bookmarkEnd w:id="23"/>
+      <w:bookmarkEnd w:id="23"/>
+    </w:p>
+    <w:bookmarkEnd w:id="22"/>
     <w:p>
       <w:pPr>
         <w:spacing w:after="0" w:line="360" w:lineRule="auto"/>
@@ -7553,7 +7672,6 @@
         <w:rPr>
           <w:noProof/>
         </w:rPr>
-        <w:lastRenderedPageBreak/>
         <w:drawing>
           <wp:inline distT="0" distB="0" distL="0" distR="0" wp14:anchorId="5F3C8F4C" wp14:editId="1493D4AE">
             <wp:extent cx="5869172" cy="3355066"/>
@@ -7775,7 +7893,7 @@
           <w:sz w:val="28"/>
           <w:szCs w:val="28"/>
         </w:rPr>
-        <w:t>16</w:t>
+        <w:t>28</w:t>
       </w:r>
       <w:r>
         <w:rPr>
@@ -7855,7 +7973,16 @@
           <w:sz w:val="28"/>
           <w:szCs w:val="28"/>
         </w:rPr>
-        <w:t> равны по своим свойствам между собой, задачи </w:t>
+        <w:t xml:space="preserve"> равны по своим </w:t>
+      </w:r>
+      <w:r>
+        <w:rPr>
+          <w:rFonts w:ascii="Times New Roman" w:hAnsi="Times New Roman" w:cs="Times New Roman"/>
+          <w:sz w:val="28"/>
+          <w:szCs w:val="28"/>
+        </w:rPr>
+        <w:lastRenderedPageBreak/>
+        <w:t>свойствам между собой, задачи </w:t>
       </w:r>
       <w:r>
         <w:rPr>
@@ -7999,16 +8126,7 @@
           <w:sz w:val="28"/>
           <w:szCs w:val="28"/>
         </w:rPr>
-        <w:t xml:space="preserve">), и по достижении последнего объекта следующая задача будет также назначена первому объекту. Решение задач может быть дополнительно разбито на кванты времени, причем для продолжения решения во времени нумерация объектов (и, соответственно, назначенные задачи) сдвигается по кругу на 1, то </w:t>
-      </w:r>
-      <w:r>
-        <w:rPr>
-          <w:rFonts w:ascii="Times New Roman" w:hAnsi="Times New Roman" w:cs="Times New Roman"/>
-          <w:sz w:val="28"/>
-          <w:szCs w:val="28"/>
-        </w:rPr>
-        <w:lastRenderedPageBreak/>
-        <w:t xml:space="preserve">есть задача первого объекта отдается второму, второго — третьему, и т. д., а первый объект получает задачу последнего, либо освобождается для приёма новой задачи. </w:t>
+        <w:t xml:space="preserve">), и по достижении последнего объекта следующая задача будет также назначена первому объекту. Решение задач может быть дополнительно разбито на кванты времени, причем для продолжения решения во времени нумерация объектов (и, соответственно, назначенные задачи) сдвигается по кругу на 1, то есть задача первого объекта отдается второму, второго — третьему, и т. д., а первый объект получает задачу последнего, либо освобождается для приёма новой задачи. </w:t>
       </w:r>
       <w:proofErr w:type="spellStart"/>
       <w:r>
@@ -8246,6 +8364,7 @@
           <w:szCs w:val="28"/>
           <w:lang w:val="en-US"/>
         </w:rPr>
+        <w:lastRenderedPageBreak/>
         <w:t>L</w:t>
       </w:r>
       <w:proofErr w:type="spellStart"/>
@@ -8420,7 +8539,6 @@
           <w:sz w:val="28"/>
           <w:szCs w:val="28"/>
         </w:rPr>
-        <w:lastRenderedPageBreak/>
         <w:t>Запрос направляется к компоненту с наименьшим количеством активных соединений.</w:t>
       </w:r>
     </w:p>
@@ -8672,7 +8790,16 @@
           <w:sz w:val="28"/>
           <w:szCs w:val="28"/>
         </w:rPr>
-        <w:t>Алгоритм не учитывает реальные характеристики контейнеров, такие как производительность процессора, объем оперативной памяти или пропускная способность. Если один элемент слабее другого, но у него меньше активных соединений, алгоритм все равно направит на него запрос, что приведет к перегрузке.</w:t>
+        <w:t xml:space="preserve">Алгоритм не учитывает реальные характеристики контейнеров, такие как производительность процессора, объем оперативной памяти или </w:t>
+      </w:r>
+      <w:r>
+        <w:rPr>
+          <w:rFonts w:ascii="Times New Roman" w:hAnsi="Times New Roman" w:cs="Times New Roman"/>
+          <w:sz w:val="28"/>
+          <w:szCs w:val="28"/>
+        </w:rPr>
+        <w:lastRenderedPageBreak/>
+        <w:t>пропускная способность. Если один элемент слабее другого, но у него меньше активных соединений, алгоритм все равно направит на него запрос, что приведет к перегрузке.</w:t>
       </w:r>
     </w:p>
     <w:p>
@@ -8716,7 +8843,6 @@
           <w:sz w:val="28"/>
           <w:szCs w:val="28"/>
         </w:rPr>
-        <w:lastRenderedPageBreak/>
         <w:t xml:space="preserve">Суть алгоритма IP </w:t>
       </w:r>
       <w:proofErr w:type="spellStart"/>
@@ -8934,7 +9060,7 @@
           <w:sz w:val="28"/>
           <w:szCs w:val="28"/>
         </w:rPr>
-        <w:t>17</w:t>
+        <w:t>29</w:t>
       </w:r>
       <w:r>
         <w:rPr>
@@ -9000,6 +9126,7 @@
           <w:sz w:val="28"/>
           <w:szCs w:val="28"/>
         </w:rPr>
+        <w:lastRenderedPageBreak/>
         <w:t xml:space="preserve">Кроме того, </w:t>
       </w:r>
       <w:proofErr w:type="spellStart"/>
@@ -9074,16 +9201,7 @@
           <w:sz w:val="28"/>
           <w:szCs w:val="28"/>
         </w:rPr>
-        <w:t xml:space="preserve"> и делается большая ставка на сохранение данных </w:t>
-      </w:r>
-      <w:r>
-        <w:rPr>
-          <w:rFonts w:ascii="Times New Roman" w:hAnsi="Times New Roman" w:cs="Times New Roman"/>
-          <w:sz w:val="28"/>
-          <w:szCs w:val="28"/>
-        </w:rPr>
-        <w:lastRenderedPageBreak/>
-        <w:t>сессий. Например, в веб-приложениях с высокой нагрузкой, где пользовательская информация сохраняется локально в вычислительном кластере.</w:t>
+        <w:t xml:space="preserve"> и делается большая ставка на сохранение данных сессий. Например, в веб-приложениях с высокой нагрузкой, где пользовательская информация сохраняется локально в вычислительном кластере.</w:t>
       </w:r>
     </w:p>
     <w:p>
@@ -9231,6 +9349,7 @@
           <w:sz w:val="28"/>
           <w:szCs w:val="28"/>
         </w:rPr>
+        <w:lastRenderedPageBreak/>
         <w:t xml:space="preserve">Случайный выбор между двумя вариантами – подход, в основе которого лежит использование случайности для выбора узлов, однако подбор происходит эффективнее, чем обычный случайный выбор. Сначала </w:t>
       </w:r>
       <w:proofErr w:type="spellStart"/>
@@ -9249,16 +9368,7 @@
           <w:sz w:val="28"/>
           <w:szCs w:val="28"/>
         </w:rPr>
-        <w:t xml:space="preserve"> поступает команда, алгоритм случайным образом выбирает два пода из доступного пула. Затем проводится сравнение текущей нагрузки на двух выбранных узлах по количеству активных соединений или по текущей загруженности. Из двух выбранных подов запрос отправляется на тот, который менее загружен по выбранной характеристике в данный момент. В отличие от </w:t>
-      </w:r>
-      <w:r>
-        <w:rPr>
-          <w:rFonts w:ascii="Times New Roman" w:hAnsi="Times New Roman" w:cs="Times New Roman"/>
-          <w:sz w:val="28"/>
-          <w:szCs w:val="28"/>
-        </w:rPr>
-        <w:lastRenderedPageBreak/>
-        <w:t>обычного случайного распределения, где запрос может попасть на перегруженный под, данный подход значительно повышает вероятность того, что задача будет перенаправлена на более «свободный» для этого узел в данный момент времени. С точки зрения реализации алгоритм относительно прост и не требует сложных вычислений или мониторинга в режиме реального времени всех подов в кластере, как это требуется, например, в рассмотренном ранее алгоритме наименьшего времени отклика.</w:t>
+        <w:t xml:space="preserve"> поступает команда, алгоритм случайным образом выбирает два пода из доступного пула. Затем проводится сравнение текущей нагрузки на двух выбранных узлах по количеству активных соединений или по текущей загруженности. Из двух выбранных подов запрос отправляется на тот, который менее загружен по выбранной характеристике в данный момент. В отличие от обычного случайного распределения, где запрос может попасть на перегруженный под, данный подход значительно повышает вероятность того, что задача будет перенаправлена на более «свободный» для этого узел в данный момент времени. С точки зрения реализации алгоритм относительно прост и не требует сложных вычислений или мониторинга в режиме реального времени всех подов в кластере, как это требуется, например, в рассмотренном ранее алгоритме наименьшего времени отклика.</w:t>
       </w:r>
     </w:p>
     <w:p>
@@ -9298,7 +9408,16 @@
           <w:sz w:val="28"/>
           <w:szCs w:val="28"/>
         </w:rPr>
-        <w:t>Алгоритм центральной очереди работает по принципу динамического распределения. Он хранит новые действия и невыполненные запросы в виде циклической очереди FIFO (</w:t>
+        <w:t xml:space="preserve">Алгоритм центральной очереди работает по принципу динамического распределения. Он хранит новые действия и невыполненные запросы в виде </w:t>
+      </w:r>
+      <w:r>
+        <w:rPr>
+          <w:rFonts w:ascii="Times New Roman" w:hAnsi="Times New Roman" w:cs="Times New Roman"/>
+          <w:sz w:val="28"/>
+          <w:szCs w:val="28"/>
+        </w:rPr>
+        <w:lastRenderedPageBreak/>
+        <w:t>циклической очереди FIFO (</w:t>
       </w:r>
       <w:proofErr w:type="spellStart"/>
       <w:r>
@@ -9334,16 +9453,7 @@
           <w:sz w:val="28"/>
           <w:szCs w:val="28"/>
         </w:rPr>
-        <w:t xml:space="preserve">). Каждый новый запрос, поступающий в диспетчер очередей, добавляется в очередь. Затем, когда диспетчер очередей получает запрос на действие, он удаляет первое действие из очереди и отправляет его инициатору запроса. Если в очереди нет задач для выполнения, запрос от вычислительного узла буферизуется до тех пор, пока не станет доступна новая задача. Если новая задача поступает в диспетчер очереди, когда в очереди есть невыполненные задачи, первый такой запрос удаляется из очереди, и ему </w:t>
-      </w:r>
-      <w:r>
-        <w:rPr>
-          <w:rFonts w:ascii="Times New Roman" w:hAnsi="Times New Roman" w:cs="Times New Roman"/>
-          <w:sz w:val="28"/>
-          <w:szCs w:val="28"/>
-        </w:rPr>
-        <w:lastRenderedPageBreak/>
-        <w:t>назначается новая задача. Когда загрузка процессора вычислительного узла падает ниже порогового значения, локальный диспетчер нагрузки отправляет запрос о новом действии в центральный диспетчер нагрузки. Центральный диспетчер нагрузки сразу отвечает на запрос, если в очереди запросов процесса обнаружено готовое действие, или ставит запрос в очередь до тех пор, пока не поступит новое действие.</w:t>
+        <w:t>). Каждый новый запрос, поступающий в диспетчер очередей, добавляется в очередь. Затем, когда диспетчер очередей получает запрос на действие, он удаляет первое действие из очереди и отправляет его инициатору запроса. Если в очереди нет задач для выполнения, запрос от вычислительного узла буферизуется до тех пор, пока не станет доступна новая задача. Если новая задача поступает в диспетчер очереди, когда в очереди есть невыполненные задачи, первый такой запрос удаляется из очереди, и ему назначается новая задача. Когда загрузка процессора вычислительного узла падает ниже порогового значения, локальный диспетчер нагрузки отправляет запрос о новом действии в центральный диспетчер нагрузки. Центральный диспетчер нагрузки сразу отвечает на запрос, если в очереди запросов процесса обнаружено готовое действие, или ставит запрос в очередь до тех пор, пока не поступит новое действие.</w:t>
       </w:r>
     </w:p>
     <w:p>
@@ -9368,7 +9478,7 @@
           <w:szCs w:val="28"/>
         </w:rPr>
       </w:pPr>
-      <w:bookmarkStart w:id="25" w:name="_Toc227501243"/>
+      <w:bookmarkStart w:id="24" w:name="_Toc227501243"/>
       <w:r>
         <w:rPr>
           <w:rFonts w:ascii="Times New Roman" w:hAnsi="Times New Roman" w:cs="Times New Roman"/>
@@ -9380,7 +9490,7 @@
         </w:rPr>
         <w:t>Основные положения нагрузочного тестирования</w:t>
       </w:r>
-      <w:bookmarkEnd w:id="25"/>
+      <w:bookmarkEnd w:id="24"/>
     </w:p>
     <w:p>
       <w:pPr>
@@ -9467,6 +9577,7 @@
           <w:sz w:val="28"/>
           <w:szCs w:val="28"/>
         </w:rPr>
+        <w:lastRenderedPageBreak/>
         <w:t>Нагрузочное тестирование (</w:t>
       </w:r>
       <w:proofErr w:type="spellStart"/>
@@ -9541,16 +9652,7 @@
           <w:sz w:val="28"/>
           <w:szCs w:val="28"/>
         </w:rPr>
-        <w:t xml:space="preserve"> проверка того, корректно ли выполняет программа или приложение свои функции. Основными аспектами функционального тестирования являются либо основания на требованиях или </w:t>
-      </w:r>
-      <w:r>
-        <w:rPr>
-          <w:rFonts w:ascii="Times New Roman" w:hAnsi="Times New Roman" w:cs="Times New Roman"/>
-          <w:sz w:val="28"/>
-          <w:szCs w:val="28"/>
-        </w:rPr>
-        <w:lastRenderedPageBreak/>
-        <w:t xml:space="preserve">основание на бизнес-процессах. Нефункциональное тестирование </w:t>
+        <w:t xml:space="preserve"> проверка того, корректно ли выполняет программа или приложение свои функции. Основными аспектами функционального тестирования являются либо основания на требованиях или основание на бизнес-процессах. Нефункциональное тестирование </w:t>
       </w:r>
       <w:proofErr w:type="gramStart"/>
       <w:r>
@@ -9690,7 +9792,16 @@
           <w:sz w:val="28"/>
           <w:szCs w:val="28"/>
         </w:rPr>
-        <w:t>Если сразу подать большую нагрузку, система окажется в ситуации, с которой она сталкивается значительно короткое время своей эксплуатации, что может привести к неестественным сбоям или, наоборот, к излишнему резервированию ресурсов, которые в реальной жизни никогда не понадобятся. Показатели программно-аппаратного обеспечения, снятые в этот момент, не покажут реальную производительность системы, потому что любые задержки или ошибки будут связаны не сколько с эффективностью системы, а столько с её подготовкой к работе. По этой же причине не стоит обращать внимание на показатели в первые минуты теста, так как чаще всего они не отражают стабильную картину и реальную производительность. Чтобы получить объективную оценку работы сервиса, важно анализировать именно ту часть теста, когда нагрузка постоянная и сервис работает в условиях, максимально приближённых к реальной эксплуатации.</w:t>
+        <w:t xml:space="preserve">Если сразу подать большую нагрузку, система окажется в ситуации, с которой она сталкивается значительно короткое время своей эксплуатации, что может привести к неестественным сбоям или, наоборот, к излишнему резервированию ресурсов, которые в реальной жизни никогда не понадобятся. </w:t>
+      </w:r>
+      <w:r>
+        <w:rPr>
+          <w:rFonts w:ascii="Times New Roman" w:hAnsi="Times New Roman" w:cs="Times New Roman"/>
+          <w:sz w:val="28"/>
+          <w:szCs w:val="28"/>
+        </w:rPr>
+        <w:lastRenderedPageBreak/>
+        <w:t>Показатели программно-аппаратного обеспечения, снятые в этот момент, не покажут реальную производительность системы, потому что любые задержки или ошибки будут связаны не сколько с эффективностью системы, а столько с её подготовкой к работе. По этой же причине не стоит обращать внимание на показатели в первые минуты теста, так как чаще всего они не отражают стабильную картину и реальную производительность. Чтобы получить объективную оценку работы сервиса, важно анализировать именно ту часть теста, когда нагрузка постоянная и сервис работает в условиях, максимально приближённых к реальной эксплуатации.</w:t>
       </w:r>
     </w:p>
     <w:p>
@@ -9711,7 +9822,6 @@
           <w:sz w:val="28"/>
           <w:szCs w:val="28"/>
         </w:rPr>
-        <w:lastRenderedPageBreak/>
         <w:t>Ramp</w:t>
       </w:r>
       <w:proofErr w:type="spellEnd"/>
@@ -10248,7 +10358,7 @@
           <w:sz w:val="28"/>
           <w:szCs w:val="28"/>
         </w:rPr>
-        <w:t>19</w:t>
+        <w:t>30</w:t>
       </w:r>
       <w:r>
         <w:rPr>
@@ -10626,7 +10736,7 @@
           <w:szCs w:val="28"/>
         </w:rPr>
       </w:pPr>
-      <w:bookmarkStart w:id="26" w:name="_Toc227501244"/>
+      <w:bookmarkStart w:id="25" w:name="_Toc227501244"/>
       <w:r>
         <w:rPr>
           <w:rFonts w:ascii="Times New Roman" w:hAnsi="Times New Roman" w:cs="Times New Roman"/>
@@ -10638,7 +10748,7 @@
         </w:rPr>
         <w:t>Инструменты нагрузочного тестирования</w:t>
       </w:r>
-      <w:bookmarkEnd w:id="26"/>
+      <w:bookmarkEnd w:id="25"/>
     </w:p>
     <w:p>
       <w:pPr>
@@ -10749,7 +10859,15 @@
           <w:sz w:val="28"/>
           <w:szCs w:val="28"/>
         </w:rPr>
-        <w:t>20</w:t>
+        <w:t>3</w:t>
+      </w:r>
+      <w:r>
+        <w:rPr>
+          <w:rFonts w:ascii="Times New Roman" w:hAnsi="Times New Roman" w:cs="Times New Roman"/>
+          <w:sz w:val="28"/>
+          <w:szCs w:val="28"/>
+        </w:rPr>
+        <w:t>1</w:t>
       </w:r>
       <w:r>
         <w:rPr>
@@ -10888,7 +11006,15 @@
           <w:sz w:val="28"/>
           <w:szCs w:val="28"/>
         </w:rPr>
-        <w:t>21</w:t>
+        <w:t>3</w:t>
+      </w:r>
+      <w:r>
+        <w:rPr>
+          <w:rFonts w:ascii="Times New Roman" w:hAnsi="Times New Roman" w:cs="Times New Roman"/>
+          <w:sz w:val="28"/>
+          <w:szCs w:val="28"/>
+        </w:rPr>
+        <w:t>2</w:t>
       </w:r>
       <w:r>
         <w:rPr>
@@ -11127,6 +11253,7 @@
         </w:rPr>
         <w:t xml:space="preserve">Наиболее простым в использовании и интерпретации результатов является </w:t>
       </w:r>
+      <w:proofErr w:type="gramStart"/>
       <w:r>
         <w:rPr>
           <w:rFonts w:ascii="Times New Roman" w:hAnsi="Times New Roman" w:cs="Times New Roman"/>
@@ -11135,6 +11262,23 @@
           <w:lang w:val="en-US"/>
         </w:rPr>
         <w:t>Artillery</w:t>
+      </w:r>
+      <w:r>
+        <w:rPr>
+          <w:rFonts w:ascii="Times New Roman" w:hAnsi="Times New Roman" w:cs="Times New Roman"/>
+          <w:sz w:val="28"/>
+          <w:szCs w:val="28"/>
+        </w:rPr>
+        <w:t>[</w:t>
+      </w:r>
+      <w:proofErr w:type="gramEnd"/>
+      <w:r>
+        <w:rPr>
+          <w:rFonts w:ascii="Times New Roman" w:hAnsi="Times New Roman" w:cs="Times New Roman"/>
+          <w:sz w:val="28"/>
+          <w:szCs w:val="28"/>
+        </w:rPr>
+        <w:t>33]</w:t>
       </w:r>
       <w:r>
         <w:rPr>
@@ -12343,7 +12487,7 @@
           <w:lang w:eastAsia="ru-RU"/>
         </w:rPr>
       </w:pPr>
-      <w:bookmarkStart w:id="27" w:name="_Toc227501245"/>
+      <w:bookmarkStart w:id="26" w:name="_Toc227501245"/>
       <w:r>
         <w:rPr>
           <w:rFonts w:ascii="Times New Roman" w:eastAsia="Times New Roman" w:hAnsi="Times New Roman" w:cs="Times New Roman"/>
@@ -12356,7 +12500,7 @@
         </w:rPr>
         <w:t>Постановка задачи исследования</w:t>
       </w:r>
-      <w:bookmarkEnd w:id="27"/>
+      <w:bookmarkEnd w:id="26"/>
       <w:r>
         <w:rPr>
           <w:rFonts w:ascii="Times New Roman" w:hAnsi="Times New Roman" w:cs="Times New Roman"/>
@@ -12860,6 +13004,1693 @@
           <w:szCs w:val="28"/>
         </w:rPr>
         <w:t xml:space="preserve"> подхода.</w:t>
+      </w:r>
+    </w:p>
+    <w:p>
+      <w:pPr>
+        <w:spacing w:line="259" w:lineRule="auto"/>
+      </w:pPr>
+      <w:r>
+        <w:br w:type="page"/>
+      </w:r>
+    </w:p>
+    <w:p>
+      <w:pPr>
+        <w:pStyle w:val="1"/>
+        <w:jc w:val="center"/>
+        <w:rPr>
+          <w:rFonts w:ascii="Times New Roman" w:hAnsi="Times New Roman" w:cs="Times New Roman"/>
+          <w:b/>
+          <w:bCs/>
+          <w:color w:val="000000" w:themeColor="text1"/>
+          <w:sz w:val="28"/>
+          <w:szCs w:val="28"/>
+        </w:rPr>
+      </w:pPr>
+      <w:bookmarkStart w:id="27" w:name="_Toc227490694"/>
+      <w:bookmarkStart w:id="28" w:name="_Toc217673709"/>
+      <w:r>
+        <w:rPr>
+          <w:rFonts w:ascii="Times New Roman" w:hAnsi="Times New Roman" w:cs="Times New Roman"/>
+          <w:b/>
+          <w:bCs/>
+          <w:color w:val="000000" w:themeColor="text1"/>
+          <w:sz w:val="28"/>
+          <w:szCs w:val="28"/>
+        </w:rPr>
+        <w:lastRenderedPageBreak/>
+        <w:t>СПИСОК ЛИТЕРАТУРЫ</w:t>
+      </w:r>
+      <w:bookmarkEnd w:id="27"/>
+      <w:bookmarkEnd w:id="28"/>
+    </w:p>
+    <w:p>
+      <w:pPr>
+        <w:spacing w:after="0" w:line="360" w:lineRule="auto"/>
+        <w:jc w:val="both"/>
+        <w:rPr>
+          <w:rFonts w:ascii="Times New Roman" w:hAnsi="Times New Roman" w:cs="Times New Roman"/>
+        </w:rPr>
+      </w:pPr>
+      <w:r>
+        <w:rPr>
+          <w:rFonts w:ascii="Times New Roman" w:hAnsi="Times New Roman" w:cs="Times New Roman"/>
+        </w:rPr>
+        <w:t>1.</w:t>
+      </w:r>
+      <w:r>
+        <w:rPr>
+          <w:rFonts w:ascii="Times New Roman" w:hAnsi="Times New Roman" w:cs="Times New Roman"/>
+        </w:rPr>
+        <w:tab/>
+        <w:t>Официальный сайт Ассоциации туроператоров. [Электронный ресурс]. Режим доступа: https://www.atorus.ru/article/mirovoy-turizm-vyros-v-pervoy-polovine-2025-goda-na-5-64050.</w:t>
+      </w:r>
+    </w:p>
+    <w:p>
+      <w:pPr>
+        <w:spacing w:after="0" w:line="360" w:lineRule="auto"/>
+        <w:jc w:val="both"/>
+        <w:rPr>
+          <w:rFonts w:ascii="Times New Roman" w:hAnsi="Times New Roman" w:cs="Times New Roman"/>
+        </w:rPr>
+      </w:pPr>
+      <w:r>
+        <w:rPr>
+          <w:rFonts w:ascii="Times New Roman" w:hAnsi="Times New Roman" w:cs="Times New Roman"/>
+        </w:rPr>
+        <w:t>2.</w:t>
+      </w:r>
+      <w:r>
+        <w:rPr>
+          <w:rFonts w:ascii="Times New Roman" w:hAnsi="Times New Roman" w:cs="Times New Roman"/>
+        </w:rPr>
+        <w:tab/>
+        <w:t>Официальный сайт Министерства экономического развития [Электронный ресурс]. Режим доступа: https://economy.gov.ru/material/directions/np_turizm_i_gostepriimstvo/</w:t>
+      </w:r>
+    </w:p>
+    <w:p>
+      <w:pPr>
+        <w:spacing w:after="0" w:line="360" w:lineRule="auto"/>
+        <w:jc w:val="both"/>
+        <w:rPr>
+          <w:rFonts w:ascii="Times New Roman" w:hAnsi="Times New Roman" w:cs="Times New Roman"/>
+        </w:rPr>
+      </w:pPr>
+      <w:r>
+        <w:rPr>
+          <w:rFonts w:ascii="Times New Roman" w:hAnsi="Times New Roman" w:cs="Times New Roman"/>
+        </w:rPr>
+        <w:t>3.</w:t>
+      </w:r>
+      <w:r>
+        <w:rPr>
+          <w:rFonts w:ascii="Times New Roman" w:hAnsi="Times New Roman" w:cs="Times New Roman"/>
+        </w:rPr>
+        <w:tab/>
+        <w:t>Официальный сайт Правительства России. [Электронный ресурс]. Режим доступа: http://government.ru/rugovclassifier/920/about/</w:t>
+      </w:r>
+    </w:p>
+    <w:p>
+      <w:pPr>
+        <w:spacing w:after="0" w:line="360" w:lineRule="auto"/>
+        <w:jc w:val="both"/>
+        <w:rPr>
+          <w:rFonts w:ascii="Times New Roman" w:hAnsi="Times New Roman" w:cs="Times New Roman"/>
+        </w:rPr>
+      </w:pPr>
+      <w:r>
+        <w:rPr>
+          <w:rFonts w:ascii="Times New Roman" w:hAnsi="Times New Roman" w:cs="Times New Roman"/>
+        </w:rPr>
+        <w:t>4.</w:t>
+      </w:r>
+      <w:r>
+        <w:rPr>
+          <w:rFonts w:ascii="Times New Roman" w:hAnsi="Times New Roman" w:cs="Times New Roman"/>
+        </w:rPr>
+        <w:tab/>
+        <w:t>Официальный сайт Федеральной службы государственной статистики. [Электронный ресурс]. Режим доступа: https://rosstat.gov.ru/statistics/turizm</w:t>
+      </w:r>
+    </w:p>
+    <w:p>
+      <w:pPr>
+        <w:spacing w:after="0" w:line="360" w:lineRule="auto"/>
+        <w:jc w:val="both"/>
+        <w:rPr>
+          <w:rFonts w:ascii="Times New Roman" w:hAnsi="Times New Roman" w:cs="Times New Roman"/>
+        </w:rPr>
+      </w:pPr>
+      <w:r>
+        <w:rPr>
+          <w:rFonts w:ascii="Times New Roman" w:hAnsi="Times New Roman" w:cs="Times New Roman"/>
+        </w:rPr>
+        <w:t>5.</w:t>
+      </w:r>
+      <w:r>
+        <w:rPr>
+          <w:rFonts w:ascii="Times New Roman" w:hAnsi="Times New Roman" w:cs="Times New Roman"/>
+        </w:rPr>
+        <w:tab/>
+        <w:t>Михайлова А. Издание Коммерсант. [Электронный ресурс]. – 2021. -  Режим доступа: https://www.kommersant.ru/doc/5018381</w:t>
+      </w:r>
+    </w:p>
+    <w:p>
+      <w:pPr>
+        <w:spacing w:after="0" w:line="360" w:lineRule="auto"/>
+        <w:jc w:val="both"/>
+        <w:rPr>
+          <w:rFonts w:ascii="Times New Roman" w:hAnsi="Times New Roman" w:cs="Times New Roman"/>
+        </w:rPr>
+      </w:pPr>
+      <w:r>
+        <w:rPr>
+          <w:rFonts w:ascii="Times New Roman" w:hAnsi="Times New Roman" w:cs="Times New Roman"/>
+        </w:rPr>
+        <w:t>6.</w:t>
+      </w:r>
+      <w:r>
+        <w:rPr>
+          <w:rFonts w:ascii="Times New Roman" w:hAnsi="Times New Roman" w:cs="Times New Roman"/>
+        </w:rPr>
+        <w:tab/>
+        <w:t>Портал «</w:t>
+      </w:r>
+      <w:proofErr w:type="spellStart"/>
+      <w:r>
+        <w:rPr>
+          <w:rFonts w:ascii="Times New Roman" w:hAnsi="Times New Roman" w:cs="Times New Roman"/>
+        </w:rPr>
+        <w:t>Building</w:t>
+      </w:r>
+      <w:proofErr w:type="spellEnd"/>
+      <w:r>
+        <w:rPr>
+          <w:rFonts w:ascii="Times New Roman" w:hAnsi="Times New Roman" w:cs="Times New Roman"/>
+        </w:rPr>
+        <w:t xml:space="preserve"> </w:t>
+      </w:r>
+      <w:proofErr w:type="spellStart"/>
+      <w:r>
+        <w:rPr>
+          <w:rFonts w:ascii="Times New Roman" w:hAnsi="Times New Roman" w:cs="Times New Roman"/>
+        </w:rPr>
+        <w:t>Microservices</w:t>
+      </w:r>
+      <w:proofErr w:type="spellEnd"/>
+      <w:r>
+        <w:rPr>
+          <w:rFonts w:ascii="Times New Roman" w:hAnsi="Times New Roman" w:cs="Times New Roman"/>
+        </w:rPr>
+        <w:t>» [Электронный ресурс]. Режим доступа: https://samnewman.io/books/building_microservices_2nd_edition/</w:t>
+      </w:r>
+    </w:p>
+    <w:p>
+      <w:pPr>
+        <w:spacing w:after="0" w:line="360" w:lineRule="auto"/>
+        <w:jc w:val="both"/>
+        <w:rPr>
+          <w:rFonts w:ascii="Times New Roman" w:hAnsi="Times New Roman" w:cs="Times New Roman"/>
+        </w:rPr>
+      </w:pPr>
+      <w:r>
+        <w:rPr>
+          <w:rFonts w:ascii="Times New Roman" w:hAnsi="Times New Roman" w:cs="Times New Roman"/>
+        </w:rPr>
+        <w:t>7.</w:t>
+      </w:r>
+      <w:r>
+        <w:rPr>
+          <w:rFonts w:ascii="Times New Roman" w:hAnsi="Times New Roman" w:cs="Times New Roman"/>
+        </w:rPr>
+        <w:tab/>
+        <w:t>Ричардсон К. «Паттерны разработки и рефакторинга» - Изд. Питер -2022. – 544 с.</w:t>
+      </w:r>
+    </w:p>
+    <w:p>
+      <w:pPr>
+        <w:spacing w:after="0" w:line="360" w:lineRule="auto"/>
+        <w:jc w:val="both"/>
+        <w:rPr>
+          <w:rFonts w:ascii="Times New Roman" w:hAnsi="Times New Roman" w:cs="Times New Roman"/>
+        </w:rPr>
+      </w:pPr>
+      <w:r>
+        <w:rPr>
+          <w:rFonts w:ascii="Times New Roman" w:hAnsi="Times New Roman" w:cs="Times New Roman"/>
+        </w:rPr>
+        <w:t>8.</w:t>
+      </w:r>
+      <w:r>
+        <w:rPr>
+          <w:rFonts w:ascii="Times New Roman" w:hAnsi="Times New Roman" w:cs="Times New Roman"/>
+        </w:rPr>
+        <w:tab/>
+        <w:t xml:space="preserve">Васильев Н.В. Системы в условиях масштабирования в нескольких </w:t>
+      </w:r>
+      <w:proofErr w:type="spellStart"/>
+      <w:r>
+        <w:rPr>
+          <w:rFonts w:ascii="Times New Roman" w:hAnsi="Times New Roman" w:cs="Times New Roman"/>
+        </w:rPr>
+        <w:t>датацентрах</w:t>
+      </w:r>
+      <w:proofErr w:type="spellEnd"/>
+      <w:r>
+        <w:rPr>
+          <w:rFonts w:ascii="Times New Roman" w:hAnsi="Times New Roman" w:cs="Times New Roman"/>
+        </w:rPr>
+        <w:t>/ Н.В. Васильев//</w:t>
+      </w:r>
+      <w:proofErr w:type="spellStart"/>
+      <w:r>
+        <w:rPr>
+          <w:rFonts w:ascii="Times New Roman" w:hAnsi="Times New Roman" w:cs="Times New Roman"/>
+        </w:rPr>
+        <w:t>StudNet</w:t>
+      </w:r>
+      <w:proofErr w:type="spellEnd"/>
+      <w:r>
+        <w:rPr>
+          <w:rFonts w:ascii="Times New Roman" w:hAnsi="Times New Roman" w:cs="Times New Roman"/>
+        </w:rPr>
+        <w:t xml:space="preserve"> – 2021. – 7 с.</w:t>
+      </w:r>
+    </w:p>
+    <w:p>
+      <w:pPr>
+        <w:spacing w:after="0" w:line="360" w:lineRule="auto"/>
+        <w:jc w:val="both"/>
+        <w:rPr>
+          <w:rFonts w:ascii="Times New Roman" w:hAnsi="Times New Roman" w:cs="Times New Roman"/>
+        </w:rPr>
+      </w:pPr>
+      <w:r>
+        <w:rPr>
+          <w:rFonts w:ascii="Times New Roman" w:hAnsi="Times New Roman" w:cs="Times New Roman"/>
+        </w:rPr>
+        <w:t>9.</w:t>
+      </w:r>
+      <w:r>
+        <w:rPr>
+          <w:rFonts w:ascii="Times New Roman" w:hAnsi="Times New Roman" w:cs="Times New Roman"/>
+        </w:rPr>
+        <w:tab/>
+        <w:t xml:space="preserve">Голиков В.А., </w:t>
+      </w:r>
+      <w:proofErr w:type="spellStart"/>
+      <w:r>
+        <w:rPr>
+          <w:rFonts w:ascii="Times New Roman" w:hAnsi="Times New Roman" w:cs="Times New Roman"/>
+        </w:rPr>
+        <w:t>Янаева</w:t>
+      </w:r>
+      <w:proofErr w:type="spellEnd"/>
+      <w:r>
+        <w:rPr>
+          <w:rFonts w:ascii="Times New Roman" w:hAnsi="Times New Roman" w:cs="Times New Roman"/>
+        </w:rPr>
+        <w:t xml:space="preserve"> М.В., Рудник Н.Т. Исследование ключевых архитектурных паттернов </w:t>
+      </w:r>
+      <w:proofErr w:type="spellStart"/>
+      <w:r>
+        <w:rPr>
+          <w:rFonts w:ascii="Times New Roman" w:hAnsi="Times New Roman" w:cs="Times New Roman"/>
+        </w:rPr>
+        <w:t>микросервисов</w:t>
+      </w:r>
+      <w:proofErr w:type="spellEnd"/>
+      <w:r>
+        <w:rPr>
+          <w:rFonts w:ascii="Times New Roman" w:hAnsi="Times New Roman" w:cs="Times New Roman"/>
+        </w:rPr>
+        <w:t xml:space="preserve">: теоретический анализ их роли в построении отказоустойчивой информационной системы/ В.А. Голиков, М.В. </w:t>
+      </w:r>
+      <w:proofErr w:type="spellStart"/>
+      <w:r>
+        <w:rPr>
+          <w:rFonts w:ascii="Times New Roman" w:hAnsi="Times New Roman" w:cs="Times New Roman"/>
+        </w:rPr>
+        <w:t>Янаева</w:t>
+      </w:r>
+      <w:proofErr w:type="spellEnd"/>
+      <w:r>
+        <w:rPr>
+          <w:rFonts w:ascii="Times New Roman" w:hAnsi="Times New Roman" w:cs="Times New Roman"/>
+        </w:rPr>
+        <w:t>, Н.Т. Рудник//Вестник науки – 2025. – 12 с.</w:t>
+      </w:r>
+    </w:p>
+    <w:p>
+      <w:pPr>
+        <w:spacing w:after="0" w:line="360" w:lineRule="auto"/>
+        <w:jc w:val="both"/>
+        <w:rPr>
+          <w:rFonts w:ascii="Times New Roman" w:hAnsi="Times New Roman" w:cs="Times New Roman"/>
+          <w:bCs/>
+          <w:iCs/>
+        </w:rPr>
+      </w:pPr>
+      <w:r>
+        <w:rPr>
+          <w:rFonts w:ascii="Times New Roman" w:hAnsi="Times New Roman" w:cs="Times New Roman"/>
+        </w:rPr>
+        <w:t>10.</w:t>
+      </w:r>
+      <w:r>
+        <w:rPr>
+          <w:rFonts w:ascii="Times New Roman" w:hAnsi="Times New Roman" w:cs="Times New Roman"/>
+        </w:rPr>
+        <w:tab/>
+        <w:t xml:space="preserve">Истомина Е.В. </w:t>
+      </w:r>
+      <w:r>
+        <w:rPr>
+          <w:rFonts w:ascii="Times New Roman" w:hAnsi="Times New Roman" w:cs="Times New Roman"/>
+          <w:bCs/>
+          <w:iCs/>
+        </w:rPr>
+        <w:t>Оценка эффективности информационных систем/ Е.В. Истомина//Научные труды Вольного экономического общества России – 2008. – 145 с</w:t>
+      </w:r>
+      <w:r>
+        <w:rPr>
+          <w:rFonts w:ascii="Times New Roman" w:hAnsi="Times New Roman" w:cs="Times New Roman"/>
+          <w:bCs/>
+          <w:iCs/>
+        </w:rPr>
+        <w:tab/>
+      </w:r>
+    </w:p>
+    <w:p>
+      <w:pPr>
+        <w:spacing w:after="0" w:line="360" w:lineRule="auto"/>
+        <w:jc w:val="both"/>
+        <w:rPr>
+          <w:rFonts w:ascii="Times New Roman" w:hAnsi="Times New Roman" w:cs="Times New Roman"/>
+          <w:bCs/>
+          <w:iCs/>
+          <w:lang w:val="en-US"/>
+        </w:rPr>
+      </w:pPr>
+      <w:r>
+        <w:rPr>
+          <w:rFonts w:ascii="Times New Roman" w:hAnsi="Times New Roman" w:cs="Times New Roman"/>
+          <w:bCs/>
+          <w:iCs/>
+          <w:lang w:val="en-US"/>
+        </w:rPr>
+        <w:t>11.</w:t>
+      </w:r>
+      <w:r>
+        <w:rPr>
+          <w:rFonts w:ascii="Times New Roman" w:hAnsi="Times New Roman" w:cs="Times New Roman"/>
+          <w:bCs/>
+          <w:iCs/>
+          <w:lang w:val="en-US"/>
+        </w:rPr>
+        <w:tab/>
+      </w:r>
+      <w:r>
+        <w:rPr>
+          <w:rFonts w:ascii="Times New Roman" w:hAnsi="Times New Roman" w:cs="Times New Roman"/>
+        </w:rPr>
+        <w:t>А</w:t>
+      </w:r>
+      <w:r>
+        <w:rPr>
+          <w:rFonts w:ascii="Times New Roman" w:hAnsi="Times New Roman" w:cs="Times New Roman"/>
+          <w:lang w:val="en-US"/>
+        </w:rPr>
+        <w:t xml:space="preserve">. </w:t>
+      </w:r>
+      <w:proofErr w:type="spellStart"/>
+      <w:r>
+        <w:rPr>
+          <w:rFonts w:ascii="Times New Roman" w:hAnsi="Times New Roman" w:cs="Times New Roman"/>
+        </w:rPr>
+        <w:t>Деярадж</w:t>
+      </w:r>
+      <w:proofErr w:type="spellEnd"/>
+      <w:r>
+        <w:rPr>
+          <w:rFonts w:ascii="Times New Roman" w:hAnsi="Times New Roman" w:cs="Times New Roman"/>
+          <w:lang w:val="en-US"/>
+        </w:rPr>
+        <w:t xml:space="preserve">. </w:t>
+      </w:r>
+      <w:proofErr w:type="spellStart"/>
+      <w:r>
+        <w:rPr>
+          <w:rFonts w:ascii="Times New Roman" w:hAnsi="Times New Roman" w:cs="Times New Roman"/>
+          <w:lang w:val="en-US"/>
+        </w:rPr>
+        <w:t>DeLone</w:t>
+      </w:r>
+      <w:proofErr w:type="spellEnd"/>
+      <w:r>
+        <w:rPr>
+          <w:rFonts w:ascii="Times New Roman" w:hAnsi="Times New Roman" w:cs="Times New Roman"/>
+          <w:lang w:val="en-US"/>
+        </w:rPr>
+        <w:t xml:space="preserve"> &amp; McLean models of information system success: Critical meta-review and research directions / </w:t>
+      </w:r>
+      <w:proofErr w:type="spellStart"/>
+      <w:r>
+        <w:rPr>
+          <w:rFonts w:ascii="Times New Roman" w:hAnsi="Times New Roman" w:cs="Times New Roman"/>
+        </w:rPr>
+        <w:t>Деярадж</w:t>
+      </w:r>
+      <w:proofErr w:type="spellEnd"/>
+      <w:r>
+        <w:rPr>
+          <w:rFonts w:ascii="Times New Roman" w:hAnsi="Times New Roman" w:cs="Times New Roman"/>
+          <w:lang w:val="en-US"/>
+        </w:rPr>
+        <w:t xml:space="preserve"> </w:t>
+      </w:r>
+      <w:r>
+        <w:rPr>
+          <w:rFonts w:ascii="Times New Roman" w:hAnsi="Times New Roman" w:cs="Times New Roman"/>
+        </w:rPr>
+        <w:t>А</w:t>
+      </w:r>
+      <w:r>
+        <w:rPr>
+          <w:rFonts w:ascii="Times New Roman" w:hAnsi="Times New Roman" w:cs="Times New Roman"/>
+          <w:lang w:val="en-US"/>
+        </w:rPr>
+        <w:t>.// International Journal of Information Management – 2020. – vol.54</w:t>
+      </w:r>
+    </w:p>
+    <w:p>
+      <w:pPr>
+        <w:spacing w:after="0" w:line="360" w:lineRule="auto"/>
+        <w:jc w:val="both"/>
+        <w:rPr>
+          <w:rFonts w:ascii="Times New Roman" w:hAnsi="Times New Roman" w:cs="Times New Roman"/>
+          <w:lang w:val="en-US"/>
+        </w:rPr>
+      </w:pPr>
+      <w:r>
+        <w:rPr>
+          <w:rFonts w:ascii="Times New Roman" w:hAnsi="Times New Roman" w:cs="Times New Roman"/>
+          <w:bCs/>
+          <w:iCs/>
+        </w:rPr>
+        <w:t>12.</w:t>
+      </w:r>
+      <w:r>
+        <w:rPr>
+          <w:rFonts w:ascii="Times New Roman" w:hAnsi="Times New Roman" w:cs="Times New Roman"/>
+          <w:bCs/>
+          <w:iCs/>
+        </w:rPr>
+        <w:tab/>
+      </w:r>
+      <w:r>
+        <w:rPr>
+          <w:rFonts w:ascii="Times New Roman" w:hAnsi="Times New Roman" w:cs="Times New Roman"/>
+        </w:rPr>
+        <w:t xml:space="preserve">Дж. </w:t>
+      </w:r>
+      <w:proofErr w:type="spellStart"/>
+      <w:r>
+        <w:rPr>
+          <w:rFonts w:ascii="Times New Roman" w:hAnsi="Times New Roman" w:cs="Times New Roman"/>
+        </w:rPr>
+        <w:t>Чанг</w:t>
+      </w:r>
+      <w:proofErr w:type="spellEnd"/>
+      <w:r>
+        <w:rPr>
+          <w:rFonts w:ascii="Times New Roman" w:hAnsi="Times New Roman" w:cs="Times New Roman"/>
+        </w:rPr>
+        <w:t xml:space="preserve"> и В Р. Кинг. </w:t>
+      </w:r>
+      <w:r>
+        <w:rPr>
+          <w:rFonts w:ascii="Times New Roman" w:hAnsi="Times New Roman" w:cs="Times New Roman"/>
+          <w:lang w:val="en-US"/>
+        </w:rPr>
+        <w:t xml:space="preserve">Measuring the Performance of Information Systems: A Functional Scorecard / </w:t>
+      </w:r>
+      <w:proofErr w:type="spellStart"/>
+      <w:r>
+        <w:rPr>
+          <w:rFonts w:ascii="Times New Roman" w:hAnsi="Times New Roman" w:cs="Times New Roman"/>
+        </w:rPr>
+        <w:t>Чанг</w:t>
+      </w:r>
+      <w:proofErr w:type="spellEnd"/>
+      <w:r>
+        <w:rPr>
+          <w:rFonts w:ascii="Times New Roman" w:hAnsi="Times New Roman" w:cs="Times New Roman"/>
+          <w:lang w:val="en-US"/>
+        </w:rPr>
+        <w:t xml:space="preserve"> </w:t>
+      </w:r>
+      <w:r>
+        <w:rPr>
+          <w:rFonts w:ascii="Times New Roman" w:hAnsi="Times New Roman" w:cs="Times New Roman"/>
+        </w:rPr>
+        <w:t>Дж</w:t>
+      </w:r>
+      <w:r>
+        <w:rPr>
+          <w:rFonts w:ascii="Times New Roman" w:hAnsi="Times New Roman" w:cs="Times New Roman"/>
+          <w:lang w:val="en-US"/>
+        </w:rPr>
+        <w:t xml:space="preserve">. </w:t>
+      </w:r>
+      <w:r>
+        <w:rPr>
+          <w:rFonts w:ascii="Times New Roman" w:hAnsi="Times New Roman" w:cs="Times New Roman"/>
+        </w:rPr>
+        <w:t>Кинг</w:t>
+      </w:r>
+      <w:r>
+        <w:rPr>
+          <w:rFonts w:ascii="Times New Roman" w:hAnsi="Times New Roman" w:cs="Times New Roman"/>
+          <w:lang w:val="en-US"/>
+        </w:rPr>
+        <w:t xml:space="preserve"> </w:t>
+      </w:r>
+      <w:r>
+        <w:rPr>
+          <w:rFonts w:ascii="Times New Roman" w:hAnsi="Times New Roman" w:cs="Times New Roman"/>
+        </w:rPr>
+        <w:t>Р</w:t>
+      </w:r>
+      <w:r>
+        <w:rPr>
+          <w:rFonts w:ascii="Times New Roman" w:hAnsi="Times New Roman" w:cs="Times New Roman"/>
+          <w:lang w:val="en-US"/>
+        </w:rPr>
+        <w:t>.</w:t>
+      </w:r>
+      <w:r>
+        <w:rPr>
+          <w:rFonts w:ascii="Times New Roman" w:hAnsi="Times New Roman" w:cs="Times New Roman"/>
+        </w:rPr>
+        <w:t>В</w:t>
+      </w:r>
+      <w:r>
+        <w:rPr>
+          <w:rFonts w:ascii="Times New Roman" w:hAnsi="Times New Roman" w:cs="Times New Roman"/>
+          <w:lang w:val="en-US"/>
+        </w:rPr>
+        <w:t xml:space="preserve">. </w:t>
+      </w:r>
+      <w:r>
+        <w:rPr>
+          <w:rFonts w:ascii="Times New Roman" w:hAnsi="Times New Roman" w:cs="Times New Roman"/>
+          <w:bCs/>
+          <w:iCs/>
+          <w:lang w:val="en-US"/>
+        </w:rPr>
+        <w:t>//</w:t>
+      </w:r>
+      <w:r>
+        <w:rPr>
+          <w:lang w:val="en-US"/>
+        </w:rPr>
+        <w:t xml:space="preserve"> </w:t>
+      </w:r>
+      <w:r>
+        <w:rPr>
+          <w:rFonts w:ascii="Times New Roman" w:hAnsi="Times New Roman" w:cs="Times New Roman"/>
+          <w:bCs/>
+          <w:iCs/>
+          <w:lang w:val="en-US"/>
+        </w:rPr>
+        <w:t>Journal of Management Information Systems – 2005. – vol.22</w:t>
+      </w:r>
+    </w:p>
+    <w:p>
+      <w:pPr>
+        <w:spacing w:after="0" w:line="360" w:lineRule="auto"/>
+        <w:jc w:val="both"/>
+        <w:rPr>
+          <w:rFonts w:ascii="Times New Roman" w:hAnsi="Times New Roman" w:cs="Times New Roman"/>
+          <w:kern w:val="0"/>
+          <w14:ligatures w14:val="none"/>
+        </w:rPr>
+      </w:pPr>
+      <w:r>
+        <w:rPr>
+          <w:rFonts w:ascii="Times New Roman" w:hAnsi="Times New Roman" w:cs="Times New Roman"/>
+          <w:lang w:val="en-US"/>
+        </w:rPr>
+        <w:t>13.</w:t>
+      </w:r>
+      <w:r>
+        <w:rPr>
+          <w:rFonts w:ascii="Times New Roman" w:hAnsi="Times New Roman" w:cs="Times New Roman"/>
+          <w:lang w:val="en-US"/>
+        </w:rPr>
+        <w:tab/>
+      </w:r>
+      <w:r>
+        <w:rPr>
+          <w:rFonts w:ascii="Times New Roman" w:hAnsi="Times New Roman" w:cs="Times New Roman"/>
+          <w:kern w:val="0"/>
+          <w14:ligatures w14:val="none"/>
+        </w:rPr>
+        <w:t>Михайлова</w:t>
+      </w:r>
+      <w:r>
+        <w:rPr>
+          <w:rFonts w:ascii="Times New Roman" w:hAnsi="Times New Roman" w:cs="Times New Roman"/>
+          <w:kern w:val="0"/>
+          <w:lang w:val="en-US"/>
+          <w14:ligatures w14:val="none"/>
+        </w:rPr>
+        <w:t xml:space="preserve"> </w:t>
+      </w:r>
+      <w:r>
+        <w:rPr>
+          <w:rFonts w:ascii="Times New Roman" w:hAnsi="Times New Roman" w:cs="Times New Roman"/>
+          <w:kern w:val="0"/>
+          <w14:ligatures w14:val="none"/>
+        </w:rPr>
+        <w:t>А</w:t>
+      </w:r>
+      <w:r>
+        <w:rPr>
+          <w:rFonts w:ascii="Times New Roman" w:hAnsi="Times New Roman" w:cs="Times New Roman"/>
+          <w:kern w:val="0"/>
+          <w:lang w:val="en-US"/>
+          <w14:ligatures w14:val="none"/>
+        </w:rPr>
+        <w:t xml:space="preserve">. </w:t>
+      </w:r>
+      <w:r>
+        <w:rPr>
+          <w:rFonts w:ascii="Times New Roman" w:hAnsi="Times New Roman" w:cs="Times New Roman"/>
+          <w:kern w:val="0"/>
+          <w14:ligatures w14:val="none"/>
+        </w:rPr>
+        <w:t>Издание</w:t>
+      </w:r>
+      <w:r>
+        <w:rPr>
+          <w:rFonts w:ascii="Times New Roman" w:hAnsi="Times New Roman" w:cs="Times New Roman"/>
+          <w:kern w:val="0"/>
+          <w:lang w:val="en-US"/>
+          <w14:ligatures w14:val="none"/>
+        </w:rPr>
+        <w:t xml:space="preserve"> </w:t>
+      </w:r>
+      <w:r>
+        <w:rPr>
+          <w:rFonts w:ascii="Times New Roman" w:hAnsi="Times New Roman" w:cs="Times New Roman"/>
+          <w:kern w:val="0"/>
+          <w14:ligatures w14:val="none"/>
+        </w:rPr>
+        <w:t>Коммерсант</w:t>
+      </w:r>
+      <w:r>
+        <w:rPr>
+          <w:rFonts w:ascii="Times New Roman" w:hAnsi="Times New Roman" w:cs="Times New Roman"/>
+          <w:kern w:val="0"/>
+          <w:lang w:val="en-US"/>
+          <w14:ligatures w14:val="none"/>
+        </w:rPr>
+        <w:t xml:space="preserve">. </w:t>
+      </w:r>
+      <w:r>
+        <w:rPr>
+          <w:rFonts w:ascii="Times New Roman" w:hAnsi="Times New Roman" w:cs="Times New Roman"/>
+          <w:kern w:val="0"/>
+          <w14:ligatures w14:val="none"/>
+        </w:rPr>
+        <w:t xml:space="preserve">[Электронный ресурс]. – 2021. -  Режим доступа: </w:t>
+      </w:r>
+      <w:r>
+        <w:rPr>
+          <w:rFonts w:ascii="Times New Roman" w:hAnsi="Times New Roman" w:cs="Times New Roman"/>
+          <w:kern w:val="0"/>
+          <w14:ligatures w14:val="none"/>
+        </w:rPr>
+        <w:t>https://www.kommersant.ru/doc/5018381</w:t>
+      </w:r>
+      <w:r>
+        <w:rPr>
+          <w:rFonts w:ascii="Times New Roman" w:hAnsi="Times New Roman" w:cs="Times New Roman"/>
+          <w:kern w:val="0"/>
+          <w14:ligatures w14:val="none"/>
+        </w:rPr>
+        <w:tab/>
+      </w:r>
+    </w:p>
+    <w:p>
+      <w:pPr>
+        <w:spacing w:after="0" w:line="360" w:lineRule="auto"/>
+        <w:jc w:val="both"/>
+        <w:rPr>
+          <w:rFonts w:ascii="Times New Roman" w:hAnsi="Times New Roman" w:cs="Times New Roman"/>
+          <w:kern w:val="0"/>
+          <w14:ligatures w14:val="none"/>
+        </w:rPr>
+      </w:pPr>
+      <w:r>
+        <w:rPr>
+          <w:rFonts w:ascii="Times New Roman" w:hAnsi="Times New Roman" w:cs="Times New Roman"/>
+        </w:rPr>
+        <w:t xml:space="preserve">14. </w:t>
+      </w:r>
+      <w:r>
+        <w:rPr>
+          <w:rFonts w:ascii="Times New Roman" w:hAnsi="Times New Roman" w:cs="Times New Roman"/>
+        </w:rPr>
+        <w:tab/>
+        <w:t xml:space="preserve">КонсультантПлюс. Письмо Президента Российской Федерации от 30 марта 2002 года № Пр-576 «Основы политики Российской Федерации в области развития науки и технологий на период до 2010 года и дальнейшую перспективу». [Электронный ресурс]. – 2002. – Режим доступа: </w:t>
+      </w:r>
+      <w:r>
+        <w:rPr>
+          <w:rFonts w:ascii="Times New Roman" w:hAnsi="Times New Roman" w:cs="Times New Roman"/>
+        </w:rPr>
+        <w:t>https://www.consultant.ru/docu</w:t>
+      </w:r>
+      <w:bookmarkStart w:id="29" w:name="_GoBack"/>
+      <w:bookmarkEnd w:id="29"/>
+      <w:r>
+        <w:rPr>
+          <w:rFonts w:ascii="Times New Roman" w:hAnsi="Times New Roman" w:cs="Times New Roman"/>
+        </w:rPr>
+        <w:t>ment/Cons_doc_LAW_91403/</w:t>
+      </w:r>
+    </w:p>
+    <w:p>
+      <w:pPr>
+        <w:spacing w:after="0" w:line="360" w:lineRule="auto"/>
+        <w:jc w:val="both"/>
+        <w:rPr>
+          <w:rFonts w:ascii="Times New Roman" w:hAnsi="Times New Roman" w:cs="Times New Roman"/>
+          <w:kern w:val="0"/>
+          <w14:ligatures w14:val="none"/>
+        </w:rPr>
+      </w:pPr>
+      <w:r>
+        <w:rPr>
+          <w:rFonts w:ascii="Times New Roman" w:hAnsi="Times New Roman" w:cs="Times New Roman"/>
+        </w:rPr>
+        <w:lastRenderedPageBreak/>
+        <w:t>15.</w:t>
+      </w:r>
+      <w:r>
+        <w:rPr>
+          <w:rFonts w:ascii="Times New Roman" w:hAnsi="Times New Roman" w:cs="Times New Roman"/>
+        </w:rPr>
+        <w:tab/>
+        <w:t xml:space="preserve">Поручение Президента Российской Федерации от 21 мая 2006 года № Пр-842 «О корректировке приоритетных направлений развития науки, технологий и техники в Российской Федерации».  [Электронный ресурс]. – 2006. – Режим доступа: </w:t>
+      </w:r>
+      <w:r>
+        <w:rPr>
+          <w:rFonts w:ascii="Times New Roman" w:hAnsi="Times New Roman" w:cs="Times New Roman"/>
+        </w:rPr>
+        <w:t>https://web.archive.org/web/20110609222613/http://mon.gov.ru/dok/ukaz/nti/4407/</w:t>
+      </w:r>
+    </w:p>
+    <w:p>
+      <w:pPr>
+        <w:spacing w:after="0" w:line="360" w:lineRule="auto"/>
+        <w:jc w:val="both"/>
+        <w:rPr>
+          <w:rFonts w:ascii="Times New Roman" w:hAnsi="Times New Roman" w:cs="Times New Roman"/>
+        </w:rPr>
+      </w:pPr>
+      <w:r>
+        <w:rPr>
+          <w:rFonts w:ascii="Times New Roman" w:hAnsi="Times New Roman" w:cs="Times New Roman"/>
+        </w:rPr>
+        <w:t>16.</w:t>
+      </w:r>
+      <w:r>
+        <w:rPr>
+          <w:rFonts w:ascii="Times New Roman" w:hAnsi="Times New Roman" w:cs="Times New Roman"/>
+        </w:rPr>
+        <w:tab/>
+        <w:t xml:space="preserve">Официальный сайт Президента России. Указ Президента Российской Федерации от 07.07.2011 г. № 899 «Об утверждении приоритетных направлений развития науки, технологий и техники в Российской Федерации и перечня критических технологий Российской Федерации» [Электронный ресурс]. – 2011. – Режим доступа: </w:t>
+      </w:r>
+      <w:r>
+        <w:rPr>
+          <w:rFonts w:ascii="Times New Roman" w:hAnsi="Times New Roman" w:cs="Times New Roman"/>
+        </w:rPr>
+        <w:t>http://kremlin.ru/acts/bank/33514</w:t>
+      </w:r>
+    </w:p>
+    <w:p>
+      <w:pPr>
+        <w:spacing w:after="0" w:line="360" w:lineRule="auto"/>
+        <w:jc w:val="both"/>
+        <w:rPr>
+          <w:rFonts w:ascii="Times New Roman" w:hAnsi="Times New Roman" w:cs="Times New Roman"/>
+        </w:rPr>
+      </w:pPr>
+      <w:r>
+        <w:rPr>
+          <w:rFonts w:ascii="Times New Roman" w:hAnsi="Times New Roman" w:cs="Times New Roman"/>
+          <w:kern w:val="0"/>
+          <w14:ligatures w14:val="none"/>
+        </w:rPr>
+        <w:t xml:space="preserve">17. </w:t>
+      </w:r>
+      <w:r>
+        <w:rPr>
+          <w:rFonts w:ascii="Times New Roman" w:hAnsi="Times New Roman" w:cs="Times New Roman"/>
+        </w:rPr>
+        <w:t xml:space="preserve">Лобова А.И., Вершинин Е.В., Фёдоров В.О. Обзор DDOS-атак на </w:t>
+      </w:r>
+      <w:proofErr w:type="spellStart"/>
+      <w:r>
+        <w:rPr>
+          <w:rFonts w:ascii="Times New Roman" w:hAnsi="Times New Roman" w:cs="Times New Roman"/>
+        </w:rPr>
+        <w:t>IoT</w:t>
+      </w:r>
+      <w:proofErr w:type="spellEnd"/>
+      <w:r>
+        <w:rPr>
+          <w:rFonts w:ascii="Times New Roman" w:hAnsi="Times New Roman" w:cs="Times New Roman"/>
+        </w:rPr>
+        <w:t xml:space="preserve"> устройства / А.И. Лобова, Е.В. Вершинин, В.О. Фёдоров //Нацбезопасность – 2022. – 6 с.</w:t>
+      </w:r>
+    </w:p>
+    <w:p>
+      <w:pPr>
+        <w:spacing w:after="0" w:line="360" w:lineRule="auto"/>
+        <w:jc w:val="both"/>
+        <w:rPr>
+          <w:rFonts w:ascii="Times New Roman" w:eastAsia="Times New Roman" w:hAnsi="Times New Roman" w:cs="Times New Roman"/>
+          <w14:ligatures w14:val="none"/>
+        </w:rPr>
+      </w:pPr>
+      <w:r>
+        <w:rPr>
+          <w:rFonts w:ascii="Times New Roman" w:hAnsi="Times New Roman" w:cs="Times New Roman"/>
+          <w:kern w:val="0"/>
+          <w14:ligatures w14:val="none"/>
+        </w:rPr>
+        <w:t>18.</w:t>
+      </w:r>
+      <w:r>
+        <w:rPr>
+          <w:rFonts w:ascii="Times New Roman" w:hAnsi="Times New Roman" w:cs="Times New Roman"/>
+          <w:kern w:val="0"/>
+          <w14:ligatures w14:val="none"/>
+        </w:rPr>
+        <w:tab/>
+      </w:r>
+      <w:r>
+        <w:rPr>
+          <w:rFonts w:ascii="Times New Roman" w:eastAsia="Times New Roman" w:hAnsi="Times New Roman" w:cs="Times New Roman"/>
+          <w14:ligatures w14:val="none"/>
+        </w:rPr>
+        <w:t xml:space="preserve">ISO/IEC/IEEE 42010:2011 / ГОСТ Р 57100-2016: «Системная и программная инженерия. Описание архитектуры». - </w:t>
+      </w:r>
+      <w:proofErr w:type="gramStart"/>
+      <w:r>
+        <w:rPr>
+          <w:rFonts w:ascii="Times New Roman" w:eastAsia="Times New Roman" w:hAnsi="Times New Roman" w:cs="Times New Roman"/>
+          <w14:ligatures w14:val="none"/>
+        </w:rPr>
+        <w:t>М. :</w:t>
+      </w:r>
+      <w:proofErr w:type="gramEnd"/>
+      <w:r>
+        <w:rPr>
+          <w:rFonts w:ascii="Times New Roman" w:eastAsia="Times New Roman" w:hAnsi="Times New Roman" w:cs="Times New Roman"/>
+          <w14:ligatures w14:val="none"/>
+        </w:rPr>
+        <w:t xml:space="preserve"> </w:t>
+      </w:r>
+      <w:proofErr w:type="spellStart"/>
+      <w:r>
+        <w:rPr>
+          <w:rFonts w:ascii="Times New Roman" w:eastAsia="Times New Roman" w:hAnsi="Times New Roman" w:cs="Times New Roman"/>
+          <w14:ligatures w14:val="none"/>
+        </w:rPr>
+        <w:t>Стандартинформ</w:t>
+      </w:r>
+      <w:proofErr w:type="spellEnd"/>
+      <w:r>
+        <w:rPr>
+          <w:rFonts w:ascii="Times New Roman" w:eastAsia="Times New Roman" w:hAnsi="Times New Roman" w:cs="Times New Roman"/>
+          <w14:ligatures w14:val="none"/>
+        </w:rPr>
+        <w:t>, 2019  - 36 с.</w:t>
+      </w:r>
+    </w:p>
+    <w:p>
+      <w:pPr>
+        <w:spacing w:after="0" w:line="360" w:lineRule="auto"/>
+        <w:jc w:val="both"/>
+        <w:rPr>
+          <w:rFonts w:ascii="Times New Roman" w:hAnsi="Times New Roman" w:cs="Times New Roman"/>
+        </w:rPr>
+      </w:pPr>
+      <w:r>
+        <w:rPr>
+          <w:rFonts w:ascii="Times New Roman" w:hAnsi="Times New Roman" w:cs="Times New Roman"/>
+        </w:rPr>
+        <w:t>19.</w:t>
+      </w:r>
+      <w:r>
+        <w:rPr>
+          <w:rFonts w:ascii="Times New Roman" w:hAnsi="Times New Roman" w:cs="Times New Roman"/>
+        </w:rPr>
+        <w:tab/>
+        <w:t xml:space="preserve">ISO/IEC 25010:2011 / ГОСТ Р ИСО/МЭК 25010—2015: «Системная и программная инженерия. Требования и оценка качества систем и программного обеспечения. Модели качества систем и программного продукта» - </w:t>
+      </w:r>
+      <w:proofErr w:type="gramStart"/>
+      <w:r>
+        <w:rPr>
+          <w:rFonts w:ascii="Times New Roman" w:hAnsi="Times New Roman" w:cs="Times New Roman"/>
+        </w:rPr>
+        <w:t>М. :</w:t>
+      </w:r>
+      <w:proofErr w:type="gramEnd"/>
+      <w:r>
+        <w:rPr>
+          <w:rFonts w:ascii="Times New Roman" w:hAnsi="Times New Roman" w:cs="Times New Roman"/>
+        </w:rPr>
+        <w:t xml:space="preserve"> </w:t>
+      </w:r>
+      <w:proofErr w:type="spellStart"/>
+      <w:r>
+        <w:rPr>
+          <w:rFonts w:ascii="Times New Roman" w:hAnsi="Times New Roman" w:cs="Times New Roman"/>
+        </w:rPr>
+        <w:t>Стандартинформ</w:t>
+      </w:r>
+      <w:proofErr w:type="spellEnd"/>
+      <w:r>
+        <w:rPr>
+          <w:rFonts w:ascii="Times New Roman" w:hAnsi="Times New Roman" w:cs="Times New Roman"/>
+        </w:rPr>
+        <w:t>, 2015  - 36 с.</w:t>
+      </w:r>
+    </w:p>
+    <w:p>
+      <w:pPr>
+        <w:spacing w:after="0" w:line="360" w:lineRule="auto"/>
+        <w:jc w:val="both"/>
+        <w:rPr>
+          <w:rFonts w:ascii="Times New Roman" w:hAnsi="Times New Roman" w:cs="Times New Roman"/>
+        </w:rPr>
+      </w:pPr>
+      <w:r>
+        <w:rPr>
+          <w:rFonts w:ascii="Times New Roman" w:hAnsi="Times New Roman" w:cs="Times New Roman"/>
+        </w:rPr>
+        <w:t>20.</w:t>
+      </w:r>
+      <w:r>
+        <w:rPr>
+          <w:rFonts w:ascii="Times New Roman" w:hAnsi="Times New Roman" w:cs="Times New Roman"/>
+        </w:rPr>
+        <w:tab/>
+        <w:t>RFC 8259 – 2017 «Формат обмена данными JSON» [Электронный ресурс] – 2017. – Режим доступа: https://www.protokols.ru/WP/wp-content/uploads/2017/12/rfc8259.pdf - 6 с.</w:t>
+      </w:r>
+    </w:p>
+    <w:p>
+      <w:pPr>
+        <w:spacing w:after="0" w:line="360" w:lineRule="auto"/>
+        <w:jc w:val="both"/>
+        <w:rPr>
+          <w:rFonts w:ascii="Times New Roman" w:hAnsi="Times New Roman" w:cs="Times New Roman"/>
+        </w:rPr>
+      </w:pPr>
+      <w:r>
+        <w:rPr>
+          <w:rFonts w:ascii="Times New Roman" w:hAnsi="Times New Roman" w:cs="Times New Roman"/>
+        </w:rPr>
+        <w:t>21.</w:t>
+      </w:r>
+      <w:r>
+        <w:rPr>
+          <w:rFonts w:ascii="Times New Roman" w:hAnsi="Times New Roman" w:cs="Times New Roman"/>
+        </w:rPr>
+        <w:tab/>
+      </w:r>
+      <w:r>
+        <w:rPr>
+          <w:rFonts w:ascii="Times New Roman" w:hAnsi="Times New Roman" w:cs="Times New Roman"/>
+          <w:lang w:val="en-US"/>
+        </w:rPr>
+        <w:t>RFC</w:t>
+      </w:r>
+      <w:r>
+        <w:rPr>
+          <w:rFonts w:ascii="Times New Roman" w:hAnsi="Times New Roman" w:cs="Times New Roman"/>
+        </w:rPr>
+        <w:t xml:space="preserve"> 9110 – 2022 «Семантика </w:t>
+      </w:r>
+      <w:r>
+        <w:rPr>
+          <w:rFonts w:ascii="Times New Roman" w:hAnsi="Times New Roman" w:cs="Times New Roman"/>
+          <w:lang w:val="en-US"/>
+        </w:rPr>
+        <w:t>HTTP</w:t>
+      </w:r>
+      <w:r>
+        <w:rPr>
+          <w:rFonts w:ascii="Times New Roman" w:hAnsi="Times New Roman" w:cs="Times New Roman"/>
+        </w:rPr>
+        <w:t>» [Электронный ресурс] – 2022. – Режим доступа: https://www.protokols.ru/WP/wp-content/uploads/2022/06/rfc9110.pdf - 87 с.</w:t>
+      </w:r>
+    </w:p>
+    <w:p>
+      <w:pPr>
+        <w:spacing w:after="0" w:line="360" w:lineRule="auto"/>
+        <w:jc w:val="both"/>
+        <w:rPr>
+          <w:rFonts w:ascii="Times New Roman" w:hAnsi="Times New Roman" w:cs="Times New Roman"/>
+          <w:lang w:val="en-US"/>
+        </w:rPr>
+      </w:pPr>
+      <w:r>
+        <w:rPr>
+          <w:rFonts w:ascii="Times New Roman" w:hAnsi="Times New Roman" w:cs="Times New Roman"/>
+          <w:lang w:val="en-US"/>
+        </w:rPr>
+        <w:t>22.</w:t>
+      </w:r>
+      <w:r>
+        <w:rPr>
+          <w:rFonts w:ascii="Times New Roman" w:hAnsi="Times New Roman" w:cs="Times New Roman"/>
+          <w:lang w:val="en-US"/>
+        </w:rPr>
+        <w:tab/>
+        <w:t xml:space="preserve">ISO/IEC 19464:2014 «Information technology — Advanced Message Queuing Protocol (AMQP) v1.0 specification» - 2014. – 14 </w:t>
+      </w:r>
+      <w:r>
+        <w:rPr>
+          <w:rFonts w:ascii="Times New Roman" w:hAnsi="Times New Roman" w:cs="Times New Roman"/>
+        </w:rPr>
+        <w:t>с</w:t>
+      </w:r>
+      <w:r>
+        <w:rPr>
+          <w:rFonts w:ascii="Times New Roman" w:hAnsi="Times New Roman" w:cs="Times New Roman"/>
+          <w:lang w:val="en-US"/>
+        </w:rPr>
+        <w:t>.</w:t>
+      </w:r>
+    </w:p>
+    <w:p>
+      <w:pPr>
+        <w:spacing w:after="0" w:line="360" w:lineRule="auto"/>
+        <w:jc w:val="both"/>
+        <w:rPr>
+          <w:rFonts w:ascii="Times New Roman" w:eastAsia="Aptos" w:hAnsi="Times New Roman" w:cs="Times New Roman"/>
+        </w:rPr>
+      </w:pPr>
+      <w:r>
+        <w:rPr>
+          <w:rFonts w:ascii="Times New Roman" w:eastAsia="Aptos" w:hAnsi="Times New Roman" w:cs="Times New Roman"/>
+        </w:rPr>
+        <w:t>23.</w:t>
+      </w:r>
+      <w:r>
+        <w:rPr>
+          <w:rFonts w:ascii="Times New Roman" w:eastAsia="Aptos" w:hAnsi="Times New Roman" w:cs="Times New Roman"/>
+        </w:rPr>
+        <w:tab/>
+        <w:t xml:space="preserve">Официальный сайт </w:t>
+      </w:r>
+      <w:proofErr w:type="spellStart"/>
+      <w:r>
+        <w:rPr>
+          <w:rFonts w:ascii="Times New Roman" w:eastAsia="Aptos" w:hAnsi="Times New Roman" w:cs="Times New Roman"/>
+        </w:rPr>
+        <w:t>Docker</w:t>
+      </w:r>
+      <w:proofErr w:type="spellEnd"/>
+      <w:r>
+        <w:rPr>
+          <w:rFonts w:ascii="Times New Roman" w:eastAsia="Aptos" w:hAnsi="Times New Roman" w:cs="Times New Roman"/>
+        </w:rPr>
+        <w:t xml:space="preserve"> [Электронный ресурс]. Режим доступа: </w:t>
+      </w:r>
+      <w:r>
+        <w:rPr>
+          <w:rFonts w:ascii="Times New Roman" w:eastAsia="Aptos" w:hAnsi="Times New Roman" w:cs="Times New Roman"/>
+        </w:rPr>
+        <w:t>https://www.docker.com/</w:t>
+      </w:r>
+    </w:p>
+    <w:p>
+      <w:pPr>
+        <w:spacing w:after="0" w:line="360" w:lineRule="auto"/>
+        <w:jc w:val="both"/>
+        <w:rPr>
+          <w:rFonts w:ascii="Times New Roman" w:eastAsia="Aptos" w:hAnsi="Times New Roman" w:cs="Times New Roman"/>
+        </w:rPr>
+      </w:pPr>
+      <w:r>
+        <w:rPr>
+          <w:rFonts w:ascii="Times New Roman" w:eastAsia="Aptos" w:hAnsi="Times New Roman" w:cs="Times New Roman"/>
+        </w:rPr>
+        <w:t>24.</w:t>
+      </w:r>
+      <w:r>
+        <w:rPr>
+          <w:rFonts w:ascii="Times New Roman" w:eastAsia="Aptos" w:hAnsi="Times New Roman" w:cs="Times New Roman"/>
+        </w:rPr>
+        <w:tab/>
+      </w:r>
+      <w:r>
+        <w:rPr>
+          <w:rFonts w:ascii="Times New Roman" w:eastAsia="Aptos" w:hAnsi="Times New Roman" w:cs="Times New Roman"/>
+        </w:rPr>
+        <w:t xml:space="preserve">Официальная документация </w:t>
+      </w:r>
+      <w:proofErr w:type="spellStart"/>
+      <w:r>
+        <w:rPr>
+          <w:rFonts w:ascii="Times New Roman" w:eastAsia="Aptos" w:hAnsi="Times New Roman" w:cs="Times New Roman"/>
+        </w:rPr>
+        <w:t>Rkt</w:t>
+      </w:r>
+      <w:proofErr w:type="spellEnd"/>
+      <w:r>
+        <w:rPr>
+          <w:rFonts w:ascii="Times New Roman" w:eastAsia="Aptos" w:hAnsi="Times New Roman" w:cs="Times New Roman"/>
+        </w:rPr>
+        <w:t xml:space="preserve"> [Электронный ресурс]. Режим доступа: https://rocket.readthedocs.io/en/latest/README/</w:t>
+      </w:r>
+    </w:p>
+    <w:p>
+      <w:pPr>
+        <w:spacing w:after="0" w:line="360" w:lineRule="auto"/>
+        <w:contextualSpacing/>
+        <w:jc w:val="both"/>
+        <w:rPr>
+          <w:rFonts w:ascii="Times New Roman" w:eastAsia="Aptos" w:hAnsi="Times New Roman" w:cs="Times New Roman"/>
+        </w:rPr>
+      </w:pPr>
+      <w:r>
+        <w:rPr>
+          <w:rFonts w:ascii="Times New Roman" w:eastAsia="Aptos" w:hAnsi="Times New Roman" w:cs="Times New Roman"/>
+        </w:rPr>
+        <w:t>25.</w:t>
+      </w:r>
+      <w:r>
+        <w:rPr>
+          <w:rFonts w:ascii="Times New Roman" w:eastAsia="Aptos" w:hAnsi="Times New Roman" w:cs="Times New Roman"/>
+        </w:rPr>
+        <w:tab/>
+      </w:r>
+      <w:r>
+        <w:rPr>
+          <w:rFonts w:ascii="Times New Roman" w:eastAsia="Aptos" w:hAnsi="Times New Roman" w:cs="Times New Roman"/>
+        </w:rPr>
+        <w:t xml:space="preserve">Официальный сайт </w:t>
+      </w:r>
+      <w:proofErr w:type="spellStart"/>
+      <w:r>
+        <w:rPr>
+          <w:rFonts w:ascii="Times New Roman" w:eastAsia="Aptos" w:hAnsi="Times New Roman" w:cs="Times New Roman"/>
+        </w:rPr>
+        <w:t>Kubernetes</w:t>
+      </w:r>
+      <w:proofErr w:type="spellEnd"/>
+      <w:r>
+        <w:rPr>
+          <w:rFonts w:ascii="Times New Roman" w:eastAsia="Aptos" w:hAnsi="Times New Roman" w:cs="Times New Roman"/>
+        </w:rPr>
+        <w:t xml:space="preserve"> [Электронный ресурс]. Режим доступа: https://kubernetes.io/</w:t>
+      </w:r>
+    </w:p>
+    <w:p>
+      <w:pPr>
+        <w:spacing w:after="0" w:line="360" w:lineRule="auto"/>
+        <w:contextualSpacing/>
+        <w:jc w:val="both"/>
+        <w:rPr>
+          <w:rFonts w:ascii="Times New Roman" w:eastAsia="Aptos" w:hAnsi="Times New Roman" w:cs="Times New Roman"/>
+        </w:rPr>
+      </w:pPr>
+      <w:r>
+        <w:rPr>
+          <w:rFonts w:ascii="Times New Roman" w:eastAsia="Aptos" w:hAnsi="Times New Roman" w:cs="Times New Roman"/>
+        </w:rPr>
+        <w:t>26.</w:t>
+      </w:r>
+      <w:r>
+        <w:rPr>
+          <w:rFonts w:ascii="Times New Roman" w:eastAsia="Aptos" w:hAnsi="Times New Roman" w:cs="Times New Roman"/>
+        </w:rPr>
+        <w:tab/>
+      </w:r>
+      <w:r>
+        <w:rPr>
+          <w:rFonts w:ascii="Times New Roman" w:eastAsia="Aptos" w:hAnsi="Times New Roman" w:cs="Times New Roman"/>
+        </w:rPr>
+        <w:t xml:space="preserve">Официальный сайт </w:t>
+      </w:r>
+      <w:proofErr w:type="spellStart"/>
+      <w:r>
+        <w:rPr>
+          <w:rFonts w:ascii="Times New Roman" w:eastAsia="Aptos" w:hAnsi="Times New Roman" w:cs="Times New Roman"/>
+        </w:rPr>
+        <w:t>Docker</w:t>
+      </w:r>
+      <w:proofErr w:type="spellEnd"/>
+      <w:r>
+        <w:rPr>
+          <w:rFonts w:ascii="Times New Roman" w:eastAsia="Aptos" w:hAnsi="Times New Roman" w:cs="Times New Roman"/>
+        </w:rPr>
+        <w:t xml:space="preserve"> </w:t>
+      </w:r>
+      <w:proofErr w:type="spellStart"/>
+      <w:r>
+        <w:rPr>
+          <w:rFonts w:ascii="Times New Roman" w:eastAsia="Aptos" w:hAnsi="Times New Roman" w:cs="Times New Roman"/>
+        </w:rPr>
+        <w:t>Swarm</w:t>
+      </w:r>
+      <w:proofErr w:type="spellEnd"/>
+      <w:r>
+        <w:rPr>
+          <w:rFonts w:ascii="Times New Roman" w:eastAsia="Aptos" w:hAnsi="Times New Roman" w:cs="Times New Roman"/>
+        </w:rPr>
+        <w:t xml:space="preserve"> [Электронный ресурс]. Режим доступа: https://docs.docker.com/engine/swarm/</w:t>
+      </w:r>
+    </w:p>
+    <w:p>
+      <w:pPr>
+        <w:spacing w:after="0" w:line="360" w:lineRule="auto"/>
+        <w:contextualSpacing/>
+        <w:jc w:val="both"/>
+        <w:rPr>
+          <w:rFonts w:ascii="Times New Roman" w:eastAsia="Aptos" w:hAnsi="Times New Roman" w:cs="Times New Roman"/>
+        </w:rPr>
+      </w:pPr>
+      <w:r>
+        <w:rPr>
+          <w:rFonts w:ascii="Times New Roman" w:eastAsia="Aptos" w:hAnsi="Times New Roman" w:cs="Times New Roman"/>
+        </w:rPr>
+        <w:t>27.</w:t>
+      </w:r>
+      <w:r>
+        <w:rPr>
+          <w:rFonts w:ascii="Times New Roman" w:eastAsia="Aptos" w:hAnsi="Times New Roman" w:cs="Times New Roman"/>
+        </w:rPr>
+        <w:tab/>
+      </w:r>
+      <w:r>
+        <w:rPr>
+          <w:rFonts w:ascii="Times New Roman" w:eastAsia="Aptos" w:hAnsi="Times New Roman" w:cs="Times New Roman"/>
+        </w:rPr>
+        <w:t xml:space="preserve">Официальный сайт </w:t>
+      </w:r>
+      <w:proofErr w:type="spellStart"/>
+      <w:r>
+        <w:rPr>
+          <w:rFonts w:ascii="Times New Roman" w:eastAsia="Aptos" w:hAnsi="Times New Roman" w:cs="Times New Roman"/>
+        </w:rPr>
+        <w:t>Nomad</w:t>
+      </w:r>
+      <w:proofErr w:type="spellEnd"/>
+      <w:r>
+        <w:rPr>
+          <w:rFonts w:ascii="Times New Roman" w:eastAsia="Aptos" w:hAnsi="Times New Roman" w:cs="Times New Roman"/>
+        </w:rPr>
+        <w:t xml:space="preserve"> [Электронный ресурс]. Режим доступа: </w:t>
+      </w:r>
+      <w:r>
+        <w:rPr>
+          <w:rFonts w:ascii="Times New Roman" w:eastAsia="Aptos" w:hAnsi="Times New Roman" w:cs="Times New Roman"/>
+        </w:rPr>
+        <w:t>https://developer.hashicorp.com/nomad\</w:t>
+      </w:r>
+    </w:p>
+    <w:p>
+      <w:pPr>
+        <w:spacing w:after="0" w:line="360" w:lineRule="auto"/>
+        <w:contextualSpacing/>
+        <w:jc w:val="both"/>
+        <w:rPr>
+          <w:rFonts w:ascii="Times New Roman" w:eastAsia="Aptos" w:hAnsi="Times New Roman" w:cs="Times New Roman"/>
+        </w:rPr>
+      </w:pPr>
+      <w:r>
+        <w:rPr>
+          <w:rFonts w:ascii="Times New Roman" w:hAnsi="Times New Roman" w:cs="Times New Roman"/>
+        </w:rPr>
+        <w:t>28.</w:t>
+      </w:r>
+      <w:r>
+        <w:rPr>
+          <w:rFonts w:ascii="Times New Roman" w:hAnsi="Times New Roman" w:cs="Times New Roman"/>
+        </w:rPr>
+        <w:tab/>
+        <w:t xml:space="preserve">Шуляк А.В. «Сравнительный анализ алгоритмов балансировки нагрузки в среде облачных вычислений»/ А.В. Шуляк //Научный журнал – 2021. – 6 с. </w:t>
+      </w:r>
+    </w:p>
+    <w:p>
+      <w:pPr>
+        <w:spacing w:after="0" w:line="360" w:lineRule="auto"/>
+        <w:contextualSpacing/>
+        <w:jc w:val="both"/>
+        <w:rPr>
+          <w:rFonts w:ascii="Times New Roman" w:eastAsia="Aptos" w:hAnsi="Times New Roman" w:cs="Times New Roman"/>
+        </w:rPr>
+      </w:pPr>
+      <w:r>
+        <w:rPr>
+          <w:rFonts w:ascii="Times New Roman" w:hAnsi="Times New Roman" w:cs="Times New Roman"/>
+        </w:rPr>
+        <w:lastRenderedPageBreak/>
+        <w:t>29.</w:t>
+      </w:r>
+      <w:r>
+        <w:rPr>
+          <w:rFonts w:ascii="Times New Roman" w:hAnsi="Times New Roman" w:cs="Times New Roman"/>
+        </w:rPr>
+        <w:tab/>
+      </w:r>
+      <w:proofErr w:type="spellStart"/>
+      <w:r>
+        <w:rPr>
+          <w:rFonts w:ascii="Times New Roman" w:hAnsi="Times New Roman" w:cs="Times New Roman"/>
+        </w:rPr>
+        <w:t>Ляшов</w:t>
+      </w:r>
+      <w:proofErr w:type="spellEnd"/>
+      <w:r>
+        <w:rPr>
+          <w:rFonts w:ascii="Times New Roman" w:hAnsi="Times New Roman" w:cs="Times New Roman"/>
+        </w:rPr>
+        <w:t xml:space="preserve"> Е.И. «</w:t>
+      </w:r>
+      <w:proofErr w:type="spellStart"/>
+      <w:r>
+        <w:rPr>
+          <w:rFonts w:ascii="Times New Roman" w:hAnsi="Times New Roman" w:cs="Times New Roman"/>
+        </w:rPr>
+        <w:t>Ресурсоэффективные</w:t>
+      </w:r>
+      <w:proofErr w:type="spellEnd"/>
+      <w:r>
+        <w:rPr>
+          <w:rFonts w:ascii="Times New Roman" w:hAnsi="Times New Roman" w:cs="Times New Roman"/>
+        </w:rPr>
+        <w:t xml:space="preserve"> алгоритмы балансировки нагрузки в распределённых </w:t>
+      </w:r>
+      <w:proofErr w:type="spellStart"/>
+      <w:r>
+        <w:rPr>
+          <w:rFonts w:ascii="Times New Roman" w:hAnsi="Times New Roman" w:cs="Times New Roman"/>
+        </w:rPr>
+        <w:t>микросервисных</w:t>
+      </w:r>
+      <w:proofErr w:type="spellEnd"/>
+      <w:r>
+        <w:rPr>
+          <w:rFonts w:ascii="Times New Roman" w:hAnsi="Times New Roman" w:cs="Times New Roman"/>
+        </w:rPr>
+        <w:t xml:space="preserve"> архитектурах»/Е.И. </w:t>
+      </w:r>
+      <w:proofErr w:type="spellStart"/>
+      <w:r>
+        <w:rPr>
+          <w:rFonts w:ascii="Times New Roman" w:hAnsi="Times New Roman" w:cs="Times New Roman"/>
+        </w:rPr>
+        <w:t>Ляшов</w:t>
+      </w:r>
+      <w:proofErr w:type="spellEnd"/>
+      <w:r>
+        <w:rPr>
+          <w:rFonts w:ascii="Times New Roman" w:hAnsi="Times New Roman" w:cs="Times New Roman"/>
+        </w:rPr>
+        <w:t xml:space="preserve"> //Вестник науки – 2025. – 18 с.</w:t>
+      </w:r>
+    </w:p>
+    <w:p>
+      <w:pPr>
+        <w:spacing w:after="0" w:line="360" w:lineRule="auto"/>
+        <w:contextualSpacing/>
+        <w:jc w:val="both"/>
+        <w:rPr>
+          <w:rFonts w:ascii="Times New Roman" w:eastAsia="Aptos" w:hAnsi="Times New Roman" w:cs="Times New Roman"/>
+        </w:rPr>
+      </w:pPr>
+      <w:bookmarkStart w:id="30" w:name="_Hlk217696415"/>
+      <w:r>
+        <w:rPr>
+          <w:rFonts w:ascii="Times New Roman" w:hAnsi="Times New Roman" w:cs="Times New Roman"/>
+        </w:rPr>
+        <w:t>30.</w:t>
+      </w:r>
+      <w:r>
+        <w:rPr>
+          <w:rFonts w:ascii="Times New Roman" w:hAnsi="Times New Roman" w:cs="Times New Roman"/>
+        </w:rPr>
+        <w:tab/>
+      </w:r>
+      <w:proofErr w:type="spellStart"/>
+      <w:r>
+        <w:rPr>
+          <w:rFonts w:ascii="Times New Roman" w:hAnsi="Times New Roman" w:cs="Times New Roman"/>
+        </w:rPr>
+        <w:t>Хабр</w:t>
+      </w:r>
+      <w:proofErr w:type="spellEnd"/>
+      <w:r>
+        <w:rPr>
+          <w:rFonts w:ascii="Times New Roman" w:hAnsi="Times New Roman" w:cs="Times New Roman"/>
+        </w:rPr>
+        <w:t xml:space="preserve">. «Нагрузочное тестирование без самообмана: как планировать фазы и правильно снимать метрики» [Электронный ресурс]. - 2025. - Режим доступа: </w:t>
+      </w:r>
+      <w:r>
+        <w:rPr>
+          <w:rFonts w:ascii="Times New Roman" w:hAnsi="Times New Roman" w:cs="Times New Roman"/>
+        </w:rPr>
+        <w:t>https://habr.com/ru/articles/910760/</w:t>
+      </w:r>
+      <w:bookmarkEnd w:id="30"/>
+    </w:p>
+    <w:p>
+      <w:pPr>
+        <w:spacing w:after="0" w:line="360" w:lineRule="auto"/>
+        <w:contextualSpacing/>
+        <w:jc w:val="both"/>
+        <w:rPr>
+          <w:rFonts w:ascii="Times New Roman" w:eastAsia="Aptos" w:hAnsi="Times New Roman" w:cs="Times New Roman"/>
+          <w:lang w:val="en-US"/>
+        </w:rPr>
+      </w:pPr>
+      <w:r>
+        <w:rPr>
+          <w:rFonts w:ascii="Times New Roman" w:hAnsi="Times New Roman" w:cs="Times New Roman"/>
+        </w:rPr>
+        <w:t>31.</w:t>
+      </w:r>
+      <w:r>
+        <w:rPr>
+          <w:rFonts w:ascii="Times New Roman" w:hAnsi="Times New Roman" w:cs="Times New Roman"/>
+        </w:rPr>
+        <w:tab/>
+        <w:t xml:space="preserve">Официальная документация </w:t>
+      </w:r>
+      <w:proofErr w:type="spellStart"/>
+      <w:r>
+        <w:rPr>
+          <w:rFonts w:ascii="Times New Roman" w:hAnsi="Times New Roman" w:cs="Times New Roman"/>
+        </w:rPr>
+        <w:t>Apache</w:t>
+      </w:r>
+      <w:proofErr w:type="spellEnd"/>
+      <w:r>
+        <w:rPr>
+          <w:rFonts w:ascii="Times New Roman" w:hAnsi="Times New Roman" w:cs="Times New Roman"/>
+        </w:rPr>
+        <w:t xml:space="preserve"> </w:t>
+      </w:r>
+      <w:proofErr w:type="spellStart"/>
+      <w:r>
+        <w:rPr>
+          <w:rFonts w:ascii="Times New Roman" w:hAnsi="Times New Roman" w:cs="Times New Roman"/>
+        </w:rPr>
+        <w:t>JMeter</w:t>
+      </w:r>
+      <w:proofErr w:type="spellEnd"/>
+      <w:r>
+        <w:rPr>
+          <w:rFonts w:ascii="Times New Roman" w:hAnsi="Times New Roman" w:cs="Times New Roman"/>
+        </w:rPr>
+        <w:t xml:space="preserve"> [Электронный ресурс]. Режим</w:t>
+      </w:r>
+      <w:r>
+        <w:rPr>
+          <w:rFonts w:ascii="Times New Roman" w:hAnsi="Times New Roman" w:cs="Times New Roman"/>
+          <w:lang w:val="en-US"/>
+        </w:rPr>
+        <w:t xml:space="preserve"> </w:t>
+      </w:r>
+      <w:r>
+        <w:rPr>
+          <w:rFonts w:ascii="Times New Roman" w:hAnsi="Times New Roman" w:cs="Times New Roman"/>
+        </w:rPr>
+        <w:t>доступа</w:t>
+      </w:r>
+      <w:r>
+        <w:rPr>
+          <w:rFonts w:ascii="Times New Roman" w:hAnsi="Times New Roman" w:cs="Times New Roman"/>
+          <w:lang w:val="en-US"/>
+        </w:rPr>
+        <w:t xml:space="preserve">: </w:t>
+      </w:r>
+      <w:r>
+        <w:rPr>
+          <w:rFonts w:ascii="Times New Roman" w:hAnsi="Times New Roman" w:cs="Times New Roman"/>
+          <w:lang w:val="en-US"/>
+        </w:rPr>
+        <w:t>https://jmeter.apache.org/</w:t>
+      </w:r>
+    </w:p>
+    <w:p>
+      <w:pPr>
+        <w:spacing w:after="0" w:line="360" w:lineRule="auto"/>
+        <w:contextualSpacing/>
+        <w:jc w:val="both"/>
+        <w:rPr>
+          <w:rFonts w:ascii="Times New Roman" w:eastAsia="Aptos" w:hAnsi="Times New Roman" w:cs="Times New Roman"/>
+          <w:lang w:val="en-US"/>
+        </w:rPr>
+      </w:pPr>
+      <w:r>
+        <w:rPr>
+          <w:rFonts w:ascii="Times New Roman" w:hAnsi="Times New Roman" w:cs="Times New Roman"/>
+          <w:lang w:val="en-US"/>
+        </w:rPr>
+        <w:t>32.</w:t>
+      </w:r>
+      <w:r>
+        <w:rPr>
+          <w:rFonts w:ascii="Times New Roman" w:hAnsi="Times New Roman" w:cs="Times New Roman"/>
+          <w:lang w:val="en-US"/>
+        </w:rPr>
+        <w:tab/>
+      </w:r>
+      <w:proofErr w:type="spellStart"/>
+      <w:r>
+        <w:rPr>
+          <w:rFonts w:ascii="Times New Roman" w:hAnsi="Times New Roman" w:cs="Times New Roman"/>
+          <w:lang w:val="en-US"/>
+        </w:rPr>
+        <w:t>GuruSoftware</w:t>
+      </w:r>
+      <w:proofErr w:type="spellEnd"/>
+      <w:r>
+        <w:rPr>
+          <w:rFonts w:ascii="Times New Roman" w:hAnsi="Times New Roman" w:cs="Times New Roman"/>
+          <w:lang w:val="en-US"/>
+        </w:rPr>
+        <w:t xml:space="preserve"> «Comprehensive Guide to Download &amp; Install LoadRunner 12.0 [</w:t>
+      </w:r>
+      <w:r>
+        <w:rPr>
+          <w:rFonts w:ascii="Times New Roman" w:hAnsi="Times New Roman" w:cs="Times New Roman"/>
+        </w:rPr>
+        <w:t>Электронный</w:t>
+      </w:r>
+      <w:r>
+        <w:rPr>
+          <w:rFonts w:ascii="Times New Roman" w:hAnsi="Times New Roman" w:cs="Times New Roman"/>
+          <w:lang w:val="en-US"/>
+        </w:rPr>
+        <w:t xml:space="preserve"> </w:t>
+      </w:r>
+      <w:r>
+        <w:rPr>
+          <w:rFonts w:ascii="Times New Roman" w:hAnsi="Times New Roman" w:cs="Times New Roman"/>
+        </w:rPr>
+        <w:t>ресурс</w:t>
+      </w:r>
+      <w:r>
+        <w:rPr>
+          <w:rFonts w:ascii="Times New Roman" w:hAnsi="Times New Roman" w:cs="Times New Roman"/>
+          <w:lang w:val="en-US"/>
+        </w:rPr>
+        <w:t xml:space="preserve">]. - 2024. - </w:t>
+      </w:r>
+      <w:r>
+        <w:rPr>
+          <w:rFonts w:ascii="Times New Roman" w:hAnsi="Times New Roman" w:cs="Times New Roman"/>
+        </w:rPr>
+        <w:t>Режим</w:t>
+      </w:r>
+      <w:r>
+        <w:rPr>
+          <w:rFonts w:ascii="Times New Roman" w:hAnsi="Times New Roman" w:cs="Times New Roman"/>
+          <w:lang w:val="en-US"/>
+        </w:rPr>
+        <w:t xml:space="preserve"> </w:t>
+      </w:r>
+      <w:r>
+        <w:rPr>
+          <w:rFonts w:ascii="Times New Roman" w:hAnsi="Times New Roman" w:cs="Times New Roman"/>
+        </w:rPr>
+        <w:t>доступа</w:t>
+      </w:r>
+      <w:r>
+        <w:rPr>
+          <w:rFonts w:ascii="Times New Roman" w:hAnsi="Times New Roman" w:cs="Times New Roman"/>
+          <w:lang w:val="en-US"/>
+        </w:rPr>
+        <w:t>: https://www.gurusoftware.com/comprehensive-guide-to-download-install-loadrunner-12-0/</w:t>
+      </w:r>
+    </w:p>
+    <w:p>
+      <w:pPr>
+        <w:spacing w:after="0" w:line="360" w:lineRule="auto"/>
+        <w:contextualSpacing/>
+        <w:jc w:val="both"/>
+        <w:rPr>
+          <w:rFonts w:ascii="Times New Roman" w:eastAsia="Aptos" w:hAnsi="Times New Roman" w:cs="Times New Roman"/>
+        </w:rPr>
+      </w:pPr>
+      <w:r>
+        <w:rPr>
+          <w:rFonts w:ascii="Times New Roman" w:eastAsia="Aptos" w:hAnsi="Times New Roman" w:cs="Times New Roman"/>
+        </w:rPr>
+        <w:t>33.</w:t>
+      </w:r>
+      <w:r>
+        <w:rPr>
+          <w:rFonts w:ascii="Times New Roman" w:eastAsia="Aptos" w:hAnsi="Times New Roman" w:cs="Times New Roman"/>
+        </w:rPr>
+        <w:tab/>
+      </w:r>
+      <w:r>
+        <w:rPr>
+          <w:rFonts w:ascii="Times New Roman" w:eastAsia="Aptos" w:hAnsi="Times New Roman" w:cs="Times New Roman"/>
+        </w:rPr>
+        <w:t xml:space="preserve">Официальный сайт </w:t>
+      </w:r>
+      <w:r>
+        <w:rPr>
+          <w:rFonts w:ascii="Times New Roman" w:eastAsia="Aptos" w:hAnsi="Times New Roman" w:cs="Times New Roman"/>
+          <w:lang w:val="en-US"/>
+        </w:rPr>
+        <w:t>Artillery</w:t>
+      </w:r>
+      <w:r>
+        <w:rPr>
+          <w:rFonts w:ascii="Times New Roman" w:eastAsia="Aptos" w:hAnsi="Times New Roman" w:cs="Times New Roman"/>
+        </w:rPr>
+        <w:t xml:space="preserve"> [Электронный ресурс]. Режим доступа: </w:t>
+      </w:r>
+      <w:r>
+        <w:rPr>
+          <w:rFonts w:ascii="Times New Roman" w:eastAsia="Aptos" w:hAnsi="Times New Roman" w:cs="Times New Roman"/>
+        </w:rPr>
+        <w:t>https://www.artillery.io/</w:t>
       </w:r>
     </w:p>
     <w:p/>
@@ -12926,6 +14757,92 @@
 <file path=word/numbering.xml><?xml version="1.0" encoding="utf-8"?>
 <w:numbering xmlns:wpc="http://schemas.microsoft.com/office/word/2010/wordprocessingCanvas" xmlns:cx="http://schemas.microsoft.com/office/drawing/2014/chartex" xmlns:cx1="http://schemas.microsoft.com/office/drawing/2015/9/8/chartex" xmlns:cx2="http://schemas.microsoft.com/office/drawing/2015/10/21/chartex" xmlns:cx3="http://schemas.microsoft.com/office/drawing/2016/5/9/chartex" xmlns:cx4="http://schemas.microsoft.com/office/drawing/2016/5/10/chartex" xmlns:cx5="http://schemas.microsoft.com/office/drawing/2016/5/11/chartex" xmlns:cx6="http://schemas.microsoft.com/office/drawing/2016/5/12/chartex" xmlns:cx7="http://schemas.microsoft.com/office/drawing/2016/5/13/chartex" xmlns:cx8="http://schemas.microsoft.com/office/drawing/2016/5/14/chartex" xmlns:mc="http://schemas.openxmlformats.org/markup-compatibility/2006" xmlns:aink="http://schemas.microsoft.com/office/drawing/2016/ink" xmlns:am3d="http://schemas.microsoft.com/office/drawing/2017/model3d" xmlns:o="urn:schemas-microsoft-com:office:office" xmlns:r="http://schemas.openxmlformats.org/officeDocument/2006/relationships" xmlns:m="http://schemas.openxmlformats.org/officeDocument/2006/math" xmlns:v="urn:schemas-microsoft-com:vml" xmlns:wp14="http://schemas.microsoft.com/office/word/2010/wordprocessingDrawing" xmlns:wp="http://schemas.openxmlformats.org/drawingml/2006/wordprocessingDrawing" xmlns:w10="urn:schemas-microsoft-com:office:word" xmlns:w="http://schemas.openxmlformats.org/wordprocessingml/2006/main" xmlns:w14="http://schemas.microsoft.com/office/word/2010/wordml" xmlns:w15="http://schemas.microsoft.com/office/word/2012/wordml" xmlns:w16cid="http://schemas.microsoft.com/office/word/2016/wordml/cid" xmlns:w16se="http://schemas.microsoft.com/office/word/2015/wordml/symex" xmlns:wpg="http://schemas.microsoft.com/office/word/2010/wordprocessingGroup" xmlns:wpi="http://schemas.microsoft.com/office/word/2010/wordprocessingInk" xmlns:wne="http://schemas.microsoft.com/office/word/2006/wordml" xmlns:wps="http://schemas.microsoft.com/office/word/2010/wordprocessingShape" mc:Ignorable="w14 w15 w16se w16cid wp14">
   <w:abstractNum w:abstractNumId="0" w15:restartNumberingAfterBreak="0">
+    <w:nsid w:val="05ED7BFE"/>
+    <w:multiLevelType w:val="hybridMultilevel"/>
+    <w:tmpl w:val="ACE2CBEE"/>
+    <w:lvl w:ilvl="0" w:tplc="FFFFFFFF">
+      <w:start w:val="1"/>
+      <w:numFmt w:val="decimal"/>
+      <w:lvlText w:val="%1."/>
+      <w:lvlJc w:val="left"/>
+      <w:pPr>
+        <w:ind w:left="1778" w:hanging="360"/>
+      </w:pPr>
+    </w:lvl>
+    <w:lvl w:ilvl="1" w:tplc="FFFFFFFF">
+      <w:start w:val="1"/>
+      <w:numFmt w:val="lowerLetter"/>
+      <w:lvlText w:val="%2."/>
+      <w:lvlJc w:val="left"/>
+      <w:pPr>
+        <w:ind w:left="1788" w:hanging="360"/>
+      </w:pPr>
+    </w:lvl>
+    <w:lvl w:ilvl="2" w:tplc="FFFFFFFF">
+      <w:start w:val="1"/>
+      <w:numFmt w:val="lowerRoman"/>
+      <w:lvlText w:val="%3."/>
+      <w:lvlJc w:val="right"/>
+      <w:pPr>
+        <w:ind w:left="2508" w:hanging="180"/>
+      </w:pPr>
+    </w:lvl>
+    <w:lvl w:ilvl="3" w:tplc="FFFFFFFF">
+      <w:start w:val="1"/>
+      <w:numFmt w:val="decimal"/>
+      <w:lvlText w:val="%4."/>
+      <w:lvlJc w:val="left"/>
+      <w:pPr>
+        <w:ind w:left="3228" w:hanging="360"/>
+      </w:pPr>
+    </w:lvl>
+    <w:lvl w:ilvl="4" w:tplc="FFFFFFFF">
+      <w:start w:val="1"/>
+      <w:numFmt w:val="lowerLetter"/>
+      <w:lvlText w:val="%5."/>
+      <w:lvlJc w:val="left"/>
+      <w:pPr>
+        <w:ind w:left="3948" w:hanging="360"/>
+      </w:pPr>
+    </w:lvl>
+    <w:lvl w:ilvl="5" w:tplc="FFFFFFFF">
+      <w:start w:val="1"/>
+      <w:numFmt w:val="lowerRoman"/>
+      <w:lvlText w:val="%6."/>
+      <w:lvlJc w:val="right"/>
+      <w:pPr>
+        <w:ind w:left="4668" w:hanging="180"/>
+      </w:pPr>
+    </w:lvl>
+    <w:lvl w:ilvl="6" w:tplc="FFFFFFFF">
+      <w:start w:val="1"/>
+      <w:numFmt w:val="decimal"/>
+      <w:lvlText w:val="%7."/>
+      <w:lvlJc w:val="left"/>
+      <w:pPr>
+        <w:ind w:left="5388" w:hanging="360"/>
+      </w:pPr>
+    </w:lvl>
+    <w:lvl w:ilvl="7" w:tplc="FFFFFFFF">
+      <w:start w:val="1"/>
+      <w:numFmt w:val="lowerLetter"/>
+      <w:lvlText w:val="%8."/>
+      <w:lvlJc w:val="left"/>
+      <w:pPr>
+        <w:ind w:left="6108" w:hanging="360"/>
+      </w:pPr>
+    </w:lvl>
+    <w:lvl w:ilvl="8" w:tplc="FFFFFFFF">
+      <w:start w:val="1"/>
+      <w:numFmt w:val="lowerRoman"/>
+      <w:lvlText w:val="%9."/>
+      <w:lvlJc w:val="right"/>
+      <w:pPr>
+        <w:ind w:left="6828" w:hanging="180"/>
+      </w:pPr>
+    </w:lvl>
+  </w:abstractNum>
+  <w:abstractNum w:abstractNumId="1" w15:restartNumberingAfterBreak="0">
     <w:nsid w:val="0720040D"/>
     <w:multiLevelType w:val="multilevel"/>
     <w:tmpl w:val="E54084EA"/>
@@ -13038,7 +14955,7 @@
       </w:rPr>
     </w:lvl>
   </w:abstractNum>
-  <w:abstractNum w:abstractNumId="1" w15:restartNumberingAfterBreak="0">
+  <w:abstractNum w:abstractNumId="2" w15:restartNumberingAfterBreak="0">
     <w:nsid w:val="0EB6081A"/>
     <w:multiLevelType w:val="hybridMultilevel"/>
     <w:tmpl w:val="F8044AEC"/>
@@ -13151,7 +15068,7 @@
       </w:rPr>
     </w:lvl>
   </w:abstractNum>
-  <w:abstractNum w:abstractNumId="2" w15:restartNumberingAfterBreak="0">
+  <w:abstractNum w:abstractNumId="3" w15:restartNumberingAfterBreak="0">
     <w:nsid w:val="0F84712C"/>
     <w:multiLevelType w:val="hybridMultilevel"/>
     <w:tmpl w:val="104475D6"/>
@@ -13264,7 +15181,7 @@
       </w:rPr>
     </w:lvl>
   </w:abstractNum>
-  <w:abstractNum w:abstractNumId="3" w15:restartNumberingAfterBreak="0">
+  <w:abstractNum w:abstractNumId="4" w15:restartNumberingAfterBreak="0">
     <w:nsid w:val="145254CB"/>
     <w:multiLevelType w:val="hybridMultilevel"/>
     <w:tmpl w:val="679C612C"/>
@@ -13377,7 +15294,7 @@
       </w:rPr>
     </w:lvl>
   </w:abstractNum>
-  <w:abstractNum w:abstractNumId="4" w15:restartNumberingAfterBreak="0">
+  <w:abstractNum w:abstractNumId="5" w15:restartNumberingAfterBreak="0">
     <w:nsid w:val="1C8F4BFE"/>
     <w:multiLevelType w:val="hybridMultilevel"/>
     <w:tmpl w:val="052CDD70"/>
@@ -13490,7 +15407,7 @@
       </w:rPr>
     </w:lvl>
   </w:abstractNum>
-  <w:abstractNum w:abstractNumId="5" w15:restartNumberingAfterBreak="0">
+  <w:abstractNum w:abstractNumId="6" w15:restartNumberingAfterBreak="0">
     <w:nsid w:val="1F6802CD"/>
     <w:multiLevelType w:val="hybridMultilevel"/>
     <w:tmpl w:val="57F2601A"/>
@@ -13603,7 +15520,7 @@
       </w:rPr>
     </w:lvl>
   </w:abstractNum>
-  <w:abstractNum w:abstractNumId="6" w15:restartNumberingAfterBreak="0">
+  <w:abstractNum w:abstractNumId="7" w15:restartNumberingAfterBreak="0">
     <w:nsid w:val="23291C0A"/>
     <w:multiLevelType w:val="hybridMultilevel"/>
     <w:tmpl w:val="CB283A50"/>
@@ -13716,7 +15633,7 @@
       </w:rPr>
     </w:lvl>
   </w:abstractNum>
-  <w:abstractNum w:abstractNumId="7" w15:restartNumberingAfterBreak="0">
+  <w:abstractNum w:abstractNumId="8" w15:restartNumberingAfterBreak="0">
     <w:nsid w:val="28074260"/>
     <w:multiLevelType w:val="multilevel"/>
     <w:tmpl w:val="5FE4013C"/>
@@ -13829,7 +15746,7 @@
       </w:pPr>
     </w:lvl>
   </w:abstractNum>
-  <w:abstractNum w:abstractNumId="8" w15:restartNumberingAfterBreak="0">
+  <w:abstractNum w:abstractNumId="9" w15:restartNumberingAfterBreak="0">
     <w:nsid w:val="33A45FF4"/>
     <w:multiLevelType w:val="multilevel"/>
     <w:tmpl w:val="E54084EA"/>
@@ -13942,7 +15859,185 @@
       </w:rPr>
     </w:lvl>
   </w:abstractNum>
-  <w:abstractNum w:abstractNumId="9" w15:restartNumberingAfterBreak="0">
+  <w:abstractNum w:abstractNumId="10" w15:restartNumberingAfterBreak="0">
+    <w:nsid w:val="345F5F9D"/>
+    <w:multiLevelType w:val="hybridMultilevel"/>
+    <w:tmpl w:val="8042DB14"/>
+    <w:lvl w:ilvl="0" w:tplc="2380395A">
+      <w:start w:val="31"/>
+      <w:numFmt w:val="decimal"/>
+      <w:lvlText w:val="%1."/>
+      <w:lvlJc w:val="left"/>
+      <w:pPr>
+        <w:ind w:left="735" w:hanging="375"/>
+      </w:pPr>
+      <w:rPr>
+        <w:rFonts w:hint="default"/>
+      </w:rPr>
+    </w:lvl>
+    <w:lvl w:ilvl="1" w:tplc="04190019" w:tentative="1">
+      <w:start w:val="1"/>
+      <w:numFmt w:val="lowerLetter"/>
+      <w:lvlText w:val="%2."/>
+      <w:lvlJc w:val="left"/>
+      <w:pPr>
+        <w:ind w:left="1440" w:hanging="360"/>
+      </w:pPr>
+    </w:lvl>
+    <w:lvl w:ilvl="2" w:tplc="0419001B" w:tentative="1">
+      <w:start w:val="1"/>
+      <w:numFmt w:val="lowerRoman"/>
+      <w:lvlText w:val="%3."/>
+      <w:lvlJc w:val="right"/>
+      <w:pPr>
+        <w:ind w:left="2160" w:hanging="180"/>
+      </w:pPr>
+    </w:lvl>
+    <w:lvl w:ilvl="3" w:tplc="0419000F" w:tentative="1">
+      <w:start w:val="1"/>
+      <w:numFmt w:val="decimal"/>
+      <w:lvlText w:val="%4."/>
+      <w:lvlJc w:val="left"/>
+      <w:pPr>
+        <w:ind w:left="2880" w:hanging="360"/>
+      </w:pPr>
+    </w:lvl>
+    <w:lvl w:ilvl="4" w:tplc="04190019" w:tentative="1">
+      <w:start w:val="1"/>
+      <w:numFmt w:val="lowerLetter"/>
+      <w:lvlText w:val="%5."/>
+      <w:lvlJc w:val="left"/>
+      <w:pPr>
+        <w:ind w:left="3600" w:hanging="360"/>
+      </w:pPr>
+    </w:lvl>
+    <w:lvl w:ilvl="5" w:tplc="0419001B" w:tentative="1">
+      <w:start w:val="1"/>
+      <w:numFmt w:val="lowerRoman"/>
+      <w:lvlText w:val="%6."/>
+      <w:lvlJc w:val="right"/>
+      <w:pPr>
+        <w:ind w:left="4320" w:hanging="180"/>
+      </w:pPr>
+    </w:lvl>
+    <w:lvl w:ilvl="6" w:tplc="0419000F" w:tentative="1">
+      <w:start w:val="1"/>
+      <w:numFmt w:val="decimal"/>
+      <w:lvlText w:val="%7."/>
+      <w:lvlJc w:val="left"/>
+      <w:pPr>
+        <w:ind w:left="5040" w:hanging="360"/>
+      </w:pPr>
+    </w:lvl>
+    <w:lvl w:ilvl="7" w:tplc="04190019" w:tentative="1">
+      <w:start w:val="1"/>
+      <w:numFmt w:val="lowerLetter"/>
+      <w:lvlText w:val="%8."/>
+      <w:lvlJc w:val="left"/>
+      <w:pPr>
+        <w:ind w:left="5760" w:hanging="360"/>
+      </w:pPr>
+    </w:lvl>
+    <w:lvl w:ilvl="8" w:tplc="0419001B" w:tentative="1">
+      <w:start w:val="1"/>
+      <w:numFmt w:val="lowerRoman"/>
+      <w:lvlText w:val="%9."/>
+      <w:lvlJc w:val="right"/>
+      <w:pPr>
+        <w:ind w:left="6480" w:hanging="180"/>
+      </w:pPr>
+    </w:lvl>
+  </w:abstractNum>
+  <w:abstractNum w:abstractNumId="11" w15:restartNumberingAfterBreak="0">
+    <w:nsid w:val="34D04E84"/>
+    <w:multiLevelType w:val="hybridMultilevel"/>
+    <w:tmpl w:val="3C5E5F80"/>
+    <w:lvl w:ilvl="0" w:tplc="F2D44518">
+      <w:start w:val="28"/>
+      <w:numFmt w:val="decimal"/>
+      <w:lvlText w:val="%1."/>
+      <w:lvlJc w:val="left"/>
+      <w:pPr>
+        <w:ind w:left="1791" w:hanging="375"/>
+      </w:pPr>
+      <w:rPr>
+        <w:rFonts w:hint="default"/>
+      </w:rPr>
+    </w:lvl>
+    <w:lvl w:ilvl="1" w:tplc="04190019" w:tentative="1">
+      <w:start w:val="1"/>
+      <w:numFmt w:val="lowerLetter"/>
+      <w:lvlText w:val="%2."/>
+      <w:lvlJc w:val="left"/>
+      <w:pPr>
+        <w:ind w:left="2496" w:hanging="360"/>
+      </w:pPr>
+    </w:lvl>
+    <w:lvl w:ilvl="2" w:tplc="0419001B" w:tentative="1">
+      <w:start w:val="1"/>
+      <w:numFmt w:val="lowerRoman"/>
+      <w:lvlText w:val="%3."/>
+      <w:lvlJc w:val="right"/>
+      <w:pPr>
+        <w:ind w:left="3216" w:hanging="180"/>
+      </w:pPr>
+    </w:lvl>
+    <w:lvl w:ilvl="3" w:tplc="0419000F" w:tentative="1">
+      <w:start w:val="1"/>
+      <w:numFmt w:val="decimal"/>
+      <w:lvlText w:val="%4."/>
+      <w:lvlJc w:val="left"/>
+      <w:pPr>
+        <w:ind w:left="3936" w:hanging="360"/>
+      </w:pPr>
+    </w:lvl>
+    <w:lvl w:ilvl="4" w:tplc="04190019" w:tentative="1">
+      <w:start w:val="1"/>
+      <w:numFmt w:val="lowerLetter"/>
+      <w:lvlText w:val="%5."/>
+      <w:lvlJc w:val="left"/>
+      <w:pPr>
+        <w:ind w:left="4656" w:hanging="360"/>
+      </w:pPr>
+    </w:lvl>
+    <w:lvl w:ilvl="5" w:tplc="0419001B" w:tentative="1">
+      <w:start w:val="1"/>
+      <w:numFmt w:val="lowerRoman"/>
+      <w:lvlText w:val="%6."/>
+      <w:lvlJc w:val="right"/>
+      <w:pPr>
+        <w:ind w:left="5376" w:hanging="180"/>
+      </w:pPr>
+    </w:lvl>
+    <w:lvl w:ilvl="6" w:tplc="0419000F" w:tentative="1">
+      <w:start w:val="1"/>
+      <w:numFmt w:val="decimal"/>
+      <w:lvlText w:val="%7."/>
+      <w:lvlJc w:val="left"/>
+      <w:pPr>
+        <w:ind w:left="6096" w:hanging="360"/>
+      </w:pPr>
+    </w:lvl>
+    <w:lvl w:ilvl="7" w:tplc="04190019" w:tentative="1">
+      <w:start w:val="1"/>
+      <w:numFmt w:val="lowerLetter"/>
+      <w:lvlText w:val="%8."/>
+      <w:lvlJc w:val="left"/>
+      <w:pPr>
+        <w:ind w:left="6816" w:hanging="360"/>
+      </w:pPr>
+    </w:lvl>
+    <w:lvl w:ilvl="8" w:tplc="0419001B" w:tentative="1">
+      <w:start w:val="1"/>
+      <w:numFmt w:val="lowerRoman"/>
+      <w:lvlText w:val="%9."/>
+      <w:lvlJc w:val="right"/>
+      <w:pPr>
+        <w:ind w:left="7536" w:hanging="180"/>
+      </w:pPr>
+    </w:lvl>
+  </w:abstractNum>
+  <w:abstractNum w:abstractNumId="12" w15:restartNumberingAfterBreak="0">
     <w:nsid w:val="3B072C9B"/>
     <w:multiLevelType w:val="hybridMultilevel"/>
     <w:tmpl w:val="C7FC8152"/>
@@ -14055,7 +16150,7 @@
       </w:rPr>
     </w:lvl>
   </w:abstractNum>
-  <w:abstractNum w:abstractNumId="10" w15:restartNumberingAfterBreak="0">
+  <w:abstractNum w:abstractNumId="13" w15:restartNumberingAfterBreak="0">
     <w:nsid w:val="3CC33434"/>
     <w:multiLevelType w:val="multilevel"/>
     <w:tmpl w:val="5F5A85FC"/>
@@ -14173,7 +16268,7 @@
       </w:rPr>
     </w:lvl>
   </w:abstractNum>
-  <w:abstractNum w:abstractNumId="11" w15:restartNumberingAfterBreak="0">
+  <w:abstractNum w:abstractNumId="14" w15:restartNumberingAfterBreak="0">
     <w:nsid w:val="48D00E2D"/>
     <w:multiLevelType w:val="multilevel"/>
     <w:tmpl w:val="1C02D0DC"/>
@@ -14286,7 +16381,7 @@
       </w:pPr>
     </w:lvl>
   </w:abstractNum>
-  <w:abstractNum w:abstractNumId="12" w15:restartNumberingAfterBreak="0">
+  <w:abstractNum w:abstractNumId="15" w15:restartNumberingAfterBreak="0">
     <w:nsid w:val="4E4A3231"/>
     <w:multiLevelType w:val="hybridMultilevel"/>
     <w:tmpl w:val="71704886"/>
@@ -14399,7 +16494,7 @@
       </w:rPr>
     </w:lvl>
   </w:abstractNum>
-  <w:abstractNum w:abstractNumId="13" w15:restartNumberingAfterBreak="0">
+  <w:abstractNum w:abstractNumId="16" w15:restartNumberingAfterBreak="0">
     <w:nsid w:val="527F08F3"/>
     <w:multiLevelType w:val="hybridMultilevel"/>
     <w:tmpl w:val="E4482A60"/>
@@ -14512,7 +16607,7 @@
       </w:rPr>
     </w:lvl>
   </w:abstractNum>
-  <w:abstractNum w:abstractNumId="14" w15:restartNumberingAfterBreak="0">
+  <w:abstractNum w:abstractNumId="17" w15:restartNumberingAfterBreak="0">
     <w:nsid w:val="5EE40B43"/>
     <w:multiLevelType w:val="hybridMultilevel"/>
     <w:tmpl w:val="763C7714"/>
@@ -14625,7 +16720,7 @@
       </w:rPr>
     </w:lvl>
   </w:abstractNum>
-  <w:abstractNum w:abstractNumId="15" w15:restartNumberingAfterBreak="0">
+  <w:abstractNum w:abstractNumId="18" w15:restartNumberingAfterBreak="0">
     <w:nsid w:val="5FD37D74"/>
     <w:multiLevelType w:val="multilevel"/>
     <w:tmpl w:val="6DD641DC"/>
@@ -14745,7 +16840,7 @@
       </w:rPr>
     </w:lvl>
   </w:abstractNum>
-  <w:abstractNum w:abstractNumId="16" w15:restartNumberingAfterBreak="0">
+  <w:abstractNum w:abstractNumId="19" w15:restartNumberingAfterBreak="0">
     <w:nsid w:val="6220247F"/>
     <w:multiLevelType w:val="hybridMultilevel"/>
     <w:tmpl w:val="9C808948"/>
@@ -14858,7 +16953,7 @@
       </w:rPr>
     </w:lvl>
   </w:abstractNum>
-  <w:abstractNum w:abstractNumId="17" w15:restartNumberingAfterBreak="0">
+  <w:abstractNum w:abstractNumId="20" w15:restartNumberingAfterBreak="0">
     <w:nsid w:val="6E823D9C"/>
     <w:multiLevelType w:val="hybridMultilevel"/>
     <w:tmpl w:val="941A4640"/>
@@ -14971,7 +17066,7 @@
       </w:rPr>
     </w:lvl>
   </w:abstractNum>
-  <w:abstractNum w:abstractNumId="18" w15:restartNumberingAfterBreak="0">
+  <w:abstractNum w:abstractNumId="21" w15:restartNumberingAfterBreak="0">
     <w:nsid w:val="74BD5205"/>
     <w:multiLevelType w:val="hybridMultilevel"/>
     <w:tmpl w:val="9DF2BF18"/>
@@ -15085,61 +17180,61 @@
     </w:lvl>
   </w:abstractNum>
   <w:num w:numId="1">
+    <w:abstractNumId w:val="17"/>
+  </w:num>
+  <w:num w:numId="2">
+    <w:abstractNumId w:val="20"/>
+  </w:num>
+  <w:num w:numId="3">
+    <w:abstractNumId w:val="6"/>
+  </w:num>
+  <w:num w:numId="4">
+    <w:abstractNumId w:val="21"/>
+  </w:num>
+  <w:num w:numId="5">
+    <w:abstractNumId w:val="19"/>
+  </w:num>
+  <w:num w:numId="6">
+    <w:abstractNumId w:val="2"/>
+  </w:num>
+  <w:num w:numId="7">
+    <w:abstractNumId w:val="18"/>
+  </w:num>
+  <w:num w:numId="8">
     <w:abstractNumId w:val="14"/>
   </w:num>
-  <w:num w:numId="2">
+  <w:num w:numId="9">
+    <w:abstractNumId w:val="15"/>
+  </w:num>
+  <w:num w:numId="10">
+    <w:abstractNumId w:val="4"/>
+  </w:num>
+  <w:num w:numId="11">
+    <w:abstractNumId w:val="9"/>
+  </w:num>
+  <w:num w:numId="12">
+    <w:abstractNumId w:val="1"/>
+  </w:num>
+  <w:num w:numId="13">
+    <w:abstractNumId w:val="16"/>
+  </w:num>
+  <w:num w:numId="14">
+    <w:abstractNumId w:val="7"/>
+  </w:num>
+  <w:num w:numId="15">
+    <w:abstractNumId w:val="12"/>
+  </w:num>
+  <w:num w:numId="16">
+    <w:abstractNumId w:val="8"/>
+  </w:num>
+  <w:num w:numId="17">
+    <w:abstractNumId w:val="3"/>
+  </w:num>
+  <w:num w:numId="18">
     <w:abstractNumId w:val="17"/>
   </w:num>
-  <w:num w:numId="3">
-    <w:abstractNumId w:val="5"/>
-  </w:num>
-  <w:num w:numId="4">
-    <w:abstractNumId w:val="18"/>
-  </w:num>
-  <w:num w:numId="5">
-    <w:abstractNumId w:val="16"/>
-  </w:num>
-  <w:num w:numId="6">
-    <w:abstractNumId w:val="1"/>
-  </w:num>
-  <w:num w:numId="7">
-    <w:abstractNumId w:val="15"/>
-  </w:num>
-  <w:num w:numId="8">
-    <w:abstractNumId w:val="11"/>
-  </w:num>
-  <w:num w:numId="9">
-    <w:abstractNumId w:val="12"/>
-  </w:num>
-  <w:num w:numId="10">
-    <w:abstractNumId w:val="3"/>
-  </w:num>
-  <w:num w:numId="11">
-    <w:abstractNumId w:val="8"/>
-  </w:num>
-  <w:num w:numId="12">
-    <w:abstractNumId w:val="0"/>
-  </w:num>
-  <w:num w:numId="13">
+  <w:num w:numId="19">
     <w:abstractNumId w:val="13"/>
-  </w:num>
-  <w:num w:numId="14">
-    <w:abstractNumId w:val="6"/>
-  </w:num>
-  <w:num w:numId="15">
-    <w:abstractNumId w:val="9"/>
-  </w:num>
-  <w:num w:numId="16">
-    <w:abstractNumId w:val="7"/>
-  </w:num>
-  <w:num w:numId="17">
-    <w:abstractNumId w:val="2"/>
-  </w:num>
-  <w:num w:numId="18">
-    <w:abstractNumId w:val="14"/>
-  </w:num>
-  <w:num w:numId="19">
-    <w:abstractNumId w:val="10"/>
     <w:lvlOverride w:ilvl="0">
       <w:startOverride w:val="1"/>
     </w:lvlOverride>
@@ -15169,7 +17264,46 @@
     </w:lvlOverride>
   </w:num>
   <w:num w:numId="20">
-    <w:abstractNumId w:val="4"/>
+    <w:abstractNumId w:val="5"/>
+  </w:num>
+  <w:num w:numId="21">
+    <w:abstractNumId w:val="0"/>
+    <w:lvlOverride w:ilvl="0">
+      <w:startOverride w:val="1"/>
+    </w:lvlOverride>
+    <w:lvlOverride w:ilvl="1">
+      <w:startOverride w:val="1"/>
+    </w:lvlOverride>
+    <w:lvlOverride w:ilvl="2">
+      <w:startOverride w:val="1"/>
+    </w:lvlOverride>
+    <w:lvlOverride w:ilvl="3">
+      <w:startOverride w:val="1"/>
+    </w:lvlOverride>
+    <w:lvlOverride w:ilvl="4">
+      <w:startOverride w:val="1"/>
+    </w:lvlOverride>
+    <w:lvlOverride w:ilvl="5">
+      <w:startOverride w:val="1"/>
+    </w:lvlOverride>
+    <w:lvlOverride w:ilvl="6">
+      <w:startOverride w:val="1"/>
+    </w:lvlOverride>
+    <w:lvlOverride w:ilvl="7">
+      <w:startOverride w:val="1"/>
+    </w:lvlOverride>
+    <w:lvlOverride w:ilvl="8">
+      <w:startOverride w:val="1"/>
+    </w:lvlOverride>
+  </w:num>
+  <w:num w:numId="22">
+    <w:abstractNumId w:val="0"/>
+  </w:num>
+  <w:num w:numId="23">
+    <w:abstractNumId w:val="11"/>
+  </w:num>
+  <w:num w:numId="24">
+    <w:abstractNumId w:val="10"/>
   </w:num>
 </w:numbering>
 </file>
@@ -15571,7 +17705,7 @@
   <w:style w:type="paragraph" w:default="1" w:styleId="a">
     <w:name w:val="Normal"/>
     <w:qFormat/>
-    <w:rsid w:val="00A862B2"/>
+    <w:rsid w:val="004621AA"/>
     <w:pPr>
       <w:spacing w:line="278" w:lineRule="auto"/>
     </w:pPr>
@@ -15764,6 +17898,61 @@
       <w:kern w:val="2"/>
       <w:sz w:val="24"/>
       <w:szCs w:val="24"/>
+      <w14:ligatures w14:val="standardContextual"/>
+    </w:rPr>
+  </w:style>
+  <w:style w:type="character" w:styleId="a9">
+    <w:name w:val="Hyperlink"/>
+    <w:basedOn w:val="a0"/>
+    <w:uiPriority w:val="99"/>
+    <w:unhideWhenUsed/>
+    <w:rsid w:val="00A706D1"/>
+    <w:rPr>
+      <w:color w:val="0563C1" w:themeColor="hyperlink"/>
+      <w:u w:val="single"/>
+    </w:rPr>
+  </w:style>
+  <w:style w:type="character" w:styleId="aa">
+    <w:name w:val="Unresolved Mention"/>
+    <w:basedOn w:val="a0"/>
+    <w:uiPriority w:val="99"/>
+    <w:semiHidden/>
+    <w:unhideWhenUsed/>
+    <w:rsid w:val="00A706D1"/>
+    <w:rPr>
+      <w:color w:val="605E5C"/>
+      <w:shd w:val="clear" w:color="auto" w:fill="E1DFDD"/>
+    </w:rPr>
+  </w:style>
+  <w:style w:type="paragraph" w:styleId="ab">
+    <w:name w:val="Balloon Text"/>
+    <w:basedOn w:val="a"/>
+    <w:link w:val="ac"/>
+    <w:uiPriority w:val="99"/>
+    <w:semiHidden/>
+    <w:unhideWhenUsed/>
+    <w:rsid w:val="00921A8E"/>
+    <w:pPr>
+      <w:spacing w:after="0" w:line="240" w:lineRule="auto"/>
+    </w:pPr>
+    <w:rPr>
+      <w:rFonts w:ascii="Segoe UI" w:hAnsi="Segoe UI" w:cs="Segoe UI"/>
+      <w:sz w:val="18"/>
+      <w:szCs w:val="18"/>
+    </w:rPr>
+  </w:style>
+  <w:style w:type="character" w:customStyle="1" w:styleId="ac">
+    <w:name w:val="Текст выноски Знак"/>
+    <w:basedOn w:val="a0"/>
+    <w:link w:val="ab"/>
+    <w:uiPriority w:val="99"/>
+    <w:semiHidden/>
+    <w:rsid w:val="00921A8E"/>
+    <w:rPr>
+      <w:rFonts w:ascii="Segoe UI" w:hAnsi="Segoe UI" w:cs="Segoe UI"/>
+      <w:kern w:val="2"/>
+      <w:sz w:val="18"/>
+      <w:szCs w:val="18"/>
       <w14:ligatures w14:val="standardContextual"/>
     </w:rPr>
   </w:style>

--- a/Магистерская/Новая магистерская.docx
+++ b/Магистерская/Новая магистерская.docx
@@ -15,10 +15,10 @@
           <w:szCs w:val="28"/>
         </w:rPr>
       </w:pPr>
-      <w:bookmarkStart w:id="0" w:name="_Toc217673708"/>
-      <w:bookmarkStart w:id="1" w:name="_Toc227501237"/>
-      <w:bookmarkStart w:id="2" w:name="_Toc227490682"/>
-      <w:bookmarkStart w:id="3" w:name="_Toc217673707"/>
+      <w:bookmarkStart w:id="0" w:name="_Toc227490682"/>
+      <w:bookmarkStart w:id="1" w:name="_Toc217673707"/>
+      <w:bookmarkStart w:id="2" w:name="_Toc217673708"/>
+      <w:bookmarkStart w:id="3" w:name="_Toc227501237"/>
       <w:r>
         <w:rPr>
           <w:rFonts w:ascii="Times New Roman" w:hAnsi="Times New Roman" w:cs="Times New Roman"/>
@@ -30,8 +30,8 @@
         </w:rPr>
         <w:t>1 ОБЩАЯ ХАРАКТЕРИСТИКА РАБОТЫ</w:t>
       </w:r>
-      <w:bookmarkEnd w:id="2"/>
-      <w:bookmarkEnd w:id="3"/>
+      <w:bookmarkEnd w:id="0"/>
+      <w:bookmarkEnd w:id="1"/>
     </w:p>
     <w:p>
       <w:pPr>
@@ -61,7 +61,19 @@
         <w:rPr>
           <w:rFonts w:ascii="Times New Roman" w:hAnsi="Times New Roman" w:cs="Times New Roman"/>
         </w:rPr>
-        <w:t xml:space="preserve">В современном мире, который всё более подвержен глобализации, остро стоит вопрос о коммуникации, логистике между государствами и обмене информации. Применение информационных систем на основе </w:t>
+        <w:t>В современном мире, который всё более подвержен глобализации, остро стоит вопрос о коммуникации, логистике и обмене информации</w:t>
+      </w:r>
+      <w:r>
+        <w:rPr>
+          <w:rFonts w:ascii="Times New Roman" w:hAnsi="Times New Roman" w:cs="Times New Roman"/>
+        </w:rPr>
+        <w:t xml:space="preserve"> между государствами</w:t>
+      </w:r>
+      <w:r>
+        <w:rPr>
+          <w:rFonts w:ascii="Times New Roman" w:hAnsi="Times New Roman" w:cs="Times New Roman"/>
+        </w:rPr>
+        <w:t xml:space="preserve">. Применение информационных систем на основе </w:t>
       </w:r>
       <w:proofErr w:type="spellStart"/>
       <w:r>
@@ -81,13 +93,13 @@
         <w:rPr>
           <w:rFonts w:ascii="Times New Roman" w:hAnsi="Times New Roman" w:cs="Times New Roman"/>
         </w:rPr>
-        <w:t xml:space="preserve"> в</w:t>
-      </w:r>
-      <w:r>
-        <w:rPr>
-          <w:rFonts w:ascii="Times New Roman" w:hAnsi="Times New Roman" w:cs="Times New Roman"/>
-        </w:rPr>
-        <w:t xml:space="preserve"> сфере туризма обусловлено тем, что </w:t>
+        <w:t xml:space="preserve"> </w:t>
+      </w:r>
+      <w:r>
+        <w:rPr>
+          <w:rFonts w:ascii="Times New Roman" w:hAnsi="Times New Roman" w:cs="Times New Roman"/>
+        </w:rPr>
+        <w:t xml:space="preserve">обусловлено тем, что </w:t>
       </w:r>
       <w:r>
         <w:rPr>
@@ -215,7 +227,47 @@
         <w:rPr>
           <w:rFonts w:ascii="Times New Roman" w:hAnsi="Times New Roman" w:cs="Times New Roman"/>
         </w:rPr>
-        <w:t xml:space="preserve">Разработка информационной системы в области туризма сопряжена с многими факторами, в первую очередь связанными с высокой нагрузкой и многофункциональностью. Однако в текущих условиях сбой в отдельных сервисах информационной системы может стоить десятки миллионов рублей в </w:t>
+        <w:t>Разработка информационной системы</w:t>
+      </w:r>
+      <w:r>
+        <w:rPr>
+          <w:rFonts w:ascii="Times New Roman" w:hAnsi="Times New Roman" w:cs="Times New Roman"/>
+        </w:rPr>
+        <w:t xml:space="preserve"> на основе </w:t>
+      </w:r>
+      <w:proofErr w:type="spellStart"/>
+      <w:r>
+        <w:rPr>
+          <w:rFonts w:ascii="Times New Roman" w:hAnsi="Times New Roman" w:cs="Times New Roman"/>
+        </w:rPr>
+        <w:t>микросервисного</w:t>
+      </w:r>
+      <w:proofErr w:type="spellEnd"/>
+      <w:r>
+        <w:rPr>
+          <w:rFonts w:ascii="Times New Roman" w:hAnsi="Times New Roman" w:cs="Times New Roman"/>
+        </w:rPr>
+        <w:t xml:space="preserve"> паттерна</w:t>
+      </w:r>
+      <w:bookmarkStart w:id="5" w:name="_GoBack"/>
+      <w:bookmarkEnd w:id="5"/>
+      <w:r>
+        <w:rPr>
+          <w:rFonts w:ascii="Times New Roman" w:hAnsi="Times New Roman" w:cs="Times New Roman"/>
+        </w:rPr>
+        <w:t xml:space="preserve"> в области туризма</w:t>
+      </w:r>
+      <w:r>
+        <w:rPr>
+          <w:rFonts w:ascii="Times New Roman" w:hAnsi="Times New Roman" w:cs="Times New Roman"/>
+        </w:rPr>
+        <w:t xml:space="preserve"> </w:t>
+      </w:r>
+      <w:r>
+        <w:rPr>
+          <w:rFonts w:ascii="Times New Roman" w:hAnsi="Times New Roman" w:cs="Times New Roman"/>
+        </w:rPr>
+        <w:t xml:space="preserve">сопряжена с многими факторами, в первую очередь связанными с высокой нагрузкой и многофункциональностью. Однако в текущих условиях сбой в отдельных сервисах информационной системы может стоить десятки миллионов рублей в </w:t>
       </w:r>
       <w:proofErr w:type="gramStart"/>
       <w:r>
@@ -445,7 +497,7 @@
         </w:rPr>
         <w:t xml:space="preserve"> паттерна посвящены статьи, написанные Васильевым Н.В. [8], </w:t>
       </w:r>
-      <w:bookmarkStart w:id="5" w:name="_Hlk217691043"/>
+      <w:bookmarkStart w:id="6" w:name="_Hlk217691043"/>
       <w:r>
         <w:rPr>
           <w:rFonts w:ascii="Times New Roman" w:hAnsi="Times New Roman" w:cs="Times New Roman"/>
@@ -466,7 +518,7 @@
         </w:rPr>
         <w:t xml:space="preserve"> М.В., Рудником Н.Т</w:t>
       </w:r>
-      <w:bookmarkEnd w:id="5"/>
+      <w:bookmarkEnd w:id="6"/>
       <w:r>
         <w:rPr>
           <w:rFonts w:ascii="Times New Roman" w:hAnsi="Times New Roman" w:cs="Times New Roman"/>
@@ -1758,8 +1810,8 @@
         </w:rPr>
         <w:t>ОБЗОР ИЗВЕСТНЫХ МЕТОДОВ И СРЕДСТВ РЕШЕНИЯ ПРОБЛЕМЫ</w:t>
       </w:r>
-      <w:bookmarkEnd w:id="0"/>
-      <w:bookmarkEnd w:id="1"/>
+      <w:bookmarkEnd w:id="2"/>
+      <w:bookmarkEnd w:id="3"/>
     </w:p>
     <w:p>
       <w:pPr>
@@ -1775,7 +1827,7 @@
           <w:szCs w:val="28"/>
         </w:rPr>
       </w:pPr>
-      <w:bookmarkStart w:id="6" w:name="_Toc227501238"/>
+      <w:bookmarkStart w:id="7" w:name="_Toc227501238"/>
       <w:r>
         <w:rPr>
           <w:rFonts w:ascii="Times New Roman" w:hAnsi="Times New Roman" w:cs="Times New Roman"/>
@@ -1798,7 +1850,7 @@
         </w:rPr>
         <w:t>Краткое описание предметной области</w:t>
       </w:r>
-      <w:bookmarkEnd w:id="6"/>
+      <w:bookmarkEnd w:id="7"/>
       <w:r>
         <w:rPr>
           <w:rFonts w:ascii="Times New Roman" w:hAnsi="Times New Roman" w:cs="Times New Roman"/>
@@ -2925,7 +2977,7 @@
         </w:rPr>
         <w:t xml:space="preserve">Перечень критических технологий Российской Федерации - один из основных инструментов государственной политики Российской Федерации в области развития отечественной науки и технологий. Его формирование предусмотрено «Основами политики Российской Федерации в области развития науки и технологий на период до 2010 года и дальнейшую перспективу», утверждёнными </w:t>
       </w:r>
-      <w:bookmarkStart w:id="7" w:name="_Hlk217691222"/>
+      <w:bookmarkStart w:id="8" w:name="_Hlk217691222"/>
       <w:r>
         <w:rPr>
           <w:rFonts w:ascii="Times New Roman" w:hAnsi="Times New Roman" w:cs="Times New Roman"/>
@@ -2935,7 +2987,7 @@
         </w:rPr>
         <w:t>Указом Президента Российской Федерации от 30 марта 2002 года № Пр-576</w:t>
       </w:r>
-      <w:bookmarkEnd w:id="7"/>
+      <w:bookmarkEnd w:id="8"/>
       <w:r>
         <w:rPr>
           <w:rFonts w:ascii="Times New Roman" w:hAnsi="Times New Roman" w:cs="Times New Roman"/>
@@ -2985,7 +3037,7 @@
         </w:rPr>
         <w:t xml:space="preserve">Перечень критических технологий Российской Федерации утверждается в соответствии с </w:t>
       </w:r>
-      <w:bookmarkStart w:id="8" w:name="_Hlk217691274"/>
+      <w:bookmarkStart w:id="9" w:name="_Hlk217691274"/>
       <w:r>
         <w:rPr>
           <w:rFonts w:ascii="Times New Roman" w:hAnsi="Times New Roman" w:cs="Times New Roman"/>
@@ -2995,7 +3047,7 @@
         </w:rPr>
         <w:t xml:space="preserve">поручением Президента Российской Федерации от </w:t>
       </w:r>
-      <w:bookmarkEnd w:id="8"/>
+      <w:bookmarkEnd w:id="9"/>
       <w:r>
         <w:rPr>
           <w:rFonts w:ascii="Times New Roman" w:hAnsi="Times New Roman" w:cs="Times New Roman"/>
@@ -3023,7 +3075,7 @@
         </w:rPr>
         <w:t xml:space="preserve">] </w:t>
       </w:r>
-      <w:bookmarkStart w:id="9" w:name="_Hlk217691300"/>
+      <w:bookmarkStart w:id="10" w:name="_Hlk217691300"/>
       <w:r>
         <w:rPr>
           <w:rFonts w:ascii="Times New Roman" w:hAnsi="Times New Roman" w:cs="Times New Roman"/>
@@ -3033,7 +3085,7 @@
         </w:rPr>
         <w:t xml:space="preserve">о корректировке приоритетных направлений развития науки, технологий и техники в Российской Федерации </w:t>
       </w:r>
-      <w:bookmarkEnd w:id="9"/>
+      <w:bookmarkEnd w:id="10"/>
       <w:r>
         <w:rPr>
           <w:rFonts w:ascii="Times New Roman" w:hAnsi="Times New Roman" w:cs="Times New Roman"/>
@@ -3271,7 +3323,7 @@
           <w:szCs w:val="28"/>
         </w:rPr>
       </w:pPr>
-      <w:bookmarkStart w:id="10" w:name="_Hlk217688651"/>
+      <w:bookmarkStart w:id="11" w:name="_Hlk217688651"/>
       <w:r>
         <w:rPr>
           <w:rFonts w:ascii="Times New Roman" w:hAnsi="Times New Roman" w:cs="Times New Roman"/>
@@ -3306,7 +3358,7 @@
         <w:t xml:space="preserve"> – Динамика туристского потока РФ</w:t>
       </w:r>
     </w:p>
-    <w:bookmarkEnd w:id="10"/>
+    <w:bookmarkEnd w:id="11"/>
     <w:p>
       <w:pPr>
         <w:spacing w:after="0" w:line="360" w:lineRule="auto"/>
@@ -3453,7 +3505,7 @@
           <w:szCs w:val="28"/>
         </w:rPr>
       </w:pPr>
-      <w:bookmarkStart w:id="11" w:name="_Toc227501239"/>
+      <w:bookmarkStart w:id="12" w:name="_Toc227501239"/>
       <w:r>
         <w:rPr>
           <w:rFonts w:ascii="Times New Roman" w:hAnsi="Times New Roman" w:cs="Times New Roman"/>
@@ -3465,7 +3517,7 @@
         </w:rPr>
         <w:t>2.2. Анализ релевантных международных стандартов по теме исследования.</w:t>
       </w:r>
-      <w:bookmarkEnd w:id="11"/>
+      <w:bookmarkEnd w:id="12"/>
     </w:p>
     <w:p>
       <w:pPr>
@@ -3487,7 +3539,7 @@
         </w:rPr>
         <w:t xml:space="preserve">Прямых стандартов, описывающих требования к архитектуре информационных систем нет, однако есть несколько ключевых стандартов, которые создают фундамент и концептуальную основу. Одним из них является </w:t>
       </w:r>
-      <w:bookmarkStart w:id="12" w:name="_Hlk217691982"/>
+      <w:bookmarkStart w:id="13" w:name="_Hlk217691982"/>
       <w:r>
         <w:rPr>
           <w:rFonts w:ascii="Times New Roman" w:hAnsi="Times New Roman" w:cs="Times New Roman"/>
@@ -3496,7 +3548,7 @@
         </w:rPr>
         <w:t>ISO/IEC/IEEE 42010:2011</w:t>
       </w:r>
-      <w:bookmarkEnd w:id="12"/>
+      <w:bookmarkEnd w:id="13"/>
       <w:r>
         <w:rPr>
           <w:rFonts w:ascii="Times New Roman" w:hAnsi="Times New Roman" w:cs="Times New Roman"/>
@@ -3505,7 +3557,7 @@
         </w:rPr>
         <w:t xml:space="preserve">, в Российской классификации </w:t>
       </w:r>
-      <w:bookmarkStart w:id="13" w:name="_Hlk217691988"/>
+      <w:bookmarkStart w:id="14" w:name="_Hlk217691988"/>
       <w:r>
         <w:rPr>
           <w:rFonts w:ascii="Times New Roman" w:hAnsi="Times New Roman" w:cs="Times New Roman"/>
@@ -3530,8 +3582,8 @@
         </w:rPr>
         <w:t xml:space="preserve"> </w:t>
       </w:r>
-      <w:bookmarkStart w:id="14" w:name="_Hlk217691995"/>
-      <w:bookmarkEnd w:id="13"/>
+      <w:bookmarkStart w:id="15" w:name="_Hlk217691995"/>
+      <w:bookmarkEnd w:id="14"/>
       <w:r>
         <w:rPr>
           <w:rFonts w:ascii="Times New Roman" w:hAnsi="Times New Roman" w:cs="Times New Roman"/>
@@ -3555,7 +3607,6 @@
           <w:rFonts w:ascii="Times New Roman" w:hAnsi="Times New Roman" w:cs="Times New Roman"/>
           <w:sz w:val="28"/>
           <w:szCs w:val="28"/>
-          <w:lang w:val="en-US"/>
         </w:rPr>
         <w:t>18</w:t>
       </w:r>
@@ -3567,7 +3618,7 @@
         </w:rPr>
         <w:t xml:space="preserve">]. </w:t>
       </w:r>
-      <w:bookmarkEnd w:id="14"/>
+      <w:bookmarkEnd w:id="15"/>
       <w:r>
         <w:rPr>
           <w:rFonts w:ascii="Times New Roman" w:hAnsi="Times New Roman" w:cs="Times New Roman"/>
@@ -3623,7 +3674,7 @@
         </w:rPr>
         <w:t xml:space="preserve">оценку информационной системы как конечного продукта является </w:t>
       </w:r>
-      <w:bookmarkStart w:id="15" w:name="_Hlk217692024"/>
+      <w:bookmarkStart w:id="16" w:name="_Hlk217692024"/>
       <w:r>
         <w:rPr>
           <w:rFonts w:ascii="Times New Roman" w:hAnsi="Times New Roman" w:cs="Times New Roman"/>
@@ -3632,7 +3683,7 @@
         </w:rPr>
         <w:t>ISO/IEC 25010:2011</w:t>
       </w:r>
-      <w:bookmarkEnd w:id="15"/>
+      <w:bookmarkEnd w:id="16"/>
       <w:r>
         <w:rPr>
           <w:rFonts w:ascii="Times New Roman" w:hAnsi="Times New Roman" w:cs="Times New Roman"/>
@@ -3641,7 +3692,7 @@
         </w:rPr>
         <w:t xml:space="preserve">, в Российской классификации </w:t>
       </w:r>
-      <w:bookmarkStart w:id="16" w:name="_Hlk217692035"/>
+      <w:bookmarkStart w:id="17" w:name="_Hlk217692035"/>
       <w:r>
         <w:rPr>
           <w:rFonts w:ascii="Times New Roman" w:hAnsi="Times New Roman" w:cs="Times New Roman"/>
@@ -3650,8 +3701,8 @@
         </w:rPr>
         <w:t xml:space="preserve">ГОСТ Р ИСО/МЭК 25010—2015 </w:t>
       </w:r>
-      <w:bookmarkStart w:id="17" w:name="_Hlk217692047"/>
-      <w:bookmarkEnd w:id="16"/>
+      <w:bookmarkStart w:id="18" w:name="_Hlk217692047"/>
+      <w:bookmarkEnd w:id="17"/>
       <w:r>
         <w:rPr>
           <w:rFonts w:ascii="Times New Roman" w:hAnsi="Times New Roman" w:cs="Times New Roman"/>
@@ -3669,7 +3720,7 @@
         </w:rPr>
         <w:t>продукта»</w:t>
       </w:r>
-      <w:bookmarkEnd w:id="17"/>
+      <w:bookmarkEnd w:id="18"/>
       <w:r>
         <w:rPr>
           <w:rFonts w:ascii="Times New Roman" w:hAnsi="Times New Roman" w:cs="Times New Roman"/>
@@ -3684,7 +3735,6 @@
           <w:rFonts w:ascii="Times New Roman" w:hAnsi="Times New Roman" w:cs="Times New Roman"/>
           <w:sz w:val="28"/>
           <w:szCs w:val="28"/>
-          <w:lang w:val="en-US"/>
         </w:rPr>
         <w:t>19</w:t>
       </w:r>
@@ -4560,7 +4610,7 @@
         <w:lastRenderedPageBreak/>
         <w:t>Основная идея состоит в том, что отдельные подсистемы могут обмениваться произвольным образом сообщениями через AMQP-брокер, который осуществляет маршрутизацию, возможно гарантирует доставку, распределение потоков данных, подписку на нужные типы сообщений.</w:t>
       </w:r>
-      <w:bookmarkStart w:id="18" w:name="_Hlk217591944"/>
+      <w:bookmarkStart w:id="19" w:name="_Hlk217591944"/>
       <w:r>
         <w:rPr>
           <w:rFonts w:ascii="Times New Roman" w:hAnsi="Times New Roman" w:cs="Times New Roman"/>
@@ -4861,7 +4911,7 @@
         </w:rPr>
         <w:t xml:space="preserve"> </w:t>
       </w:r>
-      <w:bookmarkStart w:id="19" w:name="_Toc227501240"/>
+      <w:bookmarkStart w:id="20" w:name="_Toc227501240"/>
       <w:r>
         <w:rPr>
           <w:rFonts w:ascii="Times New Roman" w:hAnsi="Times New Roman" w:cs="Times New Roman"/>
@@ -4873,7 +4923,7 @@
         </w:rPr>
         <w:t>Сравнение и оценка методологических, технологических, алгоритмических и программных решений по теме исследования</w:t>
       </w:r>
-      <w:bookmarkEnd w:id="19"/>
+      <w:bookmarkEnd w:id="20"/>
     </w:p>
     <w:p>
       <w:pPr>
@@ -4897,7 +4947,7 @@
           <w:szCs w:val="28"/>
         </w:rPr>
       </w:pPr>
-      <w:bookmarkStart w:id="20" w:name="_Toc227501241"/>
+      <w:bookmarkStart w:id="21" w:name="_Toc227501241"/>
       <w:r>
         <w:rPr>
           <w:rFonts w:ascii="Times New Roman" w:hAnsi="Times New Roman" w:cs="Times New Roman"/>
@@ -4931,7 +4981,7 @@
         </w:rPr>
         <w:t xml:space="preserve"> задачи балансировки и распределения</w:t>
       </w:r>
-      <w:bookmarkEnd w:id="20"/>
+      <w:bookmarkEnd w:id="21"/>
     </w:p>
     <w:p>
       <w:pPr>
@@ -5229,7 +5279,7 @@
           <w:szCs w:val="28"/>
         </w:rPr>
       </w:pPr>
-      <w:bookmarkStart w:id="21" w:name="_Hlk217695803"/>
+      <w:bookmarkStart w:id="22" w:name="_Hlk217695803"/>
       <w:proofErr w:type="spellStart"/>
       <w:r>
         <w:rPr>
@@ -6499,7 +6549,7 @@
         <w:t xml:space="preserve"> не получил такой широкой популярности, он остается жизнеспособным вариантом для тех, у кого в приоритете безопасность и простота.</w:t>
       </w:r>
     </w:p>
-    <w:bookmarkEnd w:id="21"/>
+    <w:bookmarkEnd w:id="22"/>
     <w:p>
       <w:pPr>
         <w:spacing w:after="0" w:line="360" w:lineRule="auto"/>
@@ -6594,7 +6644,7 @@
           <w:szCs w:val="28"/>
         </w:rPr>
       </w:pPr>
-      <w:bookmarkStart w:id="22" w:name="_Hlk217695817"/>
+      <w:bookmarkStart w:id="23" w:name="_Hlk217695817"/>
       <w:r>
         <w:rPr>
           <w:rFonts w:ascii="Times New Roman" w:hAnsi="Times New Roman" w:cs="Times New Roman"/>
@@ -7213,7 +7263,7 @@
         </w:rPr>
         <w:t xml:space="preserve"> проще в использовании и настройке, что делает его идеальным выбором для небольших команд и проектов, где не требуется сложная инфраструктура.</w:t>
       </w:r>
-      <w:bookmarkEnd w:id="18"/>
+      <w:bookmarkEnd w:id="19"/>
     </w:p>
     <w:p>
       <w:pPr>
@@ -7565,7 +7615,7 @@
           <w:szCs w:val="28"/>
         </w:rPr>
       </w:pPr>
-      <w:bookmarkStart w:id="23" w:name="_Toc227501242"/>
+      <w:bookmarkStart w:id="24" w:name="_Toc227501242"/>
       <w:r>
         <w:rPr>
           <w:rFonts w:ascii="Times New Roman" w:hAnsi="Times New Roman" w:cs="Times New Roman"/>
@@ -7577,9 +7627,9 @@
         </w:rPr>
         <w:t>Алгоритмы балансировки и распределения</w:t>
       </w:r>
-      <w:bookmarkEnd w:id="23"/>
-    </w:p>
-    <w:bookmarkEnd w:id="22"/>
+      <w:bookmarkEnd w:id="24"/>
+    </w:p>
+    <w:bookmarkEnd w:id="23"/>
     <w:p>
       <w:pPr>
         <w:spacing w:after="0" w:line="360" w:lineRule="auto"/>
@@ -9478,7 +9528,7 @@
           <w:szCs w:val="28"/>
         </w:rPr>
       </w:pPr>
-      <w:bookmarkStart w:id="24" w:name="_Toc227501243"/>
+      <w:bookmarkStart w:id="25" w:name="_Toc227501243"/>
       <w:r>
         <w:rPr>
           <w:rFonts w:ascii="Times New Roman" w:hAnsi="Times New Roman" w:cs="Times New Roman"/>
@@ -9490,7 +9540,7 @@
         </w:rPr>
         <w:t>Основные положения нагрузочного тестирования</w:t>
       </w:r>
-      <w:bookmarkEnd w:id="24"/>
+      <w:bookmarkEnd w:id="25"/>
     </w:p>
     <w:p>
       <w:pPr>
@@ -10736,7 +10786,7 @@
           <w:szCs w:val="28"/>
         </w:rPr>
       </w:pPr>
-      <w:bookmarkStart w:id="25" w:name="_Toc227501244"/>
+      <w:bookmarkStart w:id="26" w:name="_Toc227501244"/>
       <w:r>
         <w:rPr>
           <w:rFonts w:ascii="Times New Roman" w:hAnsi="Times New Roman" w:cs="Times New Roman"/>
@@ -10748,7 +10798,7 @@
         </w:rPr>
         <w:t>Инструменты нагрузочного тестирования</w:t>
       </w:r>
-      <w:bookmarkEnd w:id="25"/>
+      <w:bookmarkEnd w:id="26"/>
     </w:p>
     <w:p>
       <w:pPr>
@@ -12487,7 +12537,7 @@
           <w:lang w:eastAsia="ru-RU"/>
         </w:rPr>
       </w:pPr>
-      <w:bookmarkStart w:id="26" w:name="_Toc227501245"/>
+      <w:bookmarkStart w:id="27" w:name="_Toc227501245"/>
       <w:r>
         <w:rPr>
           <w:rFonts w:ascii="Times New Roman" w:eastAsia="Times New Roman" w:hAnsi="Times New Roman" w:cs="Times New Roman"/>
@@ -12500,7 +12550,7 @@
         </w:rPr>
         <w:t>Постановка задачи исследования</w:t>
       </w:r>
-      <w:bookmarkEnd w:id="26"/>
+      <w:bookmarkEnd w:id="27"/>
       <w:r>
         <w:rPr>
           <w:rFonts w:ascii="Times New Roman" w:hAnsi="Times New Roman" w:cs="Times New Roman"/>
@@ -13027,8 +13077,8 @@
           <w:szCs w:val="28"/>
         </w:rPr>
       </w:pPr>
-      <w:bookmarkStart w:id="27" w:name="_Toc227490694"/>
-      <w:bookmarkStart w:id="28" w:name="_Toc217673709"/>
+      <w:bookmarkStart w:id="28" w:name="_Toc227490694"/>
+      <w:bookmarkStart w:id="29" w:name="_Toc217673709"/>
       <w:r>
         <w:rPr>
           <w:rFonts w:ascii="Times New Roman" w:hAnsi="Times New Roman" w:cs="Times New Roman"/>
@@ -13041,8 +13091,8 @@
         <w:lastRenderedPageBreak/>
         <w:t>СПИСОК ЛИТЕРАТУРЫ</w:t>
       </w:r>
-      <w:bookmarkEnd w:id="27"/>
       <w:bookmarkEnd w:id="28"/>
+      <w:bookmarkEnd w:id="29"/>
     </w:p>
     <w:p>
       <w:pPr>
@@ -13770,15 +13820,7 @@
         <w:rPr>
           <w:rFonts w:ascii="Times New Roman" w:hAnsi="Times New Roman" w:cs="Times New Roman"/>
         </w:rPr>
-        <w:t>https://www.consultant.ru/docu</w:t>
-      </w:r>
-      <w:bookmarkStart w:id="29" w:name="_GoBack"/>
-      <w:bookmarkEnd w:id="29"/>
-      <w:r>
-        <w:rPr>
-          <w:rFonts w:ascii="Times New Roman" w:hAnsi="Times New Roman" w:cs="Times New Roman"/>
-        </w:rPr>
-        <w:t>ment/Cons_doc_LAW_91403/</w:t>
+        <w:t>https://www.consultant.ru/document/Cons_doc_LAW_91403/</w:t>
       </w:r>
     </w:p>
     <w:p>
@@ -17762,6 +17804,7 @@
   <w:style w:type="character" w:default="1" w:styleId="a0">
     <w:name w:val="Default Paragraph Font"/>
     <w:uiPriority w:val="1"/>
+    <w:semiHidden/>
     <w:unhideWhenUsed/>
   </w:style>
   <w:style w:type="table" w:default="1" w:styleId="a1">

--- a/Магистерская/Новая магистерская.docx
+++ b/Магистерская/Новая магистерская.docx
@@ -127,61 +127,136 @@
         <w:rPr>
           <w:rFonts w:ascii="Times New Roman" w:hAnsi="Times New Roman" w:cs="Times New Roman"/>
         </w:rPr>
-        <w:t>И</w:t>
-      </w:r>
-      <w:r>
-        <w:rPr>
-          <w:rFonts w:ascii="Times New Roman" w:hAnsi="Times New Roman" w:cs="Times New Roman"/>
-        </w:rPr>
-        <w:t>нформационны</w:t>
-      </w:r>
-      <w:r>
-        <w:rPr>
-          <w:rFonts w:ascii="Times New Roman" w:hAnsi="Times New Roman" w:cs="Times New Roman"/>
-        </w:rPr>
-        <w:t>е</w:t>
-      </w:r>
-      <w:r>
-        <w:rPr>
-          <w:rFonts w:ascii="Times New Roman" w:hAnsi="Times New Roman" w:cs="Times New Roman"/>
-        </w:rPr>
-        <w:t xml:space="preserve"> систем</w:t>
-      </w:r>
-      <w:r>
-        <w:rPr>
-          <w:rFonts w:ascii="Times New Roman" w:hAnsi="Times New Roman" w:cs="Times New Roman"/>
-        </w:rPr>
-        <w:t>ы</w:t>
-      </w:r>
-      <w:r>
-        <w:rPr>
-          <w:rFonts w:ascii="Times New Roman" w:hAnsi="Times New Roman" w:cs="Times New Roman"/>
-        </w:rPr>
-        <w:t xml:space="preserve"> в отрасли туризма значительно повыша</w:t>
-      </w:r>
-      <w:r>
-        <w:rPr>
-          <w:rFonts w:ascii="Times New Roman" w:hAnsi="Times New Roman" w:cs="Times New Roman"/>
-        </w:rPr>
-        <w:t>ю</w:t>
-      </w:r>
-      <w:r>
-        <w:rPr>
-          <w:rFonts w:ascii="Times New Roman" w:hAnsi="Times New Roman" w:cs="Times New Roman"/>
-        </w:rPr>
-        <w:t>т качество отдыха людей и значительно упрощает процесс организации туризма как отрасли, поэтому данная задача остается широко востребованной на данный момент</w:t>
-      </w:r>
-      <w:r>
-        <w:rPr>
-          <w:rFonts w:ascii="Times New Roman" w:hAnsi="Times New Roman" w:cs="Times New Roman"/>
-        </w:rPr>
-        <w:t xml:space="preserve">. </w:t>
-      </w:r>
-      <w:r>
-        <w:rPr>
-          <w:rFonts w:ascii="Times New Roman" w:hAnsi="Times New Roman" w:cs="Times New Roman"/>
-        </w:rPr>
-        <w:t>Так объём мирового туристского потока на первую половину 2025 года год составляет около 690 млн прибытий, что на 5% больше, чем за аналогичный период 2024 года [1].</w:t>
+        <w:t xml:space="preserve">Применение </w:t>
+      </w:r>
+      <w:proofErr w:type="spellStart"/>
+      <w:r>
+        <w:rPr>
+          <w:rFonts w:ascii="Times New Roman" w:hAnsi="Times New Roman" w:cs="Times New Roman"/>
+        </w:rPr>
+        <w:t>микросеврисного</w:t>
+      </w:r>
+      <w:proofErr w:type="spellEnd"/>
+      <w:r>
+        <w:rPr>
+          <w:rFonts w:ascii="Times New Roman" w:hAnsi="Times New Roman" w:cs="Times New Roman"/>
+        </w:rPr>
+        <w:t xml:space="preserve"> паттерна значительно повышает </w:t>
+      </w:r>
+      <w:r>
+        <w:rPr>
+          <w:rFonts w:ascii="Times New Roman" w:hAnsi="Times New Roman" w:cs="Times New Roman"/>
+        </w:rPr>
+        <w:t>эффективность информационных систем и значительно упрощает процесс дальнейшей эксплуатации, поэтому задача определения оценки эффективности остаётся широко востребованной на данный момен</w:t>
+      </w:r>
+      <w:r>
+        <w:rPr>
+          <w:rFonts w:ascii="Times New Roman" w:hAnsi="Times New Roman" w:cs="Times New Roman"/>
+        </w:rPr>
+        <w:t>т. Так 74</w:t>
+      </w:r>
+      <w:r>
+        <w:rPr>
+          <w:rFonts w:ascii="Times New Roman" w:hAnsi="Times New Roman" w:cs="Times New Roman"/>
+        </w:rPr>
+        <w:t>% в</w:t>
+      </w:r>
+      <w:r>
+        <w:rPr>
+          <w:rFonts w:ascii="Times New Roman" w:hAnsi="Times New Roman" w:cs="Times New Roman"/>
+          <w:bCs/>
+        </w:rPr>
+        <w:t>сех организаций</w:t>
+      </w:r>
+      <w:r>
+        <w:rPr>
+          <w:rFonts w:ascii="Times New Roman" w:hAnsi="Times New Roman" w:cs="Times New Roman"/>
+        </w:rPr>
+        <w:t xml:space="preserve"> в мире уже используют </w:t>
+      </w:r>
+      <w:proofErr w:type="spellStart"/>
+      <w:r>
+        <w:rPr>
+          <w:rFonts w:ascii="Times New Roman" w:hAnsi="Times New Roman" w:cs="Times New Roman"/>
+        </w:rPr>
+        <w:t>микросервисы</w:t>
+      </w:r>
+      <w:proofErr w:type="spellEnd"/>
+      <w:r>
+        <w:rPr>
+          <w:rFonts w:ascii="Times New Roman" w:hAnsi="Times New Roman" w:cs="Times New Roman"/>
+        </w:rPr>
+        <w:t xml:space="preserve"> в своих процессах, а еще </w:t>
+      </w:r>
+      <w:r>
+        <w:rPr>
+          <w:rFonts w:ascii="Times New Roman" w:hAnsi="Times New Roman" w:cs="Times New Roman"/>
+          <w:bCs/>
+        </w:rPr>
+        <w:t>23%</w:t>
+      </w:r>
+      <w:r>
+        <w:rPr>
+          <w:rFonts w:ascii="Times New Roman" w:hAnsi="Times New Roman" w:cs="Times New Roman"/>
+        </w:rPr>
+        <w:t xml:space="preserve"> планируют внедрить их в ближайшем будущем</w:t>
+      </w:r>
+      <w:r>
+        <w:rPr>
+          <w:rFonts w:ascii="Times New Roman" w:hAnsi="Times New Roman" w:cs="Times New Roman"/>
+        </w:rPr>
+        <w:t xml:space="preserve"> </w:t>
+      </w:r>
+      <w:r>
+        <w:rPr>
+          <w:rFonts w:ascii="Times New Roman" w:hAnsi="Times New Roman" w:cs="Times New Roman"/>
+        </w:rPr>
+        <w:t xml:space="preserve">[1 </w:t>
+      </w:r>
+      <w:r>
+        <w:rPr>
+          <w:rFonts w:ascii="Times New Roman" w:hAnsi="Times New Roman" w:cs="Times New Roman"/>
+          <w:lang w:val="en-US"/>
+        </w:rPr>
+        <w:t>fortune</w:t>
+      </w:r>
+      <w:r>
+        <w:rPr>
+          <w:rFonts w:ascii="Times New Roman" w:hAnsi="Times New Roman" w:cs="Times New Roman"/>
+        </w:rPr>
+        <w:t xml:space="preserve"> </w:t>
+      </w:r>
+      <w:r>
+        <w:rPr>
+          <w:rFonts w:ascii="Times New Roman" w:hAnsi="Times New Roman" w:cs="Times New Roman"/>
+          <w:lang w:val="en-US"/>
+        </w:rPr>
+        <w:t>business</w:t>
+      </w:r>
+      <w:r>
+        <w:rPr>
+          <w:rFonts w:ascii="Times New Roman" w:hAnsi="Times New Roman" w:cs="Times New Roman"/>
+        </w:rPr>
+        <w:t xml:space="preserve"> </w:t>
+      </w:r>
+      <w:r>
+        <w:rPr>
+          <w:rFonts w:ascii="Times New Roman" w:hAnsi="Times New Roman" w:cs="Times New Roman"/>
+          <w:lang w:val="en-US"/>
+        </w:rPr>
+        <w:t>insight</w:t>
+      </w:r>
+      <w:r>
+        <w:rPr>
+          <w:rFonts w:ascii="Times New Roman" w:hAnsi="Times New Roman" w:cs="Times New Roman"/>
+        </w:rPr>
+        <w:t>]</w:t>
+      </w:r>
+      <w:r>
+        <w:rPr>
+          <w:rFonts w:ascii="Times New Roman" w:hAnsi="Times New Roman" w:cs="Times New Roman"/>
+        </w:rPr>
+        <w:t>.</w:t>
       </w:r>
     </w:p>
     <w:p>
@@ -197,21 +272,328 @@
         <w:rPr>
           <w:rFonts w:ascii="Times New Roman" w:hAnsi="Times New Roman" w:cs="Times New Roman"/>
         </w:rPr>
-        <w:t xml:space="preserve">Согласно Федеральной программе «Национальные проекты. Туризм и гостеприимство» планируется повышение роли туристической отрасли в экономике страны. Так в соответствии с указом Президента РФ и расчётами Министерства экономического развития к 2030 году планируется увеличение числа туристических поездок до 140 </w:t>
+        <w:t xml:space="preserve">Рынок </w:t>
+      </w:r>
+      <w:proofErr w:type="spellStart"/>
+      <w:r>
+        <w:rPr>
+          <w:rFonts w:ascii="Times New Roman" w:hAnsi="Times New Roman" w:cs="Times New Roman"/>
+        </w:rPr>
+        <w:t>микросервисной</w:t>
+      </w:r>
+      <w:proofErr w:type="spellEnd"/>
+      <w:r>
+        <w:rPr>
+          <w:rFonts w:ascii="Times New Roman" w:hAnsi="Times New Roman" w:cs="Times New Roman"/>
+        </w:rPr>
+        <w:t xml:space="preserve"> архитектуры стал важным направлением в современной разработке программного обеспечения, что обусловлено растущей потребностью в гибких и масштабируемых приложениях. По мере </w:t>
       </w:r>
       <w:proofErr w:type="gramStart"/>
       <w:r>
         <w:rPr>
           <w:rFonts w:ascii="Times New Roman" w:hAnsi="Times New Roman" w:cs="Times New Roman"/>
         </w:rPr>
-        <w:t>млн[</w:t>
+        <w:t>того</w:t>
       </w:r>
       <w:proofErr w:type="gramEnd"/>
       <w:r>
         <w:rPr>
           <w:rFonts w:ascii="Times New Roman" w:hAnsi="Times New Roman" w:cs="Times New Roman"/>
         </w:rPr>
-        <w:t xml:space="preserve">2], а также довести объём экспорта туристских услуг до $10,75 млрд [3]. На данный момент средний прирост туристского потока в РФ, начиная с 2021 года, составляет в среднем 10-15% в год. Так же наблюдается устойчивый интерес к РФ, как к месту проведения отдыха, среди граждан других государств [4]. </w:t>
+        <w:t xml:space="preserve"> </w:t>
+      </w:r>
+      <w:r>
+        <w:rPr>
+          <w:rFonts w:ascii="Times New Roman" w:hAnsi="Times New Roman" w:cs="Times New Roman"/>
+        </w:rPr>
+        <w:t xml:space="preserve">как компании продолжают внедрять цифровую трансформацию, спрос на </w:t>
+      </w:r>
+      <w:proofErr w:type="spellStart"/>
+      <w:r>
+        <w:rPr>
+          <w:rFonts w:ascii="Times New Roman" w:hAnsi="Times New Roman" w:cs="Times New Roman"/>
+        </w:rPr>
+        <w:t>микросервисы</w:t>
+      </w:r>
+      <w:proofErr w:type="spellEnd"/>
+      <w:r>
+        <w:rPr>
+          <w:rFonts w:ascii="Times New Roman" w:hAnsi="Times New Roman" w:cs="Times New Roman"/>
+        </w:rPr>
+        <w:t xml:space="preserve"> будет существенно расти.</w:t>
+      </w:r>
+      <w:r>
+        <w:rPr>
+          <w:rFonts w:ascii="Times New Roman" w:hAnsi="Times New Roman" w:cs="Times New Roman"/>
+        </w:rPr>
+        <w:t xml:space="preserve"> На 2026 год прогнозируемый объем глобального рынка </w:t>
+      </w:r>
+      <w:proofErr w:type="spellStart"/>
+      <w:r>
+        <w:rPr>
+          <w:rFonts w:ascii="Times New Roman" w:hAnsi="Times New Roman" w:cs="Times New Roman"/>
+        </w:rPr>
+        <w:t>микросервисной</w:t>
+      </w:r>
+      <w:proofErr w:type="spellEnd"/>
+      <w:r>
+        <w:rPr>
+          <w:rFonts w:ascii="Times New Roman" w:hAnsi="Times New Roman" w:cs="Times New Roman"/>
+        </w:rPr>
+        <w:t xml:space="preserve"> архитектуры составляе</w:t>
+      </w:r>
+      <w:r>
+        <w:rPr>
+          <w:rFonts w:ascii="Times New Roman" w:hAnsi="Times New Roman" w:cs="Times New Roman"/>
+        </w:rPr>
+        <w:t xml:space="preserve">т чуть менее </w:t>
+      </w:r>
+      <w:r>
+        <w:rPr>
+          <w:rFonts w:ascii="Times New Roman" w:hAnsi="Times New Roman" w:cs="Times New Roman"/>
+        </w:rPr>
+        <w:t>$</w:t>
+      </w:r>
+      <w:r>
+        <w:rPr>
+          <w:rFonts w:ascii="Times New Roman" w:hAnsi="Times New Roman" w:cs="Times New Roman"/>
+        </w:rPr>
+        <w:t>9 млрд</w:t>
+      </w:r>
+      <w:r>
+        <w:rPr>
+          <w:rFonts w:ascii="Times New Roman" w:hAnsi="Times New Roman" w:cs="Times New Roman"/>
+        </w:rPr>
+        <w:t>.</w:t>
+      </w:r>
+      <w:r>
+        <w:rPr>
+          <w:rFonts w:ascii="Times New Roman" w:hAnsi="Times New Roman" w:cs="Times New Roman"/>
+        </w:rPr>
+        <w:t xml:space="preserve"> с ежегодной перспективой роста в 20</w:t>
+      </w:r>
+      <w:proofErr w:type="gramStart"/>
+      <w:r>
+        <w:rPr>
+          <w:rFonts w:ascii="Times New Roman" w:hAnsi="Times New Roman" w:cs="Times New Roman"/>
+        </w:rPr>
+        <w:t>%</w:t>
+      </w:r>
+      <w:r>
+        <w:rPr>
+          <w:rFonts w:ascii="Times New Roman" w:hAnsi="Times New Roman" w:cs="Times New Roman"/>
+        </w:rPr>
+        <w:t>[</w:t>
+      </w:r>
+      <w:proofErr w:type="gramEnd"/>
+      <w:r>
+        <w:rPr>
+          <w:rFonts w:ascii="Times New Roman" w:hAnsi="Times New Roman" w:cs="Times New Roman"/>
+        </w:rPr>
+        <w:t xml:space="preserve">2 </w:t>
+      </w:r>
+      <w:r>
+        <w:rPr>
+          <w:rFonts w:ascii="Times New Roman" w:hAnsi="Times New Roman" w:cs="Times New Roman"/>
+        </w:rPr>
+        <w:t xml:space="preserve">– </w:t>
+      </w:r>
+      <w:proofErr w:type="spellStart"/>
+      <w:r>
+        <w:rPr>
+          <w:rFonts w:ascii="Times New Roman" w:hAnsi="Times New Roman" w:cs="Times New Roman"/>
+          <w:lang w:val="en-US"/>
+        </w:rPr>
+        <w:t>openPR</w:t>
+      </w:r>
+      <w:proofErr w:type="spellEnd"/>
+      <w:r>
+        <w:rPr>
+          <w:rFonts w:ascii="Times New Roman" w:hAnsi="Times New Roman" w:cs="Times New Roman"/>
+        </w:rPr>
+        <w:t>.</w:t>
+      </w:r>
+      <w:r>
+        <w:rPr>
+          <w:rFonts w:ascii="Times New Roman" w:hAnsi="Times New Roman" w:cs="Times New Roman"/>
+          <w:lang w:val="en-US"/>
+        </w:rPr>
+        <w:t>com</w:t>
+      </w:r>
+      <w:r>
+        <w:rPr>
+          <w:rFonts w:ascii="Times New Roman" w:hAnsi="Times New Roman" w:cs="Times New Roman"/>
+        </w:rPr>
+        <w:t>]</w:t>
+      </w:r>
+      <w:r>
+        <w:rPr>
+          <w:rFonts w:ascii="Times New Roman" w:hAnsi="Times New Roman" w:cs="Times New Roman"/>
+        </w:rPr>
+        <w:t xml:space="preserve">. </w:t>
+      </w:r>
+      <w:r>
+        <w:rPr>
+          <w:rFonts w:ascii="Times New Roman" w:hAnsi="Times New Roman" w:cs="Times New Roman"/>
+        </w:rPr>
+        <w:t xml:space="preserve">На фоне мирового кризиса производства микроэлектроники применение </w:t>
+      </w:r>
+      <w:proofErr w:type="spellStart"/>
+      <w:r>
+        <w:rPr>
+          <w:rFonts w:ascii="Times New Roman" w:hAnsi="Times New Roman" w:cs="Times New Roman"/>
+        </w:rPr>
+        <w:t>микросервисов</w:t>
+      </w:r>
+      <w:proofErr w:type="spellEnd"/>
+      <w:r>
+        <w:rPr>
+          <w:rFonts w:ascii="Times New Roman" w:hAnsi="Times New Roman" w:cs="Times New Roman"/>
+        </w:rPr>
+        <w:t xml:space="preserve"> снижает затраты на избыточную инфраструктуру на 25-30% </w:t>
+      </w:r>
+      <w:r>
+        <w:rPr>
+          <w:rFonts w:ascii="Times New Roman" w:hAnsi="Times New Roman" w:cs="Times New Roman"/>
+        </w:rPr>
+        <w:t xml:space="preserve">[3 </w:t>
+      </w:r>
+      <w:r>
+        <w:rPr>
+          <w:rFonts w:ascii="Times New Roman" w:hAnsi="Times New Roman" w:cs="Times New Roman"/>
+          <w:lang w:val="en-US"/>
+        </w:rPr>
+        <w:t>market</w:t>
+      </w:r>
+      <w:r>
+        <w:rPr>
+          <w:rFonts w:ascii="Times New Roman" w:hAnsi="Times New Roman" w:cs="Times New Roman"/>
+        </w:rPr>
+        <w:t xml:space="preserve"> </w:t>
+      </w:r>
+      <w:r>
+        <w:rPr>
+          <w:rFonts w:ascii="Times New Roman" w:hAnsi="Times New Roman" w:cs="Times New Roman"/>
+          <w:lang w:val="en-US"/>
+        </w:rPr>
+        <w:t>research</w:t>
+      </w:r>
+      <w:r>
+        <w:rPr>
+          <w:rFonts w:ascii="Times New Roman" w:hAnsi="Times New Roman" w:cs="Times New Roman"/>
+        </w:rPr>
+        <w:t xml:space="preserve"> </w:t>
+      </w:r>
+      <w:r>
+        <w:rPr>
+          <w:rFonts w:ascii="Times New Roman" w:hAnsi="Times New Roman" w:cs="Times New Roman"/>
+          <w:lang w:val="en-US"/>
+        </w:rPr>
+        <w:t>future</w:t>
+      </w:r>
+      <w:r>
+        <w:rPr>
+          <w:rFonts w:ascii="Times New Roman" w:hAnsi="Times New Roman" w:cs="Times New Roman"/>
+        </w:rPr>
+        <w:t>]</w:t>
+      </w:r>
+      <w:r>
+        <w:rPr>
+          <w:rFonts w:ascii="Times New Roman" w:hAnsi="Times New Roman" w:cs="Times New Roman"/>
+        </w:rPr>
+        <w:t xml:space="preserve">. </w:t>
+      </w:r>
+      <w:r>
+        <w:rPr>
+          <w:rFonts w:ascii="Times New Roman" w:hAnsi="Times New Roman" w:cs="Times New Roman"/>
+        </w:rPr>
+        <w:t xml:space="preserve">Банковская сфера удерживает лидерство в эксплуатации </w:t>
+      </w:r>
+      <w:proofErr w:type="spellStart"/>
+      <w:r>
+        <w:rPr>
+          <w:rFonts w:ascii="Times New Roman" w:hAnsi="Times New Roman" w:cs="Times New Roman"/>
+        </w:rPr>
+        <w:t>микросервисов</w:t>
+      </w:r>
+      <w:proofErr w:type="spellEnd"/>
+      <w:r>
+        <w:rPr>
+          <w:rFonts w:ascii="Times New Roman" w:hAnsi="Times New Roman" w:cs="Times New Roman"/>
+        </w:rPr>
+        <w:t xml:space="preserve"> – на их долю </w:t>
+      </w:r>
+      <w:r>
+        <w:rPr>
+          <w:rFonts w:ascii="Times New Roman" w:hAnsi="Times New Roman" w:cs="Times New Roman"/>
+        </w:rPr>
+        <w:t xml:space="preserve">приходится более 45% всех развернутых </w:t>
+      </w:r>
+      <w:proofErr w:type="spellStart"/>
+      <w:r>
+        <w:rPr>
+          <w:rFonts w:ascii="Times New Roman" w:hAnsi="Times New Roman" w:cs="Times New Roman"/>
+        </w:rPr>
+        <w:t>микросервисных</w:t>
+      </w:r>
+      <w:proofErr w:type="spellEnd"/>
+      <w:r>
+        <w:rPr>
+          <w:rFonts w:ascii="Times New Roman" w:hAnsi="Times New Roman" w:cs="Times New Roman"/>
+        </w:rPr>
+        <w:t xml:space="preserve"> приложений в мире[4</w:t>
+      </w:r>
+      <w:r>
+        <w:rPr>
+          <w:rFonts w:ascii="Times New Roman" w:hAnsi="Times New Roman" w:cs="Times New Roman"/>
+        </w:rPr>
+        <w:t xml:space="preserve"> </w:t>
+      </w:r>
+      <w:r>
+        <w:rPr>
+          <w:rFonts w:ascii="Times New Roman" w:hAnsi="Times New Roman" w:cs="Times New Roman"/>
+        </w:rPr>
+        <w:t>–</w:t>
+      </w:r>
+      <w:r>
+        <w:rPr>
+          <w:rFonts w:ascii="Times New Roman" w:hAnsi="Times New Roman" w:cs="Times New Roman"/>
+        </w:rPr>
+        <w:t xml:space="preserve"> </w:t>
+      </w:r>
+      <w:r>
+        <w:rPr>
+          <w:rFonts w:ascii="Times New Roman" w:hAnsi="Times New Roman" w:cs="Times New Roman"/>
+        </w:rPr>
+        <w:t xml:space="preserve"> </w:t>
+      </w:r>
+      <w:r>
+        <w:rPr>
+          <w:rFonts w:ascii="Times New Roman" w:hAnsi="Times New Roman" w:cs="Times New Roman"/>
+          <w:lang w:val="en-US"/>
+        </w:rPr>
+        <w:t>yahoo</w:t>
+      </w:r>
+      <w:r>
+        <w:rPr>
+          <w:rFonts w:ascii="Times New Roman" w:hAnsi="Times New Roman" w:cs="Times New Roman"/>
+        </w:rPr>
+        <w:t xml:space="preserve"> </w:t>
+      </w:r>
+      <w:r>
+        <w:rPr>
+          <w:rFonts w:ascii="Times New Roman" w:hAnsi="Times New Roman" w:cs="Times New Roman"/>
+          <w:lang w:val="en-US"/>
+        </w:rPr>
+        <w:t>finance</w:t>
+      </w:r>
+      <w:bookmarkStart w:id="5" w:name="_GoBack"/>
+      <w:bookmarkEnd w:id="5"/>
+      <w:r>
+        <w:rPr>
+          <w:rFonts w:ascii="Times New Roman" w:hAnsi="Times New Roman" w:cs="Times New Roman"/>
+        </w:rPr>
+        <w:t>].</w:t>
       </w:r>
     </w:p>
     <w:p>
@@ -249,25 +631,35 @@
         </w:rPr>
         <w:t xml:space="preserve"> паттерна</w:t>
       </w:r>
-      <w:bookmarkStart w:id="5" w:name="_GoBack"/>
-      <w:bookmarkEnd w:id="5"/>
-      <w:r>
-        <w:rPr>
-          <w:rFonts w:ascii="Times New Roman" w:hAnsi="Times New Roman" w:cs="Times New Roman"/>
-        </w:rPr>
-        <w:t xml:space="preserve"> в области туризма</w:t>
-      </w:r>
-      <w:r>
-        <w:rPr>
-          <w:rFonts w:ascii="Times New Roman" w:hAnsi="Times New Roman" w:cs="Times New Roman"/>
-        </w:rPr>
-        <w:t xml:space="preserve"> </w:t>
-      </w:r>
-      <w:r>
-        <w:rPr>
-          <w:rFonts w:ascii="Times New Roman" w:hAnsi="Times New Roman" w:cs="Times New Roman"/>
-        </w:rPr>
-        <w:t xml:space="preserve">сопряжена с многими факторами, в первую очередь связанными с высокой нагрузкой и многофункциональностью. Однако в текущих условиях сбой в отдельных сервисах информационной системы может стоить десятки миллионов рублей в </w:t>
+      <w:r>
+        <w:rPr>
+          <w:rFonts w:ascii="Times New Roman" w:hAnsi="Times New Roman" w:cs="Times New Roman"/>
+        </w:rPr>
+        <w:t xml:space="preserve"> сопряжена с многими факторами, в первую очередь связанными с высокой нагрузкой</w:t>
+      </w:r>
+      <w:r>
+        <w:rPr>
+          <w:rFonts w:ascii="Times New Roman" w:hAnsi="Times New Roman" w:cs="Times New Roman"/>
+        </w:rPr>
+        <w:t>, ограниченностью серверных мощностей</w:t>
+      </w:r>
+      <w:r>
+        <w:rPr>
+          <w:rFonts w:ascii="Times New Roman" w:hAnsi="Times New Roman" w:cs="Times New Roman"/>
+        </w:rPr>
+        <w:t xml:space="preserve"> и многофункциональностью</w:t>
+      </w:r>
+      <w:r>
+        <w:rPr>
+          <w:rFonts w:ascii="Times New Roman" w:hAnsi="Times New Roman" w:cs="Times New Roman"/>
+        </w:rPr>
+        <w:t xml:space="preserve"> реализуемого продукта</w:t>
+      </w:r>
+      <w:r>
+        <w:rPr>
+          <w:rFonts w:ascii="Times New Roman" w:hAnsi="Times New Roman" w:cs="Times New Roman"/>
+        </w:rPr>
+        <w:t xml:space="preserve">. Однако в текущих условиях сбой в отдельных сервисах информационной системы может стоить десятки миллионов рублей в </w:t>
       </w:r>
       <w:proofErr w:type="gramStart"/>
       <w:r>
@@ -930,6 +1322,7 @@
           <w:b/>
           <w:bCs/>
         </w:rPr>
+        <w:lastRenderedPageBreak/>
         <w:t>Предмет</w:t>
       </w:r>
       <w:r>
@@ -1019,7 +1412,6 @@
           <w:b/>
           <w:bCs/>
         </w:rPr>
-        <w:lastRenderedPageBreak/>
         <w:t>Цель диссертационной работы</w:t>
       </w:r>
       <w:r>
@@ -1745,7 +2137,16 @@
           <w:kern w:val="0"/>
           <w14:ligatures w14:val="none"/>
         </w:rPr>
-        <w:t>. Основные положения и результаты диссертационной работы докладывались и обсуждались на научных и научно-практических конференциях. Достоверность экспериментальных данных обеспечивается результатов работы подтверждается программной реализацией и внедрением системы.</w:t>
+        <w:t>. Основные положения и результаты диссертационной работы докладывались и обсуждались на научных и научно-</w:t>
+      </w:r>
+      <w:r>
+        <w:rPr>
+          <w:rFonts w:ascii="Times New Roman" w:hAnsi="Times New Roman" w:cs="Times New Roman"/>
+          <w:kern w:val="0"/>
+          <w14:ligatures w14:val="none"/>
+        </w:rPr>
+        <w:lastRenderedPageBreak/>
+        <w:t>практических конференциях. Достоверность экспериментальных данных обеспечивается результатов работы подтверждается программной реализацией и внедрением системы.</w:t>
       </w:r>
       <w:bookmarkEnd w:id="4"/>
     </w:p>
@@ -2975,45 +3376,99 @@
           <w:sz w:val="28"/>
           <w:szCs w:val="28"/>
         </w:rPr>
-        <w:t xml:space="preserve">Перечень критических технологий Российской Федерации - один из основных инструментов государственной политики Российской Федерации в области развития отечественной науки и технологий. Его формирование предусмотрено «Основами политики Российской Федерации в области развития науки и технологий на период до 2010 года и дальнейшую перспективу», утверждёнными </w:t>
-      </w:r>
-      <w:bookmarkStart w:id="8" w:name="_Hlk217691222"/>
-      <w:r>
-        <w:rPr>
-          <w:rFonts w:ascii="Times New Roman" w:hAnsi="Times New Roman" w:cs="Times New Roman"/>
-          <w:color w:val="000000" w:themeColor="text1"/>
-          <w:sz w:val="28"/>
-          <w:szCs w:val="28"/>
-        </w:rPr>
-        <w:t>Указом Президента Российской Федерации от 30 марта 2002 года № Пр-576</w:t>
-      </w:r>
-      <w:bookmarkEnd w:id="8"/>
-      <w:r>
-        <w:rPr>
-          <w:rFonts w:ascii="Times New Roman" w:hAnsi="Times New Roman" w:cs="Times New Roman"/>
-          <w:color w:val="000000" w:themeColor="text1"/>
-          <w:sz w:val="28"/>
-          <w:szCs w:val="28"/>
-        </w:rPr>
-        <w:t>[1</w:t>
-      </w:r>
-      <w:r>
-        <w:rPr>
-          <w:rFonts w:ascii="Times New Roman" w:hAnsi="Times New Roman" w:cs="Times New Roman"/>
-          <w:color w:val="000000" w:themeColor="text1"/>
-          <w:sz w:val="28"/>
-          <w:szCs w:val="28"/>
-        </w:rPr>
-        <w:t>4</w:t>
-      </w:r>
-      <w:r>
-        <w:rPr>
-          <w:rFonts w:ascii="Times New Roman" w:hAnsi="Times New Roman" w:cs="Times New Roman"/>
-          <w:color w:val="000000" w:themeColor="text1"/>
-          <w:sz w:val="28"/>
-          <w:szCs w:val="28"/>
-        </w:rPr>
-        <w:t>].</w:t>
+        <w:t>С точки зрения подхода к обработке/передаче данных между компонентами</w:t>
+      </w:r>
+      <w:r>
+        <w:rPr>
+          <w:rFonts w:ascii="Times New Roman" w:hAnsi="Times New Roman" w:cs="Times New Roman"/>
+          <w:color w:val="000000" w:themeColor="text1"/>
+          <w:sz w:val="28"/>
+          <w:szCs w:val="28"/>
+        </w:rPr>
+        <w:t xml:space="preserve"> в рамках</w:t>
+      </w:r>
+      <w:r>
+        <w:rPr>
+          <w:rFonts w:ascii="Times New Roman" w:hAnsi="Times New Roman" w:cs="Times New Roman"/>
+          <w:color w:val="000000" w:themeColor="text1"/>
+          <w:sz w:val="28"/>
+          <w:szCs w:val="28"/>
+        </w:rPr>
+        <w:t xml:space="preserve"> </w:t>
+      </w:r>
+      <w:proofErr w:type="spellStart"/>
+      <w:r>
+        <w:rPr>
+          <w:rFonts w:ascii="Times New Roman" w:hAnsi="Times New Roman" w:cs="Times New Roman"/>
+          <w:color w:val="000000" w:themeColor="text1"/>
+          <w:sz w:val="28"/>
+          <w:szCs w:val="28"/>
+        </w:rPr>
+        <w:t>микросервисн</w:t>
+      </w:r>
+      <w:r>
+        <w:rPr>
+          <w:rFonts w:ascii="Times New Roman" w:hAnsi="Times New Roman" w:cs="Times New Roman"/>
+          <w:color w:val="000000" w:themeColor="text1"/>
+          <w:sz w:val="28"/>
+          <w:szCs w:val="28"/>
+        </w:rPr>
+        <w:t>ой</w:t>
+      </w:r>
+      <w:proofErr w:type="spellEnd"/>
+      <w:r>
+        <w:rPr>
+          <w:rFonts w:ascii="Times New Roman" w:hAnsi="Times New Roman" w:cs="Times New Roman"/>
+          <w:color w:val="000000" w:themeColor="text1"/>
+          <w:sz w:val="28"/>
+          <w:szCs w:val="28"/>
+        </w:rPr>
+        <w:t xml:space="preserve"> архитектур</w:t>
+      </w:r>
+      <w:r>
+        <w:rPr>
+          <w:rFonts w:ascii="Times New Roman" w:hAnsi="Times New Roman" w:cs="Times New Roman"/>
+          <w:color w:val="000000" w:themeColor="text1"/>
+          <w:sz w:val="28"/>
+          <w:szCs w:val="28"/>
+        </w:rPr>
+        <w:t>ы</w:t>
+      </w:r>
+      <w:r>
+        <w:rPr>
+          <w:rFonts w:ascii="Times New Roman" w:hAnsi="Times New Roman" w:cs="Times New Roman"/>
+          <w:color w:val="000000" w:themeColor="text1"/>
+          <w:sz w:val="28"/>
+          <w:szCs w:val="28"/>
+        </w:rPr>
+        <w:t xml:space="preserve"> можно </w:t>
+      </w:r>
+      <w:r>
+        <w:rPr>
+          <w:rFonts w:ascii="Times New Roman" w:hAnsi="Times New Roman" w:cs="Times New Roman"/>
+          <w:color w:val="000000" w:themeColor="text1"/>
+          <w:sz w:val="28"/>
+          <w:szCs w:val="28"/>
+        </w:rPr>
+        <w:t>вы</w:t>
+      </w:r>
+      <w:r>
+        <w:rPr>
+          <w:rFonts w:ascii="Times New Roman" w:hAnsi="Times New Roman" w:cs="Times New Roman"/>
+          <w:color w:val="000000" w:themeColor="text1"/>
+          <w:sz w:val="28"/>
+          <w:szCs w:val="28"/>
+        </w:rPr>
+        <w:t xml:space="preserve">делить два вида: </w:t>
+      </w:r>
+      <w:r>
+        <w:rPr>
+          <w:rFonts w:ascii="Times New Roman" w:hAnsi="Times New Roman" w:cs="Times New Roman"/>
+          <w:color w:val="000000" w:themeColor="text1"/>
+          <w:sz w:val="28"/>
+          <w:szCs w:val="28"/>
+        </w:rPr>
+        <w:t xml:space="preserve">синхронная коммуникация и асинхронная коммуникация. </w:t>
       </w:r>
     </w:p>
     <w:p>
@@ -3035,65 +3490,199 @@
           <w:sz w:val="28"/>
           <w:szCs w:val="28"/>
         </w:rPr>
-        <w:t xml:space="preserve">Перечень критических технологий Российской Федерации утверждается в соответствии с </w:t>
-      </w:r>
-      <w:bookmarkStart w:id="9" w:name="_Hlk217691274"/>
-      <w:r>
-        <w:rPr>
-          <w:rFonts w:ascii="Times New Roman" w:hAnsi="Times New Roman" w:cs="Times New Roman"/>
-          <w:color w:val="000000" w:themeColor="text1"/>
-          <w:sz w:val="28"/>
-          <w:szCs w:val="28"/>
-        </w:rPr>
-        <w:t xml:space="preserve">поручением Президента Российской Федерации от </w:t>
-      </w:r>
-      <w:bookmarkEnd w:id="9"/>
-      <w:r>
-        <w:rPr>
-          <w:rFonts w:ascii="Times New Roman" w:hAnsi="Times New Roman" w:cs="Times New Roman"/>
-          <w:color w:val="000000" w:themeColor="text1"/>
-          <w:sz w:val="28"/>
-          <w:szCs w:val="28"/>
-        </w:rPr>
-        <w:t>21 мая 2006 года № Пр-842[</w:t>
-      </w:r>
-      <w:r>
-        <w:rPr>
-          <w:rFonts w:ascii="Times New Roman" w:hAnsi="Times New Roman" w:cs="Times New Roman"/>
-          <w:color w:val="000000" w:themeColor="text1"/>
-          <w:sz w:val="28"/>
-          <w:szCs w:val="28"/>
-        </w:rPr>
-        <w:t>15</w:t>
-      </w:r>
-      <w:r>
-        <w:rPr>
-          <w:rFonts w:ascii="Times New Roman" w:hAnsi="Times New Roman" w:cs="Times New Roman"/>
-          <w:color w:val="000000" w:themeColor="text1"/>
-          <w:sz w:val="28"/>
-          <w:szCs w:val="28"/>
-        </w:rPr>
-        <w:t xml:space="preserve">] </w:t>
-      </w:r>
-      <w:bookmarkStart w:id="10" w:name="_Hlk217691300"/>
-      <w:r>
-        <w:rPr>
-          <w:rFonts w:ascii="Times New Roman" w:hAnsi="Times New Roman" w:cs="Times New Roman"/>
-          <w:color w:val="000000" w:themeColor="text1"/>
-          <w:sz w:val="28"/>
-          <w:szCs w:val="28"/>
-        </w:rPr>
-        <w:t xml:space="preserve">о корректировке приоритетных направлений развития науки, технологий и техники в Российской Федерации </w:t>
-      </w:r>
-      <w:bookmarkEnd w:id="10"/>
-      <w:r>
-        <w:rPr>
-          <w:rFonts w:ascii="Times New Roman" w:hAnsi="Times New Roman" w:cs="Times New Roman"/>
-          <w:color w:val="000000" w:themeColor="text1"/>
-          <w:sz w:val="28"/>
-          <w:szCs w:val="28"/>
-        </w:rPr>
-        <w:t xml:space="preserve">и перечня критических технологий Российской Федерации решениями Президента по представлению Правительства не реже одного раза в четыре года. Одновременно </w:t>
+        <w:t xml:space="preserve">Синхронная коммуникация между </w:t>
+      </w:r>
+      <w:proofErr w:type="spellStart"/>
+      <w:r>
+        <w:rPr>
+          <w:rFonts w:ascii="Times New Roman" w:hAnsi="Times New Roman" w:cs="Times New Roman"/>
+          <w:color w:val="000000" w:themeColor="text1"/>
+          <w:sz w:val="28"/>
+          <w:szCs w:val="28"/>
+        </w:rPr>
+        <w:t>микросервисами</w:t>
+      </w:r>
+      <w:proofErr w:type="spellEnd"/>
+      <w:r>
+        <w:rPr>
+          <w:rFonts w:ascii="Times New Roman" w:hAnsi="Times New Roman" w:cs="Times New Roman"/>
+          <w:color w:val="000000" w:themeColor="text1"/>
+          <w:sz w:val="28"/>
+          <w:szCs w:val="28"/>
+        </w:rPr>
+        <w:t xml:space="preserve"> основана на коммуникации </w:t>
+      </w:r>
+      <w:r>
+        <w:rPr>
+          <w:rFonts w:ascii="Times New Roman" w:hAnsi="Times New Roman" w:cs="Times New Roman"/>
+          <w:color w:val="000000" w:themeColor="text1"/>
+          <w:sz w:val="28"/>
+          <w:szCs w:val="28"/>
+        </w:rPr>
+        <w:t>компонентов</w:t>
+      </w:r>
+      <w:r>
+        <w:rPr>
+          <w:rFonts w:ascii="Times New Roman" w:hAnsi="Times New Roman" w:cs="Times New Roman"/>
+          <w:color w:val="000000" w:themeColor="text1"/>
+          <w:sz w:val="28"/>
+          <w:szCs w:val="28"/>
+        </w:rPr>
+        <w:t xml:space="preserve"> посредством </w:t>
+      </w:r>
+      <w:r>
+        <w:rPr>
+          <w:rFonts w:ascii="Times New Roman" w:hAnsi="Times New Roman" w:cs="Times New Roman"/>
+          <w:color w:val="000000" w:themeColor="text1"/>
+          <w:sz w:val="28"/>
+          <w:szCs w:val="28"/>
+          <w:lang w:val="en-US"/>
+        </w:rPr>
+        <w:t>HTTP</w:t>
+      </w:r>
+      <w:r>
+        <w:rPr>
+          <w:rFonts w:ascii="Times New Roman" w:hAnsi="Times New Roman" w:cs="Times New Roman"/>
+          <w:color w:val="000000" w:themeColor="text1"/>
+          <w:sz w:val="28"/>
+          <w:szCs w:val="28"/>
+        </w:rPr>
+        <w:t>/</w:t>
+      </w:r>
+      <w:proofErr w:type="gramStart"/>
+      <w:r>
+        <w:rPr>
+          <w:rFonts w:ascii="Times New Roman" w:hAnsi="Times New Roman" w:cs="Times New Roman"/>
+          <w:color w:val="000000" w:themeColor="text1"/>
+          <w:sz w:val="28"/>
+          <w:szCs w:val="28"/>
+          <w:lang w:val="en-US"/>
+        </w:rPr>
+        <w:t>HTTPS</w:t>
+      </w:r>
+      <w:r>
+        <w:rPr>
+          <w:rFonts w:ascii="Times New Roman" w:hAnsi="Times New Roman" w:cs="Times New Roman"/>
+          <w:color w:val="000000" w:themeColor="text1"/>
+          <w:sz w:val="28"/>
+          <w:szCs w:val="28"/>
+        </w:rPr>
+        <w:t>(</w:t>
+      </w:r>
+      <w:proofErr w:type="gramEnd"/>
+      <w:r>
+        <w:rPr>
+          <w:rFonts w:ascii="Times New Roman" w:hAnsi="Times New Roman" w:cs="Times New Roman"/>
+          <w:color w:val="000000" w:themeColor="text1"/>
+          <w:sz w:val="28"/>
+          <w:szCs w:val="28"/>
+          <w:lang w:val="en-US"/>
+        </w:rPr>
+        <w:t>REST</w:t>
+      </w:r>
+      <w:r>
+        <w:rPr>
+          <w:rFonts w:ascii="Times New Roman" w:hAnsi="Times New Roman" w:cs="Times New Roman"/>
+          <w:color w:val="000000" w:themeColor="text1"/>
+          <w:sz w:val="28"/>
+          <w:szCs w:val="28"/>
+        </w:rPr>
+        <w:t xml:space="preserve"> </w:t>
+      </w:r>
+      <w:r>
+        <w:rPr>
+          <w:rFonts w:ascii="Times New Roman" w:hAnsi="Times New Roman" w:cs="Times New Roman"/>
+          <w:color w:val="000000" w:themeColor="text1"/>
+          <w:sz w:val="28"/>
+          <w:szCs w:val="28"/>
+          <w:lang w:val="en-US"/>
+        </w:rPr>
+        <w:t>API</w:t>
+      </w:r>
+      <w:r>
+        <w:rPr>
+          <w:rFonts w:ascii="Times New Roman" w:hAnsi="Times New Roman" w:cs="Times New Roman"/>
+          <w:color w:val="000000" w:themeColor="text1"/>
+          <w:sz w:val="28"/>
+          <w:szCs w:val="28"/>
+        </w:rPr>
+        <w:t>)</w:t>
+      </w:r>
+      <w:r>
+        <w:rPr>
+          <w:rFonts w:ascii="Times New Roman" w:hAnsi="Times New Roman" w:cs="Times New Roman"/>
+          <w:color w:val="000000" w:themeColor="text1"/>
+          <w:sz w:val="28"/>
+          <w:szCs w:val="28"/>
+        </w:rPr>
+        <w:t>.</w:t>
+      </w:r>
+      <w:r>
+        <w:rPr>
+          <w:rFonts w:ascii="Times New Roman" w:hAnsi="Times New Roman" w:cs="Times New Roman"/>
+          <w:color w:val="000000" w:themeColor="text1"/>
+          <w:sz w:val="28"/>
+          <w:szCs w:val="28"/>
+        </w:rPr>
+        <w:t xml:space="preserve"> </w:t>
+      </w:r>
+      <w:r>
+        <w:rPr>
+          <w:rFonts w:ascii="Times New Roman" w:hAnsi="Times New Roman" w:cs="Times New Roman"/>
+          <w:color w:val="000000" w:themeColor="text1"/>
+          <w:sz w:val="28"/>
+          <w:szCs w:val="28"/>
+        </w:rPr>
+        <w:t>Подобный подход</w:t>
+      </w:r>
+      <w:r>
+        <w:rPr>
+          <w:rFonts w:ascii="Times New Roman" w:hAnsi="Times New Roman" w:cs="Times New Roman"/>
+          <w:color w:val="000000" w:themeColor="text1"/>
+          <w:sz w:val="28"/>
+          <w:szCs w:val="28"/>
+        </w:rPr>
+        <w:t xml:space="preserve"> схож на общение через рацию: </w:t>
+      </w:r>
+      <w:proofErr w:type="spellStart"/>
+      <w:r>
+        <w:rPr>
+          <w:rFonts w:ascii="Times New Roman" w:hAnsi="Times New Roman" w:cs="Times New Roman"/>
+          <w:color w:val="000000" w:themeColor="text1"/>
+          <w:sz w:val="28"/>
+          <w:szCs w:val="28"/>
+        </w:rPr>
+        <w:t>микросервис</w:t>
+      </w:r>
+      <w:proofErr w:type="spellEnd"/>
+      <w:r>
+        <w:rPr>
+          <w:rFonts w:ascii="Times New Roman" w:hAnsi="Times New Roman" w:cs="Times New Roman"/>
+          <w:color w:val="000000" w:themeColor="text1"/>
+          <w:sz w:val="28"/>
+          <w:szCs w:val="28"/>
+        </w:rPr>
+        <w:t xml:space="preserve"> отправляет запрос к другому </w:t>
+      </w:r>
+      <w:proofErr w:type="spellStart"/>
+      <w:r>
+        <w:rPr>
+          <w:rFonts w:ascii="Times New Roman" w:hAnsi="Times New Roman" w:cs="Times New Roman"/>
+          <w:color w:val="000000" w:themeColor="text1"/>
+          <w:sz w:val="28"/>
+          <w:szCs w:val="28"/>
+        </w:rPr>
+        <w:t>микросервисы</w:t>
+      </w:r>
+      <w:proofErr w:type="spellEnd"/>
+      <w:r>
+        <w:rPr>
+          <w:rFonts w:ascii="Times New Roman" w:hAnsi="Times New Roman" w:cs="Times New Roman"/>
+          <w:color w:val="000000" w:themeColor="text1"/>
+          <w:sz w:val="28"/>
+          <w:szCs w:val="28"/>
+        </w:rPr>
+        <w:t xml:space="preserve"> и ожидает от него ответ. Если ответа от целевого компонента не поступает, то запрос считается неуспешным. Синхронную коммуникацию используют в информационных системах, где необходим немедленный ответ, когда зависимость между компонентами сервисами тесная, а также если сбои в одном из компонентов критически важны для другого. Так данный подход нашёл применение в финансовом секторе, в сервисах онлайн-страхования, элементах критической инфраструктуры. Данный подход крайне прост в реализации и понимании: стандарт давно </w:t>
       </w:r>
       <w:r>
         <w:rPr>
@@ -3103,175 +3692,211 @@
           <w:szCs w:val="28"/>
         </w:rPr>
         <w:lastRenderedPageBreak/>
-        <w:t>утверждаются Приоритетные направления развития науки, технологий и техники в Российской Федерации.</w:t>
+        <w:t xml:space="preserve">известен многим разработчикам и менеджерам. </w:t>
+      </w:r>
+      <w:r>
+        <w:rPr>
+          <w:rFonts w:ascii="Times New Roman" w:hAnsi="Times New Roman" w:cs="Times New Roman"/>
+          <w:color w:val="000000" w:themeColor="text1"/>
+          <w:sz w:val="28"/>
+          <w:szCs w:val="28"/>
+        </w:rPr>
+        <w:t xml:space="preserve">Из минусов данного подхода можно выделить </w:t>
+      </w:r>
+      <w:r>
+        <w:rPr>
+          <w:rFonts w:ascii="Times New Roman" w:hAnsi="Times New Roman" w:cs="Times New Roman"/>
+          <w:color w:val="000000" w:themeColor="text1"/>
+          <w:sz w:val="28"/>
+          <w:szCs w:val="28"/>
+        </w:rPr>
+        <w:t>обеспечение высокой производительности и масштабируемости. Увеличение числа пользователей негативно сказывается на среднее время отклика</w:t>
+      </w:r>
+      <w:r>
+        <w:rPr>
+          <w:rFonts w:ascii="Times New Roman" w:hAnsi="Times New Roman" w:cs="Times New Roman"/>
+          <w:color w:val="000000" w:themeColor="text1"/>
+          <w:sz w:val="28"/>
+          <w:szCs w:val="28"/>
+        </w:rPr>
+        <w:t xml:space="preserve"> </w:t>
+      </w:r>
+      <w:r>
+        <w:rPr>
+          <w:rFonts w:ascii="Times New Roman" w:hAnsi="Times New Roman" w:cs="Times New Roman"/>
+          <w:color w:val="000000" w:themeColor="text1"/>
+          <w:sz w:val="28"/>
+          <w:szCs w:val="28"/>
+        </w:rPr>
+        <w:t>[1</w:t>
+      </w:r>
+      <w:r>
+        <w:rPr>
+          <w:rFonts w:ascii="Times New Roman" w:hAnsi="Times New Roman" w:cs="Times New Roman"/>
+          <w:color w:val="000000" w:themeColor="text1"/>
+          <w:sz w:val="28"/>
+          <w:szCs w:val="28"/>
+        </w:rPr>
+        <w:t>4</w:t>
+      </w:r>
+      <w:r>
+        <w:rPr>
+          <w:rFonts w:ascii="Times New Roman" w:hAnsi="Times New Roman" w:cs="Times New Roman"/>
+          <w:color w:val="000000" w:themeColor="text1"/>
+          <w:sz w:val="28"/>
+          <w:szCs w:val="28"/>
+        </w:rPr>
+        <w:t xml:space="preserve"> </w:t>
+      </w:r>
+      <w:r>
+        <w:rPr>
+          <w:rFonts w:ascii="Times New Roman" w:hAnsi="Times New Roman" w:cs="Times New Roman"/>
+          <w:color w:val="000000" w:themeColor="text1"/>
+          <w:sz w:val="28"/>
+          <w:szCs w:val="28"/>
+        </w:rPr>
+        <w:t>- Салтанов</w:t>
+      </w:r>
+      <w:r>
+        <w:rPr>
+          <w:rFonts w:ascii="Times New Roman" w:hAnsi="Times New Roman" w:cs="Times New Roman"/>
+          <w:color w:val="000000" w:themeColor="text1"/>
+          <w:sz w:val="28"/>
+          <w:szCs w:val="28"/>
+        </w:rPr>
+        <w:t>].</w:t>
+      </w:r>
+      <w:r>
+        <w:rPr>
+          <w:rFonts w:ascii="Times New Roman" w:hAnsi="Times New Roman" w:cs="Times New Roman"/>
+          <w:color w:val="000000" w:themeColor="text1"/>
+          <w:sz w:val="28"/>
+          <w:szCs w:val="28"/>
+        </w:rPr>
+        <w:t xml:space="preserve"> Потребность в дополнительном шифровании данных посредством протоколов </w:t>
+      </w:r>
+      <w:r>
+        <w:rPr>
+          <w:rFonts w:ascii="Times New Roman" w:hAnsi="Times New Roman" w:cs="Times New Roman"/>
+          <w:color w:val="000000" w:themeColor="text1"/>
+          <w:sz w:val="28"/>
+          <w:szCs w:val="28"/>
+          <w:lang w:val="en-US"/>
+        </w:rPr>
+        <w:t>SSL</w:t>
+      </w:r>
+      <w:r>
+        <w:rPr>
+          <w:rFonts w:ascii="Times New Roman" w:hAnsi="Times New Roman" w:cs="Times New Roman"/>
+          <w:color w:val="000000" w:themeColor="text1"/>
+          <w:sz w:val="28"/>
+          <w:szCs w:val="28"/>
+        </w:rPr>
+        <w:t>/</w:t>
+      </w:r>
+      <w:r>
+        <w:rPr>
+          <w:rFonts w:ascii="Times New Roman" w:hAnsi="Times New Roman" w:cs="Times New Roman"/>
+          <w:color w:val="000000" w:themeColor="text1"/>
+          <w:sz w:val="28"/>
+          <w:szCs w:val="28"/>
+          <w:lang w:val="en-US"/>
+        </w:rPr>
+        <w:t>TLS</w:t>
+      </w:r>
+      <w:r>
+        <w:rPr>
+          <w:rFonts w:ascii="Times New Roman" w:hAnsi="Times New Roman" w:cs="Times New Roman"/>
+          <w:color w:val="000000" w:themeColor="text1"/>
+          <w:sz w:val="28"/>
+          <w:szCs w:val="28"/>
+        </w:rPr>
+        <w:t>, является необходимым условием для создания надёжной системы</w:t>
+      </w:r>
+      <w:r>
+        <w:rPr>
+          <w:rFonts w:ascii="Times New Roman" w:hAnsi="Times New Roman" w:cs="Times New Roman"/>
+          <w:color w:val="000000" w:themeColor="text1"/>
+          <w:sz w:val="28"/>
+          <w:szCs w:val="28"/>
+        </w:rPr>
+        <w:t xml:space="preserve"> </w:t>
+      </w:r>
+      <w:r>
+        <w:rPr>
+          <w:rFonts w:ascii="Times New Roman" w:hAnsi="Times New Roman" w:cs="Times New Roman"/>
+          <w:color w:val="000000" w:themeColor="text1"/>
+          <w:sz w:val="28"/>
+          <w:szCs w:val="28"/>
+        </w:rPr>
+        <w:t>[1</w:t>
+      </w:r>
+      <w:r>
+        <w:rPr>
+          <w:rFonts w:ascii="Times New Roman" w:hAnsi="Times New Roman" w:cs="Times New Roman"/>
+          <w:color w:val="000000" w:themeColor="text1"/>
+          <w:sz w:val="28"/>
+          <w:szCs w:val="28"/>
+        </w:rPr>
+        <w:t>5</w:t>
+      </w:r>
+      <w:r>
+        <w:rPr>
+          <w:rFonts w:ascii="Times New Roman" w:hAnsi="Times New Roman" w:cs="Times New Roman"/>
+          <w:color w:val="000000" w:themeColor="text1"/>
+          <w:sz w:val="28"/>
+          <w:szCs w:val="28"/>
+        </w:rPr>
+        <w:t xml:space="preserve">/7 </w:t>
+      </w:r>
+      <w:r>
+        <w:rPr>
+          <w:rFonts w:ascii="Times New Roman" w:hAnsi="Times New Roman" w:cs="Times New Roman"/>
+          <w:color w:val="000000" w:themeColor="text1"/>
+          <w:sz w:val="28"/>
+          <w:szCs w:val="28"/>
+        </w:rPr>
+        <w:t>Салтанов</w:t>
+      </w:r>
+      <w:r>
+        <w:rPr>
+          <w:rFonts w:ascii="Times New Roman" w:hAnsi="Times New Roman" w:cs="Times New Roman"/>
+          <w:color w:val="000000" w:themeColor="text1"/>
+          <w:sz w:val="28"/>
+          <w:szCs w:val="28"/>
+        </w:rPr>
+        <w:t>]</w:t>
+      </w:r>
+      <w:r>
+        <w:rPr>
+          <w:rFonts w:ascii="Times New Roman" w:hAnsi="Times New Roman" w:cs="Times New Roman"/>
+          <w:color w:val="000000" w:themeColor="text1"/>
+          <w:sz w:val="28"/>
+          <w:szCs w:val="28"/>
+        </w:rPr>
+        <w:t>.</w:t>
       </w:r>
     </w:p>
     <w:p>
       <w:pPr>
         <w:spacing w:after="0" w:line="360" w:lineRule="auto"/>
-        <w:ind w:firstLine="708"/>
-        <w:jc w:val="both"/>
-        <w:rPr>
-          <w:rFonts w:ascii="Times New Roman" w:hAnsi="Times New Roman" w:cs="Times New Roman"/>
-          <w:color w:val="000000" w:themeColor="text1"/>
-          <w:sz w:val="28"/>
-          <w:szCs w:val="28"/>
-        </w:rPr>
-      </w:pPr>
-      <w:r>
-        <w:rPr>
-          <w:rFonts w:ascii="Times New Roman" w:hAnsi="Times New Roman" w:cs="Times New Roman"/>
-          <w:color w:val="000000" w:themeColor="text1"/>
-          <w:sz w:val="28"/>
-          <w:szCs w:val="28"/>
-        </w:rPr>
-        <w:t>Так Указом Президента РФ от 7 июля 2011 года № 899[</w:t>
-      </w:r>
-      <w:r>
-        <w:rPr>
-          <w:rFonts w:ascii="Times New Roman" w:hAnsi="Times New Roman" w:cs="Times New Roman"/>
-          <w:color w:val="000000" w:themeColor="text1"/>
-          <w:sz w:val="28"/>
-          <w:szCs w:val="28"/>
-        </w:rPr>
-        <w:t>16</w:t>
-      </w:r>
-      <w:r>
-        <w:rPr>
-          <w:rFonts w:ascii="Times New Roman" w:hAnsi="Times New Roman" w:cs="Times New Roman"/>
-          <w:color w:val="000000" w:themeColor="text1"/>
-          <w:sz w:val="28"/>
-          <w:szCs w:val="28"/>
-        </w:rPr>
-        <w:t>]</w:t>
-      </w:r>
-      <w:r>
-        <w:rPr>
-          <w:rFonts w:ascii="Times New Roman" w:hAnsi="Times New Roman" w:cs="Times New Roman"/>
-          <w:color w:val="000000" w:themeColor="text1"/>
-          <w:sz w:val="28"/>
-          <w:szCs w:val="28"/>
-        </w:rPr>
-        <w:t xml:space="preserve"> был утверждён перечень критических технологий Российской Федерации, в рамках которого были выделено направление «Технологии и программное обеспечение распределенных и высокопроизводительных вычислительных систем».  </w:t>
-      </w:r>
-    </w:p>
-    <w:p>
-      <w:pPr>
-        <w:spacing w:after="0" w:line="360" w:lineRule="auto"/>
-        <w:ind w:firstLine="708"/>
-        <w:jc w:val="both"/>
-        <w:rPr>
-          <w:rFonts w:ascii="Times New Roman" w:hAnsi="Times New Roman" w:cs="Times New Roman"/>
-          <w:color w:val="000000" w:themeColor="text1"/>
-          <w:sz w:val="28"/>
-          <w:szCs w:val="28"/>
-        </w:rPr>
-      </w:pPr>
-      <w:r>
-        <w:rPr>
-          <w:rFonts w:ascii="Times New Roman" w:hAnsi="Times New Roman" w:cs="Times New Roman"/>
-          <w:color w:val="000000" w:themeColor="text1"/>
-          <w:sz w:val="28"/>
-          <w:szCs w:val="28"/>
-        </w:rPr>
-        <w:t>Другим актуализирующим фактором являются национальные проекты.  Национальные проекты — один из основных инструментов достижения утвержденных Президентом национальных целей развития и реализации программы социально-экономического развития России до 2030 года. Они содержат ключевые решения, направленные на укрепление экономики страны, обеспечение технологического суверенитета и улучшение жизни граждан.</w:t>
-      </w:r>
-    </w:p>
-    <w:p>
-      <w:pPr>
-        <w:spacing w:after="0" w:line="360" w:lineRule="auto"/>
-        <w:ind w:firstLine="708"/>
-        <w:jc w:val="both"/>
-        <w:rPr>
-          <w:rFonts w:ascii="Times New Roman" w:hAnsi="Times New Roman" w:cs="Times New Roman"/>
-          <w:color w:val="000000" w:themeColor="text1"/>
-          <w:sz w:val="28"/>
-          <w:szCs w:val="28"/>
-        </w:rPr>
-      </w:pPr>
-      <w:r>
-        <w:rPr>
-          <w:rFonts w:ascii="Times New Roman" w:hAnsi="Times New Roman" w:cs="Times New Roman"/>
-          <w:color w:val="000000" w:themeColor="text1"/>
-          <w:sz w:val="28"/>
-          <w:szCs w:val="28"/>
-        </w:rPr>
-        <w:t xml:space="preserve">Как было сказано ранее, </w:t>
-      </w:r>
-      <w:proofErr w:type="spellStart"/>
-      <w:r>
-        <w:rPr>
-          <w:rFonts w:ascii="Times New Roman" w:hAnsi="Times New Roman" w:cs="Times New Roman"/>
-          <w:color w:val="000000" w:themeColor="text1"/>
-          <w:sz w:val="28"/>
-          <w:szCs w:val="28"/>
-        </w:rPr>
-        <w:t>микросервисная</w:t>
-      </w:r>
-      <w:proofErr w:type="spellEnd"/>
-      <w:r>
-        <w:rPr>
-          <w:rFonts w:ascii="Times New Roman" w:hAnsi="Times New Roman" w:cs="Times New Roman"/>
-          <w:color w:val="000000" w:themeColor="text1"/>
-          <w:sz w:val="28"/>
-          <w:szCs w:val="28"/>
-        </w:rPr>
-        <w:t xml:space="preserve"> архитектура хорошо подходит для тех предметных областей, в которых возможно чёткое модульное разделение логики. Одной из таких сфер является туризм. </w:t>
-      </w:r>
-      <w:r>
-        <w:rPr>
-          <w:rFonts w:ascii="Times New Roman" w:hAnsi="Times New Roman" w:cs="Times New Roman"/>
-          <w:color w:val="000000" w:themeColor="text1"/>
-          <w:sz w:val="28"/>
-          <w:szCs w:val="28"/>
-        </w:rPr>
-        <w:t>В Национальном проекте «Туризм и гостеприимство» планируется повышение роли туристической отрасли в экономике страны, путём увеличения общего количества туристского потока. В рамках данной федеральной программы определено развитие и обеспечение функционирования информационных систем, направленных на реализацию государственных услуг и функций в сфере туризма. На рисунке 2.</w:t>
-      </w:r>
-      <w:r>
-        <w:rPr>
-          <w:rFonts w:ascii="Times New Roman" w:hAnsi="Times New Roman" w:cs="Times New Roman"/>
-          <w:color w:val="000000" w:themeColor="text1"/>
-          <w:sz w:val="28"/>
-          <w:szCs w:val="28"/>
-        </w:rPr>
-        <w:t xml:space="preserve">2 </w:t>
-      </w:r>
-      <w:r>
-        <w:rPr>
-          <w:rFonts w:ascii="Times New Roman" w:hAnsi="Times New Roman" w:cs="Times New Roman"/>
-          <w:color w:val="000000" w:themeColor="text1"/>
-          <w:sz w:val="28"/>
-          <w:szCs w:val="28"/>
-        </w:rPr>
-        <w:t>изображена динамика туристского потока за последние годы.</w:t>
-      </w:r>
-    </w:p>
-    <w:p>
-      <w:pPr>
-        <w:keepNext/>
-        <w:spacing w:after="0" w:line="360" w:lineRule="auto"/>
-        <w:jc w:val="center"/>
-        <w:rPr>
-          <w:color w:val="000000" w:themeColor="text1"/>
-          <w:sz w:val="28"/>
-          <w:szCs w:val="28"/>
-        </w:rPr>
-      </w:pPr>
-      <w:r>
-        <w:rPr>
-          <w:rFonts w:ascii="Times New Roman" w:hAnsi="Times New Roman" w:cs="Times New Roman"/>
+        <w:jc w:val="both"/>
+        <w:rPr>
+          <w:rFonts w:ascii="Times New Roman" w:hAnsi="Times New Roman" w:cs="Times New Roman"/>
+          <w:color w:val="000000" w:themeColor="text1"/>
+          <w:sz w:val="28"/>
+          <w:szCs w:val="28"/>
+        </w:rPr>
+      </w:pPr>
+      <w:r>
+        <w:rPr>
           <w:noProof/>
-          <w:color w:val="000000" w:themeColor="text1"/>
-          <w:sz w:val="28"/>
-          <w:szCs w:val="28"/>
-          <w:lang w:val="en-US"/>
-        </w:rPr>
-        <w:lastRenderedPageBreak/>
+        </w:rPr>
         <w:drawing>
-          <wp:inline distT="0" distB="0" distL="0" distR="0" wp14:anchorId="4EB8DE7B" wp14:editId="187F7BDE">
-            <wp:extent cx="5839138" cy="1866900"/>
-            <wp:effectExtent l="19050" t="19050" r="28575" b="19050"/>
-            <wp:docPr id="5" name="Рисунок 5"/>
+          <wp:inline distT="0" distB="0" distL="0" distR="0" wp14:anchorId="2163EA97" wp14:editId="38BC85AE">
+            <wp:extent cx="5940425" cy="5893279"/>
+            <wp:effectExtent l="19050" t="19050" r="22225" b="12700"/>
+            <wp:docPr id="7" name="Рисунок 7" descr="Microservices. Как правильно делать и когда применять? / Хабр"/>
             <wp:cNvGraphicFramePr>
               <a:graphicFrameLocks xmlns:a="http://schemas.openxmlformats.org/drawingml/2006/main" noChangeAspect="1"/>
             </wp:cNvGraphicFramePr>
@@ -3279,23 +3904,33 @@
               <a:graphicData uri="http://schemas.openxmlformats.org/drawingml/2006/picture">
                 <pic:pic xmlns:pic="http://schemas.openxmlformats.org/drawingml/2006/picture">
                   <pic:nvPicPr>
-                    <pic:cNvPr id="1" name=""/>
-                    <pic:cNvPicPr/>
+                    <pic:cNvPr id="0" name="Picture 1" descr="Microservices. Как правильно делать и когда применять? / Хабр"/>
+                    <pic:cNvPicPr>
+                      <a:picLocks noChangeAspect="1" noChangeArrowheads="1"/>
+                    </pic:cNvPicPr>
                   </pic:nvPicPr>
                   <pic:blipFill>
-                    <a:blip r:embed="rId8"/>
+                    <a:blip r:embed="rId8">
+                      <a:extLst>
+                        <a:ext uri="{28A0092B-C50C-407E-A947-70E740481C1C}">
+                          <a14:useLocalDpi xmlns:a14="http://schemas.microsoft.com/office/drawing/2010/main" val="0"/>
+                        </a:ext>
+                      </a:extLst>
+                    </a:blip>
+                    <a:srcRect/>
                     <a:stretch>
                       <a:fillRect/>
                     </a:stretch>
                   </pic:blipFill>
-                  <pic:spPr>
+                  <pic:spPr bwMode="auto">
                     <a:xfrm>
                       <a:off x="0" y="0"/>
-                      <a:ext cx="5905656" cy="1888167"/>
+                      <a:ext cx="5940425" cy="5893279"/>
                     </a:xfrm>
                     <a:prstGeom prst="rect">
                       <a:avLst/>
                     </a:prstGeom>
+                    <a:noFill/>
                     <a:ln>
                       <a:solidFill>
                         <a:schemeClr val="tx1"/>
@@ -3323,7 +3958,6 @@
           <w:szCs w:val="28"/>
         </w:rPr>
       </w:pPr>
-      <w:bookmarkStart w:id="11" w:name="_Hlk217688651"/>
       <w:r>
         <w:rPr>
           <w:rFonts w:ascii="Times New Roman" w:hAnsi="Times New Roman" w:cs="Times New Roman"/>
@@ -3355,10 +3989,79 @@
           <w:sz w:val="28"/>
           <w:szCs w:val="28"/>
         </w:rPr>
-        <w:t xml:space="preserve"> – Динамика туристского потока РФ</w:t>
-      </w:r>
-    </w:p>
-    <w:bookmarkEnd w:id="11"/>
+        <w:t xml:space="preserve"> – </w:t>
+      </w:r>
+      <w:r>
+        <w:rPr>
+          <w:rFonts w:ascii="Times New Roman" w:hAnsi="Times New Roman" w:cs="Times New Roman"/>
+          <w:i w:val="0"/>
+          <w:iCs w:val="0"/>
+          <w:color w:val="000000" w:themeColor="text1"/>
+          <w:sz w:val="28"/>
+          <w:szCs w:val="28"/>
+        </w:rPr>
+        <w:t xml:space="preserve">Схема коммуникации </w:t>
+      </w:r>
+      <w:proofErr w:type="spellStart"/>
+      <w:r>
+        <w:rPr>
+          <w:rFonts w:ascii="Times New Roman" w:hAnsi="Times New Roman" w:cs="Times New Roman"/>
+          <w:i w:val="0"/>
+          <w:iCs w:val="0"/>
+          <w:color w:val="000000" w:themeColor="text1"/>
+          <w:sz w:val="28"/>
+          <w:szCs w:val="28"/>
+        </w:rPr>
+        <w:t>микросервисов</w:t>
+      </w:r>
+      <w:proofErr w:type="spellEnd"/>
+      <w:r>
+        <w:rPr>
+          <w:rFonts w:ascii="Times New Roman" w:hAnsi="Times New Roman" w:cs="Times New Roman"/>
+          <w:i w:val="0"/>
+          <w:iCs w:val="0"/>
+          <w:color w:val="000000" w:themeColor="text1"/>
+          <w:sz w:val="28"/>
+          <w:szCs w:val="28"/>
+        </w:rPr>
+        <w:t xml:space="preserve"> посредством </w:t>
+      </w:r>
+      <w:r>
+        <w:rPr>
+          <w:rFonts w:ascii="Times New Roman" w:hAnsi="Times New Roman" w:cs="Times New Roman"/>
+          <w:i w:val="0"/>
+          <w:iCs w:val="0"/>
+          <w:color w:val="000000" w:themeColor="text1"/>
+          <w:sz w:val="28"/>
+          <w:szCs w:val="28"/>
+          <w:lang w:val="en-US"/>
+        </w:rPr>
+        <w:t>REST</w:t>
+      </w:r>
+      <w:r>
+        <w:rPr>
+          <w:rFonts w:ascii="Times New Roman" w:hAnsi="Times New Roman" w:cs="Times New Roman"/>
+          <w:i w:val="0"/>
+          <w:iCs w:val="0"/>
+          <w:color w:val="000000" w:themeColor="text1"/>
+          <w:sz w:val="28"/>
+          <w:szCs w:val="28"/>
+        </w:rPr>
+        <w:t xml:space="preserve"> </w:t>
+      </w:r>
+      <w:r>
+        <w:rPr>
+          <w:rFonts w:ascii="Times New Roman" w:hAnsi="Times New Roman" w:cs="Times New Roman"/>
+          <w:i w:val="0"/>
+          <w:iCs w:val="0"/>
+          <w:color w:val="000000" w:themeColor="text1"/>
+          <w:sz w:val="28"/>
+          <w:szCs w:val="28"/>
+          <w:lang w:val="en-US"/>
+        </w:rPr>
+        <w:t>API</w:t>
+      </w:r>
+    </w:p>
     <w:p>
       <w:pPr>
         <w:spacing w:after="0" w:line="360" w:lineRule="auto"/>
@@ -3378,55 +4081,266 @@
           <w:sz w:val="28"/>
           <w:szCs w:val="28"/>
         </w:rPr>
-        <w:t>Туристическая отрасль отличается большим объемом обрабатываемой и хранимой информации. Современные информационные системы, которые предоставляют пользователю туристические услуги вынуждены обрабатывать сотни тысяч запросов в секунду [</w:t>
-      </w:r>
-      <w:r>
-        <w:rPr>
-          <w:rFonts w:ascii="Times New Roman" w:hAnsi="Times New Roman" w:cs="Times New Roman"/>
-          <w:color w:val="000000" w:themeColor="text1"/>
-          <w:sz w:val="28"/>
-          <w:szCs w:val="28"/>
-        </w:rPr>
-        <w:t>1</w:t>
-      </w:r>
-      <w:r>
-        <w:rPr>
-          <w:rFonts w:ascii="Times New Roman" w:hAnsi="Times New Roman" w:cs="Times New Roman"/>
-          <w:color w:val="000000" w:themeColor="text1"/>
-          <w:sz w:val="28"/>
-          <w:szCs w:val="28"/>
-        </w:rPr>
-        <w:t>7</w:t>
-      </w:r>
-      <w:r>
-        <w:rPr>
-          <w:rFonts w:ascii="Times New Roman" w:hAnsi="Times New Roman" w:cs="Times New Roman"/>
-          <w:color w:val="000000" w:themeColor="text1"/>
-          <w:sz w:val="28"/>
-          <w:szCs w:val="28"/>
-        </w:rPr>
-        <w:t xml:space="preserve">], что обуславливает необходимость быстродействия и распределённое хранение данных </w:t>
-      </w:r>
-      <w:proofErr w:type="spellStart"/>
-      <w:r>
-        <w:rPr>
-          <w:rFonts w:ascii="Times New Roman" w:hAnsi="Times New Roman" w:cs="Times New Roman"/>
-          <w:color w:val="000000" w:themeColor="text1"/>
-          <w:sz w:val="28"/>
-          <w:szCs w:val="28"/>
-        </w:rPr>
-        <w:t>микросервисного</w:t>
-      </w:r>
-      <w:proofErr w:type="spellEnd"/>
-      <w:r>
-        <w:rPr>
-          <w:rFonts w:ascii="Times New Roman" w:hAnsi="Times New Roman" w:cs="Times New Roman"/>
-          <w:color w:val="000000" w:themeColor="text1"/>
-          <w:sz w:val="28"/>
-          <w:szCs w:val="28"/>
-        </w:rPr>
-        <w:t xml:space="preserve"> приложения</w:t>
-      </w:r>
+        <w:t xml:space="preserve">В основе асинхронной коммуникации лежит существование </w:t>
+      </w:r>
+      <w:r>
+        <w:rPr>
+          <w:rFonts w:ascii="Times New Roman" w:hAnsi="Times New Roman" w:cs="Times New Roman"/>
+          <w:color w:val="000000" w:themeColor="text1"/>
+          <w:sz w:val="28"/>
+          <w:szCs w:val="28"/>
+        </w:rPr>
+        <w:t xml:space="preserve">посредника между </w:t>
+      </w:r>
+      <w:proofErr w:type="spellStart"/>
+      <w:r>
+        <w:rPr>
+          <w:rFonts w:ascii="Times New Roman" w:hAnsi="Times New Roman" w:cs="Times New Roman"/>
+          <w:color w:val="000000" w:themeColor="text1"/>
+          <w:sz w:val="28"/>
+          <w:szCs w:val="28"/>
+        </w:rPr>
+        <w:t>микросервисами</w:t>
+      </w:r>
+      <w:proofErr w:type="spellEnd"/>
+      <w:r>
+        <w:rPr>
+          <w:rFonts w:ascii="Times New Roman" w:hAnsi="Times New Roman" w:cs="Times New Roman"/>
+          <w:color w:val="000000" w:themeColor="text1"/>
+          <w:sz w:val="28"/>
+          <w:szCs w:val="28"/>
+        </w:rPr>
+        <w:t xml:space="preserve">, называемым брокером сообщений. Асинхронность подразумевает, что один сервис отправляет сообщение </w:t>
+      </w:r>
+      <w:proofErr w:type="gramStart"/>
+      <w:r>
+        <w:rPr>
+          <w:rFonts w:ascii="Times New Roman" w:hAnsi="Times New Roman" w:cs="Times New Roman"/>
+          <w:color w:val="000000" w:themeColor="text1"/>
+          <w:sz w:val="28"/>
+          <w:szCs w:val="28"/>
+        </w:rPr>
+        <w:t>через брокер</w:t>
+      </w:r>
+      <w:proofErr w:type="gramEnd"/>
+      <w:r>
+        <w:rPr>
+          <w:rFonts w:ascii="Times New Roman" w:hAnsi="Times New Roman" w:cs="Times New Roman"/>
+          <w:color w:val="000000" w:themeColor="text1"/>
+          <w:sz w:val="28"/>
+          <w:szCs w:val="28"/>
+        </w:rPr>
+        <w:t xml:space="preserve"> и не ждёт </w:t>
+      </w:r>
+      <w:r>
+        <w:rPr>
+          <w:rFonts w:ascii="Times New Roman" w:hAnsi="Times New Roman" w:cs="Times New Roman"/>
+          <w:color w:val="000000" w:themeColor="text1"/>
+          <w:sz w:val="28"/>
+          <w:szCs w:val="28"/>
+        </w:rPr>
+        <w:lastRenderedPageBreak/>
+        <w:t xml:space="preserve">немедленного ответа. Сам брокер хранит сообщения для дальнейшей их обработки </w:t>
+      </w:r>
+      <w:proofErr w:type="spellStart"/>
+      <w:r>
+        <w:rPr>
+          <w:rFonts w:ascii="Times New Roman" w:hAnsi="Times New Roman" w:cs="Times New Roman"/>
+          <w:color w:val="000000" w:themeColor="text1"/>
+          <w:sz w:val="28"/>
+          <w:szCs w:val="28"/>
+        </w:rPr>
+        <w:t>микросервисами</w:t>
+      </w:r>
+      <w:proofErr w:type="spellEnd"/>
+      <w:r>
+        <w:rPr>
+          <w:rFonts w:ascii="Times New Roman" w:hAnsi="Times New Roman" w:cs="Times New Roman"/>
+          <w:color w:val="000000" w:themeColor="text1"/>
+          <w:sz w:val="28"/>
+          <w:szCs w:val="28"/>
+        </w:rPr>
+        <w:t xml:space="preserve">. Таким образом удаётся достичь снижения зависимости сервисов друг от друга, а также позволяют достичь гибкости </w:t>
+      </w:r>
+      <w:proofErr w:type="spellStart"/>
+      <w:r>
+        <w:rPr>
+          <w:rFonts w:ascii="Times New Roman" w:hAnsi="Times New Roman" w:cs="Times New Roman"/>
+          <w:color w:val="000000" w:themeColor="text1"/>
+          <w:sz w:val="28"/>
+          <w:szCs w:val="28"/>
+        </w:rPr>
+        <w:t>взаимодей</w:t>
+      </w:r>
+      <w:proofErr w:type="spellEnd"/>
+      <w:r>
+        <w:rPr>
+          <w:rFonts w:ascii="Times New Roman" w:hAnsi="Times New Roman" w:cs="Times New Roman"/>
+          <w:color w:val="000000" w:themeColor="text1"/>
+          <w:sz w:val="28"/>
+          <w:szCs w:val="28"/>
+          <w:lang w:val="en-US"/>
+        </w:rPr>
+        <w:t>c</w:t>
+      </w:r>
+      <w:proofErr w:type="spellStart"/>
+      <w:r>
+        <w:rPr>
+          <w:rFonts w:ascii="Times New Roman" w:hAnsi="Times New Roman" w:cs="Times New Roman"/>
+          <w:color w:val="000000" w:themeColor="text1"/>
+          <w:sz w:val="28"/>
+          <w:szCs w:val="28"/>
+        </w:rPr>
+        <w:t>твия</w:t>
+      </w:r>
+      <w:proofErr w:type="spellEnd"/>
+      <w:r>
+        <w:rPr>
+          <w:rFonts w:ascii="Times New Roman" w:hAnsi="Times New Roman" w:cs="Times New Roman"/>
+          <w:color w:val="000000" w:themeColor="text1"/>
+          <w:sz w:val="28"/>
+          <w:szCs w:val="28"/>
+        </w:rPr>
+        <w:t>. Также использование посредника позволяет повысить масштабируемость</w:t>
+      </w:r>
+      <w:r>
+        <w:rPr>
+          <w:rFonts w:ascii="Times New Roman" w:hAnsi="Times New Roman" w:cs="Times New Roman"/>
+          <w:color w:val="000000" w:themeColor="text1"/>
+          <w:sz w:val="28"/>
+          <w:szCs w:val="28"/>
+        </w:rPr>
+        <w:t xml:space="preserve">, например </w:t>
+      </w:r>
+      <w:r>
+        <w:rPr>
+          <w:rFonts w:ascii="Times New Roman" w:hAnsi="Times New Roman" w:cs="Times New Roman"/>
+          <w:color w:val="000000" w:themeColor="text1"/>
+          <w:sz w:val="28"/>
+          <w:szCs w:val="28"/>
+          <w:lang w:val="en-US"/>
+        </w:rPr>
+        <w:t>Kafka</w:t>
+      </w:r>
+      <w:r>
+        <w:rPr>
+          <w:rFonts w:ascii="Times New Roman" w:hAnsi="Times New Roman" w:cs="Times New Roman"/>
+          <w:color w:val="000000" w:themeColor="text1"/>
+          <w:sz w:val="28"/>
+          <w:szCs w:val="28"/>
+        </w:rPr>
+        <w:t xml:space="preserve"> </w:t>
+      </w:r>
+      <w:r>
+        <w:rPr>
+          <w:rFonts w:ascii="Times New Roman" w:hAnsi="Times New Roman" w:cs="Times New Roman"/>
+          <w:color w:val="000000" w:themeColor="text1"/>
+          <w:sz w:val="28"/>
+          <w:szCs w:val="28"/>
+        </w:rPr>
+        <w:t>может успешно обрабатывать несколько сотен тысяч сообщений в секунду</w:t>
+      </w:r>
+      <w:r>
+        <w:rPr>
+          <w:rFonts w:ascii="Times New Roman" w:hAnsi="Times New Roman" w:cs="Times New Roman"/>
+          <w:color w:val="000000" w:themeColor="text1"/>
+          <w:sz w:val="28"/>
+          <w:szCs w:val="28"/>
+        </w:rPr>
+        <w:t xml:space="preserve"> </w:t>
+      </w:r>
+      <w:r>
+        <w:rPr>
+          <w:rFonts w:ascii="Times New Roman" w:hAnsi="Times New Roman" w:cs="Times New Roman"/>
+          <w:color w:val="000000" w:themeColor="text1"/>
+          <w:sz w:val="28"/>
+          <w:szCs w:val="28"/>
+        </w:rPr>
+        <w:t>[16 -</w:t>
+      </w:r>
+      <w:r>
+        <w:rPr>
+          <w:rFonts w:ascii="Times New Roman" w:hAnsi="Times New Roman" w:cs="Times New Roman"/>
+          <w:color w:val="000000" w:themeColor="text1"/>
+          <w:sz w:val="28"/>
+          <w:szCs w:val="28"/>
+        </w:rPr>
+        <w:t xml:space="preserve"> </w:t>
+      </w:r>
+      <w:r>
+        <w:rPr>
+          <w:rFonts w:ascii="Times New Roman" w:hAnsi="Times New Roman" w:cs="Times New Roman"/>
+          <w:color w:val="000000" w:themeColor="text1"/>
+          <w:sz w:val="28"/>
+          <w:szCs w:val="28"/>
+        </w:rPr>
+        <w:t>Баженов + 3</w:t>
+      </w:r>
+      <w:r>
+        <w:rPr>
+          <w:rFonts w:ascii="Times New Roman" w:hAnsi="Times New Roman" w:cs="Times New Roman"/>
+          <w:color w:val="000000" w:themeColor="text1"/>
+          <w:sz w:val="28"/>
+          <w:szCs w:val="28"/>
+        </w:rPr>
+        <w:t>]</w:t>
+      </w:r>
+      <w:r>
+        <w:rPr>
+          <w:rFonts w:ascii="Times New Roman" w:hAnsi="Times New Roman" w:cs="Times New Roman"/>
+          <w:color w:val="000000" w:themeColor="text1"/>
+          <w:sz w:val="28"/>
+          <w:szCs w:val="28"/>
+        </w:rPr>
+        <w:t>. Из отрицательных сторон применения данного подхода можно выделить сложность реализации, а также невозмо</w:t>
+      </w:r>
+      <w:r>
+        <w:rPr>
+          <w:rFonts w:ascii="Times New Roman" w:hAnsi="Times New Roman" w:cs="Times New Roman"/>
+          <w:color w:val="000000" w:themeColor="text1"/>
+          <w:sz w:val="28"/>
+          <w:szCs w:val="28"/>
+        </w:rPr>
+        <w:t>ж</w:t>
+      </w:r>
+      <w:r>
+        <w:rPr>
+          <w:rFonts w:ascii="Times New Roman" w:hAnsi="Times New Roman" w:cs="Times New Roman"/>
+          <w:color w:val="000000" w:themeColor="text1"/>
+          <w:sz w:val="28"/>
+          <w:szCs w:val="28"/>
+        </w:rPr>
+        <w:t>ность строгой гарантии доста</w:t>
+      </w:r>
+      <w:r>
+        <w:rPr>
+          <w:rFonts w:ascii="Times New Roman" w:hAnsi="Times New Roman" w:cs="Times New Roman"/>
+          <w:color w:val="000000" w:themeColor="text1"/>
+          <w:sz w:val="28"/>
+          <w:szCs w:val="28"/>
+        </w:rPr>
+        <w:t>в</w:t>
+      </w:r>
+      <w:r>
+        <w:rPr>
+          <w:rFonts w:ascii="Times New Roman" w:hAnsi="Times New Roman" w:cs="Times New Roman"/>
+          <w:color w:val="000000" w:themeColor="text1"/>
+          <w:sz w:val="28"/>
+          <w:szCs w:val="28"/>
+        </w:rPr>
+        <w:t xml:space="preserve">ки сообщения конечному </w:t>
+      </w:r>
+      <w:proofErr w:type="spellStart"/>
+      <w:r>
+        <w:rPr>
+          <w:rFonts w:ascii="Times New Roman" w:hAnsi="Times New Roman" w:cs="Times New Roman"/>
+          <w:color w:val="000000" w:themeColor="text1"/>
+          <w:sz w:val="28"/>
+          <w:szCs w:val="28"/>
+        </w:rPr>
+        <w:t>микросервису</w:t>
+      </w:r>
+      <w:proofErr w:type="spellEnd"/>
       <w:r>
         <w:rPr>
           <w:rFonts w:ascii="Times New Roman" w:hAnsi="Times New Roman" w:cs="Times New Roman"/>
@@ -3435,6 +4349,185 @@
           <w:szCs w:val="28"/>
         </w:rPr>
         <w:t>.</w:t>
+      </w:r>
+      <w:r>
+        <w:rPr>
+          <w:rFonts w:ascii="Times New Roman" w:hAnsi="Times New Roman" w:cs="Times New Roman"/>
+          <w:color w:val="000000" w:themeColor="text1"/>
+          <w:sz w:val="28"/>
+          <w:szCs w:val="28"/>
+        </w:rPr>
+        <w:t xml:space="preserve"> Данный подход хорошо зарекомендовал себя в </w:t>
+      </w:r>
+      <w:r>
+        <w:rPr>
+          <w:rFonts w:ascii="Times New Roman" w:hAnsi="Times New Roman" w:cs="Times New Roman"/>
+          <w:color w:val="000000" w:themeColor="text1"/>
+          <w:sz w:val="28"/>
+          <w:szCs w:val="28"/>
+        </w:rPr>
+        <w:t>сервисах бронирования, логистике, электронной почте.</w:t>
+      </w:r>
+    </w:p>
+    <w:p>
+      <w:pPr>
+        <w:spacing w:after="0" w:line="360" w:lineRule="auto"/>
+        <w:jc w:val="both"/>
+        <w:rPr>
+          <w:rFonts w:ascii="Times New Roman" w:hAnsi="Times New Roman" w:cs="Times New Roman"/>
+          <w:color w:val="000000" w:themeColor="text1"/>
+          <w:sz w:val="28"/>
+          <w:szCs w:val="28"/>
+        </w:rPr>
+      </w:pPr>
+      <w:r>
+        <w:rPr>
+          <w:noProof/>
+        </w:rPr>
+        <w:drawing>
+          <wp:inline distT="0" distB="0" distL="0" distR="0" wp14:anchorId="105B0416" wp14:editId="74D902FC">
+            <wp:extent cx="5940425" cy="3118723"/>
+            <wp:effectExtent l="19050" t="19050" r="22225" b="24765"/>
+            <wp:docPr id="13" name="Рисунок 13" descr="Брокеры сообщений, или Как происходит взаимодействие в рамках  распределённой инфраструктуры / Хабр"/>
+            <wp:cNvGraphicFramePr>
+              <a:graphicFrameLocks xmlns:a="http://schemas.openxmlformats.org/drawingml/2006/main" noChangeAspect="1"/>
+            </wp:cNvGraphicFramePr>
+            <a:graphic xmlns:a="http://schemas.openxmlformats.org/drawingml/2006/main">
+              <a:graphicData uri="http://schemas.openxmlformats.org/drawingml/2006/picture">
+                <pic:pic xmlns:pic="http://schemas.openxmlformats.org/drawingml/2006/picture">
+                  <pic:nvPicPr>
+                    <pic:cNvPr id="0" name="Picture 3" descr="Брокеры сообщений, или Как происходит взаимодействие в рамках  распределённой инфраструктуры / Хабр"/>
+                    <pic:cNvPicPr>
+                      <a:picLocks noChangeAspect="1" noChangeArrowheads="1"/>
+                    </pic:cNvPicPr>
+                  </pic:nvPicPr>
+                  <pic:blipFill>
+                    <a:blip r:embed="rId9">
+                      <a:extLst>
+                        <a:ext uri="{28A0092B-C50C-407E-A947-70E740481C1C}">
+                          <a14:useLocalDpi xmlns:a14="http://schemas.microsoft.com/office/drawing/2010/main" val="0"/>
+                        </a:ext>
+                      </a:extLst>
+                    </a:blip>
+                    <a:srcRect/>
+                    <a:stretch>
+                      <a:fillRect/>
+                    </a:stretch>
+                  </pic:blipFill>
+                  <pic:spPr bwMode="auto">
+                    <a:xfrm>
+                      <a:off x="0" y="0"/>
+                      <a:ext cx="5940425" cy="3118723"/>
+                    </a:xfrm>
+                    <a:prstGeom prst="rect">
+                      <a:avLst/>
+                    </a:prstGeom>
+                    <a:noFill/>
+                    <a:ln>
+                      <a:solidFill>
+                        <a:schemeClr val="tx1"/>
+                      </a:solidFill>
+                    </a:ln>
+                  </pic:spPr>
+                </pic:pic>
+              </a:graphicData>
+            </a:graphic>
+          </wp:inline>
+        </w:drawing>
+      </w:r>
+    </w:p>
+    <w:p>
+      <w:pPr>
+        <w:pStyle w:val="a4"/>
+        <w:spacing w:after="120" w:line="360" w:lineRule="auto"/>
+        <w:jc w:val="center"/>
+        <w:rPr>
+          <w:rFonts w:ascii="Times New Roman" w:hAnsi="Times New Roman" w:cs="Times New Roman"/>
+          <w:i w:val="0"/>
+          <w:iCs w:val="0"/>
+          <w:color w:val="000000" w:themeColor="text1"/>
+          <w:sz w:val="28"/>
+          <w:szCs w:val="28"/>
+        </w:rPr>
+      </w:pPr>
+      <w:r>
+        <w:rPr>
+          <w:rFonts w:ascii="Times New Roman" w:hAnsi="Times New Roman" w:cs="Times New Roman"/>
+          <w:i w:val="0"/>
+          <w:iCs w:val="0"/>
+          <w:color w:val="000000" w:themeColor="text1"/>
+          <w:sz w:val="28"/>
+          <w:szCs w:val="28"/>
+        </w:rPr>
+        <w:t>Рисунок 2.</w:t>
+      </w:r>
+      <w:r>
+        <w:rPr>
+          <w:rFonts w:ascii="Times New Roman" w:hAnsi="Times New Roman" w:cs="Times New Roman"/>
+          <w:i w:val="0"/>
+          <w:iCs w:val="0"/>
+          <w:color w:val="000000" w:themeColor="text1"/>
+          <w:sz w:val="28"/>
+          <w:szCs w:val="28"/>
+        </w:rPr>
+        <w:t>3</w:t>
+      </w:r>
+      <w:r>
+        <w:rPr>
+          <w:rFonts w:ascii="Times New Roman" w:hAnsi="Times New Roman" w:cs="Times New Roman"/>
+          <w:i w:val="0"/>
+          <w:iCs w:val="0"/>
+          <w:color w:val="000000" w:themeColor="text1"/>
+          <w:sz w:val="28"/>
+          <w:szCs w:val="28"/>
+        </w:rPr>
+        <w:t xml:space="preserve"> – </w:t>
+      </w:r>
+      <w:r>
+        <w:rPr>
+          <w:rFonts w:ascii="Times New Roman" w:hAnsi="Times New Roman" w:cs="Times New Roman"/>
+          <w:i w:val="0"/>
+          <w:iCs w:val="0"/>
+          <w:color w:val="000000" w:themeColor="text1"/>
+          <w:sz w:val="28"/>
+          <w:szCs w:val="28"/>
+        </w:rPr>
+        <w:t xml:space="preserve">Схема коммуникации </w:t>
+      </w:r>
+      <w:proofErr w:type="spellStart"/>
+      <w:r>
+        <w:rPr>
+          <w:rFonts w:ascii="Times New Roman" w:hAnsi="Times New Roman" w:cs="Times New Roman"/>
+          <w:i w:val="0"/>
+          <w:iCs w:val="0"/>
+          <w:color w:val="000000" w:themeColor="text1"/>
+          <w:sz w:val="28"/>
+          <w:szCs w:val="28"/>
+        </w:rPr>
+        <w:t>микросервисов</w:t>
+      </w:r>
+      <w:proofErr w:type="spellEnd"/>
+      <w:r>
+        <w:rPr>
+          <w:rFonts w:ascii="Times New Roman" w:hAnsi="Times New Roman" w:cs="Times New Roman"/>
+          <w:i w:val="0"/>
+          <w:iCs w:val="0"/>
+          <w:color w:val="000000" w:themeColor="text1"/>
+          <w:sz w:val="28"/>
+          <w:szCs w:val="28"/>
+        </w:rPr>
+        <w:t xml:space="preserve"> посредством </w:t>
+      </w:r>
+      <w:r>
+        <w:rPr>
+          <w:rFonts w:ascii="Times New Roman" w:hAnsi="Times New Roman" w:cs="Times New Roman"/>
+          <w:i w:val="0"/>
+          <w:iCs w:val="0"/>
+          <w:color w:val="000000" w:themeColor="text1"/>
+          <w:sz w:val="28"/>
+          <w:szCs w:val="28"/>
+        </w:rPr>
+        <w:t>брокера сообщений</w:t>
       </w:r>
     </w:p>
     <w:p>
@@ -3444,6 +4537,111 @@
         <w:jc w:val="both"/>
         <w:rPr>
           <w:rFonts w:ascii="Times New Roman" w:hAnsi="Times New Roman" w:cs="Times New Roman"/>
+          <w:color w:val="000000" w:themeColor="text1"/>
+          <w:sz w:val="28"/>
+          <w:szCs w:val="28"/>
+        </w:rPr>
+      </w:pPr>
+      <w:r>
+        <w:rPr>
+          <w:rFonts w:ascii="Times New Roman" w:hAnsi="Times New Roman" w:cs="Times New Roman"/>
+          <w:color w:val="000000" w:themeColor="text1"/>
+          <w:sz w:val="28"/>
+          <w:szCs w:val="28"/>
+        </w:rPr>
+        <w:t>Современные информационные системы</w:t>
+      </w:r>
+      <w:r>
+        <w:rPr>
+          <w:rFonts w:ascii="Times New Roman" w:hAnsi="Times New Roman" w:cs="Times New Roman"/>
+          <w:color w:val="000000" w:themeColor="text1"/>
+          <w:sz w:val="28"/>
+          <w:szCs w:val="28"/>
+        </w:rPr>
+        <w:t xml:space="preserve"> </w:t>
+      </w:r>
+      <w:r>
+        <w:rPr>
+          <w:rFonts w:ascii="Times New Roman" w:hAnsi="Times New Roman" w:cs="Times New Roman"/>
+          <w:color w:val="000000" w:themeColor="text1"/>
+          <w:sz w:val="28"/>
+          <w:szCs w:val="28"/>
+        </w:rPr>
+        <w:t>отличаются большим объёмом обрабатываемой и хранимой информации. Они</w:t>
+      </w:r>
+      <w:r>
+        <w:rPr>
+          <w:rFonts w:ascii="Times New Roman" w:hAnsi="Times New Roman" w:cs="Times New Roman"/>
+          <w:color w:val="000000" w:themeColor="text1"/>
+          <w:sz w:val="28"/>
+          <w:szCs w:val="28"/>
+        </w:rPr>
+        <w:t xml:space="preserve"> вынуждены обрабатывать сотни тысяч запросов в секунду [</w:t>
+      </w:r>
+      <w:r>
+        <w:rPr>
+          <w:rFonts w:ascii="Times New Roman" w:hAnsi="Times New Roman" w:cs="Times New Roman"/>
+          <w:color w:val="000000" w:themeColor="text1"/>
+          <w:sz w:val="28"/>
+          <w:szCs w:val="28"/>
+        </w:rPr>
+        <w:t>1</w:t>
+      </w:r>
+      <w:r>
+        <w:rPr>
+          <w:rFonts w:ascii="Times New Roman" w:hAnsi="Times New Roman" w:cs="Times New Roman"/>
+          <w:color w:val="000000" w:themeColor="text1"/>
+          <w:sz w:val="28"/>
+          <w:szCs w:val="28"/>
+        </w:rPr>
+        <w:t>7</w:t>
+      </w:r>
+      <w:r>
+        <w:rPr>
+          <w:rFonts w:ascii="Times New Roman" w:hAnsi="Times New Roman" w:cs="Times New Roman"/>
+          <w:color w:val="000000" w:themeColor="text1"/>
+          <w:sz w:val="28"/>
+          <w:szCs w:val="28"/>
+        </w:rPr>
+        <w:t xml:space="preserve">], что обуславливает необходимость быстродействия и распределённое хранение данных </w:t>
+      </w:r>
+      <w:proofErr w:type="spellStart"/>
+      <w:r>
+        <w:rPr>
+          <w:rFonts w:ascii="Times New Roman" w:hAnsi="Times New Roman" w:cs="Times New Roman"/>
+          <w:color w:val="000000" w:themeColor="text1"/>
+          <w:sz w:val="28"/>
+          <w:szCs w:val="28"/>
+        </w:rPr>
+        <w:t>микросервисного</w:t>
+      </w:r>
+      <w:proofErr w:type="spellEnd"/>
+      <w:r>
+        <w:rPr>
+          <w:rFonts w:ascii="Times New Roman" w:hAnsi="Times New Roman" w:cs="Times New Roman"/>
+          <w:color w:val="000000" w:themeColor="text1"/>
+          <w:sz w:val="28"/>
+          <w:szCs w:val="28"/>
+        </w:rPr>
+        <w:t xml:space="preserve"> приложения</w:t>
+      </w:r>
+      <w:r>
+        <w:rPr>
+          <w:rFonts w:ascii="Times New Roman" w:hAnsi="Times New Roman" w:cs="Times New Roman"/>
+          <w:color w:val="000000" w:themeColor="text1"/>
+          <w:sz w:val="28"/>
+          <w:szCs w:val="28"/>
+        </w:rPr>
+        <w:t>.</w:t>
+      </w:r>
+    </w:p>
+    <w:p>
+      <w:pPr>
+        <w:spacing w:after="0" w:line="360" w:lineRule="auto"/>
+        <w:ind w:firstLine="708"/>
+        <w:jc w:val="both"/>
+        <w:rPr>
+          <w:rFonts w:ascii="Times New Roman" w:hAnsi="Times New Roman" w:cs="Times New Roman"/>
           <w:sz w:val="28"/>
           <w:szCs w:val="28"/>
         </w:rPr>
@@ -3463,6 +4661,7 @@
           <w:sz w:val="28"/>
           <w:szCs w:val="28"/>
         </w:rPr>
+        <w:lastRenderedPageBreak/>
         <w:t>микросервисного</w:t>
       </w:r>
       <w:proofErr w:type="spellEnd"/>
@@ -3496,6 +4695,7 @@
         <w:pStyle w:val="2"/>
         <w:spacing w:before="120" w:after="120"/>
         <w:ind w:firstLine="709"/>
+        <w:jc w:val="both"/>
         <w:rPr>
           <w:rFonts w:ascii="Times New Roman" w:hAnsi="Times New Roman" w:cs="Times New Roman"/>
           <w:b/>
@@ -3505,7 +4705,7 @@
           <w:szCs w:val="28"/>
         </w:rPr>
       </w:pPr>
-      <w:bookmarkStart w:id="12" w:name="_Toc227501239"/>
+      <w:bookmarkStart w:id="8" w:name="_Toc227501239"/>
       <w:r>
         <w:rPr>
           <w:rFonts w:ascii="Times New Roman" w:hAnsi="Times New Roman" w:cs="Times New Roman"/>
@@ -3517,7 +4717,7 @@
         </w:rPr>
         <w:t>2.2. Анализ релевантных международных стандартов по теме исследования.</w:t>
       </w:r>
-      <w:bookmarkEnd w:id="12"/>
+      <w:bookmarkEnd w:id="8"/>
     </w:p>
     <w:p>
       <w:pPr>
@@ -3539,7 +4739,7 @@
         </w:rPr>
         <w:t xml:space="preserve">Прямых стандартов, описывающих требования к архитектуре информационных систем нет, однако есть несколько ключевых стандартов, которые создают фундамент и концептуальную основу. Одним из них является </w:t>
       </w:r>
-      <w:bookmarkStart w:id="13" w:name="_Hlk217691982"/>
+      <w:bookmarkStart w:id="9" w:name="_Hlk217691982"/>
       <w:r>
         <w:rPr>
           <w:rFonts w:ascii="Times New Roman" w:hAnsi="Times New Roman" w:cs="Times New Roman"/>
@@ -3548,7 +4748,7 @@
         </w:rPr>
         <w:t>ISO/IEC/IEEE 42010:2011</w:t>
       </w:r>
-      <w:bookmarkEnd w:id="13"/>
+      <w:bookmarkEnd w:id="9"/>
       <w:r>
         <w:rPr>
           <w:rFonts w:ascii="Times New Roman" w:hAnsi="Times New Roman" w:cs="Times New Roman"/>
@@ -3557,7 +4757,7 @@
         </w:rPr>
         <w:t xml:space="preserve">, в Российской классификации </w:t>
       </w:r>
-      <w:bookmarkStart w:id="14" w:name="_Hlk217691988"/>
+      <w:bookmarkStart w:id="10" w:name="_Hlk217691988"/>
       <w:r>
         <w:rPr>
           <w:rFonts w:ascii="Times New Roman" w:hAnsi="Times New Roman" w:cs="Times New Roman"/>
@@ -3582,8 +4782,8 @@
         </w:rPr>
         <w:t xml:space="preserve"> </w:t>
       </w:r>
-      <w:bookmarkStart w:id="15" w:name="_Hlk217691995"/>
-      <w:bookmarkEnd w:id="14"/>
+      <w:bookmarkStart w:id="11" w:name="_Hlk217691995"/>
+      <w:bookmarkEnd w:id="10"/>
       <w:r>
         <w:rPr>
           <w:rFonts w:ascii="Times New Roman" w:hAnsi="Times New Roman" w:cs="Times New Roman"/>
@@ -3618,23 +4818,14 @@
         </w:rPr>
         <w:t xml:space="preserve">]. </w:t>
       </w:r>
-      <w:bookmarkEnd w:id="15"/>
-      <w:r>
-        <w:rPr>
-          <w:rFonts w:ascii="Times New Roman" w:hAnsi="Times New Roman" w:cs="Times New Roman"/>
-          <w:sz w:val="28"/>
-          <w:szCs w:val="28"/>
-        </w:rPr>
-        <w:t xml:space="preserve">Данный стандарт определяет способ, с помощью которого осуществляются организация и выражение описания архитектуры. В нём определены условия для реализации желаемых свойств структур архитектуры и языков описания архитектуры в порядке целесообразной поддержки разработки и </w:t>
-      </w:r>
-      <w:r>
-        <w:rPr>
-          <w:rFonts w:ascii="Times New Roman" w:hAnsi="Times New Roman" w:cs="Times New Roman"/>
-          <w:sz w:val="28"/>
-          <w:szCs w:val="28"/>
-        </w:rPr>
-        <w:lastRenderedPageBreak/>
-        <w:t xml:space="preserve">использования описаний архитектуры. В стандарте содержатся основы для сравнения и объединения структур архитектуры и языков описания </w:t>
+      <w:bookmarkEnd w:id="11"/>
+      <w:r>
+        <w:rPr>
+          <w:rFonts w:ascii="Times New Roman" w:hAnsi="Times New Roman" w:cs="Times New Roman"/>
+          <w:sz w:val="28"/>
+          <w:szCs w:val="28"/>
+        </w:rPr>
+        <w:t xml:space="preserve">Данный стандарт определяет способ, с помощью которого осуществляются организация и выражение описания архитектуры. В нём определены условия для реализации желаемых свойств структур архитектуры и языков описания архитектуры в порядке целесообразной поддержки разработки и использования описаний архитектуры. В стандарте содержатся основы для сравнения и объединения структур архитектуры и языков описания </w:t>
       </w:r>
       <w:r>
         <w:rPr>
@@ -3674,7 +4865,7 @@
         </w:rPr>
         <w:t xml:space="preserve">оценку информационной системы как конечного продукта является </w:t>
       </w:r>
-      <w:bookmarkStart w:id="16" w:name="_Hlk217692024"/>
+      <w:bookmarkStart w:id="12" w:name="_Hlk217692024"/>
       <w:r>
         <w:rPr>
           <w:rFonts w:ascii="Times New Roman" w:hAnsi="Times New Roman" w:cs="Times New Roman"/>
@@ -3683,7 +4874,7 @@
         </w:rPr>
         <w:t>ISO/IEC 25010:2011</w:t>
       </w:r>
-      <w:bookmarkEnd w:id="16"/>
+      <w:bookmarkEnd w:id="12"/>
       <w:r>
         <w:rPr>
           <w:rFonts w:ascii="Times New Roman" w:hAnsi="Times New Roman" w:cs="Times New Roman"/>
@@ -3692,7 +4883,7 @@
         </w:rPr>
         <w:t xml:space="preserve">, в Российской классификации </w:t>
       </w:r>
-      <w:bookmarkStart w:id="17" w:name="_Hlk217692035"/>
+      <w:bookmarkStart w:id="13" w:name="_Hlk217692035"/>
       <w:r>
         <w:rPr>
           <w:rFonts w:ascii="Times New Roman" w:hAnsi="Times New Roman" w:cs="Times New Roman"/>
@@ -3701,8 +4892,8 @@
         </w:rPr>
         <w:t xml:space="preserve">ГОСТ Р ИСО/МЭК 25010—2015 </w:t>
       </w:r>
-      <w:bookmarkStart w:id="18" w:name="_Hlk217692047"/>
-      <w:bookmarkEnd w:id="17"/>
+      <w:bookmarkStart w:id="14" w:name="_Hlk217692047"/>
+      <w:bookmarkEnd w:id="13"/>
       <w:r>
         <w:rPr>
           <w:rFonts w:ascii="Times New Roman" w:hAnsi="Times New Roman" w:cs="Times New Roman"/>
@@ -3720,7 +4911,7 @@
         </w:rPr>
         <w:t>продукта»</w:t>
       </w:r>
-      <w:bookmarkEnd w:id="18"/>
+      <w:bookmarkEnd w:id="14"/>
       <w:r>
         <w:rPr>
           <w:rFonts w:ascii="Times New Roman" w:hAnsi="Times New Roman" w:cs="Times New Roman"/>
@@ -3768,6 +4959,7 @@
           <w:sz w:val="28"/>
           <w:szCs w:val="28"/>
         </w:rPr>
+        <w:lastRenderedPageBreak/>
         <w:t>Функциональная пригодность.</w:t>
       </w:r>
     </w:p>
@@ -4051,16 +5243,7 @@
           <w:sz w:val="28"/>
           <w:szCs w:val="28"/>
         </w:rPr>
-        <w:t xml:space="preserve">, что обеспечивает гарантированную </w:t>
-      </w:r>
-      <w:r>
-        <w:rPr>
-          <w:rFonts w:ascii="Times New Roman" w:hAnsi="Times New Roman" w:cs="Times New Roman"/>
-          <w:sz w:val="28"/>
-          <w:szCs w:val="28"/>
-        </w:rPr>
-        <w:lastRenderedPageBreak/>
-        <w:t>интерпретацию данных различными программными компонентами, написанными на любых языках программирования.</w:t>
+        <w:t>, что обеспечивает гарантированную интерпретацию данных различными программными компонентами, написанными на любых языках программирования.</w:t>
       </w:r>
     </w:p>
     <w:p>
@@ -4141,7 +5324,16 @@
           <w:sz w:val="28"/>
           <w:szCs w:val="28"/>
         </w:rPr>
-        <w:t>]. HTTP скрывает детали реализации сервиса, предоставляя клиентам унифицированный интерфейс, не зависящий от типа представляемых ресурсов. Серверам не нужно знать о целях каждого клиента, запросы могут рассматриваться изолированно без привязки к определённому типу клиента или предопределённой последовательности действий приложения. Это позволяет эффективно применять реализации общего назначения в разном контексте, упрощает взаимодействия и обеспечивает независимое развитие с течением времени. HTTP также предназначен для использования в качестве промежуточного протокола (посредника), когда прокси и шлюзы могут транслировать отличные от HTTP информационные системы через базовый интерфейс.</w:t>
+        <w:t xml:space="preserve">]. HTTP скрывает детали реализации сервиса, предоставляя клиентам унифицированный интерфейс, не зависящий от типа представляемых ресурсов. Серверам не нужно знать о целях каждого клиента, запросы могут рассматриваться изолированно без привязки к определённому типу клиента или предопределённой последовательности действий приложения. Это позволяет эффективно применять реализации общего назначения в разном контексте, упрощает взаимодействия и обеспечивает независимое развитие с течением времени. HTTP также предназначен для использования в качестве промежуточного протокола </w:t>
+      </w:r>
+      <w:r>
+        <w:rPr>
+          <w:rFonts w:ascii="Times New Roman" w:hAnsi="Times New Roman" w:cs="Times New Roman"/>
+          <w:sz w:val="28"/>
+          <w:szCs w:val="28"/>
+        </w:rPr>
+        <w:lastRenderedPageBreak/>
+        <w:t>(посредника), когда прокси и шлюзы могут транслировать отличные от HTTP информационные системы через базовый интерфейс.</w:t>
       </w:r>
       <w:r>
         <w:rPr>
@@ -4216,7 +5408,6 @@
         <w:rPr>
           <w:noProof/>
         </w:rPr>
-        <w:lastRenderedPageBreak/>
         <w:drawing>
           <wp:inline distT="0" distB="0" distL="0" distR="0" wp14:anchorId="1BFE5EB8" wp14:editId="56CD2E8B">
             <wp:extent cx="5941148" cy="2143125"/>
@@ -4235,7 +5426,7 @@
                     </pic:cNvPicPr>
                   </pic:nvPicPr>
                   <pic:blipFill>
-                    <a:blip r:embed="rId9">
+                    <a:blip r:embed="rId10">
                       <a:extLst>
                         <a:ext uri="{28A0092B-C50C-407E-A947-70E740481C1C}">
                           <a14:useLocalDpi xmlns:a14="http://schemas.microsoft.com/office/drawing/2010/main" val="0"/>
@@ -4478,6 +5669,7 @@
         <w:rPr>
           <w:noProof/>
         </w:rPr>
+        <w:lastRenderedPageBreak/>
         <w:drawing>
           <wp:inline distT="0" distB="0" distL="0" distR="0" wp14:anchorId="2FD99D0F" wp14:editId="6D3C637A">
             <wp:extent cx="5884045" cy="3590925"/>
@@ -4496,7 +5688,7 @@
                     </pic:cNvPicPr>
                   </pic:nvPicPr>
                   <pic:blipFill>
-                    <a:blip r:embed="rId10">
+                    <a:blip r:embed="rId11">
                       <a:extLst>
                         <a:ext uri="{28A0092B-C50C-407E-A947-70E740481C1C}">
                           <a14:useLocalDpi xmlns:a14="http://schemas.microsoft.com/office/drawing/2010/main" val="0"/>
@@ -4607,10 +5799,9 @@
           <w:sz w:val="28"/>
           <w:szCs w:val="28"/>
         </w:rPr>
-        <w:lastRenderedPageBreak/>
         <w:t>Основная идея состоит в том, что отдельные подсистемы могут обмениваться произвольным образом сообщениями через AMQP-брокер, который осуществляет маршрутизацию, возможно гарантирует доставку, распределение потоков данных, подписку на нужные типы сообщений.</w:t>
       </w:r>
-      <w:bookmarkStart w:id="19" w:name="_Hlk217591944"/>
+      <w:bookmarkStart w:id="15" w:name="_Hlk217591944"/>
       <w:r>
         <w:rPr>
           <w:rFonts w:ascii="Times New Roman" w:hAnsi="Times New Roman" w:cs="Times New Roman"/>
@@ -4780,7 +5971,16 @@
           <w:sz w:val="28"/>
           <w:szCs w:val="28"/>
         </w:rPr>
-        <w:t>) с использованием клиентского API AMQP. Источник добавляет контент в сообщение и, возможно, устанавливает некоторые свойства сообщения. Источник маркирует сообщение с помощью маршрутной информации, которая внешне похожа на адрес, но может быть любой. Затем Источник отправляет сообщение в Обменник(</w:t>
+        <w:t xml:space="preserve">) с </w:t>
+      </w:r>
+      <w:r>
+        <w:rPr>
+          <w:rFonts w:ascii="Times New Roman" w:hAnsi="Times New Roman" w:cs="Times New Roman"/>
+          <w:sz w:val="28"/>
+          <w:szCs w:val="28"/>
+        </w:rPr>
+        <w:lastRenderedPageBreak/>
+        <w:t>использованием клиентского API AMQP. Источник добавляет контент в сообщение и, возможно, устанавливает некоторые свойства сообщения. Источник маркирует сообщение с помощью маршрутной информации, которая внешне похожа на адрес, но может быть любой. Затем Источник отправляет сообщение в Обменник(</w:t>
       </w:r>
       <w:r>
         <w:rPr>
@@ -4851,7 +6051,25 @@
           <w:sz w:val="28"/>
           <w:szCs w:val="28"/>
         </w:rPr>
-        <w:t xml:space="preserve">. Однако, когда сообщение направляется в несколько </w:t>
+        <w:t>. Однако, когда сообщение направляется в несколько очередей сообщений, оно идентично в каждой очереди сообщений. Здесь нет уникального идентификатора, отличающего различные копии. Когда сообщение поступает в очередь сообщений, она немедленно пытается передать его потребителю через AMQP. Если это невозможно, то сообщение хранится в очереди сообщений (в памяти или на диске по просьбе Источник) и ждет, пока Потребитель(</w:t>
+      </w:r>
+      <w:proofErr w:type="spellStart"/>
+      <w:r>
+        <w:rPr>
+          <w:rFonts w:ascii="Times New Roman" w:hAnsi="Times New Roman" w:cs="Times New Roman"/>
+          <w:sz w:val="28"/>
+          <w:szCs w:val="28"/>
+        </w:rPr>
+        <w:t>consumer</w:t>
+      </w:r>
+      <w:proofErr w:type="spellEnd"/>
+      <w:r>
+        <w:rPr>
+          <w:rFonts w:ascii="Times New Roman" w:hAnsi="Times New Roman" w:cs="Times New Roman"/>
+          <w:sz w:val="28"/>
+          <w:szCs w:val="28"/>
+        </w:rPr>
+        <w:t xml:space="preserve">) будет готов. Если отсутствует Потребитель, то очередь может вернуть сообщение Источник через AMQP (опять же, если Источник попросил об этом). Когда очередь сообщений может доставить сообщение Потребитель, она удаляет сообщение из своего внутреннего хранилища. Это может произойти сразу же или после того, как Потребитель признает, что он успешно выполнил свою работу, обработал сообщение. Потребитель сам выбирает, как и когда сообщения будут «подтверждены». Потребитель также может отклонить сообщение (отрицательное подтверждение). Сообщения Источника и подтверждения Потребителя сгруппированы в транзакции. Когда приложение играет обе роли, что часто бывает, он выполняет смешанную работу: отправляет сообщения и отправляет </w:t>
       </w:r>
       <w:r>
         <w:rPr>
@@ -4860,25 +6078,7 @@
           <w:szCs w:val="28"/>
         </w:rPr>
         <w:lastRenderedPageBreak/>
-        <w:t>очередей сообщений, оно идентично в каждой очереди сообщений. Здесь нет уникального идентификатора, отличающего различные копии. Когда сообщение поступает в очередь сообщений, она немедленно пытается передать его потребителю через AMQP. Если это невозможно, то сообщение хранится в очереди сообщений (в памяти или на диске по просьбе Источник) и ждет, пока Потребитель(</w:t>
-      </w:r>
-      <w:proofErr w:type="spellStart"/>
-      <w:r>
-        <w:rPr>
-          <w:rFonts w:ascii="Times New Roman" w:hAnsi="Times New Roman" w:cs="Times New Roman"/>
-          <w:sz w:val="28"/>
-          <w:szCs w:val="28"/>
-        </w:rPr>
-        <w:t>consumer</w:t>
-      </w:r>
-      <w:proofErr w:type="spellEnd"/>
-      <w:r>
-        <w:rPr>
-          <w:rFonts w:ascii="Times New Roman" w:hAnsi="Times New Roman" w:cs="Times New Roman"/>
-          <w:sz w:val="28"/>
-          <w:szCs w:val="28"/>
-        </w:rPr>
-        <w:t>) будет готов. Если отсутствует Потребитель, то очередь может вернуть сообщение Источник через AMQP (опять же, если Источник попросил об этом). Когда очередь сообщений может доставить сообщение Потребитель, она удаляет сообщение из своего внутреннего хранилища. Это может произойти сразу же или после того, как Потребитель признает, что он успешно выполнил свою работу, обработал сообщение. Потребитель сам выбирает, как и когда сообщения будут «подтверждены». Потребитель также может отклонить сообщение (отрицательное подтверждение). Сообщения Источника и подтверждения Потребителя сгруппированы в транзакции. Когда приложение играет обе роли, что часто бывает, он выполняет смешанную работу: отправляет сообщения и отправляет подтверждения, а затем фиксация или откат транзакции. Доставка сообщений от сервера к Потребителю не является транзакционной.</w:t>
+        <w:t>подтверждения, а затем фиксация или откат транзакции. Доставка сообщений от сервера к Потребителю не является транзакционной.</w:t>
       </w:r>
     </w:p>
     <w:p>
@@ -4911,7 +6111,7 @@
         </w:rPr>
         <w:t xml:space="preserve"> </w:t>
       </w:r>
-      <w:bookmarkStart w:id="20" w:name="_Toc227501240"/>
+      <w:bookmarkStart w:id="16" w:name="_Toc227501240"/>
       <w:r>
         <w:rPr>
           <w:rFonts w:ascii="Times New Roman" w:hAnsi="Times New Roman" w:cs="Times New Roman"/>
@@ -4923,7 +6123,7 @@
         </w:rPr>
         <w:t>Сравнение и оценка методологических, технологических, алгоритмических и программных решений по теме исследования</w:t>
       </w:r>
-      <w:bookmarkEnd w:id="20"/>
+      <w:bookmarkEnd w:id="16"/>
     </w:p>
     <w:p>
       <w:pPr>
@@ -4947,7 +6147,7 @@
           <w:szCs w:val="28"/>
         </w:rPr>
       </w:pPr>
-      <w:bookmarkStart w:id="21" w:name="_Toc227501241"/>
+      <w:bookmarkStart w:id="17" w:name="_Toc227501241"/>
       <w:r>
         <w:rPr>
           <w:rFonts w:ascii="Times New Roman" w:hAnsi="Times New Roman" w:cs="Times New Roman"/>
@@ -4981,7 +6181,7 @@
         </w:rPr>
         <w:t xml:space="preserve"> задачи балансировки и распределения</w:t>
       </w:r>
-      <w:bookmarkEnd w:id="21"/>
+      <w:bookmarkEnd w:id="17"/>
     </w:p>
     <w:p>
       <w:pPr>
@@ -5020,7 +6220,6 @@
           <w:sz w:val="28"/>
           <w:szCs w:val="28"/>
         </w:rPr>
-        <w:lastRenderedPageBreak/>
         <w:t>Контейнер — это изолированная среда выполнения для приложения. Она включает в себя все необходимое для запуска приложения — исполняемый код, библиотеки, системные инструменты, настройки и зависимости.</w:t>
       </w:r>
     </w:p>
@@ -5136,6 +6335,7 @@
         <w:rPr>
           <w:noProof/>
         </w:rPr>
+        <w:lastRenderedPageBreak/>
         <w:drawing>
           <wp:inline distT="0" distB="0" distL="0" distR="0" wp14:anchorId="7E5ED7D3" wp14:editId="1B859F36">
             <wp:extent cx="5975350" cy="5194792"/>
@@ -5154,7 +6354,7 @@
                     </pic:cNvPicPr>
                   </pic:nvPicPr>
                   <pic:blipFill>
-                    <a:blip r:embed="rId11" cstate="print">
+                    <a:blip r:embed="rId12" cstate="print">
                       <a:extLst>
                         <a:ext uri="{28A0092B-C50C-407E-A947-70E740481C1C}">
                           <a14:useLocalDpi xmlns:a14="http://schemas.microsoft.com/office/drawing/2010/main" val="0"/>
@@ -5279,15 +6479,14 @@
           <w:szCs w:val="28"/>
         </w:rPr>
       </w:pPr>
-      <w:bookmarkStart w:id="22" w:name="_Hlk217695803"/>
-      <w:proofErr w:type="spellStart"/>
-      <w:r>
-        <w:rPr>
-          <w:rFonts w:ascii="Times New Roman" w:hAnsi="Times New Roman" w:cs="Times New Roman"/>
-          <w:sz w:val="28"/>
-          <w:szCs w:val="28"/>
-        </w:rPr>
-        <w:lastRenderedPageBreak/>
+      <w:bookmarkStart w:id="18" w:name="_Hlk217695803"/>
+      <w:proofErr w:type="spellStart"/>
+      <w:r>
+        <w:rPr>
+          <w:rFonts w:ascii="Times New Roman" w:hAnsi="Times New Roman" w:cs="Times New Roman"/>
+          <w:sz w:val="28"/>
+          <w:szCs w:val="28"/>
+        </w:rPr>
         <w:t>Docker</w:t>
       </w:r>
       <w:proofErr w:type="spellEnd"/>
@@ -5469,6 +6668,7 @@
           <w:sz w:val="28"/>
           <w:szCs w:val="28"/>
         </w:rPr>
+        <w:lastRenderedPageBreak/>
         <w:t xml:space="preserve">Программное обеспечение функционирует в среде </w:t>
       </w:r>
       <w:proofErr w:type="spellStart"/>
@@ -5799,8 +6999,333 @@
           <w:sz w:val="28"/>
           <w:szCs w:val="28"/>
         </w:rPr>
-        <w:t xml:space="preserve">). Серия команд позволяет осуществлять мониторинг </w:t>
-      </w:r>
+        <w:t>). Серия команд позволяет осуществлять мониторинг запущенных процессов (</w:t>
+      </w:r>
+      <w:proofErr w:type="spellStart"/>
+      <w:r>
+        <w:rPr>
+          <w:rFonts w:ascii="Times New Roman" w:hAnsi="Times New Roman" w:cs="Times New Roman"/>
+          <w:sz w:val="28"/>
+          <w:szCs w:val="28"/>
+        </w:rPr>
+        <w:t>docker</w:t>
+      </w:r>
+      <w:proofErr w:type="spellEnd"/>
+      <w:r>
+        <w:rPr>
+          <w:rFonts w:ascii="Times New Roman" w:hAnsi="Times New Roman" w:cs="Times New Roman"/>
+          <w:sz w:val="28"/>
+          <w:szCs w:val="28"/>
+        </w:rPr>
+        <w:t xml:space="preserve"> </w:t>
+      </w:r>
+      <w:proofErr w:type="spellStart"/>
+      <w:r>
+        <w:rPr>
+          <w:rFonts w:ascii="Times New Roman" w:hAnsi="Times New Roman" w:cs="Times New Roman"/>
+          <w:sz w:val="28"/>
+          <w:szCs w:val="28"/>
+        </w:rPr>
+        <w:t>ps</w:t>
+      </w:r>
+      <w:proofErr w:type="spellEnd"/>
+      <w:r>
+        <w:rPr>
+          <w:rFonts w:ascii="Times New Roman" w:hAnsi="Times New Roman" w:cs="Times New Roman"/>
+          <w:sz w:val="28"/>
+          <w:szCs w:val="28"/>
+        </w:rPr>
+        <w:t xml:space="preserve"> по аналогии с </w:t>
+      </w:r>
+      <w:proofErr w:type="spellStart"/>
+      <w:r>
+        <w:rPr>
+          <w:rFonts w:ascii="Times New Roman" w:hAnsi="Times New Roman" w:cs="Times New Roman"/>
+          <w:sz w:val="28"/>
+          <w:szCs w:val="28"/>
+        </w:rPr>
+        <w:t>ps</w:t>
+      </w:r>
+      <w:proofErr w:type="spellEnd"/>
+      <w:r>
+        <w:rPr>
+          <w:rFonts w:ascii="Times New Roman" w:hAnsi="Times New Roman" w:cs="Times New Roman"/>
+          <w:sz w:val="28"/>
+          <w:szCs w:val="28"/>
+        </w:rPr>
+        <w:t xml:space="preserve"> в </w:t>
+      </w:r>
+      <w:proofErr w:type="spellStart"/>
+      <w:r>
+        <w:rPr>
+          <w:rFonts w:ascii="Times New Roman" w:hAnsi="Times New Roman" w:cs="Times New Roman"/>
+          <w:sz w:val="28"/>
+          <w:szCs w:val="28"/>
+        </w:rPr>
+        <w:t>Unix</w:t>
+      </w:r>
+      <w:proofErr w:type="spellEnd"/>
+      <w:r>
+        <w:rPr>
+          <w:rFonts w:ascii="Times New Roman" w:hAnsi="Times New Roman" w:cs="Times New Roman"/>
+          <w:sz w:val="28"/>
+          <w:szCs w:val="28"/>
+        </w:rPr>
+        <w:t xml:space="preserve">-системах, </w:t>
+      </w:r>
+      <w:proofErr w:type="spellStart"/>
+      <w:r>
+        <w:rPr>
+          <w:rFonts w:ascii="Times New Roman" w:hAnsi="Times New Roman" w:cs="Times New Roman"/>
+          <w:sz w:val="28"/>
+          <w:szCs w:val="28"/>
+        </w:rPr>
+        <w:t>docker</w:t>
+      </w:r>
+      <w:proofErr w:type="spellEnd"/>
+      <w:r>
+        <w:rPr>
+          <w:rFonts w:ascii="Times New Roman" w:hAnsi="Times New Roman" w:cs="Times New Roman"/>
+          <w:sz w:val="28"/>
+          <w:szCs w:val="28"/>
+        </w:rPr>
+        <w:t xml:space="preserve"> </w:t>
+      </w:r>
+      <w:proofErr w:type="spellStart"/>
+      <w:r>
+        <w:rPr>
+          <w:rFonts w:ascii="Times New Roman" w:hAnsi="Times New Roman" w:cs="Times New Roman"/>
+          <w:sz w:val="28"/>
+          <w:szCs w:val="28"/>
+        </w:rPr>
+        <w:t>top</w:t>
+      </w:r>
+      <w:proofErr w:type="spellEnd"/>
+      <w:r>
+        <w:rPr>
+          <w:rFonts w:ascii="Times New Roman" w:hAnsi="Times New Roman" w:cs="Times New Roman"/>
+          <w:sz w:val="28"/>
+          <w:szCs w:val="28"/>
+        </w:rPr>
+        <w:t xml:space="preserve"> по аналогии с </w:t>
+      </w:r>
+      <w:proofErr w:type="spellStart"/>
+      <w:r>
+        <w:rPr>
+          <w:rFonts w:ascii="Times New Roman" w:hAnsi="Times New Roman" w:cs="Times New Roman"/>
+          <w:sz w:val="28"/>
+          <w:szCs w:val="28"/>
+        </w:rPr>
+        <w:t>top</w:t>
+      </w:r>
+      <w:proofErr w:type="spellEnd"/>
+      <w:r>
+        <w:rPr>
+          <w:rFonts w:ascii="Times New Roman" w:hAnsi="Times New Roman" w:cs="Times New Roman"/>
+          <w:sz w:val="28"/>
+          <w:szCs w:val="28"/>
+        </w:rPr>
+        <w:t xml:space="preserve"> и другие). Новые образы возможно создавать из специального сценарного файла (</w:t>
+      </w:r>
+      <w:proofErr w:type="spellStart"/>
+      <w:r>
+        <w:rPr>
+          <w:rFonts w:ascii="Times New Roman" w:hAnsi="Times New Roman" w:cs="Times New Roman"/>
+          <w:sz w:val="28"/>
+          <w:szCs w:val="28"/>
+        </w:rPr>
+        <w:t>docker</w:t>
+      </w:r>
+      <w:proofErr w:type="spellEnd"/>
+      <w:r>
+        <w:rPr>
+          <w:rFonts w:ascii="Times New Roman" w:hAnsi="Times New Roman" w:cs="Times New Roman"/>
+          <w:sz w:val="28"/>
+          <w:szCs w:val="28"/>
+        </w:rPr>
+        <w:t xml:space="preserve"> </w:t>
+      </w:r>
+      <w:proofErr w:type="spellStart"/>
+      <w:r>
+        <w:rPr>
+          <w:rFonts w:ascii="Times New Roman" w:hAnsi="Times New Roman" w:cs="Times New Roman"/>
+          <w:sz w:val="28"/>
+          <w:szCs w:val="28"/>
+        </w:rPr>
+        <w:t>build</w:t>
+      </w:r>
+      <w:proofErr w:type="spellEnd"/>
+      <w:r>
+        <w:rPr>
+          <w:rFonts w:ascii="Times New Roman" w:hAnsi="Times New Roman" w:cs="Times New Roman"/>
+          <w:sz w:val="28"/>
+          <w:szCs w:val="28"/>
+        </w:rPr>
+        <w:t xml:space="preserve">, файл сценария носит название </w:t>
+      </w:r>
+      <w:proofErr w:type="spellStart"/>
+      <w:r>
+        <w:rPr>
+          <w:rFonts w:ascii="Times New Roman" w:hAnsi="Times New Roman" w:cs="Times New Roman"/>
+          <w:sz w:val="28"/>
+          <w:szCs w:val="28"/>
+        </w:rPr>
+        <w:t>Dockerfile</w:t>
+      </w:r>
+      <w:proofErr w:type="spellEnd"/>
+      <w:r>
+        <w:rPr>
+          <w:rFonts w:ascii="Times New Roman" w:hAnsi="Times New Roman" w:cs="Times New Roman"/>
+          <w:sz w:val="28"/>
+          <w:szCs w:val="28"/>
+        </w:rPr>
+        <w:t>), возможно записать все изменения, сделанные в контейнере, в новый образ (</w:t>
+      </w:r>
+      <w:proofErr w:type="spellStart"/>
+      <w:r>
+        <w:rPr>
+          <w:rFonts w:ascii="Times New Roman" w:hAnsi="Times New Roman" w:cs="Times New Roman"/>
+          <w:sz w:val="28"/>
+          <w:szCs w:val="28"/>
+        </w:rPr>
+        <w:t>docker</w:t>
+      </w:r>
+      <w:proofErr w:type="spellEnd"/>
+      <w:r>
+        <w:rPr>
+          <w:rFonts w:ascii="Times New Roman" w:hAnsi="Times New Roman" w:cs="Times New Roman"/>
+          <w:sz w:val="28"/>
+          <w:szCs w:val="28"/>
+        </w:rPr>
+        <w:t xml:space="preserve"> </w:t>
+      </w:r>
+      <w:proofErr w:type="spellStart"/>
+      <w:r>
+        <w:rPr>
+          <w:rFonts w:ascii="Times New Roman" w:hAnsi="Times New Roman" w:cs="Times New Roman"/>
+          <w:sz w:val="28"/>
+          <w:szCs w:val="28"/>
+        </w:rPr>
+        <w:t>commit</w:t>
+      </w:r>
+      <w:proofErr w:type="spellEnd"/>
+      <w:r>
+        <w:rPr>
+          <w:rFonts w:ascii="Times New Roman" w:hAnsi="Times New Roman" w:cs="Times New Roman"/>
+          <w:sz w:val="28"/>
+          <w:szCs w:val="28"/>
+        </w:rPr>
+        <w:t xml:space="preserve">). Все команды могут работать как с </w:t>
+      </w:r>
+      <w:proofErr w:type="spellStart"/>
+      <w:r>
+        <w:rPr>
+          <w:rFonts w:ascii="Times New Roman" w:hAnsi="Times New Roman" w:cs="Times New Roman"/>
+          <w:sz w:val="28"/>
+          <w:szCs w:val="28"/>
+        </w:rPr>
+        <w:t>docker</w:t>
+      </w:r>
+      <w:proofErr w:type="spellEnd"/>
+      <w:r>
+        <w:rPr>
+          <w:rFonts w:ascii="Times New Roman" w:hAnsi="Times New Roman" w:cs="Times New Roman"/>
+          <w:sz w:val="28"/>
+          <w:szCs w:val="28"/>
+        </w:rPr>
+        <w:t xml:space="preserve">-демоном локальной системы, так и с любым сервером </w:t>
+      </w:r>
+      <w:proofErr w:type="spellStart"/>
+      <w:r>
+        <w:rPr>
+          <w:rFonts w:ascii="Times New Roman" w:hAnsi="Times New Roman" w:cs="Times New Roman"/>
+          <w:sz w:val="28"/>
+          <w:szCs w:val="28"/>
+        </w:rPr>
+        <w:t>Docker</w:t>
+      </w:r>
+      <w:proofErr w:type="spellEnd"/>
+      <w:r>
+        <w:rPr>
+          <w:rFonts w:ascii="Times New Roman" w:hAnsi="Times New Roman" w:cs="Times New Roman"/>
+          <w:sz w:val="28"/>
+          <w:szCs w:val="28"/>
+        </w:rPr>
+        <w:t xml:space="preserve">, доступным по сети. Кроме того, в интерфейсе командной строки встроены возможности по взаимодействию с публичным репозиторием </w:t>
+      </w:r>
+      <w:proofErr w:type="spellStart"/>
+      <w:r>
+        <w:rPr>
+          <w:rFonts w:ascii="Times New Roman" w:hAnsi="Times New Roman" w:cs="Times New Roman"/>
+          <w:sz w:val="28"/>
+          <w:szCs w:val="28"/>
+        </w:rPr>
+        <w:t>Docker</w:t>
+      </w:r>
+      <w:proofErr w:type="spellEnd"/>
+      <w:r>
+        <w:rPr>
+          <w:rFonts w:ascii="Times New Roman" w:hAnsi="Times New Roman" w:cs="Times New Roman"/>
+          <w:sz w:val="28"/>
+          <w:szCs w:val="28"/>
+        </w:rPr>
+        <w:t xml:space="preserve"> </w:t>
+      </w:r>
+      <w:proofErr w:type="spellStart"/>
+      <w:r>
+        <w:rPr>
+          <w:rFonts w:ascii="Times New Roman" w:hAnsi="Times New Roman" w:cs="Times New Roman"/>
+          <w:sz w:val="28"/>
+          <w:szCs w:val="28"/>
+        </w:rPr>
+        <w:t>Hub</w:t>
+      </w:r>
+      <w:proofErr w:type="spellEnd"/>
+      <w:r>
+        <w:rPr>
+          <w:rFonts w:ascii="Times New Roman" w:hAnsi="Times New Roman" w:cs="Times New Roman"/>
+          <w:sz w:val="28"/>
+          <w:szCs w:val="28"/>
+        </w:rPr>
+        <w:t xml:space="preserve">, в котором размещены предварительно собранные образы приложений, например, команда </w:t>
+      </w:r>
+      <w:proofErr w:type="spellStart"/>
+      <w:r>
+        <w:rPr>
+          <w:rFonts w:ascii="Times New Roman" w:hAnsi="Times New Roman" w:cs="Times New Roman"/>
+          <w:sz w:val="28"/>
+          <w:szCs w:val="28"/>
+        </w:rPr>
+        <w:t>docker</w:t>
+      </w:r>
+      <w:proofErr w:type="spellEnd"/>
+      <w:r>
+        <w:rPr>
+          <w:rFonts w:ascii="Times New Roman" w:hAnsi="Times New Roman" w:cs="Times New Roman"/>
+          <w:sz w:val="28"/>
+          <w:szCs w:val="28"/>
+        </w:rPr>
+        <w:t xml:space="preserve"> </w:t>
+      </w:r>
+      <w:proofErr w:type="spellStart"/>
+      <w:r>
+        <w:rPr>
+          <w:rFonts w:ascii="Times New Roman" w:hAnsi="Times New Roman" w:cs="Times New Roman"/>
+          <w:sz w:val="28"/>
+          <w:szCs w:val="28"/>
+        </w:rPr>
+        <w:t>search</w:t>
+      </w:r>
+      <w:proofErr w:type="spellEnd"/>
+      <w:r>
+        <w:rPr>
+          <w:rFonts w:ascii="Times New Roman" w:hAnsi="Times New Roman" w:cs="Times New Roman"/>
+          <w:sz w:val="28"/>
+          <w:szCs w:val="28"/>
+        </w:rPr>
+        <w:t xml:space="preserve"> позволяет осуществить поиск среди размещённых в нём </w:t>
+      </w:r>
+      <w:proofErr w:type="gramStart"/>
       <w:r>
         <w:rPr>
           <w:rFonts w:ascii="Times New Roman" w:hAnsi="Times New Roman" w:cs="Times New Roman"/>
@@ -5808,339 +7333,6 @@
           <w:szCs w:val="28"/>
         </w:rPr>
         <w:lastRenderedPageBreak/>
-        <w:t>запущенных процессов (</w:t>
-      </w:r>
-      <w:proofErr w:type="spellStart"/>
-      <w:r>
-        <w:rPr>
-          <w:rFonts w:ascii="Times New Roman" w:hAnsi="Times New Roman" w:cs="Times New Roman"/>
-          <w:sz w:val="28"/>
-          <w:szCs w:val="28"/>
-        </w:rPr>
-        <w:t>docker</w:t>
-      </w:r>
-      <w:proofErr w:type="spellEnd"/>
-      <w:r>
-        <w:rPr>
-          <w:rFonts w:ascii="Times New Roman" w:hAnsi="Times New Roman" w:cs="Times New Roman"/>
-          <w:sz w:val="28"/>
-          <w:szCs w:val="28"/>
-        </w:rPr>
-        <w:t xml:space="preserve"> </w:t>
-      </w:r>
-      <w:proofErr w:type="spellStart"/>
-      <w:r>
-        <w:rPr>
-          <w:rFonts w:ascii="Times New Roman" w:hAnsi="Times New Roman" w:cs="Times New Roman"/>
-          <w:sz w:val="28"/>
-          <w:szCs w:val="28"/>
-        </w:rPr>
-        <w:t>ps</w:t>
-      </w:r>
-      <w:proofErr w:type="spellEnd"/>
-      <w:r>
-        <w:rPr>
-          <w:rFonts w:ascii="Times New Roman" w:hAnsi="Times New Roman" w:cs="Times New Roman"/>
-          <w:sz w:val="28"/>
-          <w:szCs w:val="28"/>
-        </w:rPr>
-        <w:t xml:space="preserve"> по аналогии с </w:t>
-      </w:r>
-      <w:proofErr w:type="spellStart"/>
-      <w:r>
-        <w:rPr>
-          <w:rFonts w:ascii="Times New Roman" w:hAnsi="Times New Roman" w:cs="Times New Roman"/>
-          <w:sz w:val="28"/>
-          <w:szCs w:val="28"/>
-        </w:rPr>
-        <w:t>ps</w:t>
-      </w:r>
-      <w:proofErr w:type="spellEnd"/>
-      <w:r>
-        <w:rPr>
-          <w:rFonts w:ascii="Times New Roman" w:hAnsi="Times New Roman" w:cs="Times New Roman"/>
-          <w:sz w:val="28"/>
-          <w:szCs w:val="28"/>
-        </w:rPr>
-        <w:t xml:space="preserve"> в </w:t>
-      </w:r>
-      <w:proofErr w:type="spellStart"/>
-      <w:r>
-        <w:rPr>
-          <w:rFonts w:ascii="Times New Roman" w:hAnsi="Times New Roman" w:cs="Times New Roman"/>
-          <w:sz w:val="28"/>
-          <w:szCs w:val="28"/>
-        </w:rPr>
-        <w:t>Unix</w:t>
-      </w:r>
-      <w:proofErr w:type="spellEnd"/>
-      <w:r>
-        <w:rPr>
-          <w:rFonts w:ascii="Times New Roman" w:hAnsi="Times New Roman" w:cs="Times New Roman"/>
-          <w:sz w:val="28"/>
-          <w:szCs w:val="28"/>
-        </w:rPr>
-        <w:t xml:space="preserve">-системах, </w:t>
-      </w:r>
-      <w:proofErr w:type="spellStart"/>
-      <w:r>
-        <w:rPr>
-          <w:rFonts w:ascii="Times New Roman" w:hAnsi="Times New Roman" w:cs="Times New Roman"/>
-          <w:sz w:val="28"/>
-          <w:szCs w:val="28"/>
-        </w:rPr>
-        <w:t>docker</w:t>
-      </w:r>
-      <w:proofErr w:type="spellEnd"/>
-      <w:r>
-        <w:rPr>
-          <w:rFonts w:ascii="Times New Roman" w:hAnsi="Times New Roman" w:cs="Times New Roman"/>
-          <w:sz w:val="28"/>
-          <w:szCs w:val="28"/>
-        </w:rPr>
-        <w:t xml:space="preserve"> </w:t>
-      </w:r>
-      <w:proofErr w:type="spellStart"/>
-      <w:r>
-        <w:rPr>
-          <w:rFonts w:ascii="Times New Roman" w:hAnsi="Times New Roman" w:cs="Times New Roman"/>
-          <w:sz w:val="28"/>
-          <w:szCs w:val="28"/>
-        </w:rPr>
-        <w:t>top</w:t>
-      </w:r>
-      <w:proofErr w:type="spellEnd"/>
-      <w:r>
-        <w:rPr>
-          <w:rFonts w:ascii="Times New Roman" w:hAnsi="Times New Roman" w:cs="Times New Roman"/>
-          <w:sz w:val="28"/>
-          <w:szCs w:val="28"/>
-        </w:rPr>
-        <w:t xml:space="preserve"> по аналогии с </w:t>
-      </w:r>
-      <w:proofErr w:type="spellStart"/>
-      <w:r>
-        <w:rPr>
-          <w:rFonts w:ascii="Times New Roman" w:hAnsi="Times New Roman" w:cs="Times New Roman"/>
-          <w:sz w:val="28"/>
-          <w:szCs w:val="28"/>
-        </w:rPr>
-        <w:t>top</w:t>
-      </w:r>
-      <w:proofErr w:type="spellEnd"/>
-      <w:r>
-        <w:rPr>
-          <w:rFonts w:ascii="Times New Roman" w:hAnsi="Times New Roman" w:cs="Times New Roman"/>
-          <w:sz w:val="28"/>
-          <w:szCs w:val="28"/>
-        </w:rPr>
-        <w:t xml:space="preserve"> и другие). Новые образы возможно создавать из специального сценарного файла (</w:t>
-      </w:r>
-      <w:proofErr w:type="spellStart"/>
-      <w:r>
-        <w:rPr>
-          <w:rFonts w:ascii="Times New Roman" w:hAnsi="Times New Roman" w:cs="Times New Roman"/>
-          <w:sz w:val="28"/>
-          <w:szCs w:val="28"/>
-        </w:rPr>
-        <w:t>docker</w:t>
-      </w:r>
-      <w:proofErr w:type="spellEnd"/>
-      <w:r>
-        <w:rPr>
-          <w:rFonts w:ascii="Times New Roman" w:hAnsi="Times New Roman" w:cs="Times New Roman"/>
-          <w:sz w:val="28"/>
-          <w:szCs w:val="28"/>
-        </w:rPr>
-        <w:t xml:space="preserve"> </w:t>
-      </w:r>
-      <w:proofErr w:type="spellStart"/>
-      <w:r>
-        <w:rPr>
-          <w:rFonts w:ascii="Times New Roman" w:hAnsi="Times New Roman" w:cs="Times New Roman"/>
-          <w:sz w:val="28"/>
-          <w:szCs w:val="28"/>
-        </w:rPr>
-        <w:t>build</w:t>
-      </w:r>
-      <w:proofErr w:type="spellEnd"/>
-      <w:r>
-        <w:rPr>
-          <w:rFonts w:ascii="Times New Roman" w:hAnsi="Times New Roman" w:cs="Times New Roman"/>
-          <w:sz w:val="28"/>
-          <w:szCs w:val="28"/>
-        </w:rPr>
-        <w:t xml:space="preserve">, файл сценария носит название </w:t>
-      </w:r>
-      <w:proofErr w:type="spellStart"/>
-      <w:r>
-        <w:rPr>
-          <w:rFonts w:ascii="Times New Roman" w:hAnsi="Times New Roman" w:cs="Times New Roman"/>
-          <w:sz w:val="28"/>
-          <w:szCs w:val="28"/>
-        </w:rPr>
-        <w:t>Dockerfile</w:t>
-      </w:r>
-      <w:proofErr w:type="spellEnd"/>
-      <w:r>
-        <w:rPr>
-          <w:rFonts w:ascii="Times New Roman" w:hAnsi="Times New Roman" w:cs="Times New Roman"/>
-          <w:sz w:val="28"/>
-          <w:szCs w:val="28"/>
-        </w:rPr>
-        <w:t>), возможно записать все изменения, сделанные в контейнере, в новый образ (</w:t>
-      </w:r>
-      <w:proofErr w:type="spellStart"/>
-      <w:r>
-        <w:rPr>
-          <w:rFonts w:ascii="Times New Roman" w:hAnsi="Times New Roman" w:cs="Times New Roman"/>
-          <w:sz w:val="28"/>
-          <w:szCs w:val="28"/>
-        </w:rPr>
-        <w:t>docker</w:t>
-      </w:r>
-      <w:proofErr w:type="spellEnd"/>
-      <w:r>
-        <w:rPr>
-          <w:rFonts w:ascii="Times New Roman" w:hAnsi="Times New Roman" w:cs="Times New Roman"/>
-          <w:sz w:val="28"/>
-          <w:szCs w:val="28"/>
-        </w:rPr>
-        <w:t xml:space="preserve"> </w:t>
-      </w:r>
-      <w:proofErr w:type="spellStart"/>
-      <w:r>
-        <w:rPr>
-          <w:rFonts w:ascii="Times New Roman" w:hAnsi="Times New Roman" w:cs="Times New Roman"/>
-          <w:sz w:val="28"/>
-          <w:szCs w:val="28"/>
-        </w:rPr>
-        <w:t>commit</w:t>
-      </w:r>
-      <w:proofErr w:type="spellEnd"/>
-      <w:r>
-        <w:rPr>
-          <w:rFonts w:ascii="Times New Roman" w:hAnsi="Times New Roman" w:cs="Times New Roman"/>
-          <w:sz w:val="28"/>
-          <w:szCs w:val="28"/>
-        </w:rPr>
-        <w:t xml:space="preserve">). Все команды могут работать как с </w:t>
-      </w:r>
-      <w:proofErr w:type="spellStart"/>
-      <w:r>
-        <w:rPr>
-          <w:rFonts w:ascii="Times New Roman" w:hAnsi="Times New Roman" w:cs="Times New Roman"/>
-          <w:sz w:val="28"/>
-          <w:szCs w:val="28"/>
-        </w:rPr>
-        <w:t>docker</w:t>
-      </w:r>
-      <w:proofErr w:type="spellEnd"/>
-      <w:r>
-        <w:rPr>
-          <w:rFonts w:ascii="Times New Roman" w:hAnsi="Times New Roman" w:cs="Times New Roman"/>
-          <w:sz w:val="28"/>
-          <w:szCs w:val="28"/>
-        </w:rPr>
-        <w:t xml:space="preserve">-демоном локальной системы, так и с любым сервером </w:t>
-      </w:r>
-      <w:proofErr w:type="spellStart"/>
-      <w:r>
-        <w:rPr>
-          <w:rFonts w:ascii="Times New Roman" w:hAnsi="Times New Roman" w:cs="Times New Roman"/>
-          <w:sz w:val="28"/>
-          <w:szCs w:val="28"/>
-        </w:rPr>
-        <w:t>Docker</w:t>
-      </w:r>
-      <w:proofErr w:type="spellEnd"/>
-      <w:r>
-        <w:rPr>
-          <w:rFonts w:ascii="Times New Roman" w:hAnsi="Times New Roman" w:cs="Times New Roman"/>
-          <w:sz w:val="28"/>
-          <w:szCs w:val="28"/>
-        </w:rPr>
-        <w:t xml:space="preserve">, доступным по сети. Кроме того, в интерфейсе командной строки встроены возможности по взаимодействию с публичным репозиторием </w:t>
-      </w:r>
-      <w:proofErr w:type="spellStart"/>
-      <w:r>
-        <w:rPr>
-          <w:rFonts w:ascii="Times New Roman" w:hAnsi="Times New Roman" w:cs="Times New Roman"/>
-          <w:sz w:val="28"/>
-          <w:szCs w:val="28"/>
-        </w:rPr>
-        <w:t>Docker</w:t>
-      </w:r>
-      <w:proofErr w:type="spellEnd"/>
-      <w:r>
-        <w:rPr>
-          <w:rFonts w:ascii="Times New Roman" w:hAnsi="Times New Roman" w:cs="Times New Roman"/>
-          <w:sz w:val="28"/>
-          <w:szCs w:val="28"/>
-        </w:rPr>
-        <w:t xml:space="preserve"> </w:t>
-      </w:r>
-      <w:proofErr w:type="spellStart"/>
-      <w:r>
-        <w:rPr>
-          <w:rFonts w:ascii="Times New Roman" w:hAnsi="Times New Roman" w:cs="Times New Roman"/>
-          <w:sz w:val="28"/>
-          <w:szCs w:val="28"/>
-        </w:rPr>
-        <w:t>Hub</w:t>
-      </w:r>
-      <w:proofErr w:type="spellEnd"/>
-      <w:r>
-        <w:rPr>
-          <w:rFonts w:ascii="Times New Roman" w:hAnsi="Times New Roman" w:cs="Times New Roman"/>
-          <w:sz w:val="28"/>
-          <w:szCs w:val="28"/>
-        </w:rPr>
-        <w:t xml:space="preserve">, в котором размещены предварительно собранные образы приложений, например, команда </w:t>
-      </w:r>
-      <w:proofErr w:type="spellStart"/>
-      <w:r>
-        <w:rPr>
-          <w:rFonts w:ascii="Times New Roman" w:hAnsi="Times New Roman" w:cs="Times New Roman"/>
-          <w:sz w:val="28"/>
-          <w:szCs w:val="28"/>
-        </w:rPr>
-        <w:t>docker</w:t>
-      </w:r>
-      <w:proofErr w:type="spellEnd"/>
-      <w:r>
-        <w:rPr>
-          <w:rFonts w:ascii="Times New Roman" w:hAnsi="Times New Roman" w:cs="Times New Roman"/>
-          <w:sz w:val="28"/>
-          <w:szCs w:val="28"/>
-        </w:rPr>
-        <w:t xml:space="preserve"> </w:t>
-      </w:r>
-      <w:proofErr w:type="spellStart"/>
-      <w:r>
-        <w:rPr>
-          <w:rFonts w:ascii="Times New Roman" w:hAnsi="Times New Roman" w:cs="Times New Roman"/>
-          <w:sz w:val="28"/>
-          <w:szCs w:val="28"/>
-        </w:rPr>
-        <w:t>search</w:t>
-      </w:r>
-      <w:proofErr w:type="spellEnd"/>
-      <w:r>
-        <w:rPr>
-          <w:rFonts w:ascii="Times New Roman" w:hAnsi="Times New Roman" w:cs="Times New Roman"/>
-          <w:sz w:val="28"/>
-          <w:szCs w:val="28"/>
-        </w:rPr>
-        <w:t xml:space="preserve"> позволяет осуществить поиск среди размещённых в нём </w:t>
-      </w:r>
-      <w:proofErr w:type="gramStart"/>
-      <w:r>
-        <w:rPr>
-          <w:rFonts w:ascii="Times New Roman" w:hAnsi="Times New Roman" w:cs="Times New Roman"/>
-          <w:sz w:val="28"/>
-          <w:szCs w:val="28"/>
-        </w:rPr>
         <w:t>образов[</w:t>
       </w:r>
       <w:proofErr w:type="gramEnd"/>
@@ -6549,7 +7741,7 @@
         <w:t xml:space="preserve"> не получил такой широкой популярности, он остается жизнеспособным вариантом для тех, у кого в приоритете безопасность и простота.</w:t>
       </w:r>
     </w:p>
-    <w:bookmarkEnd w:id="22"/>
+    <w:bookmarkEnd w:id="18"/>
     <w:p>
       <w:pPr>
         <w:spacing w:after="0" w:line="360" w:lineRule="auto"/>
@@ -6621,16 +7813,7 @@
           <w:sz w:val="28"/>
           <w:szCs w:val="28"/>
         </w:rPr>
-        <w:t xml:space="preserve"> фундаментальная, наименьшая и самая простая </w:t>
-      </w:r>
-      <w:r>
-        <w:rPr>
-          <w:rFonts w:ascii="Times New Roman" w:hAnsi="Times New Roman" w:cs="Times New Roman"/>
-          <w:sz w:val="28"/>
-          <w:szCs w:val="28"/>
-        </w:rPr>
-        <w:lastRenderedPageBreak/>
-        <w:t>единица развертывания оркестратора, которая состоит из одного или нескольких контейнеров. Реплика – это идентичная копия пода.</w:t>
+        <w:t xml:space="preserve"> фундаментальная, наименьшая и самая простая единица развертывания оркестратора, которая состоит из одного или нескольких контейнеров. Реплика – это идентичная копия пода.</w:t>
       </w:r>
     </w:p>
     <w:p>
@@ -6644,7 +7827,7 @@
           <w:szCs w:val="28"/>
         </w:rPr>
       </w:pPr>
-      <w:bookmarkStart w:id="23" w:name="_Hlk217695817"/>
+      <w:bookmarkStart w:id="19" w:name="_Hlk217695817"/>
       <w:r>
         <w:rPr>
           <w:rFonts w:ascii="Times New Roman" w:hAnsi="Times New Roman" w:cs="Times New Roman"/>
@@ -6758,6 +7941,7 @@
           <w:sz w:val="28"/>
           <w:szCs w:val="28"/>
         </w:rPr>
+        <w:lastRenderedPageBreak/>
         <w:drawing>
           <wp:inline distT="0" distB="0" distL="0" distR="0" wp14:anchorId="494BDCB6" wp14:editId="64B39AEF">
             <wp:extent cx="5967482" cy="4258570"/>
@@ -6776,7 +7960,7 @@
                     </pic:cNvPicPr>
                   </pic:nvPicPr>
                   <pic:blipFill>
-                    <a:blip r:embed="rId12">
+                    <a:blip r:embed="rId13">
                       <a:extLst>
                         <a:ext uri="{28A0092B-C50C-407E-A947-70E740481C1C}">
                           <a14:useLocalDpi xmlns:a14="http://schemas.microsoft.com/office/drawing/2010/main" val="0"/>
@@ -6909,16 +8093,7 @@
           <w:sz w:val="28"/>
           <w:szCs w:val="28"/>
         </w:rPr>
-        <w:t xml:space="preserve"> </w:t>
-      </w:r>
-      <w:r>
-        <w:rPr>
-          <w:rFonts w:ascii="Times New Roman" w:hAnsi="Times New Roman" w:cs="Times New Roman"/>
-          <w:sz w:val="28"/>
-          <w:szCs w:val="28"/>
-        </w:rPr>
-        <w:lastRenderedPageBreak/>
-        <w:t xml:space="preserve">автоматизирует. Вместе с тем, одним из основных недостатков этой системы </w:t>
+        <w:t xml:space="preserve"> автоматизирует. Вместе с тем, одним из основных недостатков этой системы </w:t>
       </w:r>
       <w:proofErr w:type="spellStart"/>
       <w:r>
@@ -7225,7 +8400,16 @@
           <w:sz w:val="28"/>
           <w:szCs w:val="28"/>
         </w:rPr>
-        <w:t xml:space="preserve"> предлагает более мощные возможности для управления контейнерами, такие как автоматическое масштабирование и управление состоянием приложений, что делает его подходящим для крупных и сложных проектов. В то же время, </w:t>
+        <w:t xml:space="preserve"> предлагает более мощные возможности для </w:t>
+      </w:r>
+      <w:r>
+        <w:rPr>
+          <w:rFonts w:ascii="Times New Roman" w:hAnsi="Times New Roman" w:cs="Times New Roman"/>
+          <w:sz w:val="28"/>
+          <w:szCs w:val="28"/>
+        </w:rPr>
+        <w:lastRenderedPageBreak/>
+        <w:t xml:space="preserve">управления контейнерами, такие как автоматическое масштабирование и управление состоянием приложений, что делает его подходящим для крупных и сложных проектов. В то же время, </w:t>
       </w:r>
       <w:proofErr w:type="spellStart"/>
       <w:r>
@@ -7263,7 +8447,7 @@
         </w:rPr>
         <w:t xml:space="preserve"> проще в использовании и настройке, что делает его идеальным выбором для небольших команд и проектов, где не требуется сложная инфраструктура.</w:t>
       </w:r>
-      <w:bookmarkEnd w:id="19"/>
+      <w:bookmarkEnd w:id="15"/>
     </w:p>
     <w:p>
       <w:pPr>
@@ -7527,16 +8711,7 @@
           <w:sz w:val="28"/>
           <w:szCs w:val="28"/>
         </w:rPr>
-        <w:t xml:space="preserve">, что позволяет создавать комплексные решения для управления инфраструктурой. Благодаря этим </w:t>
-      </w:r>
-      <w:r>
-        <w:rPr>
-          <w:rFonts w:ascii="Times New Roman" w:hAnsi="Times New Roman" w:cs="Times New Roman"/>
-          <w:sz w:val="28"/>
-          <w:szCs w:val="28"/>
-        </w:rPr>
-        <w:lastRenderedPageBreak/>
-        <w:t xml:space="preserve">интеграциям, </w:t>
+        <w:t xml:space="preserve">, что позволяет создавать комплексные решения для управления инфраструктурой. Благодаря этим интеграциям, </w:t>
       </w:r>
       <w:proofErr w:type="spellStart"/>
       <w:r>
@@ -7615,7 +8790,7 @@
           <w:szCs w:val="28"/>
         </w:rPr>
       </w:pPr>
-      <w:bookmarkStart w:id="24" w:name="_Toc227501242"/>
+      <w:bookmarkStart w:id="20" w:name="_Toc227501242"/>
       <w:r>
         <w:rPr>
           <w:rFonts w:ascii="Times New Roman" w:hAnsi="Times New Roman" w:cs="Times New Roman"/>
@@ -7627,9 +8802,9 @@
         </w:rPr>
         <w:t>Алгоритмы балансировки и распределения</w:t>
       </w:r>
-      <w:bookmarkEnd w:id="24"/>
-    </w:p>
-    <w:bookmarkEnd w:id="23"/>
+      <w:bookmarkEnd w:id="20"/>
+    </w:p>
+    <w:bookmarkEnd w:id="19"/>
     <w:p>
       <w:pPr>
         <w:spacing w:after="0" w:line="360" w:lineRule="auto"/>
@@ -7722,6 +8897,7 @@
         <w:rPr>
           <w:noProof/>
         </w:rPr>
+        <w:lastRenderedPageBreak/>
         <w:drawing>
           <wp:inline distT="0" distB="0" distL="0" distR="0" wp14:anchorId="5F3C8F4C" wp14:editId="1493D4AE">
             <wp:extent cx="5869172" cy="3355066"/>
@@ -7740,7 +8916,7 @@
                     </pic:cNvPicPr>
                   </pic:nvPicPr>
                   <pic:blipFill>
-                    <a:blip r:embed="rId13">
+                    <a:blip r:embed="rId14">
                       <a:extLst>
                         <a:ext uri="{28A0092B-C50C-407E-A947-70E740481C1C}">
                           <a14:useLocalDpi xmlns:a14="http://schemas.microsoft.com/office/drawing/2010/main" val="0"/>
@@ -8023,16 +9199,7 @@
           <w:sz w:val="28"/>
           <w:szCs w:val="28"/>
         </w:rPr>
-        <w:t xml:space="preserve"> равны по своим </w:t>
-      </w:r>
-      <w:r>
-        <w:rPr>
-          <w:rFonts w:ascii="Times New Roman" w:hAnsi="Times New Roman" w:cs="Times New Roman"/>
-          <w:sz w:val="28"/>
-          <w:szCs w:val="28"/>
-        </w:rPr>
-        <w:lastRenderedPageBreak/>
-        <w:t>свойствам между собой, задачи </w:t>
+        <w:t> равны по своим свойствам между собой, задачи </w:t>
       </w:r>
       <w:r>
         <w:rPr>
@@ -8176,7 +9343,16 @@
           <w:sz w:val="28"/>
           <w:szCs w:val="28"/>
         </w:rPr>
-        <w:t xml:space="preserve">), и по достижении последнего объекта следующая задача будет также назначена первому объекту. Решение задач может быть дополнительно разбито на кванты времени, причем для продолжения решения во времени нумерация объектов (и, соответственно, назначенные задачи) сдвигается по кругу на 1, то есть задача первого объекта отдается второму, второго — третьему, и т. д., а первый объект получает задачу последнего, либо освобождается для приёма новой задачи. </w:t>
+        <w:t xml:space="preserve">), и по достижении последнего объекта следующая задача будет также назначена первому объекту. Решение задач может быть дополнительно разбито на кванты времени, причем для продолжения решения во времени нумерация объектов (и, соответственно, назначенные задачи) сдвигается по кругу на 1, то </w:t>
+      </w:r>
+      <w:r>
+        <w:rPr>
+          <w:rFonts w:ascii="Times New Roman" w:hAnsi="Times New Roman" w:cs="Times New Roman"/>
+          <w:sz w:val="28"/>
+          <w:szCs w:val="28"/>
+        </w:rPr>
+        <w:lastRenderedPageBreak/>
+        <w:t xml:space="preserve">есть задача первого объекта отдается второму, второго — третьему, и т. д., а первый объект получает задачу последнего, либо освобождается для приёма новой задачи. </w:t>
       </w:r>
       <w:proofErr w:type="spellStart"/>
       <w:r>
@@ -8250,7 +9426,7 @@
                     <pic:cNvPicPr/>
                   </pic:nvPicPr>
                   <pic:blipFill>
-                    <a:blip r:embed="rId14"/>
+                    <a:blip r:embed="rId15"/>
                     <a:stretch>
                       <a:fillRect/>
                     </a:stretch>
@@ -8414,7 +9590,6 @@
           <w:szCs w:val="28"/>
           <w:lang w:val="en-US"/>
         </w:rPr>
-        <w:lastRenderedPageBreak/>
         <w:t>L</w:t>
       </w:r>
       <w:proofErr w:type="spellStart"/>
@@ -8589,6 +9764,7 @@
           <w:sz w:val="28"/>
           <w:szCs w:val="28"/>
         </w:rPr>
+        <w:lastRenderedPageBreak/>
         <w:t>Запрос направляется к компоненту с наименьшим количеством активных соединений.</w:t>
       </w:r>
     </w:p>
@@ -8651,7 +9827,7 @@
                     </pic:cNvPicPr>
                   </pic:nvPicPr>
                   <pic:blipFill>
-                    <a:blip r:embed="rId15">
+                    <a:blip r:embed="rId16">
                       <a:extLst>
                         <a:ext uri="{28A0092B-C50C-407E-A947-70E740481C1C}">
                           <a14:useLocalDpi xmlns:a14="http://schemas.microsoft.com/office/drawing/2010/main" val="0"/>
@@ -8840,16 +10016,7 @@
           <w:sz w:val="28"/>
           <w:szCs w:val="28"/>
         </w:rPr>
-        <w:t xml:space="preserve">Алгоритм не учитывает реальные характеристики контейнеров, такие как производительность процессора, объем оперативной памяти или </w:t>
-      </w:r>
-      <w:r>
-        <w:rPr>
-          <w:rFonts w:ascii="Times New Roman" w:hAnsi="Times New Roman" w:cs="Times New Roman"/>
-          <w:sz w:val="28"/>
-          <w:szCs w:val="28"/>
-        </w:rPr>
-        <w:lastRenderedPageBreak/>
-        <w:t>пропускная способность. Если один элемент слабее другого, но у него меньше активных соединений, алгоритм все равно направит на него запрос, что приведет к перегрузке.</w:t>
+        <w:t>Алгоритм не учитывает реальные характеристики контейнеров, такие как производительность процессора, объем оперативной памяти или пропускная способность. Если один элемент слабее другого, но у него меньше активных соединений, алгоритм все равно направит на него запрос, что приведет к перегрузке.</w:t>
       </w:r>
     </w:p>
     <w:p>
@@ -8893,6 +10060,7 @@
           <w:sz w:val="28"/>
           <w:szCs w:val="28"/>
         </w:rPr>
+        <w:lastRenderedPageBreak/>
         <w:t xml:space="preserve">Суть алгоритма IP </w:t>
       </w:r>
       <w:proofErr w:type="spellStart"/>
@@ -9176,7 +10344,6 @@
           <w:sz w:val="28"/>
           <w:szCs w:val="28"/>
         </w:rPr>
-        <w:lastRenderedPageBreak/>
         <w:t xml:space="preserve">Кроме того, </w:t>
       </w:r>
       <w:proofErr w:type="spellStart"/>
@@ -9251,7 +10418,16 @@
           <w:sz w:val="28"/>
           <w:szCs w:val="28"/>
         </w:rPr>
-        <w:t xml:space="preserve"> и делается большая ставка на сохранение данных сессий. Например, в веб-приложениях с высокой нагрузкой, где пользовательская информация сохраняется локально в вычислительном кластере.</w:t>
+        <w:t xml:space="preserve"> и делается большая ставка на сохранение данных </w:t>
+      </w:r>
+      <w:r>
+        <w:rPr>
+          <w:rFonts w:ascii="Times New Roman" w:hAnsi="Times New Roman" w:cs="Times New Roman"/>
+          <w:sz w:val="28"/>
+          <w:szCs w:val="28"/>
+        </w:rPr>
+        <w:lastRenderedPageBreak/>
+        <w:t>сессий. Например, в веб-приложениях с высокой нагрузкой, где пользовательская информация сохраняется локально в вычислительном кластере.</w:t>
       </w:r>
     </w:p>
     <w:p>
@@ -9399,26 +10575,34 @@
           <w:sz w:val="28"/>
           <w:szCs w:val="28"/>
         </w:rPr>
+        <w:t xml:space="preserve">Случайный выбор между двумя вариантами – подход, в основе которого лежит использование случайности для выбора узлов, однако подбор происходит эффективнее, чем обычный случайный выбор. Сначала </w:t>
+      </w:r>
+      <w:proofErr w:type="spellStart"/>
+      <w:r>
+        <w:rPr>
+          <w:rFonts w:ascii="Times New Roman" w:hAnsi="Times New Roman" w:cs="Times New Roman"/>
+          <w:sz w:val="28"/>
+          <w:szCs w:val="28"/>
+        </w:rPr>
+        <w:t>балансировщику</w:t>
+      </w:r>
+      <w:proofErr w:type="spellEnd"/>
+      <w:r>
+        <w:rPr>
+          <w:rFonts w:ascii="Times New Roman" w:hAnsi="Times New Roman" w:cs="Times New Roman"/>
+          <w:sz w:val="28"/>
+          <w:szCs w:val="28"/>
+        </w:rPr>
+        <w:t xml:space="preserve"> поступает команда, алгоритм случайным образом выбирает два пода из доступного пула. Затем проводится сравнение текущей нагрузки на двух выбранных узлах по количеству активных соединений или по текущей загруженности. Из двух выбранных подов запрос отправляется на тот, который менее загружен по выбранной характеристике в данный момент. В отличие от </w:t>
+      </w:r>
+      <w:r>
+        <w:rPr>
+          <w:rFonts w:ascii="Times New Roman" w:hAnsi="Times New Roman" w:cs="Times New Roman"/>
+          <w:sz w:val="28"/>
+          <w:szCs w:val="28"/>
+        </w:rPr>
         <w:lastRenderedPageBreak/>
-        <w:t xml:space="preserve">Случайный выбор между двумя вариантами – подход, в основе которого лежит использование случайности для выбора узлов, однако подбор происходит эффективнее, чем обычный случайный выбор. Сначала </w:t>
-      </w:r>
-      <w:proofErr w:type="spellStart"/>
-      <w:r>
-        <w:rPr>
-          <w:rFonts w:ascii="Times New Roman" w:hAnsi="Times New Roman" w:cs="Times New Roman"/>
-          <w:sz w:val="28"/>
-          <w:szCs w:val="28"/>
-        </w:rPr>
-        <w:t>балансировщику</w:t>
-      </w:r>
-      <w:proofErr w:type="spellEnd"/>
-      <w:r>
-        <w:rPr>
-          <w:rFonts w:ascii="Times New Roman" w:hAnsi="Times New Roman" w:cs="Times New Roman"/>
-          <w:sz w:val="28"/>
-          <w:szCs w:val="28"/>
-        </w:rPr>
-        <w:t xml:space="preserve"> поступает команда, алгоритм случайным образом выбирает два пода из доступного пула. Затем проводится сравнение текущей нагрузки на двух выбранных узлах по количеству активных соединений или по текущей загруженности. Из двух выбранных подов запрос отправляется на тот, который менее загружен по выбранной характеристике в данный момент. В отличие от обычного случайного распределения, где запрос может попасть на перегруженный под, данный подход значительно повышает вероятность того, что задача будет перенаправлена на более «свободный» для этого узел в данный момент времени. С точки зрения реализации алгоритм относительно прост и не требует сложных вычислений или мониторинга в режиме реального времени всех подов в кластере, как это требуется, например, в рассмотренном ранее алгоритме наименьшего времени отклика.</w:t>
+        <w:t>обычного случайного распределения, где запрос может попасть на перегруженный под, данный подход значительно повышает вероятность того, что задача будет перенаправлена на более «свободный» для этого узел в данный момент времени. С точки зрения реализации алгоритм относительно прост и не требует сложных вычислений или мониторинга в режиме реального времени всех подов в кластере, как это требуется, например, в рассмотренном ранее алгоритме наименьшего времени отклика.</w:t>
       </w:r>
     </w:p>
     <w:p>
@@ -9458,7 +10642,43 @@
           <w:sz w:val="28"/>
           <w:szCs w:val="28"/>
         </w:rPr>
-        <w:t xml:space="preserve">Алгоритм центральной очереди работает по принципу динамического распределения. Он хранит новые действия и невыполненные запросы в виде </w:t>
+        <w:t>Алгоритм центральной очереди работает по принципу динамического распределения. Он хранит новые действия и невыполненные запросы в виде циклической очереди FIFO (</w:t>
+      </w:r>
+      <w:proofErr w:type="spellStart"/>
+      <w:r>
+        <w:rPr>
+          <w:rFonts w:ascii="Times New Roman" w:hAnsi="Times New Roman" w:cs="Times New Roman"/>
+          <w:sz w:val="28"/>
+          <w:szCs w:val="28"/>
+        </w:rPr>
+        <w:t>first-in-first-out</w:t>
+      </w:r>
+      <w:proofErr w:type="spellEnd"/>
+      <w:r>
+        <w:rPr>
+          <w:rFonts w:ascii="Times New Roman" w:hAnsi="Times New Roman" w:cs="Times New Roman"/>
+          <w:sz w:val="28"/>
+          <w:szCs w:val="28"/>
+        </w:rPr>
+        <w:t>) на главном хосте (</w:t>
+      </w:r>
+      <w:proofErr w:type="spellStart"/>
+      <w:r>
+        <w:rPr>
+          <w:rFonts w:ascii="Times New Roman" w:hAnsi="Times New Roman" w:cs="Times New Roman"/>
+          <w:sz w:val="28"/>
+          <w:szCs w:val="28"/>
+        </w:rPr>
+        <w:t>балансировщике</w:t>
+      </w:r>
+      <w:proofErr w:type="spellEnd"/>
+      <w:r>
+        <w:rPr>
+          <w:rFonts w:ascii="Times New Roman" w:hAnsi="Times New Roman" w:cs="Times New Roman"/>
+          <w:sz w:val="28"/>
+          <w:szCs w:val="28"/>
+        </w:rPr>
+        <w:t xml:space="preserve">). Каждый новый запрос, поступающий в диспетчер очередей, добавляется в очередь. Затем, когда диспетчер очередей получает запрос на действие, он удаляет первое действие из очереди и отправляет его инициатору запроса. Если в очереди нет задач для выполнения, запрос от вычислительного узла буферизуется до тех пор, пока не станет доступна новая задача. Если новая задача поступает в диспетчер очереди, когда в очереди есть невыполненные задачи, первый такой запрос удаляется из очереди, и ему </w:t>
       </w:r>
       <w:r>
         <w:rPr>
@@ -9467,43 +10687,7 @@
           <w:szCs w:val="28"/>
         </w:rPr>
         <w:lastRenderedPageBreak/>
-        <w:t>циклической очереди FIFO (</w:t>
-      </w:r>
-      <w:proofErr w:type="spellStart"/>
-      <w:r>
-        <w:rPr>
-          <w:rFonts w:ascii="Times New Roman" w:hAnsi="Times New Roman" w:cs="Times New Roman"/>
-          <w:sz w:val="28"/>
-          <w:szCs w:val="28"/>
-        </w:rPr>
-        <w:t>first-in-first-out</w:t>
-      </w:r>
-      <w:proofErr w:type="spellEnd"/>
-      <w:r>
-        <w:rPr>
-          <w:rFonts w:ascii="Times New Roman" w:hAnsi="Times New Roman" w:cs="Times New Roman"/>
-          <w:sz w:val="28"/>
-          <w:szCs w:val="28"/>
-        </w:rPr>
-        <w:t>) на главном хосте (</w:t>
-      </w:r>
-      <w:proofErr w:type="spellStart"/>
-      <w:r>
-        <w:rPr>
-          <w:rFonts w:ascii="Times New Roman" w:hAnsi="Times New Roman" w:cs="Times New Roman"/>
-          <w:sz w:val="28"/>
-          <w:szCs w:val="28"/>
-        </w:rPr>
-        <w:t>балансировщике</w:t>
-      </w:r>
-      <w:proofErr w:type="spellEnd"/>
-      <w:r>
-        <w:rPr>
-          <w:rFonts w:ascii="Times New Roman" w:hAnsi="Times New Roman" w:cs="Times New Roman"/>
-          <w:sz w:val="28"/>
-          <w:szCs w:val="28"/>
-        </w:rPr>
-        <w:t>). Каждый новый запрос, поступающий в диспетчер очередей, добавляется в очередь. Затем, когда диспетчер очередей получает запрос на действие, он удаляет первое действие из очереди и отправляет его инициатору запроса. Если в очереди нет задач для выполнения, запрос от вычислительного узла буферизуется до тех пор, пока не станет доступна новая задача. Если новая задача поступает в диспетчер очереди, когда в очереди есть невыполненные задачи, первый такой запрос удаляется из очереди, и ему назначается новая задача. Когда загрузка процессора вычислительного узла падает ниже порогового значения, локальный диспетчер нагрузки отправляет запрос о новом действии в центральный диспетчер нагрузки. Центральный диспетчер нагрузки сразу отвечает на запрос, если в очереди запросов процесса обнаружено готовое действие, или ставит запрос в очередь до тех пор, пока не поступит новое действие.</w:t>
+        <w:t>назначается новая задача. Когда загрузка процессора вычислительного узла падает ниже порогового значения, локальный диспетчер нагрузки отправляет запрос о новом действии в центральный диспетчер нагрузки. Центральный диспетчер нагрузки сразу отвечает на запрос, если в очереди запросов процесса обнаружено готовое действие, или ставит запрос в очередь до тех пор, пока не поступит новое действие.</w:t>
       </w:r>
     </w:p>
     <w:p>
@@ -9528,7 +10712,7 @@
           <w:szCs w:val="28"/>
         </w:rPr>
       </w:pPr>
-      <w:bookmarkStart w:id="25" w:name="_Toc227501243"/>
+      <w:bookmarkStart w:id="21" w:name="_Toc227501243"/>
       <w:r>
         <w:rPr>
           <w:rFonts w:ascii="Times New Roman" w:hAnsi="Times New Roman" w:cs="Times New Roman"/>
@@ -9540,7 +10724,7 @@
         </w:rPr>
         <w:t>Основные положения нагрузочного тестирования</w:t>
       </w:r>
-      <w:bookmarkEnd w:id="25"/>
+      <w:bookmarkEnd w:id="21"/>
     </w:p>
     <w:p>
       <w:pPr>
@@ -9627,7 +10811,6 @@
           <w:sz w:val="28"/>
           <w:szCs w:val="28"/>
         </w:rPr>
-        <w:lastRenderedPageBreak/>
         <w:t>Нагрузочное тестирование (</w:t>
       </w:r>
       <w:proofErr w:type="spellStart"/>
@@ -9702,7 +10885,16 @@
           <w:sz w:val="28"/>
           <w:szCs w:val="28"/>
         </w:rPr>
-        <w:t xml:space="preserve"> проверка того, корректно ли выполняет программа или приложение свои функции. Основными аспектами функционального тестирования являются либо основания на требованиях или основание на бизнес-процессах. Нефункциональное тестирование </w:t>
+        <w:t xml:space="preserve"> проверка того, корректно ли выполняет программа или приложение свои функции. Основными аспектами функционального тестирования являются либо основания на требованиях или </w:t>
+      </w:r>
+      <w:r>
+        <w:rPr>
+          <w:rFonts w:ascii="Times New Roman" w:hAnsi="Times New Roman" w:cs="Times New Roman"/>
+          <w:sz w:val="28"/>
+          <w:szCs w:val="28"/>
+        </w:rPr>
+        <w:lastRenderedPageBreak/>
+        <w:t xml:space="preserve">основание на бизнес-процессах. Нефункциональное тестирование </w:t>
       </w:r>
       <w:proofErr w:type="gramStart"/>
       <w:r>
@@ -9842,16 +11034,7 @@
           <w:sz w:val="28"/>
           <w:szCs w:val="28"/>
         </w:rPr>
-        <w:t xml:space="preserve">Если сразу подать большую нагрузку, система окажется в ситуации, с которой она сталкивается значительно короткое время своей эксплуатации, что может привести к неестественным сбоям или, наоборот, к излишнему резервированию ресурсов, которые в реальной жизни никогда не понадобятся. </w:t>
-      </w:r>
-      <w:r>
-        <w:rPr>
-          <w:rFonts w:ascii="Times New Roman" w:hAnsi="Times New Roman" w:cs="Times New Roman"/>
-          <w:sz w:val="28"/>
-          <w:szCs w:val="28"/>
-        </w:rPr>
-        <w:lastRenderedPageBreak/>
-        <w:t>Показатели программно-аппаратного обеспечения, снятые в этот момент, не покажут реальную производительность системы, потому что любые задержки или ошибки будут связаны не сколько с эффективностью системы, а столько с её подготовкой к работе. По этой же причине не стоит обращать внимание на показатели в первые минуты теста, так как чаще всего они не отражают стабильную картину и реальную производительность. Чтобы получить объективную оценку работы сервиса, важно анализировать именно ту часть теста, когда нагрузка постоянная и сервис работает в условиях, максимально приближённых к реальной эксплуатации.</w:t>
+        <w:t>Если сразу подать большую нагрузку, система окажется в ситуации, с которой она сталкивается значительно короткое время своей эксплуатации, что может привести к неестественным сбоям или, наоборот, к излишнему резервированию ресурсов, которые в реальной жизни никогда не понадобятся. Показатели программно-аппаратного обеспечения, снятые в этот момент, не покажут реальную производительность системы, потому что любые задержки или ошибки будут связаны не сколько с эффективностью системы, а столько с её подготовкой к работе. По этой же причине не стоит обращать внимание на показатели в первые минуты теста, так как чаще всего они не отражают стабильную картину и реальную производительность. Чтобы получить объективную оценку работы сервиса, важно анализировать именно ту часть теста, когда нагрузка постоянная и сервис работает в условиях, максимально приближённых к реальной эксплуатации.</w:t>
       </w:r>
     </w:p>
     <w:p>
@@ -9872,6 +11055,7 @@
           <w:sz w:val="28"/>
           <w:szCs w:val="28"/>
         </w:rPr>
+        <w:lastRenderedPageBreak/>
         <w:t>Ramp</w:t>
       </w:r>
       <w:proofErr w:type="spellEnd"/>
@@ -10158,7 +11342,7 @@
                     </pic:cNvPicPr>
                   </pic:nvPicPr>
                   <pic:blipFill>
-                    <a:blip r:embed="rId16">
+                    <a:blip r:embed="rId17">
                       <a:extLst>
                         <a:ext uri="{28A0092B-C50C-407E-A947-70E740481C1C}">
                           <a14:useLocalDpi xmlns:a14="http://schemas.microsoft.com/office/drawing/2010/main" val="0"/>
@@ -10301,7 +11485,7 @@
                     </pic:cNvPicPr>
                   </pic:nvPicPr>
                   <pic:blipFill>
-                    <a:blip r:embed="rId17">
+                    <a:blip r:embed="rId18">
                       <a:extLst>
                         <a:ext uri="{28A0092B-C50C-407E-A947-70E740481C1C}">
                           <a14:useLocalDpi xmlns:a14="http://schemas.microsoft.com/office/drawing/2010/main" val="0"/>
@@ -10616,7 +11800,7 @@
                     </pic:cNvPicPr>
                   </pic:nvPicPr>
                   <pic:blipFill>
-                    <a:blip r:embed="rId18">
+                    <a:blip r:embed="rId19">
                       <a:extLst>
                         <a:ext uri="{28A0092B-C50C-407E-A947-70E740481C1C}">
                           <a14:useLocalDpi xmlns:a14="http://schemas.microsoft.com/office/drawing/2010/main" val="0"/>
@@ -10786,7 +11970,7 @@
           <w:szCs w:val="28"/>
         </w:rPr>
       </w:pPr>
-      <w:bookmarkStart w:id="26" w:name="_Toc227501244"/>
+      <w:bookmarkStart w:id="22" w:name="_Toc227501244"/>
       <w:r>
         <w:rPr>
           <w:rFonts w:ascii="Times New Roman" w:hAnsi="Times New Roman" w:cs="Times New Roman"/>
@@ -10798,7 +11982,7 @@
         </w:rPr>
         <w:t>Инструменты нагрузочного тестирования</w:t>
       </w:r>
-      <w:bookmarkEnd w:id="26"/>
+      <w:bookmarkEnd w:id="22"/>
     </w:p>
     <w:p>
       <w:pPr>
@@ -12537,7 +13721,7 @@
           <w:lang w:eastAsia="ru-RU"/>
         </w:rPr>
       </w:pPr>
-      <w:bookmarkStart w:id="27" w:name="_Toc227501245"/>
+      <w:bookmarkStart w:id="23" w:name="_Toc227501245"/>
       <w:r>
         <w:rPr>
           <w:rFonts w:ascii="Times New Roman" w:eastAsia="Times New Roman" w:hAnsi="Times New Roman" w:cs="Times New Roman"/>
@@ -12550,7 +13734,7 @@
         </w:rPr>
         <w:t>Постановка задачи исследования</w:t>
       </w:r>
-      <w:bookmarkEnd w:id="27"/>
+      <w:bookmarkEnd w:id="23"/>
       <w:r>
         <w:rPr>
           <w:rFonts w:ascii="Times New Roman" w:hAnsi="Times New Roman" w:cs="Times New Roman"/>
@@ -13077,8 +14261,8 @@
           <w:szCs w:val="28"/>
         </w:rPr>
       </w:pPr>
-      <w:bookmarkStart w:id="28" w:name="_Toc227490694"/>
-      <w:bookmarkStart w:id="29" w:name="_Toc217673709"/>
+      <w:bookmarkStart w:id="24" w:name="_Toc227490694"/>
+      <w:bookmarkStart w:id="25" w:name="_Toc217673709"/>
       <w:r>
         <w:rPr>
           <w:rFonts w:ascii="Times New Roman" w:hAnsi="Times New Roman" w:cs="Times New Roman"/>
@@ -13091,8 +14275,8 @@
         <w:lastRenderedPageBreak/>
         <w:t>СПИСОК ЛИТЕРАТУРЫ</w:t>
       </w:r>
-      <w:bookmarkEnd w:id="28"/>
-      <w:bookmarkEnd w:id="29"/>
+      <w:bookmarkEnd w:id="24"/>
+      <w:bookmarkEnd w:id="25"/>
     </w:p>
     <w:p>
       <w:pPr>
@@ -14481,7 +15665,7 @@
           <w:rFonts w:ascii="Times New Roman" w:eastAsia="Aptos" w:hAnsi="Times New Roman" w:cs="Times New Roman"/>
         </w:rPr>
       </w:pPr>
-      <w:bookmarkStart w:id="30" w:name="_Hlk217696415"/>
+      <w:bookmarkStart w:id="26" w:name="_Hlk217696415"/>
       <w:r>
         <w:rPr>
           <w:rFonts w:ascii="Times New Roman" w:hAnsi="Times New Roman" w:cs="Times New Roman"/>
@@ -14514,7 +15698,7 @@
         </w:rPr>
         <w:t>https://habr.com/ru/articles/910760/</w:t>
       </w:r>
-      <w:bookmarkEnd w:id="30"/>
+      <w:bookmarkEnd w:id="26"/>
     </w:p>
     <w:p>
       <w:pPr>
@@ -17804,7 +18988,6 @@
   <w:style w:type="character" w:default="1" w:styleId="a0">
     <w:name w:val="Default Paragraph Font"/>
     <w:uiPriority w:val="1"/>
-    <w:semiHidden/>
     <w:unhideWhenUsed/>
   </w:style>
   <w:style w:type="table" w:default="1" w:styleId="a1">

--- a/Магистерская/Новая магистерская.docx
+++ b/Магистерская/Новая магистерская.docx
@@ -4,7 +4,7 @@
   <w:body>
     <w:p>
       <w:pPr>
-        <w:spacing w:line="360" w:lineRule="auto"/>
+        <w:spacing w:line="259" w:lineRule="auto"/>
         <w:jc w:val="center"/>
         <w:rPr>
           <w:rFonts w:ascii="Times New Roman" w:hAnsi="Times New Roman" w:cs="Times New Roman"/>
@@ -19,7 +19,11 @@
       <w:bookmarkStart w:id="1" w:name="_Toc217673707"/>
       <w:bookmarkStart w:id="2" w:name="_Toc217673708"/>
       <w:bookmarkStart w:id="3" w:name="_Toc227501237"/>
-      <w:r>
+    </w:p>
+    <w:p>
+      <w:pPr>
+        <w:spacing w:line="259" w:lineRule="auto"/>
+        <w:jc w:val="center"/>
         <w:rPr>
           <w:rFonts w:ascii="Times New Roman" w:hAnsi="Times New Roman" w:cs="Times New Roman"/>
           <w:b/>
@@ -28,6 +32,234 @@
           <w:sz w:val="28"/>
           <w:szCs w:val="28"/>
         </w:rPr>
+      </w:pPr>
+    </w:p>
+    <w:p>
+      <w:pPr>
+        <w:spacing w:line="259" w:lineRule="auto"/>
+        <w:jc w:val="center"/>
+        <w:rPr>
+          <w:rFonts w:ascii="Times New Roman" w:hAnsi="Times New Roman" w:cs="Times New Roman"/>
+          <w:b/>
+          <w:bCs/>
+          <w:color w:val="000000" w:themeColor="text1"/>
+          <w:sz w:val="28"/>
+          <w:szCs w:val="28"/>
+        </w:rPr>
+      </w:pPr>
+    </w:p>
+    <w:p>
+      <w:pPr>
+        <w:spacing w:line="259" w:lineRule="auto"/>
+        <w:jc w:val="center"/>
+        <w:rPr>
+          <w:rFonts w:ascii="Times New Roman" w:hAnsi="Times New Roman" w:cs="Times New Roman"/>
+          <w:b/>
+          <w:bCs/>
+          <w:color w:val="000000" w:themeColor="text1"/>
+          <w:sz w:val="28"/>
+          <w:szCs w:val="28"/>
+        </w:rPr>
+      </w:pPr>
+    </w:p>
+    <w:p>
+      <w:pPr>
+        <w:spacing w:line="259" w:lineRule="auto"/>
+        <w:jc w:val="center"/>
+        <w:rPr>
+          <w:rFonts w:ascii="Times New Roman" w:hAnsi="Times New Roman" w:cs="Times New Roman"/>
+          <w:b/>
+          <w:bCs/>
+          <w:color w:val="000000" w:themeColor="text1"/>
+          <w:sz w:val="28"/>
+          <w:szCs w:val="28"/>
+        </w:rPr>
+      </w:pPr>
+    </w:p>
+    <w:p>
+      <w:pPr>
+        <w:spacing w:line="259" w:lineRule="auto"/>
+        <w:jc w:val="center"/>
+        <w:rPr>
+          <w:rFonts w:ascii="Times New Roman" w:hAnsi="Times New Roman" w:cs="Times New Roman"/>
+          <w:b/>
+          <w:bCs/>
+          <w:color w:val="000000" w:themeColor="text1"/>
+          <w:sz w:val="28"/>
+          <w:szCs w:val="28"/>
+        </w:rPr>
+      </w:pPr>
+    </w:p>
+    <w:p>
+      <w:pPr>
+        <w:spacing w:line="259" w:lineRule="auto"/>
+        <w:jc w:val="center"/>
+        <w:rPr>
+          <w:rFonts w:ascii="Times New Roman" w:hAnsi="Times New Roman" w:cs="Times New Roman"/>
+          <w:b/>
+          <w:bCs/>
+          <w:color w:val="000000" w:themeColor="text1"/>
+          <w:sz w:val="28"/>
+          <w:szCs w:val="28"/>
+        </w:rPr>
+      </w:pPr>
+    </w:p>
+    <w:p>
+      <w:pPr>
+        <w:spacing w:line="259" w:lineRule="auto"/>
+        <w:jc w:val="center"/>
+        <w:rPr>
+          <w:rFonts w:ascii="Times New Roman" w:hAnsi="Times New Roman" w:cs="Times New Roman"/>
+          <w:b/>
+          <w:bCs/>
+          <w:color w:val="000000" w:themeColor="text1"/>
+          <w:sz w:val="28"/>
+          <w:szCs w:val="28"/>
+        </w:rPr>
+      </w:pPr>
+    </w:p>
+    <w:p>
+      <w:pPr>
+        <w:spacing w:line="259" w:lineRule="auto"/>
+        <w:jc w:val="center"/>
+        <w:rPr>
+          <w:rFonts w:ascii="Times New Roman" w:hAnsi="Times New Roman" w:cs="Times New Roman"/>
+          <w:b/>
+          <w:bCs/>
+          <w:color w:val="000000" w:themeColor="text1"/>
+          <w:sz w:val="28"/>
+          <w:szCs w:val="28"/>
+        </w:rPr>
+      </w:pPr>
+    </w:p>
+    <w:p>
+      <w:pPr>
+        <w:spacing w:line="259" w:lineRule="auto"/>
+        <w:jc w:val="center"/>
+        <w:rPr>
+          <w:rFonts w:ascii="Times New Roman" w:hAnsi="Times New Roman" w:cs="Times New Roman"/>
+          <w:b/>
+          <w:bCs/>
+          <w:color w:val="000000" w:themeColor="text1"/>
+          <w:sz w:val="28"/>
+          <w:szCs w:val="28"/>
+        </w:rPr>
+      </w:pPr>
+    </w:p>
+    <w:p>
+      <w:pPr>
+        <w:spacing w:line="259" w:lineRule="auto"/>
+        <w:jc w:val="center"/>
+        <w:rPr>
+          <w:rFonts w:ascii="Times New Roman" w:hAnsi="Times New Roman" w:cs="Times New Roman"/>
+          <w:b/>
+          <w:bCs/>
+          <w:color w:val="000000" w:themeColor="text1"/>
+          <w:sz w:val="28"/>
+          <w:szCs w:val="28"/>
+        </w:rPr>
+      </w:pPr>
+    </w:p>
+    <w:p>
+      <w:pPr>
+        <w:spacing w:line="259" w:lineRule="auto"/>
+        <w:jc w:val="center"/>
+        <w:rPr>
+          <w:rFonts w:ascii="Times New Roman" w:hAnsi="Times New Roman" w:cs="Times New Roman"/>
+          <w:b/>
+          <w:bCs/>
+          <w:color w:val="000000" w:themeColor="text1"/>
+          <w:sz w:val="28"/>
+          <w:szCs w:val="28"/>
+        </w:rPr>
+      </w:pPr>
+    </w:p>
+    <w:p>
+      <w:pPr>
+        <w:spacing w:line="259" w:lineRule="auto"/>
+        <w:jc w:val="center"/>
+        <w:rPr>
+          <w:rFonts w:ascii="Times New Roman" w:hAnsi="Times New Roman" w:cs="Times New Roman"/>
+          <w:b/>
+          <w:bCs/>
+          <w:color w:val="000000" w:themeColor="text1"/>
+          <w:sz w:val="28"/>
+          <w:szCs w:val="28"/>
+        </w:rPr>
+      </w:pPr>
+    </w:p>
+    <w:p>
+      <w:pPr>
+        <w:spacing w:line="259" w:lineRule="auto"/>
+        <w:jc w:val="center"/>
+        <w:rPr>
+          <w:rFonts w:ascii="Times New Roman" w:hAnsi="Times New Roman" w:cs="Times New Roman"/>
+          <w:b/>
+          <w:bCs/>
+          <w:color w:val="000000" w:themeColor="text1"/>
+          <w:sz w:val="28"/>
+          <w:szCs w:val="28"/>
+        </w:rPr>
+      </w:pPr>
+      <w:r>
+        <w:rPr>
+          <w:rFonts w:ascii="Times New Roman" w:hAnsi="Times New Roman" w:cs="Times New Roman"/>
+          <w:b/>
+          <w:bCs/>
+          <w:color w:val="000000" w:themeColor="text1"/>
+          <w:sz w:val="28"/>
+          <w:szCs w:val="28"/>
+        </w:rPr>
+        <w:t>ИНФОРМАЦИОННАЯ СИСТЕМА ДЛЯ АНАЛИЗА ЭФФЕКТИВНОСТИ АРХИТЕКТУРНЫХ РЕШЕНИЙ НА ОСНОВЕ МИКРОСЕРВИСНОГО ПАТТЕРНА</w:t>
+      </w:r>
+    </w:p>
+    <w:p>
+      <w:pPr>
+        <w:spacing w:line="259" w:lineRule="auto"/>
+        <w:rPr>
+          <w:rFonts w:ascii="Times New Roman" w:hAnsi="Times New Roman" w:cs="Times New Roman"/>
+          <w:b/>
+          <w:bCs/>
+          <w:color w:val="000000" w:themeColor="text1"/>
+          <w:sz w:val="28"/>
+          <w:szCs w:val="28"/>
+        </w:rPr>
+      </w:pPr>
+      <w:r>
+        <w:rPr>
+          <w:rFonts w:ascii="Times New Roman" w:hAnsi="Times New Roman" w:cs="Times New Roman"/>
+          <w:b/>
+          <w:bCs/>
+          <w:color w:val="000000" w:themeColor="text1"/>
+          <w:sz w:val="28"/>
+          <w:szCs w:val="28"/>
+        </w:rPr>
+        <w:br w:type="page"/>
+      </w:r>
+    </w:p>
+    <w:p>
+      <w:pPr>
+        <w:spacing w:line="360" w:lineRule="auto"/>
+        <w:jc w:val="center"/>
+        <w:rPr>
+          <w:rFonts w:ascii="Times New Roman" w:hAnsi="Times New Roman" w:cs="Times New Roman"/>
+          <w:b/>
+          <w:bCs/>
+          <w:color w:val="000000" w:themeColor="text1"/>
+          <w:sz w:val="28"/>
+          <w:szCs w:val="28"/>
+        </w:rPr>
+      </w:pPr>
+      <w:r>
+        <w:rPr>
+          <w:rFonts w:ascii="Times New Roman" w:hAnsi="Times New Roman" w:cs="Times New Roman"/>
+          <w:b/>
+          <w:bCs/>
+          <w:color w:val="000000" w:themeColor="text1"/>
+          <w:sz w:val="28"/>
+          <w:szCs w:val="28"/>
+        </w:rPr>
+        <w:lastRenderedPageBreak/>
         <w:t>1 ОБЩАЯ ХАРАКТЕРИСТИКА РАБОТЫ</w:t>
       </w:r>
       <w:bookmarkEnd w:id="0"/>
@@ -211,40 +443,13 @@
         <w:rPr>
           <w:rFonts w:ascii="Times New Roman" w:hAnsi="Times New Roman" w:cs="Times New Roman"/>
         </w:rPr>
-        <w:t xml:space="preserve">[1 </w:t>
-      </w:r>
-      <w:r>
-        <w:rPr>
-          <w:rFonts w:ascii="Times New Roman" w:hAnsi="Times New Roman" w:cs="Times New Roman"/>
-          <w:lang w:val="en-US"/>
-        </w:rPr>
-        <w:t>fortune</w:t>
-      </w:r>
-      <w:r>
-        <w:rPr>
-          <w:rFonts w:ascii="Times New Roman" w:hAnsi="Times New Roman" w:cs="Times New Roman"/>
-        </w:rPr>
-        <w:t xml:space="preserve"> </w:t>
-      </w:r>
-      <w:r>
-        <w:rPr>
-          <w:rFonts w:ascii="Times New Roman" w:hAnsi="Times New Roman" w:cs="Times New Roman"/>
-          <w:lang w:val="en-US"/>
-        </w:rPr>
-        <w:t>business</w:t>
-      </w:r>
-      <w:r>
-        <w:rPr>
-          <w:rFonts w:ascii="Times New Roman" w:hAnsi="Times New Roman" w:cs="Times New Roman"/>
-        </w:rPr>
-        <w:t xml:space="preserve"> </w:t>
-      </w:r>
-      <w:r>
-        <w:rPr>
-          <w:rFonts w:ascii="Times New Roman" w:hAnsi="Times New Roman" w:cs="Times New Roman"/>
-          <w:lang w:val="en-US"/>
-        </w:rPr>
-        <w:t>insight</w:t>
+        <w:t>[</w:t>
+      </w:r>
+      <w:r>
+        <w:rPr>
+          <w:rFonts w:ascii="Times New Roman" w:hAnsi="Times New Roman" w:cs="Times New Roman"/>
+        </w:rPr>
+        <w:t>1</w:t>
       </w:r>
       <w:r>
         <w:rPr>
@@ -346,19 +551,7 @@
         <w:rPr>
           <w:rFonts w:ascii="Times New Roman" w:hAnsi="Times New Roman" w:cs="Times New Roman"/>
         </w:rPr>
-        <w:t xml:space="preserve">т чуть менее </w:t>
-      </w:r>
-      <w:r>
-        <w:rPr>
-          <w:rFonts w:ascii="Times New Roman" w:hAnsi="Times New Roman" w:cs="Times New Roman"/>
-        </w:rPr>
-        <w:t>$</w:t>
-      </w:r>
-      <w:r>
-        <w:rPr>
-          <w:rFonts w:ascii="Times New Roman" w:hAnsi="Times New Roman" w:cs="Times New Roman"/>
-        </w:rPr>
-        <w:t>9 млрд</w:t>
+        <w:t>т чуть менее $9 млрд</w:t>
       </w:r>
       <w:r>
         <w:rPr>
@@ -370,61 +563,19 @@
         <w:rPr>
           <w:rFonts w:ascii="Times New Roman" w:hAnsi="Times New Roman" w:cs="Times New Roman"/>
         </w:rPr>
-        <w:t xml:space="preserve"> с ежегодной перспективой роста в 20</w:t>
-      </w:r>
-      <w:proofErr w:type="gramStart"/>
-      <w:r>
-        <w:rPr>
-          <w:rFonts w:ascii="Times New Roman" w:hAnsi="Times New Roman" w:cs="Times New Roman"/>
-        </w:rPr>
-        <w:t>%</w:t>
-      </w:r>
-      <w:r>
-        <w:rPr>
-          <w:rFonts w:ascii="Times New Roman" w:hAnsi="Times New Roman" w:cs="Times New Roman"/>
-        </w:rPr>
-        <w:t>[</w:t>
-      </w:r>
-      <w:proofErr w:type="gramEnd"/>
-      <w:r>
-        <w:rPr>
-          <w:rFonts w:ascii="Times New Roman" w:hAnsi="Times New Roman" w:cs="Times New Roman"/>
-        </w:rPr>
-        <w:t xml:space="preserve">2 </w:t>
-      </w:r>
-      <w:r>
-        <w:rPr>
-          <w:rFonts w:ascii="Times New Roman" w:hAnsi="Times New Roman" w:cs="Times New Roman"/>
-        </w:rPr>
-        <w:t xml:space="preserve">– </w:t>
-      </w:r>
-      <w:proofErr w:type="spellStart"/>
-      <w:r>
-        <w:rPr>
-          <w:rFonts w:ascii="Times New Roman" w:hAnsi="Times New Roman" w:cs="Times New Roman"/>
-          <w:lang w:val="en-US"/>
-        </w:rPr>
-        <w:t>openPR</w:t>
-      </w:r>
-      <w:proofErr w:type="spellEnd"/>
-      <w:r>
-        <w:rPr>
-          <w:rFonts w:ascii="Times New Roman" w:hAnsi="Times New Roman" w:cs="Times New Roman"/>
-        </w:rPr>
-        <w:t>.</w:t>
-      </w:r>
-      <w:r>
-        <w:rPr>
-          <w:rFonts w:ascii="Times New Roman" w:hAnsi="Times New Roman" w:cs="Times New Roman"/>
-          <w:lang w:val="en-US"/>
-        </w:rPr>
-        <w:t>com</w:t>
-      </w:r>
-      <w:r>
-        <w:rPr>
-          <w:rFonts w:ascii="Times New Roman" w:hAnsi="Times New Roman" w:cs="Times New Roman"/>
-        </w:rPr>
-        <w:t>]</w:t>
+        <w:t xml:space="preserve"> с ежегодной перспективой роста в 20%</w:t>
+      </w:r>
+      <w:r>
+        <w:rPr>
+          <w:rFonts w:ascii="Times New Roman" w:hAnsi="Times New Roman" w:cs="Times New Roman"/>
+        </w:rPr>
+        <w:t xml:space="preserve"> </w:t>
+      </w:r>
+      <w:r>
+        <w:rPr>
+          <w:rFonts w:ascii="Times New Roman" w:hAnsi="Times New Roman" w:cs="Times New Roman"/>
+        </w:rPr>
+        <w:t>[2]</w:t>
       </w:r>
       <w:r>
         <w:rPr>
@@ -456,14 +607,53 @@
         <w:rPr>
           <w:rFonts w:ascii="Times New Roman" w:hAnsi="Times New Roman" w:cs="Times New Roman"/>
         </w:rPr>
-        <w:t xml:space="preserve">[3 </w:t>
-      </w:r>
-      <w:r>
-        <w:rPr>
-          <w:rFonts w:ascii="Times New Roman" w:hAnsi="Times New Roman" w:cs="Times New Roman"/>
-          <w:lang w:val="en-US"/>
-        </w:rPr>
-        <w:t>market</w:t>
+        <w:t>[3]</w:t>
+      </w:r>
+      <w:r>
+        <w:rPr>
+          <w:rFonts w:ascii="Times New Roman" w:hAnsi="Times New Roman" w:cs="Times New Roman"/>
+        </w:rPr>
+        <w:t xml:space="preserve">. </w:t>
+      </w:r>
+      <w:r>
+        <w:rPr>
+          <w:rFonts w:ascii="Times New Roman" w:hAnsi="Times New Roman" w:cs="Times New Roman"/>
+        </w:rPr>
+        <w:t xml:space="preserve">Банковская сфера удерживает лидерство в эксплуатации </w:t>
+      </w:r>
+      <w:proofErr w:type="spellStart"/>
+      <w:r>
+        <w:rPr>
+          <w:rFonts w:ascii="Times New Roman" w:hAnsi="Times New Roman" w:cs="Times New Roman"/>
+        </w:rPr>
+        <w:t>микросервисов</w:t>
+      </w:r>
+      <w:proofErr w:type="spellEnd"/>
+      <w:r>
+        <w:rPr>
+          <w:rFonts w:ascii="Times New Roman" w:hAnsi="Times New Roman" w:cs="Times New Roman"/>
+        </w:rPr>
+        <w:t xml:space="preserve"> – на их долю </w:t>
+      </w:r>
+      <w:r>
+        <w:rPr>
+          <w:rFonts w:ascii="Times New Roman" w:hAnsi="Times New Roman" w:cs="Times New Roman"/>
+        </w:rPr>
+        <w:t xml:space="preserve">приходится более 45% всех развернутых </w:t>
+      </w:r>
+      <w:proofErr w:type="spellStart"/>
+      <w:r>
+        <w:rPr>
+          <w:rFonts w:ascii="Times New Roman" w:hAnsi="Times New Roman" w:cs="Times New Roman"/>
+        </w:rPr>
+        <w:t>микросервисных</w:t>
+      </w:r>
+      <w:proofErr w:type="spellEnd"/>
+      <w:r>
+        <w:rPr>
+          <w:rFonts w:ascii="Times New Roman" w:hAnsi="Times New Roman" w:cs="Times New Roman"/>
+        </w:rPr>
+        <w:t xml:space="preserve"> приложений в мире</w:t>
       </w:r>
       <w:r>
         <w:rPr>
@@ -474,126 +664,8 @@
       <w:r>
         <w:rPr>
           <w:rFonts w:ascii="Times New Roman" w:hAnsi="Times New Roman" w:cs="Times New Roman"/>
-          <w:lang w:val="en-US"/>
-        </w:rPr>
-        <w:t>research</w:t>
-      </w:r>
-      <w:r>
-        <w:rPr>
-          <w:rFonts w:ascii="Times New Roman" w:hAnsi="Times New Roman" w:cs="Times New Roman"/>
-        </w:rPr>
-        <w:t xml:space="preserve"> </w:t>
-      </w:r>
-      <w:r>
-        <w:rPr>
-          <w:rFonts w:ascii="Times New Roman" w:hAnsi="Times New Roman" w:cs="Times New Roman"/>
-          <w:lang w:val="en-US"/>
-        </w:rPr>
-        <w:t>future</w:t>
-      </w:r>
-      <w:r>
-        <w:rPr>
-          <w:rFonts w:ascii="Times New Roman" w:hAnsi="Times New Roman" w:cs="Times New Roman"/>
-        </w:rPr>
-        <w:t>]</w:t>
-      </w:r>
-      <w:r>
-        <w:rPr>
-          <w:rFonts w:ascii="Times New Roman" w:hAnsi="Times New Roman" w:cs="Times New Roman"/>
-        </w:rPr>
-        <w:t xml:space="preserve">. </w:t>
-      </w:r>
-      <w:r>
-        <w:rPr>
-          <w:rFonts w:ascii="Times New Roman" w:hAnsi="Times New Roman" w:cs="Times New Roman"/>
-        </w:rPr>
-        <w:t xml:space="preserve">Банковская сфера удерживает лидерство в эксплуатации </w:t>
-      </w:r>
-      <w:proofErr w:type="spellStart"/>
-      <w:r>
-        <w:rPr>
-          <w:rFonts w:ascii="Times New Roman" w:hAnsi="Times New Roman" w:cs="Times New Roman"/>
-        </w:rPr>
-        <w:t>микросервисов</w:t>
-      </w:r>
-      <w:proofErr w:type="spellEnd"/>
-      <w:r>
-        <w:rPr>
-          <w:rFonts w:ascii="Times New Roman" w:hAnsi="Times New Roman" w:cs="Times New Roman"/>
-        </w:rPr>
-        <w:t xml:space="preserve"> – на их долю </w:t>
-      </w:r>
-      <w:r>
-        <w:rPr>
-          <w:rFonts w:ascii="Times New Roman" w:hAnsi="Times New Roman" w:cs="Times New Roman"/>
-        </w:rPr>
-        <w:t xml:space="preserve">приходится более 45% всех развернутых </w:t>
-      </w:r>
-      <w:proofErr w:type="spellStart"/>
-      <w:r>
-        <w:rPr>
-          <w:rFonts w:ascii="Times New Roman" w:hAnsi="Times New Roman" w:cs="Times New Roman"/>
-        </w:rPr>
-        <w:t>микросервисных</w:t>
-      </w:r>
-      <w:proofErr w:type="spellEnd"/>
-      <w:r>
-        <w:rPr>
-          <w:rFonts w:ascii="Times New Roman" w:hAnsi="Times New Roman" w:cs="Times New Roman"/>
-        </w:rPr>
-        <w:t xml:space="preserve"> приложений в мире[4</w:t>
-      </w:r>
-      <w:r>
-        <w:rPr>
-          <w:rFonts w:ascii="Times New Roman" w:hAnsi="Times New Roman" w:cs="Times New Roman"/>
-        </w:rPr>
-        <w:t xml:space="preserve"> </w:t>
-      </w:r>
-      <w:r>
-        <w:rPr>
-          <w:rFonts w:ascii="Times New Roman" w:hAnsi="Times New Roman" w:cs="Times New Roman"/>
-        </w:rPr>
-        <w:t>–</w:t>
-      </w:r>
-      <w:r>
-        <w:rPr>
-          <w:rFonts w:ascii="Times New Roman" w:hAnsi="Times New Roman" w:cs="Times New Roman"/>
-        </w:rPr>
-        <w:t xml:space="preserve"> </w:t>
-      </w:r>
-      <w:r>
-        <w:rPr>
-          <w:rFonts w:ascii="Times New Roman" w:hAnsi="Times New Roman" w:cs="Times New Roman"/>
-        </w:rPr>
-        <w:t xml:space="preserve"> </w:t>
-      </w:r>
-      <w:r>
-        <w:rPr>
-          <w:rFonts w:ascii="Times New Roman" w:hAnsi="Times New Roman" w:cs="Times New Roman"/>
-          <w:lang w:val="en-US"/>
-        </w:rPr>
-        <w:t>yahoo</w:t>
-      </w:r>
-      <w:r>
-        <w:rPr>
-          <w:rFonts w:ascii="Times New Roman" w:hAnsi="Times New Roman" w:cs="Times New Roman"/>
-        </w:rPr>
-        <w:t xml:space="preserve"> </w:t>
-      </w:r>
-      <w:r>
-        <w:rPr>
-          <w:rFonts w:ascii="Times New Roman" w:hAnsi="Times New Roman" w:cs="Times New Roman"/>
-          <w:lang w:val="en-US"/>
-        </w:rPr>
-        <w:t>finance</w:t>
-      </w:r>
-      <w:bookmarkStart w:id="5" w:name="_GoBack"/>
-      <w:bookmarkEnd w:id="5"/>
-      <w:r>
-        <w:rPr>
-          <w:rFonts w:ascii="Times New Roman" w:hAnsi="Times New Roman" w:cs="Times New Roman"/>
-        </w:rPr>
-        <w:t>].</w:t>
+        </w:rPr>
+        <w:t>[4].</w:t>
       </w:r>
     </w:p>
     <w:p>
@@ -659,21 +731,19 @@
         <w:rPr>
           <w:rFonts w:ascii="Times New Roman" w:hAnsi="Times New Roman" w:cs="Times New Roman"/>
         </w:rPr>
-        <w:t xml:space="preserve">. Однако в текущих условиях сбой в отдельных сервисах информационной системы может стоить десятки миллионов рублей в </w:t>
-      </w:r>
-      <w:proofErr w:type="gramStart"/>
-      <w:r>
-        <w:rPr>
-          <w:rFonts w:ascii="Times New Roman" w:hAnsi="Times New Roman" w:cs="Times New Roman"/>
-        </w:rPr>
-        <w:t>час[</w:t>
-      </w:r>
-      <w:proofErr w:type="gramEnd"/>
-      <w:r>
-        <w:rPr>
-          <w:rFonts w:ascii="Times New Roman" w:hAnsi="Times New Roman" w:cs="Times New Roman"/>
-        </w:rPr>
-        <w:t>5]</w:t>
+        <w:t>. Однако в текущих условиях сбой в отдельных сервисах информационной системы может стоить десятки миллионов рублей в час</w:t>
+      </w:r>
+      <w:r>
+        <w:rPr>
+          <w:rFonts w:ascii="Times New Roman" w:hAnsi="Times New Roman" w:cs="Times New Roman"/>
+        </w:rPr>
+        <w:t xml:space="preserve"> </w:t>
+      </w:r>
+      <w:r>
+        <w:rPr>
+          <w:rFonts w:ascii="Times New Roman" w:hAnsi="Times New Roman" w:cs="Times New Roman"/>
+        </w:rPr>
+        <w:t>[5]</w:t>
       </w:r>
       <w:r>
         <w:rPr>
@@ -722,13 +792,31 @@
         <w:rPr>
           <w:rFonts w:ascii="Times New Roman" w:hAnsi="Times New Roman" w:cs="Times New Roman"/>
         </w:rPr>
-        <w:t xml:space="preserve"> объёмом информации и</w:t>
-      </w:r>
-      <w:r>
-        <w:rPr>
-          <w:rFonts w:ascii="Times New Roman" w:hAnsi="Times New Roman" w:cs="Times New Roman"/>
-        </w:rPr>
-        <w:t xml:space="preserve"> туристским потоком в мире и в России.</w:t>
+        <w:t xml:space="preserve"> объёмом</w:t>
+      </w:r>
+      <w:r>
+        <w:rPr>
+          <w:rFonts w:ascii="Times New Roman" w:hAnsi="Times New Roman" w:cs="Times New Roman"/>
+        </w:rPr>
+        <w:t xml:space="preserve"> </w:t>
+      </w:r>
+      <w:r>
+        <w:rPr>
+          <w:rFonts w:ascii="Times New Roman" w:hAnsi="Times New Roman" w:cs="Times New Roman"/>
+        </w:rPr>
+        <w:t>инвестиций и</w:t>
+      </w:r>
+      <w:r>
+        <w:rPr>
+          <w:rFonts w:ascii="Times New Roman" w:hAnsi="Times New Roman" w:cs="Times New Roman"/>
+        </w:rPr>
+        <w:t xml:space="preserve"> информации </w:t>
+      </w:r>
+      <w:r>
+        <w:rPr>
+          <w:rFonts w:ascii="Times New Roman" w:hAnsi="Times New Roman" w:cs="Times New Roman"/>
+        </w:rPr>
+        <w:t>в мире.</w:t>
       </w:r>
     </w:p>
     <w:p>
@@ -748,21 +836,33 @@
         <w:rPr>
           <w:rFonts w:ascii="Times New Roman" w:hAnsi="Times New Roman" w:cs="Times New Roman"/>
         </w:rPr>
-        <w:t xml:space="preserve">Потребностью в надёжном подходе к разработке высоконагруженной </w:t>
-      </w:r>
-      <w:proofErr w:type="spellStart"/>
-      <w:r>
-        <w:rPr>
-          <w:rFonts w:ascii="Times New Roman" w:hAnsi="Times New Roman" w:cs="Times New Roman"/>
-        </w:rPr>
-        <w:t>микросервисной</w:t>
-      </w:r>
-      <w:proofErr w:type="spellEnd"/>
-      <w:r>
-        <w:rPr>
-          <w:rFonts w:ascii="Times New Roman" w:hAnsi="Times New Roman" w:cs="Times New Roman"/>
-        </w:rPr>
-        <w:t xml:space="preserve"> системы в области туризма.</w:t>
+        <w:t>Потребностью в надёжном подходе к разработке высоконагруженн</w:t>
+      </w:r>
+      <w:r>
+        <w:rPr>
+          <w:rFonts w:ascii="Times New Roman" w:hAnsi="Times New Roman" w:cs="Times New Roman"/>
+        </w:rPr>
+        <w:t xml:space="preserve">ых </w:t>
+      </w:r>
+      <w:proofErr w:type="spellStart"/>
+      <w:r>
+        <w:rPr>
+          <w:rFonts w:ascii="Times New Roman" w:hAnsi="Times New Roman" w:cs="Times New Roman"/>
+        </w:rPr>
+        <w:t>микросервисн</w:t>
+      </w:r>
+      <w:r>
+        <w:rPr>
+          <w:rFonts w:ascii="Times New Roman" w:hAnsi="Times New Roman" w:cs="Times New Roman"/>
+        </w:rPr>
+        <w:t>ых</w:t>
+      </w:r>
+      <w:proofErr w:type="spellEnd"/>
+      <w:r>
+        <w:rPr>
+          <w:rFonts w:ascii="Times New Roman" w:hAnsi="Times New Roman" w:cs="Times New Roman"/>
+        </w:rPr>
+        <w:t xml:space="preserve"> систем.</w:t>
       </w:r>
     </w:p>
     <w:p>
@@ -889,7 +989,7 @@
         </w:rPr>
         <w:t xml:space="preserve"> паттерна посвящены статьи, написанные Васильевым Н.В. [8], </w:t>
       </w:r>
-      <w:bookmarkStart w:id="6" w:name="_Hlk217691043"/>
+      <w:bookmarkStart w:id="5" w:name="_Hlk217691043"/>
       <w:r>
         <w:rPr>
           <w:rFonts w:ascii="Times New Roman" w:hAnsi="Times New Roman" w:cs="Times New Roman"/>
@@ -910,7 +1010,7 @@
         </w:rPr>
         <w:t xml:space="preserve"> М.В., Рудником Н.Т</w:t>
       </w:r>
-      <w:bookmarkEnd w:id="6"/>
+      <w:bookmarkEnd w:id="5"/>
       <w:r>
         <w:rPr>
           <w:rFonts w:ascii="Times New Roman" w:hAnsi="Times New Roman" w:cs="Times New Roman"/>
@@ -2228,7 +2328,7 @@
           <w:szCs w:val="28"/>
         </w:rPr>
       </w:pPr>
-      <w:bookmarkStart w:id="7" w:name="_Toc227501238"/>
+      <w:bookmarkStart w:id="6" w:name="_Toc227501238"/>
       <w:r>
         <w:rPr>
           <w:rFonts w:ascii="Times New Roman" w:hAnsi="Times New Roman" w:cs="Times New Roman"/>
@@ -2251,7 +2351,7 @@
         </w:rPr>
         <w:t>Краткое описание предметной области</w:t>
       </w:r>
-      <w:bookmarkEnd w:id="7"/>
+      <w:bookmarkEnd w:id="6"/>
       <w:r>
         <w:rPr>
           <w:rFonts w:ascii="Times New Roman" w:hAnsi="Times New Roman" w:cs="Times New Roman"/>
@@ -2558,7 +2658,7 @@
                     </pic:cNvPicPr>
                   </pic:nvPicPr>
                   <pic:blipFill>
-                    <a:blip r:embed="rId7" cstate="print">
+                    <a:blip r:embed="rId8" cstate="print">
                       <a:extLst>
                         <a:ext uri="{28A0092B-C50C-407E-A947-70E740481C1C}">
                           <a14:useLocalDpi xmlns:a14="http://schemas.microsoft.com/office/drawing/2010/main" val="0"/>
@@ -3510,6 +3610,15 @@
           <w:sz w:val="28"/>
           <w:szCs w:val="28"/>
         </w:rPr>
+        <w:t>, представленная на рисунке 2.2,</w:t>
+      </w:r>
+      <w:r>
+        <w:rPr>
+          <w:rFonts w:ascii="Times New Roman" w:hAnsi="Times New Roman" w:cs="Times New Roman"/>
+          <w:color w:val="000000" w:themeColor="text1"/>
+          <w:sz w:val="28"/>
+          <w:szCs w:val="28"/>
+        </w:rPr>
         <w:t xml:space="preserve"> основана на коммуникации </w:t>
       </w:r>
       <w:r>
@@ -3682,7 +3791,7 @@
           <w:sz w:val="28"/>
           <w:szCs w:val="28"/>
         </w:rPr>
-        <w:t xml:space="preserve"> и ожидает от него ответ. Если ответа от целевого компонента не поступает, то запрос считается неуспешным. Синхронную коммуникацию используют в информационных системах, где необходим немедленный ответ, когда зависимость между компонентами сервисами тесная, а также если сбои в одном из компонентов критически важны для другого. Так данный подход нашёл применение в финансовом секторе, в сервисах онлайн-страхования, элементах критической инфраструктуры. Данный подход крайне прост в реализации и понимании: стандарт давно </w:t>
+        <w:t xml:space="preserve"> и ожидает от него ответ. Если ответа от целевого компонента не поступает, то запрос считается неуспешным. Синхронную коммуникацию используют в информационных системах, где необходим немедленный ответ, когда зависимость между компонентами сервисами тесная, а также если сбои в одном из компонентов критически важны для другого. Так данный подход нашёл применение в финансовом секторе, в сервисах онлайн-страхования, элементах критической инфраструктуры. Данный подход крайне прост в реализации и понимании: </w:t>
       </w:r>
       <w:r>
         <w:rPr>
@@ -3692,7 +3801,7 @@
           <w:szCs w:val="28"/>
         </w:rPr>
         <w:lastRenderedPageBreak/>
-        <w:t xml:space="preserve">известен многим разработчикам и менеджерам. </w:t>
+        <w:t xml:space="preserve">стандарт давно известен многим разработчикам и менеджерам. </w:t>
       </w:r>
       <w:r>
         <w:rPr>
@@ -3746,6 +3855,62 @@
           <w:sz w:val="28"/>
           <w:szCs w:val="28"/>
         </w:rPr>
+        <w:t>].</w:t>
+      </w:r>
+      <w:r>
+        <w:rPr>
+          <w:rFonts w:ascii="Times New Roman" w:hAnsi="Times New Roman" w:cs="Times New Roman"/>
+          <w:color w:val="000000" w:themeColor="text1"/>
+          <w:sz w:val="28"/>
+          <w:szCs w:val="28"/>
+        </w:rPr>
+        <w:t xml:space="preserve"> Потребность в дополнительном шифровании данных посредством протоколов </w:t>
+      </w:r>
+      <w:r>
+        <w:rPr>
+          <w:rFonts w:ascii="Times New Roman" w:hAnsi="Times New Roman" w:cs="Times New Roman"/>
+          <w:color w:val="000000" w:themeColor="text1"/>
+          <w:sz w:val="28"/>
+          <w:szCs w:val="28"/>
+          <w:lang w:val="en-US"/>
+        </w:rPr>
+        <w:t>SSL</w:t>
+      </w:r>
+      <w:r>
+        <w:rPr>
+          <w:rFonts w:ascii="Times New Roman" w:hAnsi="Times New Roman" w:cs="Times New Roman"/>
+          <w:color w:val="000000" w:themeColor="text1"/>
+          <w:sz w:val="28"/>
+          <w:szCs w:val="28"/>
+        </w:rPr>
+        <w:t>/</w:t>
+      </w:r>
+      <w:r>
+        <w:rPr>
+          <w:rFonts w:ascii="Times New Roman" w:hAnsi="Times New Roman" w:cs="Times New Roman"/>
+          <w:color w:val="000000" w:themeColor="text1"/>
+          <w:sz w:val="28"/>
+          <w:szCs w:val="28"/>
+          <w:lang w:val="en-US"/>
+        </w:rPr>
+        <w:t>TLS</w:t>
+      </w:r>
+      <w:r>
+        <w:rPr>
+          <w:rFonts w:ascii="Times New Roman" w:hAnsi="Times New Roman" w:cs="Times New Roman"/>
+          <w:color w:val="000000" w:themeColor="text1"/>
+          <w:sz w:val="28"/>
+          <w:szCs w:val="28"/>
+        </w:rPr>
+        <w:t>, является необходимым условием для создания надёжной системы</w:t>
+      </w:r>
+      <w:r>
+        <w:rPr>
+          <w:rFonts w:ascii="Times New Roman" w:hAnsi="Times New Roman" w:cs="Times New Roman"/>
+          <w:color w:val="000000" w:themeColor="text1"/>
+          <w:sz w:val="28"/>
+          <w:szCs w:val="28"/>
+        </w:rPr>
         <w:t xml:space="preserve"> </w:t>
       </w:r>
       <w:r>
@@ -3755,80 +3920,6 @@
           <w:sz w:val="28"/>
           <w:szCs w:val="28"/>
         </w:rPr>
-        <w:t>- Салтанов</w:t>
-      </w:r>
-      <w:r>
-        <w:rPr>
-          <w:rFonts w:ascii="Times New Roman" w:hAnsi="Times New Roman" w:cs="Times New Roman"/>
-          <w:color w:val="000000" w:themeColor="text1"/>
-          <w:sz w:val="28"/>
-          <w:szCs w:val="28"/>
-        </w:rPr>
-        <w:t>].</w:t>
-      </w:r>
-      <w:r>
-        <w:rPr>
-          <w:rFonts w:ascii="Times New Roman" w:hAnsi="Times New Roman" w:cs="Times New Roman"/>
-          <w:color w:val="000000" w:themeColor="text1"/>
-          <w:sz w:val="28"/>
-          <w:szCs w:val="28"/>
-        </w:rPr>
-        <w:t xml:space="preserve"> Потребность в дополнительном шифровании данных посредством протоколов </w:t>
-      </w:r>
-      <w:r>
-        <w:rPr>
-          <w:rFonts w:ascii="Times New Roman" w:hAnsi="Times New Roman" w:cs="Times New Roman"/>
-          <w:color w:val="000000" w:themeColor="text1"/>
-          <w:sz w:val="28"/>
-          <w:szCs w:val="28"/>
-          <w:lang w:val="en-US"/>
-        </w:rPr>
-        <w:t>SSL</w:t>
-      </w:r>
-      <w:r>
-        <w:rPr>
-          <w:rFonts w:ascii="Times New Roman" w:hAnsi="Times New Roman" w:cs="Times New Roman"/>
-          <w:color w:val="000000" w:themeColor="text1"/>
-          <w:sz w:val="28"/>
-          <w:szCs w:val="28"/>
-        </w:rPr>
-        <w:t>/</w:t>
-      </w:r>
-      <w:r>
-        <w:rPr>
-          <w:rFonts w:ascii="Times New Roman" w:hAnsi="Times New Roman" w:cs="Times New Roman"/>
-          <w:color w:val="000000" w:themeColor="text1"/>
-          <w:sz w:val="28"/>
-          <w:szCs w:val="28"/>
-          <w:lang w:val="en-US"/>
-        </w:rPr>
-        <w:t>TLS</w:t>
-      </w:r>
-      <w:r>
-        <w:rPr>
-          <w:rFonts w:ascii="Times New Roman" w:hAnsi="Times New Roman" w:cs="Times New Roman"/>
-          <w:color w:val="000000" w:themeColor="text1"/>
-          <w:sz w:val="28"/>
-          <w:szCs w:val="28"/>
-        </w:rPr>
-        <w:t>, является необходимым условием для создания надёжной системы</w:t>
-      </w:r>
-      <w:r>
-        <w:rPr>
-          <w:rFonts w:ascii="Times New Roman" w:hAnsi="Times New Roman" w:cs="Times New Roman"/>
-          <w:color w:val="000000" w:themeColor="text1"/>
-          <w:sz w:val="28"/>
-          <w:szCs w:val="28"/>
-        </w:rPr>
-        <w:t xml:space="preserve"> </w:t>
-      </w:r>
-      <w:r>
-        <w:rPr>
-          <w:rFonts w:ascii="Times New Roman" w:hAnsi="Times New Roman" w:cs="Times New Roman"/>
-          <w:color w:val="000000" w:themeColor="text1"/>
-          <w:sz w:val="28"/>
-          <w:szCs w:val="28"/>
-        </w:rPr>
         <w:t>[1</w:t>
       </w:r>
       <w:r>
@@ -3839,24 +3930,6 @@
           <w:szCs w:val="28"/>
         </w:rPr>
         <w:t>5</w:t>
-      </w:r>
-      <w:r>
-        <w:rPr>
-          <w:rFonts w:ascii="Times New Roman" w:hAnsi="Times New Roman" w:cs="Times New Roman"/>
-          <w:color w:val="000000" w:themeColor="text1"/>
-          <w:sz w:val="28"/>
-          <w:szCs w:val="28"/>
-        </w:rPr>
-        <w:t xml:space="preserve">/7 </w:t>
-      </w:r>
-      <w:r>
-        <w:rPr>
-          <w:rFonts w:ascii="Times New Roman" w:hAnsi="Times New Roman" w:cs="Times New Roman"/>
-          <w:color w:val="000000" w:themeColor="text1"/>
-          <w:sz w:val="28"/>
-          <w:szCs w:val="28"/>
-        </w:rPr>
-        <w:t>Салтанов</w:t>
       </w:r>
       <w:r>
         <w:rPr>
@@ -3910,7 +3983,7 @@
                     </pic:cNvPicPr>
                   </pic:nvPicPr>
                   <pic:blipFill>
-                    <a:blip r:embed="rId8">
+                    <a:blip r:embed="rId9">
                       <a:extLst>
                         <a:ext uri="{28A0092B-C50C-407E-A947-70E740481C1C}">
                           <a14:useLocalDpi xmlns:a14="http://schemas.microsoft.com/office/drawing/2010/main" val="0"/>
@@ -4081,7 +4154,25 @@
           <w:sz w:val="28"/>
           <w:szCs w:val="28"/>
         </w:rPr>
-        <w:t xml:space="preserve">В основе асинхронной коммуникации лежит существование </w:t>
+        <w:t>В основе асинхронной коммуникации</w:t>
+      </w:r>
+      <w:r>
+        <w:rPr>
+          <w:rFonts w:ascii="Times New Roman" w:hAnsi="Times New Roman" w:cs="Times New Roman"/>
+          <w:color w:val="000000" w:themeColor="text1"/>
+          <w:sz w:val="28"/>
+          <w:szCs w:val="28"/>
+        </w:rPr>
+        <w:t>, представленной на рисунке 2.3,</w:t>
+      </w:r>
+      <w:r>
+        <w:rPr>
+          <w:rFonts w:ascii="Times New Roman" w:hAnsi="Times New Roman" w:cs="Times New Roman"/>
+          <w:color w:val="000000" w:themeColor="text1"/>
+          <w:sz w:val="28"/>
+          <w:szCs w:val="28"/>
+        </w:rPr>
+        <w:t xml:space="preserve"> лежит существование </w:t>
       </w:r>
       <w:r>
         <w:rPr>
@@ -4110,7 +4201,17 @@
           <w:sz w:val="28"/>
           <w:szCs w:val="28"/>
         </w:rPr>
-        <w:t xml:space="preserve">, называемым брокером сообщений. Асинхронность подразумевает, что один сервис отправляет сообщение </w:t>
+        <w:t xml:space="preserve">, называемым брокером сообщений. Асинхронность подразумевает, что один сервис </w:t>
+      </w:r>
+      <w:r>
+        <w:rPr>
+          <w:rFonts w:ascii="Times New Roman" w:hAnsi="Times New Roman" w:cs="Times New Roman"/>
+          <w:color w:val="000000" w:themeColor="text1"/>
+          <w:sz w:val="28"/>
+          <w:szCs w:val="28"/>
+        </w:rPr>
+        <w:lastRenderedPageBreak/>
+        <w:t xml:space="preserve">отправляет сообщение </w:t>
       </w:r>
       <w:proofErr w:type="gramStart"/>
       <w:r>
@@ -4120,7 +4221,25 @@
           <w:sz w:val="28"/>
           <w:szCs w:val="28"/>
         </w:rPr>
-        <w:t>через брокер</w:t>
+        <w:t>через</w:t>
+      </w:r>
+      <w:r>
+        <w:rPr>
+          <w:rFonts w:ascii="Times New Roman" w:hAnsi="Times New Roman" w:cs="Times New Roman"/>
+          <w:color w:val="000000" w:themeColor="text1"/>
+          <w:sz w:val="28"/>
+          <w:szCs w:val="28"/>
+        </w:rPr>
+        <w:t xml:space="preserve"> </w:t>
+      </w:r>
+      <w:r>
+        <w:rPr>
+          <w:rFonts w:ascii="Times New Roman" w:hAnsi="Times New Roman" w:cs="Times New Roman"/>
+          <w:color w:val="000000" w:themeColor="text1"/>
+          <w:sz w:val="28"/>
+          <w:szCs w:val="28"/>
+        </w:rPr>
+        <w:t>брокер</w:t>
       </w:r>
       <w:proofErr w:type="gramEnd"/>
       <w:r>
@@ -4130,17 +4249,7 @@
           <w:sz w:val="28"/>
           <w:szCs w:val="28"/>
         </w:rPr>
-        <w:t xml:space="preserve"> и не ждёт </w:t>
-      </w:r>
-      <w:r>
-        <w:rPr>
-          <w:rFonts w:ascii="Times New Roman" w:hAnsi="Times New Roman" w:cs="Times New Roman"/>
-          <w:color w:val="000000" w:themeColor="text1"/>
-          <w:sz w:val="28"/>
-          <w:szCs w:val="28"/>
-        </w:rPr>
-        <w:lastRenderedPageBreak/>
-        <w:t xml:space="preserve">немедленного ответа. Сам брокер хранит сообщения для дальнейшей их обработки </w:t>
+        <w:t xml:space="preserve"> и не ждёт немедленного ответа. Сам брокер хранит сообщения для дальнейшей их обработки </w:t>
       </w:r>
       <w:proofErr w:type="spellStart"/>
       <w:r>
@@ -4256,26 +4365,10 @@
           <w:sz w:val="28"/>
           <w:szCs w:val="28"/>
         </w:rPr>
-        <w:t>[16 -</w:t>
-      </w:r>
-      <w:r>
-        <w:rPr>
-          <w:rFonts w:ascii="Times New Roman" w:hAnsi="Times New Roman" w:cs="Times New Roman"/>
-          <w:color w:val="000000" w:themeColor="text1"/>
-          <w:sz w:val="28"/>
-          <w:szCs w:val="28"/>
-        </w:rPr>
-        <w:t xml:space="preserve"> </w:t>
-      </w:r>
-      <w:r>
-        <w:rPr>
-          <w:rFonts w:ascii="Times New Roman" w:hAnsi="Times New Roman" w:cs="Times New Roman"/>
-          <w:color w:val="000000" w:themeColor="text1"/>
-          <w:sz w:val="28"/>
-          <w:szCs w:val="28"/>
-        </w:rPr>
-        <w:t>Баженов + 3</w:t>
-      </w:r>
+        <w:t>[16</w:t>
+      </w:r>
+      <w:bookmarkStart w:id="7" w:name="_GoBack"/>
+      <w:bookmarkEnd w:id="7"/>
       <w:r>
         <w:rPr>
           <w:rFonts w:ascii="Times New Roman" w:hAnsi="Times New Roman" w:cs="Times New Roman"/>
@@ -4402,7 +4495,7 @@
                     </pic:cNvPicPr>
                   </pic:nvPicPr>
                   <pic:blipFill>
-                    <a:blip r:embed="rId9">
+                    <a:blip r:embed="rId10">
                       <a:extLst>
                         <a:ext uri="{28A0092B-C50C-407E-A947-70E740481C1C}">
                           <a14:useLocalDpi xmlns:a14="http://schemas.microsoft.com/office/drawing/2010/main" val="0"/>
@@ -4516,18 +4609,7 @@
           <w:sz w:val="28"/>
           <w:szCs w:val="28"/>
         </w:rPr>
-        <w:t xml:space="preserve"> посредством </w:t>
-      </w:r>
-      <w:r>
-        <w:rPr>
-          <w:rFonts w:ascii="Times New Roman" w:hAnsi="Times New Roman" w:cs="Times New Roman"/>
-          <w:i w:val="0"/>
-          <w:iCs w:val="0"/>
-          <w:color w:val="000000" w:themeColor="text1"/>
-          <w:sz w:val="28"/>
-          <w:szCs w:val="28"/>
-        </w:rPr>
-        <w:t>брокера сообщений</w:t>
+        <w:t xml:space="preserve"> посредством брокера сообщений</w:t>
       </w:r>
     </w:p>
     <w:p>
@@ -5367,15 +5449,31 @@
           <w:sz w:val="28"/>
           <w:szCs w:val="28"/>
         </w:rPr>
-        <w:t>а рис 2.</w:t>
-      </w:r>
-      <w:r>
-        <w:rPr>
-          <w:rFonts w:ascii="Times New Roman" w:hAnsi="Times New Roman" w:cs="Times New Roman"/>
-          <w:sz w:val="28"/>
-          <w:szCs w:val="28"/>
-        </w:rPr>
-        <w:t>3</w:t>
+        <w:t>а рис</w:t>
+      </w:r>
+      <w:r>
+        <w:rPr>
+          <w:rFonts w:ascii="Times New Roman" w:hAnsi="Times New Roman" w:cs="Times New Roman"/>
+          <w:sz w:val="28"/>
+          <w:szCs w:val="28"/>
+        </w:rPr>
+        <w:t>унке</w:t>
+      </w:r>
+      <w:r>
+        <w:rPr>
+          <w:rFonts w:ascii="Times New Roman" w:hAnsi="Times New Roman" w:cs="Times New Roman"/>
+          <w:sz w:val="28"/>
+          <w:szCs w:val="28"/>
+        </w:rPr>
+        <w:t xml:space="preserve"> 2.</w:t>
+      </w:r>
+      <w:r>
+        <w:rPr>
+          <w:rFonts w:ascii="Times New Roman" w:hAnsi="Times New Roman" w:cs="Times New Roman"/>
+          <w:sz w:val="28"/>
+          <w:szCs w:val="28"/>
+        </w:rPr>
+        <w:t>4</w:t>
       </w:r>
       <w:r>
         <w:rPr>
@@ -5409,9 +5507,9 @@
           <w:noProof/>
         </w:rPr>
         <w:drawing>
-          <wp:inline distT="0" distB="0" distL="0" distR="0" wp14:anchorId="1BFE5EB8" wp14:editId="56CD2E8B">
-            <wp:extent cx="5941148" cy="2143125"/>
-            <wp:effectExtent l="19050" t="19050" r="21590" b="9525"/>
+          <wp:inline distT="0" distB="0" distL="0" distR="0" wp14:anchorId="1BFE5EB8" wp14:editId="770CB249">
+            <wp:extent cx="5941060" cy="2476500"/>
+            <wp:effectExtent l="19050" t="19050" r="21590" b="19050"/>
             <wp:docPr id="8" name="Рисунок 8" descr="Протокол HTTP / Хабр"/>
             <wp:cNvGraphicFramePr>
               <a:graphicFrameLocks xmlns:a="http://schemas.openxmlformats.org/drawingml/2006/main" noChangeAspect="1"/>
@@ -5426,7 +5524,7 @@
                     </pic:cNvPicPr>
                   </pic:nvPicPr>
                   <pic:blipFill>
-                    <a:blip r:embed="rId10">
+                    <a:blip r:embed="rId11">
                       <a:extLst>
                         <a:ext uri="{28A0092B-C50C-407E-A947-70E740481C1C}">
                           <a14:useLocalDpi xmlns:a14="http://schemas.microsoft.com/office/drawing/2010/main" val="0"/>
@@ -5441,7 +5539,7 @@
                   <pic:spPr bwMode="auto">
                     <a:xfrm>
                       <a:off x="0" y="0"/>
-                      <a:ext cx="6009297" cy="2167708"/>
+                      <a:ext cx="6009316" cy="2504952"/>
                     </a:xfrm>
                     <a:prstGeom prst="rect">
                       <a:avLst/>
@@ -5494,7 +5592,7 @@
           <w:sz w:val="28"/>
           <w:szCs w:val="28"/>
         </w:rPr>
-        <w:t>3</w:t>
+        <w:t>4</w:t>
       </w:r>
       <w:r>
         <w:rPr>
@@ -5640,7 +5738,7 @@
           <w:sz w:val="28"/>
           <w:szCs w:val="28"/>
         </w:rPr>
-        <w:t>4</w:t>
+        <w:t>5</w:t>
       </w:r>
       <w:r>
         <w:rPr>
@@ -5688,7 +5786,7 @@
                     </pic:cNvPicPr>
                   </pic:nvPicPr>
                   <pic:blipFill>
-                    <a:blip r:embed="rId11">
+                    <a:blip r:embed="rId12">
                       <a:extLst>
                         <a:ext uri="{28A0092B-C50C-407E-A947-70E740481C1C}">
                           <a14:useLocalDpi xmlns:a14="http://schemas.microsoft.com/office/drawing/2010/main" val="0"/>
@@ -5756,7 +5854,7 @@
           <w:sz w:val="28"/>
           <w:szCs w:val="28"/>
         </w:rPr>
-        <w:t>4</w:t>
+        <w:t>5</w:t>
       </w:r>
       <w:r>
         <w:rPr>
@@ -6200,7 +6298,23 @@
           <w:sz w:val="28"/>
           <w:szCs w:val="28"/>
         </w:rPr>
-        <w:t>В разработке программного обеспечения скорость и гибкость — ключевые факторы успеха. Важную роль в реализации этих факторов играют технологии виртуализации и контейнеризации. Причем контейнеризация как более легкая и эффективная альтернатива традиционной виртуализации завоевывает все большую популярность. </w:t>
+        <w:t>В разработке программного обеспечения скорость и гибкость — ключевые факторы успеха. Важную роль в реализации этих факторов играют технологии виртуализации и контейнеризации. Причем контейнеризация как более легкая и эффективная альтернатива традиционной виртуализации завоевывает вс</w:t>
+      </w:r>
+      <w:r>
+        <w:rPr>
+          <w:rFonts w:ascii="Times New Roman" w:hAnsi="Times New Roman" w:cs="Times New Roman"/>
+          <w:sz w:val="28"/>
+          <w:szCs w:val="28"/>
+        </w:rPr>
+        <w:t xml:space="preserve">ё </w:t>
+      </w:r>
+      <w:r>
+        <w:rPr>
+          <w:rFonts w:ascii="Times New Roman" w:hAnsi="Times New Roman" w:cs="Times New Roman"/>
+          <w:sz w:val="28"/>
+          <w:szCs w:val="28"/>
+        </w:rPr>
+        <w:t>большую популярность. </w:t>
       </w:r>
     </w:p>
     <w:p>
@@ -6296,21 +6410,103 @@
         </w:rPr>
         <w:t xml:space="preserve"> ограничивают ресурсы, доступные контейнеру — CPU, память, дисковый ввод-вывод, предотвращая монополизацию ресурсов одним контейнером и обеспечивая стабильную работу всей системы.</w:t>
       </w:r>
-      <w:r>
-        <w:rPr>
-          <w:rFonts w:ascii="Times New Roman" w:hAnsi="Times New Roman" w:cs="Times New Roman"/>
-          <w:sz w:val="28"/>
-          <w:szCs w:val="28"/>
-        </w:rPr>
-        <w:t xml:space="preserve"> На рисунке 2.</w:t>
-      </w:r>
-      <w:r>
-        <w:rPr>
-          <w:rFonts w:ascii="Times New Roman" w:hAnsi="Times New Roman" w:cs="Times New Roman"/>
-          <w:sz w:val="28"/>
-          <w:szCs w:val="28"/>
-        </w:rPr>
-        <w:t>5</w:t>
+    </w:p>
+    <w:p>
+      <w:pPr>
+        <w:spacing w:after="0" w:line="360" w:lineRule="auto"/>
+        <w:ind w:firstLine="708"/>
+        <w:jc w:val="both"/>
+        <w:rPr>
+          <w:rFonts w:ascii="Times New Roman" w:hAnsi="Times New Roman" w:cs="Times New Roman"/>
+          <w:sz w:val="28"/>
+          <w:szCs w:val="28"/>
+        </w:rPr>
+      </w:pPr>
+      <w:proofErr w:type="spellStart"/>
+      <w:r>
+        <w:rPr>
+          <w:rFonts w:ascii="Times New Roman" w:hAnsi="Times New Roman" w:cs="Times New Roman"/>
+          <w:sz w:val="28"/>
+          <w:szCs w:val="28"/>
+        </w:rPr>
+        <w:t>Docker</w:t>
+      </w:r>
+      <w:proofErr w:type="spellEnd"/>
+      <w:r>
+        <w:rPr>
+          <w:rFonts w:ascii="Times New Roman" w:hAnsi="Times New Roman" w:cs="Times New Roman"/>
+          <w:sz w:val="28"/>
+          <w:szCs w:val="28"/>
+        </w:rPr>
+        <w:t xml:space="preserve"> — программное обеспечение для автоматизации развёртывания и управления приложениями в средах с поддержкой контейнеризации, </w:t>
+      </w:r>
+      <w:proofErr w:type="spellStart"/>
+      <w:r>
+        <w:rPr>
+          <w:rFonts w:ascii="Times New Roman" w:hAnsi="Times New Roman" w:cs="Times New Roman"/>
+          <w:sz w:val="28"/>
+          <w:szCs w:val="28"/>
+        </w:rPr>
+        <w:t>контейнеризатор</w:t>
+      </w:r>
+      <w:proofErr w:type="spellEnd"/>
+      <w:r>
+        <w:rPr>
+          <w:rFonts w:ascii="Times New Roman" w:hAnsi="Times New Roman" w:cs="Times New Roman"/>
+          <w:sz w:val="28"/>
+          <w:szCs w:val="28"/>
+        </w:rPr>
+        <w:t xml:space="preserve"> </w:t>
+      </w:r>
+      <w:proofErr w:type="gramStart"/>
+      <w:r>
+        <w:rPr>
+          <w:rFonts w:ascii="Times New Roman" w:hAnsi="Times New Roman" w:cs="Times New Roman"/>
+          <w:sz w:val="28"/>
+          <w:szCs w:val="28"/>
+        </w:rPr>
+        <w:t>приложений[</w:t>
+      </w:r>
+      <w:proofErr w:type="gramEnd"/>
+      <w:r>
+        <w:rPr>
+          <w:rFonts w:ascii="Times New Roman" w:hAnsi="Times New Roman" w:cs="Times New Roman"/>
+          <w:sz w:val="28"/>
+          <w:szCs w:val="28"/>
+        </w:rPr>
+        <w:t>23</w:t>
+      </w:r>
+      <w:r>
+        <w:rPr>
+          <w:rFonts w:ascii="Times New Roman" w:hAnsi="Times New Roman" w:cs="Times New Roman"/>
+          <w:sz w:val="28"/>
+          <w:szCs w:val="28"/>
+        </w:rPr>
+        <w:t>].</w:t>
+      </w:r>
+      <w:r>
+        <w:rPr>
+          <w:rFonts w:ascii="Times New Roman" w:hAnsi="Times New Roman" w:cs="Times New Roman"/>
+          <w:sz w:val="28"/>
+          <w:szCs w:val="28"/>
+        </w:rPr>
+        <w:t xml:space="preserve"> </w:t>
+      </w:r>
+      <w:r>
+        <w:rPr>
+          <w:rFonts w:ascii="Times New Roman" w:hAnsi="Times New Roman" w:cs="Times New Roman"/>
+          <w:sz w:val="28"/>
+          <w:szCs w:val="28"/>
+        </w:rPr>
+        <w:t>На рисунке 2.</w:t>
+      </w:r>
+      <w:r>
+        <w:rPr>
+          <w:rFonts w:ascii="Times New Roman" w:hAnsi="Times New Roman" w:cs="Times New Roman"/>
+          <w:sz w:val="28"/>
+          <w:szCs w:val="28"/>
+        </w:rPr>
+        <w:t>6</w:t>
       </w:r>
       <w:r>
         <w:rPr>
@@ -6320,6 +6516,18 @@
         </w:rPr>
         <w:t xml:space="preserve"> представлена схема работы контейнера на некотором хосте. </w:t>
       </w:r>
+    </w:p>
+    <w:p>
+      <w:pPr>
+        <w:spacing w:after="0" w:line="360" w:lineRule="auto"/>
+        <w:ind w:firstLine="708"/>
+        <w:jc w:val="both"/>
+        <w:rPr>
+          <w:rFonts w:ascii="Times New Roman" w:hAnsi="Times New Roman" w:cs="Times New Roman"/>
+          <w:sz w:val="28"/>
+          <w:szCs w:val="28"/>
+        </w:rPr>
+      </w:pPr>
     </w:p>
     <w:p>
       <w:pPr>
@@ -6354,7 +6562,7 @@
                     </pic:cNvPicPr>
                   </pic:nvPicPr>
                   <pic:blipFill>
-                    <a:blip r:embed="rId12" cstate="print">
+                    <a:blip r:embed="rId13" cstate="print">
                       <a:extLst>
                         <a:ext uri="{28A0092B-C50C-407E-A947-70E740481C1C}">
                           <a14:useLocalDpi xmlns:a14="http://schemas.microsoft.com/office/drawing/2010/main" val="0"/>
@@ -6419,7 +6627,7 @@
           <w:sz w:val="28"/>
           <w:szCs w:val="28"/>
         </w:rPr>
-        <w:t xml:space="preserve">5 – Схема работы </w:t>
+        <w:t>6</w:t>
       </w:r>
       <w:r>
         <w:rPr>
@@ -6429,9 +6637,8 @@
           <w:color w:val="000000" w:themeColor="text1"/>
           <w:sz w:val="28"/>
           <w:szCs w:val="28"/>
-          <w:lang w:val="en-US"/>
-        </w:rPr>
-        <w:t>D</w:t>
+        </w:rPr>
+        <w:t xml:space="preserve"> – Схема работы </w:t>
       </w:r>
       <w:r>
         <w:rPr>
@@ -6443,7 +6650,7 @@
           <w:szCs w:val="28"/>
           <w:lang w:val="en-US"/>
         </w:rPr>
-        <w:t>ocker</w:t>
+        <w:t>D</w:t>
       </w:r>
       <w:r>
         <w:rPr>
@@ -6453,8 +6660,9 @@
           <w:color w:val="000000" w:themeColor="text1"/>
           <w:sz w:val="28"/>
           <w:szCs w:val="28"/>
-        </w:rPr>
-        <w:t>-</w:t>
+          <w:lang w:val="en-US"/>
+        </w:rPr>
+        <w:t>ocker</w:t>
       </w:r>
       <w:r>
         <w:rPr>
@@ -6465,6 +6673,17 @@
           <w:sz w:val="28"/>
           <w:szCs w:val="28"/>
         </w:rPr>
+        <w:t>-</w:t>
+      </w:r>
+      <w:r>
+        <w:rPr>
+          <w:rFonts w:ascii="Times New Roman" w:hAnsi="Times New Roman" w:cs="Times New Roman"/>
+          <w:i w:val="0"/>
+          <w:iCs w:val="0"/>
+          <w:color w:val="000000" w:themeColor="text1"/>
+          <w:sz w:val="28"/>
+          <w:szCs w:val="28"/>
+        </w:rPr>
         <w:t>контейнера.</w:t>
       </w:r>
     </w:p>
@@ -6480,34 +6699,15 @@
         </w:rPr>
       </w:pPr>
       <w:bookmarkStart w:id="18" w:name="_Hlk217695803"/>
-      <w:proofErr w:type="spellStart"/>
-      <w:r>
-        <w:rPr>
-          <w:rFonts w:ascii="Times New Roman" w:hAnsi="Times New Roman" w:cs="Times New Roman"/>
-          <w:sz w:val="28"/>
-          <w:szCs w:val="28"/>
+      <w:r>
+        <w:rPr>
+          <w:rFonts w:ascii="Times New Roman" w:hAnsi="Times New Roman" w:cs="Times New Roman"/>
+          <w:sz w:val="28"/>
+          <w:szCs w:val="28"/>
+          <w:lang w:val="en-US"/>
         </w:rPr>
         <w:t>Docker</w:t>
       </w:r>
-      <w:proofErr w:type="spellEnd"/>
-      <w:r>
-        <w:rPr>
-          <w:rFonts w:ascii="Times New Roman" w:hAnsi="Times New Roman" w:cs="Times New Roman"/>
-          <w:sz w:val="28"/>
-          <w:szCs w:val="28"/>
-        </w:rPr>
-        <w:t xml:space="preserve"> — программное обеспечение для автоматизации развёртывания и управления приложениями в средах с поддержкой контейнеризации, </w:t>
-      </w:r>
-      <w:proofErr w:type="spellStart"/>
-      <w:r>
-        <w:rPr>
-          <w:rFonts w:ascii="Times New Roman" w:hAnsi="Times New Roman" w:cs="Times New Roman"/>
-          <w:sz w:val="28"/>
-          <w:szCs w:val="28"/>
-        </w:rPr>
-        <w:t>контейнеризатор</w:t>
-      </w:r>
-      <w:proofErr w:type="spellEnd"/>
       <w:r>
         <w:rPr>
           <w:rFonts w:ascii="Times New Roman" w:hAnsi="Times New Roman" w:cs="Times New Roman"/>
@@ -6516,31 +6716,21 @@
         </w:rPr>
         <w:t xml:space="preserve"> </w:t>
       </w:r>
-      <w:proofErr w:type="gramStart"/>
-      <w:r>
-        <w:rPr>
-          <w:rFonts w:ascii="Times New Roman" w:hAnsi="Times New Roman" w:cs="Times New Roman"/>
-          <w:sz w:val="28"/>
-          <w:szCs w:val="28"/>
-        </w:rPr>
-        <w:t>приложений[</w:t>
-      </w:r>
-      <w:proofErr w:type="gramEnd"/>
-      <w:r>
-        <w:rPr>
-          <w:rFonts w:ascii="Times New Roman" w:hAnsi="Times New Roman" w:cs="Times New Roman"/>
-          <w:sz w:val="28"/>
-          <w:szCs w:val="28"/>
-        </w:rPr>
-        <w:t>23</w:t>
-      </w:r>
-      <w:r>
-        <w:rPr>
-          <w:rFonts w:ascii="Times New Roman" w:hAnsi="Times New Roman" w:cs="Times New Roman"/>
-          <w:sz w:val="28"/>
-          <w:szCs w:val="28"/>
-        </w:rPr>
-        <w:t xml:space="preserve">]. Позволяет «упаковать» приложение со всем своим окружение, и зависимостями в контейнер, который может быть развёрнут на любой </w:t>
+      <w:r>
+        <w:rPr>
+          <w:rFonts w:ascii="Times New Roman" w:hAnsi="Times New Roman" w:cs="Times New Roman"/>
+          <w:sz w:val="28"/>
+          <w:szCs w:val="28"/>
+        </w:rPr>
+        <w:t>п</w:t>
+      </w:r>
+      <w:r>
+        <w:rPr>
+          <w:rFonts w:ascii="Times New Roman" w:hAnsi="Times New Roman" w:cs="Times New Roman"/>
+          <w:sz w:val="28"/>
+          <w:szCs w:val="28"/>
+        </w:rPr>
+        <w:t xml:space="preserve">озволяет «упаковать» приложение со всем своим окружение, и зависимостями в контейнер, который может быть развёрнут на любой </w:t>
       </w:r>
       <w:proofErr w:type="spellStart"/>
       <w:r>
@@ -6558,54 +6748,83 @@
           <w:sz w:val="28"/>
           <w:szCs w:val="28"/>
         </w:rPr>
-        <w:t xml:space="preserve">-системе с поддержкой контрольных групп в ядре, а также предоставляет набор команд для управления этими контейнерами. Изначально использовал возможности LXC, с 2015 года начал использовать собственную библиотеку, абстрагирующую </w:t>
-      </w:r>
-      <w:proofErr w:type="spellStart"/>
-      <w:r>
-        <w:rPr>
-          <w:rFonts w:ascii="Times New Roman" w:hAnsi="Times New Roman" w:cs="Times New Roman"/>
-          <w:sz w:val="28"/>
-          <w:szCs w:val="28"/>
-        </w:rPr>
-        <w:t>виртуализационные</w:t>
-      </w:r>
-      <w:proofErr w:type="spellEnd"/>
-      <w:r>
-        <w:rPr>
-          <w:rFonts w:ascii="Times New Roman" w:hAnsi="Times New Roman" w:cs="Times New Roman"/>
-          <w:sz w:val="28"/>
-          <w:szCs w:val="28"/>
-        </w:rPr>
-        <w:t xml:space="preserve"> возможности ядра </w:t>
-      </w:r>
-      <w:proofErr w:type="spellStart"/>
-      <w:r>
-        <w:rPr>
-          <w:rFonts w:ascii="Times New Roman" w:hAnsi="Times New Roman" w:cs="Times New Roman"/>
-          <w:sz w:val="28"/>
-          <w:szCs w:val="28"/>
+        <w:t xml:space="preserve">-системе с поддержкой контрольных групп в ядре, а также предоставляет набор команд для управления этими контейнерами. </w:t>
+      </w:r>
+      <w:r>
+        <w:rPr>
+          <w:rFonts w:ascii="Times New Roman" w:hAnsi="Times New Roman" w:cs="Times New Roman"/>
+          <w:sz w:val="28"/>
+          <w:szCs w:val="28"/>
+        </w:rPr>
+        <w:t xml:space="preserve">Однако несмотря на ряд таких преимуществ как простота эксплуатации и развёртывания, применение </w:t>
+      </w:r>
+      <w:r>
+        <w:rPr>
+          <w:rFonts w:ascii="Times New Roman" w:hAnsi="Times New Roman" w:cs="Times New Roman"/>
+          <w:sz w:val="28"/>
+          <w:szCs w:val="28"/>
+          <w:lang w:val="en-US"/>
+        </w:rPr>
+        <w:t>Docker</w:t>
+      </w:r>
+      <w:r>
+        <w:rPr>
+          <w:rFonts w:ascii="Times New Roman" w:hAnsi="Times New Roman" w:cs="Times New Roman"/>
+          <w:sz w:val="28"/>
+          <w:szCs w:val="28"/>
+        </w:rPr>
+        <w:t xml:space="preserve"> </w:t>
+      </w:r>
+      <w:r>
+        <w:rPr>
+          <w:rFonts w:ascii="Times New Roman" w:hAnsi="Times New Roman" w:cs="Times New Roman"/>
+          <w:sz w:val="28"/>
+          <w:szCs w:val="28"/>
+        </w:rPr>
+        <w:t xml:space="preserve">сопряжено рядом технических сложностей.  </w:t>
+      </w:r>
+      <w:r>
+        <w:rPr>
+          <w:rFonts w:ascii="Times New Roman" w:hAnsi="Times New Roman" w:cs="Times New Roman"/>
+          <w:sz w:val="28"/>
+          <w:szCs w:val="28"/>
+          <w:lang w:val="en-US"/>
+        </w:rPr>
+        <w:t>Docker</w:t>
+      </w:r>
+      <w:r>
+        <w:rPr>
+          <w:rFonts w:ascii="Times New Roman" w:hAnsi="Times New Roman" w:cs="Times New Roman"/>
+          <w:sz w:val="28"/>
+          <w:szCs w:val="28"/>
+        </w:rPr>
+        <w:t xml:space="preserve"> </w:t>
+      </w:r>
+      <w:r>
+        <w:rPr>
+          <w:rFonts w:ascii="Times New Roman" w:hAnsi="Times New Roman" w:cs="Times New Roman"/>
+          <w:sz w:val="28"/>
+          <w:szCs w:val="28"/>
+        </w:rPr>
+        <w:t xml:space="preserve">требует значительных ресурсов системы, что может быть проблемой для менее мощных серверов. Также возможно наличие специфических проблем на операционных системах, отличных от </w:t>
+      </w:r>
+      <w:r>
+        <w:rPr>
+          <w:rFonts w:ascii="Times New Roman" w:hAnsi="Times New Roman" w:cs="Times New Roman"/>
+          <w:sz w:val="28"/>
+          <w:szCs w:val="28"/>
+          <w:lang w:val="en-US"/>
         </w:rPr>
         <w:t>Linux</w:t>
       </w:r>
-      <w:proofErr w:type="spellEnd"/>
-      <w:r>
-        <w:rPr>
-          <w:rFonts w:ascii="Times New Roman" w:hAnsi="Times New Roman" w:cs="Times New Roman"/>
-          <w:sz w:val="28"/>
-          <w:szCs w:val="28"/>
-        </w:rPr>
-        <w:t xml:space="preserve">. С появлением </w:t>
-      </w:r>
-      <w:proofErr w:type="spellStart"/>
-      <w:r>
-        <w:rPr>
-          <w:rFonts w:ascii="Times New Roman" w:hAnsi="Times New Roman" w:cs="Times New Roman"/>
-          <w:sz w:val="28"/>
-          <w:szCs w:val="28"/>
-        </w:rPr>
-        <w:t>Open</w:t>
-      </w:r>
-      <w:proofErr w:type="spellEnd"/>
+      <w:r>
+        <w:rPr>
+          <w:rFonts w:ascii="Times New Roman" w:hAnsi="Times New Roman" w:cs="Times New Roman"/>
+          <w:sz w:val="28"/>
+          <w:szCs w:val="28"/>
+        </w:rPr>
+        <w:t>.</w:t>
+      </w:r>
       <w:r>
         <w:rPr>
           <w:rFonts w:ascii="Times New Roman" w:hAnsi="Times New Roman" w:cs="Times New Roman"/>
@@ -6613,42 +6832,6 @@
           <w:szCs w:val="28"/>
         </w:rPr>
         <w:t xml:space="preserve"> </w:t>
-      </w:r>
-      <w:proofErr w:type="spellStart"/>
-      <w:r>
-        <w:rPr>
-          <w:rFonts w:ascii="Times New Roman" w:hAnsi="Times New Roman" w:cs="Times New Roman"/>
-          <w:sz w:val="28"/>
-          <w:szCs w:val="28"/>
-        </w:rPr>
-        <w:t>Container</w:t>
-      </w:r>
-      <w:proofErr w:type="spellEnd"/>
-      <w:r>
-        <w:rPr>
-          <w:rFonts w:ascii="Times New Roman" w:hAnsi="Times New Roman" w:cs="Times New Roman"/>
-          <w:sz w:val="28"/>
-          <w:szCs w:val="28"/>
-        </w:rPr>
-        <w:t xml:space="preserve"> </w:t>
-      </w:r>
-      <w:proofErr w:type="spellStart"/>
-      <w:r>
-        <w:rPr>
-          <w:rFonts w:ascii="Times New Roman" w:hAnsi="Times New Roman" w:cs="Times New Roman"/>
-          <w:sz w:val="28"/>
-          <w:szCs w:val="28"/>
-        </w:rPr>
-        <w:t>Initiative</w:t>
-      </w:r>
-      <w:proofErr w:type="spellEnd"/>
-      <w:r>
-        <w:rPr>
-          <w:rFonts w:ascii="Times New Roman" w:hAnsi="Times New Roman" w:cs="Times New Roman"/>
-          <w:sz w:val="28"/>
-          <w:szCs w:val="28"/>
-        </w:rPr>
-        <w:t xml:space="preserve"> начался переход от монолитной к модульной архитектуре.</w:t>
       </w:r>
     </w:p>
     <w:p>
@@ -6662,6 +6845,156 @@
           <w:szCs w:val="28"/>
         </w:rPr>
       </w:pPr>
+      <w:proofErr w:type="spellStart"/>
+      <w:r>
+        <w:rPr>
+          <w:rFonts w:ascii="Times New Roman" w:hAnsi="Times New Roman" w:cs="Times New Roman"/>
+          <w:sz w:val="28"/>
+          <w:szCs w:val="28"/>
+        </w:rPr>
+        <w:t>Rocket</w:t>
+      </w:r>
+      <w:proofErr w:type="spellEnd"/>
+      <w:r>
+        <w:rPr>
+          <w:rFonts w:ascii="Times New Roman" w:hAnsi="Times New Roman" w:cs="Times New Roman"/>
+          <w:sz w:val="28"/>
+          <w:szCs w:val="28"/>
+        </w:rPr>
+        <w:t xml:space="preserve"> (</w:t>
+      </w:r>
+      <w:proofErr w:type="spellStart"/>
+      <w:r>
+        <w:rPr>
+          <w:rFonts w:ascii="Times New Roman" w:hAnsi="Times New Roman" w:cs="Times New Roman"/>
+          <w:sz w:val="28"/>
+          <w:szCs w:val="28"/>
+        </w:rPr>
+        <w:t>rkt</w:t>
+      </w:r>
+      <w:proofErr w:type="spellEnd"/>
+      <w:r>
+        <w:rPr>
+          <w:rFonts w:ascii="Times New Roman" w:hAnsi="Times New Roman" w:cs="Times New Roman"/>
+          <w:sz w:val="28"/>
+          <w:szCs w:val="28"/>
+        </w:rPr>
+        <w:t xml:space="preserve">) был разработан </w:t>
+      </w:r>
+      <w:proofErr w:type="spellStart"/>
+      <w:r>
+        <w:rPr>
+          <w:rFonts w:ascii="Times New Roman" w:hAnsi="Times New Roman" w:cs="Times New Roman"/>
+          <w:sz w:val="28"/>
+          <w:szCs w:val="28"/>
+        </w:rPr>
+        <w:t>CoreOS</w:t>
+      </w:r>
+      <w:proofErr w:type="spellEnd"/>
+      <w:r>
+        <w:rPr>
+          <w:rFonts w:ascii="Times New Roman" w:hAnsi="Times New Roman" w:cs="Times New Roman"/>
+          <w:sz w:val="28"/>
+          <w:szCs w:val="28"/>
+        </w:rPr>
+        <w:t xml:space="preserve"> как альтернатива </w:t>
+      </w:r>
+      <w:proofErr w:type="spellStart"/>
+      <w:r>
+        <w:rPr>
+          <w:rFonts w:ascii="Times New Roman" w:hAnsi="Times New Roman" w:cs="Times New Roman"/>
+          <w:sz w:val="28"/>
+          <w:szCs w:val="28"/>
+        </w:rPr>
+        <w:t>Docker</w:t>
+      </w:r>
+      <w:proofErr w:type="spellEnd"/>
+      <w:r>
+        <w:rPr>
+          <w:rFonts w:ascii="Times New Roman" w:hAnsi="Times New Roman" w:cs="Times New Roman"/>
+          <w:sz w:val="28"/>
+          <w:szCs w:val="28"/>
+        </w:rPr>
+        <w:t xml:space="preserve">, ориентированная на безопасность и </w:t>
+      </w:r>
+      <w:proofErr w:type="gramStart"/>
+      <w:r>
+        <w:rPr>
+          <w:rFonts w:ascii="Times New Roman" w:hAnsi="Times New Roman" w:cs="Times New Roman"/>
+          <w:sz w:val="28"/>
+          <w:szCs w:val="28"/>
+        </w:rPr>
+        <w:t>простоту[</w:t>
+      </w:r>
+      <w:proofErr w:type="gramEnd"/>
+      <w:r>
+        <w:rPr>
+          <w:rFonts w:ascii="Times New Roman" w:hAnsi="Times New Roman" w:cs="Times New Roman"/>
+          <w:sz w:val="28"/>
+          <w:szCs w:val="28"/>
+        </w:rPr>
+        <w:t>24</w:t>
+      </w:r>
+      <w:r>
+        <w:rPr>
+          <w:rFonts w:ascii="Times New Roman" w:hAnsi="Times New Roman" w:cs="Times New Roman"/>
+          <w:sz w:val="28"/>
+          <w:szCs w:val="28"/>
+        </w:rPr>
+        <w:t>]</w:t>
+      </w:r>
+      <w:r>
+        <w:rPr>
+          <w:rFonts w:ascii="Times New Roman" w:hAnsi="Times New Roman" w:cs="Times New Roman"/>
+          <w:sz w:val="28"/>
+          <w:szCs w:val="28"/>
+        </w:rPr>
+        <w:t>.</w:t>
+      </w:r>
+      <w:r>
+        <w:rPr>
+          <w:rFonts w:ascii="Times New Roman" w:hAnsi="Times New Roman" w:cs="Times New Roman"/>
+          <w:sz w:val="28"/>
+          <w:szCs w:val="28"/>
+        </w:rPr>
+        <w:t xml:space="preserve"> В отличие от </w:t>
+      </w:r>
+      <w:proofErr w:type="spellStart"/>
+      <w:r>
+        <w:rPr>
+          <w:rFonts w:ascii="Times New Roman" w:hAnsi="Times New Roman" w:cs="Times New Roman"/>
+          <w:sz w:val="28"/>
+          <w:szCs w:val="28"/>
+        </w:rPr>
+        <w:t>Docker</w:t>
+      </w:r>
+      <w:proofErr w:type="spellEnd"/>
+      <w:r>
+        <w:rPr>
+          <w:rFonts w:ascii="Times New Roman" w:hAnsi="Times New Roman" w:cs="Times New Roman"/>
+          <w:sz w:val="28"/>
+          <w:szCs w:val="28"/>
+        </w:rPr>
+        <w:t xml:space="preserve">, </w:t>
+      </w:r>
+      <w:proofErr w:type="spellStart"/>
+      <w:r>
+        <w:rPr>
+          <w:rFonts w:ascii="Times New Roman" w:hAnsi="Times New Roman" w:cs="Times New Roman"/>
+          <w:sz w:val="28"/>
+          <w:szCs w:val="28"/>
+        </w:rPr>
+        <w:t>rkt</w:t>
+      </w:r>
+      <w:proofErr w:type="spellEnd"/>
+      <w:r>
+        <w:rPr>
+          <w:rFonts w:ascii="Times New Roman" w:hAnsi="Times New Roman" w:cs="Times New Roman"/>
+          <w:sz w:val="28"/>
+          <w:szCs w:val="28"/>
+        </w:rPr>
+        <w:t xml:space="preserve"> не </w:t>
+      </w:r>
       <w:r>
         <w:rPr>
           <w:rFonts w:ascii="Times New Roman" w:hAnsi="Times New Roman" w:cs="Times New Roman"/>
@@ -6669,43 +7002,327 @@
           <w:szCs w:val="28"/>
         </w:rPr>
         <w:lastRenderedPageBreak/>
-        <w:t xml:space="preserve">Программное обеспечение функционирует в среде </w:t>
-      </w:r>
-      <w:proofErr w:type="spellStart"/>
-      <w:r>
-        <w:rPr>
-          <w:rFonts w:ascii="Times New Roman" w:hAnsi="Times New Roman" w:cs="Times New Roman"/>
-          <w:sz w:val="28"/>
-          <w:szCs w:val="28"/>
-        </w:rPr>
-        <w:t>Linux</w:t>
-      </w:r>
-      <w:proofErr w:type="spellEnd"/>
-      <w:r>
-        <w:rPr>
-          <w:rFonts w:ascii="Times New Roman" w:hAnsi="Times New Roman" w:cs="Times New Roman"/>
-          <w:sz w:val="28"/>
-          <w:szCs w:val="28"/>
-        </w:rPr>
-        <w:t xml:space="preserve"> с ядром, поддерживающим контрольные группы и изоляцию пространств имён; существуют сборки только для платформ x86-64 и ARM. Начиная с версии 1.6 (апрель 2015 года) возможно использование в операционных системах семейства </w:t>
-      </w:r>
-      <w:proofErr w:type="spellStart"/>
-      <w:r>
-        <w:rPr>
-          <w:rFonts w:ascii="Times New Roman" w:hAnsi="Times New Roman" w:cs="Times New Roman"/>
-          <w:sz w:val="28"/>
-          <w:szCs w:val="28"/>
-        </w:rPr>
-        <w:t>Windows</w:t>
-      </w:r>
-      <w:proofErr w:type="spellEnd"/>
-      <w:r>
-        <w:rPr>
-          <w:rFonts w:ascii="Times New Roman" w:hAnsi="Times New Roman" w:cs="Times New Roman"/>
-          <w:sz w:val="28"/>
-          <w:szCs w:val="28"/>
-        </w:rPr>
-        <w:t>.</w:t>
+        <w:t>требует демона для управления контейнерами — это упрощает архитектуру и снижает потенциальную поверхность атаки. </w:t>
+      </w:r>
+      <w:proofErr w:type="spellStart"/>
+      <w:r>
+        <w:rPr>
+          <w:rFonts w:ascii="Times New Roman" w:hAnsi="Times New Roman" w:cs="Times New Roman"/>
+          <w:sz w:val="28"/>
+          <w:szCs w:val="28"/>
+        </w:rPr>
+        <w:t>Rkt</w:t>
+      </w:r>
+      <w:proofErr w:type="spellEnd"/>
+      <w:r>
+        <w:rPr>
+          <w:rFonts w:ascii="Times New Roman" w:hAnsi="Times New Roman" w:cs="Times New Roman"/>
+          <w:sz w:val="28"/>
+          <w:szCs w:val="28"/>
+        </w:rPr>
+        <w:t xml:space="preserve"> использует формат образов </w:t>
+      </w:r>
+      <w:proofErr w:type="spellStart"/>
+      <w:r>
+        <w:rPr>
+          <w:rFonts w:ascii="Times New Roman" w:hAnsi="Times New Roman" w:cs="Times New Roman"/>
+          <w:sz w:val="28"/>
+          <w:szCs w:val="28"/>
+        </w:rPr>
+        <w:t>appc</w:t>
+      </w:r>
+      <w:proofErr w:type="spellEnd"/>
+      <w:r>
+        <w:rPr>
+          <w:rFonts w:ascii="Times New Roman" w:hAnsi="Times New Roman" w:cs="Times New Roman"/>
+          <w:sz w:val="28"/>
+          <w:szCs w:val="28"/>
+        </w:rPr>
+        <w:t xml:space="preserve"> (</w:t>
+      </w:r>
+      <w:proofErr w:type="spellStart"/>
+      <w:r>
+        <w:rPr>
+          <w:rFonts w:ascii="Times New Roman" w:hAnsi="Times New Roman" w:cs="Times New Roman"/>
+          <w:sz w:val="28"/>
+          <w:szCs w:val="28"/>
+        </w:rPr>
+        <w:t>Application</w:t>
+      </w:r>
+      <w:proofErr w:type="spellEnd"/>
+      <w:r>
+        <w:rPr>
+          <w:rFonts w:ascii="Times New Roman" w:hAnsi="Times New Roman" w:cs="Times New Roman"/>
+          <w:sz w:val="28"/>
+          <w:szCs w:val="28"/>
+        </w:rPr>
+        <w:t xml:space="preserve"> </w:t>
+      </w:r>
+      <w:proofErr w:type="spellStart"/>
+      <w:r>
+        <w:rPr>
+          <w:rFonts w:ascii="Times New Roman" w:hAnsi="Times New Roman" w:cs="Times New Roman"/>
+          <w:sz w:val="28"/>
+          <w:szCs w:val="28"/>
+        </w:rPr>
+        <w:t>Container</w:t>
+      </w:r>
+      <w:proofErr w:type="spellEnd"/>
+      <w:r>
+        <w:rPr>
+          <w:rFonts w:ascii="Times New Roman" w:hAnsi="Times New Roman" w:cs="Times New Roman"/>
+          <w:sz w:val="28"/>
+          <w:szCs w:val="28"/>
+        </w:rPr>
+        <w:t xml:space="preserve"> </w:t>
+      </w:r>
+      <w:proofErr w:type="spellStart"/>
+      <w:r>
+        <w:rPr>
+          <w:rFonts w:ascii="Times New Roman" w:hAnsi="Times New Roman" w:cs="Times New Roman"/>
+          <w:sz w:val="28"/>
+          <w:szCs w:val="28"/>
+        </w:rPr>
+        <w:t>Image</w:t>
+      </w:r>
+      <w:proofErr w:type="spellEnd"/>
+      <w:r>
+        <w:rPr>
+          <w:rFonts w:ascii="Times New Roman" w:hAnsi="Times New Roman" w:cs="Times New Roman"/>
+          <w:sz w:val="28"/>
+          <w:szCs w:val="28"/>
+        </w:rPr>
+        <w:t xml:space="preserve">) - более открытый и модульный, чем </w:t>
+      </w:r>
+      <w:proofErr w:type="spellStart"/>
+      <w:r>
+        <w:rPr>
+          <w:rFonts w:ascii="Times New Roman" w:hAnsi="Times New Roman" w:cs="Times New Roman"/>
+          <w:sz w:val="28"/>
+          <w:szCs w:val="28"/>
+        </w:rPr>
+        <w:t>Docker</w:t>
+      </w:r>
+      <w:proofErr w:type="spellEnd"/>
+      <w:r>
+        <w:rPr>
+          <w:rFonts w:ascii="Times New Roman" w:hAnsi="Times New Roman" w:cs="Times New Roman"/>
+          <w:sz w:val="28"/>
+          <w:szCs w:val="28"/>
+        </w:rPr>
+        <w:t xml:space="preserve">. </w:t>
+      </w:r>
+      <w:r>
+        <w:rPr>
+          <w:rFonts w:ascii="Times New Roman" w:hAnsi="Times New Roman" w:cs="Times New Roman"/>
+          <w:sz w:val="28"/>
+          <w:szCs w:val="28"/>
+        </w:rPr>
+        <w:t xml:space="preserve">Однако </w:t>
+      </w:r>
+      <w:r>
+        <w:rPr>
+          <w:rFonts w:ascii="Times New Roman" w:hAnsi="Times New Roman" w:cs="Times New Roman"/>
+          <w:sz w:val="28"/>
+          <w:szCs w:val="28"/>
+          <w:lang w:val="en-US"/>
+        </w:rPr>
+        <w:t>Rocket</w:t>
+      </w:r>
+      <w:r>
+        <w:rPr>
+          <w:rFonts w:ascii="Times New Roman" w:hAnsi="Times New Roman" w:cs="Times New Roman"/>
+          <w:sz w:val="28"/>
+          <w:szCs w:val="28"/>
+        </w:rPr>
+        <w:t xml:space="preserve"> </w:t>
+      </w:r>
+      <w:r>
+        <w:rPr>
+          <w:rFonts w:ascii="Times New Roman" w:hAnsi="Times New Roman" w:cs="Times New Roman"/>
+          <w:sz w:val="28"/>
+          <w:szCs w:val="28"/>
+        </w:rPr>
+        <w:t xml:space="preserve">так и не получил </w:t>
+      </w:r>
+      <w:r>
+        <w:rPr>
+          <w:rFonts w:ascii="Times New Roman" w:hAnsi="Times New Roman" w:cs="Times New Roman"/>
+          <w:sz w:val="28"/>
+          <w:szCs w:val="28"/>
+        </w:rPr>
+        <w:t>широкого распространения из-за плохой поддержки со стороны разработчиков (проект в архиве с 2019 года)</w:t>
+      </w:r>
+      <w:bookmarkEnd w:id="18"/>
+      <w:r>
+        <w:rPr>
+          <w:rFonts w:ascii="Times New Roman" w:hAnsi="Times New Roman" w:cs="Times New Roman"/>
+          <w:sz w:val="28"/>
+          <w:szCs w:val="28"/>
+        </w:rPr>
+        <w:t>: н</w:t>
+      </w:r>
+      <w:r>
+        <w:rPr>
+          <w:rFonts w:ascii="Times New Roman" w:hAnsi="Times New Roman" w:cs="Times New Roman"/>
+          <w:sz w:val="28"/>
+          <w:szCs w:val="28"/>
+        </w:rPr>
+        <w:t xml:space="preserve">айти готовые конфигурации, инструменты или помощь сообщества по </w:t>
+      </w:r>
+      <w:proofErr w:type="spellStart"/>
+      <w:r>
+        <w:rPr>
+          <w:rFonts w:ascii="Times New Roman" w:hAnsi="Times New Roman" w:cs="Times New Roman"/>
+          <w:sz w:val="28"/>
+          <w:szCs w:val="28"/>
+        </w:rPr>
+        <w:t>rkt</w:t>
+      </w:r>
+      <w:proofErr w:type="spellEnd"/>
+      <w:r>
+        <w:rPr>
+          <w:rFonts w:ascii="Times New Roman" w:hAnsi="Times New Roman" w:cs="Times New Roman"/>
+          <w:sz w:val="28"/>
+          <w:szCs w:val="28"/>
+        </w:rPr>
+        <w:t xml:space="preserve"> невозможно</w:t>
+      </w:r>
+      <w:r>
+        <w:rPr>
+          <w:rFonts w:ascii="Times New Roman" w:hAnsi="Times New Roman" w:cs="Times New Roman"/>
+          <w:sz w:val="28"/>
+          <w:szCs w:val="28"/>
+        </w:rPr>
+        <w:t>. Также у</w:t>
+      </w:r>
+      <w:r>
+        <w:rPr>
+          <w:rFonts w:ascii="Times New Roman" w:hAnsi="Times New Roman" w:cs="Times New Roman"/>
+          <w:sz w:val="28"/>
+          <w:szCs w:val="28"/>
+        </w:rPr>
+        <w:t xml:space="preserve"> </w:t>
+      </w:r>
+      <w:proofErr w:type="spellStart"/>
+      <w:r>
+        <w:rPr>
+          <w:rFonts w:ascii="Times New Roman" w:hAnsi="Times New Roman" w:cs="Times New Roman"/>
+          <w:sz w:val="28"/>
+          <w:szCs w:val="28"/>
+        </w:rPr>
+        <w:t>rkt</w:t>
+      </w:r>
+      <w:proofErr w:type="spellEnd"/>
+      <w:r>
+        <w:rPr>
+          <w:rFonts w:ascii="Times New Roman" w:hAnsi="Times New Roman" w:cs="Times New Roman"/>
+          <w:sz w:val="28"/>
+          <w:szCs w:val="28"/>
+        </w:rPr>
+        <w:t xml:space="preserve"> не</w:t>
+      </w:r>
+      <w:r>
+        <w:rPr>
+          <w:rFonts w:ascii="Times New Roman" w:hAnsi="Times New Roman" w:cs="Times New Roman"/>
+          <w:sz w:val="28"/>
+          <w:szCs w:val="28"/>
+        </w:rPr>
+        <w:t xml:space="preserve">т </w:t>
+      </w:r>
+      <w:r>
+        <w:rPr>
+          <w:rFonts w:ascii="Times New Roman" w:hAnsi="Times New Roman" w:cs="Times New Roman"/>
+          <w:sz w:val="28"/>
+          <w:szCs w:val="28"/>
+        </w:rPr>
+        <w:t xml:space="preserve">встроенных решений для организации сети между контейнерами, как в </w:t>
+      </w:r>
+      <w:proofErr w:type="spellStart"/>
+      <w:r>
+        <w:rPr>
+          <w:rFonts w:ascii="Times New Roman" w:hAnsi="Times New Roman" w:cs="Times New Roman"/>
+          <w:sz w:val="28"/>
+          <w:szCs w:val="28"/>
+        </w:rPr>
+        <w:t>Docker</w:t>
+      </w:r>
+      <w:proofErr w:type="spellEnd"/>
+      <w:r>
+        <w:rPr>
+          <w:rFonts w:ascii="Times New Roman" w:hAnsi="Times New Roman" w:cs="Times New Roman"/>
+          <w:sz w:val="28"/>
+          <w:szCs w:val="28"/>
+        </w:rPr>
+        <w:t xml:space="preserve"> (</w:t>
+      </w:r>
+      <w:proofErr w:type="spellStart"/>
+      <w:r>
+        <w:rPr>
+          <w:rFonts w:ascii="Times New Roman" w:hAnsi="Times New Roman" w:cs="Times New Roman"/>
+          <w:sz w:val="28"/>
+          <w:szCs w:val="28"/>
+        </w:rPr>
+        <w:t>bridge</w:t>
+      </w:r>
+      <w:proofErr w:type="spellEnd"/>
+      <w:r>
+        <w:rPr>
+          <w:rFonts w:ascii="Times New Roman" w:hAnsi="Times New Roman" w:cs="Times New Roman"/>
+          <w:sz w:val="28"/>
+          <w:szCs w:val="28"/>
+        </w:rPr>
+        <w:t xml:space="preserve">, </w:t>
+      </w:r>
+      <w:proofErr w:type="spellStart"/>
+      <w:r>
+        <w:rPr>
+          <w:rFonts w:ascii="Times New Roman" w:hAnsi="Times New Roman" w:cs="Times New Roman"/>
+          <w:sz w:val="28"/>
+          <w:szCs w:val="28"/>
+        </w:rPr>
+        <w:t>overlay</w:t>
+      </w:r>
+      <w:proofErr w:type="spellEnd"/>
+      <w:r>
+        <w:rPr>
+          <w:rFonts w:ascii="Times New Roman" w:hAnsi="Times New Roman" w:cs="Times New Roman"/>
+          <w:sz w:val="28"/>
+          <w:szCs w:val="28"/>
+        </w:rPr>
+        <w:t>)</w:t>
+      </w:r>
+      <w:r>
+        <w:rPr>
+          <w:rFonts w:ascii="Times New Roman" w:hAnsi="Times New Roman" w:cs="Times New Roman"/>
+          <w:sz w:val="28"/>
+          <w:szCs w:val="28"/>
+        </w:rPr>
+        <w:t>, ч</w:t>
+      </w:r>
+      <w:r>
+        <w:rPr>
+          <w:rFonts w:ascii="Times New Roman" w:hAnsi="Times New Roman" w:cs="Times New Roman"/>
+          <w:sz w:val="28"/>
+          <w:szCs w:val="28"/>
+        </w:rPr>
+        <w:t xml:space="preserve">то </w:t>
+      </w:r>
+      <w:r>
+        <w:rPr>
+          <w:rFonts w:ascii="Times New Roman" w:hAnsi="Times New Roman" w:cs="Times New Roman"/>
+          <w:sz w:val="28"/>
+          <w:szCs w:val="28"/>
+        </w:rPr>
+        <w:t>усложняет</w:t>
+      </w:r>
+      <w:r>
+        <w:rPr>
+          <w:rFonts w:ascii="Times New Roman" w:hAnsi="Times New Roman" w:cs="Times New Roman"/>
+          <w:sz w:val="28"/>
+          <w:szCs w:val="28"/>
+        </w:rPr>
+        <w:t xml:space="preserve"> локальную настройку.</w:t>
       </w:r>
     </w:p>
     <w:p>
@@ -6725,36 +7342,43 @@
           <w:sz w:val="28"/>
           <w:szCs w:val="28"/>
         </w:rPr>
-        <w:t xml:space="preserve">В состав программных средств входит демон — сервер контейнеров (запускается командой </w:t>
-      </w:r>
-      <w:proofErr w:type="spellStart"/>
-      <w:r>
-        <w:rPr>
-          <w:rFonts w:ascii="Times New Roman" w:hAnsi="Times New Roman" w:cs="Times New Roman"/>
-          <w:sz w:val="28"/>
-          <w:szCs w:val="28"/>
-        </w:rPr>
-        <w:t>docker</w:t>
-      </w:r>
-      <w:proofErr w:type="spellEnd"/>
-      <w:r>
-        <w:rPr>
-          <w:rFonts w:ascii="Times New Roman" w:hAnsi="Times New Roman" w:cs="Times New Roman"/>
-          <w:sz w:val="28"/>
-          <w:szCs w:val="28"/>
-        </w:rPr>
-        <w:t xml:space="preserve"> -d), клиентские средства, позволяющие из интерфейса командной строки управлять образами и контейнерами, а также API, позволяющий в стиле REST управлять контейнерами </w:t>
-      </w:r>
-      <w:proofErr w:type="spellStart"/>
-      <w:r>
-        <w:rPr>
-          <w:rFonts w:ascii="Times New Roman" w:hAnsi="Times New Roman" w:cs="Times New Roman"/>
-          <w:sz w:val="28"/>
-          <w:szCs w:val="28"/>
-        </w:rPr>
-        <w:t>программно</w:t>
-      </w:r>
-      <w:proofErr w:type="spellEnd"/>
+        <w:t xml:space="preserve">Таким образом, исходя из анализа инструментов контейнеризации, становится очевидным, что для эффективной реализации </w:t>
+      </w:r>
+      <w:proofErr w:type="spellStart"/>
+      <w:r>
+        <w:rPr>
+          <w:rFonts w:ascii="Times New Roman" w:hAnsi="Times New Roman" w:cs="Times New Roman"/>
+          <w:sz w:val="28"/>
+          <w:szCs w:val="28"/>
+        </w:rPr>
+        <w:t>микросервисного</w:t>
+      </w:r>
+      <w:proofErr w:type="spellEnd"/>
+      <w:r>
+        <w:rPr>
+          <w:rFonts w:ascii="Times New Roman" w:hAnsi="Times New Roman" w:cs="Times New Roman"/>
+          <w:sz w:val="28"/>
+          <w:szCs w:val="28"/>
+        </w:rPr>
+        <w:t xml:space="preserve"> приложения следует использовать именно </w:t>
+      </w:r>
+      <w:r>
+        <w:rPr>
+          <w:rFonts w:ascii="Times New Roman" w:hAnsi="Times New Roman" w:cs="Times New Roman"/>
+          <w:sz w:val="28"/>
+          <w:szCs w:val="28"/>
+          <w:lang w:val="en-US"/>
+        </w:rPr>
+        <w:t>Docker</w:t>
+      </w:r>
+      <w:r>
+        <w:rPr>
+          <w:rFonts w:ascii="Times New Roman" w:hAnsi="Times New Roman" w:cs="Times New Roman"/>
+          <w:sz w:val="28"/>
+          <w:szCs w:val="28"/>
+        </w:rPr>
+        <w:t>, его преимущества перед традиционными подходами к развертыванию делают его незаменимым стандартом современной разработки.</w:t>
+      </w:r>
       <w:r>
         <w:rPr>
           <w:rFonts w:ascii="Times New Roman" w:hAnsi="Times New Roman" w:cs="Times New Roman"/>
@@ -6781,25 +7405,69 @@
           <w:sz w:val="28"/>
           <w:szCs w:val="28"/>
         </w:rPr>
-        <w:t xml:space="preserve">Демон обеспечивает полную изоляцию запускаемых на узле контейнеров на уровне файловой системы (у каждого контейнера собственная корневая файловая система), на уровне процессов (процессы имеют доступ только к собственной файловой системе контейнера, а ресурсы разделены средствами </w:t>
-      </w:r>
-      <w:proofErr w:type="spellStart"/>
-      <w:r>
-        <w:rPr>
-          <w:rFonts w:ascii="Times New Roman" w:hAnsi="Times New Roman" w:cs="Times New Roman"/>
-          <w:sz w:val="28"/>
-          <w:szCs w:val="28"/>
-        </w:rPr>
-        <w:t>libcontainer</w:t>
-      </w:r>
-      <w:proofErr w:type="spellEnd"/>
-      <w:r>
-        <w:rPr>
-          <w:rFonts w:ascii="Times New Roman" w:hAnsi="Times New Roman" w:cs="Times New Roman"/>
-          <w:sz w:val="28"/>
-          <w:szCs w:val="28"/>
-        </w:rPr>
-        <w:t>), на уровне сети (каждый контейнер имеет доступ только к привязанному к нему сетевому пространству имён и соответствующим виртуальным сетевым интерфейсам).</w:t>
+        <w:t xml:space="preserve">В рамках рассмотрения </w:t>
+      </w:r>
+      <w:proofErr w:type="spellStart"/>
+      <w:r>
+        <w:rPr>
+          <w:rFonts w:ascii="Times New Roman" w:hAnsi="Times New Roman" w:cs="Times New Roman"/>
+          <w:sz w:val="28"/>
+          <w:szCs w:val="28"/>
+        </w:rPr>
+        <w:t>микросервисной</w:t>
+      </w:r>
+      <w:proofErr w:type="spellEnd"/>
+      <w:r>
+        <w:rPr>
+          <w:rFonts w:ascii="Times New Roman" w:hAnsi="Times New Roman" w:cs="Times New Roman"/>
+          <w:sz w:val="28"/>
+          <w:szCs w:val="28"/>
+        </w:rPr>
+        <w:t xml:space="preserve"> архитектуры высоконагруженных информационных систем перед разработчиками возникает задача балансировки нагрузки: проблема обеспечения качественной работы программного продукта в условиях ограниченного количества серверных мощностей. К тому же проблема усугубляется неочевидностью распределения этих мощностей по </w:t>
+      </w:r>
+      <w:proofErr w:type="spellStart"/>
+      <w:r>
+        <w:rPr>
+          <w:rFonts w:ascii="Times New Roman" w:hAnsi="Times New Roman" w:cs="Times New Roman"/>
+          <w:sz w:val="28"/>
+          <w:szCs w:val="28"/>
+        </w:rPr>
+        <w:t>микросервисам</w:t>
+      </w:r>
+      <w:proofErr w:type="spellEnd"/>
+      <w:r>
+        <w:rPr>
+          <w:rFonts w:ascii="Times New Roman" w:hAnsi="Times New Roman" w:cs="Times New Roman"/>
+          <w:sz w:val="28"/>
+          <w:szCs w:val="28"/>
+        </w:rPr>
+        <w:t>. Программным решением данной задачи являются оркестраторы – инструменты для управления контейнерами. Под</w:t>
+      </w:r>
+      <w:r>
+        <w:rPr>
+          <w:rFonts w:ascii="Times New Roman" w:hAnsi="Times New Roman" w:cs="Times New Roman"/>
+          <w:sz w:val="28"/>
+          <w:szCs w:val="28"/>
+        </w:rPr>
+        <w:t xml:space="preserve"> </w:t>
+      </w:r>
+      <w:proofErr w:type="gramStart"/>
+      <w:r>
+        <w:rPr>
+          <w:rFonts w:ascii="Times New Roman" w:hAnsi="Times New Roman" w:cs="Times New Roman"/>
+          <w:sz w:val="28"/>
+          <w:szCs w:val="28"/>
+        </w:rPr>
+        <w:t>- это</w:t>
+      </w:r>
+      <w:proofErr w:type="gramEnd"/>
+      <w:r>
+        <w:rPr>
+          <w:rFonts w:ascii="Times New Roman" w:hAnsi="Times New Roman" w:cs="Times New Roman"/>
+          <w:sz w:val="28"/>
+          <w:szCs w:val="28"/>
+        </w:rPr>
+        <w:t xml:space="preserve"> фундаментальная, наименьшая и самая простая единица развертывания оркестратора, которая состоит из одного или нескольких контейнеров. Реплика – это идентичная копия пода.</w:t>
       </w:r>
     </w:p>
     <w:p>
@@ -6813,518 +7481,33 @@
           <w:szCs w:val="28"/>
         </w:rPr>
       </w:pPr>
-      <w:r>
-        <w:rPr>
-          <w:rFonts w:ascii="Times New Roman" w:hAnsi="Times New Roman" w:cs="Times New Roman"/>
-          <w:sz w:val="28"/>
-          <w:szCs w:val="28"/>
-        </w:rPr>
-        <w:t>Набор клиентских средств позволяет запускать процессы в новых контейнерах (</w:t>
-      </w:r>
-      <w:proofErr w:type="spellStart"/>
-      <w:r>
-        <w:rPr>
-          <w:rFonts w:ascii="Times New Roman" w:hAnsi="Times New Roman" w:cs="Times New Roman"/>
-          <w:sz w:val="28"/>
-          <w:szCs w:val="28"/>
-        </w:rPr>
-        <w:t>docker</w:t>
-      </w:r>
-      <w:proofErr w:type="spellEnd"/>
-      <w:r>
-        <w:rPr>
-          <w:rFonts w:ascii="Times New Roman" w:hAnsi="Times New Roman" w:cs="Times New Roman"/>
-          <w:sz w:val="28"/>
-          <w:szCs w:val="28"/>
-        </w:rPr>
-        <w:t xml:space="preserve"> </w:t>
-      </w:r>
-      <w:proofErr w:type="spellStart"/>
-      <w:r>
-        <w:rPr>
-          <w:rFonts w:ascii="Times New Roman" w:hAnsi="Times New Roman" w:cs="Times New Roman"/>
-          <w:sz w:val="28"/>
-          <w:szCs w:val="28"/>
-        </w:rPr>
-        <w:t>run</w:t>
-      </w:r>
-      <w:proofErr w:type="spellEnd"/>
-      <w:r>
-        <w:rPr>
-          <w:rFonts w:ascii="Times New Roman" w:hAnsi="Times New Roman" w:cs="Times New Roman"/>
-          <w:sz w:val="28"/>
-          <w:szCs w:val="28"/>
-        </w:rPr>
-        <w:t>), останавливать и запускать контейнеры (</w:t>
-      </w:r>
-      <w:proofErr w:type="spellStart"/>
-      <w:r>
-        <w:rPr>
-          <w:rFonts w:ascii="Times New Roman" w:hAnsi="Times New Roman" w:cs="Times New Roman"/>
-          <w:sz w:val="28"/>
-          <w:szCs w:val="28"/>
-        </w:rPr>
-        <w:t>docker</w:t>
-      </w:r>
-      <w:proofErr w:type="spellEnd"/>
-      <w:r>
-        <w:rPr>
-          <w:rFonts w:ascii="Times New Roman" w:hAnsi="Times New Roman" w:cs="Times New Roman"/>
-          <w:sz w:val="28"/>
-          <w:szCs w:val="28"/>
-        </w:rPr>
-        <w:t xml:space="preserve"> </w:t>
-      </w:r>
-      <w:proofErr w:type="spellStart"/>
-      <w:r>
-        <w:rPr>
-          <w:rFonts w:ascii="Times New Roman" w:hAnsi="Times New Roman" w:cs="Times New Roman"/>
-          <w:sz w:val="28"/>
-          <w:szCs w:val="28"/>
-        </w:rPr>
-        <w:t>stop</w:t>
-      </w:r>
-      <w:proofErr w:type="spellEnd"/>
-      <w:r>
-        <w:rPr>
-          <w:rFonts w:ascii="Times New Roman" w:hAnsi="Times New Roman" w:cs="Times New Roman"/>
-          <w:sz w:val="28"/>
-          <w:szCs w:val="28"/>
-        </w:rPr>
-        <w:t xml:space="preserve"> и </w:t>
-      </w:r>
-      <w:proofErr w:type="spellStart"/>
-      <w:r>
-        <w:rPr>
-          <w:rFonts w:ascii="Times New Roman" w:hAnsi="Times New Roman" w:cs="Times New Roman"/>
-          <w:sz w:val="28"/>
-          <w:szCs w:val="28"/>
-        </w:rPr>
-        <w:t>docker</w:t>
-      </w:r>
-      <w:proofErr w:type="spellEnd"/>
-      <w:r>
-        <w:rPr>
-          <w:rFonts w:ascii="Times New Roman" w:hAnsi="Times New Roman" w:cs="Times New Roman"/>
-          <w:sz w:val="28"/>
-          <w:szCs w:val="28"/>
-        </w:rPr>
-        <w:t xml:space="preserve"> </w:t>
-      </w:r>
-      <w:proofErr w:type="spellStart"/>
-      <w:r>
-        <w:rPr>
-          <w:rFonts w:ascii="Times New Roman" w:hAnsi="Times New Roman" w:cs="Times New Roman"/>
-          <w:sz w:val="28"/>
-          <w:szCs w:val="28"/>
-        </w:rPr>
-        <w:t>start</w:t>
-      </w:r>
-      <w:proofErr w:type="spellEnd"/>
-      <w:r>
-        <w:rPr>
-          <w:rFonts w:ascii="Times New Roman" w:hAnsi="Times New Roman" w:cs="Times New Roman"/>
-          <w:sz w:val="28"/>
-          <w:szCs w:val="28"/>
-        </w:rPr>
-        <w:t>), приостанавливать и возобновлять процессы в контейнерах (</w:t>
-      </w:r>
-      <w:proofErr w:type="spellStart"/>
-      <w:r>
-        <w:rPr>
-          <w:rFonts w:ascii="Times New Roman" w:hAnsi="Times New Roman" w:cs="Times New Roman"/>
-          <w:sz w:val="28"/>
-          <w:szCs w:val="28"/>
-        </w:rPr>
-        <w:t>docker</w:t>
-      </w:r>
-      <w:proofErr w:type="spellEnd"/>
-      <w:r>
-        <w:rPr>
-          <w:rFonts w:ascii="Times New Roman" w:hAnsi="Times New Roman" w:cs="Times New Roman"/>
-          <w:sz w:val="28"/>
-          <w:szCs w:val="28"/>
-        </w:rPr>
-        <w:t xml:space="preserve"> </w:t>
-      </w:r>
-      <w:proofErr w:type="spellStart"/>
-      <w:r>
-        <w:rPr>
-          <w:rFonts w:ascii="Times New Roman" w:hAnsi="Times New Roman" w:cs="Times New Roman"/>
-          <w:sz w:val="28"/>
-          <w:szCs w:val="28"/>
-        </w:rPr>
-        <w:t>pause</w:t>
-      </w:r>
-      <w:proofErr w:type="spellEnd"/>
-      <w:r>
-        <w:rPr>
-          <w:rFonts w:ascii="Times New Roman" w:hAnsi="Times New Roman" w:cs="Times New Roman"/>
-          <w:sz w:val="28"/>
-          <w:szCs w:val="28"/>
-        </w:rPr>
-        <w:t xml:space="preserve"> и </w:t>
-      </w:r>
-      <w:proofErr w:type="spellStart"/>
-      <w:r>
-        <w:rPr>
-          <w:rFonts w:ascii="Times New Roman" w:hAnsi="Times New Roman" w:cs="Times New Roman"/>
-          <w:sz w:val="28"/>
-          <w:szCs w:val="28"/>
-        </w:rPr>
-        <w:t>docker</w:t>
-      </w:r>
-      <w:proofErr w:type="spellEnd"/>
-      <w:r>
-        <w:rPr>
-          <w:rFonts w:ascii="Times New Roman" w:hAnsi="Times New Roman" w:cs="Times New Roman"/>
-          <w:sz w:val="28"/>
-          <w:szCs w:val="28"/>
-        </w:rPr>
-        <w:t xml:space="preserve"> </w:t>
-      </w:r>
-      <w:proofErr w:type="spellStart"/>
-      <w:r>
-        <w:rPr>
-          <w:rFonts w:ascii="Times New Roman" w:hAnsi="Times New Roman" w:cs="Times New Roman"/>
-          <w:sz w:val="28"/>
-          <w:szCs w:val="28"/>
-        </w:rPr>
-        <w:t>unpause</w:t>
-      </w:r>
-      <w:proofErr w:type="spellEnd"/>
-      <w:r>
-        <w:rPr>
-          <w:rFonts w:ascii="Times New Roman" w:hAnsi="Times New Roman" w:cs="Times New Roman"/>
-          <w:sz w:val="28"/>
-          <w:szCs w:val="28"/>
-        </w:rPr>
-        <w:t>). Серия команд позволяет осуществлять мониторинг запущенных процессов (</w:t>
-      </w:r>
-      <w:proofErr w:type="spellStart"/>
-      <w:r>
-        <w:rPr>
-          <w:rFonts w:ascii="Times New Roman" w:hAnsi="Times New Roman" w:cs="Times New Roman"/>
-          <w:sz w:val="28"/>
-          <w:szCs w:val="28"/>
-        </w:rPr>
-        <w:t>docker</w:t>
-      </w:r>
-      <w:proofErr w:type="spellEnd"/>
-      <w:r>
-        <w:rPr>
-          <w:rFonts w:ascii="Times New Roman" w:hAnsi="Times New Roman" w:cs="Times New Roman"/>
-          <w:sz w:val="28"/>
-          <w:szCs w:val="28"/>
-        </w:rPr>
-        <w:t xml:space="preserve"> </w:t>
-      </w:r>
-      <w:proofErr w:type="spellStart"/>
-      <w:r>
-        <w:rPr>
-          <w:rFonts w:ascii="Times New Roman" w:hAnsi="Times New Roman" w:cs="Times New Roman"/>
-          <w:sz w:val="28"/>
-          <w:szCs w:val="28"/>
-        </w:rPr>
-        <w:t>ps</w:t>
-      </w:r>
-      <w:proofErr w:type="spellEnd"/>
-      <w:r>
-        <w:rPr>
-          <w:rFonts w:ascii="Times New Roman" w:hAnsi="Times New Roman" w:cs="Times New Roman"/>
-          <w:sz w:val="28"/>
-          <w:szCs w:val="28"/>
-        </w:rPr>
-        <w:t xml:space="preserve"> по аналогии с </w:t>
-      </w:r>
-      <w:proofErr w:type="spellStart"/>
-      <w:r>
-        <w:rPr>
-          <w:rFonts w:ascii="Times New Roman" w:hAnsi="Times New Roman" w:cs="Times New Roman"/>
-          <w:sz w:val="28"/>
-          <w:szCs w:val="28"/>
-        </w:rPr>
-        <w:t>ps</w:t>
-      </w:r>
-      <w:proofErr w:type="spellEnd"/>
-      <w:r>
-        <w:rPr>
-          <w:rFonts w:ascii="Times New Roman" w:hAnsi="Times New Roman" w:cs="Times New Roman"/>
-          <w:sz w:val="28"/>
-          <w:szCs w:val="28"/>
-        </w:rPr>
-        <w:t xml:space="preserve"> в </w:t>
-      </w:r>
-      <w:proofErr w:type="spellStart"/>
-      <w:r>
-        <w:rPr>
-          <w:rFonts w:ascii="Times New Roman" w:hAnsi="Times New Roman" w:cs="Times New Roman"/>
-          <w:sz w:val="28"/>
-          <w:szCs w:val="28"/>
-        </w:rPr>
-        <w:t>Unix</w:t>
-      </w:r>
-      <w:proofErr w:type="spellEnd"/>
-      <w:r>
-        <w:rPr>
-          <w:rFonts w:ascii="Times New Roman" w:hAnsi="Times New Roman" w:cs="Times New Roman"/>
-          <w:sz w:val="28"/>
-          <w:szCs w:val="28"/>
-        </w:rPr>
-        <w:t xml:space="preserve">-системах, </w:t>
-      </w:r>
-      <w:proofErr w:type="spellStart"/>
-      <w:r>
-        <w:rPr>
-          <w:rFonts w:ascii="Times New Roman" w:hAnsi="Times New Roman" w:cs="Times New Roman"/>
-          <w:sz w:val="28"/>
-          <w:szCs w:val="28"/>
-        </w:rPr>
-        <w:t>docker</w:t>
-      </w:r>
-      <w:proofErr w:type="spellEnd"/>
-      <w:r>
-        <w:rPr>
-          <w:rFonts w:ascii="Times New Roman" w:hAnsi="Times New Roman" w:cs="Times New Roman"/>
-          <w:sz w:val="28"/>
-          <w:szCs w:val="28"/>
-        </w:rPr>
-        <w:t xml:space="preserve"> </w:t>
-      </w:r>
-      <w:proofErr w:type="spellStart"/>
-      <w:r>
-        <w:rPr>
-          <w:rFonts w:ascii="Times New Roman" w:hAnsi="Times New Roman" w:cs="Times New Roman"/>
-          <w:sz w:val="28"/>
-          <w:szCs w:val="28"/>
-        </w:rPr>
-        <w:t>top</w:t>
-      </w:r>
-      <w:proofErr w:type="spellEnd"/>
-      <w:r>
-        <w:rPr>
-          <w:rFonts w:ascii="Times New Roman" w:hAnsi="Times New Roman" w:cs="Times New Roman"/>
-          <w:sz w:val="28"/>
-          <w:szCs w:val="28"/>
-        </w:rPr>
-        <w:t xml:space="preserve"> по аналогии с </w:t>
-      </w:r>
-      <w:proofErr w:type="spellStart"/>
-      <w:r>
-        <w:rPr>
-          <w:rFonts w:ascii="Times New Roman" w:hAnsi="Times New Roman" w:cs="Times New Roman"/>
-          <w:sz w:val="28"/>
-          <w:szCs w:val="28"/>
-        </w:rPr>
-        <w:t>top</w:t>
-      </w:r>
-      <w:proofErr w:type="spellEnd"/>
-      <w:r>
-        <w:rPr>
-          <w:rFonts w:ascii="Times New Roman" w:hAnsi="Times New Roman" w:cs="Times New Roman"/>
-          <w:sz w:val="28"/>
-          <w:szCs w:val="28"/>
-        </w:rPr>
-        <w:t xml:space="preserve"> и другие). Новые образы возможно создавать из специального сценарного файла (</w:t>
-      </w:r>
-      <w:proofErr w:type="spellStart"/>
-      <w:r>
-        <w:rPr>
-          <w:rFonts w:ascii="Times New Roman" w:hAnsi="Times New Roman" w:cs="Times New Roman"/>
-          <w:sz w:val="28"/>
-          <w:szCs w:val="28"/>
-        </w:rPr>
-        <w:t>docker</w:t>
-      </w:r>
-      <w:proofErr w:type="spellEnd"/>
-      <w:r>
-        <w:rPr>
-          <w:rFonts w:ascii="Times New Roman" w:hAnsi="Times New Roman" w:cs="Times New Roman"/>
-          <w:sz w:val="28"/>
-          <w:szCs w:val="28"/>
-        </w:rPr>
-        <w:t xml:space="preserve"> </w:t>
-      </w:r>
-      <w:proofErr w:type="spellStart"/>
-      <w:r>
-        <w:rPr>
-          <w:rFonts w:ascii="Times New Roman" w:hAnsi="Times New Roman" w:cs="Times New Roman"/>
-          <w:sz w:val="28"/>
-          <w:szCs w:val="28"/>
-        </w:rPr>
-        <w:t>build</w:t>
-      </w:r>
-      <w:proofErr w:type="spellEnd"/>
-      <w:r>
-        <w:rPr>
-          <w:rFonts w:ascii="Times New Roman" w:hAnsi="Times New Roman" w:cs="Times New Roman"/>
-          <w:sz w:val="28"/>
-          <w:szCs w:val="28"/>
-        </w:rPr>
-        <w:t xml:space="preserve">, файл сценария носит название </w:t>
-      </w:r>
-      <w:proofErr w:type="spellStart"/>
-      <w:r>
-        <w:rPr>
-          <w:rFonts w:ascii="Times New Roman" w:hAnsi="Times New Roman" w:cs="Times New Roman"/>
-          <w:sz w:val="28"/>
-          <w:szCs w:val="28"/>
-        </w:rPr>
-        <w:t>Dockerfile</w:t>
-      </w:r>
-      <w:proofErr w:type="spellEnd"/>
-      <w:r>
-        <w:rPr>
-          <w:rFonts w:ascii="Times New Roman" w:hAnsi="Times New Roman" w:cs="Times New Roman"/>
-          <w:sz w:val="28"/>
-          <w:szCs w:val="28"/>
-        </w:rPr>
-        <w:t>), возможно записать все изменения, сделанные в контейнере, в новый образ (</w:t>
-      </w:r>
-      <w:proofErr w:type="spellStart"/>
-      <w:r>
-        <w:rPr>
-          <w:rFonts w:ascii="Times New Roman" w:hAnsi="Times New Roman" w:cs="Times New Roman"/>
-          <w:sz w:val="28"/>
-          <w:szCs w:val="28"/>
-        </w:rPr>
-        <w:t>docker</w:t>
-      </w:r>
-      <w:proofErr w:type="spellEnd"/>
-      <w:r>
-        <w:rPr>
-          <w:rFonts w:ascii="Times New Roman" w:hAnsi="Times New Roman" w:cs="Times New Roman"/>
-          <w:sz w:val="28"/>
-          <w:szCs w:val="28"/>
-        </w:rPr>
-        <w:t xml:space="preserve"> </w:t>
-      </w:r>
-      <w:proofErr w:type="spellStart"/>
-      <w:r>
-        <w:rPr>
-          <w:rFonts w:ascii="Times New Roman" w:hAnsi="Times New Roman" w:cs="Times New Roman"/>
-          <w:sz w:val="28"/>
-          <w:szCs w:val="28"/>
-        </w:rPr>
-        <w:t>commit</w:t>
-      </w:r>
-      <w:proofErr w:type="spellEnd"/>
-      <w:r>
-        <w:rPr>
-          <w:rFonts w:ascii="Times New Roman" w:hAnsi="Times New Roman" w:cs="Times New Roman"/>
-          <w:sz w:val="28"/>
-          <w:szCs w:val="28"/>
-        </w:rPr>
-        <w:t xml:space="preserve">). Все команды могут работать как с </w:t>
-      </w:r>
-      <w:proofErr w:type="spellStart"/>
-      <w:r>
-        <w:rPr>
-          <w:rFonts w:ascii="Times New Roman" w:hAnsi="Times New Roman" w:cs="Times New Roman"/>
-          <w:sz w:val="28"/>
-          <w:szCs w:val="28"/>
-        </w:rPr>
-        <w:t>docker</w:t>
-      </w:r>
-      <w:proofErr w:type="spellEnd"/>
-      <w:r>
-        <w:rPr>
-          <w:rFonts w:ascii="Times New Roman" w:hAnsi="Times New Roman" w:cs="Times New Roman"/>
-          <w:sz w:val="28"/>
-          <w:szCs w:val="28"/>
-        </w:rPr>
-        <w:t xml:space="preserve">-демоном локальной системы, так и с любым сервером </w:t>
-      </w:r>
-      <w:proofErr w:type="spellStart"/>
-      <w:r>
-        <w:rPr>
-          <w:rFonts w:ascii="Times New Roman" w:hAnsi="Times New Roman" w:cs="Times New Roman"/>
-          <w:sz w:val="28"/>
-          <w:szCs w:val="28"/>
-        </w:rPr>
-        <w:t>Docker</w:t>
-      </w:r>
-      <w:proofErr w:type="spellEnd"/>
-      <w:r>
-        <w:rPr>
-          <w:rFonts w:ascii="Times New Roman" w:hAnsi="Times New Roman" w:cs="Times New Roman"/>
-          <w:sz w:val="28"/>
-          <w:szCs w:val="28"/>
-        </w:rPr>
-        <w:t xml:space="preserve">, доступным по сети. Кроме того, в интерфейсе командной строки встроены возможности по взаимодействию с публичным репозиторием </w:t>
-      </w:r>
-      <w:proofErr w:type="spellStart"/>
-      <w:r>
-        <w:rPr>
-          <w:rFonts w:ascii="Times New Roman" w:hAnsi="Times New Roman" w:cs="Times New Roman"/>
-          <w:sz w:val="28"/>
-          <w:szCs w:val="28"/>
-        </w:rPr>
-        <w:t>Docker</w:t>
-      </w:r>
-      <w:proofErr w:type="spellEnd"/>
-      <w:r>
-        <w:rPr>
-          <w:rFonts w:ascii="Times New Roman" w:hAnsi="Times New Roman" w:cs="Times New Roman"/>
-          <w:sz w:val="28"/>
-          <w:szCs w:val="28"/>
-        </w:rPr>
-        <w:t xml:space="preserve"> </w:t>
-      </w:r>
-      <w:proofErr w:type="spellStart"/>
-      <w:r>
-        <w:rPr>
-          <w:rFonts w:ascii="Times New Roman" w:hAnsi="Times New Roman" w:cs="Times New Roman"/>
-          <w:sz w:val="28"/>
-          <w:szCs w:val="28"/>
-        </w:rPr>
-        <w:t>Hub</w:t>
-      </w:r>
-      <w:proofErr w:type="spellEnd"/>
-      <w:r>
-        <w:rPr>
-          <w:rFonts w:ascii="Times New Roman" w:hAnsi="Times New Roman" w:cs="Times New Roman"/>
-          <w:sz w:val="28"/>
-          <w:szCs w:val="28"/>
-        </w:rPr>
-        <w:t xml:space="preserve">, в котором размещены предварительно собранные образы приложений, например, команда </w:t>
-      </w:r>
-      <w:proofErr w:type="spellStart"/>
-      <w:r>
-        <w:rPr>
-          <w:rFonts w:ascii="Times New Roman" w:hAnsi="Times New Roman" w:cs="Times New Roman"/>
-          <w:sz w:val="28"/>
-          <w:szCs w:val="28"/>
-        </w:rPr>
-        <w:t>docker</w:t>
-      </w:r>
-      <w:proofErr w:type="spellEnd"/>
-      <w:r>
-        <w:rPr>
-          <w:rFonts w:ascii="Times New Roman" w:hAnsi="Times New Roman" w:cs="Times New Roman"/>
-          <w:sz w:val="28"/>
-          <w:szCs w:val="28"/>
-        </w:rPr>
-        <w:t xml:space="preserve"> </w:t>
-      </w:r>
-      <w:proofErr w:type="spellStart"/>
-      <w:r>
-        <w:rPr>
-          <w:rFonts w:ascii="Times New Roman" w:hAnsi="Times New Roman" w:cs="Times New Roman"/>
-          <w:sz w:val="28"/>
-          <w:szCs w:val="28"/>
-        </w:rPr>
-        <w:t>search</w:t>
-      </w:r>
-      <w:proofErr w:type="spellEnd"/>
-      <w:r>
-        <w:rPr>
-          <w:rFonts w:ascii="Times New Roman" w:hAnsi="Times New Roman" w:cs="Times New Roman"/>
-          <w:sz w:val="28"/>
-          <w:szCs w:val="28"/>
-        </w:rPr>
-        <w:t xml:space="preserve"> позволяет осуществить поиск среди размещённых в нём </w:t>
-      </w:r>
+      <w:bookmarkStart w:id="19" w:name="_Hlk217695817"/>
+      <w:r>
+        <w:rPr>
+          <w:rFonts w:ascii="Times New Roman" w:hAnsi="Times New Roman" w:cs="Times New Roman"/>
+          <w:sz w:val="28"/>
+          <w:szCs w:val="28"/>
+        </w:rPr>
+        <w:t xml:space="preserve">Основным и самым популярным оркестратором в крупных корпорациях является </w:t>
+      </w:r>
+      <w:r>
+        <w:rPr>
+          <w:rFonts w:ascii="Times New Roman" w:hAnsi="Times New Roman" w:cs="Times New Roman"/>
+          <w:sz w:val="28"/>
+          <w:szCs w:val="28"/>
+          <w:lang w:val="en-US"/>
+        </w:rPr>
+        <w:t>Kubernetes</w:t>
+      </w:r>
+      <w:r>
+        <w:rPr>
+          <w:rFonts w:ascii="Times New Roman" w:hAnsi="Times New Roman" w:cs="Times New Roman"/>
+          <w:sz w:val="28"/>
+          <w:szCs w:val="28"/>
+        </w:rPr>
+        <w:t xml:space="preserve">, разработанный компанией </w:t>
+      </w:r>
+      <w:proofErr w:type="spellStart"/>
       <w:proofErr w:type="gramStart"/>
       <w:r>
         <w:rPr>
@@ -7332,235 +7515,109 @@
           <w:sz w:val="28"/>
           <w:szCs w:val="28"/>
         </w:rPr>
+        <w:t>Google</w:t>
+      </w:r>
+      <w:proofErr w:type="spellEnd"/>
+      <w:r>
+        <w:rPr>
+          <w:rFonts w:ascii="Times New Roman" w:hAnsi="Times New Roman" w:cs="Times New Roman"/>
+          <w:sz w:val="28"/>
+          <w:szCs w:val="28"/>
+        </w:rPr>
+        <w:t>[</w:t>
+      </w:r>
+      <w:proofErr w:type="gramEnd"/>
+      <w:r>
+        <w:rPr>
+          <w:rFonts w:ascii="Times New Roman" w:hAnsi="Times New Roman" w:cs="Times New Roman"/>
+          <w:sz w:val="28"/>
+          <w:szCs w:val="28"/>
+        </w:rPr>
+        <w:t>25</w:t>
+      </w:r>
+      <w:r>
+        <w:rPr>
+          <w:rFonts w:ascii="Times New Roman" w:hAnsi="Times New Roman" w:cs="Times New Roman"/>
+          <w:sz w:val="28"/>
+          <w:szCs w:val="28"/>
+        </w:rPr>
+        <w:t xml:space="preserve">]. Эта система хорошо известна своей способностью автоматизировать развертывание, управление и, самое главное, масштабирование контейнеров. Если один из них выходит из строя, его место должен занять другой. </w:t>
+      </w:r>
+      <w:proofErr w:type="spellStart"/>
+      <w:r>
+        <w:rPr>
+          <w:rFonts w:ascii="Times New Roman" w:hAnsi="Times New Roman" w:cs="Times New Roman"/>
+          <w:sz w:val="28"/>
+          <w:szCs w:val="28"/>
+        </w:rPr>
+        <w:t>Kubernetes</w:t>
+      </w:r>
+      <w:proofErr w:type="spellEnd"/>
+      <w:r>
+        <w:rPr>
+          <w:rFonts w:ascii="Times New Roman" w:hAnsi="Times New Roman" w:cs="Times New Roman"/>
+          <w:sz w:val="28"/>
+          <w:szCs w:val="28"/>
+        </w:rPr>
+        <w:t xml:space="preserve"> справляется с этим автоматически, перезапуская, заменяя и уничтожая вышедшие из строя </w:t>
+      </w:r>
+      <w:r>
+        <w:rPr>
+          <w:rFonts w:ascii="Times New Roman" w:hAnsi="Times New Roman" w:cs="Times New Roman"/>
+          <w:sz w:val="28"/>
+          <w:szCs w:val="28"/>
+        </w:rPr>
         <w:lastRenderedPageBreak/>
-        <w:t>образов[</w:t>
-      </w:r>
-      <w:proofErr w:type="gramEnd"/>
-      <w:r>
-        <w:rPr>
-          <w:rFonts w:ascii="Times New Roman" w:hAnsi="Times New Roman" w:cs="Times New Roman"/>
-          <w:sz w:val="28"/>
-          <w:szCs w:val="28"/>
-        </w:rPr>
-        <w:t>19], образы можно скачивать в локальную систему (</w:t>
-      </w:r>
-      <w:proofErr w:type="spellStart"/>
-      <w:r>
-        <w:rPr>
-          <w:rFonts w:ascii="Times New Roman" w:hAnsi="Times New Roman" w:cs="Times New Roman"/>
-          <w:sz w:val="28"/>
-          <w:szCs w:val="28"/>
-        </w:rPr>
-        <w:t>docker</w:t>
-      </w:r>
-      <w:proofErr w:type="spellEnd"/>
-      <w:r>
-        <w:rPr>
-          <w:rFonts w:ascii="Times New Roman" w:hAnsi="Times New Roman" w:cs="Times New Roman"/>
-          <w:sz w:val="28"/>
-          <w:szCs w:val="28"/>
-        </w:rPr>
-        <w:t xml:space="preserve"> </w:t>
-      </w:r>
-      <w:proofErr w:type="spellStart"/>
-      <w:r>
-        <w:rPr>
-          <w:rFonts w:ascii="Times New Roman" w:hAnsi="Times New Roman" w:cs="Times New Roman"/>
-          <w:sz w:val="28"/>
-          <w:szCs w:val="28"/>
-        </w:rPr>
-        <w:t>pull</w:t>
-      </w:r>
-      <w:proofErr w:type="spellEnd"/>
-      <w:r>
-        <w:rPr>
-          <w:rFonts w:ascii="Times New Roman" w:hAnsi="Times New Roman" w:cs="Times New Roman"/>
-          <w:sz w:val="28"/>
-          <w:szCs w:val="28"/>
-        </w:rPr>
-        <w:t xml:space="preserve">), возможно также отправить локально собранные образы в </w:t>
-      </w:r>
-      <w:proofErr w:type="spellStart"/>
-      <w:r>
-        <w:rPr>
-          <w:rFonts w:ascii="Times New Roman" w:hAnsi="Times New Roman" w:cs="Times New Roman"/>
-          <w:sz w:val="28"/>
-          <w:szCs w:val="28"/>
-        </w:rPr>
-        <w:t>Docker</w:t>
-      </w:r>
-      <w:proofErr w:type="spellEnd"/>
-      <w:r>
-        <w:rPr>
-          <w:rFonts w:ascii="Times New Roman" w:hAnsi="Times New Roman" w:cs="Times New Roman"/>
-          <w:sz w:val="28"/>
-          <w:szCs w:val="28"/>
-        </w:rPr>
-        <w:t xml:space="preserve"> </w:t>
-      </w:r>
-      <w:proofErr w:type="spellStart"/>
-      <w:r>
-        <w:rPr>
-          <w:rFonts w:ascii="Times New Roman" w:hAnsi="Times New Roman" w:cs="Times New Roman"/>
-          <w:sz w:val="28"/>
-          <w:szCs w:val="28"/>
-        </w:rPr>
-        <w:t>Hub</w:t>
-      </w:r>
-      <w:proofErr w:type="spellEnd"/>
-      <w:r>
-        <w:rPr>
-          <w:rFonts w:ascii="Times New Roman" w:hAnsi="Times New Roman" w:cs="Times New Roman"/>
-          <w:sz w:val="28"/>
-          <w:szCs w:val="28"/>
-        </w:rPr>
-        <w:t xml:space="preserve"> (</w:t>
-      </w:r>
-      <w:proofErr w:type="spellStart"/>
-      <w:r>
-        <w:rPr>
-          <w:rFonts w:ascii="Times New Roman" w:hAnsi="Times New Roman" w:cs="Times New Roman"/>
-          <w:sz w:val="28"/>
-          <w:szCs w:val="28"/>
-        </w:rPr>
-        <w:t>docker</w:t>
-      </w:r>
-      <w:proofErr w:type="spellEnd"/>
-      <w:r>
-        <w:rPr>
-          <w:rFonts w:ascii="Times New Roman" w:hAnsi="Times New Roman" w:cs="Times New Roman"/>
-          <w:sz w:val="28"/>
-          <w:szCs w:val="28"/>
-        </w:rPr>
-        <w:t xml:space="preserve"> </w:t>
-      </w:r>
-      <w:proofErr w:type="spellStart"/>
-      <w:r>
-        <w:rPr>
-          <w:rFonts w:ascii="Times New Roman" w:hAnsi="Times New Roman" w:cs="Times New Roman"/>
-          <w:sz w:val="28"/>
-          <w:szCs w:val="28"/>
-        </w:rPr>
-        <w:t>push</w:t>
-      </w:r>
-      <w:proofErr w:type="spellEnd"/>
-      <w:r>
-        <w:rPr>
-          <w:rFonts w:ascii="Times New Roman" w:hAnsi="Times New Roman" w:cs="Times New Roman"/>
-          <w:sz w:val="28"/>
-          <w:szCs w:val="28"/>
-        </w:rPr>
-        <w:t>).</w:t>
-      </w:r>
-    </w:p>
-    <w:p>
-      <w:pPr>
-        <w:spacing w:after="0" w:line="360" w:lineRule="auto"/>
-        <w:ind w:firstLine="708"/>
-        <w:jc w:val="both"/>
-        <w:rPr>
-          <w:rFonts w:ascii="Times New Roman" w:hAnsi="Times New Roman" w:cs="Times New Roman"/>
-          <w:sz w:val="28"/>
-          <w:szCs w:val="28"/>
-        </w:rPr>
-      </w:pPr>
-      <w:proofErr w:type="spellStart"/>
-      <w:r>
-        <w:rPr>
-          <w:rFonts w:ascii="Times New Roman" w:hAnsi="Times New Roman" w:cs="Times New Roman"/>
-          <w:sz w:val="28"/>
-          <w:szCs w:val="28"/>
-        </w:rPr>
-        <w:t>Rocket</w:t>
-      </w:r>
-      <w:proofErr w:type="spellEnd"/>
-      <w:r>
-        <w:rPr>
-          <w:rFonts w:ascii="Times New Roman" w:hAnsi="Times New Roman" w:cs="Times New Roman"/>
-          <w:sz w:val="28"/>
-          <w:szCs w:val="28"/>
-        </w:rPr>
-        <w:t xml:space="preserve"> (</w:t>
-      </w:r>
-      <w:proofErr w:type="spellStart"/>
-      <w:r>
-        <w:rPr>
-          <w:rFonts w:ascii="Times New Roman" w:hAnsi="Times New Roman" w:cs="Times New Roman"/>
-          <w:sz w:val="28"/>
-          <w:szCs w:val="28"/>
-        </w:rPr>
-        <w:t>rkt</w:t>
-      </w:r>
-      <w:proofErr w:type="spellEnd"/>
-      <w:r>
-        <w:rPr>
-          <w:rFonts w:ascii="Times New Roman" w:hAnsi="Times New Roman" w:cs="Times New Roman"/>
-          <w:sz w:val="28"/>
-          <w:szCs w:val="28"/>
-        </w:rPr>
-        <w:t xml:space="preserve">) был разработан </w:t>
-      </w:r>
-      <w:proofErr w:type="spellStart"/>
-      <w:r>
-        <w:rPr>
-          <w:rFonts w:ascii="Times New Roman" w:hAnsi="Times New Roman" w:cs="Times New Roman"/>
-          <w:sz w:val="28"/>
-          <w:szCs w:val="28"/>
-        </w:rPr>
-        <w:t>CoreOS</w:t>
-      </w:r>
-      <w:proofErr w:type="spellEnd"/>
-      <w:r>
-        <w:rPr>
-          <w:rFonts w:ascii="Times New Roman" w:hAnsi="Times New Roman" w:cs="Times New Roman"/>
-          <w:sz w:val="28"/>
-          <w:szCs w:val="28"/>
-        </w:rPr>
-        <w:t xml:space="preserve"> как альтернатива </w:t>
-      </w:r>
-      <w:proofErr w:type="spellStart"/>
-      <w:r>
-        <w:rPr>
-          <w:rFonts w:ascii="Times New Roman" w:hAnsi="Times New Roman" w:cs="Times New Roman"/>
-          <w:sz w:val="28"/>
-          <w:szCs w:val="28"/>
-        </w:rPr>
-        <w:t>Docker</w:t>
-      </w:r>
-      <w:proofErr w:type="spellEnd"/>
-      <w:r>
-        <w:rPr>
-          <w:rFonts w:ascii="Times New Roman" w:hAnsi="Times New Roman" w:cs="Times New Roman"/>
-          <w:sz w:val="28"/>
-          <w:szCs w:val="28"/>
-        </w:rPr>
-        <w:t xml:space="preserve">, ориентированная на безопасность и </w:t>
-      </w:r>
-      <w:proofErr w:type="gramStart"/>
-      <w:r>
-        <w:rPr>
-          <w:rFonts w:ascii="Times New Roman" w:hAnsi="Times New Roman" w:cs="Times New Roman"/>
-          <w:sz w:val="28"/>
-          <w:szCs w:val="28"/>
-        </w:rPr>
-        <w:t>простоту[</w:t>
-      </w:r>
-      <w:proofErr w:type="gramEnd"/>
-      <w:r>
-        <w:rPr>
-          <w:rFonts w:ascii="Times New Roman" w:hAnsi="Times New Roman" w:cs="Times New Roman"/>
-          <w:sz w:val="28"/>
-          <w:szCs w:val="28"/>
-        </w:rPr>
-        <w:t>24</w:t>
-      </w:r>
-      <w:r>
-        <w:rPr>
-          <w:rFonts w:ascii="Times New Roman" w:hAnsi="Times New Roman" w:cs="Times New Roman"/>
-          <w:sz w:val="28"/>
-          <w:szCs w:val="28"/>
-        </w:rPr>
-        <w:t>]</w:t>
+        <w:t>поды, которые не реагируют на проверку работоспособности</w:t>
+      </w:r>
+      <w:r>
+        <w:rPr>
+          <w:rFonts w:ascii="Times New Roman" w:hAnsi="Times New Roman" w:cs="Times New Roman"/>
+          <w:sz w:val="28"/>
+          <w:szCs w:val="28"/>
+        </w:rPr>
+        <w:t xml:space="preserve">. </w:t>
+      </w:r>
+      <w:r>
+        <w:rPr>
+          <w:rFonts w:ascii="Times New Roman" w:hAnsi="Times New Roman" w:cs="Times New Roman"/>
+          <w:sz w:val="28"/>
+          <w:szCs w:val="28"/>
+        </w:rPr>
+        <w:t xml:space="preserve">Диаграмма работы </w:t>
+      </w:r>
+      <w:r>
+        <w:rPr>
+          <w:rFonts w:ascii="Times New Roman" w:hAnsi="Times New Roman" w:cs="Times New Roman"/>
+          <w:sz w:val="28"/>
+          <w:szCs w:val="28"/>
+          <w:lang w:val="en-US"/>
+        </w:rPr>
+        <w:t xml:space="preserve">Kubernetes </w:t>
+      </w:r>
+      <w:r>
+        <w:rPr>
+          <w:rFonts w:ascii="Times New Roman" w:hAnsi="Times New Roman" w:cs="Times New Roman"/>
+          <w:sz w:val="28"/>
+          <w:szCs w:val="28"/>
+        </w:rPr>
+        <w:t>представлена на рисунке</w:t>
+      </w:r>
+      <w:r>
+        <w:rPr>
+          <w:rFonts w:ascii="Times New Roman" w:hAnsi="Times New Roman" w:cs="Times New Roman"/>
+          <w:sz w:val="28"/>
+          <w:szCs w:val="28"/>
+        </w:rPr>
+        <w:t> 2.</w:t>
+      </w:r>
+      <w:r>
+        <w:rPr>
+          <w:rFonts w:ascii="Times New Roman" w:hAnsi="Times New Roman" w:cs="Times New Roman"/>
+          <w:sz w:val="28"/>
+          <w:szCs w:val="28"/>
+        </w:rPr>
+        <w:t>7</w:t>
       </w:r>
       <w:r>
         <w:rPr>
@@ -7569,359 +7626,6 @@
           <w:szCs w:val="28"/>
         </w:rPr>
         <w:t>.</w:t>
-      </w:r>
-      <w:r>
-        <w:rPr>
-          <w:rFonts w:ascii="Times New Roman" w:hAnsi="Times New Roman" w:cs="Times New Roman"/>
-          <w:sz w:val="28"/>
-          <w:szCs w:val="28"/>
-        </w:rPr>
-        <w:t xml:space="preserve"> В отличие от </w:t>
-      </w:r>
-      <w:proofErr w:type="spellStart"/>
-      <w:r>
-        <w:rPr>
-          <w:rFonts w:ascii="Times New Roman" w:hAnsi="Times New Roman" w:cs="Times New Roman"/>
-          <w:sz w:val="28"/>
-          <w:szCs w:val="28"/>
-        </w:rPr>
-        <w:t>Docker</w:t>
-      </w:r>
-      <w:proofErr w:type="spellEnd"/>
-      <w:r>
-        <w:rPr>
-          <w:rFonts w:ascii="Times New Roman" w:hAnsi="Times New Roman" w:cs="Times New Roman"/>
-          <w:sz w:val="28"/>
-          <w:szCs w:val="28"/>
-        </w:rPr>
-        <w:t xml:space="preserve">, </w:t>
-      </w:r>
-      <w:proofErr w:type="spellStart"/>
-      <w:r>
-        <w:rPr>
-          <w:rFonts w:ascii="Times New Roman" w:hAnsi="Times New Roman" w:cs="Times New Roman"/>
-          <w:sz w:val="28"/>
-          <w:szCs w:val="28"/>
-        </w:rPr>
-        <w:t>rkt</w:t>
-      </w:r>
-      <w:proofErr w:type="spellEnd"/>
-      <w:r>
-        <w:rPr>
-          <w:rFonts w:ascii="Times New Roman" w:hAnsi="Times New Roman" w:cs="Times New Roman"/>
-          <w:sz w:val="28"/>
-          <w:szCs w:val="28"/>
-        </w:rPr>
-        <w:t xml:space="preserve"> не требует демона для управления контейнерами — это упрощает архитектуру и снижает потенциальную поверхность атаки. </w:t>
-      </w:r>
-      <w:proofErr w:type="spellStart"/>
-      <w:r>
-        <w:rPr>
-          <w:rFonts w:ascii="Times New Roman" w:hAnsi="Times New Roman" w:cs="Times New Roman"/>
-          <w:sz w:val="28"/>
-          <w:szCs w:val="28"/>
-        </w:rPr>
-        <w:t>Rkt</w:t>
-      </w:r>
-      <w:proofErr w:type="spellEnd"/>
-      <w:r>
-        <w:rPr>
-          <w:rFonts w:ascii="Times New Roman" w:hAnsi="Times New Roman" w:cs="Times New Roman"/>
-          <w:sz w:val="28"/>
-          <w:szCs w:val="28"/>
-        </w:rPr>
-        <w:t xml:space="preserve"> использует формат образов </w:t>
-      </w:r>
-      <w:proofErr w:type="spellStart"/>
-      <w:r>
-        <w:rPr>
-          <w:rFonts w:ascii="Times New Roman" w:hAnsi="Times New Roman" w:cs="Times New Roman"/>
-          <w:sz w:val="28"/>
-          <w:szCs w:val="28"/>
-        </w:rPr>
-        <w:t>appc</w:t>
-      </w:r>
-      <w:proofErr w:type="spellEnd"/>
-      <w:r>
-        <w:rPr>
-          <w:rFonts w:ascii="Times New Roman" w:hAnsi="Times New Roman" w:cs="Times New Roman"/>
-          <w:sz w:val="28"/>
-          <w:szCs w:val="28"/>
-        </w:rPr>
-        <w:t xml:space="preserve"> (</w:t>
-      </w:r>
-      <w:proofErr w:type="spellStart"/>
-      <w:r>
-        <w:rPr>
-          <w:rFonts w:ascii="Times New Roman" w:hAnsi="Times New Roman" w:cs="Times New Roman"/>
-          <w:sz w:val="28"/>
-          <w:szCs w:val="28"/>
-        </w:rPr>
-        <w:t>Application</w:t>
-      </w:r>
-      <w:proofErr w:type="spellEnd"/>
-      <w:r>
-        <w:rPr>
-          <w:rFonts w:ascii="Times New Roman" w:hAnsi="Times New Roman" w:cs="Times New Roman"/>
-          <w:sz w:val="28"/>
-          <w:szCs w:val="28"/>
-        </w:rPr>
-        <w:t xml:space="preserve"> </w:t>
-      </w:r>
-      <w:proofErr w:type="spellStart"/>
-      <w:r>
-        <w:rPr>
-          <w:rFonts w:ascii="Times New Roman" w:hAnsi="Times New Roman" w:cs="Times New Roman"/>
-          <w:sz w:val="28"/>
-          <w:szCs w:val="28"/>
-        </w:rPr>
-        <w:t>Container</w:t>
-      </w:r>
-      <w:proofErr w:type="spellEnd"/>
-      <w:r>
-        <w:rPr>
-          <w:rFonts w:ascii="Times New Roman" w:hAnsi="Times New Roman" w:cs="Times New Roman"/>
-          <w:sz w:val="28"/>
-          <w:szCs w:val="28"/>
-        </w:rPr>
-        <w:t xml:space="preserve"> </w:t>
-      </w:r>
-      <w:proofErr w:type="spellStart"/>
-      <w:r>
-        <w:rPr>
-          <w:rFonts w:ascii="Times New Roman" w:hAnsi="Times New Roman" w:cs="Times New Roman"/>
-          <w:sz w:val="28"/>
-          <w:szCs w:val="28"/>
-        </w:rPr>
-        <w:t>Image</w:t>
-      </w:r>
-      <w:proofErr w:type="spellEnd"/>
-      <w:r>
-        <w:rPr>
-          <w:rFonts w:ascii="Times New Roman" w:hAnsi="Times New Roman" w:cs="Times New Roman"/>
-          <w:sz w:val="28"/>
-          <w:szCs w:val="28"/>
-        </w:rPr>
-        <w:t xml:space="preserve">) - более открытый и модульный, чем </w:t>
-      </w:r>
-      <w:proofErr w:type="spellStart"/>
-      <w:r>
-        <w:rPr>
-          <w:rFonts w:ascii="Times New Roman" w:hAnsi="Times New Roman" w:cs="Times New Roman"/>
-          <w:sz w:val="28"/>
-          <w:szCs w:val="28"/>
-        </w:rPr>
-        <w:t>Docker</w:t>
-      </w:r>
-      <w:proofErr w:type="spellEnd"/>
-      <w:r>
-        <w:rPr>
-          <w:rFonts w:ascii="Times New Roman" w:hAnsi="Times New Roman" w:cs="Times New Roman"/>
-          <w:sz w:val="28"/>
-          <w:szCs w:val="28"/>
-        </w:rPr>
-        <w:t xml:space="preserve">. Хотя </w:t>
-      </w:r>
-      <w:proofErr w:type="spellStart"/>
-      <w:r>
-        <w:rPr>
-          <w:rFonts w:ascii="Times New Roman" w:hAnsi="Times New Roman" w:cs="Times New Roman"/>
-          <w:sz w:val="28"/>
-          <w:szCs w:val="28"/>
-        </w:rPr>
-        <w:t>rkt</w:t>
-      </w:r>
-      <w:proofErr w:type="spellEnd"/>
-      <w:r>
-        <w:rPr>
-          <w:rFonts w:ascii="Times New Roman" w:hAnsi="Times New Roman" w:cs="Times New Roman"/>
-          <w:sz w:val="28"/>
-          <w:szCs w:val="28"/>
-        </w:rPr>
-        <w:t xml:space="preserve"> не получил такой широкой популярности, он остается жизнеспособным вариантом для тех, у кого в приоритете безопасность и простота.</w:t>
-      </w:r>
-    </w:p>
-    <w:bookmarkEnd w:id="18"/>
-    <w:p>
-      <w:pPr>
-        <w:spacing w:after="0" w:line="360" w:lineRule="auto"/>
-        <w:ind w:firstLine="708"/>
-        <w:jc w:val="both"/>
-        <w:rPr>
-          <w:rFonts w:ascii="Times New Roman" w:hAnsi="Times New Roman" w:cs="Times New Roman"/>
-          <w:sz w:val="28"/>
-          <w:szCs w:val="28"/>
-        </w:rPr>
-      </w:pPr>
-      <w:r>
-        <w:rPr>
-          <w:rFonts w:ascii="Times New Roman" w:hAnsi="Times New Roman" w:cs="Times New Roman"/>
-          <w:sz w:val="28"/>
-          <w:szCs w:val="28"/>
-        </w:rPr>
-        <w:t xml:space="preserve">В рамках рассмотрения </w:t>
-      </w:r>
-      <w:proofErr w:type="spellStart"/>
-      <w:r>
-        <w:rPr>
-          <w:rFonts w:ascii="Times New Roman" w:hAnsi="Times New Roman" w:cs="Times New Roman"/>
-          <w:sz w:val="28"/>
-          <w:szCs w:val="28"/>
-        </w:rPr>
-        <w:t>микросервисной</w:t>
-      </w:r>
-      <w:proofErr w:type="spellEnd"/>
-      <w:r>
-        <w:rPr>
-          <w:rFonts w:ascii="Times New Roman" w:hAnsi="Times New Roman" w:cs="Times New Roman"/>
-          <w:sz w:val="28"/>
-          <w:szCs w:val="28"/>
-        </w:rPr>
-        <w:t xml:space="preserve"> архитектуры высоконагруженных информационных систем перед разработчиками возникает задача балансировки нагрузки: проблема обеспечения качественной работы программного продукта в условиях ограниченного количества серверных мощностей. К тому же проблема усугубляется неочевидностью распределения этих мощностей по </w:t>
-      </w:r>
-      <w:proofErr w:type="spellStart"/>
-      <w:r>
-        <w:rPr>
-          <w:rFonts w:ascii="Times New Roman" w:hAnsi="Times New Roman" w:cs="Times New Roman"/>
-          <w:sz w:val="28"/>
-          <w:szCs w:val="28"/>
-        </w:rPr>
-        <w:t>микросервисам</w:t>
-      </w:r>
-      <w:proofErr w:type="spellEnd"/>
-      <w:r>
-        <w:rPr>
-          <w:rFonts w:ascii="Times New Roman" w:hAnsi="Times New Roman" w:cs="Times New Roman"/>
-          <w:sz w:val="28"/>
-          <w:szCs w:val="28"/>
-        </w:rPr>
-        <w:t xml:space="preserve">. Программным решением данной задачи являются оркестраторы – инструменты для управления контейнерами. Под </w:t>
-      </w:r>
-      <w:proofErr w:type="gramStart"/>
-      <w:r>
-        <w:rPr>
-          <w:rFonts w:ascii="Times New Roman" w:hAnsi="Times New Roman" w:cs="Times New Roman"/>
-          <w:sz w:val="28"/>
-          <w:szCs w:val="28"/>
-        </w:rPr>
-        <w:t>- это</w:t>
-      </w:r>
-      <w:proofErr w:type="gramEnd"/>
-      <w:r>
-        <w:rPr>
-          <w:rFonts w:ascii="Times New Roman" w:hAnsi="Times New Roman" w:cs="Times New Roman"/>
-          <w:sz w:val="28"/>
-          <w:szCs w:val="28"/>
-        </w:rPr>
-        <w:t xml:space="preserve"> фундаментальная, наименьшая и самая простая единица развертывания оркестратора, которая состоит из одного или нескольких контейнеров. Реплика – это идентичная копия пода.</w:t>
-      </w:r>
-    </w:p>
-    <w:p>
-      <w:pPr>
-        <w:spacing w:after="0" w:line="360" w:lineRule="auto"/>
-        <w:ind w:firstLine="708"/>
-        <w:jc w:val="both"/>
-        <w:rPr>
-          <w:rFonts w:ascii="Times New Roman" w:hAnsi="Times New Roman" w:cs="Times New Roman"/>
-          <w:sz w:val="28"/>
-          <w:szCs w:val="28"/>
-        </w:rPr>
-      </w:pPr>
-      <w:bookmarkStart w:id="19" w:name="_Hlk217695817"/>
-      <w:r>
-        <w:rPr>
-          <w:rFonts w:ascii="Times New Roman" w:hAnsi="Times New Roman" w:cs="Times New Roman"/>
-          <w:sz w:val="28"/>
-          <w:szCs w:val="28"/>
-        </w:rPr>
-        <w:t xml:space="preserve">Основным и самым популярным оркестратором в крупных корпорациях является </w:t>
-      </w:r>
-      <w:r>
-        <w:rPr>
-          <w:rFonts w:ascii="Times New Roman" w:hAnsi="Times New Roman" w:cs="Times New Roman"/>
-          <w:sz w:val="28"/>
-          <w:szCs w:val="28"/>
-          <w:lang w:val="en-US"/>
-        </w:rPr>
-        <w:t>Kubernetes</w:t>
-      </w:r>
-      <w:r>
-        <w:rPr>
-          <w:rFonts w:ascii="Times New Roman" w:hAnsi="Times New Roman" w:cs="Times New Roman"/>
-          <w:sz w:val="28"/>
-          <w:szCs w:val="28"/>
-        </w:rPr>
-        <w:t xml:space="preserve">, разработанный компанией </w:t>
-      </w:r>
-      <w:proofErr w:type="spellStart"/>
-      <w:proofErr w:type="gramStart"/>
-      <w:r>
-        <w:rPr>
-          <w:rFonts w:ascii="Times New Roman" w:hAnsi="Times New Roman" w:cs="Times New Roman"/>
-          <w:sz w:val="28"/>
-          <w:szCs w:val="28"/>
-        </w:rPr>
-        <w:t>Google</w:t>
-      </w:r>
-      <w:proofErr w:type="spellEnd"/>
-      <w:r>
-        <w:rPr>
-          <w:rFonts w:ascii="Times New Roman" w:hAnsi="Times New Roman" w:cs="Times New Roman"/>
-          <w:sz w:val="28"/>
-          <w:szCs w:val="28"/>
-        </w:rPr>
-        <w:t>[</w:t>
-      </w:r>
-      <w:proofErr w:type="gramEnd"/>
-      <w:r>
-        <w:rPr>
-          <w:rFonts w:ascii="Times New Roman" w:hAnsi="Times New Roman" w:cs="Times New Roman"/>
-          <w:sz w:val="28"/>
-          <w:szCs w:val="28"/>
-        </w:rPr>
-        <w:t>25</w:t>
-      </w:r>
-      <w:r>
-        <w:rPr>
-          <w:rFonts w:ascii="Times New Roman" w:hAnsi="Times New Roman" w:cs="Times New Roman"/>
-          <w:sz w:val="28"/>
-          <w:szCs w:val="28"/>
-        </w:rPr>
-        <w:t xml:space="preserve">]. Эта система хорошо известна своей способностью автоматизировать развертывание, управление и, самое главное, масштабирование контейнеров. Если один из них выходит из строя, его место должен занять другой. </w:t>
-      </w:r>
-      <w:proofErr w:type="spellStart"/>
-      <w:r>
-        <w:rPr>
-          <w:rFonts w:ascii="Times New Roman" w:hAnsi="Times New Roman" w:cs="Times New Roman"/>
-          <w:sz w:val="28"/>
-          <w:szCs w:val="28"/>
-        </w:rPr>
-        <w:t>Kubernetes</w:t>
-      </w:r>
-      <w:proofErr w:type="spellEnd"/>
-      <w:r>
-        <w:rPr>
-          <w:rFonts w:ascii="Times New Roman" w:hAnsi="Times New Roman" w:cs="Times New Roman"/>
-          <w:sz w:val="28"/>
-          <w:szCs w:val="28"/>
-        </w:rPr>
-        <w:t xml:space="preserve"> справляется с этим автоматически, перезапуская, заменяя и уничтожая вышедшие из строя поды, которые не реагируют на проверку работоспособности (см. рис. 2.</w:t>
-      </w:r>
-      <w:r>
-        <w:rPr>
-          <w:rFonts w:ascii="Times New Roman" w:hAnsi="Times New Roman" w:cs="Times New Roman"/>
-          <w:sz w:val="28"/>
-          <w:szCs w:val="28"/>
-        </w:rPr>
-        <w:t>6</w:t>
-      </w:r>
-      <w:r>
-        <w:rPr>
-          <w:rFonts w:ascii="Times New Roman" w:hAnsi="Times New Roman" w:cs="Times New Roman"/>
-          <w:sz w:val="28"/>
-          <w:szCs w:val="28"/>
-        </w:rPr>
-        <w:t>).</w:t>
       </w:r>
     </w:p>
     <w:p>
@@ -7941,7 +7645,6 @@
           <w:sz w:val="28"/>
           <w:szCs w:val="28"/>
         </w:rPr>
-        <w:lastRenderedPageBreak/>
         <w:drawing>
           <wp:inline distT="0" distB="0" distL="0" distR="0" wp14:anchorId="494BDCB6" wp14:editId="64B39AEF">
             <wp:extent cx="5967482" cy="4258570"/>
@@ -7960,7 +7663,7 @@
                     </pic:cNvPicPr>
                   </pic:nvPicPr>
                   <pic:blipFill>
-                    <a:blip r:embed="rId13">
+                    <a:blip r:embed="rId14">
                       <a:extLst>
                         <a:ext uri="{28A0092B-C50C-407E-A947-70E740481C1C}">
                           <a14:useLocalDpi xmlns:a14="http://schemas.microsoft.com/office/drawing/2010/main" val="0"/>
@@ -8018,16 +7721,16 @@
           <w:sz w:val="28"/>
           <w:szCs w:val="28"/>
         </w:rPr>
-        <w:t>6</w:t>
-      </w:r>
-      <w:r>
-        <w:rPr>
-          <w:rFonts w:ascii="Times New Roman" w:hAnsi="Times New Roman" w:cs="Times New Roman"/>
-          <w:color w:val="000000" w:themeColor="text1"/>
-          <w:sz w:val="28"/>
-          <w:szCs w:val="28"/>
-        </w:rPr>
-        <w:t xml:space="preserve"> – Диаграмма работы </w:t>
+        <w:t xml:space="preserve">7 </w:t>
+      </w:r>
+      <w:r>
+        <w:rPr>
+          <w:rFonts w:ascii="Times New Roman" w:hAnsi="Times New Roman" w:cs="Times New Roman"/>
+          <w:color w:val="000000" w:themeColor="text1"/>
+          <w:sz w:val="28"/>
+          <w:szCs w:val="28"/>
+        </w:rPr>
+        <w:t xml:space="preserve">– Диаграмма работы </w:t>
       </w:r>
       <w:r>
         <w:rPr>
@@ -8111,7 +7814,23 @@
           <w:sz w:val="28"/>
           <w:szCs w:val="28"/>
         </w:rPr>
-        <w:t xml:space="preserve"> можно назвать сложность работы.</w:t>
+        <w:t xml:space="preserve"> можно назвать сложность работы</w:t>
+      </w:r>
+      <w:r>
+        <w:rPr>
+          <w:rFonts w:ascii="Times New Roman" w:hAnsi="Times New Roman" w:cs="Times New Roman"/>
+          <w:sz w:val="28"/>
+          <w:szCs w:val="28"/>
+        </w:rPr>
+        <w:t xml:space="preserve"> кластера</w:t>
+      </w:r>
+      <w:r>
+        <w:rPr>
+          <w:rFonts w:ascii="Times New Roman" w:hAnsi="Times New Roman" w:cs="Times New Roman"/>
+          <w:sz w:val="28"/>
+          <w:szCs w:val="28"/>
+        </w:rPr>
+        <w:t>.</w:t>
       </w:r>
     </w:p>
     <w:p>
@@ -8308,8 +8027,205 @@
           <w:sz w:val="28"/>
           <w:szCs w:val="28"/>
         </w:rPr>
-        <w:t xml:space="preserve"> хорошо подходит для небольших и средних проектов.</w:t>
-      </w:r>
+        <w:t xml:space="preserve"> хорошо подходит для небольших и </w:t>
+      </w:r>
+      <w:r>
+        <w:rPr>
+          <w:rFonts w:ascii="Times New Roman" w:hAnsi="Times New Roman" w:cs="Times New Roman"/>
+          <w:sz w:val="28"/>
+          <w:szCs w:val="28"/>
+        </w:rPr>
+        <w:lastRenderedPageBreak/>
+        <w:t>средних проектов.</w:t>
+      </w:r>
+      <w:r>
+        <w:rPr>
+          <w:rFonts w:ascii="Times New Roman" w:hAnsi="Times New Roman" w:cs="Times New Roman"/>
+          <w:sz w:val="28"/>
+          <w:szCs w:val="28"/>
+        </w:rPr>
+        <w:t xml:space="preserve"> Диаграмма работы </w:t>
+      </w:r>
+      <w:r>
+        <w:rPr>
+          <w:rFonts w:ascii="Times New Roman" w:hAnsi="Times New Roman" w:cs="Times New Roman"/>
+          <w:sz w:val="28"/>
+          <w:szCs w:val="28"/>
+          <w:lang w:val="en-US"/>
+        </w:rPr>
+        <w:t>Docker</w:t>
+      </w:r>
+      <w:r>
+        <w:rPr>
+          <w:rFonts w:ascii="Times New Roman" w:hAnsi="Times New Roman" w:cs="Times New Roman"/>
+          <w:sz w:val="28"/>
+          <w:szCs w:val="28"/>
+        </w:rPr>
+        <w:t xml:space="preserve"> </w:t>
+      </w:r>
+      <w:r>
+        <w:rPr>
+          <w:rFonts w:ascii="Times New Roman" w:hAnsi="Times New Roman" w:cs="Times New Roman"/>
+          <w:sz w:val="28"/>
+          <w:szCs w:val="28"/>
+          <w:lang w:val="en-US"/>
+        </w:rPr>
+        <w:t>Swarm</w:t>
+      </w:r>
+      <w:r>
+        <w:rPr>
+          <w:rFonts w:ascii="Times New Roman" w:hAnsi="Times New Roman" w:cs="Times New Roman"/>
+          <w:sz w:val="28"/>
+          <w:szCs w:val="28"/>
+        </w:rPr>
+        <w:t xml:space="preserve"> </w:t>
+      </w:r>
+      <w:r>
+        <w:rPr>
+          <w:rFonts w:ascii="Times New Roman" w:hAnsi="Times New Roman" w:cs="Times New Roman"/>
+          <w:sz w:val="28"/>
+          <w:szCs w:val="28"/>
+        </w:rPr>
+        <w:t>представлена на рисунке 2.8.</w:t>
+      </w:r>
+    </w:p>
+    <w:p>
+      <w:pPr>
+        <w:tabs>
+          <w:tab w:val="left" w:pos="3345"/>
+        </w:tabs>
+        <w:spacing w:after="0" w:line="360" w:lineRule="auto"/>
+        <w:jc w:val="both"/>
+        <w:rPr>
+          <w:rFonts w:ascii="Times New Roman" w:hAnsi="Times New Roman" w:cs="Times New Roman"/>
+          <w:sz w:val="28"/>
+          <w:szCs w:val="28"/>
+        </w:rPr>
+      </w:pPr>
+      <w:r>
+        <w:rPr>
+          <w:rFonts w:ascii="Times New Roman" w:hAnsi="Times New Roman" w:cs="Times New Roman"/>
+          <w:noProof/>
+          <w:sz w:val="28"/>
+          <w:szCs w:val="28"/>
+        </w:rPr>
+        <w:drawing>
+          <wp:inline distT="0" distB="0" distL="0" distR="0" wp14:anchorId="7234F55C" wp14:editId="6BE0DE6B">
+            <wp:extent cx="5924550" cy="2962275"/>
+            <wp:effectExtent l="19050" t="19050" r="19050" b="28575"/>
+            <wp:docPr id="16" name="Рисунок 16"/>
+            <wp:cNvGraphicFramePr>
+              <a:graphicFrameLocks xmlns:a="http://schemas.openxmlformats.org/drawingml/2006/main" noChangeAspect="1"/>
+            </wp:cNvGraphicFramePr>
+            <a:graphic xmlns:a="http://schemas.openxmlformats.org/drawingml/2006/main">
+              <a:graphicData uri="http://schemas.openxmlformats.org/drawingml/2006/picture">
+                <pic:pic xmlns:pic="http://schemas.openxmlformats.org/drawingml/2006/picture">
+                  <pic:nvPicPr>
+                    <pic:cNvPr id="0" name="Picture 2"/>
+                    <pic:cNvPicPr>
+                      <a:picLocks noChangeAspect="1" noChangeArrowheads="1"/>
+                    </pic:cNvPicPr>
+                  </pic:nvPicPr>
+                  <pic:blipFill>
+                    <a:blip r:embed="rId15">
+                      <a:extLst>
+                        <a:ext uri="{28A0092B-C50C-407E-A947-70E740481C1C}">
+                          <a14:useLocalDpi xmlns:a14="http://schemas.microsoft.com/office/drawing/2010/main" val="0"/>
+                        </a:ext>
+                      </a:extLst>
+                    </a:blip>
+                    <a:srcRect/>
+                    <a:stretch>
+                      <a:fillRect/>
+                    </a:stretch>
+                  </pic:blipFill>
+                  <pic:spPr bwMode="auto">
+                    <a:xfrm>
+                      <a:off x="0" y="0"/>
+                      <a:ext cx="5960952" cy="2980476"/>
+                    </a:xfrm>
+                    <a:prstGeom prst="rect">
+                      <a:avLst/>
+                    </a:prstGeom>
+                    <a:noFill/>
+                    <a:ln>
+                      <a:solidFill>
+                        <a:schemeClr val="tx1"/>
+                      </a:solidFill>
+                    </a:ln>
+                  </pic:spPr>
+                </pic:pic>
+              </a:graphicData>
+            </a:graphic>
+          </wp:inline>
+        </w:drawing>
+      </w:r>
+    </w:p>
+    <w:p>
+      <w:pPr>
+        <w:spacing w:before="120" w:after="120" w:line="360" w:lineRule="auto"/>
+        <w:jc w:val="center"/>
+        <w:rPr>
+          <w:rFonts w:ascii="Times New Roman" w:hAnsi="Times New Roman" w:cs="Times New Roman"/>
+          <w:sz w:val="28"/>
+          <w:szCs w:val="28"/>
+        </w:rPr>
+      </w:pPr>
+      <w:r>
+        <w:rPr>
+          <w:rFonts w:ascii="Times New Roman" w:hAnsi="Times New Roman" w:cs="Times New Roman"/>
+          <w:color w:val="000000" w:themeColor="text1"/>
+          <w:sz w:val="28"/>
+          <w:szCs w:val="28"/>
+        </w:rPr>
+        <w:t>Рисунок 2.</w:t>
+      </w:r>
+      <w:r>
+        <w:rPr>
+          <w:rFonts w:ascii="Times New Roman" w:hAnsi="Times New Roman" w:cs="Times New Roman"/>
+          <w:color w:val="000000" w:themeColor="text1"/>
+          <w:sz w:val="28"/>
+          <w:szCs w:val="28"/>
+        </w:rPr>
+        <w:t>8</w:t>
+      </w:r>
+      <w:r>
+        <w:rPr>
+          <w:rFonts w:ascii="Times New Roman" w:hAnsi="Times New Roman" w:cs="Times New Roman"/>
+          <w:color w:val="000000" w:themeColor="text1"/>
+          <w:sz w:val="28"/>
+          <w:szCs w:val="28"/>
+        </w:rPr>
+        <w:t xml:space="preserve"> – Диаграмма работы </w:t>
+      </w:r>
+      <w:proofErr w:type="spellStart"/>
+      <w:r>
+        <w:rPr>
+          <w:rFonts w:ascii="Times New Roman" w:hAnsi="Times New Roman" w:cs="Times New Roman"/>
+          <w:sz w:val="28"/>
+          <w:szCs w:val="28"/>
+        </w:rPr>
+        <w:t>Docker</w:t>
+      </w:r>
+      <w:proofErr w:type="spellEnd"/>
+      <w:r>
+        <w:rPr>
+          <w:rFonts w:ascii="Times New Roman" w:hAnsi="Times New Roman" w:cs="Times New Roman"/>
+          <w:sz w:val="28"/>
+          <w:szCs w:val="28"/>
+        </w:rPr>
+        <w:t xml:space="preserve"> </w:t>
+      </w:r>
+      <w:proofErr w:type="spellStart"/>
+      <w:r>
+        <w:rPr>
+          <w:rFonts w:ascii="Times New Roman" w:hAnsi="Times New Roman" w:cs="Times New Roman"/>
+          <w:sz w:val="28"/>
+          <w:szCs w:val="28"/>
+        </w:rPr>
+        <w:t>Swarm</w:t>
+      </w:r>
+      <w:proofErr w:type="spellEnd"/>
     </w:p>
     <w:p>
       <w:pPr>
@@ -8400,16 +8316,7 @@
           <w:sz w:val="28"/>
           <w:szCs w:val="28"/>
         </w:rPr>
-        <w:t xml:space="preserve"> предлагает более мощные возможности для </w:t>
-      </w:r>
-      <w:r>
-        <w:rPr>
-          <w:rFonts w:ascii="Times New Roman" w:hAnsi="Times New Roman" w:cs="Times New Roman"/>
-          <w:sz w:val="28"/>
-          <w:szCs w:val="28"/>
-        </w:rPr>
-        <w:lastRenderedPageBreak/>
-        <w:t xml:space="preserve">управления контейнерами, такие как автоматическое масштабирование и управление состоянием приложений, что делает его подходящим для крупных и сложных проектов. В то же время, </w:t>
+        <w:t xml:space="preserve"> предлагает более мощные возможности для управления контейнерами, такие как автоматическое масштабирование и управление состоянием приложений, что делает его подходящим для крупных и сложных проектов. В то же время, </w:t>
       </w:r>
       <w:proofErr w:type="spellStart"/>
       <w:r>
@@ -8466,7 +8373,41 @@
           <w:sz w:val="28"/>
           <w:szCs w:val="28"/>
         </w:rPr>
-        <w:t xml:space="preserve">Программным обеспечением, обеспечивающим удобную контейнеризацию является </w:t>
+        <w:t xml:space="preserve">Другим </w:t>
+      </w:r>
+      <w:r>
+        <w:rPr>
+          <w:rFonts w:ascii="Times New Roman" w:hAnsi="Times New Roman" w:cs="Times New Roman"/>
+          <w:sz w:val="28"/>
+          <w:szCs w:val="28"/>
+        </w:rPr>
+        <w:t>пр</w:t>
+      </w:r>
+      <w:r>
+        <w:rPr>
+          <w:rFonts w:ascii="Times New Roman" w:hAnsi="Times New Roman" w:cs="Times New Roman"/>
+          <w:sz w:val="28"/>
+          <w:szCs w:val="28"/>
+        </w:rPr>
+        <w:t xml:space="preserve">ограммным обеспечением, обеспечивающим удобную </w:t>
+      </w:r>
+      <w:proofErr w:type="spellStart"/>
+      <w:r>
+        <w:rPr>
+          <w:rFonts w:ascii="Times New Roman" w:hAnsi="Times New Roman" w:cs="Times New Roman"/>
+          <w:sz w:val="28"/>
+          <w:szCs w:val="28"/>
+        </w:rPr>
+        <w:t>оркестрацию</w:t>
+      </w:r>
+      <w:proofErr w:type="spellEnd"/>
+      <w:r>
+        <w:rPr>
+          <w:rFonts w:ascii="Times New Roman" w:hAnsi="Times New Roman" w:cs="Times New Roman"/>
+          <w:sz w:val="28"/>
+          <w:szCs w:val="28"/>
+        </w:rPr>
+        <w:t xml:space="preserve"> является </w:t>
       </w:r>
       <w:proofErr w:type="spellStart"/>
       <w:r>
@@ -8627,20 +8568,33 @@
           <w:sz w:val="28"/>
           <w:szCs w:val="28"/>
         </w:rPr>
-        <w:t xml:space="preserve">. Это делает его универсальным решением для множества сценариев использования. </w:t>
-      </w:r>
-    </w:p>
-    <w:p>
-      <w:pPr>
-        <w:spacing w:after="0" w:line="360" w:lineRule="auto"/>
-        <w:ind w:firstLine="708"/>
-        <w:jc w:val="both"/>
-        <w:rPr>
-          <w:rFonts w:ascii="Times New Roman" w:hAnsi="Times New Roman" w:cs="Times New Roman"/>
-          <w:sz w:val="28"/>
-          <w:szCs w:val="28"/>
-        </w:rPr>
-      </w:pPr>
+        <w:t xml:space="preserve">. Это делает его универсальным решением для множества </w:t>
+      </w:r>
+      <w:r>
+        <w:rPr>
+          <w:rFonts w:ascii="Times New Roman" w:hAnsi="Times New Roman" w:cs="Times New Roman"/>
+          <w:sz w:val="28"/>
+          <w:szCs w:val="28"/>
+        </w:rPr>
+        <w:lastRenderedPageBreak/>
+        <w:t xml:space="preserve">сценариев использования. </w:t>
+      </w:r>
+      <w:r>
+        <w:rPr>
+          <w:rFonts w:ascii="Times New Roman" w:hAnsi="Times New Roman" w:cs="Times New Roman"/>
+          <w:sz w:val="28"/>
+          <w:szCs w:val="28"/>
+        </w:rPr>
+        <w:t xml:space="preserve">Но данное программное обеспечение не лишено недостатков, в первую очередь связанных с более скудной экосистемой: </w:t>
+      </w:r>
+      <w:r>
+        <w:rPr>
+          <w:rFonts w:ascii="Times New Roman" w:hAnsi="Times New Roman" w:cs="Times New Roman"/>
+          <w:sz w:val="28"/>
+          <w:szCs w:val="28"/>
+        </w:rPr>
+        <w:t xml:space="preserve">сообщество вокруг </w:t>
+      </w:r>
       <w:proofErr w:type="spellStart"/>
       <w:r>
         <w:rPr>
@@ -8657,12 +8611,185 @@
           <w:sz w:val="28"/>
           <w:szCs w:val="28"/>
         </w:rPr>
-        <w:t xml:space="preserve"> отличается высокой производительностью и масштабируемостью, что делает его отличным выбором как для небольших стартапов, так и для крупных корпораций. Он интегрируется с другими инструментами </w:t>
-      </w:r>
-      <w:proofErr w:type="spellStart"/>
-      <w:r>
-        <w:rPr>
-          <w:rFonts w:ascii="Times New Roman" w:hAnsi="Times New Roman" w:cs="Times New Roman"/>
+        <w:t xml:space="preserve"> значительно меньше, чем у </w:t>
+      </w:r>
+      <w:proofErr w:type="spellStart"/>
+      <w:r>
+        <w:rPr>
+          <w:rFonts w:ascii="Times New Roman" w:hAnsi="Times New Roman" w:cs="Times New Roman"/>
+          <w:sz w:val="28"/>
+          <w:szCs w:val="28"/>
+        </w:rPr>
+        <w:t>Kubernetes</w:t>
+      </w:r>
+      <w:proofErr w:type="spellEnd"/>
+      <w:r>
+        <w:rPr>
+          <w:rFonts w:ascii="Times New Roman" w:hAnsi="Times New Roman" w:cs="Times New Roman"/>
+          <w:sz w:val="28"/>
+          <w:szCs w:val="28"/>
+        </w:rPr>
+        <w:t xml:space="preserve"> и </w:t>
+      </w:r>
+      <w:r>
+        <w:rPr>
+          <w:rFonts w:ascii="Times New Roman" w:hAnsi="Times New Roman" w:cs="Times New Roman"/>
+          <w:sz w:val="28"/>
+          <w:szCs w:val="28"/>
+          <w:lang w:val="en-US"/>
+        </w:rPr>
+        <w:t>Docker</w:t>
+      </w:r>
+      <w:r>
+        <w:rPr>
+          <w:rFonts w:ascii="Times New Roman" w:hAnsi="Times New Roman" w:cs="Times New Roman"/>
+          <w:sz w:val="28"/>
+          <w:szCs w:val="28"/>
+        </w:rPr>
+        <w:t xml:space="preserve"> </w:t>
+      </w:r>
+      <w:r>
+        <w:rPr>
+          <w:rFonts w:ascii="Times New Roman" w:hAnsi="Times New Roman" w:cs="Times New Roman"/>
+          <w:sz w:val="28"/>
+          <w:szCs w:val="28"/>
+          <w:lang w:val="en-US"/>
+        </w:rPr>
+        <w:t>Swarm</w:t>
+      </w:r>
+      <w:r>
+        <w:rPr>
+          <w:rFonts w:ascii="Times New Roman" w:hAnsi="Times New Roman" w:cs="Times New Roman"/>
+          <w:sz w:val="28"/>
+          <w:szCs w:val="28"/>
+        </w:rPr>
+        <w:t xml:space="preserve">. Готовых решений, </w:t>
+      </w:r>
+      <w:proofErr w:type="spellStart"/>
+      <w:r>
+        <w:rPr>
+          <w:rFonts w:ascii="Times New Roman" w:hAnsi="Times New Roman" w:cs="Times New Roman"/>
+          <w:sz w:val="28"/>
+          <w:szCs w:val="28"/>
+        </w:rPr>
+        <w:t>Helm-чартов</w:t>
+      </w:r>
+      <w:proofErr w:type="spellEnd"/>
+      <w:r>
+        <w:rPr>
+          <w:rFonts w:ascii="Times New Roman" w:hAnsi="Times New Roman" w:cs="Times New Roman"/>
+          <w:sz w:val="28"/>
+          <w:szCs w:val="28"/>
+        </w:rPr>
+        <w:t xml:space="preserve">, операторов и плагинов от сторонних разработчиков под </w:t>
+      </w:r>
+      <w:proofErr w:type="spellStart"/>
+      <w:r>
+        <w:rPr>
+          <w:rFonts w:ascii="Times New Roman" w:hAnsi="Times New Roman" w:cs="Times New Roman"/>
+          <w:sz w:val="28"/>
+          <w:szCs w:val="28"/>
+        </w:rPr>
+        <w:t>Nomad</w:t>
+      </w:r>
+      <w:proofErr w:type="spellEnd"/>
+      <w:r>
+        <w:rPr>
+          <w:rFonts w:ascii="Times New Roman" w:hAnsi="Times New Roman" w:cs="Times New Roman"/>
+          <w:sz w:val="28"/>
+          <w:szCs w:val="28"/>
+        </w:rPr>
+        <w:t xml:space="preserve"> в разы меньше.</w:t>
+      </w:r>
+      <w:r>
+        <w:rPr>
+          <w:rFonts w:ascii="Times New Roman" w:hAnsi="Times New Roman" w:cs="Times New Roman"/>
+          <w:sz w:val="28"/>
+          <w:szCs w:val="28"/>
+        </w:rPr>
+        <w:t xml:space="preserve"> </w:t>
+      </w:r>
+      <w:r>
+        <w:rPr>
+          <w:rFonts w:ascii="Times New Roman" w:hAnsi="Times New Roman" w:cs="Times New Roman"/>
+          <w:sz w:val="28"/>
+          <w:szCs w:val="28"/>
+        </w:rPr>
+        <w:t>Также в</w:t>
+      </w:r>
+      <w:r>
+        <w:rPr>
+          <w:rFonts w:ascii="Times New Roman" w:hAnsi="Times New Roman" w:cs="Times New Roman"/>
+          <w:sz w:val="28"/>
+          <w:szCs w:val="28"/>
+        </w:rPr>
+        <w:t xml:space="preserve"> отличие от </w:t>
+      </w:r>
+      <w:proofErr w:type="spellStart"/>
+      <w:r>
+        <w:rPr>
+          <w:rFonts w:ascii="Times New Roman" w:hAnsi="Times New Roman" w:cs="Times New Roman"/>
+          <w:sz w:val="28"/>
+          <w:szCs w:val="28"/>
+        </w:rPr>
+        <w:t>Kubernetes</w:t>
+      </w:r>
+      <w:proofErr w:type="spellEnd"/>
+      <w:r>
+        <w:rPr>
+          <w:rFonts w:ascii="Times New Roman" w:hAnsi="Times New Roman" w:cs="Times New Roman"/>
+          <w:sz w:val="28"/>
+          <w:szCs w:val="28"/>
+        </w:rPr>
+        <w:t>, где DNS и маршрутизация доступны</w:t>
+      </w:r>
+      <w:r>
+        <w:rPr>
+          <w:rFonts w:ascii="Times New Roman" w:hAnsi="Times New Roman" w:cs="Times New Roman"/>
+          <w:sz w:val="28"/>
+          <w:szCs w:val="28"/>
+        </w:rPr>
+        <w:t xml:space="preserve"> сразу</w:t>
+      </w:r>
+      <w:r>
+        <w:rPr>
+          <w:rFonts w:ascii="Times New Roman" w:hAnsi="Times New Roman" w:cs="Times New Roman"/>
+          <w:sz w:val="28"/>
+          <w:szCs w:val="28"/>
+        </w:rPr>
+        <w:t xml:space="preserve">, </w:t>
+      </w:r>
+      <w:proofErr w:type="spellStart"/>
+      <w:r>
+        <w:rPr>
+          <w:rFonts w:ascii="Times New Roman" w:hAnsi="Times New Roman" w:cs="Times New Roman"/>
+          <w:sz w:val="28"/>
+          <w:szCs w:val="28"/>
+        </w:rPr>
+        <w:t>Nomad</w:t>
+      </w:r>
+      <w:proofErr w:type="spellEnd"/>
+      <w:r>
+        <w:rPr>
+          <w:rFonts w:ascii="Times New Roman" w:hAnsi="Times New Roman" w:cs="Times New Roman"/>
+          <w:sz w:val="28"/>
+          <w:szCs w:val="28"/>
+        </w:rPr>
+        <w:t xml:space="preserve"> для этих целей требует обязательной установки и </w:t>
+      </w:r>
+      <w:r>
+        <w:rPr>
+          <w:rFonts w:ascii="Times New Roman" w:hAnsi="Times New Roman" w:cs="Times New Roman"/>
+          <w:sz w:val="28"/>
+          <w:szCs w:val="28"/>
+        </w:rPr>
+        <w:t xml:space="preserve">настройки </w:t>
+      </w:r>
+      <w:proofErr w:type="spellStart"/>
+      <w:r>
+        <w:rPr>
+          <w:rFonts w:ascii="Times New Roman" w:hAnsi="Times New Roman" w:cs="Times New Roman"/>
+          <w:bCs/>
           <w:sz w:val="28"/>
           <w:szCs w:val="28"/>
         </w:rPr>
@@ -8672,15 +8799,17 @@
       <w:r>
         <w:rPr>
           <w:rFonts w:ascii="Times New Roman" w:hAnsi="Times New Roman" w:cs="Times New Roman"/>
-          <w:sz w:val="28"/>
-          <w:szCs w:val="28"/>
-        </w:rPr>
-        <w:t xml:space="preserve">, такими как </w:t>
-      </w:r>
-      <w:proofErr w:type="spellStart"/>
-      <w:r>
-        <w:rPr>
-          <w:rFonts w:ascii="Times New Roman" w:hAnsi="Times New Roman" w:cs="Times New Roman"/>
+          <w:bCs/>
+          <w:sz w:val="28"/>
+          <w:szCs w:val="28"/>
+        </w:rPr>
+        <w:t xml:space="preserve"> </w:t>
+      </w:r>
+      <w:proofErr w:type="spellStart"/>
+      <w:r>
+        <w:rPr>
+          <w:rFonts w:ascii="Times New Roman" w:hAnsi="Times New Roman" w:cs="Times New Roman"/>
+          <w:bCs/>
           <w:sz w:val="28"/>
           <w:szCs w:val="28"/>
         </w:rPr>
@@ -8693,79 +8822,7 @@
           <w:sz w:val="28"/>
           <w:szCs w:val="28"/>
         </w:rPr>
-        <w:t xml:space="preserve"> и </w:t>
-      </w:r>
-      <w:proofErr w:type="spellStart"/>
-      <w:r>
-        <w:rPr>
-          <w:rFonts w:ascii="Times New Roman" w:hAnsi="Times New Roman" w:cs="Times New Roman"/>
-          <w:sz w:val="28"/>
-          <w:szCs w:val="28"/>
-        </w:rPr>
-        <w:t>Vault</w:t>
-      </w:r>
-      <w:proofErr w:type="spellEnd"/>
-      <w:r>
-        <w:rPr>
-          <w:rFonts w:ascii="Times New Roman" w:hAnsi="Times New Roman" w:cs="Times New Roman"/>
-          <w:sz w:val="28"/>
-          <w:szCs w:val="28"/>
-        </w:rPr>
-        <w:t xml:space="preserve">, что позволяет создавать комплексные решения для управления инфраструктурой. Благодаря этим интеграциям, </w:t>
-      </w:r>
-      <w:proofErr w:type="spellStart"/>
-      <w:r>
-        <w:rPr>
-          <w:rFonts w:ascii="Times New Roman" w:hAnsi="Times New Roman" w:cs="Times New Roman"/>
-          <w:sz w:val="28"/>
-          <w:szCs w:val="28"/>
-        </w:rPr>
-        <w:t>Nomad</w:t>
-      </w:r>
-      <w:proofErr w:type="spellEnd"/>
-      <w:r>
-        <w:rPr>
-          <w:rFonts w:ascii="Times New Roman" w:hAnsi="Times New Roman" w:cs="Times New Roman"/>
-          <w:sz w:val="28"/>
-          <w:szCs w:val="28"/>
-        </w:rPr>
-        <w:t xml:space="preserve"> может обеспечить не только </w:t>
-      </w:r>
-      <w:proofErr w:type="spellStart"/>
-      <w:r>
-        <w:rPr>
-          <w:rFonts w:ascii="Times New Roman" w:hAnsi="Times New Roman" w:cs="Times New Roman"/>
-          <w:sz w:val="28"/>
-          <w:szCs w:val="28"/>
-        </w:rPr>
-        <w:t>оркестрацию</w:t>
-      </w:r>
-      <w:proofErr w:type="spellEnd"/>
-      <w:r>
-        <w:rPr>
-          <w:rFonts w:ascii="Times New Roman" w:hAnsi="Times New Roman" w:cs="Times New Roman"/>
-          <w:sz w:val="28"/>
-          <w:szCs w:val="28"/>
-        </w:rPr>
-        <w:t xml:space="preserve"> рабочих нагрузок, но и управление сервисами и секретами, что делает его мощным инструментом для </w:t>
-      </w:r>
-      <w:proofErr w:type="spellStart"/>
-      <w:r>
-        <w:rPr>
-          <w:rFonts w:ascii="Times New Roman" w:hAnsi="Times New Roman" w:cs="Times New Roman"/>
-          <w:sz w:val="28"/>
-          <w:szCs w:val="28"/>
-        </w:rPr>
-        <w:t>DevOps</w:t>
-      </w:r>
-      <w:proofErr w:type="spellEnd"/>
-      <w:r>
-        <w:rPr>
-          <w:rFonts w:ascii="Times New Roman" w:hAnsi="Times New Roman" w:cs="Times New Roman"/>
-          <w:sz w:val="28"/>
-          <w:szCs w:val="28"/>
-        </w:rPr>
-        <w:t>-инженеров и системных администраторов.</w:t>
+        <w:t>.</w:t>
       </w:r>
     </w:p>
     <w:p>
@@ -8846,7 +8903,7 @@
           <w:sz w:val="28"/>
           <w:szCs w:val="28"/>
         </w:rPr>
-        <w:t>7</w:t>
+        <w:t>9</w:t>
       </w:r>
       <w:r>
         <w:rPr>
@@ -8897,7 +8954,6 @@
         <w:rPr>
           <w:noProof/>
         </w:rPr>
-        <w:lastRenderedPageBreak/>
         <w:drawing>
           <wp:inline distT="0" distB="0" distL="0" distR="0" wp14:anchorId="5F3C8F4C" wp14:editId="1493D4AE">
             <wp:extent cx="5869172" cy="3355066"/>
@@ -8916,7 +8972,7 @@
                     </pic:cNvPicPr>
                   </pic:nvPicPr>
                   <pic:blipFill>
-                    <a:blip r:embed="rId14">
+                    <a:blip r:embed="rId16">
                       <a:extLst>
                         <a:ext uri="{28A0092B-C50C-407E-A947-70E740481C1C}">
                           <a14:useLocalDpi xmlns:a14="http://schemas.microsoft.com/office/drawing/2010/main" val="0"/>
@@ -8974,7 +9030,7 @@
           <w:sz w:val="28"/>
           <w:szCs w:val="28"/>
         </w:rPr>
-        <w:t>7</w:t>
+        <w:t>9</w:t>
       </w:r>
       <w:r>
         <w:rPr>
@@ -9075,7 +9131,23 @@
           <w:sz w:val="28"/>
           <w:szCs w:val="28"/>
         </w:rPr>
-        <w:t>, представленный на рисунке 2.8,</w:t>
+        <w:t>, представленный на рисунке 2.</w:t>
+      </w:r>
+      <w:r>
+        <w:rPr>
+          <w:rFonts w:ascii="Times New Roman" w:hAnsi="Times New Roman" w:cs="Times New Roman"/>
+          <w:sz w:val="28"/>
+          <w:szCs w:val="28"/>
+        </w:rPr>
+        <w:t>10</w:t>
+      </w:r>
+      <w:r>
+        <w:rPr>
+          <w:rFonts w:ascii="Times New Roman" w:hAnsi="Times New Roman" w:cs="Times New Roman"/>
+          <w:sz w:val="28"/>
+          <w:szCs w:val="28"/>
+        </w:rPr>
+        <w:t>,</w:t>
       </w:r>
       <w:r>
         <w:rPr>
@@ -9101,7 +9173,16 @@
           <w:sz w:val="28"/>
           <w:szCs w:val="28"/>
         </w:rPr>
-        <w:t xml:space="preserve">) в циклическом порядке, благодаря чему удаётся минимизировать время ожидания ответа </w:t>
+        <w:t xml:space="preserve">) в циклическом порядке, благодаря чему удаётся </w:t>
+      </w:r>
+      <w:r>
+        <w:rPr>
+          <w:rFonts w:ascii="Times New Roman" w:hAnsi="Times New Roman" w:cs="Times New Roman"/>
+          <w:sz w:val="28"/>
+          <w:szCs w:val="28"/>
+        </w:rPr>
+        <w:lastRenderedPageBreak/>
+        <w:t xml:space="preserve">минимизировать время ожидания ответа </w:t>
       </w:r>
       <w:proofErr w:type="gramStart"/>
       <w:r>
@@ -9343,16 +9424,7 @@
           <w:sz w:val="28"/>
           <w:szCs w:val="28"/>
         </w:rPr>
-        <w:t xml:space="preserve">), и по достижении последнего объекта следующая задача будет также назначена первому объекту. Решение задач может быть дополнительно разбито на кванты времени, причем для продолжения решения во времени нумерация объектов (и, соответственно, назначенные задачи) сдвигается по кругу на 1, то </w:t>
-      </w:r>
-      <w:r>
-        <w:rPr>
-          <w:rFonts w:ascii="Times New Roman" w:hAnsi="Times New Roman" w:cs="Times New Roman"/>
-          <w:sz w:val="28"/>
-          <w:szCs w:val="28"/>
-        </w:rPr>
-        <w:lastRenderedPageBreak/>
-        <w:t xml:space="preserve">есть задача первого объекта отдается второму, второго — третьему, и т. д., а первый объект получает задачу последнего, либо освобождается для приёма новой задачи. </w:t>
+        <w:t xml:space="preserve">), и по достижении последнего объекта следующая задача будет также назначена первому объекту. Решение задач может быть дополнительно разбито на кванты времени, причем для продолжения решения во времени нумерация объектов (и, соответственно, назначенные задачи) сдвигается по кругу на 1, то есть задача первого объекта отдается второму, второго — третьему, и т. д., а первый объект получает задачу последнего, либо освобождается для приёма новой задачи. </w:t>
       </w:r>
       <w:proofErr w:type="spellStart"/>
       <w:r>
@@ -9426,7 +9498,7 @@
                     <pic:cNvPicPr/>
                   </pic:nvPicPr>
                   <pic:blipFill>
-                    <a:blip r:embed="rId15"/>
+                    <a:blip r:embed="rId17"/>
                     <a:stretch>
                       <a:fillRect/>
                     </a:stretch>
@@ -9478,7 +9550,7 @@
           <w:sz w:val="28"/>
           <w:szCs w:val="28"/>
         </w:rPr>
-        <w:t>8</w:t>
+        <w:t>10</w:t>
       </w:r>
       <w:r>
         <w:rPr>
@@ -9533,6 +9605,7 @@
           <w:sz w:val="28"/>
           <w:szCs w:val="28"/>
         </w:rPr>
+        <w:lastRenderedPageBreak/>
         <w:t xml:space="preserve">Выбор целей осуществляется локально, без взаимодействия с другими </w:t>
       </w:r>
       <w:proofErr w:type="spellStart"/>
@@ -9646,7 +9719,23 @@
           <w:sz w:val="28"/>
           <w:szCs w:val="28"/>
         </w:rPr>
-        <w:t>Работа алгоритма состоит в следующем:</w:t>
+        <w:t xml:space="preserve">Работа алгоритма </w:t>
+      </w:r>
+      <w:r>
+        <w:rPr>
+          <w:rFonts w:ascii="Times New Roman" w:hAnsi="Times New Roman" w:cs="Times New Roman"/>
+          <w:sz w:val="28"/>
+          <w:szCs w:val="28"/>
+        </w:rPr>
+        <w:t>представлена на рисунке 2.11</w:t>
+      </w:r>
+      <w:r>
+        <w:rPr>
+          <w:rFonts w:ascii="Times New Roman" w:hAnsi="Times New Roman" w:cs="Times New Roman"/>
+          <w:sz w:val="28"/>
+          <w:szCs w:val="28"/>
+        </w:rPr>
+        <w:t>:</w:t>
       </w:r>
     </w:p>
     <w:p>
@@ -9706,41 +9795,7 @@
           <w:sz w:val="28"/>
           <w:szCs w:val="28"/>
         </w:rPr>
-        <w:t xml:space="preserve"> в </w:t>
-      </w:r>
-      <w:proofErr w:type="gramStart"/>
-      <w:r>
-        <w:rPr>
-          <w:rFonts w:ascii="Times New Roman" w:hAnsi="Times New Roman" w:cs="Times New Roman"/>
-          <w:sz w:val="28"/>
-          <w:szCs w:val="28"/>
-        </w:rPr>
-        <w:t>пуле(</w:t>
-      </w:r>
-      <w:proofErr w:type="gramEnd"/>
-      <w:r>
-        <w:rPr>
-          <w:rFonts w:ascii="Times New Roman" w:hAnsi="Times New Roman" w:cs="Times New Roman"/>
-          <w:sz w:val="28"/>
-          <w:szCs w:val="28"/>
-        </w:rPr>
-        <w:t>см. рис 2.</w:t>
-      </w:r>
-      <w:r>
-        <w:rPr>
-          <w:rFonts w:ascii="Times New Roman" w:hAnsi="Times New Roman" w:cs="Times New Roman"/>
-          <w:sz w:val="28"/>
-          <w:szCs w:val="28"/>
-        </w:rPr>
-        <w:t>9</w:t>
-      </w:r>
-      <w:r>
-        <w:rPr>
-          <w:rFonts w:ascii="Times New Roman" w:hAnsi="Times New Roman" w:cs="Times New Roman"/>
-          <w:sz w:val="28"/>
-          <w:szCs w:val="28"/>
-        </w:rPr>
-        <w:t>).</w:t>
+        <w:t xml:space="preserve"> в пуле.</w:t>
       </w:r>
     </w:p>
     <w:p>
@@ -9764,7 +9819,6 @@
           <w:sz w:val="28"/>
           <w:szCs w:val="28"/>
         </w:rPr>
-        <w:lastRenderedPageBreak/>
         <w:t>Запрос направляется к компоненту с наименьшим количеством активных соединений.</w:t>
       </w:r>
     </w:p>
@@ -9827,7 +9881,7 @@
                     </pic:cNvPicPr>
                   </pic:nvPicPr>
                   <pic:blipFill>
-                    <a:blip r:embed="rId16">
+                    <a:blip r:embed="rId18">
                       <a:extLst>
                         <a:ext uri="{28A0092B-C50C-407E-A947-70E740481C1C}">
                           <a14:useLocalDpi xmlns:a14="http://schemas.microsoft.com/office/drawing/2010/main" val="0"/>
@@ -9887,7 +9941,7 @@
           <w:sz w:val="28"/>
           <w:szCs w:val="28"/>
         </w:rPr>
-        <w:t>9</w:t>
+        <w:t>11</w:t>
       </w:r>
       <w:r>
         <w:rPr>
@@ -9992,6 +10046,7 @@
           <w:sz w:val="28"/>
           <w:szCs w:val="28"/>
         </w:rPr>
+        <w:lastRenderedPageBreak/>
         <w:t>С другой стороны, этот подход имеет ряд недостатков, которые важно учитывать при его выборе:</w:t>
       </w:r>
     </w:p>
@@ -10060,7 +10115,6 @@
           <w:sz w:val="28"/>
           <w:szCs w:val="28"/>
         </w:rPr>
-        <w:lastRenderedPageBreak/>
         <w:t xml:space="preserve">Суть алгоритма IP </w:t>
       </w:r>
       <w:proofErr w:type="spellStart"/>
@@ -10260,18 +10314,24 @@
           <w:sz w:val="28"/>
           <w:szCs w:val="28"/>
         </w:rPr>
-        <w:t xml:space="preserve"> может быть особенно полезным в сценариях, где необходимо поддерживать сессию между клиентом и сервером. Например, в веб-приложениях, где пользователь должен оставаться на одном и том же сервере для сохранения состояния в течение </w:t>
-      </w:r>
-      <w:proofErr w:type="gramStart"/>
-      <w:r>
-        <w:rPr>
-          <w:rFonts w:ascii="Times New Roman" w:hAnsi="Times New Roman" w:cs="Times New Roman"/>
-          <w:sz w:val="28"/>
-          <w:szCs w:val="28"/>
-        </w:rPr>
-        <w:t>сеанса[</w:t>
-      </w:r>
-      <w:proofErr w:type="gramEnd"/>
+        <w:t xml:space="preserve"> может быть особенно полезным в сценариях, где необходимо поддерживать сессию между клиентом и сервером. Например, в веб-приложениях, где пользователь должен оставаться на одном и том же сервере для сохранения состояния в течение сеанса</w:t>
+      </w:r>
+      <w:r>
+        <w:rPr>
+          <w:rFonts w:ascii="Times New Roman" w:hAnsi="Times New Roman" w:cs="Times New Roman"/>
+          <w:sz w:val="28"/>
+          <w:szCs w:val="28"/>
+        </w:rPr>
+        <w:t xml:space="preserve"> </w:t>
+      </w:r>
+      <w:r>
+        <w:rPr>
+          <w:rFonts w:ascii="Times New Roman" w:hAnsi="Times New Roman" w:cs="Times New Roman"/>
+          <w:sz w:val="28"/>
+          <w:szCs w:val="28"/>
+        </w:rPr>
+        <w:t>[</w:t>
+      </w:r>
       <w:r>
         <w:rPr>
           <w:rFonts w:ascii="Times New Roman" w:hAnsi="Times New Roman" w:cs="Times New Roman"/>
@@ -10324,7 +10384,16 @@
           <w:sz w:val="28"/>
           <w:szCs w:val="28"/>
         </w:rPr>
-        <w:t xml:space="preserve"> есть ряд недостатков. В первую очередь это вероятность неравномерного распределения нагрузки в случае, если созданная хэш-функция будет плохо сбалансирована. В результате один узел в составе вычислительного кластера может получать больше нагрузки, чем остальные, что приведет к общему замедлению работы.</w:t>
+        <w:t xml:space="preserve"> есть ряд недостатков. В первую очередь это вероятность неравномерного </w:t>
+      </w:r>
+      <w:r>
+        <w:rPr>
+          <w:rFonts w:ascii="Times New Roman" w:hAnsi="Times New Roman" w:cs="Times New Roman"/>
+          <w:sz w:val="28"/>
+          <w:szCs w:val="28"/>
+        </w:rPr>
+        <w:lastRenderedPageBreak/>
+        <w:t>распределения нагрузки в случае, если созданная хэш-функция будет плохо сбалансирована. В результате один узел в составе вычислительного кластера может получать больше нагрузки, чем остальные, что приведет к общему замедлению работы.</w:t>
       </w:r>
     </w:p>
     <w:p>
@@ -10418,16 +10487,7 @@
           <w:sz w:val="28"/>
           <w:szCs w:val="28"/>
         </w:rPr>
-        <w:t xml:space="preserve"> и делается большая ставка на сохранение данных </w:t>
-      </w:r>
-      <w:r>
-        <w:rPr>
-          <w:rFonts w:ascii="Times New Roman" w:hAnsi="Times New Roman" w:cs="Times New Roman"/>
-          <w:sz w:val="28"/>
-          <w:szCs w:val="28"/>
-        </w:rPr>
-        <w:lastRenderedPageBreak/>
-        <w:t>сессий. Например, в веб-приложениях с высокой нагрузкой, где пользовательская информация сохраняется локально в вычислительном кластере.</w:t>
+        <w:t xml:space="preserve"> и делается большая ставка на сохранение данных сессий. Например, в веб-приложениях с высокой нагрузкой, где пользовательская информация сохраняется локально в вычислительном кластере.</w:t>
       </w:r>
     </w:p>
     <w:p>
@@ -10555,7 +10615,16 @@
           <w:sz w:val="28"/>
           <w:szCs w:val="28"/>
         </w:rPr>
-        <w:t xml:space="preserve"> лучше всего подходит для систем с неравномерным распределением нагрузки и разными по времени выполнения запросами, где необходимо снизить время отклика и обеспечить равномерное использование ресурсов. По сравнению со стандартным распределением по количеству соединений, алгоритм наименьшего времени отклика автоматически подстраивается к различным запросам в реальном времени. К минусам алгоритма можно отнести необходимость постоянного мониторинга и оценки времени выполнения запроса каждым подом – от выделенных особенностей зависит эффективность метода, но в то же время сильно усложняется его программно-аппаратная реализация по сравнению с другими методами балансировки.</w:t>
+        <w:t xml:space="preserve"> лучше всего подходит для систем с неравномерным распределением нагрузки и разными по времени выполнения запросами, где необходимо снизить время отклика и обеспечить равномерное использование ресурсов. По сравнению со стандартным распределением по количеству соединений, алгоритм наименьшего времени отклика автоматически подстраивается к различным запросам в реальном времени. К минусам алгоритма можно отнести </w:t>
+      </w:r>
+      <w:r>
+        <w:rPr>
+          <w:rFonts w:ascii="Times New Roman" w:hAnsi="Times New Roman" w:cs="Times New Roman"/>
+          <w:sz w:val="28"/>
+          <w:szCs w:val="28"/>
+        </w:rPr>
+        <w:lastRenderedPageBreak/>
+        <w:t>необходимость постоянного мониторинга и оценки времени выполнения запроса каждым подом – от выделенных особенностей зависит эффективность метода, но в то же время сильно усложняется его программно-аппаратная реализация по сравнению с другими методами балансировки.</w:t>
       </w:r>
     </w:p>
     <w:p>
@@ -10593,16 +10662,7 @@
           <w:sz w:val="28"/>
           <w:szCs w:val="28"/>
         </w:rPr>
-        <w:t xml:space="preserve"> поступает команда, алгоритм случайным образом выбирает два пода из доступного пула. Затем проводится сравнение текущей нагрузки на двух выбранных узлах по количеству активных соединений или по текущей загруженности. Из двух выбранных подов запрос отправляется на тот, который менее загружен по выбранной характеристике в данный момент. В отличие от </w:t>
-      </w:r>
-      <w:r>
-        <w:rPr>
-          <w:rFonts w:ascii="Times New Roman" w:hAnsi="Times New Roman" w:cs="Times New Roman"/>
-          <w:sz w:val="28"/>
-          <w:szCs w:val="28"/>
-        </w:rPr>
-        <w:lastRenderedPageBreak/>
-        <w:t>обычного случайного распределения, где запрос может попасть на перегруженный под, данный подход значительно повышает вероятность того, что задача будет перенаправлена на более «свободный» для этого узел в данный момент времени. С точки зрения реализации алгоритм относительно прост и не требует сложных вычислений или мониторинга в режиме реального времени всех подов в кластере, как это требуется, например, в рассмотренном ранее алгоритме наименьшего времени отклика.</w:t>
+        <w:t xml:space="preserve"> поступает команда, алгоритм случайным образом выбирает два пода из доступного пула. Затем проводится сравнение текущей нагрузки на двух выбранных узлах по количеству активных соединений или по текущей загруженности. Из двух выбранных подов запрос отправляется на тот, который менее загружен по выбранной характеристике в данный момент. В отличие от обычного случайного распределения, где запрос может попасть на перегруженный под, данный подход значительно повышает вероятность того, что задача будет перенаправлена на более «свободный» для этого узел в данный момент времени. С точки зрения реализации алгоритм относительно прост и не требует сложных вычислений или мониторинга в режиме реального времени всех подов в кластере, как это требуется, например, в рассмотренном ранее алгоритме наименьшего времени отклика.</w:t>
       </w:r>
     </w:p>
     <w:p>
@@ -10622,7 +10682,16 @@
           <w:sz w:val="28"/>
           <w:szCs w:val="28"/>
         </w:rPr>
-        <w:t>Основной особенностью алгоритма локальной очереди является динамический процесс. Основная идея - статическое распределение всех новых процессов с миграцией процесса, инициированной хостом, когда его нагрузка падает ниже порогового значения, является определяемым пользователем параметром алгоритм. Параметр определяет минимальное количество готовых процессов, которое диспетчер нагрузки пытается предоставить на каждом процессоре. Он случайным образом отправляет запросы с количеством локальных готовых процессов удаленным диспетчерам нагрузки. Когда диспетчер загрузки получает такой запрос, он сравнивает локальное количество готовых процессов с полученным числом. Если первое больше, чем второе, то некоторые из запущенных процессов передаются запрашивающей стороне, и возвращается утвердительное подтверждение с количеством переданных процессов.</w:t>
+        <w:t xml:space="preserve">Основной особенностью алгоритма локальной очереди является динамический процесс. Основная идея - статическое распределение всех новых процессов с миграцией процесса, инициированной хостом, когда его нагрузка падает ниже порогового значения, является определяемым пользователем параметром алгоритм. Параметр определяет минимальное количество готовых процессов, которое диспетчер нагрузки пытается предоставить на каждом процессоре. Он случайным образом отправляет запросы с количеством локальных готовых процессов удаленным диспетчерам нагрузки. Когда диспетчер загрузки получает такой запрос, он сравнивает локальное количество готовых процессов с полученным числом. Если первое больше, чем второе, то некоторые из запущенных процессов передаются </w:t>
+      </w:r>
+      <w:r>
+        <w:rPr>
+          <w:rFonts w:ascii="Times New Roman" w:hAnsi="Times New Roman" w:cs="Times New Roman"/>
+          <w:sz w:val="28"/>
+          <w:szCs w:val="28"/>
+        </w:rPr>
+        <w:lastRenderedPageBreak/>
+        <w:t>запрашивающей стороне, и возвращается утвердительное подтверждение с количеством переданных процессов.</w:t>
       </w:r>
     </w:p>
     <w:p>
@@ -10678,16 +10747,7 @@
           <w:sz w:val="28"/>
           <w:szCs w:val="28"/>
         </w:rPr>
-        <w:t xml:space="preserve">). Каждый новый запрос, поступающий в диспетчер очередей, добавляется в очередь. Затем, когда диспетчер очередей получает запрос на действие, он удаляет первое действие из очереди и отправляет его инициатору запроса. Если в очереди нет задач для выполнения, запрос от вычислительного узла буферизуется до тех пор, пока не станет доступна новая задача. Если новая задача поступает в диспетчер очереди, когда в очереди есть невыполненные задачи, первый такой запрос удаляется из очереди, и ему </w:t>
-      </w:r>
-      <w:r>
-        <w:rPr>
-          <w:rFonts w:ascii="Times New Roman" w:hAnsi="Times New Roman" w:cs="Times New Roman"/>
-          <w:sz w:val="28"/>
-          <w:szCs w:val="28"/>
-        </w:rPr>
-        <w:lastRenderedPageBreak/>
-        <w:t>назначается новая задача. Когда загрузка процессора вычислительного узла падает ниже порогового значения, локальный диспетчер нагрузки отправляет запрос о новом действии в центральный диспетчер нагрузки. Центральный диспетчер нагрузки сразу отвечает на запрос, если в очереди запросов процесса обнаружено готовое действие, или ставит запрос в очередь до тех пор, пока не поступит новое действие.</w:t>
+        <w:t>). Каждый новый запрос, поступающий в диспетчер очередей, добавляется в очередь. Затем, когда диспетчер очередей получает запрос на действие, он удаляет первое действие из очереди и отправляет его инициатору запроса. Если в очереди нет задач для выполнения, запрос от вычислительного узла буферизуется до тех пор, пока не станет доступна новая задача. Если новая задача поступает в диспетчер очереди, когда в очереди есть невыполненные задачи, первый такой запрос удаляется из очереди, и ему назначается новая задача. Когда загрузка процессора вычислительного узла падает ниже порогового значения, локальный диспетчер нагрузки отправляет запрос о новом действии в центральный диспетчер нагрузки. Центральный диспетчер нагрузки сразу отвечает на запрос, если в очереди запросов процесса обнаружено готовое действие, или ставит запрос в очередь до тех пор, пока не поступит новое действие.</w:t>
       </w:r>
     </w:p>
     <w:p>
@@ -10791,7 +10851,16 @@
           <w:sz w:val="28"/>
           <w:szCs w:val="28"/>
         </w:rPr>
-        <w:t>приводят к тому, что увеличение аппаратных мощностей не дает пропорционального увеличения производительности, а исправление таких проблем возможно только с изменением архитектуры, что ведет к переписыванию части компонент или самой информационной системы.</w:t>
+        <w:t xml:space="preserve">приводят к тому, что увеличение аппаратных мощностей не дает </w:t>
+      </w:r>
+      <w:r>
+        <w:rPr>
+          <w:rFonts w:ascii="Times New Roman" w:hAnsi="Times New Roman" w:cs="Times New Roman"/>
+          <w:sz w:val="28"/>
+          <w:szCs w:val="28"/>
+        </w:rPr>
+        <w:lastRenderedPageBreak/>
+        <w:t>пропорционального увеличения производительности, а исправление таких проблем возможно только с изменением архитектуры, что ведет к переписыванию части компонент или самой информационной системы.</w:t>
       </w:r>
     </w:p>
     <w:p>
@@ -10885,16 +10954,7 @@
           <w:sz w:val="28"/>
           <w:szCs w:val="28"/>
         </w:rPr>
-        <w:t xml:space="preserve"> проверка того, корректно ли выполняет программа или приложение свои функции. Основными аспектами функционального тестирования являются либо основания на требованиях или </w:t>
-      </w:r>
-      <w:r>
-        <w:rPr>
-          <w:rFonts w:ascii="Times New Roman" w:hAnsi="Times New Roman" w:cs="Times New Roman"/>
-          <w:sz w:val="28"/>
-          <w:szCs w:val="28"/>
-        </w:rPr>
-        <w:lastRenderedPageBreak/>
-        <w:t xml:space="preserve">основание на бизнес-процессах. Нефункциональное тестирование </w:t>
+        <w:t xml:space="preserve"> проверка того, корректно ли выполняет программа или приложение свои функции. Основными аспектами функционального тестирования являются либо основания на требованиях или основание на бизнес-процессах. Нефункциональное тестирование </w:t>
       </w:r>
       <w:proofErr w:type="gramStart"/>
       <w:r>
@@ -11034,6 +11094,7 @@
           <w:sz w:val="28"/>
           <w:szCs w:val="28"/>
         </w:rPr>
+        <w:lastRenderedPageBreak/>
         <w:t>Если сразу подать большую нагрузку, система окажется в ситуации, с которой она сталкивается значительно короткое время своей эксплуатации, что может привести к неестественным сбоям или, наоборот, к излишнему резервированию ресурсов, которые в реальной жизни никогда не понадобятся. Показатели программно-аппаратного обеспечения, снятые в этот момент, не покажут реальную производительность системы, потому что любые задержки или ошибки будут связаны не сколько с эффективностью системы, а столько с её подготовкой к работе. По этой же причине не стоит обращать внимание на показатели в первые минуты теста, так как чаще всего они не отражают стабильную картину и реальную производительность. Чтобы получить объективную оценку работы сервиса, важно анализировать именно ту часть теста, когда нагрузка постоянная и сервис работает в условиях, максимально приближённых к реальной эксплуатации.</w:t>
       </w:r>
     </w:p>
@@ -11055,7 +11116,6 @@
           <w:sz w:val="28"/>
           <w:szCs w:val="28"/>
         </w:rPr>
-        <w:lastRenderedPageBreak/>
         <w:t>Ramp</w:t>
       </w:r>
       <w:proofErr w:type="spellEnd"/>
@@ -11283,15 +11343,32 @@
           <w:sz w:val="28"/>
           <w:szCs w:val="28"/>
         </w:rPr>
-        <w:t>) – это основной этап нагрузочного тестирования, в ходе которого система работает под постоянным, заранее заданным уровнем нагрузки. Именно этот период нагрузочного тестирования отражает реальную отказоустойчивость и способность справляться с ожидаемым потоком запросов в течение продолжительного времени. Продолжительность данной фазы составляет минимум 5 минут, но длительность может быть больше в зависимости от целей тестирования. На рисунке 2.</w:t>
-      </w:r>
-      <w:r>
-        <w:rPr>
-          <w:rFonts w:ascii="Times New Roman" w:hAnsi="Times New Roman" w:cs="Times New Roman"/>
-          <w:sz w:val="28"/>
-          <w:szCs w:val="28"/>
-        </w:rPr>
-        <w:t xml:space="preserve">10 </w:t>
+        <w:t xml:space="preserve">) – это основной этап нагрузочного тестирования, в ходе которого система работает под постоянным, заранее заданным уровнем нагрузки. Именно этот период нагрузочного тестирования отражает реальную отказоустойчивость и способность справляться с ожидаемым потоком запросов в течение продолжительного </w:t>
+      </w:r>
+      <w:r>
+        <w:rPr>
+          <w:rFonts w:ascii="Times New Roman" w:hAnsi="Times New Roman" w:cs="Times New Roman"/>
+          <w:sz w:val="28"/>
+          <w:szCs w:val="28"/>
+        </w:rPr>
+        <w:lastRenderedPageBreak/>
+        <w:t>времени. Продолжительность данной фазы составляет минимум 5 минут, но длительность может быть больше в зависимости от целей тестирования. На рисунке 2.</w:t>
+      </w:r>
+      <w:r>
+        <w:rPr>
+          <w:rFonts w:ascii="Times New Roman" w:hAnsi="Times New Roman" w:cs="Times New Roman"/>
+          <w:sz w:val="28"/>
+          <w:szCs w:val="28"/>
+        </w:rPr>
+        <w:t>12</w:t>
+      </w:r>
+      <w:r>
+        <w:rPr>
+          <w:rFonts w:ascii="Times New Roman" w:hAnsi="Times New Roman" w:cs="Times New Roman"/>
+          <w:sz w:val="28"/>
+          <w:szCs w:val="28"/>
+        </w:rPr>
+        <w:t xml:space="preserve"> </w:t>
       </w:r>
       <w:r>
         <w:rPr>
@@ -11323,11 +11400,10 @@
         <w:rPr>
           <w:noProof/>
         </w:rPr>
-        <w:lastRenderedPageBreak/>
         <w:drawing>
-          <wp:inline distT="0" distB="0" distL="0" distR="0" wp14:anchorId="5B53049C" wp14:editId="1AE4AFB6">
-            <wp:extent cx="5921860" cy="3658076"/>
-            <wp:effectExtent l="19050" t="19050" r="22225" b="19050"/>
+          <wp:inline distT="0" distB="0" distL="0" distR="0" wp14:anchorId="5B53049C" wp14:editId="27CB1B04">
+            <wp:extent cx="4282351" cy="2645312"/>
+            <wp:effectExtent l="19050" t="19050" r="23495" b="22225"/>
             <wp:docPr id="10" name="Рисунок 10" descr="Фазы нагрузки"/>
             <wp:cNvGraphicFramePr>
               <a:graphicFrameLocks xmlns:a="http://schemas.openxmlformats.org/drawingml/2006/main" noChangeAspect="1"/>
@@ -11342,7 +11418,7 @@
                     </pic:cNvPicPr>
                   </pic:nvPicPr>
                   <pic:blipFill>
-                    <a:blip r:embed="rId17">
+                    <a:blip r:embed="rId19">
                       <a:extLst>
                         <a:ext uri="{28A0092B-C50C-407E-A947-70E740481C1C}">
                           <a14:useLocalDpi xmlns:a14="http://schemas.microsoft.com/office/drawing/2010/main" val="0"/>
@@ -11357,7 +11433,141 @@
                   <pic:spPr bwMode="auto">
                     <a:xfrm>
                       <a:off x="0" y="0"/>
-                      <a:ext cx="5966293" cy="3685524"/>
+                      <a:ext cx="4370468" cy="2699744"/>
+                    </a:xfrm>
+                    <a:prstGeom prst="rect">
+                      <a:avLst/>
+                    </a:prstGeom>
+                    <a:noFill/>
+                    <a:ln>
+                      <a:solidFill>
+                        <a:schemeClr val="tx1"/>
+                      </a:solidFill>
+                    </a:ln>
+                  </pic:spPr>
+                </pic:pic>
+              </a:graphicData>
+            </a:graphic>
+          </wp:inline>
+        </w:drawing>
+      </w:r>
+    </w:p>
+    <w:p>
+      <w:pPr>
+        <w:spacing w:after="120" w:line="360" w:lineRule="auto"/>
+        <w:jc w:val="center"/>
+        <w:rPr>
+          <w:rFonts w:ascii="Times New Roman" w:hAnsi="Times New Roman" w:cs="Times New Roman"/>
+          <w:sz w:val="28"/>
+          <w:szCs w:val="28"/>
+        </w:rPr>
+      </w:pPr>
+      <w:r>
+        <w:rPr>
+          <w:rFonts w:ascii="Times New Roman" w:hAnsi="Times New Roman" w:cs="Times New Roman"/>
+          <w:color w:val="000000" w:themeColor="text1"/>
+          <w:sz w:val="28"/>
+          <w:szCs w:val="28"/>
+        </w:rPr>
+        <w:t>Рисунок 2.</w:t>
+      </w:r>
+      <w:r>
+        <w:rPr>
+          <w:rFonts w:ascii="Times New Roman" w:hAnsi="Times New Roman" w:cs="Times New Roman"/>
+          <w:color w:val="000000" w:themeColor="text1"/>
+          <w:sz w:val="28"/>
+          <w:szCs w:val="28"/>
+        </w:rPr>
+        <w:t>12</w:t>
+      </w:r>
+      <w:r>
+        <w:rPr>
+          <w:rFonts w:ascii="Times New Roman" w:hAnsi="Times New Roman" w:cs="Times New Roman"/>
+          <w:color w:val="000000" w:themeColor="text1"/>
+          <w:sz w:val="28"/>
+          <w:szCs w:val="28"/>
+        </w:rPr>
+        <w:t xml:space="preserve"> – График нагрузки во времени</w:t>
+      </w:r>
+    </w:p>
+    <w:p>
+      <w:pPr>
+        <w:spacing w:after="0" w:line="360" w:lineRule="auto"/>
+        <w:ind w:firstLine="708"/>
+        <w:jc w:val="both"/>
+        <w:rPr>
+          <w:rFonts w:ascii="Times New Roman" w:hAnsi="Times New Roman" w:cs="Times New Roman"/>
+          <w:sz w:val="28"/>
+          <w:szCs w:val="28"/>
+        </w:rPr>
+      </w:pPr>
+      <w:r>
+        <w:rPr>
+          <w:rFonts w:ascii="Times New Roman" w:hAnsi="Times New Roman" w:cs="Times New Roman"/>
+          <w:sz w:val="28"/>
+          <w:szCs w:val="28"/>
+        </w:rPr>
+        <w:t>Сервис всегда должен пройти этап прогрева: установление соединений, заполнение кэша, разогрев очередей, первичная инициализация базы данных. Если сразу начать собирать метрики после старта нагрузки, то в них попадут артефакты, связанные именно с этим прогревом, а не с реальной производительностью.</w:t>
+      </w:r>
+      <w:r>
+        <w:rPr>
+          <w:rFonts w:ascii="Times New Roman" w:hAnsi="Times New Roman" w:cs="Times New Roman"/>
+          <w:sz w:val="28"/>
+          <w:szCs w:val="28"/>
+        </w:rPr>
+        <w:t xml:space="preserve"> Диаграмма процесса представлена на рисунке 2.13.</w:t>
+      </w:r>
+    </w:p>
+    <w:p>
+      <w:pPr>
+        <w:spacing w:after="0" w:line="360" w:lineRule="auto"/>
+        <w:jc w:val="center"/>
+        <w:rPr>
+          <w:rFonts w:ascii="Times New Roman" w:hAnsi="Times New Roman" w:cs="Times New Roman"/>
+          <w:sz w:val="28"/>
+          <w:szCs w:val="28"/>
+        </w:rPr>
+      </w:pPr>
+      <w:r>
+        <w:rPr>
+          <w:noProof/>
+          <w:sz w:val="28"/>
+          <w:szCs w:val="28"/>
+        </w:rPr>
+        <w:drawing>
+          <wp:inline distT="0" distB="0" distL="0" distR="0" wp14:anchorId="5235A731" wp14:editId="7C119BD9">
+            <wp:extent cx="4315934" cy="2712827"/>
+            <wp:effectExtent l="19050" t="19050" r="27940" b="11430"/>
+            <wp:docPr id="11" name="Рисунок 11" descr="Некорректный тест"/>
+            <wp:cNvGraphicFramePr>
+              <a:graphicFrameLocks xmlns:a="http://schemas.openxmlformats.org/drawingml/2006/main" noChangeAspect="1"/>
+            </wp:cNvGraphicFramePr>
+            <a:graphic xmlns:a="http://schemas.openxmlformats.org/drawingml/2006/main">
+              <a:graphicData uri="http://schemas.openxmlformats.org/drawingml/2006/picture">
+                <pic:pic xmlns:pic="http://schemas.openxmlformats.org/drawingml/2006/picture">
+                  <pic:nvPicPr>
+                    <pic:cNvPr id="0" name="Picture 10" descr="Некорректный тест"/>
+                    <pic:cNvPicPr>
+                      <a:picLocks noChangeAspect="1" noChangeArrowheads="1"/>
+                    </pic:cNvPicPr>
+                  </pic:nvPicPr>
+                  <pic:blipFill>
+                    <a:blip r:embed="rId20">
+                      <a:extLst>
+                        <a:ext uri="{28A0092B-C50C-407E-A947-70E740481C1C}">
+                          <a14:useLocalDpi xmlns:a14="http://schemas.microsoft.com/office/drawing/2010/main" val="0"/>
+                        </a:ext>
+                      </a:extLst>
+                    </a:blip>
+                    <a:srcRect/>
+                    <a:stretch>
+                      <a:fillRect/>
+                    </a:stretch>
+                  </pic:blipFill>
+                  <pic:spPr bwMode="auto">
+                    <a:xfrm>
+                      <a:off x="0" y="0"/>
+                      <a:ext cx="4378095" cy="2751899"/>
                     </a:xfrm>
                     <a:prstGeom prst="rect">
                       <a:avLst/>
@@ -11402,16 +11612,25 @@
           <w:sz w:val="28"/>
           <w:szCs w:val="28"/>
         </w:rPr>
-        <w:t>10</w:t>
-      </w:r>
-      <w:r>
-        <w:rPr>
-          <w:rFonts w:ascii="Times New Roman" w:hAnsi="Times New Roman" w:cs="Times New Roman"/>
-          <w:color w:val="000000" w:themeColor="text1"/>
-          <w:sz w:val="28"/>
-          <w:szCs w:val="28"/>
-        </w:rPr>
-        <w:t xml:space="preserve"> – График нагрузки во времени</w:t>
+        <w:t>1</w:t>
+      </w:r>
+      <w:r>
+        <w:rPr>
+          <w:rFonts w:ascii="Times New Roman" w:hAnsi="Times New Roman" w:cs="Times New Roman"/>
+          <w:color w:val="000000" w:themeColor="text1"/>
+          <w:sz w:val="28"/>
+          <w:szCs w:val="28"/>
+        </w:rPr>
+        <w:t>3</w:t>
+      </w:r>
+      <w:r>
+        <w:rPr>
+          <w:rFonts w:ascii="Times New Roman" w:hAnsi="Times New Roman" w:cs="Times New Roman"/>
+          <w:color w:val="000000" w:themeColor="text1"/>
+          <w:sz w:val="28"/>
+          <w:szCs w:val="28"/>
+        </w:rPr>
+        <w:t xml:space="preserve"> – График нагрузки во времени неправильного сценария тестирования</w:t>
       </w:r>
     </w:p>
     <w:p>
@@ -11431,130 +11650,34 @@
           <w:sz w:val="28"/>
           <w:szCs w:val="28"/>
         </w:rPr>
-        <w:t>Сервис всегда должен пройти этап прогрева: установление соединений, заполнение кэша, разогрев очередей, первичная инициализация базы данных. Если сразу начать собирать метрики после старта нагрузки, то в них попадут артефакты, связанные именно с этим прогревом, а не с реальной производительностью. (см. рис. 2.</w:t>
-      </w:r>
-      <w:r>
-        <w:rPr>
-          <w:rFonts w:ascii="Times New Roman" w:hAnsi="Times New Roman" w:cs="Times New Roman"/>
-          <w:sz w:val="28"/>
-          <w:szCs w:val="28"/>
-        </w:rPr>
-        <w:t>11</w:t>
-      </w:r>
-      <w:r>
-        <w:rPr>
-          <w:rFonts w:ascii="Times New Roman" w:hAnsi="Times New Roman" w:cs="Times New Roman"/>
-          <w:sz w:val="28"/>
-          <w:szCs w:val="28"/>
-        </w:rPr>
-        <w:t>).</w:t>
-      </w:r>
-    </w:p>
-    <w:p>
-      <w:pPr>
-        <w:spacing w:after="0" w:line="360" w:lineRule="auto"/>
-        <w:jc w:val="center"/>
-        <w:rPr>
-          <w:rFonts w:ascii="Times New Roman" w:hAnsi="Times New Roman" w:cs="Times New Roman"/>
-          <w:sz w:val="28"/>
-          <w:szCs w:val="28"/>
-        </w:rPr>
-      </w:pPr>
-      <w:r>
-        <w:rPr>
-          <w:noProof/>
-          <w:sz w:val="28"/>
-          <w:szCs w:val="28"/>
-        </w:rPr>
         <w:lastRenderedPageBreak/>
-        <w:drawing>
-          <wp:inline distT="0" distB="0" distL="0" distR="0" wp14:anchorId="5235A731" wp14:editId="6F5BE6FA">
-            <wp:extent cx="5868670" cy="3688816"/>
-            <wp:effectExtent l="19050" t="19050" r="17780" b="26035"/>
-            <wp:docPr id="11" name="Рисунок 11" descr="Некорректный тест"/>
-            <wp:cNvGraphicFramePr>
-              <a:graphicFrameLocks xmlns:a="http://schemas.openxmlformats.org/drawingml/2006/main" noChangeAspect="1"/>
-            </wp:cNvGraphicFramePr>
-            <a:graphic xmlns:a="http://schemas.openxmlformats.org/drawingml/2006/main">
-              <a:graphicData uri="http://schemas.openxmlformats.org/drawingml/2006/picture">
-                <pic:pic xmlns:pic="http://schemas.openxmlformats.org/drawingml/2006/picture">
-                  <pic:nvPicPr>
-                    <pic:cNvPr id="0" name="Picture 10" descr="Некорректный тест"/>
-                    <pic:cNvPicPr>
-                      <a:picLocks noChangeAspect="1" noChangeArrowheads="1"/>
-                    </pic:cNvPicPr>
-                  </pic:nvPicPr>
-                  <pic:blipFill>
-                    <a:blip r:embed="rId18">
-                      <a:extLst>
-                        <a:ext uri="{28A0092B-C50C-407E-A947-70E740481C1C}">
-                          <a14:useLocalDpi xmlns:a14="http://schemas.microsoft.com/office/drawing/2010/main" val="0"/>
-                        </a:ext>
-                      </a:extLst>
-                    </a:blip>
-                    <a:srcRect/>
-                    <a:stretch>
-                      <a:fillRect/>
-                    </a:stretch>
-                  </pic:blipFill>
-                  <pic:spPr bwMode="auto">
-                    <a:xfrm>
-                      <a:off x="0" y="0"/>
-                      <a:ext cx="5900816" cy="3709022"/>
-                    </a:xfrm>
-                    <a:prstGeom prst="rect">
-                      <a:avLst/>
-                    </a:prstGeom>
-                    <a:noFill/>
-                    <a:ln>
-                      <a:solidFill>
-                        <a:schemeClr val="accent1"/>
-                      </a:solidFill>
-                    </a:ln>
-                  </pic:spPr>
-                </pic:pic>
-              </a:graphicData>
-            </a:graphic>
-          </wp:inline>
-        </w:drawing>
-      </w:r>
-    </w:p>
-    <w:p>
-      <w:pPr>
-        <w:spacing w:after="120" w:line="360" w:lineRule="auto"/>
-        <w:jc w:val="center"/>
-        <w:rPr>
-          <w:rFonts w:ascii="Times New Roman" w:hAnsi="Times New Roman" w:cs="Times New Roman"/>
-          <w:sz w:val="28"/>
-          <w:szCs w:val="28"/>
-        </w:rPr>
-      </w:pPr>
-      <w:r>
-        <w:rPr>
-          <w:rFonts w:ascii="Times New Roman" w:hAnsi="Times New Roman" w:cs="Times New Roman"/>
-          <w:color w:val="000000" w:themeColor="text1"/>
-          <w:sz w:val="28"/>
-          <w:szCs w:val="28"/>
-        </w:rPr>
-        <w:t>Рисунок 2.</w:t>
-      </w:r>
-      <w:r>
-        <w:rPr>
-          <w:rFonts w:ascii="Times New Roman" w:hAnsi="Times New Roman" w:cs="Times New Roman"/>
-          <w:color w:val="000000" w:themeColor="text1"/>
-          <w:sz w:val="28"/>
-          <w:szCs w:val="28"/>
-        </w:rPr>
-        <w:t>11</w:t>
-      </w:r>
-      <w:r>
-        <w:rPr>
-          <w:rFonts w:ascii="Times New Roman" w:hAnsi="Times New Roman" w:cs="Times New Roman"/>
-          <w:color w:val="000000" w:themeColor="text1"/>
-          <w:sz w:val="28"/>
-          <w:szCs w:val="28"/>
-        </w:rPr>
-        <w:t xml:space="preserve"> – График нагрузки во времени неправильного сценария тестирования</w:t>
+        <w:t xml:space="preserve">Некоторые ограничиваются тестами, которые длятся всего 2-3 минуты, и делают выводы на основе этих данных. В такие короткие промежутки система часто не успевает полностью прогреться, не выявляются проблемы с долгосрочной деградацией, а показатели задержек бывают заниженными просто потому, что сервис ещё не столкнулся с высокой реальной </w:t>
+      </w:r>
+      <w:proofErr w:type="gramStart"/>
+      <w:r>
+        <w:rPr>
+          <w:rFonts w:ascii="Times New Roman" w:hAnsi="Times New Roman" w:cs="Times New Roman"/>
+          <w:sz w:val="28"/>
+          <w:szCs w:val="28"/>
+        </w:rPr>
+        <w:t>нагрузкой[</w:t>
+      </w:r>
+      <w:proofErr w:type="gramEnd"/>
+      <w:r>
+        <w:rPr>
+          <w:rFonts w:ascii="Times New Roman" w:hAnsi="Times New Roman" w:cs="Times New Roman"/>
+          <w:sz w:val="28"/>
+          <w:szCs w:val="28"/>
+        </w:rPr>
+        <w:t>30</w:t>
+      </w:r>
+      <w:r>
+        <w:rPr>
+          <w:rFonts w:ascii="Times New Roman" w:hAnsi="Times New Roman" w:cs="Times New Roman"/>
+          <w:sz w:val="28"/>
+          <w:szCs w:val="28"/>
+        </w:rPr>
+        <w:t>].</w:t>
       </w:r>
     </w:p>
     <w:p>
@@ -11574,52 +11697,6 @@
           <w:sz w:val="28"/>
           <w:szCs w:val="28"/>
         </w:rPr>
-        <w:t xml:space="preserve">Некоторые ограничиваются тестами, которые длятся всего 2-3 минуты, и делают выводы на основе этих данных. В такие короткие промежутки система часто не успевает полностью прогреться, не выявляются проблемы с долгосрочной деградацией, а показатели задержек бывают заниженными просто потому, что сервис ещё не столкнулся с высокой реальной </w:t>
-      </w:r>
-      <w:proofErr w:type="gramStart"/>
-      <w:r>
-        <w:rPr>
-          <w:rFonts w:ascii="Times New Roman" w:hAnsi="Times New Roman" w:cs="Times New Roman"/>
-          <w:sz w:val="28"/>
-          <w:szCs w:val="28"/>
-        </w:rPr>
-        <w:t>нагрузкой[</w:t>
-      </w:r>
-      <w:proofErr w:type="gramEnd"/>
-      <w:r>
-        <w:rPr>
-          <w:rFonts w:ascii="Times New Roman" w:hAnsi="Times New Roman" w:cs="Times New Roman"/>
-          <w:sz w:val="28"/>
-          <w:szCs w:val="28"/>
-        </w:rPr>
-        <w:t>30</w:t>
-      </w:r>
-      <w:r>
-        <w:rPr>
-          <w:rFonts w:ascii="Times New Roman" w:hAnsi="Times New Roman" w:cs="Times New Roman"/>
-          <w:sz w:val="28"/>
-          <w:szCs w:val="28"/>
-        </w:rPr>
-        <w:t>].</w:t>
-      </w:r>
-    </w:p>
-    <w:p>
-      <w:pPr>
-        <w:spacing w:after="0" w:line="360" w:lineRule="auto"/>
-        <w:ind w:firstLine="708"/>
-        <w:jc w:val="both"/>
-        <w:rPr>
-          <w:rFonts w:ascii="Times New Roman" w:hAnsi="Times New Roman" w:cs="Times New Roman"/>
-          <w:sz w:val="28"/>
-          <w:szCs w:val="28"/>
-        </w:rPr>
-      </w:pPr>
-      <w:r>
-        <w:rPr>
-          <w:rFonts w:ascii="Times New Roman" w:hAnsi="Times New Roman" w:cs="Times New Roman"/>
-          <w:sz w:val="28"/>
-          <w:szCs w:val="28"/>
-        </w:rPr>
         <w:t>Одна из самых частых ошибок — рассчитывать средние показатели (</w:t>
       </w:r>
       <w:proofErr w:type="spellStart"/>
@@ -11728,33 +11805,39 @@
           <w:sz w:val="28"/>
           <w:szCs w:val="28"/>
         </w:rPr>
-        <w:t>. В результате такие усреднённые значения кажутся привлекательными, но на деле они не показывают настоящую устойчивость системы под постоянной нагрузкой. Это может привести к ложному ощущению стабильной работы сервиса, хотя на самом деле в стабильной фазе уже возникают задержки или </w:t>
-      </w:r>
-      <w:proofErr w:type="gramStart"/>
-      <w:r>
-        <w:rPr>
-          <w:rFonts w:ascii="Times New Roman" w:hAnsi="Times New Roman" w:cs="Times New Roman"/>
-          <w:sz w:val="28"/>
-          <w:szCs w:val="28"/>
-        </w:rPr>
-        <w:t>ошибки(</w:t>
-      </w:r>
-      <w:proofErr w:type="gramEnd"/>
-      <w:r>
-        <w:rPr>
-          <w:rFonts w:ascii="Times New Roman" w:hAnsi="Times New Roman" w:cs="Times New Roman"/>
-          <w:sz w:val="28"/>
-          <w:szCs w:val="28"/>
-        </w:rPr>
-        <w:t>см. рис. 2.</w:t>
-      </w:r>
-      <w:r>
-        <w:rPr>
-          <w:rFonts w:ascii="Times New Roman" w:hAnsi="Times New Roman" w:cs="Times New Roman"/>
-          <w:sz w:val="28"/>
-          <w:szCs w:val="28"/>
-        </w:rPr>
-        <w:t>12</w:t>
+        <w:t>. В результате такие усреднённые значения кажутся привлекательными, но на деле они не показывают настоящую устойчивость системы под постоянной нагрузкой. Это может привести к ложному ощущению стабильной работы сервиса, хотя на самом деле в стабильной фазе уже возникают задержки или ошибки</w:t>
+      </w:r>
+      <w:r>
+        <w:rPr>
+          <w:rFonts w:ascii="Times New Roman" w:hAnsi="Times New Roman" w:cs="Times New Roman"/>
+          <w:sz w:val="28"/>
+          <w:szCs w:val="28"/>
+        </w:rPr>
+        <w:t xml:space="preserve"> </w:t>
+      </w:r>
+      <w:r>
+        <w:rPr>
+          <w:rFonts w:ascii="Times New Roman" w:hAnsi="Times New Roman" w:cs="Times New Roman"/>
+          <w:sz w:val="28"/>
+          <w:szCs w:val="28"/>
+        </w:rPr>
+        <w:t>(см. рис. 2.</w:t>
+      </w:r>
+      <w:r>
+        <w:rPr>
+          <w:rFonts w:ascii="Times New Roman" w:hAnsi="Times New Roman" w:cs="Times New Roman"/>
+          <w:sz w:val="28"/>
+          <w:szCs w:val="28"/>
+        </w:rPr>
+        <w:t>1</w:t>
+      </w:r>
+      <w:r>
+        <w:rPr>
+          <w:rFonts w:ascii="Times New Roman" w:hAnsi="Times New Roman" w:cs="Times New Roman"/>
+          <w:sz w:val="28"/>
+          <w:szCs w:val="28"/>
+        </w:rPr>
+        <w:t>4</w:t>
       </w:r>
       <w:r>
         <w:rPr>
@@ -11781,9 +11864,8 @@
           <w:sz w:val="28"/>
           <w:szCs w:val="28"/>
         </w:rPr>
-        <w:lastRenderedPageBreak/>
         <w:drawing>
-          <wp:inline distT="0" distB="0" distL="0" distR="0" wp14:anchorId="33B8FF67" wp14:editId="5B2AF28D">
+          <wp:inline distT="0" distB="0" distL="0" distR="0" wp14:anchorId="33B8FF67" wp14:editId="42EAD4AE">
             <wp:extent cx="5921885" cy="3636335"/>
             <wp:effectExtent l="19050" t="19050" r="22225" b="21590"/>
             <wp:docPr id="12" name="Рисунок 12" descr="Сравнение метрик"/>
@@ -11800,7 +11882,7 @@
                     </pic:cNvPicPr>
                   </pic:nvPicPr>
                   <pic:blipFill>
-                    <a:blip r:embed="rId19">
+                    <a:blip r:embed="rId21">
                       <a:extLst>
                         <a:ext uri="{28A0092B-C50C-407E-A947-70E740481C1C}">
                           <a14:useLocalDpi xmlns:a14="http://schemas.microsoft.com/office/drawing/2010/main" val="0"/>
@@ -11823,7 +11905,7 @@
                     <a:noFill/>
                     <a:ln>
                       <a:solidFill>
-                        <a:schemeClr val="accent1"/>
+                        <a:schemeClr val="tx1"/>
                       </a:solidFill>
                     </a:ln>
                   </pic:spPr>
@@ -11860,7 +11942,16 @@
           <w:sz w:val="28"/>
           <w:szCs w:val="28"/>
         </w:rPr>
-        <w:t>12</w:t>
+        <w:t>1</w:t>
+      </w:r>
+      <w:r>
+        <w:rPr>
+          <w:rFonts w:ascii="Times New Roman" w:hAnsi="Times New Roman" w:cs="Times New Roman"/>
+          <w:color w:val="000000" w:themeColor="text1"/>
+          <w:sz w:val="28"/>
+          <w:szCs w:val="28"/>
+        </w:rPr>
+        <w:t>4</w:t>
       </w:r>
       <w:r>
         <w:rPr>
@@ -11916,7 +12007,16 @@
           <w:sz w:val="28"/>
           <w:szCs w:val="28"/>
         </w:rPr>
-        <w:t>, чтобы проверить устойчивость системы в экстремальных условиях. Но потом анализируют метрики так, будто это был обычный нагрузочный тест, ожидая увидеть стабильную работу. В результате получаются некорректные выводы: стресс</w:t>
+        <w:t xml:space="preserve">, чтобы проверить устойчивость системы в экстремальных условиях. Но потом анализируют </w:t>
+      </w:r>
+      <w:r>
+        <w:rPr>
+          <w:rFonts w:ascii="Times New Roman" w:hAnsi="Times New Roman" w:cs="Times New Roman"/>
+          <w:sz w:val="28"/>
+          <w:szCs w:val="28"/>
+        </w:rPr>
+        <w:lastRenderedPageBreak/>
+        <w:t>метрики так, будто это был обычный нагрузочный тест, ожидая увидеть стабильную работу. В результате получаются некорректные выводы: стресс</w:t>
       </w:r>
       <w:r>
         <w:rPr>
@@ -12145,16 +12245,7 @@
           <w:sz w:val="28"/>
           <w:szCs w:val="28"/>
         </w:rPr>
-        <w:t xml:space="preserve">-приложений, в настоящее </w:t>
-      </w:r>
-      <w:r>
-        <w:rPr>
-          <w:rFonts w:ascii="Times New Roman" w:hAnsi="Times New Roman" w:cs="Times New Roman"/>
-          <w:sz w:val="28"/>
-          <w:szCs w:val="28"/>
-        </w:rPr>
-        <w:lastRenderedPageBreak/>
-        <w:t>время он способен проводить нагрузочные тесты для JDBC-соединений, FTP, LDAP, SOAP, JMS, POP3, IMAP, HTTP и TCP. Интересна возможность создания большого количества запросов с помощью нескольких компьютеров при управлении этим процессом с одного из них. Архитектура, поддерживающая плагины сторонних разработчиков, позволяет дополнять инструмент новыми функциями.</w:t>
+        <w:t>-приложений, в настоящее время он способен проводить нагрузочные тесты для JDBC-соединений, FTP, LDAP, SOAP, JMS, POP3, IMAP, HTTP и TCP. Интересна возможность создания большого количества запросов с помощью нескольких компьютеров при управлении этим процессом с одного из них. Архитектура, поддерживающая плагины сторонних разработчиков, позволяет дополнять инструмент новыми функциями.</w:t>
       </w:r>
     </w:p>
     <w:p>
@@ -12310,7 +12401,16 @@
           <w:sz w:val="28"/>
           <w:szCs w:val="28"/>
         </w:rPr>
-        <w:t xml:space="preserve"> — служит для разработки скриптов, которые будут задействованы для дальнейшего тестирования. Имеет большой набор инструментов, помогающих написать максимально продуктивные скрипты для тестирования приложения. Часть инструментов позволяет вести автоматическое написание скриптов. Достаточно включить «запись» и все действия, выполняемые пользователем на компьютере, будут записываться в скрипт (своего рода «логирование»). Хотя в дальнейшем такие скрипты желательно вручную доработать, исправить или оптимизировать, повышая тем самым их эффективность и безотказность. Модуль </w:t>
+        <w:t xml:space="preserve"> — служит для разработки скриптов, которые будут задействованы для дальнейшего тестирования. Имеет большой набор инструментов, помогающих написать максимально продуктивные скрипты для тестирования приложения. Часть инструментов позволяет вести автоматическое написание скриптов. Достаточно включить «запись» и все действия, выполняемые </w:t>
+      </w:r>
+      <w:r>
+        <w:rPr>
+          <w:rFonts w:ascii="Times New Roman" w:hAnsi="Times New Roman" w:cs="Times New Roman"/>
+          <w:sz w:val="28"/>
+          <w:szCs w:val="28"/>
+        </w:rPr>
+        <w:lastRenderedPageBreak/>
+        <w:t>пользователем на компьютере, будут записываться в скрипт (своего рода «логирование»). Хотя в дальнейшем такие скрипты желательно вручную доработать, исправить или оптимизировать, повышая тем самым их эффективность и безотказность. Модуль </w:t>
       </w:r>
       <w:proofErr w:type="spellStart"/>
       <w:r>
@@ -12438,16 +12538,7 @@
           <w:sz w:val="28"/>
           <w:szCs w:val="28"/>
         </w:rPr>
-        <w:t xml:space="preserve"> сертификатом, то при входе на такой сайт защита будет выдавать предупреждение о том, что надёжность сайта подозрительна. </w:t>
-      </w:r>
-      <w:r>
-        <w:rPr>
-          <w:rFonts w:ascii="Times New Roman" w:hAnsi="Times New Roman" w:cs="Times New Roman"/>
-          <w:sz w:val="28"/>
-          <w:szCs w:val="28"/>
-        </w:rPr>
-        <w:lastRenderedPageBreak/>
-        <w:t xml:space="preserve">В результате настроек HP </w:t>
+        <w:t xml:space="preserve"> сертификатом, то при входе на такой сайт защита будет выдавать предупреждение о том, что надёжность сайта подозрительна. В результате настроек HP </w:t>
       </w:r>
       <w:proofErr w:type="spellStart"/>
       <w:r>
@@ -12707,7 +12798,16 @@
           <w:sz w:val="28"/>
           <w:szCs w:val="28"/>
         </w:rPr>
-        <w:t>, включая более сложные пользовательские сценарии, выполнение крупномасштабных нагрузочных тестов, добавление синтетического трафика в производство для поддержания запаса безопасности от скачков трафика и т. д.</w:t>
+        <w:t xml:space="preserve">, включая более сложные пользовательские сценарии, выполнение крупномасштабных </w:t>
+      </w:r>
+      <w:r>
+        <w:rPr>
+          <w:rFonts w:ascii="Times New Roman" w:hAnsi="Times New Roman" w:cs="Times New Roman"/>
+          <w:sz w:val="28"/>
+          <w:szCs w:val="28"/>
+        </w:rPr>
+        <w:lastRenderedPageBreak/>
+        <w:t>нагрузочных тестов, добавление синтетического трафика в производство для поддержания запаса безопасности от скачков трафика и т. д.</w:t>
       </w:r>
     </w:p>
     <w:p>
@@ -12992,17 +13092,7 @@
           <w:sz w:val="28"/>
           <w:szCs w:val="28"/>
         </w:rPr>
-        <w:t xml:space="preserve">лежит представление системы с точки зрения единого целого: </w:t>
-      </w:r>
-      <w:r>
-        <w:rPr>
-          <w:rFonts w:ascii="Times New Roman" w:hAnsi="Times New Roman" w:cs="Times New Roman"/>
-          <w:bCs/>
-          <w:sz w:val="28"/>
-          <w:szCs w:val="28"/>
-        </w:rPr>
-        <w:lastRenderedPageBreak/>
-        <w:t xml:space="preserve">недостаточно, чтобы программа была </w:t>
+        <w:t xml:space="preserve">лежит представление системы с точки зрения единого целого: недостаточно, чтобы программа была </w:t>
       </w:r>
       <w:r>
         <w:rPr>
@@ -13297,7 +13387,17 @@
           <w:sz w:val="28"/>
           <w:szCs w:val="28"/>
         </w:rPr>
-        <w:t xml:space="preserve"> предлагает лишь концептуальную модель, а конкретные критерии должны подбираться в зави</w:t>
+        <w:t xml:space="preserve"> предлагает лишь концептуальную модель, а конкретные критерии должны </w:t>
+      </w:r>
+      <w:r>
+        <w:rPr>
+          <w:rFonts w:ascii="Times New Roman" w:hAnsi="Times New Roman" w:cs="Times New Roman"/>
+          <w:bCs/>
+          <w:sz w:val="28"/>
+          <w:szCs w:val="28"/>
+        </w:rPr>
+        <w:lastRenderedPageBreak/>
+        <w:t>подбираться в зави</w:t>
       </w:r>
       <w:r>
         <w:rPr>
@@ -13550,7 +13650,6 @@
           <w:sz w:val="28"/>
           <w:szCs w:val="28"/>
         </w:rPr>
-        <w:lastRenderedPageBreak/>
         <w:t>Отзывчивость</w:t>
       </w:r>
       <w:r>
@@ -13800,6 +13899,7 @@
           <w:sz w:val="28"/>
           <w:szCs w:val="28"/>
         </w:rPr>
+        <w:lastRenderedPageBreak/>
         <w:t>К тому же</w:t>
       </w:r>
       <w:r>
@@ -13964,16 +14064,7 @@
           <w:sz w:val="28"/>
           <w:szCs w:val="28"/>
         </w:rPr>
-        <w:t xml:space="preserve"> паттерна далеки от совершенства, они не оптимизируют работу информационной системы по соотношению «ресурсы-качество», не обладают методологическим единством, а также характеризуются появлением новых идей и технологий, нуждающихся в обобщении и развитии, и не учитывают специфику высоконагруженной с </w:t>
-      </w:r>
-      <w:r>
-        <w:rPr>
-          <w:rFonts w:ascii="Times New Roman" w:hAnsi="Times New Roman" w:cs="Times New Roman"/>
-          <w:sz w:val="28"/>
-          <w:szCs w:val="28"/>
-        </w:rPr>
-        <w:lastRenderedPageBreak/>
-        <w:t xml:space="preserve">точки зрения запросов пользователей. В данных обстоятельствах становятся необходимым постановка и решение актуальной научной задачи - выявление неявных закономерностей и определение оптимальной архитектуры </w:t>
+        <w:t xml:space="preserve"> паттерна далеки от совершенства, они не оптимизируют работу информационной системы по соотношению «ресурсы-качество», не обладают методологическим единством, а также характеризуются появлением новых идей и технологий, нуждающихся в обобщении и развитии, и не учитывают специфику высоконагруженной с точки зрения запросов пользователей. В данных обстоятельствах становятся необходимым постановка и решение актуальной научной задачи - выявление неявных закономерностей и определение оптимальной архитектуры </w:t>
       </w:r>
       <w:proofErr w:type="spellStart"/>
       <w:r>
@@ -14195,6 +14286,7 @@
           <w:sz w:val="28"/>
           <w:szCs w:val="28"/>
         </w:rPr>
+        <w:lastRenderedPageBreak/>
         <w:t>Разработка методики выбора структурного типа архитектуры информационной системы на основе анализа ключевых параметров проекта.</w:t>
       </w:r>
     </w:p>
@@ -14297,7 +14389,52 @@
           <w:rFonts w:ascii="Times New Roman" w:hAnsi="Times New Roman" w:cs="Times New Roman"/>
         </w:rPr>
         <w:tab/>
-        <w:t>Официальный сайт Ассоциации туроператоров. [Электронный ресурс]. Режим доступа: https://www.atorus.ru/article/mirovoy-turizm-vyros-v-pervoy-polovine-2025-goda-na-5-64050.</w:t>
+        <w:t xml:space="preserve">Официальный сайт </w:t>
+      </w:r>
+      <w:r>
+        <w:rPr>
+          <w:rFonts w:ascii="Times New Roman" w:hAnsi="Times New Roman" w:cs="Times New Roman"/>
+          <w:lang w:val="en-US"/>
+        </w:rPr>
+        <w:t>Fortune</w:t>
+      </w:r>
+      <w:r>
+        <w:rPr>
+          <w:rFonts w:ascii="Times New Roman" w:hAnsi="Times New Roman" w:cs="Times New Roman"/>
+        </w:rPr>
+        <w:t xml:space="preserve"> </w:t>
+      </w:r>
+      <w:r>
+        <w:rPr>
+          <w:rFonts w:ascii="Times New Roman" w:hAnsi="Times New Roman" w:cs="Times New Roman"/>
+          <w:lang w:val="en-US"/>
+        </w:rPr>
+        <w:t>Business</w:t>
+      </w:r>
+      <w:r>
+        <w:rPr>
+          <w:rFonts w:ascii="Times New Roman" w:hAnsi="Times New Roman" w:cs="Times New Roman"/>
+        </w:rPr>
+        <w:t xml:space="preserve"> </w:t>
+      </w:r>
+      <w:r>
+        <w:rPr>
+          <w:rFonts w:ascii="Times New Roman" w:hAnsi="Times New Roman" w:cs="Times New Roman"/>
+          <w:lang w:val="en-US"/>
+        </w:rPr>
+        <w:t>Insights</w:t>
+      </w:r>
+      <w:r>
+        <w:rPr>
+          <w:rFonts w:ascii="Times New Roman" w:hAnsi="Times New Roman" w:cs="Times New Roman"/>
+        </w:rPr>
+        <w:t xml:space="preserve"> [Электронный ресурс]. Режим доступа: </w:t>
+      </w:r>
+      <w:r>
+        <w:rPr>
+          <w:rFonts w:ascii="Times New Roman" w:hAnsi="Times New Roman" w:cs="Times New Roman"/>
+        </w:rPr>
+        <w:t>https://www.fortunebusinessinsights.com/microservices-architecture-market-111233</w:t>
       </w:r>
     </w:p>
     <w:p>
@@ -14319,7 +14456,28 @@
           <w:rFonts w:ascii="Times New Roman" w:hAnsi="Times New Roman" w:cs="Times New Roman"/>
         </w:rPr>
         <w:tab/>
-        <w:t>Официальный сайт Министерства экономического развития [Электронный ресурс]. Режим доступа: https://economy.gov.ru/material/directions/np_turizm_i_gostepriimstvo/</w:t>
+        <w:t xml:space="preserve">Официальный сайт </w:t>
+      </w:r>
+      <w:proofErr w:type="spellStart"/>
+      <w:r>
+        <w:rPr>
+          <w:rFonts w:ascii="Times New Roman" w:hAnsi="Times New Roman" w:cs="Times New Roman"/>
+          <w:lang w:val="en-US"/>
+        </w:rPr>
+        <w:t>OpenPR</w:t>
+      </w:r>
+      <w:proofErr w:type="spellEnd"/>
+      <w:r>
+        <w:rPr>
+          <w:rFonts w:ascii="Times New Roman" w:hAnsi="Times New Roman" w:cs="Times New Roman"/>
+        </w:rPr>
+        <w:t xml:space="preserve"> [Электронный ресурс]. Режим доступа: </w:t>
+      </w:r>
+      <w:r>
+        <w:rPr>
+          <w:rFonts w:ascii="Times New Roman" w:hAnsi="Times New Roman" w:cs="Times New Roman"/>
+        </w:rPr>
+        <w:t>https://www.openpr.com/news/4634464/microservices-architecture-market-report-evaluates-growth</w:t>
       </w:r>
     </w:p>
     <w:p>
@@ -14341,7 +14499,52 @@
           <w:rFonts w:ascii="Times New Roman" w:hAnsi="Times New Roman" w:cs="Times New Roman"/>
         </w:rPr>
         <w:tab/>
-        <w:t>Официальный сайт Правительства России. [Электронный ресурс]. Режим доступа: http://government.ru/rugovclassifier/920/about/</w:t>
+        <w:t xml:space="preserve">Официальный сайт </w:t>
+      </w:r>
+      <w:r>
+        <w:rPr>
+          <w:rFonts w:ascii="Times New Roman" w:hAnsi="Times New Roman" w:cs="Times New Roman"/>
+          <w:lang w:val="en-US"/>
+        </w:rPr>
+        <w:t>Market</w:t>
+      </w:r>
+      <w:r>
+        <w:rPr>
+          <w:rFonts w:ascii="Times New Roman" w:hAnsi="Times New Roman" w:cs="Times New Roman"/>
+        </w:rPr>
+        <w:t xml:space="preserve"> </w:t>
+      </w:r>
+      <w:r>
+        <w:rPr>
+          <w:rFonts w:ascii="Times New Roman" w:hAnsi="Times New Roman" w:cs="Times New Roman"/>
+          <w:lang w:val="en-US"/>
+        </w:rPr>
+        <w:t>Research</w:t>
+      </w:r>
+      <w:r>
+        <w:rPr>
+          <w:rFonts w:ascii="Times New Roman" w:hAnsi="Times New Roman" w:cs="Times New Roman"/>
+        </w:rPr>
+        <w:t xml:space="preserve"> </w:t>
+      </w:r>
+      <w:r>
+        <w:rPr>
+          <w:rFonts w:ascii="Times New Roman" w:hAnsi="Times New Roman" w:cs="Times New Roman"/>
+          <w:lang w:val="en-US"/>
+        </w:rPr>
+        <w:t>Future</w:t>
+      </w:r>
+      <w:r>
+        <w:rPr>
+          <w:rFonts w:ascii="Times New Roman" w:hAnsi="Times New Roman" w:cs="Times New Roman"/>
+        </w:rPr>
+        <w:t xml:space="preserve"> [Электронный ресурс]. Режим доступа: </w:t>
+      </w:r>
+      <w:r>
+        <w:rPr>
+          <w:rFonts w:ascii="Times New Roman" w:hAnsi="Times New Roman" w:cs="Times New Roman"/>
+        </w:rPr>
+        <w:t>https://www.marketresearchfuture.com/reports/us-microservices-architecture-market-14147</w:t>
       </w:r>
     </w:p>
     <w:p>
@@ -14363,7 +14566,45 @@
           <w:rFonts w:ascii="Times New Roman" w:hAnsi="Times New Roman" w:cs="Times New Roman"/>
         </w:rPr>
         <w:tab/>
-        <w:t>Официальный сайт Федеральной службы государственной статистики. [Электронный ресурс]. Режим доступа: https://rosstat.gov.ru/statistics/turizm</w:t>
+        <w:t>Официальный сайт</w:t>
+      </w:r>
+      <w:r>
+        <w:rPr>
+          <w:rFonts w:ascii="Times New Roman" w:hAnsi="Times New Roman" w:cs="Times New Roman"/>
+        </w:rPr>
+        <w:t xml:space="preserve"> </w:t>
+      </w:r>
+      <w:r>
+        <w:rPr>
+          <w:rFonts w:ascii="Times New Roman" w:hAnsi="Times New Roman" w:cs="Times New Roman"/>
+          <w:lang w:val="en-US"/>
+        </w:rPr>
+        <w:t>Yahoo</w:t>
+      </w:r>
+      <w:r>
+        <w:rPr>
+          <w:rFonts w:ascii="Times New Roman" w:hAnsi="Times New Roman" w:cs="Times New Roman"/>
+        </w:rPr>
+        <w:t xml:space="preserve">! </w:t>
+      </w:r>
+      <w:r>
+        <w:rPr>
+          <w:rFonts w:ascii="Times New Roman" w:hAnsi="Times New Roman" w:cs="Times New Roman"/>
+          <w:lang w:val="en-US"/>
+        </w:rPr>
+        <w:t>Finance</w:t>
+      </w:r>
+      <w:r>
+        <w:rPr>
+          <w:rFonts w:ascii="Times New Roman" w:hAnsi="Times New Roman" w:cs="Times New Roman"/>
+        </w:rPr>
+        <w:t xml:space="preserve">. [Электронный ресурс]. Режим доступа: </w:t>
+      </w:r>
+      <w:r>
+        <w:rPr>
+          <w:rFonts w:ascii="Times New Roman" w:hAnsi="Times New Roman" w:cs="Times New Roman"/>
+        </w:rPr>
+        <w:t>guce.yahoo.com/consent?brandType=nonEu&amp;gcrumb=NwvnD1M&amp;done=https%3A%2F%2Ffinance.yahoo.com%2Ftechnology%2Farticles%2Fcloud-microservices-market-size-surpass-133000006.html</w:t>
       </w:r>
     </w:p>
     <w:p>
@@ -14998,44 +15239,260 @@
           <w:rFonts w:ascii="Times New Roman" w:hAnsi="Times New Roman" w:cs="Times New Roman"/>
         </w:rPr>
         <w:tab/>
-        <w:t xml:space="preserve">КонсультантПлюс. Письмо Президента Российской Федерации от 30 марта 2002 года № Пр-576 «Основы политики Российской Федерации в области развития науки и технологий на период до 2010 года и дальнейшую перспективу». [Электронный ресурс]. – 2002. – Режим доступа: </w:t>
-      </w:r>
-      <w:r>
-        <w:rPr>
-          <w:rFonts w:ascii="Times New Roman" w:hAnsi="Times New Roman" w:cs="Times New Roman"/>
-        </w:rPr>
-        <w:t>https://www.consultant.ru/document/Cons_doc_LAW_91403/</w:t>
+      </w:r>
+      <w:r>
+        <w:rPr>
+          <w:rFonts w:ascii="Times New Roman" w:hAnsi="Times New Roman" w:cs="Times New Roman"/>
+        </w:rPr>
+        <w:t xml:space="preserve">Салтанов Д.С. Проблемы и методы разработки оптимизированного </w:t>
+      </w:r>
+      <w:r>
+        <w:rPr>
+          <w:rFonts w:ascii="Times New Roman" w:hAnsi="Times New Roman" w:cs="Times New Roman"/>
+        </w:rPr>
+        <w:t xml:space="preserve">REST API </w:t>
+      </w:r>
+      <w:r>
+        <w:rPr>
+          <w:rFonts w:ascii="Times New Roman" w:hAnsi="Times New Roman" w:cs="Times New Roman"/>
+        </w:rPr>
+        <w:t>для</w:t>
+      </w:r>
+      <w:r>
+        <w:rPr>
+          <w:rFonts w:ascii="Times New Roman" w:hAnsi="Times New Roman" w:cs="Times New Roman"/>
+        </w:rPr>
+        <w:t xml:space="preserve"> WEB</w:t>
+      </w:r>
+      <w:r>
+        <w:rPr>
+          <w:rFonts w:ascii="Times New Roman" w:hAnsi="Times New Roman" w:cs="Times New Roman"/>
+        </w:rPr>
+        <w:t>-модуля системы с поддержкой удалённой интеграции//Д.С. Салтанов/ Форум молодых учёных – 2025. – 341 с.</w:t>
       </w:r>
     </w:p>
     <w:p>
       <w:pPr>
         <w:spacing w:after="0" w:line="360" w:lineRule="auto"/>
         <w:jc w:val="both"/>
+        <w:rPr>
+          <w:rFonts w:ascii="Times New Roman" w:hAnsi="Times New Roman" w:cs="Times New Roman"/>
+          <w:kern w:val="0"/>
+          <w:lang w:val="en-US"/>
+          <w14:ligatures w14:val="none"/>
+        </w:rPr>
+      </w:pPr>
+      <w:r>
+        <w:rPr>
+          <w:rFonts w:ascii="Times New Roman" w:hAnsi="Times New Roman" w:cs="Times New Roman"/>
+          <w:lang w:val="en-US"/>
+        </w:rPr>
+        <w:lastRenderedPageBreak/>
+        <w:t>15.</w:t>
+      </w:r>
+      <w:r>
+        <w:rPr>
+          <w:rFonts w:ascii="Times New Roman" w:hAnsi="Times New Roman" w:cs="Times New Roman"/>
+          <w:lang w:val="en-US"/>
+        </w:rPr>
+        <w:tab/>
+      </w:r>
+      <w:r>
+        <w:rPr>
+          <w:rFonts w:ascii="Times New Roman" w:hAnsi="Times New Roman" w:cs="Times New Roman"/>
+          <w:lang w:val="en-US"/>
+        </w:rPr>
+        <w:t>Fielding, R.T. Architectural Styles and the Design of Network-based Software Architectures [</w:t>
+      </w:r>
+      <w:proofErr w:type="spellStart"/>
+      <w:r>
+        <w:rPr>
+          <w:rFonts w:ascii="Times New Roman" w:hAnsi="Times New Roman" w:cs="Times New Roman"/>
+          <w:lang w:val="en-US"/>
+        </w:rPr>
+        <w:t>Текст</w:t>
+      </w:r>
+      <w:proofErr w:type="spellEnd"/>
+      <w:r>
+        <w:rPr>
+          <w:rFonts w:ascii="Times New Roman" w:hAnsi="Times New Roman" w:cs="Times New Roman"/>
+          <w:lang w:val="en-US"/>
+        </w:rPr>
+        <w:t>] / R.T. Fielding – Irvine: University of California, 2000. – 180 p.</w:t>
+      </w:r>
+    </w:p>
+    <w:p>
+      <w:pPr>
+        <w:spacing w:after="0" w:line="360" w:lineRule="auto"/>
+        <w:jc w:val="both"/>
+        <w:rPr>
+          <w:rFonts w:ascii="Times New Roman" w:hAnsi="Times New Roman" w:cs="Times New Roman"/>
+        </w:rPr>
+      </w:pPr>
+      <w:r>
+        <w:rPr>
+          <w:rFonts w:ascii="Times New Roman" w:hAnsi="Times New Roman" w:cs="Times New Roman"/>
+        </w:rPr>
+        <w:t>16.</w:t>
+      </w:r>
+      <w:r>
+        <w:rPr>
+          <w:rFonts w:ascii="Times New Roman" w:hAnsi="Times New Roman" w:cs="Times New Roman"/>
+        </w:rPr>
+        <w:tab/>
+      </w:r>
+      <w:r>
+        <w:rPr>
+          <w:rFonts w:ascii="Times New Roman" w:hAnsi="Times New Roman" w:cs="Times New Roman"/>
+        </w:rPr>
+        <w:t>Баженов А.Э.</w:t>
+      </w:r>
+      <w:r>
+        <w:rPr>
+          <w:rFonts w:ascii="Times New Roman" w:hAnsi="Times New Roman" w:cs="Times New Roman"/>
+        </w:rPr>
+        <w:t xml:space="preserve">, Райков А.В., </w:t>
+      </w:r>
+      <w:proofErr w:type="spellStart"/>
+      <w:r>
+        <w:rPr>
+          <w:rFonts w:ascii="Times New Roman" w:hAnsi="Times New Roman" w:cs="Times New Roman"/>
+        </w:rPr>
+        <w:t>Нехаев</w:t>
+      </w:r>
+      <w:proofErr w:type="spellEnd"/>
+      <w:r>
+        <w:rPr>
+          <w:rFonts w:ascii="Times New Roman" w:hAnsi="Times New Roman" w:cs="Times New Roman"/>
+        </w:rPr>
+        <w:t xml:space="preserve"> М.В., </w:t>
+      </w:r>
+      <w:proofErr w:type="spellStart"/>
+      <w:r>
+        <w:rPr>
+          <w:rFonts w:ascii="Times New Roman" w:hAnsi="Times New Roman" w:cs="Times New Roman"/>
+        </w:rPr>
+        <w:t>Ореховский</w:t>
+      </w:r>
+      <w:proofErr w:type="spellEnd"/>
+      <w:r>
+        <w:rPr>
+          <w:rFonts w:ascii="Times New Roman" w:hAnsi="Times New Roman" w:cs="Times New Roman"/>
+        </w:rPr>
+        <w:t xml:space="preserve"> Н.В.</w:t>
+      </w:r>
+      <w:r>
+        <w:rPr>
+          <w:rFonts w:ascii="Times New Roman" w:hAnsi="Times New Roman" w:cs="Times New Roman"/>
+        </w:rPr>
+        <w:t xml:space="preserve"> Оптимизация взаимодействия </w:t>
+      </w:r>
+      <w:proofErr w:type="spellStart"/>
+      <w:r>
+        <w:rPr>
+          <w:rFonts w:ascii="Times New Roman" w:hAnsi="Times New Roman" w:cs="Times New Roman"/>
+        </w:rPr>
+        <w:t>микросервисов</w:t>
+      </w:r>
+      <w:proofErr w:type="spellEnd"/>
+      <w:r>
+        <w:rPr>
+          <w:rFonts w:ascii="Times New Roman" w:hAnsi="Times New Roman" w:cs="Times New Roman"/>
+        </w:rPr>
+        <w:t xml:space="preserve"> с использованием асинхронных вызовов и брокеров сообщений (</w:t>
+      </w:r>
+      <w:proofErr w:type="spellStart"/>
+      <w:r>
+        <w:rPr>
+          <w:rFonts w:ascii="Times New Roman" w:hAnsi="Times New Roman" w:cs="Times New Roman"/>
+        </w:rPr>
+        <w:t>Kafka</w:t>
+      </w:r>
+      <w:proofErr w:type="spellEnd"/>
+      <w:r>
+        <w:rPr>
+          <w:rFonts w:ascii="Times New Roman" w:hAnsi="Times New Roman" w:cs="Times New Roman"/>
+        </w:rPr>
+        <w:t xml:space="preserve">, </w:t>
+      </w:r>
+      <w:proofErr w:type="spellStart"/>
+      <w:r>
+        <w:rPr>
+          <w:rFonts w:ascii="Times New Roman" w:hAnsi="Times New Roman" w:cs="Times New Roman"/>
+        </w:rPr>
+        <w:t>RabbitMQ</w:t>
+      </w:r>
+      <w:proofErr w:type="spellEnd"/>
+      <w:r>
+        <w:rPr>
+          <w:rFonts w:ascii="Times New Roman" w:hAnsi="Times New Roman" w:cs="Times New Roman"/>
+        </w:rPr>
+        <w:t xml:space="preserve">) // А.Э. Баженов, А.В. Райков, М.В. </w:t>
+      </w:r>
+      <w:proofErr w:type="spellStart"/>
+      <w:r>
+        <w:rPr>
+          <w:rFonts w:ascii="Times New Roman" w:hAnsi="Times New Roman" w:cs="Times New Roman"/>
+        </w:rPr>
+        <w:t>Нехаев</w:t>
+      </w:r>
+      <w:proofErr w:type="spellEnd"/>
+      <w:r>
+        <w:rPr>
+          <w:rFonts w:ascii="Times New Roman" w:hAnsi="Times New Roman" w:cs="Times New Roman"/>
+        </w:rPr>
+        <w:t xml:space="preserve">, Н.В. </w:t>
+      </w:r>
+      <w:proofErr w:type="spellStart"/>
+      <w:r>
+        <w:rPr>
+          <w:rFonts w:ascii="Times New Roman" w:hAnsi="Times New Roman" w:cs="Times New Roman"/>
+        </w:rPr>
+        <w:t>Ореховский</w:t>
+      </w:r>
+      <w:proofErr w:type="spellEnd"/>
+      <w:r>
+        <w:rPr>
+          <w:rFonts w:ascii="Times New Roman" w:hAnsi="Times New Roman" w:cs="Times New Roman"/>
+        </w:rPr>
+        <w:t xml:space="preserve"> / Программные системы и вычислительные методы. – 2025. – № 4. – С. 77–93.</w:t>
+      </w:r>
+    </w:p>
+    <w:p>
+      <w:pPr>
+        <w:spacing w:after="0" w:line="360" w:lineRule="auto"/>
+        <w:jc w:val="both"/>
+        <w:rPr>
+          <w:rFonts w:ascii="Times New Roman" w:hAnsi="Times New Roman" w:cs="Times New Roman"/>
+        </w:rPr>
+      </w:pPr>
+      <w:r>
         <w:rPr>
           <w:rFonts w:ascii="Times New Roman" w:hAnsi="Times New Roman" w:cs="Times New Roman"/>
           <w:kern w:val="0"/>
           <w14:ligatures w14:val="none"/>
         </w:rPr>
-      </w:pPr>
-      <w:r>
-        <w:rPr>
-          <w:rFonts w:ascii="Times New Roman" w:hAnsi="Times New Roman" w:cs="Times New Roman"/>
-        </w:rPr>
-        <w:lastRenderedPageBreak/>
-        <w:t>15.</w:t>
-      </w:r>
-      <w:r>
-        <w:rPr>
-          <w:rFonts w:ascii="Times New Roman" w:hAnsi="Times New Roman" w:cs="Times New Roman"/>
-        </w:rPr>
-        <w:tab/>
-        <w:t xml:space="preserve">Поручение Президента Российской Федерации от 21 мая 2006 года № Пр-842 «О корректировке приоритетных направлений развития науки, технологий и техники в Российской Федерации».  [Электронный ресурс]. – 2006. – Режим доступа: </w:t>
-      </w:r>
-      <w:r>
-        <w:rPr>
-          <w:rFonts w:ascii="Times New Roman" w:hAnsi="Times New Roman" w:cs="Times New Roman"/>
-        </w:rPr>
-        <w:t>https://web.archive.org/web/20110609222613/http://mon.gov.ru/dok/ukaz/nti/4407/</w:t>
+        <w:t xml:space="preserve">17. </w:t>
+      </w:r>
+      <w:r>
+        <w:rPr>
+          <w:rFonts w:ascii="Times New Roman" w:hAnsi="Times New Roman" w:cs="Times New Roman"/>
+        </w:rPr>
+        <w:t xml:space="preserve">Лобова А.И., Вершинин Е.В., Фёдоров В.О. Обзор DDOS-атак на </w:t>
+      </w:r>
+      <w:proofErr w:type="spellStart"/>
+      <w:r>
+        <w:rPr>
+          <w:rFonts w:ascii="Times New Roman" w:hAnsi="Times New Roman" w:cs="Times New Roman"/>
+        </w:rPr>
+        <w:t>IoT</w:t>
+      </w:r>
+      <w:proofErr w:type="spellEnd"/>
+      <w:r>
+        <w:rPr>
+          <w:rFonts w:ascii="Times New Roman" w:hAnsi="Times New Roman" w:cs="Times New Roman"/>
+        </w:rPr>
+        <w:t xml:space="preserve"> устройства / А.И. Лобова, Е.В. Вершинин, В.О. Фёдоров //Нацбезопасность – 2022. – 6 с.</w:t>
       </w:r>
     </w:p>
     <w:p>
@@ -15043,35 +15500,8 @@
         <w:spacing w:after="0" w:line="360" w:lineRule="auto"/>
         <w:jc w:val="both"/>
         <w:rPr>
-          <w:rFonts w:ascii="Times New Roman" w:hAnsi="Times New Roman" w:cs="Times New Roman"/>
-        </w:rPr>
-      </w:pPr>
-      <w:r>
-        <w:rPr>
-          <w:rFonts w:ascii="Times New Roman" w:hAnsi="Times New Roman" w:cs="Times New Roman"/>
-        </w:rPr>
-        <w:t>16.</w:t>
-      </w:r>
-      <w:r>
-        <w:rPr>
-          <w:rFonts w:ascii="Times New Roman" w:hAnsi="Times New Roman" w:cs="Times New Roman"/>
-        </w:rPr>
-        <w:tab/>
-        <w:t xml:space="preserve">Официальный сайт Президента России. Указ Президента Российской Федерации от 07.07.2011 г. № 899 «Об утверждении приоритетных направлений развития науки, технологий и техники в Российской Федерации и перечня критических технологий Российской Федерации» [Электронный ресурс]. – 2011. – Режим доступа: </w:t>
-      </w:r>
-      <w:r>
-        <w:rPr>
-          <w:rFonts w:ascii="Times New Roman" w:hAnsi="Times New Roman" w:cs="Times New Roman"/>
-        </w:rPr>
-        <w:t>http://kremlin.ru/acts/bank/33514</w:t>
-      </w:r>
-    </w:p>
-    <w:p>
-      <w:pPr>
-        <w:spacing w:after="0" w:line="360" w:lineRule="auto"/>
-        <w:jc w:val="both"/>
-        <w:rPr>
-          <w:rFonts w:ascii="Times New Roman" w:hAnsi="Times New Roman" w:cs="Times New Roman"/>
+          <w:rFonts w:ascii="Times New Roman" w:eastAsia="Times New Roman" w:hAnsi="Times New Roman" w:cs="Times New Roman"/>
+          <w14:ligatures w14:val="none"/>
         </w:rPr>
       </w:pPr>
       <w:r>
@@ -15080,91 +15510,53 @@
           <w:kern w:val="0"/>
           <w14:ligatures w14:val="none"/>
         </w:rPr>
-        <w:t xml:space="preserve">17. </w:t>
-      </w:r>
-      <w:r>
-        <w:rPr>
-          <w:rFonts w:ascii="Times New Roman" w:hAnsi="Times New Roman" w:cs="Times New Roman"/>
-        </w:rPr>
-        <w:t xml:space="preserve">Лобова А.И., Вершинин Е.В., Фёдоров В.О. Обзор DDOS-атак на </w:t>
-      </w:r>
-      <w:proofErr w:type="spellStart"/>
-      <w:r>
-        <w:rPr>
-          <w:rFonts w:ascii="Times New Roman" w:hAnsi="Times New Roman" w:cs="Times New Roman"/>
-        </w:rPr>
-        <w:t>IoT</w:t>
-      </w:r>
-      <w:proofErr w:type="spellEnd"/>
-      <w:r>
-        <w:rPr>
-          <w:rFonts w:ascii="Times New Roman" w:hAnsi="Times New Roman" w:cs="Times New Roman"/>
-        </w:rPr>
-        <w:t xml:space="preserve"> устройства / А.И. Лобова, Е.В. Вершинин, В.О. Фёдоров //Нацбезопасность – 2022. – 6 с.</w:t>
-      </w:r>
-    </w:p>
-    <w:p>
-      <w:pPr>
-        <w:spacing w:after="0" w:line="360" w:lineRule="auto"/>
-        <w:jc w:val="both"/>
+        <w:t>18.</w:t>
+      </w:r>
+      <w:r>
+        <w:rPr>
+          <w:rFonts w:ascii="Times New Roman" w:hAnsi="Times New Roman" w:cs="Times New Roman"/>
+          <w:kern w:val="0"/>
+          <w14:ligatures w14:val="none"/>
+        </w:rPr>
+        <w:tab/>
+      </w:r>
+      <w:r>
         <w:rPr>
           <w:rFonts w:ascii="Times New Roman" w:eastAsia="Times New Roman" w:hAnsi="Times New Roman" w:cs="Times New Roman"/>
           <w14:ligatures w14:val="none"/>
         </w:rPr>
-      </w:pPr>
-      <w:r>
-        <w:rPr>
-          <w:rFonts w:ascii="Times New Roman" w:hAnsi="Times New Roman" w:cs="Times New Roman"/>
-          <w:kern w:val="0"/>
-          <w14:ligatures w14:val="none"/>
-        </w:rPr>
-        <w:t>18.</w:t>
-      </w:r>
-      <w:r>
-        <w:rPr>
-          <w:rFonts w:ascii="Times New Roman" w:hAnsi="Times New Roman" w:cs="Times New Roman"/>
-          <w:kern w:val="0"/>
-          <w14:ligatures w14:val="none"/>
-        </w:rPr>
-        <w:tab/>
-      </w:r>
+        <w:t xml:space="preserve">ISO/IEC/IEEE 42010:2011 / ГОСТ Р 57100-2016: «Системная и программная инженерия. Описание архитектуры». - </w:t>
+      </w:r>
+      <w:proofErr w:type="gramStart"/>
       <w:r>
         <w:rPr>
           <w:rFonts w:ascii="Times New Roman" w:eastAsia="Times New Roman" w:hAnsi="Times New Roman" w:cs="Times New Roman"/>
           <w14:ligatures w14:val="none"/>
         </w:rPr>
-        <w:t xml:space="preserve">ISO/IEC/IEEE 42010:2011 / ГОСТ Р 57100-2016: «Системная и программная инженерия. Описание архитектуры». - </w:t>
-      </w:r>
-      <w:proofErr w:type="gramStart"/>
+        <w:t>М. :</w:t>
+      </w:r>
+      <w:proofErr w:type="gramEnd"/>
       <w:r>
         <w:rPr>
           <w:rFonts w:ascii="Times New Roman" w:eastAsia="Times New Roman" w:hAnsi="Times New Roman" w:cs="Times New Roman"/>
           <w14:ligatures w14:val="none"/>
         </w:rPr>
-        <w:t>М. :</w:t>
-      </w:r>
-      <w:proofErr w:type="gramEnd"/>
+        <w:t xml:space="preserve"> </w:t>
+      </w:r>
+      <w:proofErr w:type="spellStart"/>
       <w:r>
         <w:rPr>
           <w:rFonts w:ascii="Times New Roman" w:eastAsia="Times New Roman" w:hAnsi="Times New Roman" w:cs="Times New Roman"/>
           <w14:ligatures w14:val="none"/>
         </w:rPr>
-        <w:t xml:space="preserve"> </w:t>
-      </w:r>
-      <w:proofErr w:type="spellStart"/>
+        <w:t>Стандартинформ</w:t>
+      </w:r>
+      <w:proofErr w:type="spellEnd"/>
       <w:r>
         <w:rPr>
           <w:rFonts w:ascii="Times New Roman" w:eastAsia="Times New Roman" w:hAnsi="Times New Roman" w:cs="Times New Roman"/>
           <w14:ligatures w14:val="none"/>
         </w:rPr>
-        <w:t>Стандартинформ</w:t>
-      </w:r>
-      <w:proofErr w:type="spellEnd"/>
-      <w:r>
-        <w:rPr>
-          <w:rFonts w:ascii="Times New Roman" w:eastAsia="Times New Roman" w:hAnsi="Times New Roman" w:cs="Times New Roman"/>
-          <w14:ligatures w14:val="none"/>
-        </w:rPr>
         <w:t>, 2019  - 36 с.</w:t>
       </w:r>
     </w:p>
@@ -15590,7 +15982,6 @@
         <w:rPr>
           <w:rFonts w:ascii="Times New Roman" w:hAnsi="Times New Roman" w:cs="Times New Roman"/>
         </w:rPr>
-        <w:lastRenderedPageBreak/>
         <w:t>29.</w:t>
       </w:r>
       <w:r>
@@ -15670,6 +16061,7 @@
         <w:rPr>
           <w:rFonts w:ascii="Times New Roman" w:hAnsi="Times New Roman" w:cs="Times New Roman"/>
         </w:rPr>
+        <w:lastRenderedPageBreak/>
         <w:t>30.</w:t>
       </w:r>
       <w:r>
@@ -18931,7 +19323,7 @@
   <w:style w:type="paragraph" w:default="1" w:styleId="a">
     <w:name w:val="Normal"/>
     <w:qFormat/>
-    <w:rsid w:val="004621AA"/>
+    <w:rsid w:val="00D65EFA"/>
     <w:pPr>
       <w:spacing w:line="278" w:lineRule="auto"/>
     </w:pPr>
@@ -18988,6 +19380,7 @@
   <w:style w:type="character" w:default="1" w:styleId="a0">
     <w:name w:val="Default Paragraph Font"/>
     <w:uiPriority w:val="1"/>
+    <w:semiHidden/>
     <w:unhideWhenUsed/>
   </w:style>
   <w:style w:type="table" w:default="1" w:styleId="a1">
@@ -19478,4 +19871,16 @@
     </a:ext>
   </a:extLst>
 </a:theme>
+</file>
+
+<file path=customXml/item1.xml><?xml version="1.0" encoding="utf-8"?>
+<b:Sources xmlns:b="http://schemas.openxmlformats.org/officeDocument/2006/bibliography" xmlns="http://schemas.openxmlformats.org/officeDocument/2006/bibliography" SelectedStyle="\APASixthEditionOfficeOnline.xsl" StyleName="APA" Version="6"/>
+</file>
+
+<file path=customXml/itemProps1.xml><?xml version="1.0" encoding="utf-8"?>
+<ds:datastoreItem xmlns:ds="http://schemas.openxmlformats.org/officeDocument/2006/customXml" ds:itemID="{2C390B39-DECA-4A44-894A-C2B405996C0A}">
+  <ds:schemaRefs>
+    <ds:schemaRef ds:uri="http://schemas.openxmlformats.org/officeDocument/2006/bibliography"/>
+  </ds:schemaRefs>
+</ds:datastoreItem>
 </file>